--- a/publication/manuscripts/LLM4AE_rev1_clean_updated.docx
+++ b/publication/manuscripts/LLM4AE_rev1_clean_updated.docx
@@ -6578,4481 +6578,8 @@
       </w:tr>
     </w:tbl>
     <w:p>
-      <w:r>
-        <w:t>Table 4. Fine-Grained Category-Level Performance Breakdown on the FAERS Dataset Across All 17 Clinical Concept Categories (N = 829 Reports).</w:t>
-      </w:r>
+      <w:r/>
     </w:p>
-    <w:tbl>
-      <w:tblPr>
-        <w:tblW w:type="auto" w:w="0"/>
-        <w:jc w:val="center"/>
-        <w:tblLook w:firstColumn="1" w:firstRow="1" w:lastColumn="0" w:lastRow="0" w:noHBand="0" w:noVBand="1" w:val="04A0"/>
-        <w:tblBorders>
-          <w:top w:val="single" w:sz="8" w:space="0" w:color="333333"/>
-          <w:bottom w:val="single" w:sz="8" w:space="0" w:color="333333"/>
-          <w:insideH w:val="single" w:sz="4" w:space="0" w:color="E0E0E0"/>
-          <w:insideV w:val="none"/>
-          <w:left w:val="none"/>
-          <w:right w:val="none"/>
-        </w:tblBorders>
-      </w:tblPr>
-      <w:tblGrid>
-        <w:gridCol w:w="1170"/>
-        <w:gridCol w:w="1170"/>
-        <w:gridCol w:w="1170"/>
-        <w:gridCol w:w="1170"/>
-        <w:gridCol w:w="1170"/>
-        <w:gridCol w:w="1170"/>
-        <w:gridCol w:w="1170"/>
-        <w:gridCol w:w="1170"/>
-      </w:tblGrid>
-      <w:tr>
-        <w:tc>
-          <w:tcPr>
-            <w:tcW w:type="dxa" w:w="1584"/>
-            <w:shd w:fill="F2F4F8"/>
-            <w:tcMar>
-              <w:top w:w="60" w:type="dxa"/>
-              <w:bottom w:w="60" w:type="dxa"/>
-              <w:left w:w="90" w:type="dxa"/>
-              <w:right w:w="90" w:type="dxa"/>
-            </w:tcMar>
-            <w:vAlign w:val="center"/>
-          </w:tcPr>
-          <w:p>
-            <w:pPr>
-              <w:spacing w:before="30" w:after="30"/>
-              <w:jc w:val="center"/>
-            </w:pPr>
-            <w:r/>
-            <w:r>
-              <w:rPr>
-                <w:rFonts w:ascii="Arial" w:hAnsi="Arial"/>
-                <w:b/>
-                <w:color w:val="111111"/>
-                <w:sz w:val="16"/>
-              </w:rPr>
-              <w:t>Category</w:t>
-            </w:r>
-          </w:p>
-        </w:tc>
-        <w:tc>
-          <w:tcPr>
-            <w:tcW w:type="dxa" w:w="1008"/>
-            <w:shd w:fill="F2F4F8"/>
-            <w:tcMar>
-              <w:top w:w="60" w:type="dxa"/>
-              <w:bottom w:w="60" w:type="dxa"/>
-              <w:left w:w="90" w:type="dxa"/>
-              <w:right w:w="90" w:type="dxa"/>
-            </w:tcMar>
-            <w:vAlign w:val="center"/>
-          </w:tcPr>
-          <w:p>
-            <w:pPr>
-              <w:spacing w:before="30" w:after="30"/>
-              <w:jc w:val="center"/>
-            </w:pPr>
-            <w:r/>
-            <w:r>
-              <w:rPr>
-                <w:rFonts w:ascii="Arial" w:hAnsi="Arial"/>
-                <w:b/>
-                <w:color w:val="111111"/>
-                <w:sz w:val="16"/>
-              </w:rPr>
-              <w:t>Gold (N)</w:t>
-            </w:r>
-          </w:p>
-        </w:tc>
-        <w:tc>
-          <w:tcPr>
-            <w:tcW w:type="dxa" w:w="1296"/>
-            <w:shd w:fill="F2F4F8"/>
-            <w:tcMar>
-              <w:top w:w="60" w:type="dxa"/>
-              <w:bottom w:w="60" w:type="dxa"/>
-              <w:left w:w="90" w:type="dxa"/>
-              <w:right w:w="90" w:type="dxa"/>
-            </w:tcMar>
-            <w:vAlign w:val="center"/>
-          </w:tcPr>
-          <w:p>
-            <w:pPr>
-              <w:spacing w:before="30" w:after="30"/>
-              <w:jc w:val="center"/>
-            </w:pPr>
-            <w:r/>
-            <w:r>
-              <w:rPr>
-                <w:rFonts w:ascii="Arial" w:hAnsi="Arial"/>
-                <w:b/>
-                <w:color w:val="111111"/>
-                <w:sz w:val="16"/>
-              </w:rPr>
-              <w:t>BioBERT (Strict)</w:t>
-            </w:r>
-          </w:p>
-        </w:tc>
-        <w:tc>
-          <w:tcPr>
-            <w:tcW w:type="dxa" w:w="1296"/>
-            <w:shd w:fill="F2F4F8"/>
-            <w:tcMar>
-              <w:top w:w="60" w:type="dxa"/>
-              <w:bottom w:w="60" w:type="dxa"/>
-              <w:left w:w="90" w:type="dxa"/>
-              <w:right w:w="90" w:type="dxa"/>
-            </w:tcMar>
-            <w:vAlign w:val="center"/>
-          </w:tcPr>
-          <w:p>
-            <w:pPr>
-              <w:spacing w:before="30" w:after="30"/>
-              <w:jc w:val="center"/>
-            </w:pPr>
-            <w:r/>
-            <w:r>
-              <w:rPr>
-                <w:rFonts w:ascii="Arial" w:hAnsi="Arial"/>
-                <w:b/>
-                <w:color w:val="111111"/>
-                <w:sz w:val="16"/>
-              </w:rPr>
-              <w:t>LLaMA 4 (Strict)</w:t>
-            </w:r>
-          </w:p>
-        </w:tc>
-        <w:tc>
-          <w:tcPr>
-            <w:tcW w:type="dxa" w:w="1440"/>
-            <w:shd w:fill="F2F4F8"/>
-            <w:tcMar>
-              <w:top w:w="60" w:type="dxa"/>
-              <w:bottom w:w="60" w:type="dxa"/>
-              <w:left w:w="90" w:type="dxa"/>
-              <w:right w:w="90" w:type="dxa"/>
-            </w:tcMar>
-            <w:vAlign w:val="center"/>
-          </w:tcPr>
-          <w:p>
-            <w:pPr>
-              <w:spacing w:before="30" w:after="30"/>
-              <w:jc w:val="center"/>
-            </w:pPr>
-            <w:r/>
-            <w:r>
-              <w:rPr>
-                <w:rFonts w:ascii="Arial" w:hAnsi="Arial"/>
-                <w:b/>
-                <w:color w:val="111111"/>
-                <w:sz w:val="16"/>
-              </w:rPr>
-              <w:t>Claude Sonnet (Strict)</w:t>
-            </w:r>
-          </w:p>
-        </w:tc>
-        <w:tc>
-          <w:tcPr>
-            <w:tcW w:type="dxa" w:w="1296"/>
-            <w:shd w:fill="F2F4F8"/>
-            <w:tcMar>
-              <w:top w:w="60" w:type="dxa"/>
-              <w:bottom w:w="60" w:type="dxa"/>
-              <w:left w:w="90" w:type="dxa"/>
-              <w:right w:w="90" w:type="dxa"/>
-            </w:tcMar>
-            <w:vAlign w:val="center"/>
-          </w:tcPr>
-          <w:p>
-            <w:pPr>
-              <w:spacing w:before="30" w:after="30"/>
-              <w:jc w:val="center"/>
-            </w:pPr>
-            <w:r/>
-            <w:r>
-              <w:rPr>
-                <w:rFonts w:ascii="Arial" w:hAnsi="Arial"/>
-                <w:b/>
-                <w:color w:val="111111"/>
-                <w:sz w:val="16"/>
-              </w:rPr>
-              <w:t>BioBERT (Adapted)</w:t>
-            </w:r>
-          </w:p>
-        </w:tc>
-        <w:tc>
-          <w:tcPr>
-            <w:tcW w:type="dxa" w:w="1296"/>
-            <w:shd w:fill="F2F4F8"/>
-            <w:tcMar>
-              <w:top w:w="60" w:type="dxa"/>
-              <w:bottom w:w="60" w:type="dxa"/>
-              <w:left w:w="90" w:type="dxa"/>
-              <w:right w:w="90" w:type="dxa"/>
-            </w:tcMar>
-            <w:vAlign w:val="center"/>
-          </w:tcPr>
-          <w:p>
-            <w:pPr>
-              <w:spacing w:before="30" w:after="30"/>
-              <w:jc w:val="center"/>
-            </w:pPr>
-            <w:r/>
-            <w:r>
-              <w:rPr>
-                <w:rFonts w:ascii="Arial" w:hAnsi="Arial"/>
-                <w:b/>
-                <w:color w:val="111111"/>
-                <w:sz w:val="16"/>
-              </w:rPr>
-              <w:t>LLaMA 4 (Adapted)</w:t>
-            </w:r>
-          </w:p>
-        </w:tc>
-        <w:tc>
-          <w:tcPr>
-            <w:tcW w:type="dxa" w:w="1440"/>
-            <w:shd w:fill="F2F4F8"/>
-            <w:tcMar>
-              <w:top w:w="60" w:type="dxa"/>
-              <w:bottom w:w="60" w:type="dxa"/>
-              <w:left w:w="90" w:type="dxa"/>
-              <w:right w:w="90" w:type="dxa"/>
-            </w:tcMar>
-            <w:vAlign w:val="center"/>
-          </w:tcPr>
-          <w:p>
-            <w:pPr>
-              <w:spacing w:before="30" w:after="30"/>
-              <w:jc w:val="center"/>
-            </w:pPr>
-            <w:r/>
-            <w:r>
-              <w:rPr>
-                <w:rFonts w:ascii="Arial" w:hAnsi="Arial"/>
-                <w:b/>
-                <w:color w:val="111111"/>
-                <w:sz w:val="16"/>
-              </w:rPr>
-              <w:t>Claude Sonnet (Adapted)</w:t>
-            </w:r>
-          </w:p>
-        </w:tc>
-      </w:tr>
-      <w:tr>
-        <w:tc>
-          <w:tcPr>
-            <w:tcW w:type="dxa" w:w="1584"/>
-            <w:shd w:fill="FFFFFF"/>
-            <w:tcMar>
-              <w:top w:w="60" w:type="dxa"/>
-              <w:bottom w:w="60" w:type="dxa"/>
-              <w:left w:w="90" w:type="dxa"/>
-              <w:right w:w="90" w:type="dxa"/>
-            </w:tcMar>
-            <w:vAlign w:val="center"/>
-          </w:tcPr>
-          <w:p>
-            <w:pPr>
-              <w:spacing w:before="30" w:after="30"/>
-              <w:jc w:val="left"/>
-            </w:pPr>
-            <w:r/>
-            <w:r>
-              <w:rPr>
-                <w:rFonts w:ascii="Arial" w:hAnsi="Arial"/>
-                <w:b/>
-                <w:color w:val="222222"/>
-                <w:sz w:val="16"/>
-              </w:rPr>
-              <w:t>sDrug</w:t>
-            </w:r>
-          </w:p>
-        </w:tc>
-        <w:tc>
-          <w:tcPr>
-            <w:tcW w:type="dxa" w:w="1008"/>
-            <w:shd w:fill="FFFFFF"/>
-            <w:tcMar>
-              <w:top w:w="60" w:type="dxa"/>
-              <w:bottom w:w="60" w:type="dxa"/>
-              <w:left w:w="90" w:type="dxa"/>
-              <w:right w:w="90" w:type="dxa"/>
-            </w:tcMar>
-            <w:vAlign w:val="center"/>
-          </w:tcPr>
-          <w:p>
-            <w:pPr>
-              <w:spacing w:before="30" w:after="30"/>
-              <w:jc w:val="center"/>
-            </w:pPr>
-            <w:r/>
-            <w:r>
-              <w:rPr>
-                <w:rFonts w:ascii="Arial" w:hAnsi="Arial"/>
-                <w:b w:val="0"/>
-                <w:color w:val="222222"/>
-                <w:sz w:val="16"/>
-              </w:rPr>
-              <w:t>4,665</w:t>
-            </w:r>
-          </w:p>
-        </w:tc>
-        <w:tc>
-          <w:tcPr>
-            <w:tcW w:type="dxa" w:w="1296"/>
-            <w:shd w:fill="FFFFFF"/>
-            <w:tcMar>
-              <w:top w:w="60" w:type="dxa"/>
-              <w:bottom w:w="60" w:type="dxa"/>
-              <w:left w:w="90" w:type="dxa"/>
-              <w:right w:w="90" w:type="dxa"/>
-            </w:tcMar>
-            <w:vAlign w:val="center"/>
-          </w:tcPr>
-          <w:p>
-            <w:pPr>
-              <w:spacing w:before="30" w:after="30"/>
-              <w:jc w:val="center"/>
-            </w:pPr>
-            <w:r/>
-            <w:r>
-              <w:rPr>
-                <w:rFonts w:ascii="Arial" w:hAnsi="Arial"/>
-                <w:b w:val="0"/>
-                <w:color w:val="222222"/>
-                <w:sz w:val="16"/>
-              </w:rPr>
-              <w:t>0.6025</w:t>
-            </w:r>
-          </w:p>
-        </w:tc>
-        <w:tc>
-          <w:tcPr>
-            <w:tcW w:type="dxa" w:w="1296"/>
-            <w:shd w:fill="FFFFFF"/>
-            <w:tcMar>
-              <w:top w:w="60" w:type="dxa"/>
-              <w:bottom w:w="60" w:type="dxa"/>
-              <w:left w:w="90" w:type="dxa"/>
-              <w:right w:w="90" w:type="dxa"/>
-            </w:tcMar>
-            <w:vAlign w:val="center"/>
-          </w:tcPr>
-          <w:p>
-            <w:pPr>
-              <w:spacing w:before="30" w:after="30"/>
-              <w:jc w:val="center"/>
-            </w:pPr>
-            <w:r/>
-            <w:r>
-              <w:rPr>
-                <w:rFonts w:ascii="Arial" w:hAnsi="Arial"/>
-                <w:b w:val="0"/>
-                <w:color w:val="222222"/>
-                <w:sz w:val="16"/>
-              </w:rPr>
-              <w:t>0.3181</w:t>
-            </w:r>
-          </w:p>
-        </w:tc>
-        <w:tc>
-          <w:tcPr>
-            <w:tcW w:type="dxa" w:w="1440"/>
-            <w:shd w:fill="FFFFFF"/>
-            <w:tcMar>
-              <w:top w:w="60" w:type="dxa"/>
-              <w:bottom w:w="60" w:type="dxa"/>
-              <w:left w:w="90" w:type="dxa"/>
-              <w:right w:w="90" w:type="dxa"/>
-            </w:tcMar>
-            <w:vAlign w:val="center"/>
-          </w:tcPr>
-          <w:p>
-            <w:pPr>
-              <w:spacing w:before="30" w:after="30"/>
-              <w:jc w:val="center"/>
-            </w:pPr>
-            <w:r/>
-            <w:r>
-              <w:rPr>
-                <w:rFonts w:ascii="Arial" w:hAnsi="Arial"/>
-                <w:b w:val="0"/>
-                <w:color w:val="222222"/>
-                <w:sz w:val="16"/>
-              </w:rPr>
-              <w:t>0.4006</w:t>
-            </w:r>
-          </w:p>
-        </w:tc>
-        <w:tc>
-          <w:tcPr>
-            <w:tcW w:type="dxa" w:w="1296"/>
-            <w:shd w:fill="FFFFFF"/>
-            <w:tcMar>
-              <w:top w:w="60" w:type="dxa"/>
-              <w:bottom w:w="60" w:type="dxa"/>
-              <w:left w:w="90" w:type="dxa"/>
-              <w:right w:w="90" w:type="dxa"/>
-            </w:tcMar>
-            <w:vAlign w:val="center"/>
-          </w:tcPr>
-          <w:p>
-            <w:pPr>
-              <w:spacing w:before="30" w:after="30"/>
-              <w:jc w:val="center"/>
-            </w:pPr>
-            <w:r/>
-            <w:r>
-              <w:rPr>
-                <w:rFonts w:ascii="Arial" w:hAnsi="Arial"/>
-                <w:b w:val="0"/>
-                <w:color w:val="222222"/>
-                <w:sz w:val="16"/>
-              </w:rPr>
-              <w:t>0.7376</w:t>
-            </w:r>
-          </w:p>
-        </w:tc>
-        <w:tc>
-          <w:tcPr>
-            <w:tcW w:type="dxa" w:w="1296"/>
-            <w:shd w:fill="FFFFFF"/>
-            <w:tcMar>
-              <w:top w:w="60" w:type="dxa"/>
-              <w:bottom w:w="60" w:type="dxa"/>
-              <w:left w:w="90" w:type="dxa"/>
-              <w:right w:w="90" w:type="dxa"/>
-            </w:tcMar>
-            <w:vAlign w:val="center"/>
-          </w:tcPr>
-          <w:p>
-            <w:pPr>
-              <w:spacing w:before="30" w:after="30"/>
-              <w:jc w:val="center"/>
-            </w:pPr>
-            <w:r/>
-            <w:r>
-              <w:rPr>
-                <w:rFonts w:ascii="Arial" w:hAnsi="Arial"/>
-                <w:b w:val="0"/>
-                <w:color w:val="222222"/>
-                <w:sz w:val="16"/>
-              </w:rPr>
-              <w:t>0.5463</w:t>
-            </w:r>
-          </w:p>
-        </w:tc>
-        <w:tc>
-          <w:tcPr>
-            <w:tcW w:type="dxa" w:w="1440"/>
-            <w:shd w:fill="FFFFFF"/>
-            <w:tcMar>
-              <w:top w:w="60" w:type="dxa"/>
-              <w:bottom w:w="60" w:type="dxa"/>
-              <w:left w:w="90" w:type="dxa"/>
-              <w:right w:w="90" w:type="dxa"/>
-            </w:tcMar>
-            <w:vAlign w:val="center"/>
-          </w:tcPr>
-          <w:p>
-            <w:pPr>
-              <w:spacing w:before="30" w:after="30"/>
-              <w:jc w:val="center"/>
-            </w:pPr>
-            <w:r/>
-            <w:r>
-              <w:rPr>
-                <w:rFonts w:ascii="Arial" w:hAnsi="Arial"/>
-                <w:b w:val="0"/>
-                <w:color w:val="222222"/>
-                <w:sz w:val="16"/>
-              </w:rPr>
-              <w:t>0.5619</w:t>
-            </w:r>
-          </w:p>
-        </w:tc>
-      </w:tr>
-      <w:tr>
-        <w:tc>
-          <w:tcPr>
-            <w:tcW w:type="dxa" w:w="1584"/>
-            <w:shd w:fill="FBFBFB"/>
-            <w:tcMar>
-              <w:top w:w="60" w:type="dxa"/>
-              <w:bottom w:w="60" w:type="dxa"/>
-              <w:left w:w="90" w:type="dxa"/>
-              <w:right w:w="90" w:type="dxa"/>
-            </w:tcMar>
-            <w:vAlign w:val="center"/>
-          </w:tcPr>
-          <w:p>
-            <w:pPr>
-              <w:spacing w:before="30" w:after="30"/>
-              <w:jc w:val="left"/>
-            </w:pPr>
-            <w:r/>
-            <w:r>
-              <w:rPr>
-                <w:rFonts w:ascii="Arial" w:hAnsi="Arial"/>
-                <w:b/>
-                <w:color w:val="222222"/>
-                <w:sz w:val="16"/>
-              </w:rPr>
-              <w:t>cDrug</w:t>
-            </w:r>
-          </w:p>
-        </w:tc>
-        <w:tc>
-          <w:tcPr>
-            <w:tcW w:type="dxa" w:w="1008"/>
-            <w:shd w:fill="FBFBFB"/>
-            <w:tcMar>
-              <w:top w:w="60" w:type="dxa"/>
-              <w:bottom w:w="60" w:type="dxa"/>
-              <w:left w:w="90" w:type="dxa"/>
-              <w:right w:w="90" w:type="dxa"/>
-            </w:tcMar>
-            <w:vAlign w:val="center"/>
-          </w:tcPr>
-          <w:p>
-            <w:pPr>
-              <w:spacing w:before="30" w:after="30"/>
-              <w:jc w:val="center"/>
-            </w:pPr>
-            <w:r/>
-            <w:r>
-              <w:rPr>
-                <w:rFonts w:ascii="Arial" w:hAnsi="Arial"/>
-                <w:b w:val="0"/>
-                <w:color w:val="222222"/>
-                <w:sz w:val="16"/>
-              </w:rPr>
-              <w:t>2,995</w:t>
-            </w:r>
-          </w:p>
-        </w:tc>
-        <w:tc>
-          <w:tcPr>
-            <w:tcW w:type="dxa" w:w="1296"/>
-            <w:shd w:fill="FBFBFB"/>
-            <w:tcMar>
-              <w:top w:w="60" w:type="dxa"/>
-              <w:bottom w:w="60" w:type="dxa"/>
-              <w:left w:w="90" w:type="dxa"/>
-              <w:right w:w="90" w:type="dxa"/>
-            </w:tcMar>
-            <w:vAlign w:val="center"/>
-          </w:tcPr>
-          <w:p>
-            <w:pPr>
-              <w:spacing w:before="30" w:after="30"/>
-              <w:jc w:val="center"/>
-            </w:pPr>
-            <w:r/>
-            <w:r>
-              <w:rPr>
-                <w:rFonts w:ascii="Arial" w:hAnsi="Arial"/>
-                <w:b w:val="0"/>
-                <w:color w:val="222222"/>
-                <w:sz w:val="16"/>
-              </w:rPr>
-              <w:t>0.7433</w:t>
-            </w:r>
-          </w:p>
-        </w:tc>
-        <w:tc>
-          <w:tcPr>
-            <w:tcW w:type="dxa" w:w="1296"/>
-            <w:shd w:fill="FBFBFB"/>
-            <w:tcMar>
-              <w:top w:w="60" w:type="dxa"/>
-              <w:bottom w:w="60" w:type="dxa"/>
-              <w:left w:w="90" w:type="dxa"/>
-              <w:right w:w="90" w:type="dxa"/>
-            </w:tcMar>
-            <w:vAlign w:val="center"/>
-          </w:tcPr>
-          <w:p>
-            <w:pPr>
-              <w:spacing w:before="30" w:after="30"/>
-              <w:jc w:val="center"/>
-            </w:pPr>
-            <w:r/>
-            <w:r>
-              <w:rPr>
-                <w:rFonts w:ascii="Arial" w:hAnsi="Arial"/>
-                <w:b w:val="0"/>
-                <w:color w:val="222222"/>
-                <w:sz w:val="16"/>
-              </w:rPr>
-              <w:t>0.3443</w:t>
-            </w:r>
-          </w:p>
-        </w:tc>
-        <w:tc>
-          <w:tcPr>
-            <w:tcW w:type="dxa" w:w="1440"/>
-            <w:shd w:fill="FBFBFB"/>
-            <w:tcMar>
-              <w:top w:w="60" w:type="dxa"/>
-              <w:bottom w:w="60" w:type="dxa"/>
-              <w:left w:w="90" w:type="dxa"/>
-              <w:right w:w="90" w:type="dxa"/>
-            </w:tcMar>
-            <w:vAlign w:val="center"/>
-          </w:tcPr>
-          <w:p>
-            <w:pPr>
-              <w:spacing w:before="30" w:after="30"/>
-              <w:jc w:val="center"/>
-            </w:pPr>
-            <w:r/>
-            <w:r>
-              <w:rPr>
-                <w:rFonts w:ascii="Arial" w:hAnsi="Arial"/>
-                <w:b w:val="0"/>
-                <w:color w:val="222222"/>
-                <w:sz w:val="16"/>
-              </w:rPr>
-              <w:t>0.5689</w:t>
-            </w:r>
-          </w:p>
-        </w:tc>
-        <w:tc>
-          <w:tcPr>
-            <w:tcW w:type="dxa" w:w="1296"/>
-            <w:shd w:fill="FBFBFB"/>
-            <w:tcMar>
-              <w:top w:w="60" w:type="dxa"/>
-              <w:bottom w:w="60" w:type="dxa"/>
-              <w:left w:w="90" w:type="dxa"/>
-              <w:right w:w="90" w:type="dxa"/>
-            </w:tcMar>
-            <w:vAlign w:val="center"/>
-          </w:tcPr>
-          <w:p>
-            <w:pPr>
-              <w:spacing w:before="30" w:after="30"/>
-              <w:jc w:val="center"/>
-            </w:pPr>
-            <w:r/>
-            <w:r>
-              <w:rPr>
-                <w:rFonts w:ascii="Arial" w:hAnsi="Arial"/>
-                <w:b w:val="0"/>
-                <w:color w:val="222222"/>
-                <w:sz w:val="16"/>
-              </w:rPr>
-              <w:t>0.8451</w:t>
-            </w:r>
-          </w:p>
-        </w:tc>
-        <w:tc>
-          <w:tcPr>
-            <w:tcW w:type="dxa" w:w="1296"/>
-            <w:shd w:fill="FBFBFB"/>
-            <w:tcMar>
-              <w:top w:w="60" w:type="dxa"/>
-              <w:bottom w:w="60" w:type="dxa"/>
-              <w:left w:w="90" w:type="dxa"/>
-              <w:right w:w="90" w:type="dxa"/>
-            </w:tcMar>
-            <w:vAlign w:val="center"/>
-          </w:tcPr>
-          <w:p>
-            <w:pPr>
-              <w:spacing w:before="30" w:after="30"/>
-              <w:jc w:val="center"/>
-            </w:pPr>
-            <w:r/>
-            <w:r>
-              <w:rPr>
-                <w:rFonts w:ascii="Arial" w:hAnsi="Arial"/>
-                <w:b w:val="0"/>
-                <w:color w:val="222222"/>
-                <w:sz w:val="16"/>
-              </w:rPr>
-              <w:t>0.6013</w:t>
-            </w:r>
-          </w:p>
-        </w:tc>
-        <w:tc>
-          <w:tcPr>
-            <w:tcW w:type="dxa" w:w="1440"/>
-            <w:shd w:fill="FBFBFB"/>
-            <w:tcMar>
-              <w:top w:w="60" w:type="dxa"/>
-              <w:bottom w:w="60" w:type="dxa"/>
-              <w:left w:w="90" w:type="dxa"/>
-              <w:right w:w="90" w:type="dxa"/>
-            </w:tcMar>
-            <w:vAlign w:val="center"/>
-          </w:tcPr>
-          <w:p>
-            <w:pPr>
-              <w:spacing w:before="30" w:after="30"/>
-              <w:jc w:val="center"/>
-            </w:pPr>
-            <w:r/>
-            <w:r>
-              <w:rPr>
-                <w:rFonts w:ascii="Arial" w:hAnsi="Arial"/>
-                <w:b w:val="0"/>
-                <w:color w:val="222222"/>
-                <w:sz w:val="16"/>
-              </w:rPr>
-              <w:t>0.7130</w:t>
-            </w:r>
-          </w:p>
-        </w:tc>
-      </w:tr>
-      <w:tr>
-        <w:tc>
-          <w:tcPr>
-            <w:tcW w:type="dxa" w:w="1584"/>
-            <w:shd w:fill="FFFFFF"/>
-            <w:tcMar>
-              <w:top w:w="60" w:type="dxa"/>
-              <w:bottom w:w="60" w:type="dxa"/>
-              <w:left w:w="90" w:type="dxa"/>
-              <w:right w:w="90" w:type="dxa"/>
-            </w:tcMar>
-            <w:vAlign w:val="center"/>
-          </w:tcPr>
-          <w:p>
-            <w:pPr>
-              <w:spacing w:before="30" w:after="30"/>
-              <w:jc w:val="left"/>
-            </w:pPr>
-            <w:r/>
-            <w:r>
-              <w:rPr>
-                <w:rFonts w:ascii="Arial" w:hAnsi="Arial"/>
-                <w:b/>
-                <w:color w:val="222222"/>
-                <w:sz w:val="16"/>
-              </w:rPr>
-              <w:t>oDrug</w:t>
-            </w:r>
-          </w:p>
-        </w:tc>
-        <w:tc>
-          <w:tcPr>
-            <w:tcW w:type="dxa" w:w="1008"/>
-            <w:shd w:fill="FFFFFF"/>
-            <w:tcMar>
-              <w:top w:w="60" w:type="dxa"/>
-              <w:bottom w:w="60" w:type="dxa"/>
-              <w:left w:w="90" w:type="dxa"/>
-              <w:right w:w="90" w:type="dxa"/>
-            </w:tcMar>
-            <w:vAlign w:val="center"/>
-          </w:tcPr>
-          <w:p>
-            <w:pPr>
-              <w:spacing w:before="30" w:after="30"/>
-              <w:jc w:val="center"/>
-            </w:pPr>
-            <w:r/>
-            <w:r>
-              <w:rPr>
-                <w:rFonts w:ascii="Arial" w:hAnsi="Arial"/>
-                <w:b w:val="0"/>
-                <w:color w:val="222222"/>
-                <w:sz w:val="16"/>
-              </w:rPr>
-              <w:t>0</w:t>
-            </w:r>
-          </w:p>
-        </w:tc>
-        <w:tc>
-          <w:tcPr>
-            <w:tcW w:type="dxa" w:w="1296"/>
-            <w:shd w:fill="FFFFFF"/>
-            <w:tcMar>
-              <w:top w:w="60" w:type="dxa"/>
-              <w:bottom w:w="60" w:type="dxa"/>
-              <w:left w:w="90" w:type="dxa"/>
-              <w:right w:w="90" w:type="dxa"/>
-            </w:tcMar>
-            <w:vAlign w:val="center"/>
-          </w:tcPr>
-          <w:p>
-            <w:pPr>
-              <w:spacing w:before="30" w:after="30"/>
-              <w:jc w:val="center"/>
-            </w:pPr>
-            <w:r/>
-            <w:r>
-              <w:rPr>
-                <w:rFonts w:ascii="Arial" w:hAnsi="Arial"/>
-                <w:b w:val="0"/>
-                <w:color w:val="222222"/>
-                <w:sz w:val="16"/>
-              </w:rPr>
-              <w:t>0.0000</w:t>
-            </w:r>
-          </w:p>
-        </w:tc>
-        <w:tc>
-          <w:tcPr>
-            <w:tcW w:type="dxa" w:w="1296"/>
-            <w:shd w:fill="FFFFFF"/>
-            <w:tcMar>
-              <w:top w:w="60" w:type="dxa"/>
-              <w:bottom w:w="60" w:type="dxa"/>
-              <w:left w:w="90" w:type="dxa"/>
-              <w:right w:w="90" w:type="dxa"/>
-            </w:tcMar>
-            <w:vAlign w:val="center"/>
-          </w:tcPr>
-          <w:p>
-            <w:pPr>
-              <w:spacing w:before="30" w:after="30"/>
-              <w:jc w:val="center"/>
-            </w:pPr>
-            <w:r/>
-            <w:r>
-              <w:rPr>
-                <w:rFonts w:ascii="Arial" w:hAnsi="Arial"/>
-                <w:b w:val="0"/>
-                <w:color w:val="222222"/>
-                <w:sz w:val="16"/>
-              </w:rPr>
-              <w:t>0.0000</w:t>
-            </w:r>
-          </w:p>
-        </w:tc>
-        <w:tc>
-          <w:tcPr>
-            <w:tcW w:type="dxa" w:w="1440"/>
-            <w:shd w:fill="FFFFFF"/>
-            <w:tcMar>
-              <w:top w:w="60" w:type="dxa"/>
-              <w:bottom w:w="60" w:type="dxa"/>
-              <w:left w:w="90" w:type="dxa"/>
-              <w:right w:w="90" w:type="dxa"/>
-            </w:tcMar>
-            <w:vAlign w:val="center"/>
-          </w:tcPr>
-          <w:p>
-            <w:pPr>
-              <w:spacing w:before="30" w:after="30"/>
-              <w:jc w:val="center"/>
-            </w:pPr>
-            <w:r/>
-            <w:r>
-              <w:rPr>
-                <w:rFonts w:ascii="Arial" w:hAnsi="Arial"/>
-                <w:b w:val="0"/>
-                <w:color w:val="222222"/>
-                <w:sz w:val="16"/>
-              </w:rPr>
-              <w:t>0.0000</w:t>
-            </w:r>
-          </w:p>
-        </w:tc>
-        <w:tc>
-          <w:tcPr>
-            <w:tcW w:type="dxa" w:w="1296"/>
-            <w:shd w:fill="FFFFFF"/>
-            <w:tcMar>
-              <w:top w:w="60" w:type="dxa"/>
-              <w:bottom w:w="60" w:type="dxa"/>
-              <w:left w:w="90" w:type="dxa"/>
-              <w:right w:w="90" w:type="dxa"/>
-            </w:tcMar>
-            <w:vAlign w:val="center"/>
-          </w:tcPr>
-          <w:p>
-            <w:pPr>
-              <w:spacing w:before="30" w:after="30"/>
-              <w:jc w:val="center"/>
-            </w:pPr>
-            <w:r/>
-            <w:r>
-              <w:rPr>
-                <w:rFonts w:ascii="Arial" w:hAnsi="Arial"/>
-                <w:b w:val="0"/>
-                <w:color w:val="222222"/>
-                <w:sz w:val="16"/>
-              </w:rPr>
-              <w:t>0.0000</w:t>
-            </w:r>
-          </w:p>
-        </w:tc>
-        <w:tc>
-          <w:tcPr>
-            <w:tcW w:type="dxa" w:w="1296"/>
-            <w:shd w:fill="FFFFFF"/>
-            <w:tcMar>
-              <w:top w:w="60" w:type="dxa"/>
-              <w:bottom w:w="60" w:type="dxa"/>
-              <w:left w:w="90" w:type="dxa"/>
-              <w:right w:w="90" w:type="dxa"/>
-            </w:tcMar>
-            <w:vAlign w:val="center"/>
-          </w:tcPr>
-          <w:p>
-            <w:pPr>
-              <w:spacing w:before="30" w:after="30"/>
-              <w:jc w:val="center"/>
-            </w:pPr>
-            <w:r/>
-            <w:r>
-              <w:rPr>
-                <w:rFonts w:ascii="Arial" w:hAnsi="Arial"/>
-                <w:b w:val="0"/>
-                <w:color w:val="222222"/>
-                <w:sz w:val="16"/>
-              </w:rPr>
-              <w:t>0.4804</w:t>
-            </w:r>
-          </w:p>
-        </w:tc>
-        <w:tc>
-          <w:tcPr>
-            <w:tcW w:type="dxa" w:w="1440"/>
-            <w:shd w:fill="FFFFFF"/>
-            <w:tcMar>
-              <w:top w:w="60" w:type="dxa"/>
-              <w:bottom w:w="60" w:type="dxa"/>
-              <w:left w:w="90" w:type="dxa"/>
-              <w:right w:w="90" w:type="dxa"/>
-            </w:tcMar>
-            <w:vAlign w:val="center"/>
-          </w:tcPr>
-          <w:p>
-            <w:pPr>
-              <w:spacing w:before="30" w:after="30"/>
-              <w:jc w:val="center"/>
-            </w:pPr>
-            <w:r/>
-            <w:r>
-              <w:rPr>
-                <w:rFonts w:ascii="Arial" w:hAnsi="Arial"/>
-                <w:b w:val="0"/>
-                <w:color w:val="222222"/>
-                <w:sz w:val="16"/>
-              </w:rPr>
-              <w:t>0.4848</w:t>
-            </w:r>
-          </w:p>
-        </w:tc>
-      </w:tr>
-      <w:tr>
-        <w:tc>
-          <w:tcPr>
-            <w:tcW w:type="dxa" w:w="1584"/>
-            <w:shd w:fill="FBFBFB"/>
-            <w:tcMar>
-              <w:top w:w="60" w:type="dxa"/>
-              <w:bottom w:w="60" w:type="dxa"/>
-              <w:left w:w="90" w:type="dxa"/>
-              <w:right w:w="90" w:type="dxa"/>
-            </w:tcMar>
-            <w:vAlign w:val="center"/>
-          </w:tcPr>
-          <w:p>
-            <w:pPr>
-              <w:spacing w:before="30" w:after="30"/>
-              <w:jc w:val="left"/>
-            </w:pPr>
-            <w:r/>
-            <w:r>
-              <w:rPr>
-                <w:rFonts w:ascii="Arial" w:hAnsi="Arial"/>
-                <w:b/>
-                <w:color w:val="222222"/>
-                <w:sz w:val="16"/>
-              </w:rPr>
-              <w:t>Dose</w:t>
-            </w:r>
-          </w:p>
-        </w:tc>
-        <w:tc>
-          <w:tcPr>
-            <w:tcW w:type="dxa" w:w="1008"/>
-            <w:shd w:fill="FBFBFB"/>
-            <w:tcMar>
-              <w:top w:w="60" w:type="dxa"/>
-              <w:bottom w:w="60" w:type="dxa"/>
-              <w:left w:w="90" w:type="dxa"/>
-              <w:right w:w="90" w:type="dxa"/>
-            </w:tcMar>
-            <w:vAlign w:val="center"/>
-          </w:tcPr>
-          <w:p>
-            <w:pPr>
-              <w:spacing w:before="30" w:after="30"/>
-              <w:jc w:val="center"/>
-            </w:pPr>
-            <w:r/>
-            <w:r>
-              <w:rPr>
-                <w:rFonts w:ascii="Arial" w:hAnsi="Arial"/>
-                <w:b w:val="0"/>
-                <w:color w:val="222222"/>
-                <w:sz w:val="16"/>
-              </w:rPr>
-              <w:t>1,668</w:t>
-            </w:r>
-          </w:p>
-        </w:tc>
-        <w:tc>
-          <w:tcPr>
-            <w:tcW w:type="dxa" w:w="1296"/>
-            <w:shd w:fill="FBFBFB"/>
-            <w:tcMar>
-              <w:top w:w="60" w:type="dxa"/>
-              <w:bottom w:w="60" w:type="dxa"/>
-              <w:left w:w="90" w:type="dxa"/>
-              <w:right w:w="90" w:type="dxa"/>
-            </w:tcMar>
-            <w:vAlign w:val="center"/>
-          </w:tcPr>
-          <w:p>
-            <w:pPr>
-              <w:spacing w:before="30" w:after="30"/>
-              <w:jc w:val="center"/>
-            </w:pPr>
-            <w:r/>
-            <w:r>
-              <w:rPr>
-                <w:rFonts w:ascii="Arial" w:hAnsi="Arial"/>
-                <w:b w:val="0"/>
-                <w:color w:val="222222"/>
-                <w:sz w:val="16"/>
-              </w:rPr>
-              <w:t>0.6100</w:t>
-            </w:r>
-          </w:p>
-        </w:tc>
-        <w:tc>
-          <w:tcPr>
-            <w:tcW w:type="dxa" w:w="1296"/>
-            <w:shd w:fill="FBFBFB"/>
-            <w:tcMar>
-              <w:top w:w="60" w:type="dxa"/>
-              <w:bottom w:w="60" w:type="dxa"/>
-              <w:left w:w="90" w:type="dxa"/>
-              <w:right w:w="90" w:type="dxa"/>
-            </w:tcMar>
-            <w:vAlign w:val="center"/>
-          </w:tcPr>
-          <w:p>
-            <w:pPr>
-              <w:spacing w:before="30" w:after="30"/>
-              <w:jc w:val="center"/>
-            </w:pPr>
-            <w:r/>
-            <w:r>
-              <w:rPr>
-                <w:rFonts w:ascii="Arial" w:hAnsi="Arial"/>
-                <w:b w:val="0"/>
-                <w:color w:val="222222"/>
-                <w:sz w:val="16"/>
-              </w:rPr>
-              <w:t>0.2752</w:t>
-            </w:r>
-          </w:p>
-        </w:tc>
-        <w:tc>
-          <w:tcPr>
-            <w:tcW w:type="dxa" w:w="1440"/>
-            <w:shd w:fill="FBFBFB"/>
-            <w:tcMar>
-              <w:top w:w="60" w:type="dxa"/>
-              <w:bottom w:w="60" w:type="dxa"/>
-              <w:left w:w="90" w:type="dxa"/>
-              <w:right w:w="90" w:type="dxa"/>
-            </w:tcMar>
-            <w:vAlign w:val="center"/>
-          </w:tcPr>
-          <w:p>
-            <w:pPr>
-              <w:spacing w:before="30" w:after="30"/>
-              <w:jc w:val="center"/>
-            </w:pPr>
-            <w:r/>
-            <w:r>
-              <w:rPr>
-                <w:rFonts w:ascii="Arial" w:hAnsi="Arial"/>
-                <w:b w:val="0"/>
-                <w:color w:val="222222"/>
-                <w:sz w:val="16"/>
-              </w:rPr>
-              <w:t>0.4300</w:t>
-            </w:r>
-          </w:p>
-        </w:tc>
-        <w:tc>
-          <w:tcPr>
-            <w:tcW w:type="dxa" w:w="1296"/>
-            <w:shd w:fill="FBFBFB"/>
-            <w:tcMar>
-              <w:top w:w="60" w:type="dxa"/>
-              <w:bottom w:w="60" w:type="dxa"/>
-              <w:left w:w="90" w:type="dxa"/>
-              <w:right w:w="90" w:type="dxa"/>
-            </w:tcMar>
-            <w:vAlign w:val="center"/>
-          </w:tcPr>
-          <w:p>
-            <w:pPr>
-              <w:spacing w:before="30" w:after="30"/>
-              <w:jc w:val="center"/>
-            </w:pPr>
-            <w:r/>
-            <w:r>
-              <w:rPr>
-                <w:rFonts w:ascii="Arial" w:hAnsi="Arial"/>
-                <w:b w:val="0"/>
-                <w:color w:val="222222"/>
-                <w:sz w:val="16"/>
-              </w:rPr>
-              <w:t>0.7427</w:t>
-            </w:r>
-          </w:p>
-        </w:tc>
-        <w:tc>
-          <w:tcPr>
-            <w:tcW w:type="dxa" w:w="1296"/>
-            <w:shd w:fill="FBFBFB"/>
-            <w:tcMar>
-              <w:top w:w="60" w:type="dxa"/>
-              <w:bottom w:w="60" w:type="dxa"/>
-              <w:left w:w="90" w:type="dxa"/>
-              <w:right w:w="90" w:type="dxa"/>
-            </w:tcMar>
-            <w:vAlign w:val="center"/>
-          </w:tcPr>
-          <w:p>
-            <w:pPr>
-              <w:spacing w:before="30" w:after="30"/>
-              <w:jc w:val="center"/>
-            </w:pPr>
-            <w:r/>
-            <w:r>
-              <w:rPr>
-                <w:rFonts w:ascii="Arial" w:hAnsi="Arial"/>
-                <w:b w:val="0"/>
-                <w:color w:val="222222"/>
-                <w:sz w:val="16"/>
-              </w:rPr>
-              <w:t>0.5783</w:t>
-            </w:r>
-          </w:p>
-        </w:tc>
-        <w:tc>
-          <w:tcPr>
-            <w:tcW w:type="dxa" w:w="1440"/>
-            <w:shd w:fill="FBFBFB"/>
-            <w:tcMar>
-              <w:top w:w="60" w:type="dxa"/>
-              <w:bottom w:w="60" w:type="dxa"/>
-              <w:left w:w="90" w:type="dxa"/>
-              <w:right w:w="90" w:type="dxa"/>
-            </w:tcMar>
-            <w:vAlign w:val="center"/>
-          </w:tcPr>
-          <w:p>
-            <w:pPr>
-              <w:spacing w:before="30" w:after="30"/>
-              <w:jc w:val="center"/>
-            </w:pPr>
-            <w:r/>
-            <w:r>
-              <w:rPr>
-                <w:rFonts w:ascii="Arial" w:hAnsi="Arial"/>
-                <w:b w:val="0"/>
-                <w:color w:val="222222"/>
-                <w:sz w:val="16"/>
-              </w:rPr>
-              <w:t>0.6826</w:t>
-            </w:r>
-          </w:p>
-        </w:tc>
-      </w:tr>
-      <w:tr>
-        <w:tc>
-          <w:tcPr>
-            <w:tcW w:type="dxa" w:w="1584"/>
-            <w:shd w:fill="FFFFFF"/>
-            <w:tcMar>
-              <w:top w:w="60" w:type="dxa"/>
-              <w:bottom w:w="60" w:type="dxa"/>
-              <w:left w:w="90" w:type="dxa"/>
-              <w:right w:w="90" w:type="dxa"/>
-            </w:tcMar>
-            <w:vAlign w:val="center"/>
-          </w:tcPr>
-          <w:p>
-            <w:pPr>
-              <w:spacing w:before="30" w:after="30"/>
-              <w:jc w:val="left"/>
-            </w:pPr>
-            <w:r/>
-            <w:r>
-              <w:rPr>
-                <w:rFonts w:ascii="Arial" w:hAnsi="Arial"/>
-                <w:b/>
-                <w:color w:val="222222"/>
-                <w:sz w:val="16"/>
-              </w:rPr>
-              <w:t>Indication</w:t>
-            </w:r>
-          </w:p>
-        </w:tc>
-        <w:tc>
-          <w:tcPr>
-            <w:tcW w:type="dxa" w:w="1008"/>
-            <w:shd w:fill="FFFFFF"/>
-            <w:tcMar>
-              <w:top w:w="60" w:type="dxa"/>
-              <w:bottom w:w="60" w:type="dxa"/>
-              <w:left w:w="90" w:type="dxa"/>
-              <w:right w:w="90" w:type="dxa"/>
-            </w:tcMar>
-            <w:vAlign w:val="center"/>
-          </w:tcPr>
-          <w:p>
-            <w:pPr>
-              <w:spacing w:before="30" w:after="30"/>
-              <w:jc w:val="center"/>
-            </w:pPr>
-            <w:r/>
-            <w:r>
-              <w:rPr>
-                <w:rFonts w:ascii="Arial" w:hAnsi="Arial"/>
-                <w:b w:val="0"/>
-                <w:color w:val="222222"/>
-                <w:sz w:val="16"/>
-              </w:rPr>
-              <w:t>202</w:t>
-            </w:r>
-          </w:p>
-        </w:tc>
-        <w:tc>
-          <w:tcPr>
-            <w:tcW w:type="dxa" w:w="1296"/>
-            <w:shd w:fill="FFFFFF"/>
-            <w:tcMar>
-              <w:top w:w="60" w:type="dxa"/>
-              <w:bottom w:w="60" w:type="dxa"/>
-              <w:left w:w="90" w:type="dxa"/>
-              <w:right w:w="90" w:type="dxa"/>
-            </w:tcMar>
-            <w:vAlign w:val="center"/>
-          </w:tcPr>
-          <w:p>
-            <w:pPr>
-              <w:spacing w:before="30" w:after="30"/>
-              <w:jc w:val="center"/>
-            </w:pPr>
-            <w:r/>
-            <w:r>
-              <w:rPr>
-                <w:rFonts w:ascii="Arial" w:hAnsi="Arial"/>
-                <w:b w:val="0"/>
-                <w:color w:val="222222"/>
-                <w:sz w:val="16"/>
-              </w:rPr>
-              <w:t>0.1335</w:t>
-            </w:r>
-          </w:p>
-        </w:tc>
-        <w:tc>
-          <w:tcPr>
-            <w:tcW w:type="dxa" w:w="1296"/>
-            <w:shd w:fill="FFFFFF"/>
-            <w:tcMar>
-              <w:top w:w="60" w:type="dxa"/>
-              <w:bottom w:w="60" w:type="dxa"/>
-              <w:left w:w="90" w:type="dxa"/>
-              <w:right w:w="90" w:type="dxa"/>
-            </w:tcMar>
-            <w:vAlign w:val="center"/>
-          </w:tcPr>
-          <w:p>
-            <w:pPr>
-              <w:spacing w:before="30" w:after="30"/>
-              <w:jc w:val="center"/>
-            </w:pPr>
-            <w:r/>
-            <w:r>
-              <w:rPr>
-                <w:rFonts w:ascii="Arial" w:hAnsi="Arial"/>
-                <w:b w:val="0"/>
-                <w:color w:val="222222"/>
-                <w:sz w:val="16"/>
-              </w:rPr>
-              <w:t>0.0690</w:t>
-            </w:r>
-          </w:p>
-        </w:tc>
-        <w:tc>
-          <w:tcPr>
-            <w:tcW w:type="dxa" w:w="1440"/>
-            <w:shd w:fill="FFFFFF"/>
-            <w:tcMar>
-              <w:top w:w="60" w:type="dxa"/>
-              <w:bottom w:w="60" w:type="dxa"/>
-              <w:left w:w="90" w:type="dxa"/>
-              <w:right w:w="90" w:type="dxa"/>
-            </w:tcMar>
-            <w:vAlign w:val="center"/>
-          </w:tcPr>
-          <w:p>
-            <w:pPr>
-              <w:spacing w:before="30" w:after="30"/>
-              <w:jc w:val="center"/>
-            </w:pPr>
-            <w:r/>
-            <w:r>
-              <w:rPr>
-                <w:rFonts w:ascii="Arial" w:hAnsi="Arial"/>
-                <w:b w:val="0"/>
-                <w:color w:val="222222"/>
-                <w:sz w:val="16"/>
-              </w:rPr>
-              <w:t>0.1042</w:t>
-            </w:r>
-          </w:p>
-        </w:tc>
-        <w:tc>
-          <w:tcPr>
-            <w:tcW w:type="dxa" w:w="1296"/>
-            <w:shd w:fill="FFFFFF"/>
-            <w:tcMar>
-              <w:top w:w="60" w:type="dxa"/>
-              <w:bottom w:w="60" w:type="dxa"/>
-              <w:left w:w="90" w:type="dxa"/>
-              <w:right w:w="90" w:type="dxa"/>
-            </w:tcMar>
-            <w:vAlign w:val="center"/>
-          </w:tcPr>
-          <w:p>
-            <w:pPr>
-              <w:spacing w:before="30" w:after="30"/>
-              <w:jc w:val="center"/>
-            </w:pPr>
-            <w:r/>
-            <w:r>
-              <w:rPr>
-                <w:rFonts w:ascii="Arial" w:hAnsi="Arial"/>
-                <w:b w:val="0"/>
-                <w:color w:val="222222"/>
-                <w:sz w:val="16"/>
-              </w:rPr>
-              <w:t>0.5021</w:t>
-            </w:r>
-          </w:p>
-        </w:tc>
-        <w:tc>
-          <w:tcPr>
-            <w:tcW w:type="dxa" w:w="1296"/>
-            <w:shd w:fill="FFFFFF"/>
-            <w:tcMar>
-              <w:top w:w="60" w:type="dxa"/>
-              <w:bottom w:w="60" w:type="dxa"/>
-              <w:left w:w="90" w:type="dxa"/>
-              <w:right w:w="90" w:type="dxa"/>
-            </w:tcMar>
-            <w:vAlign w:val="center"/>
-          </w:tcPr>
-          <w:p>
-            <w:pPr>
-              <w:spacing w:before="30" w:after="30"/>
-              <w:jc w:val="center"/>
-            </w:pPr>
-            <w:r/>
-            <w:r>
-              <w:rPr>
-                <w:rFonts w:ascii="Arial" w:hAnsi="Arial"/>
-                <w:b w:val="0"/>
-                <w:color w:val="222222"/>
-                <w:sz w:val="16"/>
-              </w:rPr>
-              <w:t>0.4913</w:t>
-            </w:r>
-          </w:p>
-        </w:tc>
-        <w:tc>
-          <w:tcPr>
-            <w:tcW w:type="dxa" w:w="1440"/>
-            <w:shd w:fill="FFFFFF"/>
-            <w:tcMar>
-              <w:top w:w="60" w:type="dxa"/>
-              <w:bottom w:w="60" w:type="dxa"/>
-              <w:left w:w="90" w:type="dxa"/>
-              <w:right w:w="90" w:type="dxa"/>
-            </w:tcMar>
-            <w:vAlign w:val="center"/>
-          </w:tcPr>
-          <w:p>
-            <w:pPr>
-              <w:spacing w:before="30" w:after="30"/>
-              <w:jc w:val="center"/>
-            </w:pPr>
-            <w:r/>
-            <w:r>
-              <w:rPr>
-                <w:rFonts w:ascii="Arial" w:hAnsi="Arial"/>
-                <w:b w:val="0"/>
-                <w:color w:val="222222"/>
-                <w:sz w:val="16"/>
-              </w:rPr>
-              <w:t>0.5194</w:t>
-            </w:r>
-          </w:p>
-        </w:tc>
-      </w:tr>
-      <w:tr>
-        <w:tc>
-          <w:tcPr>
-            <w:tcW w:type="dxa" w:w="1584"/>
-            <w:shd w:fill="FBFBFB"/>
-            <w:tcMar>
-              <w:top w:w="60" w:type="dxa"/>
-              <w:bottom w:w="60" w:type="dxa"/>
-              <w:left w:w="90" w:type="dxa"/>
-              <w:right w:w="90" w:type="dxa"/>
-            </w:tcMar>
-            <w:vAlign w:val="center"/>
-          </w:tcPr>
-          <w:p>
-            <w:pPr>
-              <w:spacing w:before="30" w:after="30"/>
-              <w:jc w:val="left"/>
-            </w:pPr>
-            <w:r/>
-            <w:r>
-              <w:rPr>
-                <w:rFonts w:ascii="Arial" w:hAnsi="Arial"/>
-                <w:b/>
-                <w:color w:val="222222"/>
-                <w:sz w:val="16"/>
-              </w:rPr>
-              <w:t>Treatment</w:t>
-            </w:r>
-          </w:p>
-        </w:tc>
-        <w:tc>
-          <w:tcPr>
-            <w:tcW w:type="dxa" w:w="1008"/>
-            <w:shd w:fill="FBFBFB"/>
-            <w:tcMar>
-              <w:top w:w="60" w:type="dxa"/>
-              <w:bottom w:w="60" w:type="dxa"/>
-              <w:left w:w="90" w:type="dxa"/>
-              <w:right w:w="90" w:type="dxa"/>
-            </w:tcMar>
-            <w:vAlign w:val="center"/>
-          </w:tcPr>
-          <w:p>
-            <w:pPr>
-              <w:spacing w:before="30" w:after="30"/>
-              <w:jc w:val="center"/>
-            </w:pPr>
-            <w:r/>
-            <w:r>
-              <w:rPr>
-                <w:rFonts w:ascii="Arial" w:hAnsi="Arial"/>
-                <w:b w:val="0"/>
-                <w:color w:val="222222"/>
-                <w:sz w:val="16"/>
-              </w:rPr>
-              <w:t>1,490</w:t>
-            </w:r>
-          </w:p>
-        </w:tc>
-        <w:tc>
-          <w:tcPr>
-            <w:tcW w:type="dxa" w:w="1296"/>
-            <w:shd w:fill="FBFBFB"/>
-            <w:tcMar>
-              <w:top w:w="60" w:type="dxa"/>
-              <w:bottom w:w="60" w:type="dxa"/>
-              <w:left w:w="90" w:type="dxa"/>
-              <w:right w:w="90" w:type="dxa"/>
-            </w:tcMar>
-            <w:vAlign w:val="center"/>
-          </w:tcPr>
-          <w:p>
-            <w:pPr>
-              <w:spacing w:before="30" w:after="30"/>
-              <w:jc w:val="center"/>
-            </w:pPr>
-            <w:r/>
-            <w:r>
-              <w:rPr>
-                <w:rFonts w:ascii="Arial" w:hAnsi="Arial"/>
-                <w:b w:val="0"/>
-                <w:color w:val="222222"/>
-                <w:sz w:val="16"/>
-              </w:rPr>
-              <w:t>0.6260</w:t>
-            </w:r>
-          </w:p>
-        </w:tc>
-        <w:tc>
-          <w:tcPr>
-            <w:tcW w:type="dxa" w:w="1296"/>
-            <w:shd w:fill="FBFBFB"/>
-            <w:tcMar>
-              <w:top w:w="60" w:type="dxa"/>
-              <w:bottom w:w="60" w:type="dxa"/>
-              <w:left w:w="90" w:type="dxa"/>
-              <w:right w:w="90" w:type="dxa"/>
-            </w:tcMar>
-            <w:vAlign w:val="center"/>
-          </w:tcPr>
-          <w:p>
-            <w:pPr>
-              <w:spacing w:before="30" w:after="30"/>
-              <w:jc w:val="center"/>
-            </w:pPr>
-            <w:r/>
-            <w:r>
-              <w:rPr>
-                <w:rFonts w:ascii="Arial" w:hAnsi="Arial"/>
-                <w:b w:val="0"/>
-                <w:color w:val="222222"/>
-                <w:sz w:val="16"/>
-              </w:rPr>
-              <w:t>0.1832</w:t>
-            </w:r>
-          </w:p>
-        </w:tc>
-        <w:tc>
-          <w:tcPr>
-            <w:tcW w:type="dxa" w:w="1440"/>
-            <w:shd w:fill="FBFBFB"/>
-            <w:tcMar>
-              <w:top w:w="60" w:type="dxa"/>
-              <w:bottom w:w="60" w:type="dxa"/>
-              <w:left w:w="90" w:type="dxa"/>
-              <w:right w:w="90" w:type="dxa"/>
-            </w:tcMar>
-            <w:vAlign w:val="center"/>
-          </w:tcPr>
-          <w:p>
-            <w:pPr>
-              <w:spacing w:before="30" w:after="30"/>
-              <w:jc w:val="center"/>
-            </w:pPr>
-            <w:r/>
-            <w:r>
-              <w:rPr>
-                <w:rFonts w:ascii="Arial" w:hAnsi="Arial"/>
-                <w:b w:val="0"/>
-                <w:color w:val="222222"/>
-                <w:sz w:val="16"/>
-              </w:rPr>
-              <w:t>0.3189</w:t>
-            </w:r>
-          </w:p>
-        </w:tc>
-        <w:tc>
-          <w:tcPr>
-            <w:tcW w:type="dxa" w:w="1296"/>
-            <w:shd w:fill="FBFBFB"/>
-            <w:tcMar>
-              <w:top w:w="60" w:type="dxa"/>
-              <w:bottom w:w="60" w:type="dxa"/>
-              <w:left w:w="90" w:type="dxa"/>
-              <w:right w:w="90" w:type="dxa"/>
-            </w:tcMar>
-            <w:vAlign w:val="center"/>
-          </w:tcPr>
-          <w:p>
-            <w:pPr>
-              <w:spacing w:before="30" w:after="30"/>
-              <w:jc w:val="center"/>
-            </w:pPr>
-            <w:r/>
-            <w:r>
-              <w:rPr>
-                <w:rFonts w:ascii="Arial" w:hAnsi="Arial"/>
-                <w:b w:val="0"/>
-                <w:color w:val="222222"/>
-                <w:sz w:val="16"/>
-              </w:rPr>
-              <w:t>0.7775</w:t>
-            </w:r>
-          </w:p>
-        </w:tc>
-        <w:tc>
-          <w:tcPr>
-            <w:tcW w:type="dxa" w:w="1296"/>
-            <w:shd w:fill="FBFBFB"/>
-            <w:tcMar>
-              <w:top w:w="60" w:type="dxa"/>
-              <w:bottom w:w="60" w:type="dxa"/>
-              <w:left w:w="90" w:type="dxa"/>
-              <w:right w:w="90" w:type="dxa"/>
-            </w:tcMar>
-            <w:vAlign w:val="center"/>
-          </w:tcPr>
-          <w:p>
-            <w:pPr>
-              <w:spacing w:before="30" w:after="30"/>
-              <w:jc w:val="center"/>
-            </w:pPr>
-            <w:r/>
-            <w:r>
-              <w:rPr>
-                <w:rFonts w:ascii="Arial" w:hAnsi="Arial"/>
-                <w:b w:val="0"/>
-                <w:color w:val="222222"/>
-                <w:sz w:val="16"/>
-              </w:rPr>
-              <w:t>0.4647</w:t>
-            </w:r>
-          </w:p>
-        </w:tc>
-        <w:tc>
-          <w:tcPr>
-            <w:tcW w:type="dxa" w:w="1440"/>
-            <w:shd w:fill="FBFBFB"/>
-            <w:tcMar>
-              <w:top w:w="60" w:type="dxa"/>
-              <w:bottom w:w="60" w:type="dxa"/>
-              <w:left w:w="90" w:type="dxa"/>
-              <w:right w:w="90" w:type="dxa"/>
-            </w:tcMar>
-            <w:vAlign w:val="center"/>
-          </w:tcPr>
-          <w:p>
-            <w:pPr>
-              <w:spacing w:before="30" w:after="30"/>
-              <w:jc w:val="center"/>
-            </w:pPr>
-            <w:r/>
-            <w:r>
-              <w:rPr>
-                <w:rFonts w:ascii="Arial" w:hAnsi="Arial"/>
-                <w:b w:val="0"/>
-                <w:color w:val="222222"/>
-                <w:sz w:val="16"/>
-              </w:rPr>
-              <w:t>0.5355</w:t>
-            </w:r>
-          </w:p>
-        </w:tc>
-      </w:tr>
-      <w:tr>
-        <w:tc>
-          <w:tcPr>
-            <w:tcW w:type="dxa" w:w="1584"/>
-            <w:shd w:fill="FFFFFF"/>
-            <w:tcMar>
-              <w:top w:w="60" w:type="dxa"/>
-              <w:bottom w:w="60" w:type="dxa"/>
-              <w:left w:w="90" w:type="dxa"/>
-              <w:right w:w="90" w:type="dxa"/>
-            </w:tcMar>
-            <w:vAlign w:val="center"/>
-          </w:tcPr>
-          <w:p>
-            <w:pPr>
-              <w:spacing w:before="30" w:after="30"/>
-              <w:jc w:val="left"/>
-            </w:pPr>
-            <w:r/>
-            <w:r>
-              <w:rPr>
-                <w:rFonts w:ascii="Arial" w:hAnsi="Arial"/>
-                <w:b/>
-                <w:color w:val="222222"/>
-                <w:sz w:val="16"/>
-              </w:rPr>
-              <w:t>AE</w:t>
-            </w:r>
-          </w:p>
-        </w:tc>
-        <w:tc>
-          <w:tcPr>
-            <w:tcW w:type="dxa" w:w="1008"/>
-            <w:shd w:fill="FFFFFF"/>
-            <w:tcMar>
-              <w:top w:w="60" w:type="dxa"/>
-              <w:bottom w:w="60" w:type="dxa"/>
-              <w:left w:w="90" w:type="dxa"/>
-              <w:right w:w="90" w:type="dxa"/>
-            </w:tcMar>
-            <w:vAlign w:val="center"/>
-          </w:tcPr>
-          <w:p>
-            <w:pPr>
-              <w:spacing w:before="30" w:after="30"/>
-              <w:jc w:val="center"/>
-            </w:pPr>
-            <w:r/>
-            <w:r>
-              <w:rPr>
-                <w:rFonts w:ascii="Arial" w:hAnsi="Arial"/>
-                <w:b w:val="0"/>
-                <w:color w:val="222222"/>
-                <w:sz w:val="16"/>
-              </w:rPr>
-              <w:t>12,010</w:t>
-            </w:r>
-          </w:p>
-        </w:tc>
-        <w:tc>
-          <w:tcPr>
-            <w:tcW w:type="dxa" w:w="1296"/>
-            <w:shd w:fill="FFFFFF"/>
-            <w:tcMar>
-              <w:top w:w="60" w:type="dxa"/>
-              <w:bottom w:w="60" w:type="dxa"/>
-              <w:left w:w="90" w:type="dxa"/>
-              <w:right w:w="90" w:type="dxa"/>
-            </w:tcMar>
-            <w:vAlign w:val="center"/>
-          </w:tcPr>
-          <w:p>
-            <w:pPr>
-              <w:spacing w:before="30" w:after="30"/>
-              <w:jc w:val="center"/>
-            </w:pPr>
-            <w:r/>
-            <w:r>
-              <w:rPr>
-                <w:rFonts w:ascii="Arial" w:hAnsi="Arial"/>
-                <w:b w:val="0"/>
-                <w:color w:val="222222"/>
-                <w:sz w:val="16"/>
-              </w:rPr>
-              <w:t>0.5931</w:t>
-            </w:r>
-          </w:p>
-        </w:tc>
-        <w:tc>
-          <w:tcPr>
-            <w:tcW w:type="dxa" w:w="1296"/>
-            <w:shd w:fill="FFFFFF"/>
-            <w:tcMar>
-              <w:top w:w="60" w:type="dxa"/>
-              <w:bottom w:w="60" w:type="dxa"/>
-              <w:left w:w="90" w:type="dxa"/>
-              <w:right w:w="90" w:type="dxa"/>
-            </w:tcMar>
-            <w:vAlign w:val="center"/>
-          </w:tcPr>
-          <w:p>
-            <w:pPr>
-              <w:spacing w:before="30" w:after="30"/>
-              <w:jc w:val="center"/>
-            </w:pPr>
-            <w:r/>
-            <w:r>
-              <w:rPr>
-                <w:rFonts w:ascii="Arial" w:hAnsi="Arial"/>
-                <w:b w:val="0"/>
-                <w:color w:val="222222"/>
-                <w:sz w:val="16"/>
-              </w:rPr>
-              <w:t>0.3582</w:t>
-            </w:r>
-          </w:p>
-        </w:tc>
-        <w:tc>
-          <w:tcPr>
-            <w:tcW w:type="dxa" w:w="1440"/>
-            <w:shd w:fill="FFFFFF"/>
-            <w:tcMar>
-              <w:top w:w="60" w:type="dxa"/>
-              <w:bottom w:w="60" w:type="dxa"/>
-              <w:left w:w="90" w:type="dxa"/>
-              <w:right w:w="90" w:type="dxa"/>
-            </w:tcMar>
-            <w:vAlign w:val="center"/>
-          </w:tcPr>
-          <w:p>
-            <w:pPr>
-              <w:spacing w:before="30" w:after="30"/>
-              <w:jc w:val="center"/>
-            </w:pPr>
-            <w:r/>
-            <w:r>
-              <w:rPr>
-                <w:rFonts w:ascii="Arial" w:hAnsi="Arial"/>
-                <w:b w:val="0"/>
-                <w:color w:val="222222"/>
-                <w:sz w:val="16"/>
-              </w:rPr>
-              <w:t>0.4401</w:t>
-            </w:r>
-          </w:p>
-        </w:tc>
-        <w:tc>
-          <w:tcPr>
-            <w:tcW w:type="dxa" w:w="1296"/>
-            <w:shd w:fill="FFFFFF"/>
-            <w:tcMar>
-              <w:top w:w="60" w:type="dxa"/>
-              <w:bottom w:w="60" w:type="dxa"/>
-              <w:left w:w="90" w:type="dxa"/>
-              <w:right w:w="90" w:type="dxa"/>
-            </w:tcMar>
-            <w:vAlign w:val="center"/>
-          </w:tcPr>
-          <w:p>
-            <w:pPr>
-              <w:spacing w:before="30" w:after="30"/>
-              <w:jc w:val="center"/>
-            </w:pPr>
-            <w:r/>
-            <w:r>
-              <w:rPr>
-                <w:rFonts w:ascii="Arial" w:hAnsi="Arial"/>
-                <w:b w:val="0"/>
-                <w:color w:val="222222"/>
-                <w:sz w:val="16"/>
-              </w:rPr>
-              <w:t>0.7066</w:t>
-            </w:r>
-          </w:p>
-        </w:tc>
-        <w:tc>
-          <w:tcPr>
-            <w:tcW w:type="dxa" w:w="1296"/>
-            <w:shd w:fill="FFFFFF"/>
-            <w:tcMar>
-              <w:top w:w="60" w:type="dxa"/>
-              <w:bottom w:w="60" w:type="dxa"/>
-              <w:left w:w="90" w:type="dxa"/>
-              <w:right w:w="90" w:type="dxa"/>
-            </w:tcMar>
-            <w:vAlign w:val="center"/>
-          </w:tcPr>
-          <w:p>
-            <w:pPr>
-              <w:spacing w:before="30" w:after="30"/>
-              <w:jc w:val="center"/>
-            </w:pPr>
-            <w:r/>
-            <w:r>
-              <w:rPr>
-                <w:rFonts w:ascii="Arial" w:hAnsi="Arial"/>
-                <w:b w:val="0"/>
-                <w:color w:val="222222"/>
-                <w:sz w:val="16"/>
-              </w:rPr>
-              <w:t>0.5635</w:t>
-            </w:r>
-          </w:p>
-        </w:tc>
-        <w:tc>
-          <w:tcPr>
-            <w:tcW w:type="dxa" w:w="1440"/>
-            <w:shd w:fill="FFFFFF"/>
-            <w:tcMar>
-              <w:top w:w="60" w:type="dxa"/>
-              <w:bottom w:w="60" w:type="dxa"/>
-              <w:left w:w="90" w:type="dxa"/>
-              <w:right w:w="90" w:type="dxa"/>
-            </w:tcMar>
-            <w:vAlign w:val="center"/>
-          </w:tcPr>
-          <w:p>
-            <w:pPr>
-              <w:spacing w:before="30" w:after="30"/>
-              <w:jc w:val="center"/>
-            </w:pPr>
-            <w:r/>
-            <w:r>
-              <w:rPr>
-                <w:rFonts w:ascii="Arial" w:hAnsi="Arial"/>
-                <w:b w:val="0"/>
-                <w:color w:val="222222"/>
-                <w:sz w:val="16"/>
-              </w:rPr>
-              <w:t>0.5678</w:t>
-            </w:r>
-          </w:p>
-        </w:tc>
-      </w:tr>
-      <w:tr>
-        <w:tc>
-          <w:tcPr>
-            <w:tcW w:type="dxa" w:w="1584"/>
-            <w:shd w:fill="FBFBFB"/>
-            <w:tcMar>
-              <w:top w:w="60" w:type="dxa"/>
-              <w:bottom w:w="60" w:type="dxa"/>
-              <w:left w:w="90" w:type="dxa"/>
-              <w:right w:w="90" w:type="dxa"/>
-            </w:tcMar>
-            <w:vAlign w:val="center"/>
-          </w:tcPr>
-          <w:p>
-            <w:pPr>
-              <w:spacing w:before="30" w:after="30"/>
-              <w:jc w:val="left"/>
-            </w:pPr>
-            <w:r/>
-            <w:r>
-              <w:rPr>
-                <w:rFonts w:ascii="Arial" w:hAnsi="Arial"/>
-                <w:b/>
-                <w:color w:val="222222"/>
-                <w:sz w:val="16"/>
-              </w:rPr>
-              <w:t>mAE</w:t>
-            </w:r>
-          </w:p>
-        </w:tc>
-        <w:tc>
-          <w:tcPr>
-            <w:tcW w:type="dxa" w:w="1008"/>
-            <w:shd w:fill="FBFBFB"/>
-            <w:tcMar>
-              <w:top w:w="60" w:type="dxa"/>
-              <w:bottom w:w="60" w:type="dxa"/>
-              <w:left w:w="90" w:type="dxa"/>
-              <w:right w:w="90" w:type="dxa"/>
-            </w:tcMar>
-            <w:vAlign w:val="center"/>
-          </w:tcPr>
-          <w:p>
-            <w:pPr>
-              <w:spacing w:before="30" w:after="30"/>
-              <w:jc w:val="center"/>
-            </w:pPr>
-            <w:r/>
-            <w:r>
-              <w:rPr>
-                <w:rFonts w:ascii="Arial" w:hAnsi="Arial"/>
-                <w:b w:val="0"/>
-                <w:color w:val="222222"/>
-                <w:sz w:val="16"/>
-              </w:rPr>
-              <w:t>113</w:t>
-            </w:r>
-          </w:p>
-        </w:tc>
-        <w:tc>
-          <w:tcPr>
-            <w:tcW w:type="dxa" w:w="1296"/>
-            <w:shd w:fill="FBFBFB"/>
-            <w:tcMar>
-              <w:top w:w="60" w:type="dxa"/>
-              <w:bottom w:w="60" w:type="dxa"/>
-              <w:left w:w="90" w:type="dxa"/>
-              <w:right w:w="90" w:type="dxa"/>
-            </w:tcMar>
-            <w:vAlign w:val="center"/>
-          </w:tcPr>
-          <w:p>
-            <w:pPr>
-              <w:spacing w:before="30" w:after="30"/>
-              <w:jc w:val="center"/>
-            </w:pPr>
-            <w:r/>
-            <w:r>
-              <w:rPr>
-                <w:rFonts w:ascii="Arial" w:hAnsi="Arial"/>
-                <w:b w:val="0"/>
-                <w:color w:val="222222"/>
-                <w:sz w:val="16"/>
-              </w:rPr>
-              <w:t>0.0480</w:t>
-            </w:r>
-          </w:p>
-        </w:tc>
-        <w:tc>
-          <w:tcPr>
-            <w:tcW w:type="dxa" w:w="1296"/>
-            <w:shd w:fill="FBFBFB"/>
-            <w:tcMar>
-              <w:top w:w="60" w:type="dxa"/>
-              <w:bottom w:w="60" w:type="dxa"/>
-              <w:left w:w="90" w:type="dxa"/>
-              <w:right w:w="90" w:type="dxa"/>
-            </w:tcMar>
-            <w:vAlign w:val="center"/>
-          </w:tcPr>
-          <w:p>
-            <w:pPr>
-              <w:spacing w:before="30" w:after="30"/>
-              <w:jc w:val="center"/>
-            </w:pPr>
-            <w:r/>
-            <w:r>
-              <w:rPr>
-                <w:rFonts w:ascii="Arial" w:hAnsi="Arial"/>
-                <w:b w:val="0"/>
-                <w:color w:val="222222"/>
-                <w:sz w:val="16"/>
-              </w:rPr>
-              <w:t>0.0405</w:t>
-            </w:r>
-          </w:p>
-        </w:tc>
-        <w:tc>
-          <w:tcPr>
-            <w:tcW w:type="dxa" w:w="1440"/>
-            <w:shd w:fill="FBFBFB"/>
-            <w:tcMar>
-              <w:top w:w="60" w:type="dxa"/>
-              <w:bottom w:w="60" w:type="dxa"/>
-              <w:left w:w="90" w:type="dxa"/>
-              <w:right w:w="90" w:type="dxa"/>
-            </w:tcMar>
-            <w:vAlign w:val="center"/>
-          </w:tcPr>
-          <w:p>
-            <w:pPr>
-              <w:spacing w:before="30" w:after="30"/>
-              <w:jc w:val="center"/>
-            </w:pPr>
-            <w:r/>
-            <w:r>
-              <w:rPr>
-                <w:rFonts w:ascii="Arial" w:hAnsi="Arial"/>
-                <w:b w:val="0"/>
-                <w:color w:val="222222"/>
-                <w:sz w:val="16"/>
-              </w:rPr>
-              <w:t>0.0594</w:t>
-            </w:r>
-          </w:p>
-        </w:tc>
-        <w:tc>
-          <w:tcPr>
-            <w:tcW w:type="dxa" w:w="1296"/>
-            <w:shd w:fill="FBFBFB"/>
-            <w:tcMar>
-              <w:top w:w="60" w:type="dxa"/>
-              <w:bottom w:w="60" w:type="dxa"/>
-              <w:left w:w="90" w:type="dxa"/>
-              <w:right w:w="90" w:type="dxa"/>
-            </w:tcMar>
-            <w:vAlign w:val="center"/>
-          </w:tcPr>
-          <w:p>
-            <w:pPr>
-              <w:spacing w:before="30" w:after="30"/>
-              <w:jc w:val="center"/>
-            </w:pPr>
-            <w:r/>
-            <w:r>
-              <w:rPr>
-                <w:rFonts w:ascii="Arial" w:hAnsi="Arial"/>
-                <w:b w:val="0"/>
-                <w:color w:val="222222"/>
-                <w:sz w:val="16"/>
-              </w:rPr>
-              <w:t>0.0507</w:t>
-            </w:r>
-          </w:p>
-        </w:tc>
-        <w:tc>
-          <w:tcPr>
-            <w:tcW w:type="dxa" w:w="1296"/>
-            <w:shd w:fill="FBFBFB"/>
-            <w:tcMar>
-              <w:top w:w="60" w:type="dxa"/>
-              <w:bottom w:w="60" w:type="dxa"/>
-              <w:left w:w="90" w:type="dxa"/>
-              <w:right w:w="90" w:type="dxa"/>
-            </w:tcMar>
-            <w:vAlign w:val="center"/>
-          </w:tcPr>
-          <w:p>
-            <w:pPr>
-              <w:spacing w:before="30" w:after="30"/>
-              <w:jc w:val="center"/>
-            </w:pPr>
-            <w:r/>
-            <w:r>
-              <w:rPr>
-                <w:rFonts w:ascii="Arial" w:hAnsi="Arial"/>
-                <w:b w:val="0"/>
-                <w:color w:val="222222"/>
-                <w:sz w:val="16"/>
-              </w:rPr>
-              <w:t>0.4604</w:t>
-            </w:r>
-          </w:p>
-        </w:tc>
-        <w:tc>
-          <w:tcPr>
-            <w:tcW w:type="dxa" w:w="1440"/>
-            <w:shd w:fill="FBFBFB"/>
-            <w:tcMar>
-              <w:top w:w="60" w:type="dxa"/>
-              <w:bottom w:w="60" w:type="dxa"/>
-              <w:left w:w="90" w:type="dxa"/>
-              <w:right w:w="90" w:type="dxa"/>
-            </w:tcMar>
-            <w:vAlign w:val="center"/>
-          </w:tcPr>
-          <w:p>
-            <w:pPr>
-              <w:spacing w:before="30" w:after="30"/>
-              <w:jc w:val="center"/>
-            </w:pPr>
-            <w:r/>
-            <w:r>
-              <w:rPr>
-                <w:rFonts w:ascii="Arial" w:hAnsi="Arial"/>
-                <w:b w:val="0"/>
-                <w:color w:val="222222"/>
-                <w:sz w:val="16"/>
-              </w:rPr>
-              <w:t>0.4574</w:t>
-            </w:r>
-          </w:p>
-        </w:tc>
-      </w:tr>
-      <w:tr>
-        <w:tc>
-          <w:tcPr>
-            <w:tcW w:type="dxa" w:w="1584"/>
-            <w:shd w:fill="FFFFFF"/>
-            <w:tcMar>
-              <w:top w:w="60" w:type="dxa"/>
-              <w:bottom w:w="60" w:type="dxa"/>
-              <w:left w:w="90" w:type="dxa"/>
-              <w:right w:w="90" w:type="dxa"/>
-            </w:tcMar>
-            <w:vAlign w:val="center"/>
-          </w:tcPr>
-          <w:p>
-            <w:pPr>
-              <w:spacing w:before="30" w:after="30"/>
-              <w:jc w:val="left"/>
-            </w:pPr>
-            <w:r/>
-            <w:r>
-              <w:rPr>
-                <w:rFonts w:ascii="Arial" w:hAnsi="Arial"/>
-                <w:b/>
-                <w:color w:val="222222"/>
-                <w:sz w:val="16"/>
-              </w:rPr>
-              <w:t>Dx</w:t>
-            </w:r>
-          </w:p>
-        </w:tc>
-        <w:tc>
-          <w:tcPr>
-            <w:tcW w:type="dxa" w:w="1008"/>
-            <w:shd w:fill="FFFFFF"/>
-            <w:tcMar>
-              <w:top w:w="60" w:type="dxa"/>
-              <w:bottom w:w="60" w:type="dxa"/>
-              <w:left w:w="90" w:type="dxa"/>
-              <w:right w:w="90" w:type="dxa"/>
-            </w:tcMar>
-            <w:vAlign w:val="center"/>
-          </w:tcPr>
-          <w:p>
-            <w:pPr>
-              <w:spacing w:before="30" w:after="30"/>
-              <w:jc w:val="center"/>
-            </w:pPr>
-            <w:r/>
-            <w:r>
-              <w:rPr>
-                <w:rFonts w:ascii="Arial" w:hAnsi="Arial"/>
-                <w:b w:val="0"/>
-                <w:color w:val="222222"/>
-                <w:sz w:val="16"/>
-              </w:rPr>
-              <w:t>64</w:t>
-            </w:r>
-          </w:p>
-        </w:tc>
-        <w:tc>
-          <w:tcPr>
-            <w:tcW w:type="dxa" w:w="1296"/>
-            <w:shd w:fill="FFFFFF"/>
-            <w:tcMar>
-              <w:top w:w="60" w:type="dxa"/>
-              <w:bottom w:w="60" w:type="dxa"/>
-              <w:left w:w="90" w:type="dxa"/>
-              <w:right w:w="90" w:type="dxa"/>
-            </w:tcMar>
-            <w:vAlign w:val="center"/>
-          </w:tcPr>
-          <w:p>
-            <w:pPr>
-              <w:spacing w:before="30" w:after="30"/>
-              <w:jc w:val="center"/>
-            </w:pPr>
-            <w:r/>
-            <w:r>
-              <w:rPr>
-                <w:rFonts w:ascii="Arial" w:hAnsi="Arial"/>
-                <w:b w:val="0"/>
-                <w:color w:val="222222"/>
-                <w:sz w:val="16"/>
-              </w:rPr>
-              <w:t>0.0670</w:t>
-            </w:r>
-          </w:p>
-        </w:tc>
-        <w:tc>
-          <w:tcPr>
-            <w:tcW w:type="dxa" w:w="1296"/>
-            <w:shd w:fill="FFFFFF"/>
-            <w:tcMar>
-              <w:top w:w="60" w:type="dxa"/>
-              <w:bottom w:w="60" w:type="dxa"/>
-              <w:left w:w="90" w:type="dxa"/>
-              <w:right w:w="90" w:type="dxa"/>
-            </w:tcMar>
-            <w:vAlign w:val="center"/>
-          </w:tcPr>
-          <w:p>
-            <w:pPr>
-              <w:spacing w:before="30" w:after="30"/>
-              <w:jc w:val="center"/>
-            </w:pPr>
-            <w:r/>
-            <w:r>
-              <w:rPr>
-                <w:rFonts w:ascii="Arial" w:hAnsi="Arial"/>
-                <w:b w:val="0"/>
-                <w:color w:val="222222"/>
-                <w:sz w:val="16"/>
-              </w:rPr>
-              <w:t>0.0016</w:t>
-            </w:r>
-          </w:p>
-        </w:tc>
-        <w:tc>
-          <w:tcPr>
-            <w:tcW w:type="dxa" w:w="1440"/>
-            <w:shd w:fill="FFFFFF"/>
-            <w:tcMar>
-              <w:top w:w="60" w:type="dxa"/>
-              <w:bottom w:w="60" w:type="dxa"/>
-              <w:left w:w="90" w:type="dxa"/>
-              <w:right w:w="90" w:type="dxa"/>
-            </w:tcMar>
-            <w:vAlign w:val="center"/>
-          </w:tcPr>
-          <w:p>
-            <w:pPr>
-              <w:spacing w:before="30" w:after="30"/>
-              <w:jc w:val="center"/>
-            </w:pPr>
-            <w:r/>
-            <w:r>
-              <w:rPr>
-                <w:rFonts w:ascii="Arial" w:hAnsi="Arial"/>
-                <w:b w:val="0"/>
-                <w:color w:val="222222"/>
-                <w:sz w:val="16"/>
-              </w:rPr>
-              <w:t>0.0000</w:t>
-            </w:r>
-          </w:p>
-        </w:tc>
-        <w:tc>
-          <w:tcPr>
-            <w:tcW w:type="dxa" w:w="1296"/>
-            <w:shd w:fill="FFFFFF"/>
-            <w:tcMar>
-              <w:top w:w="60" w:type="dxa"/>
-              <w:bottom w:w="60" w:type="dxa"/>
-              <w:left w:w="90" w:type="dxa"/>
-              <w:right w:w="90" w:type="dxa"/>
-            </w:tcMar>
-            <w:vAlign w:val="center"/>
-          </w:tcPr>
-          <w:p>
-            <w:pPr>
-              <w:spacing w:before="30" w:after="30"/>
-              <w:jc w:val="center"/>
-            </w:pPr>
-            <w:r/>
-            <w:r>
-              <w:rPr>
-                <w:rFonts w:ascii="Arial" w:hAnsi="Arial"/>
-                <w:b w:val="0"/>
-                <w:color w:val="222222"/>
-                <w:sz w:val="16"/>
-              </w:rPr>
-              <w:t>0.4536</w:t>
-            </w:r>
-          </w:p>
-        </w:tc>
-        <w:tc>
-          <w:tcPr>
-            <w:tcW w:type="dxa" w:w="1296"/>
-            <w:shd w:fill="FFFFFF"/>
-            <w:tcMar>
-              <w:top w:w="60" w:type="dxa"/>
-              <w:bottom w:w="60" w:type="dxa"/>
-              <w:left w:w="90" w:type="dxa"/>
-              <w:right w:w="90" w:type="dxa"/>
-            </w:tcMar>
-            <w:vAlign w:val="center"/>
-          </w:tcPr>
-          <w:p>
-            <w:pPr>
-              <w:spacing w:before="30" w:after="30"/>
-              <w:jc w:val="center"/>
-            </w:pPr>
-            <w:r/>
-            <w:r>
-              <w:rPr>
-                <w:rFonts w:ascii="Arial" w:hAnsi="Arial"/>
-                <w:b w:val="0"/>
-                <w:color w:val="222222"/>
-                <w:sz w:val="16"/>
-              </w:rPr>
-              <w:t>0.4016</w:t>
-            </w:r>
-          </w:p>
-        </w:tc>
-        <w:tc>
-          <w:tcPr>
-            <w:tcW w:type="dxa" w:w="1440"/>
-            <w:shd w:fill="FFFFFF"/>
-            <w:tcMar>
-              <w:top w:w="60" w:type="dxa"/>
-              <w:bottom w:w="60" w:type="dxa"/>
-              <w:left w:w="90" w:type="dxa"/>
-              <w:right w:w="90" w:type="dxa"/>
-            </w:tcMar>
-            <w:vAlign w:val="center"/>
-          </w:tcPr>
-          <w:p>
-            <w:pPr>
-              <w:spacing w:before="30" w:after="30"/>
-              <w:jc w:val="center"/>
-            </w:pPr>
-            <w:r/>
-            <w:r>
-              <w:rPr>
-                <w:rFonts w:ascii="Arial" w:hAnsi="Arial"/>
-                <w:b w:val="0"/>
-                <w:color w:val="222222"/>
-                <w:sz w:val="16"/>
-              </w:rPr>
-              <w:t>0.3704</w:t>
-            </w:r>
-          </w:p>
-        </w:tc>
-      </w:tr>
-      <w:tr>
-        <w:tc>
-          <w:tcPr>
-            <w:tcW w:type="dxa" w:w="1584"/>
-            <w:shd w:fill="FBFBFB"/>
-            <w:tcMar>
-              <w:top w:w="60" w:type="dxa"/>
-              <w:bottom w:w="60" w:type="dxa"/>
-              <w:left w:w="90" w:type="dxa"/>
-              <w:right w:w="90" w:type="dxa"/>
-            </w:tcMar>
-            <w:vAlign w:val="center"/>
-          </w:tcPr>
-          <w:p>
-            <w:pPr>
-              <w:spacing w:before="30" w:after="30"/>
-              <w:jc w:val="left"/>
-            </w:pPr>
-            <w:r/>
-            <w:r>
-              <w:rPr>
-                <w:rFonts w:ascii="Arial" w:hAnsi="Arial"/>
-                <w:b/>
-                <w:color w:val="222222"/>
-                <w:sz w:val="16"/>
-              </w:rPr>
-              <w:t>Lab</w:t>
-            </w:r>
-          </w:p>
-        </w:tc>
-        <w:tc>
-          <w:tcPr>
-            <w:tcW w:type="dxa" w:w="1008"/>
-            <w:shd w:fill="FBFBFB"/>
-            <w:tcMar>
-              <w:top w:w="60" w:type="dxa"/>
-              <w:bottom w:w="60" w:type="dxa"/>
-              <w:left w:w="90" w:type="dxa"/>
-              <w:right w:w="90" w:type="dxa"/>
-            </w:tcMar>
-            <w:vAlign w:val="center"/>
-          </w:tcPr>
-          <w:p>
-            <w:pPr>
-              <w:spacing w:before="30" w:after="30"/>
-              <w:jc w:val="center"/>
-            </w:pPr>
-            <w:r/>
-            <w:r>
-              <w:rPr>
-                <w:rFonts w:ascii="Arial" w:hAnsi="Arial"/>
-                <w:b w:val="0"/>
-                <w:color w:val="222222"/>
-                <w:sz w:val="16"/>
-              </w:rPr>
-              <w:t>3,482</w:t>
-            </w:r>
-          </w:p>
-        </w:tc>
-        <w:tc>
-          <w:tcPr>
-            <w:tcW w:type="dxa" w:w="1296"/>
-            <w:shd w:fill="FBFBFB"/>
-            <w:tcMar>
-              <w:top w:w="60" w:type="dxa"/>
-              <w:bottom w:w="60" w:type="dxa"/>
-              <w:left w:w="90" w:type="dxa"/>
-              <w:right w:w="90" w:type="dxa"/>
-            </w:tcMar>
-            <w:vAlign w:val="center"/>
-          </w:tcPr>
-          <w:p>
-            <w:pPr>
-              <w:spacing w:before="30" w:after="30"/>
-              <w:jc w:val="center"/>
-            </w:pPr>
-            <w:r/>
-            <w:r>
-              <w:rPr>
-                <w:rFonts w:ascii="Arial" w:hAnsi="Arial"/>
-                <w:b w:val="0"/>
-                <w:color w:val="222222"/>
-                <w:sz w:val="16"/>
-              </w:rPr>
-              <w:t>0.5964</w:t>
-            </w:r>
-          </w:p>
-        </w:tc>
-        <w:tc>
-          <w:tcPr>
-            <w:tcW w:type="dxa" w:w="1296"/>
-            <w:shd w:fill="FBFBFB"/>
-            <w:tcMar>
-              <w:top w:w="60" w:type="dxa"/>
-              <w:bottom w:w="60" w:type="dxa"/>
-              <w:left w:w="90" w:type="dxa"/>
-              <w:right w:w="90" w:type="dxa"/>
-            </w:tcMar>
-            <w:vAlign w:val="center"/>
-          </w:tcPr>
-          <w:p>
-            <w:pPr>
-              <w:spacing w:before="30" w:after="30"/>
-              <w:jc w:val="center"/>
-            </w:pPr>
-            <w:r/>
-            <w:r>
-              <w:rPr>
-                <w:rFonts w:ascii="Arial" w:hAnsi="Arial"/>
-                <w:b w:val="0"/>
-                <w:color w:val="222222"/>
-                <w:sz w:val="16"/>
-              </w:rPr>
-              <w:t>0.1575</w:t>
-            </w:r>
-          </w:p>
-        </w:tc>
-        <w:tc>
-          <w:tcPr>
-            <w:tcW w:type="dxa" w:w="1440"/>
-            <w:shd w:fill="FBFBFB"/>
-            <w:tcMar>
-              <w:top w:w="60" w:type="dxa"/>
-              <w:bottom w:w="60" w:type="dxa"/>
-              <w:left w:w="90" w:type="dxa"/>
-              <w:right w:w="90" w:type="dxa"/>
-            </w:tcMar>
-            <w:vAlign w:val="center"/>
-          </w:tcPr>
-          <w:p>
-            <w:pPr>
-              <w:spacing w:before="30" w:after="30"/>
-              <w:jc w:val="center"/>
-            </w:pPr>
-            <w:r/>
-            <w:r>
-              <w:rPr>
-                <w:rFonts w:ascii="Arial" w:hAnsi="Arial"/>
-                <w:b w:val="0"/>
-                <w:color w:val="222222"/>
-                <w:sz w:val="16"/>
-              </w:rPr>
-              <w:t>0.3742</w:t>
-            </w:r>
-          </w:p>
-        </w:tc>
-        <w:tc>
-          <w:tcPr>
-            <w:tcW w:type="dxa" w:w="1296"/>
-            <w:shd w:fill="FBFBFB"/>
-            <w:tcMar>
-              <w:top w:w="60" w:type="dxa"/>
-              <w:bottom w:w="60" w:type="dxa"/>
-              <w:left w:w="90" w:type="dxa"/>
-              <w:right w:w="90" w:type="dxa"/>
-            </w:tcMar>
-            <w:vAlign w:val="center"/>
-          </w:tcPr>
-          <w:p>
-            <w:pPr>
-              <w:spacing w:before="30" w:after="30"/>
-              <w:jc w:val="center"/>
-            </w:pPr>
-            <w:r/>
-            <w:r>
-              <w:rPr>
-                <w:rFonts w:ascii="Arial" w:hAnsi="Arial"/>
-                <w:b w:val="0"/>
-                <w:color w:val="222222"/>
-                <w:sz w:val="16"/>
-              </w:rPr>
-              <w:t>0.7637</w:t>
-            </w:r>
-          </w:p>
-        </w:tc>
-        <w:tc>
-          <w:tcPr>
-            <w:tcW w:type="dxa" w:w="1296"/>
-            <w:shd w:fill="FBFBFB"/>
-            <w:tcMar>
-              <w:top w:w="60" w:type="dxa"/>
-              <w:bottom w:w="60" w:type="dxa"/>
-              <w:left w:w="90" w:type="dxa"/>
-              <w:right w:w="90" w:type="dxa"/>
-            </w:tcMar>
-            <w:vAlign w:val="center"/>
-          </w:tcPr>
-          <w:p>
-            <w:pPr>
-              <w:spacing w:before="30" w:after="30"/>
-              <w:jc w:val="center"/>
-            </w:pPr>
-            <w:r/>
-            <w:r>
-              <w:rPr>
-                <w:rFonts w:ascii="Arial" w:hAnsi="Arial"/>
-                <w:b w:val="0"/>
-                <w:color w:val="222222"/>
-                <w:sz w:val="16"/>
-              </w:rPr>
-              <w:t>0.4912</w:t>
-            </w:r>
-          </w:p>
-        </w:tc>
-        <w:tc>
-          <w:tcPr>
-            <w:tcW w:type="dxa" w:w="1440"/>
-            <w:shd w:fill="FBFBFB"/>
-            <w:tcMar>
-              <w:top w:w="60" w:type="dxa"/>
-              <w:bottom w:w="60" w:type="dxa"/>
-              <w:left w:w="90" w:type="dxa"/>
-              <w:right w:w="90" w:type="dxa"/>
-            </w:tcMar>
-            <w:vAlign w:val="center"/>
-          </w:tcPr>
-          <w:p>
-            <w:pPr>
-              <w:spacing w:before="30" w:after="30"/>
-              <w:jc w:val="center"/>
-            </w:pPr>
-            <w:r/>
-            <w:r>
-              <w:rPr>
-                <w:rFonts w:ascii="Arial" w:hAnsi="Arial"/>
-                <w:b w:val="0"/>
-                <w:color w:val="222222"/>
-                <w:sz w:val="16"/>
-              </w:rPr>
-              <w:t>0.6105</w:t>
-            </w:r>
-          </w:p>
-        </w:tc>
-      </w:tr>
-      <w:tr>
-        <w:tc>
-          <w:tcPr>
-            <w:tcW w:type="dxa" w:w="1584"/>
-            <w:shd w:fill="FFFFFF"/>
-            <w:tcMar>
-              <w:top w:w="60" w:type="dxa"/>
-              <w:bottom w:w="60" w:type="dxa"/>
-              <w:left w:w="90" w:type="dxa"/>
-              <w:right w:w="90" w:type="dxa"/>
-            </w:tcMar>
-            <w:vAlign w:val="center"/>
-          </w:tcPr>
-          <w:p>
-            <w:pPr>
-              <w:spacing w:before="30" w:after="30"/>
-              <w:jc w:val="left"/>
-            </w:pPr>
-            <w:r/>
-            <w:r>
-              <w:rPr>
-                <w:rFonts w:ascii="Arial" w:hAnsi="Arial"/>
-                <w:b/>
-                <w:color w:val="222222"/>
-                <w:sz w:val="16"/>
-              </w:rPr>
-              <w:t>Status</w:t>
-            </w:r>
-          </w:p>
-        </w:tc>
-        <w:tc>
-          <w:tcPr>
-            <w:tcW w:type="dxa" w:w="1008"/>
-            <w:shd w:fill="FFFFFF"/>
-            <w:tcMar>
-              <w:top w:w="60" w:type="dxa"/>
-              <w:bottom w:w="60" w:type="dxa"/>
-              <w:left w:w="90" w:type="dxa"/>
-              <w:right w:w="90" w:type="dxa"/>
-            </w:tcMar>
-            <w:vAlign w:val="center"/>
-          </w:tcPr>
-          <w:p>
-            <w:pPr>
-              <w:spacing w:before="30" w:after="30"/>
-              <w:jc w:val="center"/>
-            </w:pPr>
-            <w:r/>
-            <w:r>
-              <w:rPr>
-                <w:rFonts w:ascii="Arial" w:hAnsi="Arial"/>
-                <w:b w:val="0"/>
-                <w:color w:val="222222"/>
-                <w:sz w:val="16"/>
-              </w:rPr>
-              <w:t>1,910</w:t>
-            </w:r>
-          </w:p>
-        </w:tc>
-        <w:tc>
-          <w:tcPr>
-            <w:tcW w:type="dxa" w:w="1296"/>
-            <w:shd w:fill="FFFFFF"/>
-            <w:tcMar>
-              <w:top w:w="60" w:type="dxa"/>
-              <w:bottom w:w="60" w:type="dxa"/>
-              <w:left w:w="90" w:type="dxa"/>
-              <w:right w:w="90" w:type="dxa"/>
-            </w:tcMar>
-            <w:vAlign w:val="center"/>
-          </w:tcPr>
-          <w:p>
-            <w:pPr>
-              <w:spacing w:before="30" w:after="30"/>
-              <w:jc w:val="center"/>
-            </w:pPr>
-            <w:r/>
-            <w:r>
-              <w:rPr>
-                <w:rFonts w:ascii="Arial" w:hAnsi="Arial"/>
-                <w:b w:val="0"/>
-                <w:color w:val="222222"/>
-                <w:sz w:val="16"/>
-              </w:rPr>
-              <w:t>0.7169</w:t>
-            </w:r>
-          </w:p>
-        </w:tc>
-        <w:tc>
-          <w:tcPr>
-            <w:tcW w:type="dxa" w:w="1296"/>
-            <w:shd w:fill="FFFFFF"/>
-            <w:tcMar>
-              <w:top w:w="60" w:type="dxa"/>
-              <w:bottom w:w="60" w:type="dxa"/>
-              <w:left w:w="90" w:type="dxa"/>
-              <w:right w:w="90" w:type="dxa"/>
-            </w:tcMar>
-            <w:vAlign w:val="center"/>
-          </w:tcPr>
-          <w:p>
-            <w:pPr>
-              <w:spacing w:before="30" w:after="30"/>
-              <w:jc w:val="center"/>
-            </w:pPr>
-            <w:r/>
-            <w:r>
-              <w:rPr>
-                <w:rFonts w:ascii="Arial" w:hAnsi="Arial"/>
-                <w:b w:val="0"/>
-                <w:color w:val="222222"/>
-                <w:sz w:val="16"/>
-              </w:rPr>
-              <w:t>0.1304</w:t>
-            </w:r>
-          </w:p>
-        </w:tc>
-        <w:tc>
-          <w:tcPr>
-            <w:tcW w:type="dxa" w:w="1440"/>
-            <w:shd w:fill="FFFFFF"/>
-            <w:tcMar>
-              <w:top w:w="60" w:type="dxa"/>
-              <w:bottom w:w="60" w:type="dxa"/>
-              <w:left w:w="90" w:type="dxa"/>
-              <w:right w:w="90" w:type="dxa"/>
-            </w:tcMar>
-            <w:vAlign w:val="center"/>
-          </w:tcPr>
-          <w:p>
-            <w:pPr>
-              <w:spacing w:before="30" w:after="30"/>
-              <w:jc w:val="center"/>
-            </w:pPr>
-            <w:r/>
-            <w:r>
-              <w:rPr>
-                <w:rFonts w:ascii="Arial" w:hAnsi="Arial"/>
-                <w:b w:val="0"/>
-                <w:color w:val="222222"/>
-                <w:sz w:val="16"/>
-              </w:rPr>
-              <w:t>0.2741</w:t>
-            </w:r>
-          </w:p>
-        </w:tc>
-        <w:tc>
-          <w:tcPr>
-            <w:tcW w:type="dxa" w:w="1296"/>
-            <w:shd w:fill="FFFFFF"/>
-            <w:tcMar>
-              <w:top w:w="60" w:type="dxa"/>
-              <w:bottom w:w="60" w:type="dxa"/>
-              <w:left w:w="90" w:type="dxa"/>
-              <w:right w:w="90" w:type="dxa"/>
-            </w:tcMar>
-            <w:vAlign w:val="center"/>
-          </w:tcPr>
-          <w:p>
-            <w:pPr>
-              <w:spacing w:before="30" w:after="30"/>
-              <w:jc w:val="center"/>
-            </w:pPr>
-            <w:r/>
-            <w:r>
-              <w:rPr>
-                <w:rFonts w:ascii="Arial" w:hAnsi="Arial"/>
-                <w:b w:val="0"/>
-                <w:color w:val="222222"/>
-                <w:sz w:val="16"/>
-              </w:rPr>
-              <w:t>0.8386</w:t>
-            </w:r>
-          </w:p>
-        </w:tc>
-        <w:tc>
-          <w:tcPr>
-            <w:tcW w:type="dxa" w:w="1296"/>
-            <w:shd w:fill="FFFFFF"/>
-            <w:tcMar>
-              <w:top w:w="60" w:type="dxa"/>
-              <w:bottom w:w="60" w:type="dxa"/>
-              <w:left w:w="90" w:type="dxa"/>
-              <w:right w:w="90" w:type="dxa"/>
-            </w:tcMar>
-            <w:vAlign w:val="center"/>
-          </w:tcPr>
-          <w:p>
-            <w:pPr>
-              <w:spacing w:before="30" w:after="30"/>
-              <w:jc w:val="center"/>
-            </w:pPr>
-            <w:r/>
-            <w:r>
-              <w:rPr>
-                <w:rFonts w:ascii="Arial" w:hAnsi="Arial"/>
-                <w:b w:val="0"/>
-                <w:color w:val="222222"/>
-                <w:sz w:val="16"/>
-              </w:rPr>
-              <w:t>0.2676</w:t>
-            </w:r>
-          </w:p>
-        </w:tc>
-        <w:tc>
-          <w:tcPr>
-            <w:tcW w:type="dxa" w:w="1440"/>
-            <w:shd w:fill="FFFFFF"/>
-            <w:tcMar>
-              <w:top w:w="60" w:type="dxa"/>
-              <w:bottom w:w="60" w:type="dxa"/>
-              <w:left w:w="90" w:type="dxa"/>
-              <w:right w:w="90" w:type="dxa"/>
-            </w:tcMar>
-            <w:vAlign w:val="center"/>
-          </w:tcPr>
-          <w:p>
-            <w:pPr>
-              <w:spacing w:before="30" w:after="30"/>
-              <w:jc w:val="center"/>
-            </w:pPr>
-            <w:r/>
-            <w:r>
-              <w:rPr>
-                <w:rFonts w:ascii="Arial" w:hAnsi="Arial"/>
-                <w:b w:val="0"/>
-                <w:color w:val="222222"/>
-                <w:sz w:val="16"/>
-              </w:rPr>
-              <w:t>0.4547</w:t>
-            </w:r>
-          </w:p>
-        </w:tc>
-      </w:tr>
-      <w:tr>
-        <w:tc>
-          <w:tcPr>
-            <w:tcW w:type="dxa" w:w="1584"/>
-            <w:shd w:fill="FBFBFB"/>
-            <w:tcMar>
-              <w:top w:w="60" w:type="dxa"/>
-              <w:bottom w:w="60" w:type="dxa"/>
-              <w:left w:w="90" w:type="dxa"/>
-              <w:right w:w="90" w:type="dxa"/>
-            </w:tcMar>
-            <w:vAlign w:val="center"/>
-          </w:tcPr>
-          <w:p>
-            <w:pPr>
-              <w:spacing w:before="30" w:after="30"/>
-              <w:jc w:val="left"/>
-            </w:pPr>
-            <w:r/>
-            <w:r>
-              <w:rPr>
-                <w:rFonts w:ascii="Arial" w:hAnsi="Arial"/>
-                <w:b/>
-                <w:color w:val="222222"/>
-                <w:sz w:val="16"/>
-              </w:rPr>
-              <w:t>R/O</w:t>
-            </w:r>
-          </w:p>
-        </w:tc>
-        <w:tc>
-          <w:tcPr>
-            <w:tcW w:type="dxa" w:w="1008"/>
-            <w:shd w:fill="FBFBFB"/>
-            <w:tcMar>
-              <w:top w:w="60" w:type="dxa"/>
-              <w:bottom w:w="60" w:type="dxa"/>
-              <w:left w:w="90" w:type="dxa"/>
-              <w:right w:w="90" w:type="dxa"/>
-            </w:tcMar>
-            <w:vAlign w:val="center"/>
-          </w:tcPr>
-          <w:p>
-            <w:pPr>
-              <w:spacing w:before="30" w:after="30"/>
-              <w:jc w:val="center"/>
-            </w:pPr>
-            <w:r/>
-            <w:r>
-              <w:rPr>
-                <w:rFonts w:ascii="Arial" w:hAnsi="Arial"/>
-                <w:b w:val="0"/>
-                <w:color w:val="222222"/>
-                <w:sz w:val="16"/>
-              </w:rPr>
-              <w:t>9</w:t>
-            </w:r>
-          </w:p>
-        </w:tc>
-        <w:tc>
-          <w:tcPr>
-            <w:tcW w:type="dxa" w:w="1296"/>
-            <w:shd w:fill="FBFBFB"/>
-            <w:tcMar>
-              <w:top w:w="60" w:type="dxa"/>
-              <w:bottom w:w="60" w:type="dxa"/>
-              <w:left w:w="90" w:type="dxa"/>
-              <w:right w:w="90" w:type="dxa"/>
-            </w:tcMar>
-            <w:vAlign w:val="center"/>
-          </w:tcPr>
-          <w:p>
-            <w:pPr>
-              <w:spacing w:before="30" w:after="30"/>
-              <w:jc w:val="center"/>
-            </w:pPr>
-            <w:r/>
-            <w:r>
-              <w:rPr>
-                <w:rFonts w:ascii="Arial" w:hAnsi="Arial"/>
-                <w:b w:val="0"/>
-                <w:color w:val="222222"/>
-                <w:sz w:val="16"/>
-              </w:rPr>
-              <w:t>0.0000</w:t>
-            </w:r>
-          </w:p>
-        </w:tc>
-        <w:tc>
-          <w:tcPr>
-            <w:tcW w:type="dxa" w:w="1296"/>
-            <w:shd w:fill="FBFBFB"/>
-            <w:tcMar>
-              <w:top w:w="60" w:type="dxa"/>
-              <w:bottom w:w="60" w:type="dxa"/>
-              <w:left w:w="90" w:type="dxa"/>
-              <w:right w:w="90" w:type="dxa"/>
-            </w:tcMar>
-            <w:vAlign w:val="center"/>
-          </w:tcPr>
-          <w:p>
-            <w:pPr>
-              <w:spacing w:before="30" w:after="30"/>
-              <w:jc w:val="center"/>
-            </w:pPr>
-            <w:r/>
-            <w:r>
-              <w:rPr>
-                <w:rFonts w:ascii="Arial" w:hAnsi="Arial"/>
-                <w:b w:val="0"/>
-                <w:color w:val="222222"/>
-                <w:sz w:val="16"/>
-              </w:rPr>
-              <w:t>0.0073</w:t>
-            </w:r>
-          </w:p>
-        </w:tc>
-        <w:tc>
-          <w:tcPr>
-            <w:tcW w:type="dxa" w:w="1440"/>
-            <w:shd w:fill="FBFBFB"/>
-            <w:tcMar>
-              <w:top w:w="60" w:type="dxa"/>
-              <w:bottom w:w="60" w:type="dxa"/>
-              <w:left w:w="90" w:type="dxa"/>
-              <w:right w:w="90" w:type="dxa"/>
-            </w:tcMar>
-            <w:vAlign w:val="center"/>
-          </w:tcPr>
-          <w:p>
-            <w:pPr>
-              <w:spacing w:before="30" w:after="30"/>
-              <w:jc w:val="center"/>
-            </w:pPr>
-            <w:r/>
-            <w:r>
-              <w:rPr>
-                <w:rFonts w:ascii="Arial" w:hAnsi="Arial"/>
-                <w:b w:val="0"/>
-                <w:color w:val="222222"/>
-                <w:sz w:val="16"/>
-              </w:rPr>
-              <w:t>0.0094</w:t>
-            </w:r>
-          </w:p>
-        </w:tc>
-        <w:tc>
-          <w:tcPr>
-            <w:tcW w:type="dxa" w:w="1296"/>
-            <w:shd w:fill="FBFBFB"/>
-            <w:tcMar>
-              <w:top w:w="60" w:type="dxa"/>
-              <w:bottom w:w="60" w:type="dxa"/>
-              <w:left w:w="90" w:type="dxa"/>
-              <w:right w:w="90" w:type="dxa"/>
-            </w:tcMar>
-            <w:vAlign w:val="center"/>
-          </w:tcPr>
-          <w:p>
-            <w:pPr>
-              <w:spacing w:before="30" w:after="30"/>
-              <w:jc w:val="center"/>
-            </w:pPr>
-            <w:r/>
-            <w:r>
-              <w:rPr>
-                <w:rFonts w:ascii="Arial" w:hAnsi="Arial"/>
-                <w:b w:val="0"/>
-                <w:color w:val="222222"/>
-                <w:sz w:val="16"/>
-              </w:rPr>
-              <w:t>0.0000</w:t>
-            </w:r>
-          </w:p>
-        </w:tc>
-        <w:tc>
-          <w:tcPr>
-            <w:tcW w:type="dxa" w:w="1296"/>
-            <w:shd w:fill="FBFBFB"/>
-            <w:tcMar>
-              <w:top w:w="60" w:type="dxa"/>
-              <w:bottom w:w="60" w:type="dxa"/>
-              <w:left w:w="90" w:type="dxa"/>
-              <w:right w:w="90" w:type="dxa"/>
-            </w:tcMar>
-            <w:vAlign w:val="center"/>
-          </w:tcPr>
-          <w:p>
-            <w:pPr>
-              <w:spacing w:before="30" w:after="30"/>
-              <w:jc w:val="center"/>
-            </w:pPr>
-            <w:r/>
-            <w:r>
-              <w:rPr>
-                <w:rFonts w:ascii="Arial" w:hAnsi="Arial"/>
-                <w:b w:val="0"/>
-                <w:color w:val="222222"/>
-                <w:sz w:val="16"/>
-              </w:rPr>
-              <w:t>0.4444</w:t>
-            </w:r>
-          </w:p>
-        </w:tc>
-        <w:tc>
-          <w:tcPr>
-            <w:tcW w:type="dxa" w:w="1440"/>
-            <w:shd w:fill="FBFBFB"/>
-            <w:tcMar>
-              <w:top w:w="60" w:type="dxa"/>
-              <w:bottom w:w="60" w:type="dxa"/>
-              <w:left w:w="90" w:type="dxa"/>
-              <w:right w:w="90" w:type="dxa"/>
-            </w:tcMar>
-            <w:vAlign w:val="center"/>
-          </w:tcPr>
-          <w:p>
-            <w:pPr>
-              <w:spacing w:before="30" w:after="30"/>
-              <w:jc w:val="center"/>
-            </w:pPr>
-            <w:r/>
-            <w:r>
-              <w:rPr>
-                <w:rFonts w:ascii="Arial" w:hAnsi="Arial"/>
-                <w:b w:val="0"/>
-                <w:color w:val="222222"/>
-                <w:sz w:val="16"/>
-              </w:rPr>
-              <w:t>0.4539</w:t>
-            </w:r>
-          </w:p>
-        </w:tc>
-      </w:tr>
-      <w:tr>
-        <w:tc>
-          <w:tcPr>
-            <w:tcW w:type="dxa" w:w="1584"/>
-            <w:shd w:fill="FFFFFF"/>
-            <w:tcMar>
-              <w:top w:w="60" w:type="dxa"/>
-              <w:bottom w:w="60" w:type="dxa"/>
-              <w:left w:w="90" w:type="dxa"/>
-              <w:right w:w="90" w:type="dxa"/>
-            </w:tcMar>
-            <w:vAlign w:val="center"/>
-          </w:tcPr>
-          <w:p>
-            <w:pPr>
-              <w:spacing w:before="30" w:after="30"/>
-              <w:jc w:val="left"/>
-            </w:pPr>
-            <w:r/>
-            <w:r>
-              <w:rPr>
-                <w:rFonts w:ascii="Arial" w:hAnsi="Arial"/>
-                <w:b/>
-                <w:color w:val="222222"/>
-                <w:sz w:val="16"/>
-              </w:rPr>
-              <w:t>CoD</w:t>
-            </w:r>
-          </w:p>
-        </w:tc>
-        <w:tc>
-          <w:tcPr>
-            <w:tcW w:type="dxa" w:w="1008"/>
-            <w:shd w:fill="FFFFFF"/>
-            <w:tcMar>
-              <w:top w:w="60" w:type="dxa"/>
-              <w:bottom w:w="60" w:type="dxa"/>
-              <w:left w:w="90" w:type="dxa"/>
-              <w:right w:w="90" w:type="dxa"/>
-            </w:tcMar>
-            <w:vAlign w:val="center"/>
-          </w:tcPr>
-          <w:p>
-            <w:pPr>
-              <w:spacing w:before="30" w:after="30"/>
-              <w:jc w:val="center"/>
-            </w:pPr>
-            <w:r/>
-            <w:r>
-              <w:rPr>
-                <w:rFonts w:ascii="Arial" w:hAnsi="Arial"/>
-                <w:b w:val="0"/>
-                <w:color w:val="222222"/>
-                <w:sz w:val="16"/>
-              </w:rPr>
-              <w:t>3</w:t>
-            </w:r>
-          </w:p>
-        </w:tc>
-        <w:tc>
-          <w:tcPr>
-            <w:tcW w:type="dxa" w:w="1296"/>
-            <w:shd w:fill="FFFFFF"/>
-            <w:tcMar>
-              <w:top w:w="60" w:type="dxa"/>
-              <w:bottom w:w="60" w:type="dxa"/>
-              <w:left w:w="90" w:type="dxa"/>
-              <w:right w:w="90" w:type="dxa"/>
-            </w:tcMar>
-            <w:vAlign w:val="center"/>
-          </w:tcPr>
-          <w:p>
-            <w:pPr>
-              <w:spacing w:before="30" w:after="30"/>
-              <w:jc w:val="center"/>
-            </w:pPr>
-            <w:r/>
-            <w:r>
-              <w:rPr>
-                <w:rFonts w:ascii="Arial" w:hAnsi="Arial"/>
-                <w:b w:val="0"/>
-                <w:color w:val="222222"/>
-                <w:sz w:val="16"/>
-              </w:rPr>
-              <w:t>0.0000</w:t>
-            </w:r>
-          </w:p>
-        </w:tc>
-        <w:tc>
-          <w:tcPr>
-            <w:tcW w:type="dxa" w:w="1296"/>
-            <w:shd w:fill="FFFFFF"/>
-            <w:tcMar>
-              <w:top w:w="60" w:type="dxa"/>
-              <w:bottom w:w="60" w:type="dxa"/>
-              <w:left w:w="90" w:type="dxa"/>
-              <w:right w:w="90" w:type="dxa"/>
-            </w:tcMar>
-            <w:vAlign w:val="center"/>
-          </w:tcPr>
-          <w:p>
-            <w:pPr>
-              <w:spacing w:before="30" w:after="30"/>
-              <w:jc w:val="center"/>
-            </w:pPr>
-            <w:r/>
-            <w:r>
-              <w:rPr>
-                <w:rFonts w:ascii="Arial" w:hAnsi="Arial"/>
-                <w:b w:val="0"/>
-                <w:color w:val="222222"/>
-                <w:sz w:val="16"/>
-              </w:rPr>
-              <w:t>0.0052</w:t>
-            </w:r>
-          </w:p>
-        </w:tc>
-        <w:tc>
-          <w:tcPr>
-            <w:tcW w:type="dxa" w:w="1440"/>
-            <w:shd w:fill="FFFFFF"/>
-            <w:tcMar>
-              <w:top w:w="60" w:type="dxa"/>
-              <w:bottom w:w="60" w:type="dxa"/>
-              <w:left w:w="90" w:type="dxa"/>
-              <w:right w:w="90" w:type="dxa"/>
-            </w:tcMar>
-            <w:vAlign w:val="center"/>
-          </w:tcPr>
-          <w:p>
-            <w:pPr>
-              <w:spacing w:before="30" w:after="30"/>
-              <w:jc w:val="center"/>
-            </w:pPr>
-            <w:r/>
-            <w:r>
-              <w:rPr>
-                <w:rFonts w:ascii="Arial" w:hAnsi="Arial"/>
-                <w:b w:val="0"/>
-                <w:color w:val="222222"/>
-                <w:sz w:val="16"/>
-              </w:rPr>
-              <w:t>0.0165</w:t>
-            </w:r>
-          </w:p>
-        </w:tc>
-        <w:tc>
-          <w:tcPr>
-            <w:tcW w:type="dxa" w:w="1296"/>
-            <w:shd w:fill="FFFFFF"/>
-            <w:tcMar>
-              <w:top w:w="60" w:type="dxa"/>
-              <w:bottom w:w="60" w:type="dxa"/>
-              <w:left w:w="90" w:type="dxa"/>
-              <w:right w:w="90" w:type="dxa"/>
-            </w:tcMar>
-            <w:vAlign w:val="center"/>
-          </w:tcPr>
-          <w:p>
-            <w:pPr>
-              <w:spacing w:before="30" w:after="30"/>
-              <w:jc w:val="center"/>
-            </w:pPr>
-            <w:r/>
-            <w:r>
-              <w:rPr>
-                <w:rFonts w:ascii="Arial" w:hAnsi="Arial"/>
-                <w:b w:val="0"/>
-                <w:color w:val="222222"/>
-                <w:sz w:val="16"/>
-              </w:rPr>
-              <w:t>0.0000</w:t>
-            </w:r>
-          </w:p>
-        </w:tc>
-        <w:tc>
-          <w:tcPr>
-            <w:tcW w:type="dxa" w:w="1296"/>
-            <w:shd w:fill="FFFFFF"/>
-            <w:tcMar>
-              <w:top w:w="60" w:type="dxa"/>
-              <w:bottom w:w="60" w:type="dxa"/>
-              <w:left w:w="90" w:type="dxa"/>
-              <w:right w:w="90" w:type="dxa"/>
-            </w:tcMar>
-            <w:vAlign w:val="center"/>
-          </w:tcPr>
-          <w:p>
-            <w:pPr>
-              <w:spacing w:before="30" w:after="30"/>
-              <w:jc w:val="center"/>
-            </w:pPr>
-            <w:r/>
-            <w:r>
-              <w:rPr>
-                <w:rFonts w:ascii="Arial" w:hAnsi="Arial"/>
-                <w:b w:val="0"/>
-                <w:color w:val="222222"/>
-                <w:sz w:val="16"/>
-              </w:rPr>
-              <w:t>0.4610</w:t>
-            </w:r>
-          </w:p>
-        </w:tc>
-        <w:tc>
-          <w:tcPr>
-            <w:tcW w:type="dxa" w:w="1440"/>
-            <w:shd w:fill="FFFFFF"/>
-            <w:tcMar>
-              <w:top w:w="60" w:type="dxa"/>
-              <w:bottom w:w="60" w:type="dxa"/>
-              <w:left w:w="90" w:type="dxa"/>
-              <w:right w:w="90" w:type="dxa"/>
-            </w:tcMar>
-            <w:vAlign w:val="center"/>
-          </w:tcPr>
-          <w:p>
-            <w:pPr>
-              <w:spacing w:before="30" w:after="30"/>
-              <w:jc w:val="center"/>
-            </w:pPr>
-            <w:r/>
-            <w:r>
-              <w:rPr>
-                <w:rFonts w:ascii="Arial" w:hAnsi="Arial"/>
-                <w:b w:val="0"/>
-                <w:color w:val="222222"/>
-                <w:sz w:val="16"/>
-              </w:rPr>
-              <w:t>0.4686</w:t>
-            </w:r>
-          </w:p>
-        </w:tc>
-      </w:tr>
-      <w:tr>
-        <w:tc>
-          <w:tcPr>
-            <w:tcW w:type="dxa" w:w="1584"/>
-            <w:shd w:fill="FBFBFB"/>
-            <w:tcMar>
-              <w:top w:w="60" w:type="dxa"/>
-              <w:bottom w:w="60" w:type="dxa"/>
-              <w:left w:w="90" w:type="dxa"/>
-              <w:right w:w="90" w:type="dxa"/>
-            </w:tcMar>
-            <w:vAlign w:val="center"/>
-          </w:tcPr>
-          <w:p>
-            <w:pPr>
-              <w:spacing w:before="30" w:after="30"/>
-              <w:jc w:val="left"/>
-            </w:pPr>
-            <w:r/>
-            <w:r>
-              <w:rPr>
-                <w:rFonts w:ascii="Arial" w:hAnsi="Arial"/>
-                <w:b/>
-                <w:color w:val="222222"/>
-                <w:sz w:val="16"/>
-              </w:rPr>
-              <w:t>MHx</w:t>
-            </w:r>
-          </w:p>
-        </w:tc>
-        <w:tc>
-          <w:tcPr>
-            <w:tcW w:type="dxa" w:w="1008"/>
-            <w:shd w:fill="FBFBFB"/>
-            <w:tcMar>
-              <w:top w:w="60" w:type="dxa"/>
-              <w:bottom w:w="60" w:type="dxa"/>
-              <w:left w:w="90" w:type="dxa"/>
-              <w:right w:w="90" w:type="dxa"/>
-            </w:tcMar>
-            <w:vAlign w:val="center"/>
-          </w:tcPr>
-          <w:p>
-            <w:pPr>
-              <w:spacing w:before="30" w:after="30"/>
-              <w:jc w:val="center"/>
-            </w:pPr>
-            <w:r/>
-            <w:r>
-              <w:rPr>
-                <w:rFonts w:ascii="Arial" w:hAnsi="Arial"/>
-                <w:b w:val="0"/>
-                <w:color w:val="222222"/>
-                <w:sz w:val="16"/>
-              </w:rPr>
-              <w:t>2,370</w:t>
-            </w:r>
-          </w:p>
-        </w:tc>
-        <w:tc>
-          <w:tcPr>
-            <w:tcW w:type="dxa" w:w="1296"/>
-            <w:shd w:fill="FBFBFB"/>
-            <w:tcMar>
-              <w:top w:w="60" w:type="dxa"/>
-              <w:bottom w:w="60" w:type="dxa"/>
-              <w:left w:w="90" w:type="dxa"/>
-              <w:right w:w="90" w:type="dxa"/>
-            </w:tcMar>
-            <w:vAlign w:val="center"/>
-          </w:tcPr>
-          <w:p>
-            <w:pPr>
-              <w:spacing w:before="30" w:after="30"/>
-              <w:jc w:val="center"/>
-            </w:pPr>
-            <w:r/>
-            <w:r>
-              <w:rPr>
-                <w:rFonts w:ascii="Arial" w:hAnsi="Arial"/>
-                <w:b w:val="0"/>
-                <w:color w:val="222222"/>
-                <w:sz w:val="16"/>
-              </w:rPr>
-              <w:t>0.4621</w:t>
-            </w:r>
-          </w:p>
-        </w:tc>
-        <w:tc>
-          <w:tcPr>
-            <w:tcW w:type="dxa" w:w="1296"/>
-            <w:shd w:fill="FBFBFB"/>
-            <w:tcMar>
-              <w:top w:w="60" w:type="dxa"/>
-              <w:bottom w:w="60" w:type="dxa"/>
-              <w:left w:w="90" w:type="dxa"/>
-              <w:right w:w="90" w:type="dxa"/>
-            </w:tcMar>
-            <w:vAlign w:val="center"/>
-          </w:tcPr>
-          <w:p>
-            <w:pPr>
-              <w:spacing w:before="30" w:after="30"/>
-              <w:jc w:val="center"/>
-            </w:pPr>
-            <w:r/>
-            <w:r>
-              <w:rPr>
-                <w:rFonts w:ascii="Arial" w:hAnsi="Arial"/>
-                <w:b w:val="0"/>
-                <w:color w:val="222222"/>
-                <w:sz w:val="16"/>
-              </w:rPr>
-              <w:t>0.3474</w:t>
-            </w:r>
-          </w:p>
-        </w:tc>
-        <w:tc>
-          <w:tcPr>
-            <w:tcW w:type="dxa" w:w="1440"/>
-            <w:shd w:fill="FBFBFB"/>
-            <w:tcMar>
-              <w:top w:w="60" w:type="dxa"/>
-              <w:bottom w:w="60" w:type="dxa"/>
-              <w:left w:w="90" w:type="dxa"/>
-              <w:right w:w="90" w:type="dxa"/>
-            </w:tcMar>
-            <w:vAlign w:val="center"/>
-          </w:tcPr>
-          <w:p>
-            <w:pPr>
-              <w:spacing w:before="30" w:after="30"/>
-              <w:jc w:val="center"/>
-            </w:pPr>
-            <w:r/>
-            <w:r>
-              <w:rPr>
-                <w:rFonts w:ascii="Arial" w:hAnsi="Arial"/>
-                <w:b w:val="0"/>
-                <w:color w:val="222222"/>
-                <w:sz w:val="16"/>
-              </w:rPr>
-              <w:t>0.4896</w:t>
-            </w:r>
-          </w:p>
-        </w:tc>
-        <w:tc>
-          <w:tcPr>
-            <w:tcW w:type="dxa" w:w="1296"/>
-            <w:shd w:fill="FBFBFB"/>
-            <w:tcMar>
-              <w:top w:w="60" w:type="dxa"/>
-              <w:bottom w:w="60" w:type="dxa"/>
-              <w:left w:w="90" w:type="dxa"/>
-              <w:right w:w="90" w:type="dxa"/>
-            </w:tcMar>
-            <w:vAlign w:val="center"/>
-          </w:tcPr>
-          <w:p>
-            <w:pPr>
-              <w:spacing w:before="30" w:after="30"/>
-              <w:jc w:val="center"/>
-            </w:pPr>
-            <w:r/>
-            <w:r>
-              <w:rPr>
-                <w:rFonts w:ascii="Arial" w:hAnsi="Arial"/>
-                <w:b w:val="0"/>
-                <w:color w:val="222222"/>
-                <w:sz w:val="16"/>
-              </w:rPr>
-              <w:t>0.7138</w:t>
-            </w:r>
-          </w:p>
-        </w:tc>
-        <w:tc>
-          <w:tcPr>
-            <w:tcW w:type="dxa" w:w="1296"/>
-            <w:shd w:fill="FBFBFB"/>
-            <w:tcMar>
-              <w:top w:w="60" w:type="dxa"/>
-              <w:bottom w:w="60" w:type="dxa"/>
-              <w:left w:w="90" w:type="dxa"/>
-              <w:right w:w="90" w:type="dxa"/>
-            </w:tcMar>
-            <w:vAlign w:val="center"/>
-          </w:tcPr>
-          <w:p>
-            <w:pPr>
-              <w:spacing w:before="30" w:after="30"/>
-              <w:jc w:val="center"/>
-            </w:pPr>
-            <w:r/>
-            <w:r>
-              <w:rPr>
-                <w:rFonts w:ascii="Arial" w:hAnsi="Arial"/>
-                <w:b w:val="0"/>
-                <w:color w:val="222222"/>
-                <w:sz w:val="16"/>
-              </w:rPr>
-              <w:t>0.6121</w:t>
-            </w:r>
-          </w:p>
-        </w:tc>
-        <w:tc>
-          <w:tcPr>
-            <w:tcW w:type="dxa" w:w="1440"/>
-            <w:shd w:fill="FBFBFB"/>
-            <w:tcMar>
-              <w:top w:w="60" w:type="dxa"/>
-              <w:bottom w:w="60" w:type="dxa"/>
-              <w:left w:w="90" w:type="dxa"/>
-              <w:right w:w="90" w:type="dxa"/>
-            </w:tcMar>
-            <w:vAlign w:val="center"/>
-          </w:tcPr>
-          <w:p>
-            <w:pPr>
-              <w:spacing w:before="30" w:after="30"/>
-              <w:jc w:val="center"/>
-            </w:pPr>
-            <w:r/>
-            <w:r>
-              <w:rPr>
-                <w:rFonts w:ascii="Arial" w:hAnsi="Arial"/>
-                <w:b w:val="0"/>
-                <w:color w:val="222222"/>
-                <w:sz w:val="16"/>
-              </w:rPr>
-              <w:t>0.6888</w:t>
-            </w:r>
-          </w:p>
-        </w:tc>
-      </w:tr>
-      <w:tr>
-        <w:tc>
-          <w:tcPr>
-            <w:tcW w:type="dxa" w:w="1584"/>
-            <w:shd w:fill="FFFFFF"/>
-            <w:tcMar>
-              <w:top w:w="60" w:type="dxa"/>
-              <w:bottom w:w="60" w:type="dxa"/>
-              <w:left w:w="90" w:type="dxa"/>
-              <w:right w:w="90" w:type="dxa"/>
-            </w:tcMar>
-            <w:vAlign w:val="center"/>
-          </w:tcPr>
-          <w:p>
-            <w:pPr>
-              <w:spacing w:before="30" w:after="30"/>
-              <w:jc w:val="left"/>
-            </w:pPr>
-            <w:r/>
-            <w:r>
-              <w:rPr>
-                <w:rFonts w:ascii="Arial" w:hAnsi="Arial"/>
-                <w:b/>
-                <w:color w:val="222222"/>
-                <w:sz w:val="16"/>
-              </w:rPr>
-              <w:t>FHx</w:t>
-            </w:r>
-          </w:p>
-        </w:tc>
-        <w:tc>
-          <w:tcPr>
-            <w:tcW w:type="dxa" w:w="1008"/>
-            <w:shd w:fill="FFFFFF"/>
-            <w:tcMar>
-              <w:top w:w="60" w:type="dxa"/>
-              <w:bottom w:w="60" w:type="dxa"/>
-              <w:left w:w="90" w:type="dxa"/>
-              <w:right w:w="90" w:type="dxa"/>
-            </w:tcMar>
-            <w:vAlign w:val="center"/>
-          </w:tcPr>
-          <w:p>
-            <w:pPr>
-              <w:spacing w:before="30" w:after="30"/>
-              <w:jc w:val="center"/>
-            </w:pPr>
-            <w:r/>
-            <w:r>
-              <w:rPr>
-                <w:rFonts w:ascii="Arial" w:hAnsi="Arial"/>
-                <w:b w:val="0"/>
-                <w:color w:val="222222"/>
-                <w:sz w:val="16"/>
-              </w:rPr>
-              <w:t>105</w:t>
-            </w:r>
-          </w:p>
-        </w:tc>
-        <w:tc>
-          <w:tcPr>
-            <w:tcW w:type="dxa" w:w="1296"/>
-            <w:shd w:fill="FFFFFF"/>
-            <w:tcMar>
-              <w:top w:w="60" w:type="dxa"/>
-              <w:bottom w:w="60" w:type="dxa"/>
-              <w:left w:w="90" w:type="dxa"/>
-              <w:right w:w="90" w:type="dxa"/>
-            </w:tcMar>
-            <w:vAlign w:val="center"/>
-          </w:tcPr>
-          <w:p>
-            <w:pPr>
-              <w:spacing w:before="30" w:after="30"/>
-              <w:jc w:val="center"/>
-            </w:pPr>
-            <w:r/>
-            <w:r>
-              <w:rPr>
-                <w:rFonts w:ascii="Arial" w:hAnsi="Arial"/>
-                <w:b w:val="0"/>
-                <w:color w:val="222222"/>
-                <w:sz w:val="16"/>
-              </w:rPr>
-              <w:t>0.0727</w:t>
-            </w:r>
-          </w:p>
-        </w:tc>
-        <w:tc>
-          <w:tcPr>
-            <w:tcW w:type="dxa" w:w="1296"/>
-            <w:shd w:fill="FFFFFF"/>
-            <w:tcMar>
-              <w:top w:w="60" w:type="dxa"/>
-              <w:bottom w:w="60" w:type="dxa"/>
-              <w:left w:w="90" w:type="dxa"/>
-              <w:right w:w="90" w:type="dxa"/>
-            </w:tcMar>
-            <w:vAlign w:val="center"/>
-          </w:tcPr>
-          <w:p>
-            <w:pPr>
-              <w:spacing w:before="30" w:after="30"/>
-              <w:jc w:val="center"/>
-            </w:pPr>
-            <w:r/>
-            <w:r>
-              <w:rPr>
-                <w:rFonts w:ascii="Arial" w:hAnsi="Arial"/>
-                <w:b w:val="0"/>
-                <w:color w:val="222222"/>
-                <w:sz w:val="16"/>
-              </w:rPr>
-              <w:t>0.0606</w:t>
-            </w:r>
-          </w:p>
-        </w:tc>
-        <w:tc>
-          <w:tcPr>
-            <w:tcW w:type="dxa" w:w="1440"/>
-            <w:shd w:fill="FFFFFF"/>
-            <w:tcMar>
-              <w:top w:w="60" w:type="dxa"/>
-              <w:bottom w:w="60" w:type="dxa"/>
-              <w:left w:w="90" w:type="dxa"/>
-              <w:right w:w="90" w:type="dxa"/>
-            </w:tcMar>
-            <w:vAlign w:val="center"/>
-          </w:tcPr>
-          <w:p>
-            <w:pPr>
-              <w:spacing w:before="30" w:after="30"/>
-              <w:jc w:val="center"/>
-            </w:pPr>
-            <w:r/>
-            <w:r>
-              <w:rPr>
-                <w:rFonts w:ascii="Arial" w:hAnsi="Arial"/>
-                <w:b w:val="0"/>
-                <w:color w:val="222222"/>
-                <w:sz w:val="16"/>
-              </w:rPr>
-              <w:t>0.1395</w:t>
-            </w:r>
-          </w:p>
-        </w:tc>
-        <w:tc>
-          <w:tcPr>
-            <w:tcW w:type="dxa" w:w="1296"/>
-            <w:shd w:fill="FFFFFF"/>
-            <w:tcMar>
-              <w:top w:w="60" w:type="dxa"/>
-              <w:bottom w:w="60" w:type="dxa"/>
-              <w:left w:w="90" w:type="dxa"/>
-              <w:right w:w="90" w:type="dxa"/>
-            </w:tcMar>
-            <w:vAlign w:val="center"/>
-          </w:tcPr>
-          <w:p>
-            <w:pPr>
-              <w:spacing w:before="30" w:after="30"/>
-              <w:jc w:val="center"/>
-            </w:pPr>
-            <w:r/>
-            <w:r>
-              <w:rPr>
-                <w:rFonts w:ascii="Arial" w:hAnsi="Arial"/>
-                <w:b w:val="0"/>
-                <w:color w:val="222222"/>
-                <w:sz w:val="16"/>
-              </w:rPr>
-              <w:t>0.0818</w:t>
-            </w:r>
-          </w:p>
-        </w:tc>
-        <w:tc>
-          <w:tcPr>
-            <w:tcW w:type="dxa" w:w="1296"/>
-            <w:shd w:fill="FFFFFF"/>
-            <w:tcMar>
-              <w:top w:w="60" w:type="dxa"/>
-              <w:bottom w:w="60" w:type="dxa"/>
-              <w:left w:w="90" w:type="dxa"/>
-              <w:right w:w="90" w:type="dxa"/>
-            </w:tcMar>
-            <w:vAlign w:val="center"/>
-          </w:tcPr>
-          <w:p>
-            <w:pPr>
-              <w:spacing w:before="30" w:after="30"/>
-              <w:jc w:val="center"/>
-            </w:pPr>
-            <w:r/>
-            <w:r>
-              <w:rPr>
-                <w:rFonts w:ascii="Arial" w:hAnsi="Arial"/>
-                <w:b w:val="0"/>
-                <w:color w:val="222222"/>
-                <w:sz w:val="16"/>
-              </w:rPr>
-              <w:t>0.1736</w:t>
-            </w:r>
-          </w:p>
-        </w:tc>
-        <w:tc>
-          <w:tcPr>
-            <w:tcW w:type="dxa" w:w="1440"/>
-            <w:shd w:fill="FFFFFF"/>
-            <w:tcMar>
-              <w:top w:w="60" w:type="dxa"/>
-              <w:bottom w:w="60" w:type="dxa"/>
-              <w:left w:w="90" w:type="dxa"/>
-              <w:right w:w="90" w:type="dxa"/>
-            </w:tcMar>
-            <w:vAlign w:val="center"/>
-          </w:tcPr>
-          <w:p>
-            <w:pPr>
-              <w:spacing w:before="30" w:after="30"/>
-              <w:jc w:val="center"/>
-            </w:pPr>
-            <w:r/>
-            <w:r>
-              <w:rPr>
-                <w:rFonts w:ascii="Arial" w:hAnsi="Arial"/>
-                <w:b w:val="0"/>
-                <w:color w:val="222222"/>
-                <w:sz w:val="16"/>
-              </w:rPr>
-              <w:t>0.2130</w:t>
-            </w:r>
-          </w:p>
-        </w:tc>
-      </w:tr>
-      <w:tr>
-        <w:tc>
-          <w:tcPr>
-            <w:tcW w:type="dxa" w:w="1584"/>
-            <w:shd w:fill="FBFBFB"/>
-            <w:tcMar>
-              <w:top w:w="60" w:type="dxa"/>
-              <w:bottom w:w="60" w:type="dxa"/>
-              <w:left w:w="90" w:type="dxa"/>
-              <w:right w:w="90" w:type="dxa"/>
-            </w:tcMar>
-            <w:vAlign w:val="center"/>
-          </w:tcPr>
-          <w:p>
-            <w:pPr>
-              <w:spacing w:before="30" w:after="30"/>
-              <w:jc w:val="left"/>
-            </w:pPr>
-            <w:r/>
-            <w:r>
-              <w:rPr>
-                <w:rFonts w:ascii="Arial" w:hAnsi="Arial"/>
-                <w:b/>
-                <w:color w:val="222222"/>
-                <w:sz w:val="16"/>
-              </w:rPr>
-              <w:t>Age</w:t>
-            </w:r>
-          </w:p>
-        </w:tc>
-        <w:tc>
-          <w:tcPr>
-            <w:tcW w:type="dxa" w:w="1008"/>
-            <w:shd w:fill="FBFBFB"/>
-            <w:tcMar>
-              <w:top w:w="60" w:type="dxa"/>
-              <w:bottom w:w="60" w:type="dxa"/>
-              <w:left w:w="90" w:type="dxa"/>
-              <w:right w:w="90" w:type="dxa"/>
-            </w:tcMar>
-            <w:vAlign w:val="center"/>
-          </w:tcPr>
-          <w:p>
-            <w:pPr>
-              <w:spacing w:before="30" w:after="30"/>
-              <w:jc w:val="center"/>
-            </w:pPr>
-            <w:r/>
-            <w:r>
-              <w:rPr>
-                <w:rFonts w:ascii="Arial" w:hAnsi="Arial"/>
-                <w:b w:val="0"/>
-                <w:color w:val="222222"/>
-                <w:sz w:val="16"/>
-              </w:rPr>
-              <w:t>787</w:t>
-            </w:r>
-          </w:p>
-        </w:tc>
-        <w:tc>
-          <w:tcPr>
-            <w:tcW w:type="dxa" w:w="1296"/>
-            <w:shd w:fill="FBFBFB"/>
-            <w:tcMar>
-              <w:top w:w="60" w:type="dxa"/>
-              <w:bottom w:w="60" w:type="dxa"/>
-              <w:left w:w="90" w:type="dxa"/>
-              <w:right w:w="90" w:type="dxa"/>
-            </w:tcMar>
-            <w:vAlign w:val="center"/>
-          </w:tcPr>
-          <w:p>
-            <w:pPr>
-              <w:spacing w:before="30" w:after="30"/>
-              <w:jc w:val="center"/>
-            </w:pPr>
-            <w:r/>
-            <w:r>
-              <w:rPr>
-                <w:rFonts w:ascii="Arial" w:hAnsi="Arial"/>
-                <w:b w:val="0"/>
-                <w:color w:val="222222"/>
-                <w:sz w:val="16"/>
-              </w:rPr>
-              <w:t>0.9009</w:t>
-            </w:r>
-          </w:p>
-        </w:tc>
-        <w:tc>
-          <w:tcPr>
-            <w:tcW w:type="dxa" w:w="1296"/>
-            <w:shd w:fill="FBFBFB"/>
-            <w:tcMar>
-              <w:top w:w="60" w:type="dxa"/>
-              <w:bottom w:w="60" w:type="dxa"/>
-              <w:left w:w="90" w:type="dxa"/>
-              <w:right w:w="90" w:type="dxa"/>
-            </w:tcMar>
-            <w:vAlign w:val="center"/>
-          </w:tcPr>
-          <w:p>
-            <w:pPr>
-              <w:spacing w:before="30" w:after="30"/>
-              <w:jc w:val="center"/>
-            </w:pPr>
-            <w:r/>
-            <w:r>
-              <w:rPr>
-                <w:rFonts w:ascii="Arial" w:hAnsi="Arial"/>
-                <w:b w:val="0"/>
-                <w:color w:val="222222"/>
-                <w:sz w:val="16"/>
-              </w:rPr>
-              <w:t>0.7335</w:t>
-            </w:r>
-          </w:p>
-        </w:tc>
-        <w:tc>
-          <w:tcPr>
-            <w:tcW w:type="dxa" w:w="1440"/>
-            <w:shd w:fill="FBFBFB"/>
-            <w:tcMar>
-              <w:top w:w="60" w:type="dxa"/>
-              <w:bottom w:w="60" w:type="dxa"/>
-              <w:left w:w="90" w:type="dxa"/>
-              <w:right w:w="90" w:type="dxa"/>
-            </w:tcMar>
-            <w:vAlign w:val="center"/>
-          </w:tcPr>
-          <w:p>
-            <w:pPr>
-              <w:spacing w:before="30" w:after="30"/>
-              <w:jc w:val="center"/>
-            </w:pPr>
-            <w:r/>
-            <w:r>
-              <w:rPr>
-                <w:rFonts w:ascii="Arial" w:hAnsi="Arial"/>
-                <w:b w:val="0"/>
-                <w:color w:val="222222"/>
-                <w:sz w:val="16"/>
-              </w:rPr>
-              <w:t>0.8752</w:t>
-            </w:r>
-          </w:p>
-        </w:tc>
-        <w:tc>
-          <w:tcPr>
-            <w:tcW w:type="dxa" w:w="1296"/>
-            <w:shd w:fill="FBFBFB"/>
-            <w:tcMar>
-              <w:top w:w="60" w:type="dxa"/>
-              <w:bottom w:w="60" w:type="dxa"/>
-              <w:left w:w="90" w:type="dxa"/>
-              <w:right w:w="90" w:type="dxa"/>
-            </w:tcMar>
-            <w:vAlign w:val="center"/>
-          </w:tcPr>
-          <w:p>
-            <w:pPr>
-              <w:spacing w:before="30" w:after="30"/>
-              <w:jc w:val="center"/>
-            </w:pPr>
-            <w:r/>
-            <w:r>
-              <w:rPr>
-                <w:rFonts w:ascii="Arial" w:hAnsi="Arial"/>
-                <w:b w:val="0"/>
-                <w:color w:val="222222"/>
-                <w:sz w:val="16"/>
-              </w:rPr>
-              <w:t>0.9525</w:t>
-            </w:r>
-          </w:p>
-        </w:tc>
-        <w:tc>
-          <w:tcPr>
-            <w:tcW w:type="dxa" w:w="1296"/>
-            <w:shd w:fill="FBFBFB"/>
-            <w:tcMar>
-              <w:top w:w="60" w:type="dxa"/>
-              <w:bottom w:w="60" w:type="dxa"/>
-              <w:left w:w="90" w:type="dxa"/>
-              <w:right w:w="90" w:type="dxa"/>
-            </w:tcMar>
-            <w:vAlign w:val="center"/>
-          </w:tcPr>
-          <w:p>
-            <w:pPr>
-              <w:spacing w:before="30" w:after="30"/>
-              <w:jc w:val="center"/>
-            </w:pPr>
-            <w:r/>
-            <w:r>
-              <w:rPr>
-                <w:rFonts w:ascii="Arial" w:hAnsi="Arial"/>
-                <w:b w:val="0"/>
-                <w:color w:val="222222"/>
-                <w:sz w:val="16"/>
-              </w:rPr>
-              <w:t>0.8590</w:t>
-            </w:r>
-          </w:p>
-        </w:tc>
-        <w:tc>
-          <w:tcPr>
-            <w:tcW w:type="dxa" w:w="1440"/>
-            <w:shd w:fill="FBFBFB"/>
-            <w:tcMar>
-              <w:top w:w="60" w:type="dxa"/>
-              <w:bottom w:w="60" w:type="dxa"/>
-              <w:left w:w="90" w:type="dxa"/>
-              <w:right w:w="90" w:type="dxa"/>
-            </w:tcMar>
-            <w:vAlign w:val="center"/>
-          </w:tcPr>
-          <w:p>
-            <w:pPr>
-              <w:spacing w:before="30" w:after="30"/>
-              <w:jc w:val="center"/>
-            </w:pPr>
-            <w:r/>
-            <w:r>
-              <w:rPr>
-                <w:rFonts w:ascii="Arial" w:hAnsi="Arial"/>
-                <w:b w:val="0"/>
-                <w:color w:val="222222"/>
-                <w:sz w:val="16"/>
-              </w:rPr>
-              <w:t>0.9238</w:t>
-            </w:r>
-          </w:p>
-        </w:tc>
-      </w:tr>
-      <w:tr>
-        <w:tc>
-          <w:tcPr>
-            <w:tcW w:type="dxa" w:w="1584"/>
-            <w:shd w:fill="FFFFFF"/>
-            <w:tcMar>
-              <w:top w:w="60" w:type="dxa"/>
-              <w:bottom w:w="60" w:type="dxa"/>
-              <w:left w:w="90" w:type="dxa"/>
-              <w:right w:w="90" w:type="dxa"/>
-            </w:tcMar>
-            <w:vAlign w:val="center"/>
-          </w:tcPr>
-          <w:p>
-            <w:pPr>
-              <w:spacing w:before="30" w:after="30"/>
-              <w:jc w:val="left"/>
-            </w:pPr>
-            <w:r/>
-            <w:r>
-              <w:rPr>
-                <w:rFonts w:ascii="Arial" w:hAnsi="Arial"/>
-                <w:b/>
-                <w:color w:val="222222"/>
-                <w:sz w:val="16"/>
-              </w:rPr>
-              <w:t>Sex</w:t>
-            </w:r>
-          </w:p>
-        </w:tc>
-        <w:tc>
-          <w:tcPr>
-            <w:tcW w:type="dxa" w:w="1008"/>
-            <w:shd w:fill="FFFFFF"/>
-            <w:tcMar>
-              <w:top w:w="60" w:type="dxa"/>
-              <w:bottom w:w="60" w:type="dxa"/>
-              <w:left w:w="90" w:type="dxa"/>
-              <w:right w:w="90" w:type="dxa"/>
-            </w:tcMar>
-            <w:vAlign w:val="center"/>
-          </w:tcPr>
-          <w:p>
-            <w:pPr>
-              <w:spacing w:before="30" w:after="30"/>
-              <w:jc w:val="center"/>
-            </w:pPr>
-            <w:r/>
-            <w:r>
-              <w:rPr>
-                <w:rFonts w:ascii="Arial" w:hAnsi="Arial"/>
-                <w:b w:val="0"/>
-                <w:color w:val="222222"/>
-                <w:sz w:val="16"/>
-              </w:rPr>
-              <w:t>777</w:t>
-            </w:r>
-          </w:p>
-        </w:tc>
-        <w:tc>
-          <w:tcPr>
-            <w:tcW w:type="dxa" w:w="1296"/>
-            <w:shd w:fill="FFFFFF"/>
-            <w:tcMar>
-              <w:top w:w="60" w:type="dxa"/>
-              <w:bottom w:w="60" w:type="dxa"/>
-              <w:left w:w="90" w:type="dxa"/>
-              <w:right w:w="90" w:type="dxa"/>
-            </w:tcMar>
-            <w:vAlign w:val="center"/>
-          </w:tcPr>
-          <w:p>
-            <w:pPr>
-              <w:spacing w:before="30" w:after="30"/>
-              <w:jc w:val="center"/>
-            </w:pPr>
-            <w:r/>
-            <w:r>
-              <w:rPr>
-                <w:rFonts w:ascii="Arial" w:hAnsi="Arial"/>
-                <w:b w:val="0"/>
-                <w:color w:val="222222"/>
-                <w:sz w:val="16"/>
-              </w:rPr>
-              <w:t>0.9037</w:t>
-            </w:r>
-          </w:p>
-        </w:tc>
-        <w:tc>
-          <w:tcPr>
-            <w:tcW w:type="dxa" w:w="1296"/>
-            <w:shd w:fill="FFFFFF"/>
-            <w:tcMar>
-              <w:top w:w="60" w:type="dxa"/>
-              <w:bottom w:w="60" w:type="dxa"/>
-              <w:left w:w="90" w:type="dxa"/>
-              <w:right w:w="90" w:type="dxa"/>
-            </w:tcMar>
-            <w:vAlign w:val="center"/>
-          </w:tcPr>
-          <w:p>
-            <w:pPr>
-              <w:spacing w:before="30" w:after="30"/>
-              <w:jc w:val="center"/>
-            </w:pPr>
-            <w:r/>
-            <w:r>
-              <w:rPr>
-                <w:rFonts w:ascii="Arial" w:hAnsi="Arial"/>
-                <w:b w:val="0"/>
-                <w:color w:val="222222"/>
-                <w:sz w:val="16"/>
-              </w:rPr>
-              <w:t>0.7551</w:t>
-            </w:r>
-          </w:p>
-        </w:tc>
-        <w:tc>
-          <w:tcPr>
-            <w:tcW w:type="dxa" w:w="1440"/>
-            <w:shd w:fill="FFFFFF"/>
-            <w:tcMar>
-              <w:top w:w="60" w:type="dxa"/>
-              <w:bottom w:w="60" w:type="dxa"/>
-              <w:left w:w="90" w:type="dxa"/>
-              <w:right w:w="90" w:type="dxa"/>
-            </w:tcMar>
-            <w:vAlign w:val="center"/>
-          </w:tcPr>
-          <w:p>
-            <w:pPr>
-              <w:spacing w:before="30" w:after="30"/>
-              <w:jc w:val="center"/>
-            </w:pPr>
-            <w:r/>
-            <w:r>
-              <w:rPr>
-                <w:rFonts w:ascii="Arial" w:hAnsi="Arial"/>
-                <w:b w:val="0"/>
-                <w:color w:val="222222"/>
-                <w:sz w:val="16"/>
-              </w:rPr>
-              <w:t>0.8829</w:t>
-            </w:r>
-          </w:p>
-        </w:tc>
-        <w:tc>
-          <w:tcPr>
-            <w:tcW w:type="dxa" w:w="1296"/>
-            <w:shd w:fill="FFFFFF"/>
-            <w:tcMar>
-              <w:top w:w="60" w:type="dxa"/>
-              <w:bottom w:w="60" w:type="dxa"/>
-              <w:left w:w="90" w:type="dxa"/>
-              <w:right w:w="90" w:type="dxa"/>
-            </w:tcMar>
-            <w:vAlign w:val="center"/>
-          </w:tcPr>
-          <w:p>
-            <w:pPr>
-              <w:spacing w:before="30" w:after="30"/>
-              <w:jc w:val="center"/>
-            </w:pPr>
-            <w:r/>
-            <w:r>
-              <w:rPr>
-                <w:rFonts w:ascii="Arial" w:hAnsi="Arial"/>
-                <w:b w:val="0"/>
-                <w:color w:val="222222"/>
-                <w:sz w:val="16"/>
-              </w:rPr>
-              <w:t>0.9570</w:t>
-            </w:r>
-          </w:p>
-        </w:tc>
-        <w:tc>
-          <w:tcPr>
-            <w:tcW w:type="dxa" w:w="1296"/>
-            <w:shd w:fill="FFFFFF"/>
-            <w:tcMar>
-              <w:top w:w="60" w:type="dxa"/>
-              <w:bottom w:w="60" w:type="dxa"/>
-              <w:left w:w="90" w:type="dxa"/>
-              <w:right w:w="90" w:type="dxa"/>
-            </w:tcMar>
-            <w:vAlign w:val="center"/>
-          </w:tcPr>
-          <w:p>
-            <w:pPr>
-              <w:spacing w:before="30" w:after="30"/>
-              <w:jc w:val="center"/>
-            </w:pPr>
-            <w:r/>
-            <w:r>
-              <w:rPr>
-                <w:rFonts w:ascii="Arial" w:hAnsi="Arial"/>
-                <w:b w:val="0"/>
-                <w:color w:val="222222"/>
-                <w:sz w:val="16"/>
-              </w:rPr>
-              <w:t>0.8575</w:t>
-            </w:r>
-          </w:p>
-        </w:tc>
-        <w:tc>
-          <w:tcPr>
-            <w:tcW w:type="dxa" w:w="1440"/>
-            <w:shd w:fill="FFFFFF"/>
-            <w:tcMar>
-              <w:top w:w="60" w:type="dxa"/>
-              <w:bottom w:w="60" w:type="dxa"/>
-              <w:left w:w="90" w:type="dxa"/>
-              <w:right w:w="90" w:type="dxa"/>
-            </w:tcMar>
-            <w:vAlign w:val="center"/>
-          </w:tcPr>
-          <w:p>
-            <w:pPr>
-              <w:spacing w:before="30" w:after="30"/>
-              <w:jc w:val="center"/>
-            </w:pPr>
-            <w:r/>
-            <w:r>
-              <w:rPr>
-                <w:rFonts w:ascii="Arial" w:hAnsi="Arial"/>
-                <w:b w:val="0"/>
-                <w:color w:val="222222"/>
-                <w:sz w:val="16"/>
-              </w:rPr>
-              <w:t>0.9376</w:t>
-            </w:r>
-          </w:p>
-        </w:tc>
-      </w:tr>
-      <w:tr>
-        <w:tc>
-          <w:tcPr>
-            <w:tcW w:type="dxa" w:w="1584"/>
-            <w:shd w:fill="FBFBFB"/>
-            <w:tcMar>
-              <w:top w:w="60" w:type="dxa"/>
-              <w:bottom w:w="60" w:type="dxa"/>
-              <w:left w:w="90" w:type="dxa"/>
-              <w:right w:w="90" w:type="dxa"/>
-            </w:tcMar>
-            <w:vAlign w:val="center"/>
-          </w:tcPr>
-          <w:p>
-            <w:pPr>
-              <w:spacing w:before="30" w:after="30"/>
-              <w:jc w:val="left"/>
-            </w:pPr>
-            <w:r/>
-            <w:r>
-              <w:rPr>
-                <w:rFonts w:ascii="Arial" w:hAnsi="Arial"/>
-                <w:b/>
-                <w:color w:val="222222"/>
-                <w:sz w:val="16"/>
-              </w:rPr>
-              <w:t>OVERALL</w:t>
-            </w:r>
-          </w:p>
-        </w:tc>
-        <w:tc>
-          <w:tcPr>
-            <w:tcW w:type="dxa" w:w="1008"/>
-            <w:shd w:fill="FBFBFB"/>
-            <w:tcMar>
-              <w:top w:w="60" w:type="dxa"/>
-              <w:bottom w:w="60" w:type="dxa"/>
-              <w:left w:w="90" w:type="dxa"/>
-              <w:right w:w="90" w:type="dxa"/>
-            </w:tcMar>
-            <w:vAlign w:val="center"/>
-          </w:tcPr>
-          <w:p>
-            <w:pPr>
-              <w:spacing w:before="30" w:after="30"/>
-              <w:jc w:val="center"/>
-            </w:pPr>
-            <w:r/>
-            <w:r>
-              <w:rPr>
-                <w:rFonts w:ascii="Arial" w:hAnsi="Arial"/>
-                <w:b w:val="0"/>
-                <w:color w:val="222222"/>
-                <w:sz w:val="16"/>
-              </w:rPr>
-              <w:t>32,650</w:t>
-            </w:r>
-          </w:p>
-        </w:tc>
-        <w:tc>
-          <w:tcPr>
-            <w:tcW w:type="dxa" w:w="1296"/>
-            <w:shd w:fill="FBFBFB"/>
-            <w:tcMar>
-              <w:top w:w="60" w:type="dxa"/>
-              <w:bottom w:w="60" w:type="dxa"/>
-              <w:left w:w="90" w:type="dxa"/>
-              <w:right w:w="90" w:type="dxa"/>
-            </w:tcMar>
-            <w:vAlign w:val="center"/>
-          </w:tcPr>
-          <w:p>
-            <w:pPr>
-              <w:spacing w:before="30" w:after="30"/>
-              <w:jc w:val="center"/>
-            </w:pPr>
-            <w:r/>
-            <w:r>
-              <w:rPr>
-                <w:rFonts w:ascii="Arial" w:hAnsi="Arial"/>
-                <w:b w:val="0"/>
-                <w:color w:val="222222"/>
-                <w:sz w:val="16"/>
-              </w:rPr>
-              <w:t>0.6032</w:t>
-            </w:r>
-          </w:p>
-        </w:tc>
-        <w:tc>
-          <w:tcPr>
-            <w:tcW w:type="dxa" w:w="1296"/>
-            <w:shd w:fill="FBFBFB"/>
-            <w:tcMar>
-              <w:top w:w="60" w:type="dxa"/>
-              <w:bottom w:w="60" w:type="dxa"/>
-              <w:left w:w="90" w:type="dxa"/>
-              <w:right w:w="90" w:type="dxa"/>
-            </w:tcMar>
-            <w:vAlign w:val="center"/>
-          </w:tcPr>
-          <w:p>
-            <w:pPr>
-              <w:spacing w:before="30" w:after="30"/>
-              <w:jc w:val="center"/>
-            </w:pPr>
-            <w:r/>
-            <w:r>
-              <w:rPr>
-                <w:rFonts w:ascii="Arial" w:hAnsi="Arial"/>
-                <w:b w:val="0"/>
-                <w:color w:val="222222"/>
-                <w:sz w:val="16"/>
-              </w:rPr>
-              <w:t>0.2982</w:t>
-            </w:r>
-          </w:p>
-        </w:tc>
-        <w:tc>
-          <w:tcPr>
-            <w:tcW w:type="dxa" w:w="1440"/>
-            <w:shd w:fill="FBFBFB"/>
-            <w:tcMar>
-              <w:top w:w="60" w:type="dxa"/>
-              <w:bottom w:w="60" w:type="dxa"/>
-              <w:left w:w="90" w:type="dxa"/>
-              <w:right w:w="90" w:type="dxa"/>
-            </w:tcMar>
-            <w:vAlign w:val="center"/>
-          </w:tcPr>
-          <w:p>
-            <w:pPr>
-              <w:spacing w:before="30" w:after="30"/>
-              <w:jc w:val="center"/>
-            </w:pPr>
-            <w:r/>
-            <w:r>
-              <w:rPr>
-                <w:rFonts w:ascii="Arial" w:hAnsi="Arial"/>
-                <w:b w:val="0"/>
-                <w:color w:val="222222"/>
-                <w:sz w:val="16"/>
-              </w:rPr>
-              <w:t>0.4189</w:t>
-            </w:r>
-          </w:p>
-        </w:tc>
-        <w:tc>
-          <w:tcPr>
-            <w:tcW w:type="dxa" w:w="1296"/>
-            <w:shd w:fill="FBFBFB"/>
-            <w:tcMar>
-              <w:top w:w="60" w:type="dxa"/>
-              <w:bottom w:w="60" w:type="dxa"/>
-              <w:left w:w="90" w:type="dxa"/>
-              <w:right w:w="90" w:type="dxa"/>
-            </w:tcMar>
-            <w:vAlign w:val="center"/>
-          </w:tcPr>
-          <w:p>
-            <w:pPr>
-              <w:spacing w:before="30" w:after="30"/>
-              <w:jc w:val="center"/>
-            </w:pPr>
-            <w:r/>
-            <w:r>
-              <w:rPr>
-                <w:rFonts w:ascii="Arial" w:hAnsi="Arial"/>
-                <w:b w:val="0"/>
-                <w:color w:val="222222"/>
-                <w:sz w:val="16"/>
-              </w:rPr>
-              <w:t>0.7477</w:t>
-            </w:r>
-          </w:p>
-        </w:tc>
-        <w:tc>
-          <w:tcPr>
-            <w:tcW w:type="dxa" w:w="1296"/>
-            <w:shd w:fill="FBFBFB"/>
-            <w:tcMar>
-              <w:top w:w="60" w:type="dxa"/>
-              <w:bottom w:w="60" w:type="dxa"/>
-              <w:left w:w="90" w:type="dxa"/>
-              <w:right w:w="90" w:type="dxa"/>
-            </w:tcMar>
-            <w:vAlign w:val="center"/>
-          </w:tcPr>
-          <w:p>
-            <w:pPr>
-              <w:spacing w:before="30" w:after="30"/>
-              <w:jc w:val="center"/>
-            </w:pPr>
-            <w:r/>
-            <w:r>
-              <w:rPr>
-                <w:rFonts w:ascii="Arial" w:hAnsi="Arial"/>
-                <w:b w:val="0"/>
-                <w:color w:val="222222"/>
-                <w:sz w:val="16"/>
-              </w:rPr>
-              <w:t>0.5515</w:t>
-            </w:r>
-          </w:p>
-        </w:tc>
-        <w:tc>
-          <w:tcPr>
-            <w:tcW w:type="dxa" w:w="1440"/>
-            <w:shd w:fill="FBFBFB"/>
-            <w:tcMar>
-              <w:top w:w="60" w:type="dxa"/>
-              <w:bottom w:w="60" w:type="dxa"/>
-              <w:left w:w="90" w:type="dxa"/>
-              <w:right w:w="90" w:type="dxa"/>
-            </w:tcMar>
-            <w:vAlign w:val="center"/>
-          </w:tcPr>
-          <w:p>
-            <w:pPr>
-              <w:spacing w:before="30" w:after="30"/>
-              <w:jc w:val="center"/>
-            </w:pPr>
-            <w:r/>
-            <w:r>
-              <w:rPr>
-                <w:rFonts w:ascii="Arial" w:hAnsi="Arial"/>
-                <w:b w:val="0"/>
-                <w:color w:val="222222"/>
-                <w:sz w:val="16"/>
-              </w:rPr>
-              <w:t>0.6060</w:t>
-            </w:r>
-          </w:p>
-        </w:tc>
-      </w:tr>
-    </w:tbl>
     <w:p>
       <w:pPr>
         <w:rPr>
@@ -11061,23 +6588,7 @@
         </w:rPr>
       </w:pPr>
       <w:r>
-        <w:t xml:space="preserve">Figure 4. Fine-Grained Category-Level Performance Breakdown on the FAERS Dataset (N = 829 Reports). Comparison of fine-tuned </w:t>
-      </w:r>
-      <w:proofErr w:type="spellStart"/>
-      <w:r>
-        <w:t>BioBERT</w:t>
-      </w:r>
-      <w:proofErr w:type="spellEnd"/>
-      <w:r>
-        <w:t xml:space="preserve"> 4-fold Leave-One-Out cross-validation (Blue), open-weight </w:t>
-      </w:r>
-      <w:proofErr w:type="spellStart"/>
-      <w:r>
-        <w:t>LLaMA</w:t>
-      </w:r>
-      <w:proofErr w:type="spellEnd"/>
-      <w:r>
-        <w:t xml:space="preserve"> 4 (Pink-Coral), and Claude 4.6 Sonnet (Crimson Red) across all 10 clinical concept categories and overall micro-average. (a) Primary Tier: Strict Exact-Match NER F1 Score. (b) Secondary Tier: Adapted ADE-Eval Clinical Weighted F1 Score.</w:t>
+        <w:t>Figure 4. Comparative Concept Extraction Performance Across All 17 Clinical Concept Categories on the FAERS Benchmark Corpus (N = 829 Reports) for Fine-Tuned BioBERT (Blue Diamond / Bar), Claude 4.6 Sonnet (Red Circle / Bar), and LLaMA 4 (Pink Square / Bar).</w:t>
       </w:r>
     </w:p>
     <w:p>
@@ -11659,7 +7170,7 @@
     </w:p>
     <w:p>
       <w:r>
-        <w:t>Table 5. Master Performance Benchmark on the VAERS Dataset (N = 1,000 Reports).</w:t>
+        <w:t>Table 4. Primary and Secondary Tier Clinical Concept Extraction Performance Benchmark on the VAERS Dataset (N = 1,000 Reports).</w:t>
       </w:r>
     </w:p>
     <w:tbl>
@@ -12381,7 +7892,7 @@
     </w:p>
     <w:p>
       <w:r>
-        <w:t>Table 6. Per-Case-Series 4-Fold Leave-One-Drug-Event-Pair-Out Performance on FAERS.</w:t>
+        <w:t>Table 5. Leave-One-Drug-Event-Pair-Out Cross-Validation Performance Across Four FAERS Case Series (N = 829 Reports Total).</w:t>
       </w:r>
     </w:p>
     <w:tbl>
@@ -13154,8 +8665,7 @@
     </w:p>
     <w:p>
       <w:r>
-        <w:lastRenderedPageBreak/>
-        <w:t>Table 7. Output Format Paradigm Comparison on FAERS Narratives (Inline Tagged XML vs. JSON Schema).</w:t>
+        <w:t>Table 6. Impact of LLM Output Format Paradigm (Inline Tagged XML vs. Structured JSON Schema Offsets) on Entity Extraction and Offset Alignment.</w:t>
       </w:r>
     </w:p>
     <w:tbl>

--- a/publication/manuscripts/LLM4AE_rev1_clean_updated.docx
+++ b/publication/manuscripts/LLM4AE_rev1_clean_updated.docx
@@ -1209,23 +1209,7 @@
     </w:p>
     <w:p>
       <w:r>
-        <w:t xml:space="preserve">Recent models based on transformers, such as BERT, </w:t>
-      </w:r>
-      <w:proofErr w:type="spellStart"/>
-      <w:r>
-        <w:t>BioBERT</w:t>
-      </w:r>
-      <w:proofErr w:type="spellEnd"/>
-      <w:r>
-        <w:t xml:space="preserve">, and </w:t>
-      </w:r>
-      <w:proofErr w:type="spellStart"/>
-      <w:r>
-        <w:t>ClinicalBERT</w:t>
-      </w:r>
-      <w:proofErr w:type="spellEnd"/>
-      <w:r>
-        <w:t>, have shown strong performance on several clinical NER tasks by learning contextual representations rather than relying on fixed rules</w:t>
+        <w:t>Recent models based on transformers, such as BERT, BioBERT, and ClinicalBERT, have shown strong performance on several clinical NER tasks by learning contextual representations rather than relying on fixed rules</w:t>
       </w:r>
       <w:r>
         <w:fldChar w:fldCharType="begin"/>
@@ -2110,15 +2094,7 @@
         <w:t>ed</w:t>
       </w:r>
       <w:r>
-        <w:t xml:space="preserve"> four drug–adverse event pairs: Azacitidine–QT prolongation, Tramadol–hypoglycemia, Baricitinib–hypersensitivity, and </w:t>
-      </w:r>
-      <w:proofErr w:type="spellStart"/>
-      <w:r>
-        <w:t>Erenumab</w:t>
-      </w:r>
-      <w:proofErr w:type="spellEnd"/>
-      <w:r>
-        <w:t>–stroke.</w:t>
+        <w:t xml:space="preserve"> four drug–adverse event pairs: Azacitidine–QT prolongation, Tramadol–hypoglycemia, Baricitinib–hypersensitivity, and Erenumab–stroke.</w:t>
       </w:r>
       <w:r>
         <w:t xml:space="preserve"> </w:t>
@@ -2580,11 +2556,7 @@
         <w:t>)</w:t>
       </w:r>
       <w:r>
-        <w:t xml:space="preserve">. </w:t>
-      </w:r>
-      <w:proofErr w:type="gramStart"/>
-      <w:r>
-        <w:t xml:space="preserve">The </w:t>
+        <w:t xml:space="preserve">. The </w:t>
       </w:r>
       <w:r>
         <w:rPr>
@@ -2598,96 +2570,79 @@
           <w:iCs/>
           <w:color w:val="7030A0"/>
         </w:rPr>
-        <w:t>LLM</w:t>
-      </w:r>
-      <w:proofErr w:type="gramEnd"/>
+        <w:t>LLM was prompted to</w:t>
+      </w:r>
+      <w:r>
+        <w:rPr>
+          <w:i/>
+          <w:color w:val="7030A0"/>
+        </w:rPr>
+        <w:t xml:space="preserve"> </w:t>
+      </w:r>
+      <w:r>
+        <w:t>insert tags around identified entities without altering the surrounding text</w:t>
+      </w:r>
+      <w:r>
+        <w:t xml:space="preserve"> </w:t>
+      </w:r>
       <w:r>
         <w:rPr>
           <w:iCs/>
           <w:color w:val="7030A0"/>
         </w:rPr>
-        <w:t xml:space="preserve"> was prompted to</w:t>
+        <w:t>("</w:t>
+      </w:r>
+      <w:r>
+        <w:rPr>
+          <w:iCs/>
+          <w:color w:val="7030A0"/>
+        </w:rPr>
+        <w:t>Apart from the inserted annotation tags, every character of the original narrative must remain unchanged.</w:t>
+      </w:r>
+      <w:r>
+        <w:rPr>
+          <w:iCs/>
+          <w:color w:val="7030A0"/>
+        </w:rPr>
+        <w:t>")</w:t>
+      </w:r>
+      <w:r>
+        <w:rPr>
+          <w:iCs/>
+        </w:rPr>
+        <w:t>.</w:t>
+      </w:r>
+      <w:r>
+        <w:t xml:space="preserve"> After annotation, </w:t>
+      </w:r>
+      <w:r>
+        <w:rPr>
+          <w:color w:val="7030A0"/>
+        </w:rPr>
+        <w:t xml:space="preserve">we </w:t>
+      </w:r>
+      <w:r>
+        <w:rPr>
+          <w:color w:val="7030A0"/>
+        </w:rPr>
+        <w:t>compute a character-level mapping between the LLM's tag-stripped output and the original page tex</w:t>
+      </w:r>
+      <w:r>
+        <w:rPr>
+          <w:color w:val="7030A0"/>
+        </w:rPr>
+        <w:t>t</w:t>
       </w:r>
       <w:r>
         <w:rPr>
           <w:i/>
           <w:color w:val="7030A0"/>
         </w:rPr>
-        <w:t xml:space="preserve"> </w:t>
-      </w:r>
-      <w:r>
-        <w:t>insert tags around identified entities without altering the surrounding text</w:t>
-      </w:r>
-      <w:r>
-        <w:t xml:space="preserve"> </w:t>
-      </w:r>
-      <w:r>
-        <w:rPr>
-          <w:iCs/>
-          <w:color w:val="7030A0"/>
-        </w:rPr>
-        <w:t>("</w:t>
-      </w:r>
-      <w:r>
-        <w:rPr>
-          <w:iCs/>
-          <w:color w:val="7030A0"/>
-        </w:rPr>
-        <w:t>Apart from the inserted annotation tags, every character of the original narrative must remain unchanged.</w:t>
-      </w:r>
-      <w:r>
-        <w:rPr>
-          <w:iCs/>
-          <w:color w:val="7030A0"/>
-        </w:rPr>
-        <w:t>")</w:t>
-      </w:r>
-      <w:r>
-        <w:rPr>
-          <w:iCs/>
-        </w:rPr>
-        <w:t>.</w:t>
-      </w:r>
-      <w:r>
-        <w:t xml:space="preserve"> After annotation, </w:t>
-      </w:r>
-      <w:r>
-        <w:rPr>
-          <w:color w:val="7030A0"/>
-        </w:rPr>
-        <w:t xml:space="preserve">we </w:t>
-      </w:r>
-      <w:r>
-        <w:rPr>
-          <w:color w:val="7030A0"/>
-        </w:rPr>
-        <w:t>compute a character-level mapping between the LLM's tag-stripped output and the original page tex</w:t>
-      </w:r>
-      <w:r>
-        <w:rPr>
-          <w:color w:val="7030A0"/>
-        </w:rPr>
-        <w:t>t</w:t>
-      </w:r>
-      <w:r>
-        <w:rPr>
-          <w:i/>
-          <w:color w:val="7030A0"/>
-        </w:rPr>
         <w:t>,</w:t>
       </w:r>
       <w:r>
-        <w:t xml:space="preserve"> using the </w:t>
-      </w:r>
-      <w:proofErr w:type="spellStart"/>
-      <w:r>
-        <w:t>SequenceMatcher</w:t>
-      </w:r>
-      <w:proofErr w:type="spellEnd"/>
-      <w:r>
-        <w:t xml:space="preserve"> function from the </w:t>
-      </w:r>
-      <w:proofErr w:type="spellStart"/>
+        <w:t xml:space="preserve"> using the SequenceMatcher function from the </w:t>
+      </w:r>
       <w:r>
         <w:rPr>
           <w:i/>
@@ -2695,7 +2650,6 @@
         </w:rPr>
         <w:t>difflib</w:t>
       </w:r>
-      <w:proofErr w:type="spellEnd"/>
       <w:r>
         <w:t xml:space="preserve"> Python library </w:t>
       </w:r>
@@ -2882,15 +2836,7 @@
         <w:t>ere</w:t>
       </w:r>
       <w:r>
-        <w:t xml:space="preserve"> implemented using the </w:t>
-      </w:r>
-      <w:proofErr w:type="spellStart"/>
-      <w:r>
-        <w:t>spaCy</w:t>
-      </w:r>
-      <w:proofErr w:type="spellEnd"/>
-      <w:r>
-        <w:t xml:space="preserve"> transformer pipeline (TransformerModel</w:t>
+        <w:t xml:space="preserve"> implemented using the spaCy transformer pipeline (TransformerModel</w:t>
       </w:r>
       <w:r>
         <w:t>.</w:t>
@@ -2961,13 +2907,8 @@
         <w:fldChar w:fldCharType="end"/>
       </w:r>
       <w:r>
-        <w:t xml:space="preserve">, </w:t>
-      </w:r>
-      <w:proofErr w:type="spellStart"/>
-      <w:r>
-        <w:t>BioBERT</w:t>
-      </w:r>
-      <w:proofErr w:type="spellEnd"/>
+        <w:t>, BioBERT</w:t>
+      </w:r>
       <w:r>
         <w:fldChar w:fldCharType="begin"/>
       </w:r>
@@ -2987,13 +2928,8 @@
         <w:fldChar w:fldCharType="end"/>
       </w:r>
       <w:r>
-        <w:t xml:space="preserve">, </w:t>
-      </w:r>
-      <w:proofErr w:type="spellStart"/>
-      <w:r>
-        <w:t>ClinicalBERT</w:t>
-      </w:r>
-      <w:proofErr w:type="spellEnd"/>
+        <w:t>, ClinicalBERT</w:t>
+      </w:r>
       <w:r>
         <w:fldChar w:fldCharType="begin"/>
       </w:r>
@@ -3013,13 +2949,8 @@
         <w:fldChar w:fldCharType="end"/>
       </w:r>
       <w:r>
-        <w:t xml:space="preserve">, and </w:t>
-      </w:r>
-      <w:proofErr w:type="spellStart"/>
-      <w:r>
-        <w:t>Bio_ClinicalBERT</w:t>
-      </w:r>
-      <w:proofErr w:type="spellEnd"/>
+        <w:t>, and Bio_ClinicalBERT</w:t>
+      </w:r>
       <w:r>
         <w:fldChar w:fldCharType="begin"/>
       </w:r>
@@ -3039,15 +2970,7 @@
         <w:fldChar w:fldCharType="end"/>
       </w:r>
       <w:r>
-        <w:t xml:space="preserve"> using the VAERS data. </w:t>
-      </w:r>
-      <w:proofErr w:type="spellStart"/>
-      <w:r>
-        <w:t>BioBERT</w:t>
-      </w:r>
-      <w:proofErr w:type="spellEnd"/>
-      <w:r>
-        <w:t xml:space="preserve"> demonstrated superior precision and recall across key biomedical categories (</w:t>
+        <w:t xml:space="preserve"> using the VAERS data. BioBERT demonstrated superior precision and recall across key biomedical categories (</w:t>
       </w:r>
       <w:r>
         <w:rPr>
@@ -3336,6 +3259,7 @@
     <w:p>
       <w:pPr>
         <w:rPr>
+          <w:rFonts w:eastAsiaTheme="minorEastAsia"/>
           <w:iCs/>
         </w:rPr>
       </w:pPr>
@@ -3450,6 +3374,7 @@
     <w:p>
       <w:pPr>
         <w:rPr>
+          <w:rFonts w:eastAsiaTheme="minorEastAsia"/>
           <w:iCs/>
         </w:rPr>
       </w:pPr>
@@ -3858,11 +3783,9 @@
               <w:contextualSpacing/>
               <w:jc w:val="right"/>
             </w:pPr>
-            <w:proofErr w:type="spellStart"/>
             <w:r>
               <w:t>SDrug</w:t>
             </w:r>
-            <w:proofErr w:type="spellEnd"/>
           </w:p>
         </w:tc>
         <w:tc>
@@ -3927,11 +3850,9 @@
               <w:contextualSpacing/>
               <w:jc w:val="right"/>
             </w:pPr>
-            <w:proofErr w:type="spellStart"/>
             <w:r>
               <w:t>CDrug</w:t>
             </w:r>
-            <w:proofErr w:type="spellEnd"/>
           </w:p>
         </w:tc>
         <w:tc>
@@ -3989,11 +3910,9 @@
               <w:contextualSpacing/>
               <w:jc w:val="right"/>
             </w:pPr>
-            <w:proofErr w:type="spellStart"/>
             <w:r>
               <w:t>Odrug</w:t>
             </w:r>
-            <w:proofErr w:type="spellEnd"/>
             <w:r>
               <w:t xml:space="preserve"> </w:t>
             </w:r>
@@ -4304,11 +4223,9 @@
               <w:contextualSpacing/>
               <w:jc w:val="right"/>
             </w:pPr>
-            <w:proofErr w:type="spellStart"/>
             <w:r>
               <w:t>mAE</w:t>
             </w:r>
-            <w:proofErr w:type="spellEnd"/>
           </w:p>
         </w:tc>
         <w:tc>
@@ -4617,11 +4534,9 @@
               <w:contextualSpacing/>
               <w:jc w:val="right"/>
             </w:pPr>
-            <w:proofErr w:type="spellStart"/>
             <w:r>
               <w:t>CoD</w:t>
             </w:r>
-            <w:proofErr w:type="spellEnd"/>
           </w:p>
         </w:tc>
         <w:tc>
@@ -4743,11 +4658,9 @@
               <w:contextualSpacing/>
               <w:jc w:val="right"/>
             </w:pPr>
-            <w:proofErr w:type="spellStart"/>
             <w:r>
               <w:t>FHx</w:t>
             </w:r>
-            <w:proofErr w:type="spellEnd"/>
           </w:p>
         </w:tc>
         <w:tc>
@@ -5115,7 +5028,7 @@
         <w:t xml:space="preserve"> LLM demonstrated robust generalization capabilities, </w:t>
       </w:r>
       <w:r>
-        <w:t>outperform</w:t>
+        <w:t xml:space="preserve"> outperform</w:t>
       </w:r>
       <w:r>
         <w:t>ed</w:t>
@@ -5202,7 +5115,7 @@
         </w:rPr>
         <w:lastRenderedPageBreak/>
         <w:drawing>
-          <wp:inline distT="0" distB="0" distL="0" distR="0" wp14:anchorId="229BBBF4" wp14:editId="7D99B79D">
+          <wp:inline distT="0" distB="0" distL="0" distR="0" wp14:anchorId="229BBBF4" wp14:editId="1B78856E">
             <wp:extent cx="5932170" cy="4008120"/>
             <wp:effectExtent l="0" t="0" r="0" b="0"/>
             <wp:docPr id="1843461867" name="Picture 2"/>
@@ -5259,23 +5172,7 @@
         </w:rPr>
       </w:pPr>
       <w:r>
-        <w:t xml:space="preserve">Figure 3. Overall Performance Comparison Across Three Evaluation Schemes on FAERS Narratives (N = 829). Grouped bar chart comparing the rule-based baseline ETHER (Gray), fine-tuned </w:t>
-      </w:r>
-      <w:proofErr w:type="spellStart"/>
-      <w:r>
-        <w:t>BioBERT</w:t>
-      </w:r>
-      <w:proofErr w:type="spellEnd"/>
-      <w:r>
-        <w:t xml:space="preserve"> (Blue), open-weight </w:t>
-      </w:r>
-      <w:proofErr w:type="spellStart"/>
-      <w:r>
-        <w:t>LLaMA</w:t>
-      </w:r>
-      <w:proofErr w:type="spellEnd"/>
-      <w:r>
-        <w:t xml:space="preserve"> 4 (Pink-Coral), and proprietary Claude 4.6 Sonnet (Crimson Red) across Scheme 1 (Relaxed Boundary Match), Scheme 2 (Adapted ADE-Eval Clinical Weighted Metric), and Scheme 3 (Strict Exact-Match NER). Numerical F1 scores are labeled above each bar.</w:t>
+        <w:t>Figure 3. Overall Performance Comparison Across Three Evaluation Schemes on FAERS Narratives (N = 829). Grouped bar chart comparing the rule-based baseline ETHER (Gray), fine-tuned BioBERT (Blue), open-weight LLaMA 4 (Pink-Coral), and proprietary Claude 4.6 Sonnet (Crimson Red) across Scheme 1 (Relaxed Boundary Match), Scheme 2 (Adapted ADE-Eval Clinical Weighted Metric), and Scheme 3 (Strict Exact-Match NER). Numerical F1 scores are labeled above each bar.</w:t>
       </w:r>
     </w:p>
     <w:p/>
@@ -5292,86 +5189,7 @@
     </w:p>
     <w:p>
       <w:r>
-        <w:t xml:space="preserve">We trained and evaluated a supervised </w:t>
-      </w:r>
-      <w:proofErr w:type="spellStart"/>
-      <w:r>
-        <w:t>BioBERT</w:t>
-      </w:r>
-      <w:proofErr w:type="spellEnd"/>
-      <w:r>
-        <w:t xml:space="preserve"> named entity recognition (NER) model using a 4-fold Leave-One-Drug-Event-Pair-Out cross-validation design on the 829 FAERS narratives. </w:t>
-      </w:r>
-      <w:r>
-        <w:rPr>
-          <w:b/>
-          <w:bCs/>
-        </w:rPr>
-        <w:t>Table 3</w:t>
-      </w:r>
-      <w:r>
-        <w:t xml:space="preserve"> summarizes the overall benchmark comparison across model families, input paradigms, and evaluation tiers. </w:t>
-      </w:r>
-      <w:proofErr w:type="spellStart"/>
-      <w:r>
-        <w:t>BioBERT</w:t>
-      </w:r>
-      <w:proofErr w:type="spellEnd"/>
-      <w:r>
-        <w:t xml:space="preserve"> achieved a strict exact-match F1 of 0.5258 and an adapted ADE-Eval F1 of 0.6698</w:t>
-      </w:r>
-      <w:r>
-        <w:rPr>
-          <w:rFonts w:hint="eastAsia"/>
-          <w:lang w:eastAsia="zh-CN"/>
-        </w:rPr>
-        <w:t xml:space="preserve">, which </w:t>
-      </w:r>
-      <w:r>
-        <w:t>substantially outperformed the few-shot LLaMA</w:t>
-      </w:r>
-      <w:r>
-        <w:rPr>
-          <w:rFonts w:hint="eastAsia"/>
-          <w:lang w:eastAsia="zh-CN"/>
-        </w:rPr>
-        <w:t>-</w:t>
-      </w:r>
-      <w:r>
-        <w:t>4 (0.3542 Strict, 0.5098 Adapted)</w:t>
-      </w:r>
-      <w:r>
-        <w:rPr>
-          <w:rFonts w:hint="eastAsia"/>
-          <w:lang w:eastAsia="zh-CN"/>
-        </w:rPr>
-        <w:t xml:space="preserve">, </w:t>
-      </w:r>
-      <w:r>
-        <w:t>Claude 4.6 Sonnet (0.4222 Strict, 0.5786 Adapted)</w:t>
-      </w:r>
-      <w:r>
-        <w:rPr>
-          <w:rFonts w:hint="eastAsia"/>
-          <w:lang w:eastAsia="zh-CN"/>
-        </w:rPr>
-        <w:t xml:space="preserve">, and </w:t>
-      </w:r>
-      <w:r>
-        <w:t>baseline ETHER system (0.1147 Strict, 0.2447 Adapted)</w:t>
-      </w:r>
-      <w:r>
-        <w:t xml:space="preserve">. </w:t>
-      </w:r>
-      <w:r>
-        <w:rPr>
-          <w:b/>
-          <w:bCs/>
-        </w:rPr>
-        <w:t>Table 4</w:t>
-      </w:r>
-      <w:r>
-        <w:t xml:space="preserve"> and Figure 4 detail the category-level performance breakdown across all 10 clinical concept categories.</w:t>
+        <w:t>We trained and evaluated a supervised BioBERT named entity recognition (NER) model using a 4-fold Leave-One-Drug-Event-Pair-Out cross-validation design on the 829 FAERS narratives. Table 3 summarizes the overall benchmark comparison across model families, input paradigms, and evaluation tiers. BioBERT achieved a strict exact-match F1 of 0.5258 and an adapted ADE-Eval F1 of 0.6698, which substantially outperformed the few-shot LLaMA-4 (0.3542 Strict, 0.5098 Adapted), Claude 4.6 Sonnet (0.4222 Strict, 0.5786 Adapted), and baseline ETHER system (0.1147 Strict, 0.2447 Adapted). Figure 4 details the fine-grained category-level performance breakdown across all 17 clinical concept categories.</w:t>
       </w:r>
     </w:p>
     <w:p>
@@ -5602,7 +5420,7 @@
                 <w:color w:val="222222"/>
                 <w:sz w:val="16"/>
               </w:rPr>
-              <w:t>BioBERT (4-Fold LOO, Seed 42 Default)</w:t>
+              <w:t>BioBERT (4-Fold LOO)</w:t>
             </w:r>
           </w:p>
         </w:tc>
@@ -5745,11 +5563,11 @@
             <w:r>
               <w:rPr>
                 <w:rFonts w:ascii="Arial" w:hAnsi="Arial"/>
-                <w:b/>
+                <w:b w:val="0"/>
                 <w:color w:val="222222"/>
                 <w:sz w:val="16"/>
               </w:rPr>
-              <w:t>BioBERT (4-Fold LOO, 5-Seed Pooled)</w:t>
+              <w:t>ClinicalBERT (Fold 0)</w:t>
             </w:r>
           </w:p>
         </w:tc>
@@ -5807,7 +5625,7 @@
                 <w:color w:val="222222"/>
                 <w:sz w:val="16"/>
               </w:rPr>
-              <w:t>0.5259 ± 0.0088</w:t>
+              <w:t>0.5090</w:t>
             </w:r>
           </w:p>
         </w:tc>
@@ -5836,7 +5654,7 @@
                 <w:color w:val="222222"/>
                 <w:sz w:val="16"/>
               </w:rPr>
-              <w:t>0.6732 ± 0.0084</w:t>
+              <w:t>0.6100</w:t>
             </w:r>
           </w:p>
         </w:tc>
@@ -5867,7 +5685,7 @@
                 <w:color w:val="222222"/>
                 <w:sz w:val="16"/>
               </w:rPr>
-              <w:t>Fine-Tuned Encoder</w:t>
+              <w:t>Open-Weight LLM</w:t>
             </w:r>
           </w:p>
         </w:tc>
@@ -5896,7 +5714,7 @@
                 <w:color w:val="222222"/>
                 <w:sz w:val="16"/>
               </w:rPr>
-              <w:t>ClinicalBERT (Fold 0)</w:t>
+              <w:t>LLaMA 4 (1-shot, Tagged P2_TAG)</w:t>
             </w:r>
           </w:p>
         </w:tc>
@@ -5925,7 +5743,7 @@
                 <w:color w:val="222222"/>
                 <w:sz w:val="16"/>
               </w:rPr>
-              <w:t>Sentence Token Classification</w:t>
+              <w:t>Inline Tagged XML</w:t>
             </w:r>
           </w:p>
         </w:tc>
@@ -5954,7 +5772,7 @@
                 <w:color w:val="222222"/>
                 <w:sz w:val="16"/>
               </w:rPr>
-              <w:t>0.5090</w:t>
+              <w:t>0.3542</w:t>
             </w:r>
           </w:p>
         </w:tc>
@@ -5983,7 +5801,7 @@
                 <w:color w:val="222222"/>
                 <w:sz w:val="16"/>
               </w:rPr>
-              <w:t>0.6100</w:t>
+              <w:t>0.5098</w:t>
             </w:r>
           </w:p>
         </w:tc>
@@ -6043,7 +5861,7 @@
                 <w:color w:val="222222"/>
                 <w:sz w:val="16"/>
               </w:rPr>
-              <w:t>LLaMA 4 (1-shot, Tagged P2_TAG)</w:t>
+              <w:t>LLaMA 4 (1-shot, JSON Schema)</w:t>
             </w:r>
           </w:p>
         </w:tc>
@@ -6072,7 +5890,7 @@
                 <w:color w:val="222222"/>
                 <w:sz w:val="16"/>
               </w:rPr>
-              <w:t>Inline Tagged XML</w:t>
+              <w:t>JSON Structured Output</w:t>
             </w:r>
           </w:p>
         </w:tc>
@@ -6101,7 +5919,7 @@
                 <w:color w:val="222222"/>
                 <w:sz w:val="16"/>
               </w:rPr>
-              <w:t>0.3542</w:t>
+              <w:t>0.3200</w:t>
             </w:r>
           </w:p>
         </w:tc>
@@ -6130,7 +5948,7 @@
                 <w:color w:val="222222"/>
                 <w:sz w:val="16"/>
               </w:rPr>
-              <w:t>0.5098</w:t>
+              <w:t>0.4700</w:t>
             </w:r>
           </w:p>
         </w:tc>
@@ -6161,7 +5979,7 @@
                 <w:color w:val="222222"/>
                 <w:sz w:val="16"/>
               </w:rPr>
-              <w:t>Open-Weight LLM</w:t>
+              <w:t>Proprietary LLM</w:t>
             </w:r>
           </w:p>
         </w:tc>
@@ -6190,7 +6008,7 @@
                 <w:color w:val="222222"/>
                 <w:sz w:val="16"/>
               </w:rPr>
-              <w:t>LLaMA 4 (1-shot, JSON Schema)</w:t>
+              <w:t>Claude 4.6 Sonnet (1-shot, Tagged)</w:t>
             </w:r>
           </w:p>
         </w:tc>
@@ -6219,7 +6037,7 @@
                 <w:color w:val="222222"/>
                 <w:sz w:val="16"/>
               </w:rPr>
-              <w:t>JSON Structured Output</w:t>
+              <w:t>Inline Tagged XML</w:t>
             </w:r>
           </w:p>
         </w:tc>
@@ -6248,7 +6066,7 @@
                 <w:color w:val="222222"/>
                 <w:sz w:val="16"/>
               </w:rPr>
-              <w:t>0.3200</w:t>
+              <w:t>0.4222</w:t>
             </w:r>
           </w:p>
         </w:tc>
@@ -6277,7 +6095,7 @@
                 <w:color w:val="222222"/>
                 <w:sz w:val="16"/>
               </w:rPr>
-              <w:t>0.4700</w:t>
+              <w:t>0.5786</w:t>
             </w:r>
           </w:p>
         </w:tc>
@@ -6308,7 +6126,7 @@
                 <w:color w:val="222222"/>
                 <w:sz w:val="16"/>
               </w:rPr>
-              <w:t>Proprietary LLM</w:t>
+              <w:t>Rule-Based System</w:t>
             </w:r>
           </w:p>
         </w:tc>
@@ -6337,7 +6155,7 @@
                 <w:color w:val="222222"/>
                 <w:sz w:val="16"/>
               </w:rPr>
-              <w:t>Claude 4.6 Sonnet (1-shot, Tagged)</w:t>
+              <w:t>ETHER (Baseline, used=Yes)</w:t>
             </w:r>
           </w:p>
         </w:tc>
@@ -6366,7 +6184,7 @@
                 <w:color w:val="222222"/>
                 <w:sz w:val="16"/>
               </w:rPr>
-              <w:t>Inline Tagged XML</w:t>
+              <w:t>Rule-based Dictionary Match</w:t>
             </w:r>
           </w:p>
         </w:tc>
@@ -6395,7 +6213,7 @@
                 <w:color w:val="222222"/>
                 <w:sz w:val="16"/>
               </w:rPr>
-              <w:t>0.4222</w:t>
+              <w:t>0.1147</w:t>
             </w:r>
           </w:p>
         </w:tc>
@@ -6424,153 +6242,6 @@
                 <w:color w:val="222222"/>
                 <w:sz w:val="16"/>
               </w:rPr>
-              <w:t>0.5786</w:t>
-            </w:r>
-          </w:p>
-        </w:tc>
-      </w:tr>
-      <w:tr>
-        <w:tc>
-          <w:tcPr>
-            <w:tcW w:type="dxa" w:w="1872"/>
-            <w:shd w:fill="FFFFFF"/>
-            <w:tcMar>
-              <w:top w:w="60" w:type="dxa"/>
-              <w:bottom w:w="60" w:type="dxa"/>
-              <w:left w:w="90" w:type="dxa"/>
-              <w:right w:w="90" w:type="dxa"/>
-            </w:tcMar>
-            <w:vAlign w:val="center"/>
-          </w:tcPr>
-          <w:p>
-            <w:pPr>
-              <w:spacing w:before="30" w:after="30"/>
-              <w:jc w:val="left"/>
-            </w:pPr>
-            <w:r/>
-            <w:r>
-              <w:rPr>
-                <w:rFonts w:ascii="Arial" w:hAnsi="Arial"/>
-                <w:b/>
-                <w:color w:val="222222"/>
-                <w:sz w:val="16"/>
-              </w:rPr>
-              <w:t>Rule-Based System</w:t>
-            </w:r>
-          </w:p>
-        </w:tc>
-        <w:tc>
-          <w:tcPr>
-            <w:tcW w:type="dxa" w:w="3168"/>
-            <w:shd w:fill="FFFFFF"/>
-            <w:tcMar>
-              <w:top w:w="60" w:type="dxa"/>
-              <w:bottom w:w="60" w:type="dxa"/>
-              <w:left w:w="90" w:type="dxa"/>
-              <w:right w:w="90" w:type="dxa"/>
-            </w:tcMar>
-            <w:vAlign w:val="center"/>
-          </w:tcPr>
-          <w:p>
-            <w:pPr>
-              <w:spacing w:before="30" w:after="30"/>
-              <w:jc w:val="center"/>
-            </w:pPr>
-            <w:r/>
-            <w:r>
-              <w:rPr>
-                <w:rFonts w:ascii="Arial" w:hAnsi="Arial"/>
-                <w:b w:val="0"/>
-                <w:color w:val="222222"/>
-                <w:sz w:val="16"/>
-              </w:rPr>
-              <w:t>ETHER (Baseline, used=Yes)</w:t>
-            </w:r>
-          </w:p>
-        </w:tc>
-        <w:tc>
-          <w:tcPr>
-            <w:tcW w:type="dxa" w:w="2592"/>
-            <w:shd w:fill="FFFFFF"/>
-            <w:tcMar>
-              <w:top w:w="60" w:type="dxa"/>
-              <w:bottom w:w="60" w:type="dxa"/>
-              <w:left w:w="90" w:type="dxa"/>
-              <w:right w:w="90" w:type="dxa"/>
-            </w:tcMar>
-            <w:vAlign w:val="center"/>
-          </w:tcPr>
-          <w:p>
-            <w:pPr>
-              <w:spacing w:before="30" w:after="30"/>
-              <w:jc w:val="center"/>
-            </w:pPr>
-            <w:r/>
-            <w:r>
-              <w:rPr>
-                <w:rFonts w:ascii="Arial" w:hAnsi="Arial"/>
-                <w:b w:val="0"/>
-                <w:color w:val="222222"/>
-                <w:sz w:val="16"/>
-              </w:rPr>
-              <w:t>Rule-based Dictionary Match</w:t>
-            </w:r>
-          </w:p>
-        </w:tc>
-        <w:tc>
-          <w:tcPr>
-            <w:tcW w:type="dxa" w:w="1872"/>
-            <w:shd w:fill="FFFFFF"/>
-            <w:tcMar>
-              <w:top w:w="60" w:type="dxa"/>
-              <w:bottom w:w="60" w:type="dxa"/>
-              <w:left w:w="90" w:type="dxa"/>
-              <w:right w:w="90" w:type="dxa"/>
-            </w:tcMar>
-            <w:vAlign w:val="center"/>
-          </w:tcPr>
-          <w:p>
-            <w:pPr>
-              <w:spacing w:before="30" w:after="30"/>
-              <w:jc w:val="center"/>
-            </w:pPr>
-            <w:r/>
-            <w:r>
-              <w:rPr>
-                <w:rFonts w:ascii="Arial" w:hAnsi="Arial"/>
-                <w:b w:val="0"/>
-                <w:color w:val="222222"/>
-                <w:sz w:val="16"/>
-              </w:rPr>
-              <w:t>0.1147</w:t>
-            </w:r>
-          </w:p>
-        </w:tc>
-        <w:tc>
-          <w:tcPr>
-            <w:tcW w:type="dxa" w:w="1872"/>
-            <w:shd w:fill="FFFFFF"/>
-            <w:tcMar>
-              <w:top w:w="60" w:type="dxa"/>
-              <w:bottom w:w="60" w:type="dxa"/>
-              <w:left w:w="90" w:type="dxa"/>
-              <w:right w:w="90" w:type="dxa"/>
-            </w:tcMar>
-            <w:vAlign w:val="center"/>
-          </w:tcPr>
-          <w:p>
-            <w:pPr>
-              <w:spacing w:before="30" w:after="30"/>
-              <w:jc w:val="center"/>
-            </w:pPr>
-            <w:r/>
-            <w:r>
-              <w:rPr>
-                <w:rFonts w:ascii="Arial" w:hAnsi="Arial"/>
-                <w:b w:val="0"/>
-                <w:color w:val="222222"/>
-                <w:sz w:val="16"/>
-              </w:rPr>
               <w:t>0.2447</w:t>
             </w:r>
           </w:p>
@@ -6607,11 +6278,7 @@
         <w:t>Next</w:t>
       </w:r>
       <w:r>
-        <w:t xml:space="preserve">, we conducted a detailed error analysis to characterize how the BERT model and the zero-shot LLM differ in their failure modes. Using character-level span alignment between model outputs and human annotations, each predicted span was categorized as an exact </w:t>
-      </w:r>
-      <w:r>
-        <w:lastRenderedPageBreak/>
-        <w:t>match</w:t>
+        <w:t>, we conducted a detailed error analysis to characterize how the BERT model and the zero-shot LLM differ in their failure modes. Using character-level span alignment between model outputs and human annotations, each predicted span was categorized as an exact match</w:t>
       </w:r>
       <w:r>
         <w:t xml:space="preserve"> (M)</w:t>
@@ -6707,7 +6374,11 @@
         <w:t xml:space="preserve">(or potentially human missed) </w:t>
       </w:r>
       <w:r>
-        <w:t xml:space="preserve">entities with no corresponding </w:t>
+        <w:t xml:space="preserve">entities with </w:t>
+      </w:r>
+      <w:r>
+        <w:lastRenderedPageBreak/>
+        <w:t xml:space="preserve">no corresponding </w:t>
       </w:r>
       <w:r>
         <w:t>human annotations</w:t>
@@ -6931,7 +6602,23 @@
         <w:t xml:space="preserve"> </w:t>
       </w:r>
       <w:r>
-        <w:t>error C (boundary and label error)</w:t>
+        <w:t xml:space="preserve">error </w:t>
+      </w:r>
+      <w:commentRangeStart w:id="0"/>
+      <w:r>
+        <w:t xml:space="preserve">C </w:t>
+      </w:r>
+      <w:commentRangeEnd w:id="0"/>
+      <w:r>
+        <w:rPr>
+          <w:rStyle w:val="CommentReference"/>
+          <w:sz w:val="24"/>
+          <w:szCs w:val="24"/>
+        </w:rPr>
+        <w:commentReference w:id="0"/>
+      </w:r>
+      <w:r>
+        <w:t>(boundary and label error)</w:t>
       </w:r>
       <w:r>
         <w:t xml:space="preserve">. In contrast, DX spans </w:t>
@@ -7009,11 +6696,7 @@
         <w:t>depression</w:t>
       </w:r>
       <w:r>
-        <w:t xml:space="preserve">, and hematologic </w:t>
-      </w:r>
-      <w:r>
-        <w:lastRenderedPageBreak/>
-        <w:t>malignancies</w:t>
+        <w:t>, and hematologic malignancies</w:t>
       </w:r>
       <w:r>
         <w:t>. This appears to</w:t>
@@ -7063,8 +6746,9 @@
         <w:rPr>
           <w:noProof/>
         </w:rPr>
+        <w:lastRenderedPageBreak/>
         <w:drawing>
-          <wp:inline distT="0" distB="0" distL="0" distR="0" wp14:anchorId="4069F0A4" wp14:editId="0B5CAE5C">
+          <wp:inline distT="0" distB="0" distL="0" distR="0" wp14:anchorId="4069F0A4" wp14:editId="680828C8">
             <wp:extent cx="5943600" cy="5033010"/>
             <wp:effectExtent l="0" t="0" r="0" b="0"/>
             <wp:docPr id="1005109684" name="Picture 3"/>
@@ -7081,7 +6765,7 @@
                     </pic:cNvPicPr>
                   </pic:nvPicPr>
                   <pic:blipFill>
-                    <a:blip r:embed="rId14" cstate="print">
+                    <a:blip r:embed="rId19" cstate="print">
                       <a:extLst>
                         <a:ext uri="{28A0092B-C50C-407E-A947-70E740481C1C}">
                           <a14:useLocalDpi xmlns:a14="http://schemas.microsoft.com/office/drawing/2010/main" val="0"/>
@@ -7149,28 +6833,12 @@
     </w:p>
     <w:p>
       <w:r>
-        <w:t xml:space="preserve">To evaluate cross-domain generalization beyond drug-related ICSRs, we benchmarked the systems on the public VAERS vaccine adverse event corpus (N = 1,000 narratives). As reported in Table 5 and Figure 6, </w:t>
-      </w:r>
-      <w:proofErr w:type="spellStart"/>
-      <w:r>
-        <w:t>BioBERT</w:t>
-      </w:r>
-      <w:proofErr w:type="spellEnd"/>
-      <w:r>
-        <w:t xml:space="preserve"> fine-tuned via 10-fold cross-validation achieved a strict exact-match F1 of 0.6594 ± 0.0196 (0.7848 ± 0.0127 Adapted F1), demonstrating remarkable reproducibility across 5 random initialization seeds (0.6595 ± 0.0177 Strict, 0.7882 ± 0.0112 Adapted). In contrast, the zero-shot/1-shot </w:t>
-      </w:r>
-      <w:proofErr w:type="spellStart"/>
-      <w:r>
-        <w:t>LLaMA</w:t>
-      </w:r>
-      <w:proofErr w:type="spellEnd"/>
-      <w:r>
-        <w:t xml:space="preserve"> 4 baseline achieved a strict F1 of 0.2364 and adapted F1 of 0.4766. Category-level analysis (Figure 6a) confirmed strong supervised encoder advantages across treatments (TX: 0.74 vs 0.54), vaccines (VAX: 0.72 vs 0.63), diagnoses (DX: 0.52 vs 0.35), patient status (STATUS: 0.59 vs 0.04), symptoms (SYM: 0.43 vs 0.16), and laboratory findings (LAB: 0.44 vs 0.10). Error anatomy (Figure 6b–d) revealed that LLM errors on VAERS were driven by high spurious entity predictions (29.1% vs 5.2% for BERT) and prominent SYM ↔ DX and RO misclassifications.</w:t>
+        <w:t>To evaluate cross-domain generalization beyond drug-related ICSRs, we benchmarked the systems on the public VAERS vaccine adverse event corpus (N = 1,000 narratives). As reported in Table 4 and Figure 6, BioBERT fine-tuned via 10-fold cross-validation achieved a strict exact-match F1 of 0.6594 ± 0.0196 (0.7848 ± 0.0127 Adapted F1). In contrast, the zero-shot/1-shot LLaMA 4 baseline achieved a strict F1 of 0.2364 and adapted F1 of 0.4766. Category-level analysis (Figure 6a) confirmed strong supervised encoder advantages across treatments (TX: 0.74 vs 0.54), vaccines (VAX: 0.72 vs 0.63), diagnoses (DX: 0.52 vs 0.35), patient status (STATUS: 0.59 vs 0.04), symptoms (SYM: 0.43 vs 0.16), and laboratory findings (LAB: 0.44 vs 0.10). Error anatomy (Figure 6b–d) revealed that LLM errors on VAERS were driven by high spurious entity predictions (29.1% vs 5.2% for BERT) and prominent SYM ↔ DX and RO misclassifications.</w:t>
       </w:r>
     </w:p>
     <w:p>
       <w:r>
-        <w:t>Table 4. Primary and Secondary Tier Clinical Concept Extraction Performance Benchmark on the VAERS Dataset (N = 1,000 Reports).</w:t>
+        <w:t>Table 4. Master Performance Benchmark on the VAERS Dataset (N = 1,000 Reports).</w:t>
       </w:r>
     </w:p>
     <w:tbl>
@@ -7396,7 +7064,7 @@
                 <w:color w:val="222222"/>
                 <w:sz w:val="16"/>
               </w:rPr>
-              <w:t>BioBERT (10-Fold CV, Seed 42 Default)</w:t>
+              <w:t>BioBERT (10-Fold CV)</w:t>
             </w:r>
           </w:p>
         </w:tc>
@@ -7514,7 +7182,7 @@
                 <w:color w:val="222222"/>
                 <w:sz w:val="16"/>
               </w:rPr>
-              <w:t>Fine-Tuned Encoder</w:t>
+              <w:t>Open-Weight LLM</w:t>
             </w:r>
           </w:p>
         </w:tc>
@@ -7539,11 +7207,11 @@
             <w:r>
               <w:rPr>
                 <w:rFonts w:ascii="Arial" w:hAnsi="Arial"/>
-                <w:b/>
+                <w:b w:val="0"/>
                 <w:color w:val="222222"/>
                 <w:sz w:val="16"/>
               </w:rPr>
-              <w:t>BioBERT (10-Fold CV, 5-Seed Pooled)</w:t>
+              <w:t>LLaMA 4 (1-shot, Tagged P2_TAG_VAERS)</w:t>
             </w:r>
           </w:p>
         </w:tc>
@@ -7572,7 +7240,7 @@
                 <w:color w:val="222222"/>
                 <w:sz w:val="16"/>
               </w:rPr>
-              <w:t>Sentence Token Classification</w:t>
+              <w:t>Inline Tagged XML</w:t>
             </w:r>
           </w:p>
         </w:tc>
@@ -7601,7 +7269,7 @@
                 <w:color w:val="222222"/>
                 <w:sz w:val="16"/>
               </w:rPr>
-              <w:t>0.6595 ± 0.0177</w:t>
+              <w:t>0.2364</w:t>
             </w:r>
           </w:p>
         </w:tc>
@@ -7630,153 +7298,6 @@
                 <w:color w:val="222222"/>
                 <w:sz w:val="16"/>
               </w:rPr>
-              <w:t>0.7882 ± 0.0112</w:t>
-            </w:r>
-          </w:p>
-        </w:tc>
-      </w:tr>
-      <w:tr>
-        <w:tc>
-          <w:tcPr>
-            <w:tcW w:type="dxa" w:w="1872"/>
-            <w:shd w:fill="FFFFFF"/>
-            <w:tcMar>
-              <w:top w:w="60" w:type="dxa"/>
-              <w:bottom w:w="60" w:type="dxa"/>
-              <w:left w:w="90" w:type="dxa"/>
-              <w:right w:w="90" w:type="dxa"/>
-            </w:tcMar>
-            <w:vAlign w:val="center"/>
-          </w:tcPr>
-          <w:p>
-            <w:pPr>
-              <w:spacing w:before="30" w:after="30"/>
-              <w:jc w:val="left"/>
-            </w:pPr>
-            <w:r/>
-            <w:r>
-              <w:rPr>
-                <w:rFonts w:ascii="Arial" w:hAnsi="Arial"/>
-                <w:b/>
-                <w:color w:val="222222"/>
-                <w:sz w:val="16"/>
-              </w:rPr>
-              <w:t>Open-Weight LLM</w:t>
-            </w:r>
-          </w:p>
-        </w:tc>
-        <w:tc>
-          <w:tcPr>
-            <w:tcW w:type="dxa" w:w="3168"/>
-            <w:shd w:fill="FFFFFF"/>
-            <w:tcMar>
-              <w:top w:w="60" w:type="dxa"/>
-              <w:bottom w:w="60" w:type="dxa"/>
-              <w:left w:w="90" w:type="dxa"/>
-              <w:right w:w="90" w:type="dxa"/>
-            </w:tcMar>
-            <w:vAlign w:val="center"/>
-          </w:tcPr>
-          <w:p>
-            <w:pPr>
-              <w:spacing w:before="30" w:after="30"/>
-              <w:jc w:val="center"/>
-            </w:pPr>
-            <w:r/>
-            <w:r>
-              <w:rPr>
-                <w:rFonts w:ascii="Arial" w:hAnsi="Arial"/>
-                <w:b w:val="0"/>
-                <w:color w:val="222222"/>
-                <w:sz w:val="16"/>
-              </w:rPr>
-              <w:t>LLaMA 4 (1-shot, Tagged P2_TAG_VAERS)</w:t>
-            </w:r>
-          </w:p>
-        </w:tc>
-        <w:tc>
-          <w:tcPr>
-            <w:tcW w:type="dxa" w:w="2592"/>
-            <w:shd w:fill="FFFFFF"/>
-            <w:tcMar>
-              <w:top w:w="60" w:type="dxa"/>
-              <w:bottom w:w="60" w:type="dxa"/>
-              <w:left w:w="90" w:type="dxa"/>
-              <w:right w:w="90" w:type="dxa"/>
-            </w:tcMar>
-            <w:vAlign w:val="center"/>
-          </w:tcPr>
-          <w:p>
-            <w:pPr>
-              <w:spacing w:before="30" w:after="30"/>
-              <w:jc w:val="center"/>
-            </w:pPr>
-            <w:r/>
-            <w:r>
-              <w:rPr>
-                <w:rFonts w:ascii="Arial" w:hAnsi="Arial"/>
-                <w:b w:val="0"/>
-                <w:color w:val="222222"/>
-                <w:sz w:val="16"/>
-              </w:rPr>
-              <w:t>Inline Tagged XML</w:t>
-            </w:r>
-          </w:p>
-        </w:tc>
-        <w:tc>
-          <w:tcPr>
-            <w:tcW w:type="dxa" w:w="1872"/>
-            <w:shd w:fill="FFFFFF"/>
-            <w:tcMar>
-              <w:top w:w="60" w:type="dxa"/>
-              <w:bottom w:w="60" w:type="dxa"/>
-              <w:left w:w="90" w:type="dxa"/>
-              <w:right w:w="90" w:type="dxa"/>
-            </w:tcMar>
-            <w:vAlign w:val="center"/>
-          </w:tcPr>
-          <w:p>
-            <w:pPr>
-              <w:spacing w:before="30" w:after="30"/>
-              <w:jc w:val="center"/>
-            </w:pPr>
-            <w:r/>
-            <w:r>
-              <w:rPr>
-                <w:rFonts w:ascii="Arial" w:hAnsi="Arial"/>
-                <w:b w:val="0"/>
-                <w:color w:val="222222"/>
-                <w:sz w:val="16"/>
-              </w:rPr>
-              <w:t>0.2364</w:t>
-            </w:r>
-          </w:p>
-        </w:tc>
-        <w:tc>
-          <w:tcPr>
-            <w:tcW w:type="dxa" w:w="1872"/>
-            <w:shd w:fill="FFFFFF"/>
-            <w:tcMar>
-              <w:top w:w="60" w:type="dxa"/>
-              <w:bottom w:w="60" w:type="dxa"/>
-              <w:left w:w="90" w:type="dxa"/>
-              <w:right w:w="90" w:type="dxa"/>
-            </w:tcMar>
-            <w:vAlign w:val="center"/>
-          </w:tcPr>
-          <w:p>
-            <w:pPr>
-              <w:spacing w:before="30" w:after="30"/>
-              <w:jc w:val="center"/>
-            </w:pPr>
-            <w:r/>
-            <w:r>
-              <w:rPr>
-                <w:rFonts w:ascii="Arial" w:hAnsi="Arial"/>
-                <w:b w:val="0"/>
-                <w:color w:val="222222"/>
-                <w:sz w:val="16"/>
-              </w:rPr>
               <w:t>0.4766</w:t>
             </w:r>
           </w:p>
@@ -7788,9 +7309,8 @@
         <w:rPr>
           <w:noProof/>
         </w:rPr>
-        <w:lastRenderedPageBreak/>
         <w:drawing>
-          <wp:inline distT="0" distB="0" distL="0" distR="0" wp14:anchorId="7F29C378" wp14:editId="1B0E36E5">
+          <wp:inline distT="0" distB="0" distL="0" distR="0" wp14:anchorId="7F29C378" wp14:editId="49FC1D98">
             <wp:extent cx="5932170" cy="4251960"/>
             <wp:effectExtent l="0" t="0" r="0" b="0"/>
             <wp:docPr id="33667654" name="Picture 4"/>
@@ -7807,7 +7327,7 @@
                     </pic:cNvPicPr>
                   </pic:nvPicPr>
                   <pic:blipFill>
-                    <a:blip r:embed="rId15" cstate="print">
+                    <a:blip r:embed="rId20" cstate="print">
                       <a:extLst>
                         <a:ext uri="{28A0092B-C50C-407E-A947-70E740481C1C}">
                           <a14:useLocalDpi xmlns:a14="http://schemas.microsoft.com/office/drawing/2010/main" val="0"/>
@@ -7875,19 +7395,7 @@
     </w:p>
     <w:p>
       <w:r>
-        <w:t>We applied a repeated Leave-One-Drug-Event-Pair-Out cross-validation protocol on the FAERS corpus to evaluate model generalization across distinct therapeutic contexts. For each of the 4 curated drug-event cohorts, the model was trained on the remaining 3 case series and evaluated on the held-out series. As shown in Table 6, strict exact-match F1 across 5 random seeds was 0.6280 ± 0.0097 for azacitidine–QT prolongation (N = 200), 0.6563 ± 0.0178 for baricitinib–hypersensitivity (N = 200), 0.5602 ± 0.0091 for tramadol–</w:t>
-      </w:r>
-      <w:r>
-        <w:lastRenderedPageBreak/>
-        <w:t xml:space="preserve">hypoglycemia (N = 229), and 0.5274 ± 0.0105 for </w:t>
-      </w:r>
-      <w:proofErr w:type="spellStart"/>
-      <w:r>
-        <w:t>erenumab</w:t>
-      </w:r>
-      <w:proofErr w:type="spellEnd"/>
-      <w:r>
-        <w:t>–stroke (N = 200), yielding a macro-average F1 of 0.5930 ± 0.0118 across folds (0.7173 ± 0.0103 Adapted F1). The between-series performance variance exceeded within-fold seed variance, demonstrating that narrative complexity and therapeutic vocabulary differences contribute more variation than stochastic model initialization.</w:t>
+        <w:t>We applied a repeated Leave-One-Drug-Event-Pair-Out cross-validation protocol on the FAERS corpus to evaluate model generalization across distinct therapeutic contexts. For each of the 4 curated drug-event cohorts, the model was trained on the remaining 3 case series and evaluated on the held-out series. As shown in Table 5, strict exact-match F1 was 0.6280 ± 0.0097 for azacitidine–QT prolongation (N = 200), 0.6563 ± 0.0178 for baricitinib–hypersensitivity (N = 200), 0.5602 ± 0.0091 for tramadol–hypoglycemia (N = 229), and 0.5274 ± 0.0105 for erenumab–stroke (N = 200), yielding a macro-average F1 of 0.5930 ± 0.0118 across folds (0.7173 ± 0.0103 Adapted F1). The between-series performance variance exceeded within-fold variation, demonstrating that narrative complexity and therapeutic vocabulary differences contribute more variation than stochastic model initialization.</w:t>
       </w:r>
     </w:p>
     <w:p>
@@ -8638,17 +8146,1572 @@
     </w:p>
     <w:p>
       <w:r>
-        <w:t xml:space="preserve">To rigorously verify neural network optimization stability, we conducted 5 independent training runs using random initialization seeds (42, 123, 456, 789, 1011) across both FAERS 4-fold LOO (20 total model runs) and VAERS 10-fold CV (50 total model runs). Across all folds, standard deviations remained below 0.010 on FAERS (Strict F1: 0.5259 ± 0.0088; Adapted F1: 0.6732 ± 0.0084) and below 0.020 on VAERS (Strict F1: 0.6595 ± 0.0177; Adapted F1: 0.7882 ± 0.0112), confirming that supervised </w:t>
-      </w:r>
-      <w:proofErr w:type="spellStart"/>
-      <w:r>
-        <w:t>BioBERT</w:t>
-      </w:r>
-      <w:proofErr w:type="spellEnd"/>
-      <w:r>
-        <w:t xml:space="preserve"> convergence is exceptionally robust to weight initialization.</w:t>
+        <w:t>To rigorously verify neural network optimization stability, we conducted 5 independent training runs using random initialization seeds (42, 123, 456, 789, 1011) across both FAERS 4-fold LOO (20 total model runs) and VAERS 10-fold CV (50 total model runs). As summarized in Table 6, cross-seed variance was exceptionally low across both datasets. On FAERS, strict F1 averaged 0.5685 ± 0.0080 (0.7463 ± 0.0076 Adapted F1) across the 5 seeds. On VAERS, strict F1 averaged 0.6595 ± 0.0015 (0.7882 ± 0.0022 Adapted F1) across the 5 seeds. These findings confirm that supervised BioBERT convergence is remarkably robust to stochastic weight initialization, with between-series clinical diversity accounting for substantially greater performance variance than random initialization.</w:t>
       </w:r>
     </w:p>
+    <w:p>
+      <w:pPr>
+        <w:pStyle w:val="Heading3"/>
+      </w:pPr>
+      <w:r>
+        <w:t>Table 6. BioBERT Optimization Stability and Performance Invariance Across Five Independent Random Initialization Seeds on FAERS (4-Fold LOO) and VAERS (10-Fold CV).</w:t>
+      </w:r>
+    </w:p>
+    <w:tbl>
+      <w:tblPr>
+        <w:tblW w:type="auto" w:w="0"/>
+        <w:jc w:val="center"/>
+        <w:tblLook w:firstColumn="1" w:firstRow="1" w:lastColumn="0" w:lastRow="0" w:noHBand="0" w:noVBand="1" w:val="04A0"/>
+        <w:tblBorders>
+          <w:top w:val="single" w:sz="8" w:space="0" w:color="333333"/>
+          <w:bottom w:val="single" w:sz="8" w:space="0" w:color="333333"/>
+          <w:insideH w:val="single" w:sz="4" w:space="0" w:color="E0E0E0"/>
+          <w:insideV w:val="none"/>
+          <w:left w:val="none"/>
+          <w:right w:val="none"/>
+        </w:tblBorders>
+      </w:tblPr>
+      <w:tblGrid>
+        <w:gridCol w:w="2340"/>
+        <w:gridCol w:w="2340"/>
+        <w:gridCol w:w="2340"/>
+        <w:gridCol w:w="2340"/>
+      </w:tblGrid>
+      <w:tr>
+        <w:tc>
+          <w:tcPr>
+            <w:tcW w:type="dxa" w:w="3456"/>
+            <w:shd w:fill="F2F4F8"/>
+            <w:tcMar>
+              <w:top w:w="60" w:type="dxa"/>
+              <w:bottom w:w="60" w:type="dxa"/>
+              <w:left w:w="90" w:type="dxa"/>
+              <w:right w:w="90" w:type="dxa"/>
+            </w:tcMar>
+            <w:vAlign w:val="center"/>
+          </w:tcPr>
+          <w:p>
+            <w:pPr>
+              <w:spacing w:before="30" w:after="30"/>
+              <w:jc w:val="center"/>
+            </w:pPr>
+            <w:r/>
+            <w:r>
+              <w:rPr>
+                <w:rFonts w:ascii="Arial" w:hAnsi="Arial"/>
+                <w:b/>
+                <w:color w:val="111111"/>
+                <w:sz w:val="16"/>
+              </w:rPr>
+              <w:t>Dataset &amp; Evaluation Protocol</w:t>
+            </w:r>
+          </w:p>
+        </w:tc>
+        <w:tc>
+          <w:tcPr>
+            <w:tcW w:type="dxa" w:w="2304"/>
+            <w:shd w:fill="F2F4F8"/>
+            <w:tcMar>
+              <w:top w:w="60" w:type="dxa"/>
+              <w:bottom w:w="60" w:type="dxa"/>
+              <w:left w:w="90" w:type="dxa"/>
+              <w:right w:w="90" w:type="dxa"/>
+            </w:tcMar>
+            <w:vAlign w:val="center"/>
+          </w:tcPr>
+          <w:p>
+            <w:pPr>
+              <w:spacing w:before="30" w:after="30"/>
+              <w:jc w:val="center"/>
+            </w:pPr>
+            <w:r/>
+            <w:r>
+              <w:rPr>
+                <w:rFonts w:ascii="Arial" w:hAnsi="Arial"/>
+                <w:b/>
+                <w:color w:val="111111"/>
+                <w:sz w:val="16"/>
+              </w:rPr>
+              <w:t>Random Seed</w:t>
+            </w:r>
+          </w:p>
+        </w:tc>
+        <w:tc>
+          <w:tcPr>
+            <w:tcW w:type="dxa" w:w="2592"/>
+            <w:shd w:fill="F2F4F8"/>
+            <w:tcMar>
+              <w:top w:w="60" w:type="dxa"/>
+              <w:bottom w:w="60" w:type="dxa"/>
+              <w:left w:w="90" w:type="dxa"/>
+              <w:right w:w="90" w:type="dxa"/>
+            </w:tcMar>
+            <w:vAlign w:val="center"/>
+          </w:tcPr>
+          <w:p>
+            <w:pPr>
+              <w:spacing w:before="30" w:after="30"/>
+              <w:jc w:val="center"/>
+            </w:pPr>
+            <w:r/>
+            <w:r>
+              <w:rPr>
+                <w:rFonts w:ascii="Arial" w:hAnsi="Arial"/>
+                <w:b/>
+                <w:color w:val="111111"/>
+                <w:sz w:val="16"/>
+              </w:rPr>
+              <w:t>Primary Tier: Strict Exact F1</w:t>
+            </w:r>
+          </w:p>
+        </w:tc>
+        <w:tc>
+          <w:tcPr>
+            <w:tcW w:type="dxa" w:w="2592"/>
+            <w:shd w:fill="F2F4F8"/>
+            <w:tcMar>
+              <w:top w:w="60" w:type="dxa"/>
+              <w:bottom w:w="60" w:type="dxa"/>
+              <w:left w:w="90" w:type="dxa"/>
+              <w:right w:w="90" w:type="dxa"/>
+            </w:tcMar>
+            <w:vAlign w:val="center"/>
+          </w:tcPr>
+          <w:p>
+            <w:pPr>
+              <w:spacing w:before="30" w:after="30"/>
+              <w:jc w:val="center"/>
+            </w:pPr>
+            <w:r/>
+            <w:r>
+              <w:rPr>
+                <w:rFonts w:ascii="Arial" w:hAnsi="Arial"/>
+                <w:b/>
+                <w:color w:val="111111"/>
+                <w:sz w:val="16"/>
+              </w:rPr>
+              <w:t>Secondary Tier: Adapted ADE F1</w:t>
+            </w:r>
+          </w:p>
+        </w:tc>
+      </w:tr>
+      <w:tr>
+        <w:tc>
+          <w:tcPr>
+            <w:tcW w:type="dxa" w:w="3456"/>
+            <w:shd w:fill="FFFFFF"/>
+            <w:tcMar>
+              <w:top w:w="60" w:type="dxa"/>
+              <w:bottom w:w="60" w:type="dxa"/>
+              <w:left w:w="90" w:type="dxa"/>
+              <w:right w:w="90" w:type="dxa"/>
+            </w:tcMar>
+            <w:vAlign w:val="center"/>
+          </w:tcPr>
+          <w:p>
+            <w:pPr>
+              <w:spacing w:before="30" w:after="30"/>
+              <w:jc w:val="left"/>
+            </w:pPr>
+            <w:r/>
+            <w:r>
+              <w:rPr>
+                <w:rFonts w:ascii="Arial" w:hAnsi="Arial"/>
+                <w:b/>
+                <w:color w:val="222222"/>
+                <w:sz w:val="16"/>
+              </w:rPr>
+              <w:t>FAERS (4-Fold LOO, N = 829)</w:t>
+            </w:r>
+          </w:p>
+        </w:tc>
+        <w:tc>
+          <w:tcPr>
+            <w:tcW w:type="dxa" w:w="2304"/>
+            <w:shd w:fill="FFFFFF"/>
+            <w:tcMar>
+              <w:top w:w="60" w:type="dxa"/>
+              <w:bottom w:w="60" w:type="dxa"/>
+              <w:left w:w="90" w:type="dxa"/>
+              <w:right w:w="90" w:type="dxa"/>
+            </w:tcMar>
+            <w:vAlign w:val="center"/>
+          </w:tcPr>
+          <w:p>
+            <w:pPr>
+              <w:spacing w:before="30" w:after="30"/>
+              <w:jc w:val="center"/>
+            </w:pPr>
+            <w:r/>
+            <w:r>
+              <w:rPr>
+                <w:rFonts w:ascii="Arial" w:hAnsi="Arial"/>
+                <w:b w:val="0"/>
+                <w:color w:val="222222"/>
+                <w:sz w:val="16"/>
+              </w:rPr>
+              <w:t>Seed 42</w:t>
+            </w:r>
+          </w:p>
+        </w:tc>
+        <w:tc>
+          <w:tcPr>
+            <w:tcW w:type="dxa" w:w="2592"/>
+            <w:shd w:fill="FFFFFF"/>
+            <w:tcMar>
+              <w:top w:w="60" w:type="dxa"/>
+              <w:bottom w:w="60" w:type="dxa"/>
+              <w:left w:w="90" w:type="dxa"/>
+              <w:right w:w="90" w:type="dxa"/>
+            </w:tcMar>
+            <w:vAlign w:val="center"/>
+          </w:tcPr>
+          <w:p>
+            <w:pPr>
+              <w:spacing w:before="30" w:after="30"/>
+              <w:jc w:val="center"/>
+            </w:pPr>
+            <w:r/>
+            <w:r>
+              <w:rPr>
+                <w:rFonts w:ascii="Arial" w:hAnsi="Arial"/>
+                <w:b w:val="0"/>
+                <w:color w:val="222222"/>
+                <w:sz w:val="16"/>
+              </w:rPr>
+              <w:t>0.5582 ± 0.0649</w:t>
+            </w:r>
+          </w:p>
+        </w:tc>
+        <w:tc>
+          <w:tcPr>
+            <w:tcW w:type="dxa" w:w="2592"/>
+            <w:shd w:fill="FFFFFF"/>
+            <w:tcMar>
+              <w:top w:w="60" w:type="dxa"/>
+              <w:bottom w:w="60" w:type="dxa"/>
+              <w:left w:w="90" w:type="dxa"/>
+              <w:right w:w="90" w:type="dxa"/>
+            </w:tcMar>
+            <w:vAlign w:val="center"/>
+          </w:tcPr>
+          <w:p>
+            <w:pPr>
+              <w:spacing w:before="30" w:after="30"/>
+              <w:jc w:val="center"/>
+            </w:pPr>
+            <w:r/>
+            <w:r>
+              <w:rPr>
+                <w:rFonts w:ascii="Arial" w:hAnsi="Arial"/>
+                <w:b w:val="0"/>
+                <w:color w:val="222222"/>
+                <w:sz w:val="16"/>
+              </w:rPr>
+              <w:t>0.7431 ± 0.0295</w:t>
+            </w:r>
+          </w:p>
+        </w:tc>
+      </w:tr>
+      <w:tr>
+        <w:tc>
+          <w:tcPr>
+            <w:tcW w:type="dxa" w:w="3456"/>
+            <w:shd w:fill="FBFBFB"/>
+            <w:tcMar>
+              <w:top w:w="60" w:type="dxa"/>
+              <w:bottom w:w="60" w:type="dxa"/>
+              <w:left w:w="90" w:type="dxa"/>
+              <w:right w:w="90" w:type="dxa"/>
+            </w:tcMar>
+            <w:vAlign w:val="center"/>
+          </w:tcPr>
+          <w:p>
+            <w:pPr>
+              <w:spacing w:before="30" w:after="30"/>
+              <w:jc w:val="left"/>
+            </w:pPr>
+            <w:r/>
+            <w:r>
+              <w:rPr>
+                <w:rFonts w:ascii="Arial" w:hAnsi="Arial"/>
+                <w:b/>
+                <w:color w:val="222222"/>
+                <w:sz w:val="16"/>
+              </w:rPr>
+              <w:t>FAERS (4-Fold LOO, N = 829)</w:t>
+            </w:r>
+          </w:p>
+        </w:tc>
+        <w:tc>
+          <w:tcPr>
+            <w:tcW w:type="dxa" w:w="2304"/>
+            <w:shd w:fill="FBFBFB"/>
+            <w:tcMar>
+              <w:top w:w="60" w:type="dxa"/>
+              <w:bottom w:w="60" w:type="dxa"/>
+              <w:left w:w="90" w:type="dxa"/>
+              <w:right w:w="90" w:type="dxa"/>
+            </w:tcMar>
+            <w:vAlign w:val="center"/>
+          </w:tcPr>
+          <w:p>
+            <w:pPr>
+              <w:spacing w:before="30" w:after="30"/>
+              <w:jc w:val="center"/>
+            </w:pPr>
+            <w:r/>
+            <w:r>
+              <w:rPr>
+                <w:rFonts w:ascii="Arial" w:hAnsi="Arial"/>
+                <w:b w:val="0"/>
+                <w:color w:val="222222"/>
+                <w:sz w:val="16"/>
+              </w:rPr>
+              <w:t>Seed 123</w:t>
+            </w:r>
+          </w:p>
+        </w:tc>
+        <w:tc>
+          <w:tcPr>
+            <w:tcW w:type="dxa" w:w="2592"/>
+            <w:shd w:fill="FBFBFB"/>
+            <w:tcMar>
+              <w:top w:w="60" w:type="dxa"/>
+              <w:bottom w:w="60" w:type="dxa"/>
+              <w:left w:w="90" w:type="dxa"/>
+              <w:right w:w="90" w:type="dxa"/>
+            </w:tcMar>
+            <w:vAlign w:val="center"/>
+          </w:tcPr>
+          <w:p>
+            <w:pPr>
+              <w:spacing w:before="30" w:after="30"/>
+              <w:jc w:val="center"/>
+            </w:pPr>
+            <w:r/>
+            <w:r>
+              <w:rPr>
+                <w:rFonts w:ascii="Arial" w:hAnsi="Arial"/>
+                <w:b w:val="0"/>
+                <w:color w:val="222222"/>
+                <w:sz w:val="16"/>
+              </w:rPr>
+              <w:t>0.5652 ± 0.0509</w:t>
+            </w:r>
+          </w:p>
+        </w:tc>
+        <w:tc>
+          <w:tcPr>
+            <w:tcW w:type="dxa" w:w="2592"/>
+            <w:shd w:fill="FBFBFB"/>
+            <w:tcMar>
+              <w:top w:w="60" w:type="dxa"/>
+              <w:bottom w:w="60" w:type="dxa"/>
+              <w:left w:w="90" w:type="dxa"/>
+              <w:right w:w="90" w:type="dxa"/>
+            </w:tcMar>
+            <w:vAlign w:val="center"/>
+          </w:tcPr>
+          <w:p>
+            <w:pPr>
+              <w:spacing w:before="30" w:after="30"/>
+              <w:jc w:val="center"/>
+            </w:pPr>
+            <w:r/>
+            <w:r>
+              <w:rPr>
+                <w:rFonts w:ascii="Arial" w:hAnsi="Arial"/>
+                <w:b w:val="0"/>
+                <w:color w:val="222222"/>
+                <w:sz w:val="16"/>
+              </w:rPr>
+              <w:t>0.7402 ± 0.0293</w:t>
+            </w:r>
+          </w:p>
+        </w:tc>
+      </w:tr>
+      <w:tr>
+        <w:tc>
+          <w:tcPr>
+            <w:tcW w:type="dxa" w:w="3456"/>
+            <w:shd w:fill="FFFFFF"/>
+            <w:tcMar>
+              <w:top w:w="60" w:type="dxa"/>
+              <w:bottom w:w="60" w:type="dxa"/>
+              <w:left w:w="90" w:type="dxa"/>
+              <w:right w:w="90" w:type="dxa"/>
+            </w:tcMar>
+            <w:vAlign w:val="center"/>
+          </w:tcPr>
+          <w:p>
+            <w:pPr>
+              <w:spacing w:before="30" w:after="30"/>
+              <w:jc w:val="left"/>
+            </w:pPr>
+            <w:r/>
+            <w:r>
+              <w:rPr>
+                <w:rFonts w:ascii="Arial" w:hAnsi="Arial"/>
+                <w:b/>
+                <w:color w:val="222222"/>
+                <w:sz w:val="16"/>
+              </w:rPr>
+              <w:t>FAERS (4-Fold LOO, N = 829)</w:t>
+            </w:r>
+          </w:p>
+        </w:tc>
+        <w:tc>
+          <w:tcPr>
+            <w:tcW w:type="dxa" w:w="2304"/>
+            <w:shd w:fill="FFFFFF"/>
+            <w:tcMar>
+              <w:top w:w="60" w:type="dxa"/>
+              <w:bottom w:w="60" w:type="dxa"/>
+              <w:left w:w="90" w:type="dxa"/>
+              <w:right w:w="90" w:type="dxa"/>
+            </w:tcMar>
+            <w:vAlign w:val="center"/>
+          </w:tcPr>
+          <w:p>
+            <w:pPr>
+              <w:spacing w:before="30" w:after="30"/>
+              <w:jc w:val="center"/>
+            </w:pPr>
+            <w:r/>
+            <w:r>
+              <w:rPr>
+                <w:rFonts w:ascii="Arial" w:hAnsi="Arial"/>
+                <w:b w:val="0"/>
+                <w:color w:val="222222"/>
+                <w:sz w:val="16"/>
+              </w:rPr>
+              <w:t>Seed 456</w:t>
+            </w:r>
+          </w:p>
+        </w:tc>
+        <w:tc>
+          <w:tcPr>
+            <w:tcW w:type="dxa" w:w="2592"/>
+            <w:shd w:fill="FFFFFF"/>
+            <w:tcMar>
+              <w:top w:w="60" w:type="dxa"/>
+              <w:bottom w:w="60" w:type="dxa"/>
+              <w:left w:w="90" w:type="dxa"/>
+              <w:right w:w="90" w:type="dxa"/>
+            </w:tcMar>
+            <w:vAlign w:val="center"/>
+          </w:tcPr>
+          <w:p>
+            <w:pPr>
+              <w:spacing w:before="30" w:after="30"/>
+              <w:jc w:val="center"/>
+            </w:pPr>
+            <w:r/>
+            <w:r>
+              <w:rPr>
+                <w:rFonts w:ascii="Arial" w:hAnsi="Arial"/>
+                <w:b w:val="0"/>
+                <w:color w:val="222222"/>
+                <w:sz w:val="16"/>
+              </w:rPr>
+              <w:t>0.5783 ± 0.0697</w:t>
+            </w:r>
+          </w:p>
+        </w:tc>
+        <w:tc>
+          <w:tcPr>
+            <w:tcW w:type="dxa" w:w="2592"/>
+            <w:shd w:fill="FFFFFF"/>
+            <w:tcMar>
+              <w:top w:w="60" w:type="dxa"/>
+              <w:bottom w:w="60" w:type="dxa"/>
+              <w:left w:w="90" w:type="dxa"/>
+              <w:right w:w="90" w:type="dxa"/>
+            </w:tcMar>
+            <w:vAlign w:val="center"/>
+          </w:tcPr>
+          <w:p>
+            <w:pPr>
+              <w:spacing w:before="30" w:after="30"/>
+              <w:jc w:val="center"/>
+            </w:pPr>
+            <w:r/>
+            <w:r>
+              <w:rPr>
+                <w:rFonts w:ascii="Arial" w:hAnsi="Arial"/>
+                <w:b w:val="0"/>
+                <w:color w:val="222222"/>
+                <w:sz w:val="16"/>
+              </w:rPr>
+              <w:t>0.7586 ± 0.0355</w:t>
+            </w:r>
+          </w:p>
+        </w:tc>
+      </w:tr>
+      <w:tr>
+        <w:tc>
+          <w:tcPr>
+            <w:tcW w:type="dxa" w:w="3456"/>
+            <w:shd w:fill="FBFBFB"/>
+            <w:tcMar>
+              <w:top w:w="60" w:type="dxa"/>
+              <w:bottom w:w="60" w:type="dxa"/>
+              <w:left w:w="90" w:type="dxa"/>
+              <w:right w:w="90" w:type="dxa"/>
+            </w:tcMar>
+            <w:vAlign w:val="center"/>
+          </w:tcPr>
+          <w:p>
+            <w:pPr>
+              <w:spacing w:before="30" w:after="30"/>
+              <w:jc w:val="left"/>
+            </w:pPr>
+            <w:r/>
+            <w:r>
+              <w:rPr>
+                <w:rFonts w:ascii="Arial" w:hAnsi="Arial"/>
+                <w:b/>
+                <w:color w:val="222222"/>
+                <w:sz w:val="16"/>
+              </w:rPr>
+              <w:t>FAERS (4-Fold LOO, N = 829)</w:t>
+            </w:r>
+          </w:p>
+        </w:tc>
+        <w:tc>
+          <w:tcPr>
+            <w:tcW w:type="dxa" w:w="2304"/>
+            <w:shd w:fill="FBFBFB"/>
+            <w:tcMar>
+              <w:top w:w="60" w:type="dxa"/>
+              <w:bottom w:w="60" w:type="dxa"/>
+              <w:left w:w="90" w:type="dxa"/>
+              <w:right w:w="90" w:type="dxa"/>
+            </w:tcMar>
+            <w:vAlign w:val="center"/>
+          </w:tcPr>
+          <w:p>
+            <w:pPr>
+              <w:spacing w:before="30" w:after="30"/>
+              <w:jc w:val="center"/>
+            </w:pPr>
+            <w:r/>
+            <w:r>
+              <w:rPr>
+                <w:rFonts w:ascii="Arial" w:hAnsi="Arial"/>
+                <w:b w:val="0"/>
+                <w:color w:val="222222"/>
+                <w:sz w:val="16"/>
+              </w:rPr>
+              <w:t>Seed 789</w:t>
+            </w:r>
+          </w:p>
+        </w:tc>
+        <w:tc>
+          <w:tcPr>
+            <w:tcW w:type="dxa" w:w="2592"/>
+            <w:shd w:fill="FBFBFB"/>
+            <w:tcMar>
+              <w:top w:w="60" w:type="dxa"/>
+              <w:bottom w:w="60" w:type="dxa"/>
+              <w:left w:w="90" w:type="dxa"/>
+              <w:right w:w="90" w:type="dxa"/>
+            </w:tcMar>
+            <w:vAlign w:val="center"/>
+          </w:tcPr>
+          <w:p>
+            <w:pPr>
+              <w:spacing w:before="30" w:after="30"/>
+              <w:jc w:val="center"/>
+            </w:pPr>
+            <w:r/>
+            <w:r>
+              <w:rPr>
+                <w:rFonts w:ascii="Arial" w:hAnsi="Arial"/>
+                <w:b w:val="0"/>
+                <w:color w:val="222222"/>
+                <w:sz w:val="16"/>
+              </w:rPr>
+              <w:t>0.5662 ± 0.0476</w:t>
+            </w:r>
+          </w:p>
+        </w:tc>
+        <w:tc>
+          <w:tcPr>
+            <w:tcW w:type="dxa" w:w="2592"/>
+            <w:shd w:fill="FBFBFB"/>
+            <w:tcMar>
+              <w:top w:w="60" w:type="dxa"/>
+              <w:bottom w:w="60" w:type="dxa"/>
+              <w:left w:w="90" w:type="dxa"/>
+              <w:right w:w="90" w:type="dxa"/>
+            </w:tcMar>
+            <w:vAlign w:val="center"/>
+          </w:tcPr>
+          <w:p>
+            <w:pPr>
+              <w:spacing w:before="30" w:after="30"/>
+              <w:jc w:val="center"/>
+            </w:pPr>
+            <w:r/>
+            <w:r>
+              <w:rPr>
+                <w:rFonts w:ascii="Arial" w:hAnsi="Arial"/>
+                <w:b w:val="0"/>
+                <w:color w:val="222222"/>
+                <w:sz w:val="16"/>
+              </w:rPr>
+              <w:t>0.7413 ± 0.0324</w:t>
+            </w:r>
+          </w:p>
+        </w:tc>
+      </w:tr>
+      <w:tr>
+        <w:tc>
+          <w:tcPr>
+            <w:tcW w:type="dxa" w:w="3456"/>
+            <w:shd w:fill="FFFFFF"/>
+            <w:tcMar>
+              <w:top w:w="60" w:type="dxa"/>
+              <w:bottom w:w="60" w:type="dxa"/>
+              <w:left w:w="90" w:type="dxa"/>
+              <w:right w:w="90" w:type="dxa"/>
+            </w:tcMar>
+            <w:vAlign w:val="center"/>
+          </w:tcPr>
+          <w:p>
+            <w:pPr>
+              <w:spacing w:before="30" w:after="30"/>
+              <w:jc w:val="left"/>
+            </w:pPr>
+            <w:r/>
+            <w:r>
+              <w:rPr>
+                <w:rFonts w:ascii="Arial" w:hAnsi="Arial"/>
+                <w:b/>
+                <w:color w:val="222222"/>
+                <w:sz w:val="16"/>
+              </w:rPr>
+              <w:t>FAERS (4-Fold LOO, N = 829)</w:t>
+            </w:r>
+          </w:p>
+        </w:tc>
+        <w:tc>
+          <w:tcPr>
+            <w:tcW w:type="dxa" w:w="2304"/>
+            <w:shd w:fill="FFFFFF"/>
+            <w:tcMar>
+              <w:top w:w="60" w:type="dxa"/>
+              <w:bottom w:w="60" w:type="dxa"/>
+              <w:left w:w="90" w:type="dxa"/>
+              <w:right w:w="90" w:type="dxa"/>
+            </w:tcMar>
+            <w:vAlign w:val="center"/>
+          </w:tcPr>
+          <w:p>
+            <w:pPr>
+              <w:spacing w:before="30" w:after="30"/>
+              <w:jc w:val="center"/>
+            </w:pPr>
+            <w:r/>
+            <w:r>
+              <w:rPr>
+                <w:rFonts w:ascii="Arial" w:hAnsi="Arial"/>
+                <w:b w:val="0"/>
+                <w:color w:val="222222"/>
+                <w:sz w:val="16"/>
+              </w:rPr>
+              <w:t>Seed 1011</w:t>
+            </w:r>
+          </w:p>
+        </w:tc>
+        <w:tc>
+          <w:tcPr>
+            <w:tcW w:type="dxa" w:w="2592"/>
+            <w:shd w:fill="FFFFFF"/>
+            <w:tcMar>
+              <w:top w:w="60" w:type="dxa"/>
+              <w:bottom w:w="60" w:type="dxa"/>
+              <w:left w:w="90" w:type="dxa"/>
+              <w:right w:w="90" w:type="dxa"/>
+            </w:tcMar>
+            <w:vAlign w:val="center"/>
+          </w:tcPr>
+          <w:p>
+            <w:pPr>
+              <w:spacing w:before="30" w:after="30"/>
+              <w:jc w:val="center"/>
+            </w:pPr>
+            <w:r/>
+            <w:r>
+              <w:rPr>
+                <w:rFonts w:ascii="Arial" w:hAnsi="Arial"/>
+                <w:b w:val="0"/>
+                <w:color w:val="222222"/>
+                <w:sz w:val="16"/>
+              </w:rPr>
+              <w:t>0.5748 ± 0.0694</w:t>
+            </w:r>
+          </w:p>
+        </w:tc>
+        <w:tc>
+          <w:tcPr>
+            <w:tcW w:type="dxa" w:w="2592"/>
+            <w:shd w:fill="FFFFFF"/>
+            <w:tcMar>
+              <w:top w:w="60" w:type="dxa"/>
+              <w:bottom w:w="60" w:type="dxa"/>
+              <w:left w:w="90" w:type="dxa"/>
+              <w:right w:w="90" w:type="dxa"/>
+            </w:tcMar>
+            <w:vAlign w:val="center"/>
+          </w:tcPr>
+          <w:p>
+            <w:pPr>
+              <w:spacing w:before="30" w:after="30"/>
+              <w:jc w:val="center"/>
+            </w:pPr>
+            <w:r/>
+            <w:r>
+              <w:rPr>
+                <w:rFonts w:ascii="Arial" w:hAnsi="Arial"/>
+                <w:b w:val="0"/>
+                <w:color w:val="222222"/>
+                <w:sz w:val="16"/>
+              </w:rPr>
+              <w:t>0.7484 ± 0.0371</w:t>
+            </w:r>
+          </w:p>
+        </w:tc>
+      </w:tr>
+      <w:tr>
+        <w:tc>
+          <w:tcPr>
+            <w:tcW w:type="dxa" w:w="3456"/>
+            <w:shd w:fill="FBFBFB"/>
+            <w:tcMar>
+              <w:top w:w="60" w:type="dxa"/>
+              <w:bottom w:w="60" w:type="dxa"/>
+              <w:left w:w="90" w:type="dxa"/>
+              <w:right w:w="90" w:type="dxa"/>
+            </w:tcMar>
+            <w:vAlign w:val="center"/>
+          </w:tcPr>
+          <w:p>
+            <w:pPr>
+              <w:spacing w:before="30" w:after="30"/>
+              <w:jc w:val="left"/>
+            </w:pPr>
+            <w:r/>
+            <w:r>
+              <w:rPr>
+                <w:rFonts w:ascii="Arial" w:hAnsi="Arial"/>
+                <w:b/>
+                <w:color w:val="222222"/>
+                <w:sz w:val="16"/>
+              </w:rPr>
+              <w:t>FAERS (4-Fold LOO, Pooled)</w:t>
+            </w:r>
+          </w:p>
+        </w:tc>
+        <w:tc>
+          <w:tcPr>
+            <w:tcW w:type="dxa" w:w="2304"/>
+            <w:shd w:fill="FBFBFB"/>
+            <w:tcMar>
+              <w:top w:w="60" w:type="dxa"/>
+              <w:bottom w:w="60" w:type="dxa"/>
+              <w:left w:w="90" w:type="dxa"/>
+              <w:right w:w="90" w:type="dxa"/>
+            </w:tcMar>
+            <w:vAlign w:val="center"/>
+          </w:tcPr>
+          <w:p>
+            <w:pPr>
+              <w:spacing w:before="30" w:after="30"/>
+              <w:jc w:val="center"/>
+            </w:pPr>
+            <w:r/>
+            <w:r>
+              <w:rPr>
+                <w:rFonts w:ascii="Arial" w:hAnsi="Arial"/>
+                <w:b/>
+                <w:color w:val="222222"/>
+                <w:sz w:val="16"/>
+              </w:rPr>
+              <w:t>Mean ± SD (5 Seeds)</w:t>
+            </w:r>
+          </w:p>
+        </w:tc>
+        <w:tc>
+          <w:tcPr>
+            <w:tcW w:type="dxa" w:w="2592"/>
+            <w:shd w:fill="FBFBFB"/>
+            <w:tcMar>
+              <w:top w:w="60" w:type="dxa"/>
+              <w:bottom w:w="60" w:type="dxa"/>
+              <w:left w:w="90" w:type="dxa"/>
+              <w:right w:w="90" w:type="dxa"/>
+            </w:tcMar>
+            <w:vAlign w:val="center"/>
+          </w:tcPr>
+          <w:p>
+            <w:pPr>
+              <w:spacing w:before="30" w:after="30"/>
+              <w:jc w:val="center"/>
+            </w:pPr>
+            <w:r/>
+            <w:r>
+              <w:rPr>
+                <w:rFonts w:ascii="Arial" w:hAnsi="Arial"/>
+                <w:b w:val="0"/>
+                <w:color w:val="222222"/>
+                <w:sz w:val="16"/>
+              </w:rPr>
+              <w:t>0.5685 ± 0.0080</w:t>
+            </w:r>
+          </w:p>
+        </w:tc>
+        <w:tc>
+          <w:tcPr>
+            <w:tcW w:type="dxa" w:w="2592"/>
+            <w:shd w:fill="FBFBFB"/>
+            <w:tcMar>
+              <w:top w:w="60" w:type="dxa"/>
+              <w:bottom w:w="60" w:type="dxa"/>
+              <w:left w:w="90" w:type="dxa"/>
+              <w:right w:w="90" w:type="dxa"/>
+            </w:tcMar>
+            <w:vAlign w:val="center"/>
+          </w:tcPr>
+          <w:p>
+            <w:pPr>
+              <w:spacing w:before="30" w:after="30"/>
+              <w:jc w:val="center"/>
+            </w:pPr>
+            <w:r/>
+            <w:r>
+              <w:rPr>
+                <w:rFonts w:ascii="Arial" w:hAnsi="Arial"/>
+                <w:b w:val="0"/>
+                <w:color w:val="222222"/>
+                <w:sz w:val="16"/>
+              </w:rPr>
+              <w:t>0.7463 ± 0.0076</w:t>
+            </w:r>
+          </w:p>
+        </w:tc>
+      </w:tr>
+      <w:tr>
+        <w:tc>
+          <w:tcPr>
+            <w:tcW w:type="dxa" w:w="3456"/>
+            <w:shd w:fill="FFFFFF"/>
+            <w:tcMar>
+              <w:top w:w="60" w:type="dxa"/>
+              <w:bottom w:w="60" w:type="dxa"/>
+              <w:left w:w="90" w:type="dxa"/>
+              <w:right w:w="90" w:type="dxa"/>
+            </w:tcMar>
+            <w:vAlign w:val="center"/>
+          </w:tcPr>
+          <w:p>
+            <w:pPr>
+              <w:spacing w:before="30" w:after="30"/>
+              <w:jc w:val="left"/>
+            </w:pPr>
+            <w:r/>
+            <w:r>
+              <w:rPr>
+                <w:rFonts w:ascii="Arial" w:hAnsi="Arial"/>
+                <w:b/>
+                <w:color w:val="222222"/>
+                <w:sz w:val="16"/>
+              </w:rPr>
+              <w:t>VAERS (10-Fold CV, N = 1,000)</w:t>
+            </w:r>
+          </w:p>
+        </w:tc>
+        <w:tc>
+          <w:tcPr>
+            <w:tcW w:type="dxa" w:w="2304"/>
+            <w:shd w:fill="FFFFFF"/>
+            <w:tcMar>
+              <w:top w:w="60" w:type="dxa"/>
+              <w:bottom w:w="60" w:type="dxa"/>
+              <w:left w:w="90" w:type="dxa"/>
+              <w:right w:w="90" w:type="dxa"/>
+            </w:tcMar>
+            <w:vAlign w:val="center"/>
+          </w:tcPr>
+          <w:p>
+            <w:pPr>
+              <w:spacing w:before="30" w:after="30"/>
+              <w:jc w:val="center"/>
+            </w:pPr>
+            <w:r/>
+            <w:r>
+              <w:rPr>
+                <w:rFonts w:ascii="Arial" w:hAnsi="Arial"/>
+                <w:b w:val="0"/>
+                <w:color w:val="222222"/>
+                <w:sz w:val="16"/>
+              </w:rPr>
+              <w:t>Seed 42</w:t>
+            </w:r>
+          </w:p>
+        </w:tc>
+        <w:tc>
+          <w:tcPr>
+            <w:tcW w:type="dxa" w:w="2592"/>
+            <w:shd w:fill="FFFFFF"/>
+            <w:tcMar>
+              <w:top w:w="60" w:type="dxa"/>
+              <w:bottom w:w="60" w:type="dxa"/>
+              <w:left w:w="90" w:type="dxa"/>
+              <w:right w:w="90" w:type="dxa"/>
+            </w:tcMar>
+            <w:vAlign w:val="center"/>
+          </w:tcPr>
+          <w:p>
+            <w:pPr>
+              <w:spacing w:before="30" w:after="30"/>
+              <w:jc w:val="center"/>
+            </w:pPr>
+            <w:r/>
+            <w:r>
+              <w:rPr>
+                <w:rFonts w:ascii="Arial" w:hAnsi="Arial"/>
+                <w:b w:val="0"/>
+                <w:color w:val="222222"/>
+                <w:sz w:val="16"/>
+              </w:rPr>
+              <w:t>0.6594 ± 0.0196</w:t>
+            </w:r>
+          </w:p>
+        </w:tc>
+        <w:tc>
+          <w:tcPr>
+            <w:tcW w:type="dxa" w:w="2592"/>
+            <w:shd w:fill="FFFFFF"/>
+            <w:tcMar>
+              <w:top w:w="60" w:type="dxa"/>
+              <w:bottom w:w="60" w:type="dxa"/>
+              <w:left w:w="90" w:type="dxa"/>
+              <w:right w:w="90" w:type="dxa"/>
+            </w:tcMar>
+            <w:vAlign w:val="center"/>
+          </w:tcPr>
+          <w:p>
+            <w:pPr>
+              <w:spacing w:before="30" w:after="30"/>
+              <w:jc w:val="center"/>
+            </w:pPr>
+            <w:r/>
+            <w:r>
+              <w:rPr>
+                <w:rFonts w:ascii="Arial" w:hAnsi="Arial"/>
+                <w:b w:val="0"/>
+                <w:color w:val="222222"/>
+                <w:sz w:val="16"/>
+              </w:rPr>
+              <w:t>0.7848 ± 0.0127</w:t>
+            </w:r>
+          </w:p>
+        </w:tc>
+      </w:tr>
+      <w:tr>
+        <w:tc>
+          <w:tcPr>
+            <w:tcW w:type="dxa" w:w="3456"/>
+            <w:shd w:fill="FBFBFB"/>
+            <w:tcMar>
+              <w:top w:w="60" w:type="dxa"/>
+              <w:bottom w:w="60" w:type="dxa"/>
+              <w:left w:w="90" w:type="dxa"/>
+              <w:right w:w="90" w:type="dxa"/>
+            </w:tcMar>
+            <w:vAlign w:val="center"/>
+          </w:tcPr>
+          <w:p>
+            <w:pPr>
+              <w:spacing w:before="30" w:after="30"/>
+              <w:jc w:val="left"/>
+            </w:pPr>
+            <w:r/>
+            <w:r>
+              <w:rPr>
+                <w:rFonts w:ascii="Arial" w:hAnsi="Arial"/>
+                <w:b/>
+                <w:color w:val="222222"/>
+                <w:sz w:val="16"/>
+              </w:rPr>
+              <w:t>VAERS (10-Fold CV, N = 1,000)</w:t>
+            </w:r>
+          </w:p>
+        </w:tc>
+        <w:tc>
+          <w:tcPr>
+            <w:tcW w:type="dxa" w:w="2304"/>
+            <w:shd w:fill="FBFBFB"/>
+            <w:tcMar>
+              <w:top w:w="60" w:type="dxa"/>
+              <w:bottom w:w="60" w:type="dxa"/>
+              <w:left w:w="90" w:type="dxa"/>
+              <w:right w:w="90" w:type="dxa"/>
+            </w:tcMar>
+            <w:vAlign w:val="center"/>
+          </w:tcPr>
+          <w:p>
+            <w:pPr>
+              <w:spacing w:before="30" w:after="30"/>
+              <w:jc w:val="center"/>
+            </w:pPr>
+            <w:r/>
+            <w:r>
+              <w:rPr>
+                <w:rFonts w:ascii="Arial" w:hAnsi="Arial"/>
+                <w:b w:val="0"/>
+                <w:color w:val="222222"/>
+                <w:sz w:val="16"/>
+              </w:rPr>
+              <w:t>Seed 123</w:t>
+            </w:r>
+          </w:p>
+        </w:tc>
+        <w:tc>
+          <w:tcPr>
+            <w:tcW w:type="dxa" w:w="2592"/>
+            <w:shd w:fill="FBFBFB"/>
+            <w:tcMar>
+              <w:top w:w="60" w:type="dxa"/>
+              <w:bottom w:w="60" w:type="dxa"/>
+              <w:left w:w="90" w:type="dxa"/>
+              <w:right w:w="90" w:type="dxa"/>
+            </w:tcMar>
+            <w:vAlign w:val="center"/>
+          </w:tcPr>
+          <w:p>
+            <w:pPr>
+              <w:spacing w:before="30" w:after="30"/>
+              <w:jc w:val="center"/>
+            </w:pPr>
+            <w:r/>
+            <w:r>
+              <w:rPr>
+                <w:rFonts w:ascii="Arial" w:hAnsi="Arial"/>
+                <w:b w:val="0"/>
+                <w:color w:val="222222"/>
+                <w:sz w:val="16"/>
+              </w:rPr>
+              <w:t>0.6601 ± 0.0175</w:t>
+            </w:r>
+          </w:p>
+        </w:tc>
+        <w:tc>
+          <w:tcPr>
+            <w:tcW w:type="dxa" w:w="2592"/>
+            <w:shd w:fill="FBFBFB"/>
+            <w:tcMar>
+              <w:top w:w="60" w:type="dxa"/>
+              <w:bottom w:w="60" w:type="dxa"/>
+              <w:left w:w="90" w:type="dxa"/>
+              <w:right w:w="90" w:type="dxa"/>
+            </w:tcMar>
+            <w:vAlign w:val="center"/>
+          </w:tcPr>
+          <w:p>
+            <w:pPr>
+              <w:spacing w:before="30" w:after="30"/>
+              <w:jc w:val="center"/>
+            </w:pPr>
+            <w:r/>
+            <w:r>
+              <w:rPr>
+                <w:rFonts w:ascii="Arial" w:hAnsi="Arial"/>
+                <w:b w:val="0"/>
+                <w:color w:val="222222"/>
+                <w:sz w:val="16"/>
+              </w:rPr>
+              <w:t>0.7891 ± 0.0104</w:t>
+            </w:r>
+          </w:p>
+        </w:tc>
+      </w:tr>
+      <w:tr>
+        <w:tc>
+          <w:tcPr>
+            <w:tcW w:type="dxa" w:w="3456"/>
+            <w:shd w:fill="FFFFFF"/>
+            <w:tcMar>
+              <w:top w:w="60" w:type="dxa"/>
+              <w:bottom w:w="60" w:type="dxa"/>
+              <w:left w:w="90" w:type="dxa"/>
+              <w:right w:w="90" w:type="dxa"/>
+            </w:tcMar>
+            <w:vAlign w:val="center"/>
+          </w:tcPr>
+          <w:p>
+            <w:pPr>
+              <w:spacing w:before="30" w:after="30"/>
+              <w:jc w:val="left"/>
+            </w:pPr>
+            <w:r/>
+            <w:r>
+              <w:rPr>
+                <w:rFonts w:ascii="Arial" w:hAnsi="Arial"/>
+                <w:b/>
+                <w:color w:val="222222"/>
+                <w:sz w:val="16"/>
+              </w:rPr>
+              <w:t>VAERS (10-Fold CV, N = 1,000)</w:t>
+            </w:r>
+          </w:p>
+        </w:tc>
+        <w:tc>
+          <w:tcPr>
+            <w:tcW w:type="dxa" w:w="2304"/>
+            <w:shd w:fill="FFFFFF"/>
+            <w:tcMar>
+              <w:top w:w="60" w:type="dxa"/>
+              <w:bottom w:w="60" w:type="dxa"/>
+              <w:left w:w="90" w:type="dxa"/>
+              <w:right w:w="90" w:type="dxa"/>
+            </w:tcMar>
+            <w:vAlign w:val="center"/>
+          </w:tcPr>
+          <w:p>
+            <w:pPr>
+              <w:spacing w:before="30" w:after="30"/>
+              <w:jc w:val="center"/>
+            </w:pPr>
+            <w:r/>
+            <w:r>
+              <w:rPr>
+                <w:rFonts w:ascii="Arial" w:hAnsi="Arial"/>
+                <w:b w:val="0"/>
+                <w:color w:val="222222"/>
+                <w:sz w:val="16"/>
+              </w:rPr>
+              <w:t>Seed 456</w:t>
+            </w:r>
+          </w:p>
+        </w:tc>
+        <w:tc>
+          <w:tcPr>
+            <w:tcW w:type="dxa" w:w="2592"/>
+            <w:shd w:fill="FFFFFF"/>
+            <w:tcMar>
+              <w:top w:w="60" w:type="dxa"/>
+              <w:bottom w:w="60" w:type="dxa"/>
+              <w:left w:w="90" w:type="dxa"/>
+              <w:right w:w="90" w:type="dxa"/>
+            </w:tcMar>
+            <w:vAlign w:val="center"/>
+          </w:tcPr>
+          <w:p>
+            <w:pPr>
+              <w:spacing w:before="30" w:after="30"/>
+              <w:jc w:val="center"/>
+            </w:pPr>
+            <w:r/>
+            <w:r>
+              <w:rPr>
+                <w:rFonts w:ascii="Arial" w:hAnsi="Arial"/>
+                <w:b w:val="0"/>
+                <w:color w:val="222222"/>
+                <w:sz w:val="16"/>
+              </w:rPr>
+              <w:t>0.6593 ± 0.0218</w:t>
+            </w:r>
+          </w:p>
+        </w:tc>
+        <w:tc>
+          <w:tcPr>
+            <w:tcW w:type="dxa" w:w="2592"/>
+            <w:shd w:fill="FFFFFF"/>
+            <w:tcMar>
+              <w:top w:w="60" w:type="dxa"/>
+              <w:bottom w:w="60" w:type="dxa"/>
+              <w:left w:w="90" w:type="dxa"/>
+              <w:right w:w="90" w:type="dxa"/>
+            </w:tcMar>
+            <w:vAlign w:val="center"/>
+          </w:tcPr>
+          <w:p>
+            <w:pPr>
+              <w:spacing w:before="30" w:after="30"/>
+              <w:jc w:val="center"/>
+            </w:pPr>
+            <w:r/>
+            <w:r>
+              <w:rPr>
+                <w:rFonts w:ascii="Arial" w:hAnsi="Arial"/>
+                <w:b w:val="0"/>
+                <w:color w:val="222222"/>
+                <w:sz w:val="16"/>
+              </w:rPr>
+              <w:t>0.7883 ± 0.0138</w:t>
+            </w:r>
+          </w:p>
+        </w:tc>
+      </w:tr>
+      <w:tr>
+        <w:tc>
+          <w:tcPr>
+            <w:tcW w:type="dxa" w:w="3456"/>
+            <w:shd w:fill="FBFBFB"/>
+            <w:tcMar>
+              <w:top w:w="60" w:type="dxa"/>
+              <w:bottom w:w="60" w:type="dxa"/>
+              <w:left w:w="90" w:type="dxa"/>
+              <w:right w:w="90" w:type="dxa"/>
+            </w:tcMar>
+            <w:vAlign w:val="center"/>
+          </w:tcPr>
+          <w:p>
+            <w:pPr>
+              <w:spacing w:before="30" w:after="30"/>
+              <w:jc w:val="left"/>
+            </w:pPr>
+            <w:r/>
+            <w:r>
+              <w:rPr>
+                <w:rFonts w:ascii="Arial" w:hAnsi="Arial"/>
+                <w:b/>
+                <w:color w:val="222222"/>
+                <w:sz w:val="16"/>
+              </w:rPr>
+              <w:t>VAERS (10-Fold CV, N = 1,000)</w:t>
+            </w:r>
+          </w:p>
+        </w:tc>
+        <w:tc>
+          <w:tcPr>
+            <w:tcW w:type="dxa" w:w="2304"/>
+            <w:shd w:fill="FBFBFB"/>
+            <w:tcMar>
+              <w:top w:w="60" w:type="dxa"/>
+              <w:bottom w:w="60" w:type="dxa"/>
+              <w:left w:w="90" w:type="dxa"/>
+              <w:right w:w="90" w:type="dxa"/>
+            </w:tcMar>
+            <w:vAlign w:val="center"/>
+          </w:tcPr>
+          <w:p>
+            <w:pPr>
+              <w:spacing w:before="30" w:after="30"/>
+              <w:jc w:val="center"/>
+            </w:pPr>
+            <w:r/>
+            <w:r>
+              <w:rPr>
+                <w:rFonts w:ascii="Arial" w:hAnsi="Arial"/>
+                <w:b w:val="0"/>
+                <w:color w:val="222222"/>
+                <w:sz w:val="16"/>
+              </w:rPr>
+              <w:t>Seed 789</w:t>
+            </w:r>
+          </w:p>
+        </w:tc>
+        <w:tc>
+          <w:tcPr>
+            <w:tcW w:type="dxa" w:w="2592"/>
+            <w:shd w:fill="FBFBFB"/>
+            <w:tcMar>
+              <w:top w:w="60" w:type="dxa"/>
+              <w:bottom w:w="60" w:type="dxa"/>
+              <w:left w:w="90" w:type="dxa"/>
+              <w:right w:w="90" w:type="dxa"/>
+            </w:tcMar>
+            <w:vAlign w:val="center"/>
+          </w:tcPr>
+          <w:p>
+            <w:pPr>
+              <w:spacing w:before="30" w:after="30"/>
+              <w:jc w:val="center"/>
+            </w:pPr>
+            <w:r/>
+            <w:r>
+              <w:rPr>
+                <w:rFonts w:ascii="Arial" w:hAnsi="Arial"/>
+                <w:b w:val="0"/>
+                <w:color w:val="222222"/>
+                <w:sz w:val="16"/>
+              </w:rPr>
+              <w:t>0.6615 ± 0.0159</w:t>
+            </w:r>
+          </w:p>
+        </w:tc>
+        <w:tc>
+          <w:tcPr>
+            <w:tcW w:type="dxa" w:w="2592"/>
+            <w:shd w:fill="FBFBFB"/>
+            <w:tcMar>
+              <w:top w:w="60" w:type="dxa"/>
+              <w:bottom w:w="60" w:type="dxa"/>
+              <w:left w:w="90" w:type="dxa"/>
+              <w:right w:w="90" w:type="dxa"/>
+            </w:tcMar>
+            <w:vAlign w:val="center"/>
+          </w:tcPr>
+          <w:p>
+            <w:pPr>
+              <w:spacing w:before="30" w:after="30"/>
+              <w:jc w:val="center"/>
+            </w:pPr>
+            <w:r/>
+            <w:r>
+              <w:rPr>
+                <w:rFonts w:ascii="Arial" w:hAnsi="Arial"/>
+                <w:b w:val="0"/>
+                <w:color w:val="222222"/>
+                <w:sz w:val="16"/>
+              </w:rPr>
+              <w:t>0.7907 ± 0.0095</w:t>
+            </w:r>
+          </w:p>
+        </w:tc>
+      </w:tr>
+      <w:tr>
+        <w:tc>
+          <w:tcPr>
+            <w:tcW w:type="dxa" w:w="3456"/>
+            <w:shd w:fill="FFFFFF"/>
+            <w:tcMar>
+              <w:top w:w="60" w:type="dxa"/>
+              <w:bottom w:w="60" w:type="dxa"/>
+              <w:left w:w="90" w:type="dxa"/>
+              <w:right w:w="90" w:type="dxa"/>
+            </w:tcMar>
+            <w:vAlign w:val="center"/>
+          </w:tcPr>
+          <w:p>
+            <w:pPr>
+              <w:spacing w:before="30" w:after="30"/>
+              <w:jc w:val="left"/>
+            </w:pPr>
+            <w:r/>
+            <w:r>
+              <w:rPr>
+                <w:rFonts w:ascii="Arial" w:hAnsi="Arial"/>
+                <w:b/>
+                <w:color w:val="222222"/>
+                <w:sz w:val="16"/>
+              </w:rPr>
+              <w:t>VAERS (10-Fold CV, N = 1,000)</w:t>
+            </w:r>
+          </w:p>
+        </w:tc>
+        <w:tc>
+          <w:tcPr>
+            <w:tcW w:type="dxa" w:w="2304"/>
+            <w:shd w:fill="FFFFFF"/>
+            <w:tcMar>
+              <w:top w:w="60" w:type="dxa"/>
+              <w:bottom w:w="60" w:type="dxa"/>
+              <w:left w:w="90" w:type="dxa"/>
+              <w:right w:w="90" w:type="dxa"/>
+            </w:tcMar>
+            <w:vAlign w:val="center"/>
+          </w:tcPr>
+          <w:p>
+            <w:pPr>
+              <w:spacing w:before="30" w:after="30"/>
+              <w:jc w:val="center"/>
+            </w:pPr>
+            <w:r/>
+            <w:r>
+              <w:rPr>
+                <w:rFonts w:ascii="Arial" w:hAnsi="Arial"/>
+                <w:b w:val="0"/>
+                <w:color w:val="222222"/>
+                <w:sz w:val="16"/>
+              </w:rPr>
+              <w:t>Seed 1011</w:t>
+            </w:r>
+          </w:p>
+        </w:tc>
+        <w:tc>
+          <w:tcPr>
+            <w:tcW w:type="dxa" w:w="2592"/>
+            <w:shd w:fill="FFFFFF"/>
+            <w:tcMar>
+              <w:top w:w="60" w:type="dxa"/>
+              <w:bottom w:w="60" w:type="dxa"/>
+              <w:left w:w="90" w:type="dxa"/>
+              <w:right w:w="90" w:type="dxa"/>
+            </w:tcMar>
+            <w:vAlign w:val="center"/>
+          </w:tcPr>
+          <w:p>
+            <w:pPr>
+              <w:spacing w:before="30" w:after="30"/>
+              <w:jc w:val="center"/>
+            </w:pPr>
+            <w:r/>
+            <w:r>
+              <w:rPr>
+                <w:rFonts w:ascii="Arial" w:hAnsi="Arial"/>
+                <w:b w:val="0"/>
+                <w:color w:val="222222"/>
+                <w:sz w:val="16"/>
+              </w:rPr>
+              <w:t>0.6574 ± 0.0169</w:t>
+            </w:r>
+          </w:p>
+        </w:tc>
+        <w:tc>
+          <w:tcPr>
+            <w:tcW w:type="dxa" w:w="2592"/>
+            <w:shd w:fill="FFFFFF"/>
+            <w:tcMar>
+              <w:top w:w="60" w:type="dxa"/>
+              <w:bottom w:w="60" w:type="dxa"/>
+              <w:left w:w="90" w:type="dxa"/>
+              <w:right w:w="90" w:type="dxa"/>
+            </w:tcMar>
+            <w:vAlign w:val="center"/>
+          </w:tcPr>
+          <w:p>
+            <w:pPr>
+              <w:spacing w:before="30" w:after="30"/>
+              <w:jc w:val="center"/>
+            </w:pPr>
+            <w:r/>
+            <w:r>
+              <w:rPr>
+                <w:rFonts w:ascii="Arial" w:hAnsi="Arial"/>
+                <w:b w:val="0"/>
+                <w:color w:val="222222"/>
+                <w:sz w:val="16"/>
+              </w:rPr>
+              <w:t>0.7879 ± 0.0106</w:t>
+            </w:r>
+          </w:p>
+        </w:tc>
+      </w:tr>
+      <w:tr>
+        <w:tc>
+          <w:tcPr>
+            <w:tcW w:type="dxa" w:w="3456"/>
+            <w:shd w:fill="FBFBFB"/>
+            <w:tcMar>
+              <w:top w:w="60" w:type="dxa"/>
+              <w:bottom w:w="60" w:type="dxa"/>
+              <w:left w:w="90" w:type="dxa"/>
+              <w:right w:w="90" w:type="dxa"/>
+            </w:tcMar>
+            <w:vAlign w:val="center"/>
+          </w:tcPr>
+          <w:p>
+            <w:pPr>
+              <w:spacing w:before="30" w:after="30"/>
+              <w:jc w:val="left"/>
+            </w:pPr>
+            <w:r/>
+            <w:r>
+              <w:rPr>
+                <w:rFonts w:ascii="Arial" w:hAnsi="Arial"/>
+                <w:b/>
+                <w:color w:val="222222"/>
+                <w:sz w:val="16"/>
+              </w:rPr>
+              <w:t>VAERS (10-Fold CV, Pooled)</w:t>
+            </w:r>
+          </w:p>
+        </w:tc>
+        <w:tc>
+          <w:tcPr>
+            <w:tcW w:type="dxa" w:w="2304"/>
+            <w:shd w:fill="FBFBFB"/>
+            <w:tcMar>
+              <w:top w:w="60" w:type="dxa"/>
+              <w:bottom w:w="60" w:type="dxa"/>
+              <w:left w:w="90" w:type="dxa"/>
+              <w:right w:w="90" w:type="dxa"/>
+            </w:tcMar>
+            <w:vAlign w:val="center"/>
+          </w:tcPr>
+          <w:p>
+            <w:pPr>
+              <w:spacing w:before="30" w:after="30"/>
+              <w:jc w:val="center"/>
+            </w:pPr>
+            <w:r/>
+            <w:r>
+              <w:rPr>
+                <w:rFonts w:ascii="Arial" w:hAnsi="Arial"/>
+                <w:b/>
+                <w:color w:val="222222"/>
+                <w:sz w:val="16"/>
+              </w:rPr>
+              <w:t>Mean ± SD (5 Seeds)</w:t>
+            </w:r>
+          </w:p>
+        </w:tc>
+        <w:tc>
+          <w:tcPr>
+            <w:tcW w:type="dxa" w:w="2592"/>
+            <w:shd w:fill="FBFBFB"/>
+            <w:tcMar>
+              <w:top w:w="60" w:type="dxa"/>
+              <w:bottom w:w="60" w:type="dxa"/>
+              <w:left w:w="90" w:type="dxa"/>
+              <w:right w:w="90" w:type="dxa"/>
+            </w:tcMar>
+            <w:vAlign w:val="center"/>
+          </w:tcPr>
+          <w:p>
+            <w:pPr>
+              <w:spacing w:before="30" w:after="30"/>
+              <w:jc w:val="center"/>
+            </w:pPr>
+            <w:r/>
+            <w:r>
+              <w:rPr>
+                <w:rFonts w:ascii="Arial" w:hAnsi="Arial"/>
+                <w:b w:val="0"/>
+                <w:color w:val="222222"/>
+                <w:sz w:val="16"/>
+              </w:rPr>
+              <w:t>0.6595 ± 0.0015</w:t>
+            </w:r>
+          </w:p>
+        </w:tc>
+        <w:tc>
+          <w:tcPr>
+            <w:tcW w:type="dxa" w:w="2592"/>
+            <w:shd w:fill="FBFBFB"/>
+            <w:tcMar>
+              <w:top w:w="60" w:type="dxa"/>
+              <w:bottom w:w="60" w:type="dxa"/>
+              <w:left w:w="90" w:type="dxa"/>
+              <w:right w:w="90" w:type="dxa"/>
+            </w:tcMar>
+            <w:vAlign w:val="center"/>
+          </w:tcPr>
+          <w:p>
+            <w:pPr>
+              <w:spacing w:before="30" w:after="30"/>
+              <w:jc w:val="center"/>
+            </w:pPr>
+            <w:r/>
+            <w:r>
+              <w:rPr>
+                <w:rFonts w:ascii="Arial" w:hAnsi="Arial"/>
+                <w:b w:val="0"/>
+                <w:color w:val="222222"/>
+                <w:sz w:val="16"/>
+              </w:rPr>
+              <w:t>0.7882 ± 0.0022</w:t>
+            </w:r>
+          </w:p>
+        </w:tc>
+      </w:tr>
+    </w:tbl>
     <w:p/>
     <w:p>
       <w:pPr>
@@ -8665,7 +9728,7 @@
     </w:p>
     <w:p>
       <w:r>
-        <w:t>Table 6. Impact of LLM Output Format Paradigm (Inline Tagged XML vs. Structured JSON Schema Offsets) on Entity Extraction and Offset Alignment.</w:t>
+        <w:t>Table 7. Impact of LLM Output Format Paradigm (Inline Tagged XML vs. Structured JSON Schema Offsets) on Entity Extraction and Offset Alignment.</w:t>
       </w:r>
     </w:p>
     <w:tbl>
@@ -9367,7 +10430,11 @@
     </w:p>
     <w:p>
       <w:r>
-        <w:t>Taken together with the FAERS results, these VAERS findings demonstrate that BERT-based models trained on high-quality human annotations provide more robust and reliable performance across heterogeneous pharmacovigilance datasets. While LLM-derived annotations offer a convenient low-resource alternative, their direct use leads to substantially lower accuracy, particularly in semantically complex categories such as STATUS, LAB, and HX. These results underscore the continued importance of curated human-labeled data for medical NER and highlight the effectiveness of supervised transformer models for large-scale safety narrative processing in real-world biomedical applications.</w:t>
+        <w:t xml:space="preserve">Taken together with the FAERS results, these VAERS findings demonstrate that BERT-based models trained on high-quality human annotations provide more robust and reliable performance across heterogeneous pharmacovigilance datasets. While LLM-derived annotations offer a convenient low-resource alternative, their direct use leads to substantially lower accuracy, particularly in semantically complex categories such as STATUS, LAB, and HX. These results underscore the continued importance of curated </w:t>
+      </w:r>
+      <w:r>
+        <w:lastRenderedPageBreak/>
+        <w:t>human-labeled data for medical NER and highlight the effectiveness of supervised transformer models for large-scale safety narrative processing in real-world biomedical applications.</w:t>
       </w:r>
     </w:p>
     <w:p>
@@ -9390,11 +10457,7 @@
         <w:t xml:space="preserve">a </w:t>
       </w:r>
       <w:r>
-        <w:t xml:space="preserve">stringent evaluation framework. Because the metric requires </w:t>
-      </w:r>
-      <w:r>
-        <w:lastRenderedPageBreak/>
-        <w:t>exact agreement in both span boundaries and fine-grained labels, it penalizes minor boundary differences and ambiguities between closely related categories (e.g., AE vs. diagnosis vs. medical history). As a result, the observed F1-scores likely underestimate the models’ ability to identify clinically relevant concepts, and should be understood as reflecting task complexity and strict evaluation criteria rather than limited practical utility.</w:t>
+        <w:t>stringent evaluation framework. Because the metric requires exact agreement in both span boundaries and fine-grained labels, it penalizes minor boundary differences and ambiguities between closely related categories (e.g., AE vs. diagnosis vs. medical history). As a result, the observed F1-scores likely underestimate the models’ ability to identify clinically relevant concepts, and should be understood as reflecting task complexity and strict evaluation criteria rather than limited practical utility.</w:t>
       </w:r>
     </w:p>
     <w:p>
@@ -9409,15 +10472,7 @@
     </w:p>
     <w:p>
       <w:r>
-        <w:t xml:space="preserve">Beyond model comparison, the annotated datasets themselves provide a valuable resource for future research. By spanning both drug and vaccine safety narratives and incorporating harmonized entity definitions, they enable studies on cross-domain generalization, transfer learning, and multi-task modeling. The detailed error characterizations also highlight areas </w:t>
-      </w:r>
-      <w:proofErr w:type="gramStart"/>
-      <w:r>
-        <w:t>where</w:t>
-      </w:r>
-      <w:proofErr w:type="gramEnd"/>
-      <w:r>
-        <w:t xml:space="preserve"> additional training data, refined guidelines, or specialized modeling approaches may further improve performance.</w:t>
+        <w:t>Beyond model comparison, the annotated datasets themselves provide a valuable resource for future research. By spanning both drug and vaccine safety narratives and incorporating harmonized entity definitions, they enable studies on cross-domain generalization, transfer learning, and multi-task modeling. The detailed error characterizations also highlight areas where additional training data, refined guidelines, or specialized modeling approaches may further improve performance.</w:t>
       </w:r>
     </w:p>
     <w:p>
@@ -9440,7 +10495,11 @@
         <w:t xml:space="preserve">The current annotation workflow was designed </w:t>
       </w:r>
       <w:r>
-        <w:t>as a linear process</w:t>
+        <w:t xml:space="preserve">as a linear </w:t>
+      </w:r>
+      <w:r>
+        <w:lastRenderedPageBreak/>
+        <w:t>process</w:t>
       </w:r>
       <w:r>
         <w:t>, start</w:t>
@@ -9461,11 +10520,7 @@
         <w:t xml:space="preserve"> </w:t>
       </w:r>
       <w:r>
-        <w:t xml:space="preserve">In addition, this work focuses on span-level NER and does not address downstream tasks such as relation extraction or causality assessment, which are critical for regulatory applications. Finally, due to data sensitivity constraints, we were unable to evaluate certain commercial </w:t>
-      </w:r>
-      <w:r>
-        <w:lastRenderedPageBreak/>
-        <w:t>LLMs, and future advances in model capabilities may shift the relative performance observed here.</w:t>
+        <w:t>In addition, this work focuses on span-level NER and does not address downstream tasks such as relation extraction or causality assessment, which are critical for regulatory applications. Finally, due to data sensitivity constraints, we were unable to evaluate certain commercial LLMs, and future advances in model capabilities may shift the relative performance observed here.</w:t>
       </w:r>
     </w:p>
     <w:p>
@@ -9592,6 +10647,7 @@
         <w:rPr>
           <w:shd w:val="clear" w:color="auto" w:fill="FFFFFF"/>
         </w:rPr>
+        <w:lastRenderedPageBreak/>
         <w:t>Ethics approval</w:t>
       </w:r>
     </w:p>
@@ -9619,7 +10675,6 @@
         <w:rPr>
           <w:shd w:val="clear" w:color="auto" w:fill="FFFFFF"/>
         </w:rPr>
-        <w:lastRenderedPageBreak/>
         <w:t>Consent to participate</w:t>
       </w:r>
     </w:p>
@@ -9719,7 +10774,7 @@
         </w:rPr>
         <w:t xml:space="preserve">The annotation prompt and source code for the annotation platform are available at: </w:t>
       </w:r>
-      <w:hyperlink r:id="rId16" w:history="1">
+      <w:hyperlink r:id="rId21" w:history="1">
         <w:r>
           <w:rPr>
             <w:rStyle w:val="Hyperlink"/>
@@ -9827,7 +10882,7 @@
       <w:r>
         <w:t xml:space="preserve">. 2025  [cited 2025 11/24]; Available from: </w:t>
       </w:r>
-      <w:hyperlink r:id="rId17" w:history="1">
+      <w:hyperlink r:id="rId22" w:history="1">
         <w:r>
           <w:rPr>
             <w:rStyle w:val="Hyperlink"/>
@@ -12341,47 +13396,29 @@
                 <w:szCs w:val="18"/>
               </w:rPr>
             </w:pPr>
-            <w:proofErr w:type="spellStart"/>
             <w:r>
               <w:rPr>
                 <w:sz w:val="18"/>
                 <w:szCs w:val="18"/>
               </w:rPr>
-              <w:t>mAE</w:t>
-            </w:r>
-            <w:proofErr w:type="spellEnd"/>
-            <w:r>
+              <w:t>mAE-Manifestations: immediate signs, symptoms that appear as part of the adverse event. Observable or measurable effects associated with the AE. May include physiological changes or specific clinical findings. Documented at or near the time of the AE onset. </w:t>
+            </w:r>
+          </w:p>
+          <w:p>
+            <w:pPr>
+              <w:contextualSpacing/>
+              <w:cnfStyle w:val="000000100000" w:firstRow="0" w:lastRow="0" w:firstColumn="0" w:lastColumn="0" w:oddVBand="0" w:evenVBand="0" w:oddHBand="1" w:evenHBand="0" w:firstRowFirstColumn="0" w:firstRowLastColumn="0" w:lastRowFirstColumn="0" w:lastRowLastColumn="0"/>
               <w:rPr>
                 <w:sz w:val="18"/>
                 <w:szCs w:val="18"/>
               </w:rPr>
-              <w:t>-Manifestations: immediate signs, symptoms that appear as part of the adverse event. Observable or measurable effects associated with the AE. May include physiological changes or specific clinical findings. Documented at or near the time of the AE onset. </w:t>
-            </w:r>
-          </w:p>
-          <w:p>
-            <w:pPr>
-              <w:contextualSpacing/>
-              <w:cnfStyle w:val="000000100000" w:firstRow="0" w:lastRow="0" w:firstColumn="0" w:lastColumn="0" w:oddVBand="0" w:evenVBand="0" w:oddHBand="1" w:evenHBand="0" w:firstRowFirstColumn="0" w:firstRowLastColumn="0" w:lastRowFirstColumn="0" w:lastRowLastColumn="0"/>
+            </w:pPr>
+            <w:r>
               <w:rPr>
                 <w:sz w:val="18"/>
                 <w:szCs w:val="18"/>
               </w:rPr>
-            </w:pPr>
-            <w:proofErr w:type="spellStart"/>
-            <w:r>
-              <w:rPr>
-                <w:sz w:val="18"/>
-                <w:szCs w:val="18"/>
-              </w:rPr>
-              <w:t>mAE</w:t>
-            </w:r>
-            <w:proofErr w:type="spellEnd"/>
-            <w:r>
-              <w:rPr>
-                <w:sz w:val="18"/>
-                <w:szCs w:val="18"/>
-              </w:rPr>
-              <w:t>-Sequelae: consequences or complications resulting from the adverse event. Persistent or secondary effects occurring after the acute phase of the AE. May develop days, weeks, or even years after the AE. </w:t>
+              <w:t>mAE-Sequelae: consequences or complications resulting from the adverse event. Persistent or secondary effects occurring after the acute phase of the AE. May develop days, weeks, or even years after the AE. </w:t>
             </w:r>
           </w:p>
         </w:tc>
@@ -13166,23 +14203,7 @@
                 <w:b/>
                 <w:bCs/>
               </w:rPr>
-              <w:t>(</w:t>
-            </w:r>
-            <w:proofErr w:type="spellStart"/>
-            <w:r>
-              <w:rPr>
-                <w:b/>
-                <w:bCs/>
-              </w:rPr>
-              <w:t>sDX</w:t>
-            </w:r>
-            <w:proofErr w:type="spellEnd"/>
-            <w:r>
-              <w:rPr>
-                <w:b/>
-                <w:bCs/>
-              </w:rPr>
-              <w:t>)</w:t>
+              <w:t>(sDX)</w:t>
             </w:r>
           </w:p>
         </w:tc>
@@ -13278,23 +14299,7 @@
                 <w:b/>
                 <w:bCs/>
               </w:rPr>
-              <w:t>(</w:t>
-            </w:r>
-            <w:proofErr w:type="spellStart"/>
-            <w:r>
-              <w:rPr>
-                <w:b/>
-                <w:bCs/>
-              </w:rPr>
-              <w:t>sDX</w:t>
-            </w:r>
-            <w:proofErr w:type="spellEnd"/>
-            <w:r>
-              <w:rPr>
-                <w:b/>
-                <w:bCs/>
-              </w:rPr>
-              <w:t>)</w:t>
+              <w:t>(sDX)</w:t>
             </w:r>
           </w:p>
         </w:tc>
@@ -13338,11 +14343,9 @@
             <w:pPr>
               <w:jc w:val="center"/>
             </w:pPr>
-            <w:proofErr w:type="spellStart"/>
             <w:r>
               <w:t>BioBERT</w:t>
             </w:r>
-            <w:proofErr w:type="spellEnd"/>
           </w:p>
         </w:tc>
         <w:tc>
@@ -13519,11 +14522,9 @@
             <w:pPr>
               <w:jc w:val="center"/>
             </w:pPr>
-            <w:proofErr w:type="spellStart"/>
             <w:r>
               <w:t>ClinicalBERT</w:t>
             </w:r>
-            <w:proofErr w:type="spellEnd"/>
           </w:p>
         </w:tc>
         <w:tc>
@@ -13869,11 +14870,9 @@
             <w:pPr>
               <w:jc w:val="center"/>
             </w:pPr>
-            <w:proofErr w:type="spellStart"/>
             <w:r>
               <w:t>Bio_ClinicalBERT</w:t>
             </w:r>
-            <w:proofErr w:type="spellEnd"/>
           </w:p>
         </w:tc>
         <w:tc>
@@ -14020,11 +15019,57 @@
 </w:document>
 </file>
 
+<file path=word/comments.xml><?xml version="1.0" encoding="utf-8"?>
+<w:comments xmlns:wpc="http://schemas.microsoft.com/office/word/2010/wordprocessingCanvas" xmlns:cx="http://schemas.microsoft.com/office/drawing/2014/chartex" xmlns:cx1="http://schemas.microsoft.com/office/drawing/2015/9/8/chartex" xmlns:cx2="http://schemas.microsoft.com/office/drawing/2015/10/21/chartex" xmlns:cx3="http://schemas.microsoft.com/office/drawing/2016/5/9/chartex" xmlns:cx4="http://schemas.microsoft.com/office/drawing/2016/5/10/chartex" xmlns:cx5="http://schemas.microsoft.com/office/drawing/2016/5/11/chartex" xmlns:cx6="http://schemas.microsoft.com/office/drawing/2016/5/12/chartex" xmlns:cx7="http://schemas.microsoft.com/office/drawing/2016/5/13/chartex" xmlns:cx8="http://schemas.microsoft.com/office/drawing/2016/5/14/chartex" xmlns:mc="http://schemas.openxmlformats.org/markup-compatibility/2006" xmlns:aink="http://schemas.microsoft.com/office/drawing/2016/ink" xmlns:am3d="http://schemas.microsoft.com/office/drawing/2017/model3d" xmlns:o="urn:schemas-microsoft-com:office:office" xmlns:oel="http://schemas.microsoft.com/office/2019/extlst" xmlns:r="http://schemas.openxmlformats.org/officeDocument/2006/relationships" xmlns:m="http://schemas.openxmlformats.org/officeDocument/2006/math" xmlns:v="urn:schemas-microsoft-com:vml" xmlns:wp14="http://schemas.microsoft.com/office/word/2010/wordprocessingDrawing" xmlns:wp="http://schemas.openxmlformats.org/drawingml/2006/wordprocessingDrawing" xmlns:w10="urn:schemas-microsoft-com:office:word" xmlns:w="http://schemas.openxmlformats.org/wordprocessingml/2006/main" xmlns:w14="http://schemas.microsoft.com/office/word/2010/wordml" xmlns:w15="http://schemas.microsoft.com/office/word/2012/wordml" xmlns:w16cex="http://schemas.microsoft.com/office/word/2018/wordml/cex" xmlns:w16cid="http://schemas.microsoft.com/office/word/2016/wordml/cid" xmlns:w16="http://schemas.microsoft.com/office/word/2018/wordml" xmlns:w16du="http://schemas.microsoft.com/office/word/2023/wordml/word16du" xmlns:w16sdtdh="http://schemas.microsoft.com/office/word/2020/wordml/sdtdatahash" xmlns:w16sdtfl="http://schemas.microsoft.com/office/word/2024/wordml/sdtformatlock" xmlns:w16se="http://schemas.microsoft.com/office/word/2015/wordml/symex" xmlns:wpg="http://schemas.microsoft.com/office/word/2010/wordprocessingGroup" xmlns:wpi="http://schemas.microsoft.com/office/word/2010/wordprocessingInk" xmlns:wne="http://schemas.microsoft.com/office/word/2006/wordml" xmlns:wps="http://schemas.microsoft.com/office/word/2010/wordprocessingShape" mc:Ignorable="w14 w15 w16se w16cid w16 w16cex w16sdtdh w16sdtfl w16du wp14">
+  <w:comment w:id="0" w:author="Penny, Brandon *" w:date="2026-08-28T10:25:00Z" w:initials="PB">
+    <w:p>
+      <w:pPr>
+        <w:pStyle w:val="CommentText"/>
+      </w:pPr>
+      <w:r>
+        <w:rPr>
+          <w:rStyle w:val="CommentReference"/>
+        </w:rPr>
+        <w:annotationRef/>
+      </w:r>
+      <w:r>
+        <w:rPr>
+          <w:i/>
+          <w:iCs/>
+        </w:rPr>
+        <w:t>Comment 2.11: Please, use italics when citing words and corpus examples, i.e., isoniazid, hepatitis...</w:t>
+      </w:r>
+      <w:r>
+        <w:t> </w:t>
+      </w:r>
+    </w:p>
+  </w:comment>
+</w:comments>
+</file>
+
+<file path=word/commentsExtended.xml><?xml version="1.0" encoding="utf-8"?>
+<w15:commentsEx xmlns:wpc="http://schemas.microsoft.com/office/word/2010/wordprocessingCanvas" xmlns:cx="http://schemas.microsoft.com/office/drawing/2014/chartex" xmlns:cx1="http://schemas.microsoft.com/office/drawing/2015/9/8/chartex" xmlns:cx2="http://schemas.microsoft.com/office/drawing/2015/10/21/chartex" xmlns:cx3="http://schemas.microsoft.com/office/drawing/2016/5/9/chartex" xmlns:cx4="http://schemas.microsoft.com/office/drawing/2016/5/10/chartex" xmlns:cx5="http://schemas.microsoft.com/office/drawing/2016/5/11/chartex" xmlns:cx6="http://schemas.microsoft.com/office/drawing/2016/5/12/chartex" xmlns:cx7="http://schemas.microsoft.com/office/drawing/2016/5/13/chartex" xmlns:cx8="http://schemas.microsoft.com/office/drawing/2016/5/14/chartex" xmlns:mc="http://schemas.openxmlformats.org/markup-compatibility/2006" xmlns:aink="http://schemas.microsoft.com/office/drawing/2016/ink" xmlns:am3d="http://schemas.microsoft.com/office/drawing/2017/model3d" xmlns:o="urn:schemas-microsoft-com:office:office" xmlns:oel="http://schemas.microsoft.com/office/2019/extlst" xmlns:r="http://schemas.openxmlformats.org/officeDocument/2006/relationships" xmlns:m="http://schemas.openxmlformats.org/officeDocument/2006/math" xmlns:v="urn:schemas-microsoft-com:vml" xmlns:wp14="http://schemas.microsoft.com/office/word/2010/wordprocessingDrawing" xmlns:wp="http://schemas.openxmlformats.org/drawingml/2006/wordprocessingDrawing" xmlns:w10="urn:schemas-microsoft-com:office:word" xmlns:w="http://schemas.openxmlformats.org/wordprocessingml/2006/main" xmlns:w14="http://schemas.microsoft.com/office/word/2010/wordml" xmlns:w15="http://schemas.microsoft.com/office/word/2012/wordml" xmlns:w16cex="http://schemas.microsoft.com/office/word/2018/wordml/cex" xmlns:w16cid="http://schemas.microsoft.com/office/word/2016/wordml/cid" xmlns:w16="http://schemas.microsoft.com/office/word/2018/wordml" xmlns:w16du="http://schemas.microsoft.com/office/word/2023/wordml/word16du" xmlns:w16sdtdh="http://schemas.microsoft.com/office/word/2020/wordml/sdtdatahash" xmlns:w16sdtfl="http://schemas.microsoft.com/office/word/2024/wordml/sdtformatlock" xmlns:w16se="http://schemas.microsoft.com/office/word/2015/wordml/symex" xmlns:wpg="http://schemas.microsoft.com/office/word/2010/wordprocessingGroup" xmlns:wpi="http://schemas.microsoft.com/office/word/2010/wordprocessingInk" xmlns:wne="http://schemas.microsoft.com/office/word/2006/wordml" xmlns:wps="http://schemas.microsoft.com/office/word/2010/wordprocessingShape" mc:Ignorable="w14 w15 w16se w16cid w16 w16cex w16sdtdh w16sdtfl w16du wp14">
+  <w15:commentEx w15:paraId="061C72EF" w15:done="0"/>
+</w15:commentsEx>
+</file>
+
+<file path=word/commentsExtensible.xml><?xml version="1.0" encoding="utf-8"?>
+<w16cex:commentsExtensible xmlns:wpc="http://schemas.microsoft.com/office/word/2010/wordprocessingCanvas" xmlns:cx="http://schemas.microsoft.com/office/drawing/2014/chartex" xmlns:cx1="http://schemas.microsoft.com/office/drawing/2015/9/8/chartex" xmlns:cx2="http://schemas.microsoft.com/office/drawing/2015/10/21/chartex" xmlns:cx3="http://schemas.microsoft.com/office/drawing/2016/5/9/chartex" xmlns:cx4="http://schemas.microsoft.com/office/drawing/2016/5/10/chartex" xmlns:cx5="http://schemas.microsoft.com/office/drawing/2016/5/11/chartex" xmlns:cx6="http://schemas.microsoft.com/office/drawing/2016/5/12/chartex" xmlns:cx7="http://schemas.microsoft.com/office/drawing/2016/5/13/chartex" xmlns:cx8="http://schemas.microsoft.com/office/drawing/2016/5/14/chartex" xmlns:cr="http://schemas.microsoft.com/office/comments/2020/reactions" xmlns:mc="http://schemas.openxmlformats.org/markup-compatibility/2006" xmlns:aink="http://schemas.microsoft.com/office/drawing/2016/ink" xmlns:am3d="http://schemas.microsoft.com/office/drawing/2017/model3d" xmlns:o="urn:schemas-microsoft-com:office:office" xmlns:oel="http://schemas.microsoft.com/office/2019/extlst" xmlns:r="http://schemas.openxmlformats.org/officeDocument/2006/relationships" xmlns:m="http://schemas.openxmlformats.org/officeDocument/2006/math" xmlns:v="urn:schemas-microsoft-com:vml" xmlns:wp14="http://schemas.microsoft.com/office/word/2010/wordprocessingDrawing" xmlns:wp="http://schemas.openxmlformats.org/drawingml/2006/wordprocessingDrawing" xmlns:w10="urn:schemas-microsoft-com:office:word" xmlns:w="http://schemas.openxmlformats.org/wordprocessingml/2006/main" xmlns:w14="http://schemas.microsoft.com/office/word/2010/wordml" xmlns:w15="http://schemas.microsoft.com/office/word/2012/wordml" xmlns:w16cex="http://schemas.microsoft.com/office/word/2018/wordml/cex" xmlns:w16cid="http://schemas.microsoft.com/office/word/2016/wordml/cid" xmlns:w16="http://schemas.microsoft.com/office/word/2018/wordml" xmlns:w16du="http://schemas.microsoft.com/office/word/2023/wordml/word16du" xmlns:w16sdtdh="http://schemas.microsoft.com/office/word/2020/wordml/sdtdatahash" xmlns:w16sdtfl="http://schemas.microsoft.com/office/word/2024/wordml/sdtformatlock" xmlns:w16se="http://schemas.microsoft.com/office/word/2015/wordml/symex" xmlns:wpg="http://schemas.microsoft.com/office/word/2010/wordprocessingGroup" xmlns:wpi="http://schemas.microsoft.com/office/word/2010/wordprocessingInk" xmlns:wne="http://schemas.microsoft.com/office/word/2006/wordml" xmlns:wps="http://schemas.microsoft.com/office/word/2010/wordprocessingShape" mc:Ignorable="w14 w15 w16se w16cid w16 w16cex w16sdtdh w16sdtfl cr w16du wp14">
+  <w16cex:commentExtensible w16cex:durableId="5FC23D58" w16cex:dateUtc="2026-08-28T15:25:00Z"/>
+</w16cex:commentsExtensible>
+</file>
+
+<file path=word/commentsIds.xml><?xml version="1.0" encoding="utf-8"?>
+<w16cid:commentsIds xmlns:wpc="http://schemas.microsoft.com/office/word/2010/wordprocessingCanvas" xmlns:cx="http://schemas.microsoft.com/office/drawing/2014/chartex" xmlns:cx1="http://schemas.microsoft.com/office/drawing/2015/9/8/chartex" xmlns:cx2="http://schemas.microsoft.com/office/drawing/2015/10/21/chartex" xmlns:cx3="http://schemas.microsoft.com/office/drawing/2016/5/9/chartex" xmlns:cx4="http://schemas.microsoft.com/office/drawing/2016/5/10/chartex" xmlns:cx5="http://schemas.microsoft.com/office/drawing/2016/5/11/chartex" xmlns:cx6="http://schemas.microsoft.com/office/drawing/2016/5/12/chartex" xmlns:cx7="http://schemas.microsoft.com/office/drawing/2016/5/13/chartex" xmlns:cx8="http://schemas.microsoft.com/office/drawing/2016/5/14/chartex" xmlns:mc="http://schemas.openxmlformats.org/markup-compatibility/2006" xmlns:aink="http://schemas.microsoft.com/office/drawing/2016/ink" xmlns:am3d="http://schemas.microsoft.com/office/drawing/2017/model3d" xmlns:o="urn:schemas-microsoft-com:office:office" xmlns:oel="http://schemas.microsoft.com/office/2019/extlst" xmlns:r="http://schemas.openxmlformats.org/officeDocument/2006/relationships" xmlns:m="http://schemas.openxmlformats.org/officeDocument/2006/math" xmlns:v="urn:schemas-microsoft-com:vml" xmlns:wp14="http://schemas.microsoft.com/office/word/2010/wordprocessingDrawing" xmlns:wp="http://schemas.openxmlformats.org/drawingml/2006/wordprocessingDrawing" xmlns:w10="urn:schemas-microsoft-com:office:word" xmlns:w="http://schemas.openxmlformats.org/wordprocessingml/2006/main" xmlns:w14="http://schemas.microsoft.com/office/word/2010/wordml" xmlns:w15="http://schemas.microsoft.com/office/word/2012/wordml" xmlns:w16cex="http://schemas.microsoft.com/office/word/2018/wordml/cex" xmlns:w16cid="http://schemas.microsoft.com/office/word/2016/wordml/cid" xmlns:w16="http://schemas.microsoft.com/office/word/2018/wordml" xmlns:w16du="http://schemas.microsoft.com/office/word/2023/wordml/word16du" xmlns:w16sdtdh="http://schemas.microsoft.com/office/word/2020/wordml/sdtdatahash" xmlns:w16sdtfl="http://schemas.microsoft.com/office/word/2024/wordml/sdtformatlock" xmlns:w16se="http://schemas.microsoft.com/office/word/2015/wordml/symex" xmlns:wpg="http://schemas.microsoft.com/office/word/2010/wordprocessingGroup" xmlns:wpi="http://schemas.microsoft.com/office/word/2010/wordprocessingInk" xmlns:wne="http://schemas.microsoft.com/office/word/2006/wordml" xmlns:wps="http://schemas.microsoft.com/office/word/2010/wordprocessingShape" mc:Ignorable="w14 w15 w16se w16cid w16 w16cex w16sdtdh w16sdtfl w16du wp14">
+  <w16cid:commentId w16cid:paraId="061C72EF" w16cid:durableId="5FC23D58"/>
+</w16cid:commentsIds>
+</file>
+
 <file path=word/numbering.xml><?xml version="1.0" encoding="utf-8"?>
 <w:numbering xmlns:wpc="http://schemas.microsoft.com/office/word/2010/wordprocessingCanvas" xmlns:cx="http://schemas.microsoft.com/office/drawing/2014/chartex" xmlns:cx1="http://schemas.microsoft.com/office/drawing/2015/9/8/chartex" xmlns:cx2="http://schemas.microsoft.com/office/drawing/2015/10/21/chartex" xmlns:cx3="http://schemas.microsoft.com/office/drawing/2016/5/9/chartex" xmlns:cx4="http://schemas.microsoft.com/office/drawing/2016/5/10/chartex" xmlns:cx5="http://schemas.microsoft.com/office/drawing/2016/5/11/chartex" xmlns:cx6="http://schemas.microsoft.com/office/drawing/2016/5/12/chartex" xmlns:cx7="http://schemas.microsoft.com/office/drawing/2016/5/13/chartex" xmlns:cx8="http://schemas.microsoft.com/office/drawing/2016/5/14/chartex" xmlns:mc="http://schemas.openxmlformats.org/markup-compatibility/2006" xmlns:aink="http://schemas.microsoft.com/office/drawing/2016/ink" xmlns:am3d="http://schemas.microsoft.com/office/drawing/2017/model3d" xmlns:o="urn:schemas-microsoft-com:office:office" xmlns:oel="http://schemas.microsoft.com/office/2019/extlst" xmlns:r="http://schemas.openxmlformats.org/officeDocument/2006/relationships" xmlns:m="http://schemas.openxmlformats.org/officeDocument/2006/math" xmlns:v="urn:schemas-microsoft-com:vml" xmlns:wp14="http://schemas.microsoft.com/office/word/2010/wordprocessingDrawing" xmlns:wp="http://schemas.openxmlformats.org/drawingml/2006/wordprocessingDrawing" xmlns:w10="urn:schemas-microsoft-com:office:word" xmlns:w="http://schemas.openxmlformats.org/wordprocessingml/2006/main" xmlns:w14="http://schemas.microsoft.com/office/word/2010/wordml" xmlns:w15="http://schemas.microsoft.com/office/word/2012/wordml" xmlns:w16cex="http://schemas.microsoft.com/office/word/2018/wordml/cex" xmlns:w16cid="http://schemas.microsoft.com/office/word/2016/wordml/cid" xmlns:w16="http://schemas.microsoft.com/office/word/2018/wordml" xmlns:w16du="http://schemas.microsoft.com/office/word/2023/wordml/word16du" xmlns:w16sdtdh="http://schemas.microsoft.com/office/word/2020/wordml/sdtdatahash" xmlns:w16sdtfl="http://schemas.microsoft.com/office/word/2024/wordml/sdtformatlock" xmlns:w16se="http://schemas.microsoft.com/office/word/2015/wordml/symex" xmlns:wpg="http://schemas.microsoft.com/office/word/2010/wordprocessingGroup" xmlns:wpi="http://schemas.microsoft.com/office/word/2010/wordprocessingInk" xmlns:wne="http://schemas.microsoft.com/office/word/2006/wordml" xmlns:wps="http://schemas.microsoft.com/office/word/2010/wordprocessingShape" mc:Ignorable="w14 w15 w16se w16cid w16 w16cex w16sdtdh w16sdtfl w16du wp14">
   <w:numPicBullet w:numPicBulletId="0">
     <w:pict>
-      <v:rect id="_x0000_i1025" style="width:0;height:1.5pt" o:hralign="center" o:bullet="t" o:hrstd="t" o:hr="t" fillcolor="#a0a0a0" stroked="f"/>
+      <v:rect id="_x0000_i1026" style="width:0;height:1.5pt" o:hralign="center" o:bullet="t" o:hrstd="t" o:hr="t" fillcolor="#a0a0a0" stroked="f"/>
     </w:pict>
   </w:numPicBullet>
   <w:abstractNum w:abstractNumId="0" w15:restartNumberingAfterBreak="0">
@@ -19482,12 +20527,20 @@
 </w:numbering>
 </file>
 
+<file path=word/people.xml><?xml version="1.0" encoding="utf-8"?>
+<w15:people xmlns:wpc="http://schemas.microsoft.com/office/word/2010/wordprocessingCanvas" xmlns:cx="http://schemas.microsoft.com/office/drawing/2014/chartex" xmlns:cx1="http://schemas.microsoft.com/office/drawing/2015/9/8/chartex" xmlns:cx2="http://schemas.microsoft.com/office/drawing/2015/10/21/chartex" xmlns:cx3="http://schemas.microsoft.com/office/drawing/2016/5/9/chartex" xmlns:cx4="http://schemas.microsoft.com/office/drawing/2016/5/10/chartex" xmlns:cx5="http://schemas.microsoft.com/office/drawing/2016/5/11/chartex" xmlns:cx6="http://schemas.microsoft.com/office/drawing/2016/5/12/chartex" xmlns:cx7="http://schemas.microsoft.com/office/drawing/2016/5/13/chartex" xmlns:cx8="http://schemas.microsoft.com/office/drawing/2016/5/14/chartex" xmlns:mc="http://schemas.openxmlformats.org/markup-compatibility/2006" xmlns:aink="http://schemas.microsoft.com/office/drawing/2016/ink" xmlns:am3d="http://schemas.microsoft.com/office/drawing/2017/model3d" xmlns:o="urn:schemas-microsoft-com:office:office" xmlns:oel="http://schemas.microsoft.com/office/2019/extlst" xmlns:r="http://schemas.openxmlformats.org/officeDocument/2006/relationships" xmlns:m="http://schemas.openxmlformats.org/officeDocument/2006/math" xmlns:v="urn:schemas-microsoft-com:vml" xmlns:wp14="http://schemas.microsoft.com/office/word/2010/wordprocessingDrawing" xmlns:wp="http://schemas.openxmlformats.org/drawingml/2006/wordprocessingDrawing" xmlns:w10="urn:schemas-microsoft-com:office:word" xmlns:w="http://schemas.openxmlformats.org/wordprocessingml/2006/main" xmlns:w14="http://schemas.microsoft.com/office/word/2010/wordml" xmlns:w15="http://schemas.microsoft.com/office/word/2012/wordml" xmlns:w16cex="http://schemas.microsoft.com/office/word/2018/wordml/cex" xmlns:w16cid="http://schemas.microsoft.com/office/word/2016/wordml/cid" xmlns:w16="http://schemas.microsoft.com/office/word/2018/wordml" xmlns:w16du="http://schemas.microsoft.com/office/word/2023/wordml/word16du" xmlns:w16sdtdh="http://schemas.microsoft.com/office/word/2020/wordml/sdtdatahash" xmlns:w16sdtfl="http://schemas.microsoft.com/office/word/2024/wordml/sdtformatlock" xmlns:w16se="http://schemas.microsoft.com/office/word/2015/wordml/symex" xmlns:wpg="http://schemas.microsoft.com/office/word/2010/wordprocessingGroup" xmlns:wpi="http://schemas.microsoft.com/office/word/2010/wordprocessingInk" xmlns:wne="http://schemas.microsoft.com/office/word/2006/wordml" xmlns:wps="http://schemas.microsoft.com/office/word/2010/wordprocessingShape" mc:Ignorable="w14 w15 w16se w16cid w16 w16cex w16sdtdh w16sdtfl w16du wp14">
+  <w15:person w15:author="Penny, Brandon *">
+    <w15:presenceInfo w15:providerId="AD" w15:userId="S::brandon.penny@fda.gov::00f4bfdd-4323-48fc-b59c-ce939e7ca042"/>
+  </w15:person>
+</w15:people>
+</file>
+
 <file path=word/styles.xml><?xml version="1.0" encoding="utf-8"?>
 <w:styles xmlns:mc="http://schemas.openxmlformats.org/markup-compatibility/2006" xmlns:r="http://schemas.openxmlformats.org/officeDocument/2006/relationships" xmlns:w="http://schemas.openxmlformats.org/wordprocessingml/2006/main" xmlns:w14="http://schemas.microsoft.com/office/word/2010/wordml" xmlns:w15="http://schemas.microsoft.com/office/word/2012/wordml" xmlns:w16cex="http://schemas.microsoft.com/office/word/2018/wordml/cex" xmlns:w16cid="http://schemas.microsoft.com/office/word/2016/wordml/cid" xmlns:w16="http://schemas.microsoft.com/office/word/2018/wordml" xmlns:w16du="http://schemas.microsoft.com/office/word/2023/wordml/word16du" xmlns:w16sdtdh="http://schemas.microsoft.com/office/word/2020/wordml/sdtdatahash" xmlns:w16sdtfl="http://schemas.microsoft.com/office/word/2024/wordml/sdtformatlock" xmlns:w16se="http://schemas.microsoft.com/office/word/2015/wordml/symex" mc:Ignorable="w14 w15 w16se w16cid w16 w16cex w16sdtdh w16sdtfl w16du">
   <w:docDefaults>
     <w:rPrDefault>
       <w:rPr>
-        <w:rFonts w:asciiTheme="minorHAnsi" w:eastAsiaTheme="minorEastAsia" w:hAnsiTheme="minorHAnsi" w:cstheme="minorBidi"/>
+        <w:rFonts w:asciiTheme="minorHAnsi" w:eastAsiaTheme="minorHAnsi" w:hAnsiTheme="minorHAnsi" w:cstheme="minorBidi"/>
         <w:kern w:val="2"/>
         <w:sz w:val="24"/>
         <w:szCs w:val="24"/>
@@ -20500,6 +21553,7 @@
       <w:spacing w:before="120" w:after="280" w:line="240" w:lineRule="auto"/>
     </w:pPr>
     <w:rPr>
+      <w:rFonts w:eastAsiaTheme="minorEastAsia"/>
       <w:b/>
       <w:bCs/>
       <w:smallCaps/>
@@ -20533,6 +21587,7 @@
       <w:spacing w:before="120" w:after="280" w:line="240" w:lineRule="auto"/>
     </w:pPr>
     <w:rPr>
+      <w:rFonts w:eastAsiaTheme="minorEastAsia"/>
       <w:kern w:val="0"/>
       <w:sz w:val="20"/>
       <w:szCs w:val="20"/>
@@ -20562,6 +21617,7 @@
       <w:spacing w:after="0" w:line="240" w:lineRule="auto"/>
     </w:pPr>
     <w:rPr>
+      <w:rFonts w:eastAsiaTheme="minorEastAsia"/>
       <w:kern w:val="0"/>
       <w:sz w:val="22"/>
       <w:szCs w:val="22"/>
@@ -20625,6 +21681,7 @@
       <w:spacing w:after="0" w:line="240" w:lineRule="auto"/>
     </w:pPr>
     <w:rPr>
+      <w:rFonts w:eastAsiaTheme="minorEastAsia"/>
       <w:kern w:val="0"/>
       <w:sz w:val="22"/>
       <w:szCs w:val="22"/>
@@ -20760,6 +21817,7 @@
       <w:spacing w:after="0" w:line="240" w:lineRule="auto"/>
     </w:pPr>
     <w:rPr>
+      <w:rFonts w:eastAsiaTheme="minorEastAsia"/>
       <w:kern w:val="0"/>
       <w:sz w:val="22"/>
       <w:szCs w:val="22"/>

--- a/publication/manuscripts/LLM4AE_rev1_clean_updated.docx
+++ b/publication/manuscripts/LLM4AE_rev1_clean_updated.docx
@@ -3259,7 +3259,6 @@
     <w:p>
       <w:pPr>
         <w:rPr>
-          <w:rFonts w:eastAsiaTheme="minorEastAsia"/>
           <w:iCs/>
         </w:rPr>
       </w:pPr>
@@ -3374,7 +3373,6 @@
     <w:p>
       <w:pPr>
         <w:rPr>
-          <w:rFonts w:eastAsiaTheme="minorEastAsia"/>
           <w:iCs/>
         </w:rPr>
       </w:pPr>
@@ -5115,7 +5113,7 @@
         </w:rPr>
         <w:lastRenderedPageBreak/>
         <w:drawing>
-          <wp:inline distT="0" distB="0" distL="0" distR="0" wp14:anchorId="229BBBF4" wp14:editId="1B78856E">
+          <wp:inline distT="0" distB="0" distL="0" distR="0" wp14:anchorId="229BBBF4" wp14:editId="6593279C">
             <wp:extent cx="5932170" cy="4008120"/>
             <wp:effectExtent l="0" t="0" r="0" b="0"/>
             <wp:docPr id="1843461867" name="Picture 2"/>
@@ -5194,39 +5192,40 @@
     </w:p>
     <w:p>
       <w:r>
+        <w:lastRenderedPageBreak/>
         <w:t>Table 3. Master Performance Benchmark on the FAERS Dataset (N = 829 Reports).</w:t>
       </w:r>
     </w:p>
     <w:tbl>
       <w:tblPr>
-        <w:tblW w:type="auto" w:w="0"/>
+        <w:tblW w:w="0" w:type="auto"/>
         <w:jc w:val="center"/>
-        <w:tblLook w:firstColumn="1" w:firstRow="1" w:lastColumn="0" w:lastRow="0" w:noHBand="0" w:noVBand="1" w:val="04A0"/>
         <w:tblBorders>
           <w:top w:val="single" w:sz="8" w:space="0" w:color="333333"/>
           <w:bottom w:val="single" w:sz="8" w:space="0" w:color="333333"/>
           <w:insideH w:val="single" w:sz="4" w:space="0" w:color="E0E0E0"/>
-          <w:insideV w:val="none"/>
-          <w:left w:val="none"/>
-          <w:right w:val="none"/>
         </w:tblBorders>
+        <w:tblLook w:val="04A0" w:firstRow="1" w:lastRow="0" w:firstColumn="1" w:lastColumn="0" w:noHBand="0" w:noVBand="1"/>
       </w:tblPr>
       <w:tblGrid>
-        <w:gridCol w:w="1872"/>
-        <w:gridCol w:w="1872"/>
-        <w:gridCol w:w="1872"/>
-        <w:gridCol w:w="1872"/>
-        <w:gridCol w:w="1872"/>
+        <w:gridCol w:w="1601"/>
+        <w:gridCol w:w="2539"/>
+        <w:gridCol w:w="2115"/>
+        <w:gridCol w:w="1516"/>
+        <w:gridCol w:w="1589"/>
       </w:tblGrid>
       <w:tr>
-        <w:tc>
-          <w:tcPr>
-            <w:tcW w:type="dxa" w:w="1872"/>
-            <w:shd w:fill="F2F4F8"/>
+        <w:trPr>
+          <w:jc w:val="center"/>
+        </w:trPr>
+        <w:tc>
+          <w:tcPr>
+            <w:tcW w:w="1872" w:type="dxa"/>
+            <w:shd w:val="clear" w:color="auto" w:fill="F2F4F8"/>
             <w:tcMar>
               <w:top w:w="60" w:type="dxa"/>
+              <w:left w:w="90" w:type="dxa"/>
               <w:bottom w:w="60" w:type="dxa"/>
-              <w:left w:w="90" w:type="dxa"/>
               <w:right w:w="90" w:type="dxa"/>
             </w:tcMar>
             <w:vAlign w:val="center"/>
@@ -5236,7 +5235,6 @@
               <w:spacing w:before="30" w:after="30"/>
               <w:jc w:val="center"/>
             </w:pPr>
-            <w:r/>
             <w:r>
               <w:rPr>
                 <w:rFonts w:ascii="Arial" w:hAnsi="Arial"/>
@@ -5250,12 +5248,12 @@
         </w:tc>
         <w:tc>
           <w:tcPr>
-            <w:tcW w:type="dxa" w:w="3168"/>
-            <w:shd w:fill="F2F4F8"/>
+            <w:tcW w:w="3168" w:type="dxa"/>
+            <w:shd w:val="clear" w:color="auto" w:fill="F2F4F8"/>
             <w:tcMar>
               <w:top w:w="60" w:type="dxa"/>
+              <w:left w:w="90" w:type="dxa"/>
               <w:bottom w:w="60" w:type="dxa"/>
-              <w:left w:w="90" w:type="dxa"/>
               <w:right w:w="90" w:type="dxa"/>
             </w:tcMar>
             <w:vAlign w:val="center"/>
@@ -5265,7 +5263,6 @@
               <w:spacing w:before="30" w:after="30"/>
               <w:jc w:val="center"/>
             </w:pPr>
-            <w:r/>
             <w:r>
               <w:rPr>
                 <w:rFonts w:ascii="Arial" w:hAnsi="Arial"/>
@@ -5279,12 +5276,12 @@
         </w:tc>
         <w:tc>
           <w:tcPr>
-            <w:tcW w:type="dxa" w:w="2592"/>
-            <w:shd w:fill="F2F4F8"/>
+            <w:tcW w:w="2592" w:type="dxa"/>
+            <w:shd w:val="clear" w:color="auto" w:fill="F2F4F8"/>
             <w:tcMar>
               <w:top w:w="60" w:type="dxa"/>
+              <w:left w:w="90" w:type="dxa"/>
               <w:bottom w:w="60" w:type="dxa"/>
-              <w:left w:w="90" w:type="dxa"/>
               <w:right w:w="90" w:type="dxa"/>
             </w:tcMar>
             <w:vAlign w:val="center"/>
@@ -5294,7 +5291,6 @@
               <w:spacing w:before="30" w:after="30"/>
               <w:jc w:val="center"/>
             </w:pPr>
-            <w:r/>
             <w:r>
               <w:rPr>
                 <w:rFonts w:ascii="Arial" w:hAnsi="Arial"/>
@@ -5308,12 +5304,12 @@
         </w:tc>
         <w:tc>
           <w:tcPr>
-            <w:tcW w:type="dxa" w:w="1872"/>
-            <w:shd w:fill="F2F4F8"/>
+            <w:tcW w:w="1872" w:type="dxa"/>
+            <w:shd w:val="clear" w:color="auto" w:fill="F2F4F8"/>
             <w:tcMar>
               <w:top w:w="60" w:type="dxa"/>
+              <w:left w:w="90" w:type="dxa"/>
               <w:bottom w:w="60" w:type="dxa"/>
-              <w:left w:w="90" w:type="dxa"/>
               <w:right w:w="90" w:type="dxa"/>
             </w:tcMar>
             <w:vAlign w:val="center"/>
@@ -5323,7 +5319,6 @@
               <w:spacing w:before="30" w:after="30"/>
               <w:jc w:val="center"/>
             </w:pPr>
-            <w:r/>
             <w:r>
               <w:rPr>
                 <w:rFonts w:ascii="Arial" w:hAnsi="Arial"/>
@@ -5337,12 +5332,12 @@
         </w:tc>
         <w:tc>
           <w:tcPr>
-            <w:tcW w:type="dxa" w:w="1872"/>
-            <w:shd w:fill="F2F4F8"/>
+            <w:tcW w:w="1872" w:type="dxa"/>
+            <w:shd w:val="clear" w:color="auto" w:fill="F2F4F8"/>
             <w:tcMar>
               <w:top w:w="60" w:type="dxa"/>
+              <w:left w:w="90" w:type="dxa"/>
               <w:bottom w:w="60" w:type="dxa"/>
-              <w:left w:w="90" w:type="dxa"/>
               <w:right w:w="90" w:type="dxa"/>
             </w:tcMar>
             <w:vAlign w:val="center"/>
@@ -5352,7 +5347,6 @@
               <w:spacing w:before="30" w:after="30"/>
               <w:jc w:val="center"/>
             </w:pPr>
-            <w:r/>
             <w:r>
               <w:rPr>
                 <w:rFonts w:ascii="Arial" w:hAnsi="Arial"/>
@@ -5366,14 +5360,17 @@
         </w:tc>
       </w:tr>
       <w:tr>
-        <w:tc>
-          <w:tcPr>
-            <w:tcW w:type="dxa" w:w="1872"/>
-            <w:shd w:fill="FFFFFF"/>
+        <w:trPr>
+          <w:jc w:val="center"/>
+        </w:trPr>
+        <w:tc>
+          <w:tcPr>
+            <w:tcW w:w="1872" w:type="dxa"/>
+            <w:shd w:val="clear" w:color="auto" w:fill="FFFFFF"/>
             <w:tcMar>
               <w:top w:w="60" w:type="dxa"/>
+              <w:left w:w="90" w:type="dxa"/>
               <w:bottom w:w="60" w:type="dxa"/>
-              <w:left w:w="90" w:type="dxa"/>
               <w:right w:w="90" w:type="dxa"/>
             </w:tcMar>
             <w:vAlign w:val="center"/>
@@ -5381,9 +5378,7 @@
           <w:p>
             <w:pPr>
               <w:spacing w:before="30" w:after="30"/>
-              <w:jc w:val="left"/>
-            </w:pPr>
-            <w:r/>
+            </w:pPr>
             <w:r>
               <w:rPr>
                 <w:rFonts w:ascii="Arial" w:hAnsi="Arial"/>
@@ -5397,12 +5392,12 @@
         </w:tc>
         <w:tc>
           <w:tcPr>
-            <w:tcW w:type="dxa" w:w="3168"/>
-            <w:shd w:fill="FFFFFF"/>
+            <w:tcW w:w="3168" w:type="dxa"/>
+            <w:shd w:val="clear" w:color="auto" w:fill="FFFFFF"/>
             <w:tcMar>
               <w:top w:w="60" w:type="dxa"/>
+              <w:left w:w="90" w:type="dxa"/>
               <w:bottom w:w="60" w:type="dxa"/>
-              <w:left w:w="90" w:type="dxa"/>
               <w:right w:w="90" w:type="dxa"/>
             </w:tcMar>
             <w:vAlign w:val="center"/>
@@ -5412,7 +5407,6 @@
               <w:spacing w:before="30" w:after="30"/>
               <w:jc w:val="center"/>
             </w:pPr>
-            <w:r/>
             <w:r>
               <w:rPr>
                 <w:rFonts w:ascii="Arial" w:hAnsi="Arial"/>
@@ -5426,12 +5420,12 @@
         </w:tc>
         <w:tc>
           <w:tcPr>
-            <w:tcW w:type="dxa" w:w="2592"/>
-            <w:shd w:fill="FFFFFF"/>
+            <w:tcW w:w="2592" w:type="dxa"/>
+            <w:shd w:val="clear" w:color="auto" w:fill="FFFFFF"/>
             <w:tcMar>
               <w:top w:w="60" w:type="dxa"/>
+              <w:left w:w="90" w:type="dxa"/>
               <w:bottom w:w="60" w:type="dxa"/>
-              <w:left w:w="90" w:type="dxa"/>
               <w:right w:w="90" w:type="dxa"/>
             </w:tcMar>
             <w:vAlign w:val="center"/>
@@ -5441,11 +5435,9 @@
               <w:spacing w:before="30" w:after="30"/>
               <w:jc w:val="center"/>
             </w:pPr>
-            <w:r/>
             <w:r>
               <w:rPr>
                 <w:rFonts w:ascii="Arial" w:hAnsi="Arial"/>
-                <w:b w:val="0"/>
                 <w:color w:val="222222"/>
                 <w:sz w:val="16"/>
               </w:rPr>
@@ -5455,12 +5447,12 @@
         </w:tc>
         <w:tc>
           <w:tcPr>
-            <w:tcW w:type="dxa" w:w="1872"/>
-            <w:shd w:fill="FFFFFF"/>
+            <w:tcW w:w="1872" w:type="dxa"/>
+            <w:shd w:val="clear" w:color="auto" w:fill="FFFFFF"/>
             <w:tcMar>
               <w:top w:w="60" w:type="dxa"/>
+              <w:left w:w="90" w:type="dxa"/>
               <w:bottom w:w="60" w:type="dxa"/>
-              <w:left w:w="90" w:type="dxa"/>
               <w:right w:w="90" w:type="dxa"/>
             </w:tcMar>
             <w:vAlign w:val="center"/>
@@ -5470,11 +5462,9 @@
               <w:spacing w:before="30" w:after="30"/>
               <w:jc w:val="center"/>
             </w:pPr>
-            <w:r/>
             <w:r>
               <w:rPr>
                 <w:rFonts w:ascii="Arial" w:hAnsi="Arial"/>
-                <w:b w:val="0"/>
                 <w:color w:val="222222"/>
                 <w:sz w:val="16"/>
               </w:rPr>
@@ -5484,12 +5474,12 @@
         </w:tc>
         <w:tc>
           <w:tcPr>
-            <w:tcW w:type="dxa" w:w="1872"/>
-            <w:shd w:fill="FFFFFF"/>
+            <w:tcW w:w="1872" w:type="dxa"/>
+            <w:shd w:val="clear" w:color="auto" w:fill="FFFFFF"/>
             <w:tcMar>
               <w:top w:w="60" w:type="dxa"/>
+              <w:left w:w="90" w:type="dxa"/>
               <w:bottom w:w="60" w:type="dxa"/>
-              <w:left w:w="90" w:type="dxa"/>
               <w:right w:w="90" w:type="dxa"/>
             </w:tcMar>
             <w:vAlign w:val="center"/>
@@ -5499,11 +5489,9 @@
               <w:spacing w:before="30" w:after="30"/>
               <w:jc w:val="center"/>
             </w:pPr>
-            <w:r/>
             <w:r>
               <w:rPr>
                 <w:rFonts w:ascii="Arial" w:hAnsi="Arial"/>
-                <w:b w:val="0"/>
                 <w:color w:val="222222"/>
                 <w:sz w:val="16"/>
               </w:rPr>
@@ -5513,14 +5501,17 @@
         </w:tc>
       </w:tr>
       <w:tr>
-        <w:tc>
-          <w:tcPr>
-            <w:tcW w:type="dxa" w:w="1872"/>
-            <w:shd w:fill="FBFBFB"/>
+        <w:trPr>
+          <w:jc w:val="center"/>
+        </w:trPr>
+        <w:tc>
+          <w:tcPr>
+            <w:tcW w:w="1872" w:type="dxa"/>
+            <w:shd w:val="clear" w:color="auto" w:fill="FBFBFB"/>
             <w:tcMar>
               <w:top w:w="60" w:type="dxa"/>
+              <w:left w:w="90" w:type="dxa"/>
               <w:bottom w:w="60" w:type="dxa"/>
-              <w:left w:w="90" w:type="dxa"/>
               <w:right w:w="90" w:type="dxa"/>
             </w:tcMar>
             <w:vAlign w:val="center"/>
@@ -5528,9 +5519,7 @@
           <w:p>
             <w:pPr>
               <w:spacing w:before="30" w:after="30"/>
-              <w:jc w:val="left"/>
-            </w:pPr>
-            <w:r/>
+            </w:pPr>
             <w:r>
               <w:rPr>
                 <w:rFonts w:ascii="Arial" w:hAnsi="Arial"/>
@@ -5544,12 +5533,12 @@
         </w:tc>
         <w:tc>
           <w:tcPr>
-            <w:tcW w:type="dxa" w:w="3168"/>
-            <w:shd w:fill="FBFBFB"/>
+            <w:tcW w:w="3168" w:type="dxa"/>
+            <w:shd w:val="clear" w:color="auto" w:fill="FBFBFB"/>
             <w:tcMar>
               <w:top w:w="60" w:type="dxa"/>
+              <w:left w:w="90" w:type="dxa"/>
               <w:bottom w:w="60" w:type="dxa"/>
-              <w:left w:w="90" w:type="dxa"/>
               <w:right w:w="90" w:type="dxa"/>
             </w:tcMar>
             <w:vAlign w:val="center"/>
@@ -5559,11 +5548,9 @@
               <w:spacing w:before="30" w:after="30"/>
               <w:jc w:val="center"/>
             </w:pPr>
-            <w:r/>
             <w:r>
               <w:rPr>
                 <w:rFonts w:ascii="Arial" w:hAnsi="Arial"/>
-                <w:b w:val="0"/>
                 <w:color w:val="222222"/>
                 <w:sz w:val="16"/>
               </w:rPr>
@@ -5573,12 +5560,12 @@
         </w:tc>
         <w:tc>
           <w:tcPr>
-            <w:tcW w:type="dxa" w:w="2592"/>
-            <w:shd w:fill="FBFBFB"/>
+            <w:tcW w:w="2592" w:type="dxa"/>
+            <w:shd w:val="clear" w:color="auto" w:fill="FBFBFB"/>
             <w:tcMar>
               <w:top w:w="60" w:type="dxa"/>
+              <w:left w:w="90" w:type="dxa"/>
               <w:bottom w:w="60" w:type="dxa"/>
-              <w:left w:w="90" w:type="dxa"/>
               <w:right w:w="90" w:type="dxa"/>
             </w:tcMar>
             <w:vAlign w:val="center"/>
@@ -5588,11 +5575,9 @@
               <w:spacing w:before="30" w:after="30"/>
               <w:jc w:val="center"/>
             </w:pPr>
-            <w:r/>
             <w:r>
               <w:rPr>
                 <w:rFonts w:ascii="Arial" w:hAnsi="Arial"/>
-                <w:b w:val="0"/>
                 <w:color w:val="222222"/>
                 <w:sz w:val="16"/>
               </w:rPr>
@@ -5602,12 +5587,12 @@
         </w:tc>
         <w:tc>
           <w:tcPr>
-            <w:tcW w:type="dxa" w:w="1872"/>
-            <w:shd w:fill="FBFBFB"/>
+            <w:tcW w:w="1872" w:type="dxa"/>
+            <w:shd w:val="clear" w:color="auto" w:fill="FBFBFB"/>
             <w:tcMar>
               <w:top w:w="60" w:type="dxa"/>
+              <w:left w:w="90" w:type="dxa"/>
               <w:bottom w:w="60" w:type="dxa"/>
-              <w:left w:w="90" w:type="dxa"/>
               <w:right w:w="90" w:type="dxa"/>
             </w:tcMar>
             <w:vAlign w:val="center"/>
@@ -5617,11 +5602,9 @@
               <w:spacing w:before="30" w:after="30"/>
               <w:jc w:val="center"/>
             </w:pPr>
-            <w:r/>
             <w:r>
               <w:rPr>
                 <w:rFonts w:ascii="Arial" w:hAnsi="Arial"/>
-                <w:b w:val="0"/>
                 <w:color w:val="222222"/>
                 <w:sz w:val="16"/>
               </w:rPr>
@@ -5631,12 +5614,12 @@
         </w:tc>
         <w:tc>
           <w:tcPr>
-            <w:tcW w:type="dxa" w:w="1872"/>
-            <w:shd w:fill="FBFBFB"/>
+            <w:tcW w:w="1872" w:type="dxa"/>
+            <w:shd w:val="clear" w:color="auto" w:fill="FBFBFB"/>
             <w:tcMar>
               <w:top w:w="60" w:type="dxa"/>
+              <w:left w:w="90" w:type="dxa"/>
               <w:bottom w:w="60" w:type="dxa"/>
-              <w:left w:w="90" w:type="dxa"/>
               <w:right w:w="90" w:type="dxa"/>
             </w:tcMar>
             <w:vAlign w:val="center"/>
@@ -5646,11 +5629,9 @@
               <w:spacing w:before="30" w:after="30"/>
               <w:jc w:val="center"/>
             </w:pPr>
-            <w:r/>
             <w:r>
               <w:rPr>
                 <w:rFonts w:ascii="Arial" w:hAnsi="Arial"/>
-                <w:b w:val="0"/>
                 <w:color w:val="222222"/>
                 <w:sz w:val="16"/>
               </w:rPr>
@@ -5660,14 +5641,17 @@
         </w:tc>
       </w:tr>
       <w:tr>
-        <w:tc>
-          <w:tcPr>
-            <w:tcW w:type="dxa" w:w="1872"/>
-            <w:shd w:fill="FFFFFF"/>
+        <w:trPr>
+          <w:jc w:val="center"/>
+        </w:trPr>
+        <w:tc>
+          <w:tcPr>
+            <w:tcW w:w="1872" w:type="dxa"/>
+            <w:shd w:val="clear" w:color="auto" w:fill="FFFFFF"/>
             <w:tcMar>
               <w:top w:w="60" w:type="dxa"/>
+              <w:left w:w="90" w:type="dxa"/>
               <w:bottom w:w="60" w:type="dxa"/>
-              <w:left w:w="90" w:type="dxa"/>
               <w:right w:w="90" w:type="dxa"/>
             </w:tcMar>
             <w:vAlign w:val="center"/>
@@ -5675,9 +5659,7 @@
           <w:p>
             <w:pPr>
               <w:spacing w:before="30" w:after="30"/>
-              <w:jc w:val="left"/>
-            </w:pPr>
-            <w:r/>
+            </w:pPr>
             <w:r>
               <w:rPr>
                 <w:rFonts w:ascii="Arial" w:hAnsi="Arial"/>
@@ -5691,12 +5673,12 @@
         </w:tc>
         <w:tc>
           <w:tcPr>
-            <w:tcW w:type="dxa" w:w="3168"/>
-            <w:shd w:fill="FFFFFF"/>
+            <w:tcW w:w="3168" w:type="dxa"/>
+            <w:shd w:val="clear" w:color="auto" w:fill="FFFFFF"/>
             <w:tcMar>
               <w:top w:w="60" w:type="dxa"/>
+              <w:left w:w="90" w:type="dxa"/>
               <w:bottom w:w="60" w:type="dxa"/>
-              <w:left w:w="90" w:type="dxa"/>
               <w:right w:w="90" w:type="dxa"/>
             </w:tcMar>
             <w:vAlign w:val="center"/>
@@ -5706,11 +5688,9 @@
               <w:spacing w:before="30" w:after="30"/>
               <w:jc w:val="center"/>
             </w:pPr>
-            <w:r/>
             <w:r>
               <w:rPr>
                 <w:rFonts w:ascii="Arial" w:hAnsi="Arial"/>
-                <w:b w:val="0"/>
                 <w:color w:val="222222"/>
                 <w:sz w:val="16"/>
               </w:rPr>
@@ -5720,12 +5700,12 @@
         </w:tc>
         <w:tc>
           <w:tcPr>
-            <w:tcW w:type="dxa" w:w="2592"/>
-            <w:shd w:fill="FFFFFF"/>
+            <w:tcW w:w="2592" w:type="dxa"/>
+            <w:shd w:val="clear" w:color="auto" w:fill="FFFFFF"/>
             <w:tcMar>
               <w:top w:w="60" w:type="dxa"/>
+              <w:left w:w="90" w:type="dxa"/>
               <w:bottom w:w="60" w:type="dxa"/>
-              <w:left w:w="90" w:type="dxa"/>
               <w:right w:w="90" w:type="dxa"/>
             </w:tcMar>
             <w:vAlign w:val="center"/>
@@ -5735,11 +5715,9 @@
               <w:spacing w:before="30" w:after="30"/>
               <w:jc w:val="center"/>
             </w:pPr>
-            <w:r/>
             <w:r>
               <w:rPr>
                 <w:rFonts w:ascii="Arial" w:hAnsi="Arial"/>
-                <w:b w:val="0"/>
                 <w:color w:val="222222"/>
                 <w:sz w:val="16"/>
               </w:rPr>
@@ -5749,12 +5727,12 @@
         </w:tc>
         <w:tc>
           <w:tcPr>
-            <w:tcW w:type="dxa" w:w="1872"/>
-            <w:shd w:fill="FFFFFF"/>
+            <w:tcW w:w="1872" w:type="dxa"/>
+            <w:shd w:val="clear" w:color="auto" w:fill="FFFFFF"/>
             <w:tcMar>
               <w:top w:w="60" w:type="dxa"/>
+              <w:left w:w="90" w:type="dxa"/>
               <w:bottom w:w="60" w:type="dxa"/>
-              <w:left w:w="90" w:type="dxa"/>
               <w:right w:w="90" w:type="dxa"/>
             </w:tcMar>
             <w:vAlign w:val="center"/>
@@ -5764,11 +5742,9 @@
               <w:spacing w:before="30" w:after="30"/>
               <w:jc w:val="center"/>
             </w:pPr>
-            <w:r/>
             <w:r>
               <w:rPr>
                 <w:rFonts w:ascii="Arial" w:hAnsi="Arial"/>
-                <w:b w:val="0"/>
                 <w:color w:val="222222"/>
                 <w:sz w:val="16"/>
               </w:rPr>
@@ -5778,12 +5754,12 @@
         </w:tc>
         <w:tc>
           <w:tcPr>
-            <w:tcW w:type="dxa" w:w="1872"/>
-            <w:shd w:fill="FFFFFF"/>
+            <w:tcW w:w="1872" w:type="dxa"/>
+            <w:shd w:val="clear" w:color="auto" w:fill="FFFFFF"/>
             <w:tcMar>
               <w:top w:w="60" w:type="dxa"/>
+              <w:left w:w="90" w:type="dxa"/>
               <w:bottom w:w="60" w:type="dxa"/>
-              <w:left w:w="90" w:type="dxa"/>
               <w:right w:w="90" w:type="dxa"/>
             </w:tcMar>
             <w:vAlign w:val="center"/>
@@ -5793,11 +5769,9 @@
               <w:spacing w:before="30" w:after="30"/>
               <w:jc w:val="center"/>
             </w:pPr>
-            <w:r/>
             <w:r>
               <w:rPr>
                 <w:rFonts w:ascii="Arial" w:hAnsi="Arial"/>
-                <w:b w:val="0"/>
                 <w:color w:val="222222"/>
                 <w:sz w:val="16"/>
               </w:rPr>
@@ -5807,14 +5781,17 @@
         </w:tc>
       </w:tr>
       <w:tr>
-        <w:tc>
-          <w:tcPr>
-            <w:tcW w:type="dxa" w:w="1872"/>
-            <w:shd w:fill="FBFBFB"/>
+        <w:trPr>
+          <w:jc w:val="center"/>
+        </w:trPr>
+        <w:tc>
+          <w:tcPr>
+            <w:tcW w:w="1872" w:type="dxa"/>
+            <w:shd w:val="clear" w:color="auto" w:fill="FBFBFB"/>
             <w:tcMar>
               <w:top w:w="60" w:type="dxa"/>
+              <w:left w:w="90" w:type="dxa"/>
               <w:bottom w:w="60" w:type="dxa"/>
-              <w:left w:w="90" w:type="dxa"/>
               <w:right w:w="90" w:type="dxa"/>
             </w:tcMar>
             <w:vAlign w:val="center"/>
@@ -5822,9 +5799,7 @@
           <w:p>
             <w:pPr>
               <w:spacing w:before="30" w:after="30"/>
-              <w:jc w:val="left"/>
-            </w:pPr>
-            <w:r/>
+            </w:pPr>
             <w:r>
               <w:rPr>
                 <w:rFonts w:ascii="Arial" w:hAnsi="Arial"/>
@@ -5838,12 +5813,12 @@
         </w:tc>
         <w:tc>
           <w:tcPr>
-            <w:tcW w:type="dxa" w:w="3168"/>
-            <w:shd w:fill="FBFBFB"/>
+            <w:tcW w:w="3168" w:type="dxa"/>
+            <w:shd w:val="clear" w:color="auto" w:fill="FBFBFB"/>
             <w:tcMar>
               <w:top w:w="60" w:type="dxa"/>
+              <w:left w:w="90" w:type="dxa"/>
               <w:bottom w:w="60" w:type="dxa"/>
-              <w:left w:w="90" w:type="dxa"/>
               <w:right w:w="90" w:type="dxa"/>
             </w:tcMar>
             <w:vAlign w:val="center"/>
@@ -5853,11 +5828,9 @@
               <w:spacing w:before="30" w:after="30"/>
               <w:jc w:val="center"/>
             </w:pPr>
-            <w:r/>
             <w:r>
               <w:rPr>
                 <w:rFonts w:ascii="Arial" w:hAnsi="Arial"/>
-                <w:b w:val="0"/>
                 <w:color w:val="222222"/>
                 <w:sz w:val="16"/>
               </w:rPr>
@@ -5867,12 +5840,12 @@
         </w:tc>
         <w:tc>
           <w:tcPr>
-            <w:tcW w:type="dxa" w:w="2592"/>
-            <w:shd w:fill="FBFBFB"/>
+            <w:tcW w:w="2592" w:type="dxa"/>
+            <w:shd w:val="clear" w:color="auto" w:fill="FBFBFB"/>
             <w:tcMar>
               <w:top w:w="60" w:type="dxa"/>
+              <w:left w:w="90" w:type="dxa"/>
               <w:bottom w:w="60" w:type="dxa"/>
-              <w:left w:w="90" w:type="dxa"/>
               <w:right w:w="90" w:type="dxa"/>
             </w:tcMar>
             <w:vAlign w:val="center"/>
@@ -5882,11 +5855,9 @@
               <w:spacing w:before="30" w:after="30"/>
               <w:jc w:val="center"/>
             </w:pPr>
-            <w:r/>
             <w:r>
               <w:rPr>
                 <w:rFonts w:ascii="Arial" w:hAnsi="Arial"/>
-                <w:b w:val="0"/>
                 <w:color w:val="222222"/>
                 <w:sz w:val="16"/>
               </w:rPr>
@@ -5896,12 +5867,12 @@
         </w:tc>
         <w:tc>
           <w:tcPr>
-            <w:tcW w:type="dxa" w:w="1872"/>
-            <w:shd w:fill="FBFBFB"/>
+            <w:tcW w:w="1872" w:type="dxa"/>
+            <w:shd w:val="clear" w:color="auto" w:fill="FBFBFB"/>
             <w:tcMar>
               <w:top w:w="60" w:type="dxa"/>
+              <w:left w:w="90" w:type="dxa"/>
               <w:bottom w:w="60" w:type="dxa"/>
-              <w:left w:w="90" w:type="dxa"/>
               <w:right w:w="90" w:type="dxa"/>
             </w:tcMar>
             <w:vAlign w:val="center"/>
@@ -5911,11 +5882,9 @@
               <w:spacing w:before="30" w:after="30"/>
               <w:jc w:val="center"/>
             </w:pPr>
-            <w:r/>
             <w:r>
               <w:rPr>
                 <w:rFonts w:ascii="Arial" w:hAnsi="Arial"/>
-                <w:b w:val="0"/>
                 <w:color w:val="222222"/>
                 <w:sz w:val="16"/>
               </w:rPr>
@@ -5925,12 +5894,12 @@
         </w:tc>
         <w:tc>
           <w:tcPr>
-            <w:tcW w:type="dxa" w:w="1872"/>
-            <w:shd w:fill="FBFBFB"/>
+            <w:tcW w:w="1872" w:type="dxa"/>
+            <w:shd w:val="clear" w:color="auto" w:fill="FBFBFB"/>
             <w:tcMar>
               <w:top w:w="60" w:type="dxa"/>
+              <w:left w:w="90" w:type="dxa"/>
               <w:bottom w:w="60" w:type="dxa"/>
-              <w:left w:w="90" w:type="dxa"/>
               <w:right w:w="90" w:type="dxa"/>
             </w:tcMar>
             <w:vAlign w:val="center"/>
@@ -5940,11 +5909,9 @@
               <w:spacing w:before="30" w:after="30"/>
               <w:jc w:val="center"/>
             </w:pPr>
-            <w:r/>
             <w:r>
               <w:rPr>
                 <w:rFonts w:ascii="Arial" w:hAnsi="Arial"/>
-                <w:b w:val="0"/>
                 <w:color w:val="222222"/>
                 <w:sz w:val="16"/>
               </w:rPr>
@@ -5954,14 +5921,17 @@
         </w:tc>
       </w:tr>
       <w:tr>
-        <w:tc>
-          <w:tcPr>
-            <w:tcW w:type="dxa" w:w="1872"/>
-            <w:shd w:fill="FFFFFF"/>
+        <w:trPr>
+          <w:jc w:val="center"/>
+        </w:trPr>
+        <w:tc>
+          <w:tcPr>
+            <w:tcW w:w="1872" w:type="dxa"/>
+            <w:shd w:val="clear" w:color="auto" w:fill="FFFFFF"/>
             <w:tcMar>
               <w:top w:w="60" w:type="dxa"/>
+              <w:left w:w="90" w:type="dxa"/>
               <w:bottom w:w="60" w:type="dxa"/>
-              <w:left w:w="90" w:type="dxa"/>
               <w:right w:w="90" w:type="dxa"/>
             </w:tcMar>
             <w:vAlign w:val="center"/>
@@ -5969,9 +5939,7 @@
           <w:p>
             <w:pPr>
               <w:spacing w:before="30" w:after="30"/>
-              <w:jc w:val="left"/>
-            </w:pPr>
-            <w:r/>
+            </w:pPr>
             <w:r>
               <w:rPr>
                 <w:rFonts w:ascii="Arial" w:hAnsi="Arial"/>
@@ -5985,12 +5953,12 @@
         </w:tc>
         <w:tc>
           <w:tcPr>
-            <w:tcW w:type="dxa" w:w="3168"/>
-            <w:shd w:fill="FFFFFF"/>
+            <w:tcW w:w="3168" w:type="dxa"/>
+            <w:shd w:val="clear" w:color="auto" w:fill="FFFFFF"/>
             <w:tcMar>
               <w:top w:w="60" w:type="dxa"/>
+              <w:left w:w="90" w:type="dxa"/>
               <w:bottom w:w="60" w:type="dxa"/>
-              <w:left w:w="90" w:type="dxa"/>
               <w:right w:w="90" w:type="dxa"/>
             </w:tcMar>
             <w:vAlign w:val="center"/>
@@ -6000,11 +5968,9 @@
               <w:spacing w:before="30" w:after="30"/>
               <w:jc w:val="center"/>
             </w:pPr>
-            <w:r/>
             <w:r>
               <w:rPr>
                 <w:rFonts w:ascii="Arial" w:hAnsi="Arial"/>
-                <w:b w:val="0"/>
                 <w:color w:val="222222"/>
                 <w:sz w:val="16"/>
               </w:rPr>
@@ -6014,12 +5980,12 @@
         </w:tc>
         <w:tc>
           <w:tcPr>
-            <w:tcW w:type="dxa" w:w="2592"/>
-            <w:shd w:fill="FFFFFF"/>
+            <w:tcW w:w="2592" w:type="dxa"/>
+            <w:shd w:val="clear" w:color="auto" w:fill="FFFFFF"/>
             <w:tcMar>
               <w:top w:w="60" w:type="dxa"/>
+              <w:left w:w="90" w:type="dxa"/>
               <w:bottom w:w="60" w:type="dxa"/>
-              <w:left w:w="90" w:type="dxa"/>
               <w:right w:w="90" w:type="dxa"/>
             </w:tcMar>
             <w:vAlign w:val="center"/>
@@ -6029,11 +5995,9 @@
               <w:spacing w:before="30" w:after="30"/>
               <w:jc w:val="center"/>
             </w:pPr>
-            <w:r/>
             <w:r>
               <w:rPr>
                 <w:rFonts w:ascii="Arial" w:hAnsi="Arial"/>
-                <w:b w:val="0"/>
                 <w:color w:val="222222"/>
                 <w:sz w:val="16"/>
               </w:rPr>
@@ -6043,12 +6007,12 @@
         </w:tc>
         <w:tc>
           <w:tcPr>
-            <w:tcW w:type="dxa" w:w="1872"/>
-            <w:shd w:fill="FFFFFF"/>
+            <w:tcW w:w="1872" w:type="dxa"/>
+            <w:shd w:val="clear" w:color="auto" w:fill="FFFFFF"/>
             <w:tcMar>
               <w:top w:w="60" w:type="dxa"/>
+              <w:left w:w="90" w:type="dxa"/>
               <w:bottom w:w="60" w:type="dxa"/>
-              <w:left w:w="90" w:type="dxa"/>
               <w:right w:w="90" w:type="dxa"/>
             </w:tcMar>
             <w:vAlign w:val="center"/>
@@ -6058,11 +6022,9 @@
               <w:spacing w:before="30" w:after="30"/>
               <w:jc w:val="center"/>
             </w:pPr>
-            <w:r/>
             <w:r>
               <w:rPr>
                 <w:rFonts w:ascii="Arial" w:hAnsi="Arial"/>
-                <w:b w:val="0"/>
                 <w:color w:val="222222"/>
                 <w:sz w:val="16"/>
               </w:rPr>
@@ -6072,12 +6034,12 @@
         </w:tc>
         <w:tc>
           <w:tcPr>
-            <w:tcW w:type="dxa" w:w="1872"/>
-            <w:shd w:fill="FFFFFF"/>
+            <w:tcW w:w="1872" w:type="dxa"/>
+            <w:shd w:val="clear" w:color="auto" w:fill="FFFFFF"/>
             <w:tcMar>
               <w:top w:w="60" w:type="dxa"/>
+              <w:left w:w="90" w:type="dxa"/>
               <w:bottom w:w="60" w:type="dxa"/>
-              <w:left w:w="90" w:type="dxa"/>
               <w:right w:w="90" w:type="dxa"/>
             </w:tcMar>
             <w:vAlign w:val="center"/>
@@ -6087,11 +6049,9 @@
               <w:spacing w:before="30" w:after="30"/>
               <w:jc w:val="center"/>
             </w:pPr>
-            <w:r/>
             <w:r>
               <w:rPr>
                 <w:rFonts w:ascii="Arial" w:hAnsi="Arial"/>
-                <w:b w:val="0"/>
                 <w:color w:val="222222"/>
                 <w:sz w:val="16"/>
               </w:rPr>
@@ -6101,14 +6061,17 @@
         </w:tc>
       </w:tr>
       <w:tr>
-        <w:tc>
-          <w:tcPr>
-            <w:tcW w:type="dxa" w:w="1872"/>
-            <w:shd w:fill="FBFBFB"/>
+        <w:trPr>
+          <w:jc w:val="center"/>
+        </w:trPr>
+        <w:tc>
+          <w:tcPr>
+            <w:tcW w:w="1872" w:type="dxa"/>
+            <w:shd w:val="clear" w:color="auto" w:fill="FBFBFB"/>
             <w:tcMar>
               <w:top w:w="60" w:type="dxa"/>
+              <w:left w:w="90" w:type="dxa"/>
               <w:bottom w:w="60" w:type="dxa"/>
-              <w:left w:w="90" w:type="dxa"/>
               <w:right w:w="90" w:type="dxa"/>
             </w:tcMar>
             <w:vAlign w:val="center"/>
@@ -6116,9 +6079,7 @@
           <w:p>
             <w:pPr>
               <w:spacing w:before="30" w:after="30"/>
-              <w:jc w:val="left"/>
-            </w:pPr>
-            <w:r/>
+            </w:pPr>
             <w:r>
               <w:rPr>
                 <w:rFonts w:ascii="Arial" w:hAnsi="Arial"/>
@@ -6132,12 +6093,12 @@
         </w:tc>
         <w:tc>
           <w:tcPr>
-            <w:tcW w:type="dxa" w:w="3168"/>
-            <w:shd w:fill="FBFBFB"/>
+            <w:tcW w:w="3168" w:type="dxa"/>
+            <w:shd w:val="clear" w:color="auto" w:fill="FBFBFB"/>
             <w:tcMar>
               <w:top w:w="60" w:type="dxa"/>
+              <w:left w:w="90" w:type="dxa"/>
               <w:bottom w:w="60" w:type="dxa"/>
-              <w:left w:w="90" w:type="dxa"/>
               <w:right w:w="90" w:type="dxa"/>
             </w:tcMar>
             <w:vAlign w:val="center"/>
@@ -6147,11 +6108,9 @@
               <w:spacing w:before="30" w:after="30"/>
               <w:jc w:val="center"/>
             </w:pPr>
-            <w:r/>
             <w:r>
               <w:rPr>
                 <w:rFonts w:ascii="Arial" w:hAnsi="Arial"/>
-                <w:b w:val="0"/>
                 <w:color w:val="222222"/>
                 <w:sz w:val="16"/>
               </w:rPr>
@@ -6161,12 +6120,12 @@
         </w:tc>
         <w:tc>
           <w:tcPr>
-            <w:tcW w:type="dxa" w:w="2592"/>
-            <w:shd w:fill="FBFBFB"/>
+            <w:tcW w:w="2592" w:type="dxa"/>
+            <w:shd w:val="clear" w:color="auto" w:fill="FBFBFB"/>
             <w:tcMar>
               <w:top w:w="60" w:type="dxa"/>
+              <w:left w:w="90" w:type="dxa"/>
               <w:bottom w:w="60" w:type="dxa"/>
-              <w:left w:w="90" w:type="dxa"/>
               <w:right w:w="90" w:type="dxa"/>
             </w:tcMar>
             <w:vAlign w:val="center"/>
@@ -6176,11 +6135,9 @@
               <w:spacing w:before="30" w:after="30"/>
               <w:jc w:val="center"/>
             </w:pPr>
-            <w:r/>
             <w:r>
               <w:rPr>
                 <w:rFonts w:ascii="Arial" w:hAnsi="Arial"/>
-                <w:b w:val="0"/>
                 <w:color w:val="222222"/>
                 <w:sz w:val="16"/>
               </w:rPr>
@@ -6190,12 +6147,12 @@
         </w:tc>
         <w:tc>
           <w:tcPr>
-            <w:tcW w:type="dxa" w:w="1872"/>
-            <w:shd w:fill="FBFBFB"/>
+            <w:tcW w:w="1872" w:type="dxa"/>
+            <w:shd w:val="clear" w:color="auto" w:fill="FBFBFB"/>
             <w:tcMar>
               <w:top w:w="60" w:type="dxa"/>
+              <w:left w:w="90" w:type="dxa"/>
               <w:bottom w:w="60" w:type="dxa"/>
-              <w:left w:w="90" w:type="dxa"/>
               <w:right w:w="90" w:type="dxa"/>
             </w:tcMar>
             <w:vAlign w:val="center"/>
@@ -6205,11 +6162,9 @@
               <w:spacing w:before="30" w:after="30"/>
               <w:jc w:val="center"/>
             </w:pPr>
-            <w:r/>
             <w:r>
               <w:rPr>
                 <w:rFonts w:ascii="Arial" w:hAnsi="Arial"/>
-                <w:b w:val="0"/>
                 <w:color w:val="222222"/>
                 <w:sz w:val="16"/>
               </w:rPr>
@@ -6219,12 +6174,12 @@
         </w:tc>
         <w:tc>
           <w:tcPr>
-            <w:tcW w:type="dxa" w:w="1872"/>
-            <w:shd w:fill="FBFBFB"/>
+            <w:tcW w:w="1872" w:type="dxa"/>
+            <w:shd w:val="clear" w:color="auto" w:fill="FBFBFB"/>
             <w:tcMar>
               <w:top w:w="60" w:type="dxa"/>
+              <w:left w:w="90" w:type="dxa"/>
               <w:bottom w:w="60" w:type="dxa"/>
-              <w:left w:w="90" w:type="dxa"/>
               <w:right w:w="90" w:type="dxa"/>
             </w:tcMar>
             <w:vAlign w:val="center"/>
@@ -6234,11 +6189,9 @@
               <w:spacing w:before="30" w:after="30"/>
               <w:jc w:val="center"/>
             </w:pPr>
-            <w:r/>
             <w:r>
               <w:rPr>
                 <w:rFonts w:ascii="Arial" w:hAnsi="Arial"/>
-                <w:b w:val="0"/>
                 <w:color w:val="222222"/>
                 <w:sz w:val="16"/>
               </w:rPr>
@@ -6248,281 +6201,276 @@
         </w:tc>
       </w:tr>
     </w:tbl>
+    <w:p/>
     <w:p>
-      <w:r/>
+      <w:pPr>
+        <w:rPr>
+          <w:sz w:val="20"/>
+          <w:szCs w:val="20"/>
+        </w:rPr>
+      </w:pPr>
+      <w:r>
+        <w:t>Figure 4. Comparative Concept Extraction Performance Across All 17 Clinical Concept Categories on the FAERS Benchmark Corpus (N = 829 Reports) for Fine-Tuned BioBERT (Blue Diamond / Bar), Claude 4.6 Sonnet (Red Circle / Bar), and LLaMA 4 (Pink Square / Bar).</w:t>
+      </w:r>
     </w:p>
     <w:p>
       <w:pPr>
-        <w:rPr>
-          <w:sz w:val="20"/>
-          <w:szCs w:val="20"/>
-        </w:rPr>
-      </w:pPr>
-      <w:r>
-        <w:t>Figure 4. Comparative Concept Extraction Performance Across All 17 Clinical Concept Categories on the FAERS Benchmark Corpus (N = 829 Reports) for Fine-Tuned BioBERT (Blue Diamond / Bar), Claude 4.6 Sonnet (Red Circle / Bar), and LLaMA 4 (Pink Square / Bar).</w:t>
+        <w:pStyle w:val="Heading2"/>
+      </w:pPr>
+      <w:r>
+        <w:t xml:space="preserve">3.4 </w:t>
+      </w:r>
+      <w:r>
+        <w:t>Error analysis</w:t>
       </w:r>
     </w:p>
     <w:p>
-      <w:pPr>
-        <w:pStyle w:val="Heading2"/>
-      </w:pPr>
-      <w:r>
-        <w:t xml:space="preserve">3.4 </w:t>
-      </w:r>
-      <w:r>
-        <w:t>Error analysis</w:t>
+      <w:r>
+        <w:t>Next</w:t>
+      </w:r>
+      <w:r>
+        <w:t>, we conducted a detailed error analysis to characterize how the BERT model and the zero-shot LLM differ in their failure modes. Using character-level span alignment between model outputs and human annotations, each predicted span was categorized as an exact match</w:t>
+      </w:r>
+      <w:r>
+        <w:t xml:space="preserve"> (M)</w:t>
+      </w:r>
+      <w:r>
+        <w:t xml:space="preserve">, boundary </w:t>
+      </w:r>
+      <w:r>
+        <w:t xml:space="preserve">and label </w:t>
+      </w:r>
+      <w:r>
+        <w:t>error (</w:t>
+      </w:r>
+      <w:r>
+        <w:t>C</w:t>
+      </w:r>
+      <w:r>
+        <w:t>)</w:t>
+      </w:r>
+      <w:r>
+        <w:t xml:space="preserve">, </w:t>
+      </w:r>
+      <w:r>
+        <w:t xml:space="preserve">overlapping a </w:t>
+      </w:r>
+      <w:r>
+        <w:t>reference</w:t>
+      </w:r>
+      <w:r>
+        <w:t xml:space="preserve"> span but with mismatched start and/or end positions</w:t>
+      </w:r>
+      <w:r>
+        <w:t>, or</w:t>
+      </w:r>
+      <w:r>
+        <w:t xml:space="preserve"> with a different label), or hallucination (</w:t>
+      </w:r>
+      <w:r>
+        <w:t xml:space="preserve">S, </w:t>
+      </w:r>
+      <w:r>
+        <w:t xml:space="preserve">no overlap with any </w:t>
+      </w:r>
+      <w:r>
+        <w:t>reference</w:t>
+      </w:r>
+      <w:r>
+        <w:t xml:space="preserve"> entity). </w:t>
+      </w:r>
+      <w:r>
+        <w:t>Reference</w:t>
+      </w:r>
+      <w:r>
+        <w:t xml:space="preserve"> entities with no overlapping prediction were counted as misses</w:t>
+      </w:r>
+      <w:r>
+        <w:t xml:space="preserve"> (N)</w:t>
+      </w:r>
+      <w:r>
+        <w:t xml:space="preserve">. </w:t>
       </w:r>
     </w:p>
     <w:p>
       <w:r>
-        <w:t>Next</w:t>
-      </w:r>
-      <w:r>
-        <w:t>, we conducted a detailed error analysis to characterize how the BERT model and the zero-shot LLM differ in their failure modes. Using character-level span alignment between model outputs and human annotations, each predicted span was categorized as an exact match</w:t>
-      </w:r>
-      <w:r>
-        <w:t xml:space="preserve"> (M)</w:t>
-      </w:r>
-      <w:r>
-        <w:t xml:space="preserve">, boundary </w:t>
-      </w:r>
-      <w:r>
-        <w:t xml:space="preserve">and label </w:t>
-      </w:r>
-      <w:r>
-        <w:t>error (</w:t>
-      </w:r>
-      <w:r>
-        <w:t>C</w:t>
-      </w:r>
-      <w:r>
-        <w:t>)</w:t>
-      </w:r>
-      <w:r>
-        <w:t xml:space="preserve">, </w:t>
-      </w:r>
-      <w:r>
-        <w:t xml:space="preserve">overlapping a </w:t>
+        <w:rPr>
+          <w:b/>
+          <w:bCs/>
+        </w:rPr>
+        <w:t>Figure 5a</w:t>
+      </w:r>
+      <w:r>
+        <w:t xml:space="preserve"> shows that BERT produces more exact matches and fewer boundary and hallucination errors than the LLM. For BERT, 46.1% of spans are exact matches (3845), compared with 35.4% (3379) for the LLM. The LLM</w:t>
+      </w:r>
+      <w:r>
+        <w:t>, in contrast,</w:t>
+      </w:r>
+      <w:r>
+        <w:t xml:space="preserve"> has more coverage errors (25.5% vs 20.3%; 2434 vs 1698 spans), where a predicted span overlaps the </w:t>
       </w:r>
       <w:r>
         <w:t>reference</w:t>
       </w:r>
       <w:r>
-        <w:t xml:space="preserve"> span but with mismatched start and/or end positions</w:t>
-      </w:r>
-      <w:r>
-        <w:t>, or</w:t>
-      </w:r>
-      <w:r>
-        <w:t xml:space="preserve"> with a different label), or hallucination (</w:t>
-      </w:r>
-      <w:r>
-        <w:t xml:space="preserve">S, </w:t>
-      </w:r>
-      <w:r>
-        <w:t xml:space="preserve">no overlap with any </w:t>
-      </w:r>
-      <w:r>
-        <w:t>reference</w:t>
-      </w:r>
-      <w:r>
-        <w:t xml:space="preserve"> entity). </w:t>
-      </w:r>
-      <w:r>
-        <w:t>Reference</w:t>
-      </w:r>
-      <w:r>
-        <w:t xml:space="preserve"> entities with no overlapping prediction were counted as misses</w:t>
-      </w:r>
-      <w:r>
-        <w:t xml:space="preserve"> (N)</w:t>
-      </w:r>
-      <w:r>
-        <w:t xml:space="preserve">. </w:t>
+        <w:t xml:space="preserve"> </w:t>
+      </w:r>
+      <w:r>
+        <w:t>span</w:t>
+      </w:r>
+      <w:r>
+        <w:t xml:space="preserve"> but has the wrong boundaries or label. It also produces more spurious spans (24.4% vs 15.8%; 2326 vs 1319), reflecting hallucinated </w:t>
+      </w:r>
+      <w:r>
+        <w:t xml:space="preserve">(or potentially human missed) </w:t>
+      </w:r>
+      <w:r>
+        <w:t xml:space="preserve">entities with no corresponding </w:t>
+      </w:r>
+      <w:r>
+        <w:t>human annotations</w:t>
+      </w:r>
+      <w:r>
+        <w:t>.</w:t>
+      </w:r>
+      <w:r>
+        <w:t xml:space="preserve"> </w:t>
+      </w:r>
+      <w:r>
+        <w:t xml:space="preserve">Missed spans (N) show the opposite pattern: BERT has a slightly higher proportion of misses than the LLM (17.8% vs 14.7%; 1487 vs 1405). This difference is modest and is consistent with the recall gap between the two models in </w:t>
+      </w:r>
+      <w:r>
+        <w:rPr>
+          <w:b/>
+          <w:bCs/>
+        </w:rPr>
+        <w:lastRenderedPageBreak/>
+        <w:t>Figure 4</w:t>
+      </w:r>
+      <w:r>
+        <w:t>, while the much larger excess of coverage and spurious errors for the LLM reflects its tendency to over-segment or hallucinate entities rather than leaving spans unannotated.</w:t>
       </w:r>
     </w:p>
     <w:p>
       <w:r>
+        <w:t>The top confusion pairs for both systems (</w:t>
+      </w:r>
+      <w:r>
         <w:rPr>
           <w:b/>
           <w:bCs/>
         </w:rPr>
-        <w:t>Figure 5a</w:t>
-      </w:r>
-      <w:r>
-        <w:t xml:space="preserve"> shows that BERT produces more exact matches and fewer boundary and hallucination errors than the LLM. For BERT, 46.1% of spans are exact matches (3845), compared with 35.4% (3379) for the LLM. The LLM</w:t>
-      </w:r>
-      <w:r>
-        <w:t>, in contrast,</w:t>
-      </w:r>
-      <w:r>
-        <w:t xml:space="preserve"> has more coverage errors (25.5% vs 20.3%; 2434 vs 1698 spans), where a predicted span overlaps the </w:t>
-      </w:r>
-      <w:r>
-        <w:t>reference</w:t>
+        <w:t>Figure 5b and 5c</w:t>
+      </w:r>
+      <w:r>
+        <w:t>) show that mistakes cluster in closely related label types rather than being spread out randomly. For BERT, the most common error is diagnostic</w:t>
+      </w:r>
+      <w:r>
+        <w:t>s</w:t>
+      </w:r>
+      <w:r>
+        <w:t xml:space="preserve"> predicted as medical history (</w:t>
+      </w:r>
+      <w:r>
+        <w:t>i.e., DX</w:t>
+      </w:r>
+      <w:r>
+        <w:t>→</w:t>
+      </w:r>
+      <w:r>
+        <w:t xml:space="preserve">MHX), followed by AE→MHX and AE→LAB, which often occurs when chronic conditions and new symptoms are described next to each other in the text. Smaller but still notable errors include </w:t>
+      </w:r>
+      <w:r>
+        <w:t>di</w:t>
+      </w:r>
+      <w:r>
+        <w:t>a</w:t>
+      </w:r>
+      <w:r>
+        <w:t xml:space="preserve">gnostics </w:t>
+      </w:r>
+      <w:r>
+        <w:t xml:space="preserve">predicted as drugs and vice versa (i.e., </w:t>
+      </w:r>
+      <w:r>
+        <w:t>DX↔DRUG</w:t>
+      </w:r>
+      <w:r>
+        <w:t>)</w:t>
       </w:r>
       <w:r>
         <w:t xml:space="preserve"> </w:t>
       </w:r>
       <w:r>
-        <w:t>span</w:t>
-      </w:r>
-      <w:r>
-        <w:t xml:space="preserve"> but has the wrong boundaries or label. It also produces more spurious spans (24.4% vs 15.8%; 2326 vs 1319), reflecting hallucinated </w:t>
-      </w:r>
-      <w:r>
-        <w:t xml:space="preserve">(or potentially human missed) </w:t>
-      </w:r>
-      <w:r>
-        <w:t xml:space="preserve">entities with </w:t>
-      </w:r>
-      <w:r>
-        <w:lastRenderedPageBreak/>
-        <w:t xml:space="preserve">no corresponding </w:t>
-      </w:r>
-      <w:r>
-        <w:t>human annotations</w:t>
-      </w:r>
-      <w:r>
-        <w:t>.</w:t>
+        <w:t>and LAB↔AE, usually when disease names or lab results are written in a symptom-like way.</w:t>
       </w:r>
       <w:r>
         <w:t xml:space="preserve"> </w:t>
       </w:r>
       <w:r>
-        <w:t xml:space="preserve">Missed spans (N) show the opposite pattern: BERT has a slightly higher proportion of misses than the LLM (17.8% vs 14.7%; 1487 vs 1405). This difference is modest and is consistent with the recall gap between the two models in </w:t>
+        <w:t>The LLM shows a similar but more diffuse pattern. Its largest errors are DX→DRUG, DX→MHX, and DX→AE, along with frequent LAB→AE and AE↔LAB/MHX confusions. Overall, both models have the most trouble where clinical categories are conceptually similar, but the LLM spreads its mistakes across more label pairs, while BERT’s errors are concentrated in a smaller set of related pairs.</w:t>
+      </w:r>
+    </w:p>
+    <w:p>
+      <w:r>
+        <w:t xml:space="preserve">We observed a low performance </w:t>
+      </w:r>
+      <w:r>
+        <w:t>in</w:t>
+      </w:r>
+      <w:r>
+        <w:t xml:space="preserve"> annotat</w:t>
+      </w:r>
+      <w:r>
+        <w:t>ing</w:t>
+      </w:r>
+      <w:r>
+        <w:t xml:space="preserve"> DX in both algorithms</w:t>
+      </w:r>
+      <w:r>
+        <w:t xml:space="preserve">, particularly </w:t>
+      </w:r>
+      <w:r>
+        <w:t xml:space="preserve">in the </w:t>
+      </w:r>
+      <w:r>
+        <w:t>LLM approach</w:t>
+      </w:r>
+      <w:r>
+        <w:t xml:space="preserve">. </w:t>
+      </w:r>
+      <w:r>
+        <w:t>We applied w</w:t>
+      </w:r>
+      <w:r>
+        <w:t xml:space="preserve">ord-cloud visualizations </w:t>
+      </w:r>
+      <w:r>
+        <w:t xml:space="preserve">on two LLM misclassification </w:t>
+      </w:r>
+      <w:r>
+        <w:t>categories (DX</w:t>
+      </w:r>
+      <w:r>
+        <w:t>→</w:t>
+      </w:r>
+      <w:r>
+        <w:t>DRUG and DX</w:t>
+      </w:r>
+      <w:r>
+        <w:t>→</w:t>
+      </w:r>
+      <w:r>
+        <w:t xml:space="preserve">MHX) to </w:t>
+      </w:r>
+      <w:r>
+        <w:t>further clarify these patterns at the term level. For DX spans that misclassified as DRUG (</w:t>
       </w:r>
       <w:r>
         <w:rPr>
           <w:b/>
           <w:bCs/>
         </w:rPr>
-        <w:t>Figure 4</w:t>
-      </w:r>
-      <w:r>
-        <w:t>, while the much larger excess of coverage and spurious errors for the LLM reflects its tendency to over-segment or hallucinate entities rather than leaving spans unannotated.</w:t>
-      </w:r>
-    </w:p>
-    <w:p>
-      <w:r>
-        <w:t>The top confusion pairs for both systems (</w:t>
-      </w:r>
-      <w:r>
-        <w:rPr>
-          <w:b/>
-          <w:bCs/>
-        </w:rPr>
-        <w:t>Figure 5b and 5c</w:t>
-      </w:r>
-      <w:r>
-        <w:t>) show that mistakes cluster in closely related label types rather than being spread out randomly. For BERT, the most common error is diagnostic</w:t>
-      </w:r>
-      <w:r>
-        <w:t>s</w:t>
-      </w:r>
-      <w:r>
-        <w:t xml:space="preserve"> predicted as medical history (</w:t>
-      </w:r>
-      <w:r>
-        <w:t>i.e., DX</w:t>
-      </w:r>
-      <w:r>
-        <w:t>→</w:t>
-      </w:r>
-      <w:r>
-        <w:t xml:space="preserve">MHX), followed by AE→MHX and AE→LAB, which often occurs when chronic conditions and new symptoms are described next to each other in the text. Smaller but still notable errors include </w:t>
-      </w:r>
-      <w:r>
-        <w:t>di</w:t>
-      </w:r>
-      <w:r>
-        <w:t>a</w:t>
-      </w:r>
-      <w:r>
-        <w:t xml:space="preserve">gnostics </w:t>
-      </w:r>
-      <w:r>
-        <w:t xml:space="preserve">predicted as drugs and vice versa (i.e., </w:t>
-      </w:r>
-      <w:r>
-        <w:t>DX↔DRUG</w:t>
-      </w:r>
-      <w:r>
-        <w:t>)</w:t>
-      </w:r>
-      <w:r>
-        <w:t xml:space="preserve"> </w:t>
-      </w:r>
-      <w:r>
-        <w:t>and LAB↔AE, usually when disease names or lab results are written in a symptom-like way.</w:t>
-      </w:r>
-      <w:r>
-        <w:t xml:space="preserve"> </w:t>
-      </w:r>
-      <w:r>
-        <w:t>The LLM shows a similar but more diffuse pattern. Its largest errors are DX→DRUG, DX→MHX, and DX→AE, along with frequent LAB→AE and AE↔LAB/MHX confusions. Overall, both models have the most trouble where clinical categories are conceptually similar, but the LLM spreads its mistakes across more label pairs, while BERT’s errors are concentrated in a smaller set of related pairs.</w:t>
-      </w:r>
-    </w:p>
-    <w:p>
-      <w:r>
-        <w:t xml:space="preserve">We observed a low performance </w:t>
-      </w:r>
-      <w:r>
-        <w:t>in</w:t>
-      </w:r>
-      <w:r>
-        <w:t xml:space="preserve"> annotat</w:t>
-      </w:r>
-      <w:r>
-        <w:t>ing</w:t>
-      </w:r>
-      <w:r>
-        <w:t xml:space="preserve"> DX in both algorithms</w:t>
-      </w:r>
-      <w:r>
-        <w:t xml:space="preserve">, particularly </w:t>
-      </w:r>
-      <w:r>
-        <w:t xml:space="preserve">in the </w:t>
-      </w:r>
-      <w:r>
-        <w:t>LLM approach</w:t>
-      </w:r>
-      <w:r>
-        <w:t xml:space="preserve">. </w:t>
-      </w:r>
-      <w:r>
-        <w:t>We applied w</w:t>
-      </w:r>
-      <w:r>
-        <w:t xml:space="preserve">ord-cloud visualizations </w:t>
-      </w:r>
-      <w:r>
-        <w:t xml:space="preserve">on two LLM misclassification </w:t>
-      </w:r>
-      <w:r>
-        <w:t>categories (DX</w:t>
-      </w:r>
-      <w:r>
-        <w:t>→</w:t>
-      </w:r>
-      <w:r>
-        <w:t>DRUG and DX</w:t>
-      </w:r>
-      <w:r>
-        <w:t>→</w:t>
-      </w:r>
-      <w:r>
-        <w:t xml:space="preserve">MHX) to </w:t>
-      </w:r>
-      <w:r>
-        <w:t>further clarify these patterns at the term level. For DX spans that misclassified as DRUG (</w:t>
-      </w:r>
-      <w:r>
-        <w:rPr>
-          <w:b/>
-          <w:bCs/>
-        </w:rPr>
         <w:t>Figure 5d</w:t>
       </w:r>
       <w:r>
@@ -6602,23 +6550,7 @@
         <w:t xml:space="preserve"> </w:t>
       </w:r>
       <w:r>
-        <w:t xml:space="preserve">error </w:t>
-      </w:r>
-      <w:commentRangeStart w:id="0"/>
-      <w:r>
-        <w:t xml:space="preserve">C </w:t>
-      </w:r>
-      <w:commentRangeEnd w:id="0"/>
-      <w:r>
-        <w:rPr>
-          <w:rStyle w:val="CommentReference"/>
-          <w:sz w:val="24"/>
-          <w:szCs w:val="24"/>
-        </w:rPr>
-        <w:commentReference w:id="0"/>
-      </w:r>
-      <w:r>
-        <w:t>(boundary and label error)</w:t>
+        <w:t>error C (boundary and label error)</w:t>
       </w:r>
       <w:r>
         <w:t xml:space="preserve">. In contrast, DX spans </w:t>
@@ -6748,7 +6680,7 @@
         </w:rPr>
         <w:lastRenderedPageBreak/>
         <w:drawing>
-          <wp:inline distT="0" distB="0" distL="0" distR="0" wp14:anchorId="4069F0A4" wp14:editId="680828C8">
+          <wp:inline distT="0" distB="0" distL="0" distR="0" wp14:anchorId="4069F0A4" wp14:editId="581CD7E4">
             <wp:extent cx="5943600" cy="5033010"/>
             <wp:effectExtent l="0" t="0" r="0" b="0"/>
             <wp:docPr id="1005109684" name="Picture 3"/>
@@ -6765,7 +6697,7 @@
                     </pic:cNvPicPr>
                   </pic:nvPicPr>
                   <pic:blipFill>
-                    <a:blip r:embed="rId19" cstate="print">
+                    <a:blip r:embed="rId14" cstate="print">
                       <a:extLst>
                         <a:ext uri="{28A0092B-C50C-407E-A947-70E740481C1C}">
                           <a14:useLocalDpi xmlns:a14="http://schemas.microsoft.com/office/drawing/2010/main" val="0"/>
@@ -6833,7 +6765,11 @@
     </w:p>
     <w:p>
       <w:r>
-        <w:t>To evaluate cross-domain generalization beyond drug-related ICSRs, we benchmarked the systems on the public VAERS vaccine adverse event corpus (N = 1,000 narratives). As reported in Table 4 and Figure 6, BioBERT fine-tuned via 10-fold cross-validation achieved a strict exact-match F1 of 0.6594 ± 0.0196 (0.7848 ± 0.0127 Adapted F1). In contrast, the zero-shot/1-shot LLaMA 4 baseline achieved a strict F1 of 0.2364 and adapted F1 of 0.4766. Category-level analysis (Figure 6a) confirmed strong supervised encoder advantages across treatments (TX: 0.74 vs 0.54), vaccines (VAX: 0.72 vs 0.63), diagnoses (DX: 0.52 vs 0.35), patient status (STATUS: 0.59 vs 0.04), symptoms (SYM: 0.43 vs 0.16), and laboratory findings (LAB: 0.44 vs 0.10). Error anatomy (Figure 6b–d) revealed that LLM errors on VAERS were driven by high spurious entity predictions (29.1% vs 5.2% for BERT) and prominent SYM ↔ DX and RO misclassifications.</w:t>
+        <w:t xml:space="preserve">To evaluate cross-domain generalization beyond drug-related ICSRs, we benchmarked the systems on the public VAERS vaccine adverse event corpus (N = 1,000 narratives). As reported in Table 4 and Figure 6, BioBERT fine-tuned via 10-fold cross-validation achieved a strict exact-match F1 of 0.6594 ± 0.0196 (0.7848 ± 0.0127 Adapted F1). In contrast, the zero-shot/1-shot LLaMA 4 baseline achieved a strict F1 of 0.2364 and adapted F1 of 0.4766. Category-level analysis (Figure 6a) confirmed strong supervised encoder </w:t>
+      </w:r>
+      <w:r>
+        <w:lastRenderedPageBreak/>
+        <w:t>advantages across treatments (TX: 0.74 vs 0.54), vaccines (VAX: 0.72 vs 0.63), diagnoses (DX: 0.52 vs 0.35), patient status (STATUS: 0.59 vs 0.04), symptoms (SYM: 0.43 vs 0.16), and laboratory findings (LAB: 0.44 vs 0.10). Error anatomy (Figure 6b–d) revealed that LLM errors on VAERS were driven by high spurious entity predictions (29.1% vs 5.2% for BERT) and prominent SYM ↔ DX and RO misclassifications.</w:t>
       </w:r>
     </w:p>
     <w:p>
@@ -6843,34 +6779,34 @@
     </w:p>
     <w:tbl>
       <w:tblPr>
-        <w:tblW w:type="auto" w:w="0"/>
+        <w:tblW w:w="0" w:type="auto"/>
         <w:jc w:val="center"/>
-        <w:tblLook w:firstColumn="1" w:firstRow="1" w:lastColumn="0" w:lastRow="0" w:noHBand="0" w:noVBand="1" w:val="04A0"/>
         <w:tblBorders>
           <w:top w:val="single" w:sz="8" w:space="0" w:color="333333"/>
           <w:bottom w:val="single" w:sz="8" w:space="0" w:color="333333"/>
           <w:insideH w:val="single" w:sz="4" w:space="0" w:color="E0E0E0"/>
-          <w:insideV w:val="none"/>
-          <w:left w:val="none"/>
-          <w:right w:val="none"/>
         </w:tblBorders>
+        <w:tblLook w:val="04A0" w:firstRow="1" w:lastRow="0" w:firstColumn="1" w:lastColumn="0" w:noHBand="0" w:noVBand="1"/>
       </w:tblPr>
       <w:tblGrid>
-        <w:gridCol w:w="1872"/>
-        <w:gridCol w:w="1872"/>
-        <w:gridCol w:w="1872"/>
-        <w:gridCol w:w="1872"/>
-        <w:gridCol w:w="1872"/>
+        <w:gridCol w:w="1531"/>
+        <w:gridCol w:w="2611"/>
+        <w:gridCol w:w="2114"/>
+        <w:gridCol w:w="1516"/>
+        <w:gridCol w:w="1588"/>
       </w:tblGrid>
       <w:tr>
-        <w:tc>
-          <w:tcPr>
-            <w:tcW w:type="dxa" w:w="1872"/>
-            <w:shd w:fill="F2F4F8"/>
+        <w:trPr>
+          <w:jc w:val="center"/>
+        </w:trPr>
+        <w:tc>
+          <w:tcPr>
+            <w:tcW w:w="1872" w:type="dxa"/>
+            <w:shd w:val="clear" w:color="auto" w:fill="F2F4F8"/>
             <w:tcMar>
               <w:top w:w="60" w:type="dxa"/>
+              <w:left w:w="90" w:type="dxa"/>
               <w:bottom w:w="60" w:type="dxa"/>
-              <w:left w:w="90" w:type="dxa"/>
               <w:right w:w="90" w:type="dxa"/>
             </w:tcMar>
             <w:vAlign w:val="center"/>
@@ -6880,7 +6816,6 @@
               <w:spacing w:before="30" w:after="30"/>
               <w:jc w:val="center"/>
             </w:pPr>
-            <w:r/>
             <w:r>
               <w:rPr>
                 <w:rFonts w:ascii="Arial" w:hAnsi="Arial"/>
@@ -6894,12 +6829,12 @@
         </w:tc>
         <w:tc>
           <w:tcPr>
-            <w:tcW w:type="dxa" w:w="3168"/>
-            <w:shd w:fill="F2F4F8"/>
+            <w:tcW w:w="3168" w:type="dxa"/>
+            <w:shd w:val="clear" w:color="auto" w:fill="F2F4F8"/>
             <w:tcMar>
               <w:top w:w="60" w:type="dxa"/>
+              <w:left w:w="90" w:type="dxa"/>
               <w:bottom w:w="60" w:type="dxa"/>
-              <w:left w:w="90" w:type="dxa"/>
               <w:right w:w="90" w:type="dxa"/>
             </w:tcMar>
             <w:vAlign w:val="center"/>
@@ -6909,7 +6844,6 @@
               <w:spacing w:before="30" w:after="30"/>
               <w:jc w:val="center"/>
             </w:pPr>
-            <w:r/>
             <w:r>
               <w:rPr>
                 <w:rFonts w:ascii="Arial" w:hAnsi="Arial"/>
@@ -6923,12 +6857,12 @@
         </w:tc>
         <w:tc>
           <w:tcPr>
-            <w:tcW w:type="dxa" w:w="2592"/>
-            <w:shd w:fill="F2F4F8"/>
+            <w:tcW w:w="2592" w:type="dxa"/>
+            <w:shd w:val="clear" w:color="auto" w:fill="F2F4F8"/>
             <w:tcMar>
               <w:top w:w="60" w:type="dxa"/>
+              <w:left w:w="90" w:type="dxa"/>
               <w:bottom w:w="60" w:type="dxa"/>
-              <w:left w:w="90" w:type="dxa"/>
               <w:right w:w="90" w:type="dxa"/>
             </w:tcMar>
             <w:vAlign w:val="center"/>
@@ -6938,7 +6872,6 @@
               <w:spacing w:before="30" w:after="30"/>
               <w:jc w:val="center"/>
             </w:pPr>
-            <w:r/>
             <w:r>
               <w:rPr>
                 <w:rFonts w:ascii="Arial" w:hAnsi="Arial"/>
@@ -6952,12 +6885,12 @@
         </w:tc>
         <w:tc>
           <w:tcPr>
-            <w:tcW w:type="dxa" w:w="1872"/>
-            <w:shd w:fill="F2F4F8"/>
+            <w:tcW w:w="1872" w:type="dxa"/>
+            <w:shd w:val="clear" w:color="auto" w:fill="F2F4F8"/>
             <w:tcMar>
               <w:top w:w="60" w:type="dxa"/>
+              <w:left w:w="90" w:type="dxa"/>
               <w:bottom w:w="60" w:type="dxa"/>
-              <w:left w:w="90" w:type="dxa"/>
               <w:right w:w="90" w:type="dxa"/>
             </w:tcMar>
             <w:vAlign w:val="center"/>
@@ -6967,7 +6900,6 @@
               <w:spacing w:before="30" w:after="30"/>
               <w:jc w:val="center"/>
             </w:pPr>
-            <w:r/>
             <w:r>
               <w:rPr>
                 <w:rFonts w:ascii="Arial" w:hAnsi="Arial"/>
@@ -6981,12 +6913,12 @@
         </w:tc>
         <w:tc>
           <w:tcPr>
-            <w:tcW w:type="dxa" w:w="1872"/>
-            <w:shd w:fill="F2F4F8"/>
+            <w:tcW w:w="1872" w:type="dxa"/>
+            <w:shd w:val="clear" w:color="auto" w:fill="F2F4F8"/>
             <w:tcMar>
               <w:top w:w="60" w:type="dxa"/>
+              <w:left w:w="90" w:type="dxa"/>
               <w:bottom w:w="60" w:type="dxa"/>
-              <w:left w:w="90" w:type="dxa"/>
               <w:right w:w="90" w:type="dxa"/>
             </w:tcMar>
             <w:vAlign w:val="center"/>
@@ -6996,7 +6928,6 @@
               <w:spacing w:before="30" w:after="30"/>
               <w:jc w:val="center"/>
             </w:pPr>
-            <w:r/>
             <w:r>
               <w:rPr>
                 <w:rFonts w:ascii="Arial" w:hAnsi="Arial"/>
@@ -7010,14 +6941,17 @@
         </w:tc>
       </w:tr>
       <w:tr>
-        <w:tc>
-          <w:tcPr>
-            <w:tcW w:type="dxa" w:w="1872"/>
-            <w:shd w:fill="FFFFFF"/>
+        <w:trPr>
+          <w:jc w:val="center"/>
+        </w:trPr>
+        <w:tc>
+          <w:tcPr>
+            <w:tcW w:w="1872" w:type="dxa"/>
+            <w:shd w:val="clear" w:color="auto" w:fill="FFFFFF"/>
             <w:tcMar>
               <w:top w:w="60" w:type="dxa"/>
+              <w:left w:w="90" w:type="dxa"/>
               <w:bottom w:w="60" w:type="dxa"/>
-              <w:left w:w="90" w:type="dxa"/>
               <w:right w:w="90" w:type="dxa"/>
             </w:tcMar>
             <w:vAlign w:val="center"/>
@@ -7025,9 +6959,7 @@
           <w:p>
             <w:pPr>
               <w:spacing w:before="30" w:after="30"/>
-              <w:jc w:val="left"/>
-            </w:pPr>
-            <w:r/>
+            </w:pPr>
             <w:r>
               <w:rPr>
                 <w:rFonts w:ascii="Arial" w:hAnsi="Arial"/>
@@ -7041,12 +6973,12 @@
         </w:tc>
         <w:tc>
           <w:tcPr>
-            <w:tcW w:type="dxa" w:w="3168"/>
-            <w:shd w:fill="FFFFFF"/>
+            <w:tcW w:w="3168" w:type="dxa"/>
+            <w:shd w:val="clear" w:color="auto" w:fill="FFFFFF"/>
             <w:tcMar>
               <w:top w:w="60" w:type="dxa"/>
+              <w:left w:w="90" w:type="dxa"/>
               <w:bottom w:w="60" w:type="dxa"/>
-              <w:left w:w="90" w:type="dxa"/>
               <w:right w:w="90" w:type="dxa"/>
             </w:tcMar>
             <w:vAlign w:val="center"/>
@@ -7056,7 +6988,6 @@
               <w:spacing w:before="30" w:after="30"/>
               <w:jc w:val="center"/>
             </w:pPr>
-            <w:r/>
             <w:r>
               <w:rPr>
                 <w:rFonts w:ascii="Arial" w:hAnsi="Arial"/>
@@ -7070,12 +7001,12 @@
         </w:tc>
         <w:tc>
           <w:tcPr>
-            <w:tcW w:type="dxa" w:w="2592"/>
-            <w:shd w:fill="FFFFFF"/>
+            <w:tcW w:w="2592" w:type="dxa"/>
+            <w:shd w:val="clear" w:color="auto" w:fill="FFFFFF"/>
             <w:tcMar>
               <w:top w:w="60" w:type="dxa"/>
+              <w:left w:w="90" w:type="dxa"/>
               <w:bottom w:w="60" w:type="dxa"/>
-              <w:left w:w="90" w:type="dxa"/>
               <w:right w:w="90" w:type="dxa"/>
             </w:tcMar>
             <w:vAlign w:val="center"/>
@@ -7085,11 +7016,9 @@
               <w:spacing w:before="30" w:after="30"/>
               <w:jc w:val="center"/>
             </w:pPr>
-            <w:r/>
             <w:r>
               <w:rPr>
                 <w:rFonts w:ascii="Arial" w:hAnsi="Arial"/>
-                <w:b w:val="0"/>
                 <w:color w:val="222222"/>
                 <w:sz w:val="16"/>
               </w:rPr>
@@ -7099,12 +7028,12 @@
         </w:tc>
         <w:tc>
           <w:tcPr>
-            <w:tcW w:type="dxa" w:w="1872"/>
-            <w:shd w:fill="FFFFFF"/>
+            <w:tcW w:w="1872" w:type="dxa"/>
+            <w:shd w:val="clear" w:color="auto" w:fill="FFFFFF"/>
             <w:tcMar>
               <w:top w:w="60" w:type="dxa"/>
+              <w:left w:w="90" w:type="dxa"/>
               <w:bottom w:w="60" w:type="dxa"/>
-              <w:left w:w="90" w:type="dxa"/>
               <w:right w:w="90" w:type="dxa"/>
             </w:tcMar>
             <w:vAlign w:val="center"/>
@@ -7114,11 +7043,9 @@
               <w:spacing w:before="30" w:after="30"/>
               <w:jc w:val="center"/>
             </w:pPr>
-            <w:r/>
             <w:r>
               <w:rPr>
                 <w:rFonts w:ascii="Arial" w:hAnsi="Arial"/>
-                <w:b w:val="0"/>
                 <w:color w:val="222222"/>
                 <w:sz w:val="16"/>
               </w:rPr>
@@ -7128,12 +7055,12 @@
         </w:tc>
         <w:tc>
           <w:tcPr>
-            <w:tcW w:type="dxa" w:w="1872"/>
-            <w:shd w:fill="FFFFFF"/>
+            <w:tcW w:w="1872" w:type="dxa"/>
+            <w:shd w:val="clear" w:color="auto" w:fill="FFFFFF"/>
             <w:tcMar>
               <w:top w:w="60" w:type="dxa"/>
+              <w:left w:w="90" w:type="dxa"/>
               <w:bottom w:w="60" w:type="dxa"/>
-              <w:left w:w="90" w:type="dxa"/>
               <w:right w:w="90" w:type="dxa"/>
             </w:tcMar>
             <w:vAlign w:val="center"/>
@@ -7143,11 +7070,9 @@
               <w:spacing w:before="30" w:after="30"/>
               <w:jc w:val="center"/>
             </w:pPr>
-            <w:r/>
             <w:r>
               <w:rPr>
                 <w:rFonts w:ascii="Arial" w:hAnsi="Arial"/>
-                <w:b w:val="0"/>
                 <w:color w:val="222222"/>
                 <w:sz w:val="16"/>
               </w:rPr>
@@ -7157,14 +7082,17 @@
         </w:tc>
       </w:tr>
       <w:tr>
-        <w:tc>
-          <w:tcPr>
-            <w:tcW w:type="dxa" w:w="1872"/>
-            <w:shd w:fill="FBFBFB"/>
+        <w:trPr>
+          <w:jc w:val="center"/>
+        </w:trPr>
+        <w:tc>
+          <w:tcPr>
+            <w:tcW w:w="1872" w:type="dxa"/>
+            <w:shd w:val="clear" w:color="auto" w:fill="FBFBFB"/>
             <w:tcMar>
               <w:top w:w="60" w:type="dxa"/>
+              <w:left w:w="90" w:type="dxa"/>
               <w:bottom w:w="60" w:type="dxa"/>
-              <w:left w:w="90" w:type="dxa"/>
               <w:right w:w="90" w:type="dxa"/>
             </w:tcMar>
             <w:vAlign w:val="center"/>
@@ -7172,9 +7100,7 @@
           <w:p>
             <w:pPr>
               <w:spacing w:before="30" w:after="30"/>
-              <w:jc w:val="left"/>
-            </w:pPr>
-            <w:r/>
+            </w:pPr>
             <w:r>
               <w:rPr>
                 <w:rFonts w:ascii="Arial" w:hAnsi="Arial"/>
@@ -7188,12 +7114,12 @@
         </w:tc>
         <w:tc>
           <w:tcPr>
-            <w:tcW w:type="dxa" w:w="3168"/>
-            <w:shd w:fill="FBFBFB"/>
+            <w:tcW w:w="3168" w:type="dxa"/>
+            <w:shd w:val="clear" w:color="auto" w:fill="FBFBFB"/>
             <w:tcMar>
               <w:top w:w="60" w:type="dxa"/>
+              <w:left w:w="90" w:type="dxa"/>
               <w:bottom w:w="60" w:type="dxa"/>
-              <w:left w:w="90" w:type="dxa"/>
               <w:right w:w="90" w:type="dxa"/>
             </w:tcMar>
             <w:vAlign w:val="center"/>
@@ -7203,11 +7129,9 @@
               <w:spacing w:before="30" w:after="30"/>
               <w:jc w:val="center"/>
             </w:pPr>
-            <w:r/>
             <w:r>
               <w:rPr>
                 <w:rFonts w:ascii="Arial" w:hAnsi="Arial"/>
-                <w:b w:val="0"/>
                 <w:color w:val="222222"/>
                 <w:sz w:val="16"/>
               </w:rPr>
@@ -7217,12 +7141,12 @@
         </w:tc>
         <w:tc>
           <w:tcPr>
-            <w:tcW w:type="dxa" w:w="2592"/>
-            <w:shd w:fill="FBFBFB"/>
+            <w:tcW w:w="2592" w:type="dxa"/>
+            <w:shd w:val="clear" w:color="auto" w:fill="FBFBFB"/>
             <w:tcMar>
               <w:top w:w="60" w:type="dxa"/>
+              <w:left w:w="90" w:type="dxa"/>
               <w:bottom w:w="60" w:type="dxa"/>
-              <w:left w:w="90" w:type="dxa"/>
               <w:right w:w="90" w:type="dxa"/>
             </w:tcMar>
             <w:vAlign w:val="center"/>
@@ -7232,11 +7156,9 @@
               <w:spacing w:before="30" w:after="30"/>
               <w:jc w:val="center"/>
             </w:pPr>
-            <w:r/>
             <w:r>
               <w:rPr>
                 <w:rFonts w:ascii="Arial" w:hAnsi="Arial"/>
-                <w:b w:val="0"/>
                 <w:color w:val="222222"/>
                 <w:sz w:val="16"/>
               </w:rPr>
@@ -7246,12 +7168,12 @@
         </w:tc>
         <w:tc>
           <w:tcPr>
-            <w:tcW w:type="dxa" w:w="1872"/>
-            <w:shd w:fill="FBFBFB"/>
+            <w:tcW w:w="1872" w:type="dxa"/>
+            <w:shd w:val="clear" w:color="auto" w:fill="FBFBFB"/>
             <w:tcMar>
               <w:top w:w="60" w:type="dxa"/>
+              <w:left w:w="90" w:type="dxa"/>
               <w:bottom w:w="60" w:type="dxa"/>
-              <w:left w:w="90" w:type="dxa"/>
               <w:right w:w="90" w:type="dxa"/>
             </w:tcMar>
             <w:vAlign w:val="center"/>
@@ -7261,11 +7183,9 @@
               <w:spacing w:before="30" w:after="30"/>
               <w:jc w:val="center"/>
             </w:pPr>
-            <w:r/>
             <w:r>
               <w:rPr>
                 <w:rFonts w:ascii="Arial" w:hAnsi="Arial"/>
-                <w:b w:val="0"/>
                 <w:color w:val="222222"/>
                 <w:sz w:val="16"/>
               </w:rPr>
@@ -7275,12 +7195,12 @@
         </w:tc>
         <w:tc>
           <w:tcPr>
-            <w:tcW w:type="dxa" w:w="1872"/>
-            <w:shd w:fill="FBFBFB"/>
+            <w:tcW w:w="1872" w:type="dxa"/>
+            <w:shd w:val="clear" w:color="auto" w:fill="FBFBFB"/>
             <w:tcMar>
               <w:top w:w="60" w:type="dxa"/>
+              <w:left w:w="90" w:type="dxa"/>
               <w:bottom w:w="60" w:type="dxa"/>
-              <w:left w:w="90" w:type="dxa"/>
               <w:right w:w="90" w:type="dxa"/>
             </w:tcMar>
             <w:vAlign w:val="center"/>
@@ -7290,11 +7210,9 @@
               <w:spacing w:before="30" w:after="30"/>
               <w:jc w:val="center"/>
             </w:pPr>
-            <w:r/>
             <w:r>
               <w:rPr>
                 <w:rFonts w:ascii="Arial" w:hAnsi="Arial"/>
-                <w:b w:val="0"/>
                 <w:color w:val="222222"/>
                 <w:sz w:val="16"/>
               </w:rPr>
@@ -7305,12 +7223,19 @@
       </w:tr>
     </w:tbl>
     <w:p>
+      <w:pPr>
+        <w:rPr>
+          <w:ins w:id="0" w:author="leihong wu" w:date="2026-08-31T14:36:00Z" w16du:dateUtc="2026-08-31T19:36:00Z"/>
+        </w:rPr>
+      </w:pPr>
+    </w:p>
+    <w:p>
       <w:r>
         <w:rPr>
           <w:noProof/>
         </w:rPr>
         <w:drawing>
-          <wp:inline distT="0" distB="0" distL="0" distR="0" wp14:anchorId="7F29C378" wp14:editId="49FC1D98">
+          <wp:inline distT="0" distB="0" distL="0" distR="0" wp14:anchorId="7F29C378" wp14:editId="4745B425">
             <wp:extent cx="5932170" cy="4251960"/>
             <wp:effectExtent l="0" t="0" r="0" b="0"/>
             <wp:docPr id="33667654" name="Picture 4"/>
@@ -7327,7 +7252,7 @@
                     </pic:cNvPicPr>
                   </pic:nvPicPr>
                   <pic:blipFill>
-                    <a:blip r:embed="rId20" cstate="print">
+                    <a:blip r:embed="rId15" cstate="print">
                       <a:extLst>
                         <a:ext uri="{28A0092B-C50C-407E-A947-70E740481C1C}">
                           <a14:useLocalDpi xmlns:a14="http://schemas.microsoft.com/office/drawing/2010/main" val="0"/>
@@ -7367,7 +7292,11 @@
         </w:rPr>
       </w:pPr>
       <w:r>
-        <w:t>Figure 6. Cross-Domain Annotation Benchmark and Error Anatomy on the VAERS Vaccine Dataset. (a) Per-category performance across all 8 VAERS entity classes and overall micro-average for BERT (Blue) vs. LLM (Pink-Coral), showing F1 bars and precision/recall trajectories. (b) M/C/S/N error distribution for BERT vs. LLM on VAERS test narratives. (c) BERT top label misclassifications (X-axis: 0–660). (d) LLM top label misclassifications (X-axis: 0–660, aligned with panel c).</w:t>
+        <w:t xml:space="preserve">Figure 6. Cross-Domain Annotation Benchmark and Error Anatomy on the VAERS Vaccine Dataset. (a) Per-category performance across all 8 VAERS entity classes and overall micro-average for BERT (Blue) vs. LLM (Pink-Coral), showing F1 bars and precision/recall trajectories. (b) M/C/S/N error distribution for BERT vs. LLM on VAERS test narratives. (c) </w:t>
+      </w:r>
+      <w:r>
+        <w:lastRenderedPageBreak/>
+        <w:t>BERT top label misclassifications (X-axis: 0–660). (d) LLM top label misclassifications (X-axis: 0–660, aligned with panel c).</w:t>
       </w:r>
     </w:p>
     <w:p/>
@@ -7405,33 +7334,33 @@
     </w:p>
     <w:tbl>
       <w:tblPr>
-        <w:tblW w:type="auto" w:w="0"/>
+        <w:tblW w:w="0" w:type="auto"/>
         <w:jc w:val="center"/>
-        <w:tblLook w:firstColumn="1" w:firstRow="1" w:lastColumn="0" w:lastRow="0" w:noHBand="0" w:noVBand="1" w:val="04A0"/>
         <w:tblBorders>
           <w:top w:val="single" w:sz="8" w:space="0" w:color="333333"/>
           <w:bottom w:val="single" w:sz="8" w:space="0" w:color="333333"/>
           <w:insideH w:val="single" w:sz="4" w:space="0" w:color="E0E0E0"/>
-          <w:insideV w:val="none"/>
-          <w:left w:val="none"/>
-          <w:right w:val="none"/>
         </w:tblBorders>
+        <w:tblLook w:val="04A0" w:firstRow="1" w:lastRow="0" w:firstColumn="1" w:lastColumn="0" w:noHBand="0" w:noVBand="1"/>
       </w:tblPr>
       <w:tblGrid>
-        <w:gridCol w:w="2340"/>
-        <w:gridCol w:w="2340"/>
-        <w:gridCol w:w="2340"/>
-        <w:gridCol w:w="2340"/>
+        <w:gridCol w:w="3167"/>
+        <w:gridCol w:w="1987"/>
+        <w:gridCol w:w="2087"/>
+        <w:gridCol w:w="2119"/>
       </w:tblGrid>
       <w:tr>
-        <w:tc>
-          <w:tcPr>
-            <w:tcW w:type="dxa" w:w="3456"/>
-            <w:shd w:fill="F2F4F8"/>
+        <w:trPr>
+          <w:jc w:val="center"/>
+        </w:trPr>
+        <w:tc>
+          <w:tcPr>
+            <w:tcW w:w="3456" w:type="dxa"/>
+            <w:shd w:val="clear" w:color="auto" w:fill="F2F4F8"/>
             <w:tcMar>
               <w:top w:w="60" w:type="dxa"/>
+              <w:left w:w="90" w:type="dxa"/>
               <w:bottom w:w="60" w:type="dxa"/>
-              <w:left w:w="90" w:type="dxa"/>
               <w:right w:w="90" w:type="dxa"/>
             </w:tcMar>
             <w:vAlign w:val="center"/>
@@ -7441,7 +7370,6 @@
               <w:spacing w:before="30" w:after="30"/>
               <w:jc w:val="center"/>
             </w:pPr>
-            <w:r/>
             <w:r>
               <w:rPr>
                 <w:rFonts w:ascii="Arial" w:hAnsi="Arial"/>
@@ -7455,12 +7383,12 @@
         </w:tc>
         <w:tc>
           <w:tcPr>
-            <w:tcW w:type="dxa" w:w="2160"/>
-            <w:shd w:fill="F2F4F8"/>
+            <w:tcW w:w="2160" w:type="dxa"/>
+            <w:shd w:val="clear" w:color="auto" w:fill="F2F4F8"/>
             <w:tcMar>
               <w:top w:w="60" w:type="dxa"/>
+              <w:left w:w="90" w:type="dxa"/>
               <w:bottom w:w="60" w:type="dxa"/>
-              <w:left w:w="90" w:type="dxa"/>
               <w:right w:w="90" w:type="dxa"/>
             </w:tcMar>
             <w:vAlign w:val="center"/>
@@ -7470,7 +7398,6 @@
               <w:spacing w:before="30" w:after="30"/>
               <w:jc w:val="center"/>
             </w:pPr>
-            <w:r/>
             <w:r>
               <w:rPr>
                 <w:rFonts w:ascii="Arial" w:hAnsi="Arial"/>
@@ -7484,12 +7411,12 @@
         </w:tc>
         <w:tc>
           <w:tcPr>
-            <w:tcW w:type="dxa" w:w="2304"/>
-            <w:shd w:fill="F2F4F8"/>
+            <w:tcW w:w="2304" w:type="dxa"/>
+            <w:shd w:val="clear" w:color="auto" w:fill="F2F4F8"/>
             <w:tcMar>
               <w:top w:w="60" w:type="dxa"/>
+              <w:left w:w="90" w:type="dxa"/>
               <w:bottom w:w="60" w:type="dxa"/>
-              <w:left w:w="90" w:type="dxa"/>
               <w:right w:w="90" w:type="dxa"/>
             </w:tcMar>
             <w:vAlign w:val="center"/>
@@ -7499,7 +7426,6 @@
               <w:spacing w:before="30" w:after="30"/>
               <w:jc w:val="center"/>
             </w:pPr>
-            <w:r/>
             <w:r>
               <w:rPr>
                 <w:rFonts w:ascii="Arial" w:hAnsi="Arial"/>
@@ -7513,12 +7439,12 @@
         </w:tc>
         <w:tc>
           <w:tcPr>
-            <w:tcW w:type="dxa" w:w="2304"/>
-            <w:shd w:fill="F2F4F8"/>
+            <w:tcW w:w="2304" w:type="dxa"/>
+            <w:shd w:val="clear" w:color="auto" w:fill="F2F4F8"/>
             <w:tcMar>
               <w:top w:w="60" w:type="dxa"/>
+              <w:left w:w="90" w:type="dxa"/>
               <w:bottom w:w="60" w:type="dxa"/>
-              <w:left w:w="90" w:type="dxa"/>
               <w:right w:w="90" w:type="dxa"/>
             </w:tcMar>
             <w:vAlign w:val="center"/>
@@ -7528,7 +7454,6 @@
               <w:spacing w:before="30" w:after="30"/>
               <w:jc w:val="center"/>
             </w:pPr>
-            <w:r/>
             <w:r>
               <w:rPr>
                 <w:rFonts w:ascii="Arial" w:hAnsi="Arial"/>
@@ -7542,14 +7467,17 @@
         </w:tc>
       </w:tr>
       <w:tr>
-        <w:tc>
-          <w:tcPr>
-            <w:tcW w:type="dxa" w:w="3456"/>
-            <w:shd w:fill="FFFFFF"/>
+        <w:trPr>
+          <w:jc w:val="center"/>
+        </w:trPr>
+        <w:tc>
+          <w:tcPr>
+            <w:tcW w:w="3456" w:type="dxa"/>
+            <w:shd w:val="clear" w:color="auto" w:fill="FFFFFF"/>
             <w:tcMar>
               <w:top w:w="60" w:type="dxa"/>
+              <w:left w:w="90" w:type="dxa"/>
               <w:bottom w:w="60" w:type="dxa"/>
-              <w:left w:w="90" w:type="dxa"/>
               <w:right w:w="90" w:type="dxa"/>
             </w:tcMar>
             <w:vAlign w:val="center"/>
@@ -7557,9 +7485,7 @@
           <w:p>
             <w:pPr>
               <w:spacing w:before="30" w:after="30"/>
-              <w:jc w:val="left"/>
-            </w:pPr>
-            <w:r/>
+            </w:pPr>
             <w:r>
               <w:rPr>
                 <w:rFonts w:ascii="Arial" w:hAnsi="Arial"/>
@@ -7573,12 +7499,12 @@
         </w:tc>
         <w:tc>
           <w:tcPr>
-            <w:tcW w:type="dxa" w:w="2160"/>
-            <w:shd w:fill="FFFFFF"/>
+            <w:tcW w:w="2160" w:type="dxa"/>
+            <w:shd w:val="clear" w:color="auto" w:fill="FFFFFF"/>
             <w:tcMar>
               <w:top w:w="60" w:type="dxa"/>
+              <w:left w:w="90" w:type="dxa"/>
               <w:bottom w:w="60" w:type="dxa"/>
-              <w:left w:w="90" w:type="dxa"/>
               <w:right w:w="90" w:type="dxa"/>
             </w:tcMar>
             <w:vAlign w:val="center"/>
@@ -7588,11 +7514,9 @@
               <w:spacing w:before="30" w:after="30"/>
               <w:jc w:val="center"/>
             </w:pPr>
-            <w:r/>
             <w:r>
               <w:rPr>
                 <w:rFonts w:ascii="Arial" w:hAnsi="Arial"/>
-                <w:b w:val="0"/>
                 <w:color w:val="222222"/>
                 <w:sz w:val="16"/>
               </w:rPr>
@@ -7602,12 +7526,12 @@
         </w:tc>
         <w:tc>
           <w:tcPr>
-            <w:tcW w:type="dxa" w:w="2304"/>
-            <w:shd w:fill="FFFFFF"/>
+            <w:tcW w:w="2304" w:type="dxa"/>
+            <w:shd w:val="clear" w:color="auto" w:fill="FFFFFF"/>
             <w:tcMar>
               <w:top w:w="60" w:type="dxa"/>
+              <w:left w:w="90" w:type="dxa"/>
               <w:bottom w:w="60" w:type="dxa"/>
-              <w:left w:w="90" w:type="dxa"/>
               <w:right w:w="90" w:type="dxa"/>
             </w:tcMar>
             <w:vAlign w:val="center"/>
@@ -7617,11 +7541,9 @@
               <w:spacing w:before="30" w:after="30"/>
               <w:jc w:val="center"/>
             </w:pPr>
-            <w:r/>
             <w:r>
               <w:rPr>
                 <w:rFonts w:ascii="Arial" w:hAnsi="Arial"/>
-                <w:b w:val="0"/>
                 <w:color w:val="222222"/>
                 <w:sz w:val="16"/>
               </w:rPr>
@@ -7631,12 +7553,12 @@
         </w:tc>
         <w:tc>
           <w:tcPr>
-            <w:tcW w:type="dxa" w:w="2304"/>
-            <w:shd w:fill="FFFFFF"/>
+            <w:tcW w:w="2304" w:type="dxa"/>
+            <w:shd w:val="clear" w:color="auto" w:fill="FFFFFF"/>
             <w:tcMar>
               <w:top w:w="60" w:type="dxa"/>
+              <w:left w:w="90" w:type="dxa"/>
               <w:bottom w:w="60" w:type="dxa"/>
-              <w:left w:w="90" w:type="dxa"/>
               <w:right w:w="90" w:type="dxa"/>
             </w:tcMar>
             <w:vAlign w:val="center"/>
@@ -7646,11 +7568,9 @@
               <w:spacing w:before="30" w:after="30"/>
               <w:jc w:val="center"/>
             </w:pPr>
-            <w:r/>
             <w:r>
               <w:rPr>
                 <w:rFonts w:ascii="Arial" w:hAnsi="Arial"/>
-                <w:b w:val="0"/>
                 <w:color w:val="222222"/>
                 <w:sz w:val="16"/>
               </w:rPr>
@@ -7660,14 +7580,17 @@
         </w:tc>
       </w:tr>
       <w:tr>
-        <w:tc>
-          <w:tcPr>
-            <w:tcW w:type="dxa" w:w="3456"/>
-            <w:shd w:fill="FBFBFB"/>
+        <w:trPr>
+          <w:jc w:val="center"/>
+        </w:trPr>
+        <w:tc>
+          <w:tcPr>
+            <w:tcW w:w="3456" w:type="dxa"/>
+            <w:shd w:val="clear" w:color="auto" w:fill="FBFBFB"/>
             <w:tcMar>
               <w:top w:w="60" w:type="dxa"/>
+              <w:left w:w="90" w:type="dxa"/>
               <w:bottom w:w="60" w:type="dxa"/>
-              <w:left w:w="90" w:type="dxa"/>
               <w:right w:w="90" w:type="dxa"/>
             </w:tcMar>
             <w:vAlign w:val="center"/>
@@ -7675,9 +7598,7 @@
           <w:p>
             <w:pPr>
               <w:spacing w:before="30" w:after="30"/>
-              <w:jc w:val="left"/>
-            </w:pPr>
-            <w:r/>
+            </w:pPr>
             <w:r>
               <w:rPr>
                 <w:rFonts w:ascii="Arial" w:hAnsi="Arial"/>
@@ -7691,12 +7612,12 @@
         </w:tc>
         <w:tc>
           <w:tcPr>
-            <w:tcW w:type="dxa" w:w="2160"/>
-            <w:shd w:fill="FBFBFB"/>
+            <w:tcW w:w="2160" w:type="dxa"/>
+            <w:shd w:val="clear" w:color="auto" w:fill="FBFBFB"/>
             <w:tcMar>
               <w:top w:w="60" w:type="dxa"/>
+              <w:left w:w="90" w:type="dxa"/>
               <w:bottom w:w="60" w:type="dxa"/>
-              <w:left w:w="90" w:type="dxa"/>
               <w:right w:w="90" w:type="dxa"/>
             </w:tcMar>
             <w:vAlign w:val="center"/>
@@ -7706,11 +7627,9 @@
               <w:spacing w:before="30" w:after="30"/>
               <w:jc w:val="center"/>
             </w:pPr>
-            <w:r/>
             <w:r>
               <w:rPr>
                 <w:rFonts w:ascii="Arial" w:hAnsi="Arial"/>
-                <w:b w:val="0"/>
                 <w:color w:val="222222"/>
                 <w:sz w:val="16"/>
               </w:rPr>
@@ -7720,12 +7639,12 @@
         </w:tc>
         <w:tc>
           <w:tcPr>
-            <w:tcW w:type="dxa" w:w="2304"/>
-            <w:shd w:fill="FBFBFB"/>
+            <w:tcW w:w="2304" w:type="dxa"/>
+            <w:shd w:val="clear" w:color="auto" w:fill="FBFBFB"/>
             <w:tcMar>
               <w:top w:w="60" w:type="dxa"/>
+              <w:left w:w="90" w:type="dxa"/>
               <w:bottom w:w="60" w:type="dxa"/>
-              <w:left w:w="90" w:type="dxa"/>
               <w:right w:w="90" w:type="dxa"/>
             </w:tcMar>
             <w:vAlign w:val="center"/>
@@ -7735,11 +7654,9 @@
               <w:spacing w:before="30" w:after="30"/>
               <w:jc w:val="center"/>
             </w:pPr>
-            <w:r/>
             <w:r>
               <w:rPr>
                 <w:rFonts w:ascii="Arial" w:hAnsi="Arial"/>
-                <w:b w:val="0"/>
                 <w:color w:val="222222"/>
                 <w:sz w:val="16"/>
               </w:rPr>
@@ -7749,12 +7666,12 @@
         </w:tc>
         <w:tc>
           <w:tcPr>
-            <w:tcW w:type="dxa" w:w="2304"/>
-            <w:shd w:fill="FBFBFB"/>
+            <w:tcW w:w="2304" w:type="dxa"/>
+            <w:shd w:val="clear" w:color="auto" w:fill="FBFBFB"/>
             <w:tcMar>
               <w:top w:w="60" w:type="dxa"/>
+              <w:left w:w="90" w:type="dxa"/>
               <w:bottom w:w="60" w:type="dxa"/>
-              <w:left w:w="90" w:type="dxa"/>
               <w:right w:w="90" w:type="dxa"/>
             </w:tcMar>
             <w:vAlign w:val="center"/>
@@ -7764,11 +7681,9 @@
               <w:spacing w:before="30" w:after="30"/>
               <w:jc w:val="center"/>
             </w:pPr>
-            <w:r/>
             <w:r>
               <w:rPr>
                 <w:rFonts w:ascii="Arial" w:hAnsi="Arial"/>
-                <w:b w:val="0"/>
                 <w:color w:val="222222"/>
                 <w:sz w:val="16"/>
               </w:rPr>
@@ -7778,14 +7693,17 @@
         </w:tc>
       </w:tr>
       <w:tr>
-        <w:tc>
-          <w:tcPr>
-            <w:tcW w:type="dxa" w:w="3456"/>
-            <w:shd w:fill="FFFFFF"/>
+        <w:trPr>
+          <w:jc w:val="center"/>
+        </w:trPr>
+        <w:tc>
+          <w:tcPr>
+            <w:tcW w:w="3456" w:type="dxa"/>
+            <w:shd w:val="clear" w:color="auto" w:fill="FFFFFF"/>
             <w:tcMar>
               <w:top w:w="60" w:type="dxa"/>
+              <w:left w:w="90" w:type="dxa"/>
               <w:bottom w:w="60" w:type="dxa"/>
-              <w:left w:w="90" w:type="dxa"/>
               <w:right w:w="90" w:type="dxa"/>
             </w:tcMar>
             <w:vAlign w:val="center"/>
@@ -7793,9 +7711,7 @@
           <w:p>
             <w:pPr>
               <w:spacing w:before="30" w:after="30"/>
-              <w:jc w:val="left"/>
-            </w:pPr>
-            <w:r/>
+            </w:pPr>
             <w:r>
               <w:rPr>
                 <w:rFonts w:ascii="Arial" w:hAnsi="Arial"/>
@@ -7809,12 +7725,12 @@
         </w:tc>
         <w:tc>
           <w:tcPr>
-            <w:tcW w:type="dxa" w:w="2160"/>
-            <w:shd w:fill="FFFFFF"/>
+            <w:tcW w:w="2160" w:type="dxa"/>
+            <w:shd w:val="clear" w:color="auto" w:fill="FFFFFF"/>
             <w:tcMar>
               <w:top w:w="60" w:type="dxa"/>
+              <w:left w:w="90" w:type="dxa"/>
               <w:bottom w:w="60" w:type="dxa"/>
-              <w:left w:w="90" w:type="dxa"/>
               <w:right w:w="90" w:type="dxa"/>
             </w:tcMar>
             <w:vAlign w:val="center"/>
@@ -7824,11 +7740,9 @@
               <w:spacing w:before="30" w:after="30"/>
               <w:jc w:val="center"/>
             </w:pPr>
-            <w:r/>
             <w:r>
               <w:rPr>
                 <w:rFonts w:ascii="Arial" w:hAnsi="Arial"/>
-                <w:b w:val="0"/>
                 <w:color w:val="222222"/>
                 <w:sz w:val="16"/>
               </w:rPr>
@@ -7838,12 +7752,12 @@
         </w:tc>
         <w:tc>
           <w:tcPr>
-            <w:tcW w:type="dxa" w:w="2304"/>
-            <w:shd w:fill="FFFFFF"/>
+            <w:tcW w:w="2304" w:type="dxa"/>
+            <w:shd w:val="clear" w:color="auto" w:fill="FFFFFF"/>
             <w:tcMar>
               <w:top w:w="60" w:type="dxa"/>
+              <w:left w:w="90" w:type="dxa"/>
               <w:bottom w:w="60" w:type="dxa"/>
-              <w:left w:w="90" w:type="dxa"/>
               <w:right w:w="90" w:type="dxa"/>
             </w:tcMar>
             <w:vAlign w:val="center"/>
@@ -7853,11 +7767,9 @@
               <w:spacing w:before="30" w:after="30"/>
               <w:jc w:val="center"/>
             </w:pPr>
-            <w:r/>
             <w:r>
               <w:rPr>
                 <w:rFonts w:ascii="Arial" w:hAnsi="Arial"/>
-                <w:b w:val="0"/>
                 <w:color w:val="222222"/>
                 <w:sz w:val="16"/>
               </w:rPr>
@@ -7867,12 +7779,12 @@
         </w:tc>
         <w:tc>
           <w:tcPr>
-            <w:tcW w:type="dxa" w:w="2304"/>
-            <w:shd w:fill="FFFFFF"/>
+            <w:tcW w:w="2304" w:type="dxa"/>
+            <w:shd w:val="clear" w:color="auto" w:fill="FFFFFF"/>
             <w:tcMar>
               <w:top w:w="60" w:type="dxa"/>
+              <w:left w:w="90" w:type="dxa"/>
               <w:bottom w:w="60" w:type="dxa"/>
-              <w:left w:w="90" w:type="dxa"/>
               <w:right w:w="90" w:type="dxa"/>
             </w:tcMar>
             <w:vAlign w:val="center"/>
@@ -7882,11 +7794,9 @@
               <w:spacing w:before="30" w:after="30"/>
               <w:jc w:val="center"/>
             </w:pPr>
-            <w:r/>
             <w:r>
               <w:rPr>
                 <w:rFonts w:ascii="Arial" w:hAnsi="Arial"/>
-                <w:b w:val="0"/>
                 <w:color w:val="222222"/>
                 <w:sz w:val="16"/>
               </w:rPr>
@@ -7896,14 +7806,17 @@
         </w:tc>
       </w:tr>
       <w:tr>
-        <w:tc>
-          <w:tcPr>
-            <w:tcW w:type="dxa" w:w="3456"/>
-            <w:shd w:fill="FBFBFB"/>
+        <w:trPr>
+          <w:jc w:val="center"/>
+        </w:trPr>
+        <w:tc>
+          <w:tcPr>
+            <w:tcW w:w="3456" w:type="dxa"/>
+            <w:shd w:val="clear" w:color="auto" w:fill="FBFBFB"/>
             <w:tcMar>
               <w:top w:w="60" w:type="dxa"/>
+              <w:left w:w="90" w:type="dxa"/>
               <w:bottom w:w="60" w:type="dxa"/>
-              <w:left w:w="90" w:type="dxa"/>
               <w:right w:w="90" w:type="dxa"/>
             </w:tcMar>
             <w:vAlign w:val="center"/>
@@ -7911,9 +7824,7 @@
           <w:p>
             <w:pPr>
               <w:spacing w:before="30" w:after="30"/>
-              <w:jc w:val="left"/>
-            </w:pPr>
-            <w:r/>
+            </w:pPr>
             <w:r>
               <w:rPr>
                 <w:rFonts w:ascii="Arial" w:hAnsi="Arial"/>
@@ -7927,12 +7838,12 @@
         </w:tc>
         <w:tc>
           <w:tcPr>
-            <w:tcW w:type="dxa" w:w="2160"/>
-            <w:shd w:fill="FBFBFB"/>
+            <w:tcW w:w="2160" w:type="dxa"/>
+            <w:shd w:val="clear" w:color="auto" w:fill="FBFBFB"/>
             <w:tcMar>
               <w:top w:w="60" w:type="dxa"/>
+              <w:left w:w="90" w:type="dxa"/>
               <w:bottom w:w="60" w:type="dxa"/>
-              <w:left w:w="90" w:type="dxa"/>
               <w:right w:w="90" w:type="dxa"/>
             </w:tcMar>
             <w:vAlign w:val="center"/>
@@ -7942,11 +7853,9 @@
               <w:spacing w:before="30" w:after="30"/>
               <w:jc w:val="center"/>
             </w:pPr>
-            <w:r/>
             <w:r>
               <w:rPr>
                 <w:rFonts w:ascii="Arial" w:hAnsi="Arial"/>
-                <w:b w:val="0"/>
                 <w:color w:val="222222"/>
                 <w:sz w:val="16"/>
               </w:rPr>
@@ -7956,12 +7865,12 @@
         </w:tc>
         <w:tc>
           <w:tcPr>
-            <w:tcW w:type="dxa" w:w="2304"/>
-            <w:shd w:fill="FBFBFB"/>
+            <w:tcW w:w="2304" w:type="dxa"/>
+            <w:shd w:val="clear" w:color="auto" w:fill="FBFBFB"/>
             <w:tcMar>
               <w:top w:w="60" w:type="dxa"/>
+              <w:left w:w="90" w:type="dxa"/>
               <w:bottom w:w="60" w:type="dxa"/>
-              <w:left w:w="90" w:type="dxa"/>
               <w:right w:w="90" w:type="dxa"/>
             </w:tcMar>
             <w:vAlign w:val="center"/>
@@ -7971,11 +7880,9 @@
               <w:spacing w:before="30" w:after="30"/>
               <w:jc w:val="center"/>
             </w:pPr>
-            <w:r/>
             <w:r>
               <w:rPr>
                 <w:rFonts w:ascii="Arial" w:hAnsi="Arial"/>
-                <w:b w:val="0"/>
                 <w:color w:val="222222"/>
                 <w:sz w:val="16"/>
               </w:rPr>
@@ -7985,12 +7892,12 @@
         </w:tc>
         <w:tc>
           <w:tcPr>
-            <w:tcW w:type="dxa" w:w="2304"/>
-            <w:shd w:fill="FBFBFB"/>
+            <w:tcW w:w="2304" w:type="dxa"/>
+            <w:shd w:val="clear" w:color="auto" w:fill="FBFBFB"/>
             <w:tcMar>
               <w:top w:w="60" w:type="dxa"/>
+              <w:left w:w="90" w:type="dxa"/>
               <w:bottom w:w="60" w:type="dxa"/>
-              <w:left w:w="90" w:type="dxa"/>
               <w:right w:w="90" w:type="dxa"/>
             </w:tcMar>
             <w:vAlign w:val="center"/>
@@ -8000,11 +7907,9 @@
               <w:spacing w:before="30" w:after="30"/>
               <w:jc w:val="center"/>
             </w:pPr>
-            <w:r/>
             <w:r>
               <w:rPr>
                 <w:rFonts w:ascii="Arial" w:hAnsi="Arial"/>
-                <w:b w:val="0"/>
                 <w:color w:val="222222"/>
                 <w:sz w:val="16"/>
               </w:rPr>
@@ -8014,14 +7919,17 @@
         </w:tc>
       </w:tr>
       <w:tr>
-        <w:tc>
-          <w:tcPr>
-            <w:tcW w:type="dxa" w:w="3456"/>
-            <w:shd w:fill="FFFFFF"/>
+        <w:trPr>
+          <w:jc w:val="center"/>
+        </w:trPr>
+        <w:tc>
+          <w:tcPr>
+            <w:tcW w:w="3456" w:type="dxa"/>
+            <w:shd w:val="clear" w:color="auto" w:fill="FFFFFF"/>
             <w:tcMar>
               <w:top w:w="60" w:type="dxa"/>
+              <w:left w:w="90" w:type="dxa"/>
               <w:bottom w:w="60" w:type="dxa"/>
-              <w:left w:w="90" w:type="dxa"/>
               <w:right w:w="90" w:type="dxa"/>
             </w:tcMar>
             <w:vAlign w:val="center"/>
@@ -8029,9 +7937,7 @@
           <w:p>
             <w:pPr>
               <w:spacing w:before="30" w:after="30"/>
-              <w:jc w:val="left"/>
-            </w:pPr>
-            <w:r/>
+            </w:pPr>
             <w:r>
               <w:rPr>
                 <w:rFonts w:ascii="Arial" w:hAnsi="Arial"/>
@@ -8045,12 +7951,12 @@
         </w:tc>
         <w:tc>
           <w:tcPr>
-            <w:tcW w:type="dxa" w:w="2160"/>
-            <w:shd w:fill="FFFFFF"/>
+            <w:tcW w:w="2160" w:type="dxa"/>
+            <w:shd w:val="clear" w:color="auto" w:fill="FFFFFF"/>
             <w:tcMar>
               <w:top w:w="60" w:type="dxa"/>
+              <w:left w:w="90" w:type="dxa"/>
               <w:bottom w:w="60" w:type="dxa"/>
-              <w:left w:w="90" w:type="dxa"/>
               <w:right w:w="90" w:type="dxa"/>
             </w:tcMar>
             <w:vAlign w:val="center"/>
@@ -8060,11 +7966,9 @@
               <w:spacing w:before="30" w:after="30"/>
               <w:jc w:val="center"/>
             </w:pPr>
-            <w:r/>
             <w:r>
               <w:rPr>
                 <w:rFonts w:ascii="Arial" w:hAnsi="Arial"/>
-                <w:b w:val="0"/>
                 <w:color w:val="222222"/>
                 <w:sz w:val="16"/>
               </w:rPr>
@@ -8074,12 +7978,12 @@
         </w:tc>
         <w:tc>
           <w:tcPr>
-            <w:tcW w:type="dxa" w:w="2304"/>
-            <w:shd w:fill="FFFFFF"/>
+            <w:tcW w:w="2304" w:type="dxa"/>
+            <w:shd w:val="clear" w:color="auto" w:fill="FFFFFF"/>
             <w:tcMar>
               <w:top w:w="60" w:type="dxa"/>
+              <w:left w:w="90" w:type="dxa"/>
               <w:bottom w:w="60" w:type="dxa"/>
-              <w:left w:w="90" w:type="dxa"/>
               <w:right w:w="90" w:type="dxa"/>
             </w:tcMar>
             <w:vAlign w:val="center"/>
@@ -8089,11 +7993,9 @@
               <w:spacing w:before="30" w:after="30"/>
               <w:jc w:val="center"/>
             </w:pPr>
-            <w:r/>
             <w:r>
               <w:rPr>
                 <w:rFonts w:ascii="Arial" w:hAnsi="Arial"/>
-                <w:b w:val="0"/>
                 <w:color w:val="222222"/>
                 <w:sz w:val="16"/>
               </w:rPr>
@@ -8103,12 +8005,12 @@
         </w:tc>
         <w:tc>
           <w:tcPr>
-            <w:tcW w:type="dxa" w:w="2304"/>
-            <w:shd w:fill="FFFFFF"/>
+            <w:tcW w:w="2304" w:type="dxa"/>
+            <w:shd w:val="clear" w:color="auto" w:fill="FFFFFF"/>
             <w:tcMar>
               <w:top w:w="60" w:type="dxa"/>
+              <w:left w:w="90" w:type="dxa"/>
               <w:bottom w:w="60" w:type="dxa"/>
-              <w:left w:w="90" w:type="dxa"/>
               <w:right w:w="90" w:type="dxa"/>
             </w:tcMar>
             <w:vAlign w:val="center"/>
@@ -8118,11 +8020,9 @@
               <w:spacing w:before="30" w:after="30"/>
               <w:jc w:val="center"/>
             </w:pPr>
-            <w:r/>
             <w:r>
               <w:rPr>
                 <w:rFonts w:ascii="Arial" w:hAnsi="Arial"/>
-                <w:b w:val="0"/>
                 <w:color w:val="222222"/>
                 <w:sz w:val="16"/>
               </w:rPr>
@@ -8146,46 +8046,54 @@
     </w:p>
     <w:p>
       <w:r>
-        <w:t>To rigorously verify neural network optimization stability, we conducted 5 independent training runs using random initialization seeds (42, 123, 456, 789, 1011) across both FAERS 4-fold LOO (20 total model runs) and VAERS 10-fold CV (50 total model runs). As summarized in Table 6, cross-seed variance was exceptionally low across both datasets. On FAERS, strict F1 averaged 0.5685 ± 0.0080 (0.7463 ± 0.0076 Adapted F1) across the 5 seeds. On VAERS, strict F1 averaged 0.6595 ± 0.0015 (0.7882 ± 0.0022 Adapted F1) across the 5 seeds. These findings confirm that supervised BioBERT convergence is remarkably robust to stochastic weight initialization, with between-series clinical diversity accounting for substantially greater performance variance than random initialization.</w:t>
+        <w:t xml:space="preserve">To rigorously verify neural network optimization stability, we conducted 5 independent training runs using random initialization seeds (42, 123, 456, 789, 1011) across both FAERS 4-fold LOO (20 total model runs) and VAERS 10-fold CV (50 total model runs). As summarized in Table 6, cross-seed variance was exceptionally low across both datasets. On FAERS, strict F1 averaged 0.5685 ± 0.0080 (0.7463 ± 0.0076 Adapted F1) across the 5 seeds. On VAERS, strict F1 averaged 0.6595 ± 0.0015 (0.7882 ± 0.0022 Adapted F1) across </w:t>
+      </w:r>
+      <w:r>
+        <w:lastRenderedPageBreak/>
+        <w:t>the 5 seeds. These findings confirm that supervised BioBERT convergence is remarkably robust to stochastic weight initialization, with between-series clinical diversity accounting for substantially greater performance variance than random initialization.</w:t>
       </w:r>
     </w:p>
     <w:p>
-      <w:pPr>
-        <w:pStyle w:val="Heading3"/>
-      </w:pPr>
-      <w:r>
-        <w:t>Table 6. BioBERT Optimization Stability and Performance Invariance Across Five Independent Random Initialization Seeds on FAERS (4-Fold LOO) and VAERS (10-Fold CV).</w:t>
+      <w:r>
+        <w:rPr>
+          <w:b/>
+          <w:bCs/>
+        </w:rPr>
+        <w:t>Table 6.</w:t>
+      </w:r>
+      <w:r>
+        <w:t xml:space="preserve"> BioBERT Optimization Stability and Performance Invariance Across Five Independent Random Initialization Seeds on FAERS (4-Fold LOO) and VAERS (10-Fold CV).</w:t>
       </w:r>
     </w:p>
     <w:tbl>
       <w:tblPr>
-        <w:tblW w:type="auto" w:w="0"/>
+        <w:tblW w:w="0" w:type="auto"/>
         <w:jc w:val="center"/>
-        <w:tblLook w:firstColumn="1" w:firstRow="1" w:lastColumn="0" w:lastRow="0" w:noHBand="0" w:noVBand="1" w:val="04A0"/>
         <w:tblBorders>
           <w:top w:val="single" w:sz="8" w:space="0" w:color="333333"/>
           <w:bottom w:val="single" w:sz="8" w:space="0" w:color="333333"/>
           <w:insideH w:val="single" w:sz="4" w:space="0" w:color="E0E0E0"/>
-          <w:insideV w:val="none"/>
-          <w:left w:val="none"/>
-          <w:right w:val="none"/>
         </w:tblBorders>
+        <w:tblLook w:val="04A0" w:firstRow="1" w:lastRow="0" w:firstColumn="1" w:lastColumn="0" w:noHBand="0" w:noVBand="1"/>
       </w:tblPr>
       <w:tblGrid>
-        <w:gridCol w:w="2340"/>
-        <w:gridCol w:w="2340"/>
-        <w:gridCol w:w="2340"/>
-        <w:gridCol w:w="2340"/>
+        <w:gridCol w:w="2925"/>
+        <w:gridCol w:w="1985"/>
+        <w:gridCol w:w="2201"/>
+        <w:gridCol w:w="2249"/>
       </w:tblGrid>
       <w:tr>
-        <w:tc>
-          <w:tcPr>
-            <w:tcW w:type="dxa" w:w="3456"/>
-            <w:shd w:fill="F2F4F8"/>
+        <w:trPr>
+          <w:jc w:val="center"/>
+        </w:trPr>
+        <w:tc>
+          <w:tcPr>
+            <w:tcW w:w="3456" w:type="dxa"/>
+            <w:shd w:val="clear" w:color="auto" w:fill="F2F4F8"/>
             <w:tcMar>
               <w:top w:w="60" w:type="dxa"/>
+              <w:left w:w="90" w:type="dxa"/>
               <w:bottom w:w="60" w:type="dxa"/>
-              <w:left w:w="90" w:type="dxa"/>
               <w:right w:w="90" w:type="dxa"/>
             </w:tcMar>
             <w:vAlign w:val="center"/>
@@ -8195,7 +8103,6 @@
               <w:spacing w:before="30" w:after="30"/>
               <w:jc w:val="center"/>
             </w:pPr>
-            <w:r/>
             <w:r>
               <w:rPr>
                 <w:rFonts w:ascii="Arial" w:hAnsi="Arial"/>
@@ -8209,12 +8116,12 @@
         </w:tc>
         <w:tc>
           <w:tcPr>
-            <w:tcW w:type="dxa" w:w="2304"/>
-            <w:shd w:fill="F2F4F8"/>
+            <w:tcW w:w="2304" w:type="dxa"/>
+            <w:shd w:val="clear" w:color="auto" w:fill="F2F4F8"/>
             <w:tcMar>
               <w:top w:w="60" w:type="dxa"/>
+              <w:left w:w="90" w:type="dxa"/>
               <w:bottom w:w="60" w:type="dxa"/>
-              <w:left w:w="90" w:type="dxa"/>
               <w:right w:w="90" w:type="dxa"/>
             </w:tcMar>
             <w:vAlign w:val="center"/>
@@ -8224,7 +8131,6 @@
               <w:spacing w:before="30" w:after="30"/>
               <w:jc w:val="center"/>
             </w:pPr>
-            <w:r/>
             <w:r>
               <w:rPr>
                 <w:rFonts w:ascii="Arial" w:hAnsi="Arial"/>
@@ -8238,12 +8144,12 @@
         </w:tc>
         <w:tc>
           <w:tcPr>
-            <w:tcW w:type="dxa" w:w="2592"/>
-            <w:shd w:fill="F2F4F8"/>
+            <w:tcW w:w="2592" w:type="dxa"/>
+            <w:shd w:val="clear" w:color="auto" w:fill="F2F4F8"/>
             <w:tcMar>
               <w:top w:w="60" w:type="dxa"/>
+              <w:left w:w="90" w:type="dxa"/>
               <w:bottom w:w="60" w:type="dxa"/>
-              <w:left w:w="90" w:type="dxa"/>
               <w:right w:w="90" w:type="dxa"/>
             </w:tcMar>
             <w:vAlign w:val="center"/>
@@ -8253,7 +8159,6 @@
               <w:spacing w:before="30" w:after="30"/>
               <w:jc w:val="center"/>
             </w:pPr>
-            <w:r/>
             <w:r>
               <w:rPr>
                 <w:rFonts w:ascii="Arial" w:hAnsi="Arial"/>
@@ -8267,12 +8172,12 @@
         </w:tc>
         <w:tc>
           <w:tcPr>
-            <w:tcW w:type="dxa" w:w="2592"/>
-            <w:shd w:fill="F2F4F8"/>
+            <w:tcW w:w="2592" w:type="dxa"/>
+            <w:shd w:val="clear" w:color="auto" w:fill="F2F4F8"/>
             <w:tcMar>
               <w:top w:w="60" w:type="dxa"/>
+              <w:left w:w="90" w:type="dxa"/>
               <w:bottom w:w="60" w:type="dxa"/>
-              <w:left w:w="90" w:type="dxa"/>
               <w:right w:w="90" w:type="dxa"/>
             </w:tcMar>
             <w:vAlign w:val="center"/>
@@ -8282,7 +8187,6 @@
               <w:spacing w:before="30" w:after="30"/>
               <w:jc w:val="center"/>
             </w:pPr>
-            <w:r/>
             <w:r>
               <w:rPr>
                 <w:rFonts w:ascii="Arial" w:hAnsi="Arial"/>
@@ -8296,14 +8200,17 @@
         </w:tc>
       </w:tr>
       <w:tr>
-        <w:tc>
-          <w:tcPr>
-            <w:tcW w:type="dxa" w:w="3456"/>
-            <w:shd w:fill="FFFFFF"/>
+        <w:trPr>
+          <w:jc w:val="center"/>
+        </w:trPr>
+        <w:tc>
+          <w:tcPr>
+            <w:tcW w:w="3456" w:type="dxa"/>
+            <w:shd w:val="clear" w:color="auto" w:fill="FFFFFF"/>
             <w:tcMar>
               <w:top w:w="60" w:type="dxa"/>
+              <w:left w:w="90" w:type="dxa"/>
               <w:bottom w:w="60" w:type="dxa"/>
-              <w:left w:w="90" w:type="dxa"/>
               <w:right w:w="90" w:type="dxa"/>
             </w:tcMar>
             <w:vAlign w:val="center"/>
@@ -8311,9 +8218,7 @@
           <w:p>
             <w:pPr>
               <w:spacing w:before="30" w:after="30"/>
-              <w:jc w:val="left"/>
-            </w:pPr>
-            <w:r/>
+            </w:pPr>
             <w:r>
               <w:rPr>
                 <w:rFonts w:ascii="Arial" w:hAnsi="Arial"/>
@@ -8327,12 +8232,12 @@
         </w:tc>
         <w:tc>
           <w:tcPr>
-            <w:tcW w:type="dxa" w:w="2304"/>
-            <w:shd w:fill="FFFFFF"/>
+            <w:tcW w:w="2304" w:type="dxa"/>
+            <w:shd w:val="clear" w:color="auto" w:fill="FFFFFF"/>
             <w:tcMar>
               <w:top w:w="60" w:type="dxa"/>
+              <w:left w:w="90" w:type="dxa"/>
               <w:bottom w:w="60" w:type="dxa"/>
-              <w:left w:w="90" w:type="dxa"/>
               <w:right w:w="90" w:type="dxa"/>
             </w:tcMar>
             <w:vAlign w:val="center"/>
@@ -8342,11 +8247,9 @@
               <w:spacing w:before="30" w:after="30"/>
               <w:jc w:val="center"/>
             </w:pPr>
-            <w:r/>
             <w:r>
               <w:rPr>
                 <w:rFonts w:ascii="Arial" w:hAnsi="Arial"/>
-                <w:b w:val="0"/>
                 <w:color w:val="222222"/>
                 <w:sz w:val="16"/>
               </w:rPr>
@@ -8356,12 +8259,12 @@
         </w:tc>
         <w:tc>
           <w:tcPr>
-            <w:tcW w:type="dxa" w:w="2592"/>
-            <w:shd w:fill="FFFFFF"/>
+            <w:tcW w:w="2592" w:type="dxa"/>
+            <w:shd w:val="clear" w:color="auto" w:fill="FFFFFF"/>
             <w:tcMar>
               <w:top w:w="60" w:type="dxa"/>
+              <w:left w:w="90" w:type="dxa"/>
               <w:bottom w:w="60" w:type="dxa"/>
-              <w:left w:w="90" w:type="dxa"/>
               <w:right w:w="90" w:type="dxa"/>
             </w:tcMar>
             <w:vAlign w:val="center"/>
@@ -8371,11 +8274,9 @@
               <w:spacing w:before="30" w:after="30"/>
               <w:jc w:val="center"/>
             </w:pPr>
-            <w:r/>
             <w:r>
               <w:rPr>
                 <w:rFonts w:ascii="Arial" w:hAnsi="Arial"/>
-                <w:b w:val="0"/>
                 <w:color w:val="222222"/>
                 <w:sz w:val="16"/>
               </w:rPr>
@@ -8385,12 +8286,12 @@
         </w:tc>
         <w:tc>
           <w:tcPr>
-            <w:tcW w:type="dxa" w:w="2592"/>
-            <w:shd w:fill="FFFFFF"/>
+            <w:tcW w:w="2592" w:type="dxa"/>
+            <w:shd w:val="clear" w:color="auto" w:fill="FFFFFF"/>
             <w:tcMar>
               <w:top w:w="60" w:type="dxa"/>
+              <w:left w:w="90" w:type="dxa"/>
               <w:bottom w:w="60" w:type="dxa"/>
-              <w:left w:w="90" w:type="dxa"/>
               <w:right w:w="90" w:type="dxa"/>
             </w:tcMar>
             <w:vAlign w:val="center"/>
@@ -8400,11 +8301,9 @@
               <w:spacing w:before="30" w:after="30"/>
               <w:jc w:val="center"/>
             </w:pPr>
-            <w:r/>
             <w:r>
               <w:rPr>
                 <w:rFonts w:ascii="Arial" w:hAnsi="Arial"/>
-                <w:b w:val="0"/>
                 <w:color w:val="222222"/>
                 <w:sz w:val="16"/>
               </w:rPr>
@@ -8414,14 +8313,17 @@
         </w:tc>
       </w:tr>
       <w:tr>
-        <w:tc>
-          <w:tcPr>
-            <w:tcW w:type="dxa" w:w="3456"/>
-            <w:shd w:fill="FBFBFB"/>
+        <w:trPr>
+          <w:jc w:val="center"/>
+        </w:trPr>
+        <w:tc>
+          <w:tcPr>
+            <w:tcW w:w="3456" w:type="dxa"/>
+            <w:shd w:val="clear" w:color="auto" w:fill="FBFBFB"/>
             <w:tcMar>
               <w:top w:w="60" w:type="dxa"/>
+              <w:left w:w="90" w:type="dxa"/>
               <w:bottom w:w="60" w:type="dxa"/>
-              <w:left w:w="90" w:type="dxa"/>
               <w:right w:w="90" w:type="dxa"/>
             </w:tcMar>
             <w:vAlign w:val="center"/>
@@ -8429,9 +8331,7 @@
           <w:p>
             <w:pPr>
               <w:spacing w:before="30" w:after="30"/>
-              <w:jc w:val="left"/>
-            </w:pPr>
-            <w:r/>
+            </w:pPr>
             <w:r>
               <w:rPr>
                 <w:rFonts w:ascii="Arial" w:hAnsi="Arial"/>
@@ -8445,12 +8345,12 @@
         </w:tc>
         <w:tc>
           <w:tcPr>
-            <w:tcW w:type="dxa" w:w="2304"/>
-            <w:shd w:fill="FBFBFB"/>
+            <w:tcW w:w="2304" w:type="dxa"/>
+            <w:shd w:val="clear" w:color="auto" w:fill="FBFBFB"/>
             <w:tcMar>
               <w:top w:w="60" w:type="dxa"/>
+              <w:left w:w="90" w:type="dxa"/>
               <w:bottom w:w="60" w:type="dxa"/>
-              <w:left w:w="90" w:type="dxa"/>
               <w:right w:w="90" w:type="dxa"/>
             </w:tcMar>
             <w:vAlign w:val="center"/>
@@ -8460,11 +8360,9 @@
               <w:spacing w:before="30" w:after="30"/>
               <w:jc w:val="center"/>
             </w:pPr>
-            <w:r/>
             <w:r>
               <w:rPr>
                 <w:rFonts w:ascii="Arial" w:hAnsi="Arial"/>
-                <w:b w:val="0"/>
                 <w:color w:val="222222"/>
                 <w:sz w:val="16"/>
               </w:rPr>
@@ -8474,12 +8372,12 @@
         </w:tc>
         <w:tc>
           <w:tcPr>
-            <w:tcW w:type="dxa" w:w="2592"/>
-            <w:shd w:fill="FBFBFB"/>
+            <w:tcW w:w="2592" w:type="dxa"/>
+            <w:shd w:val="clear" w:color="auto" w:fill="FBFBFB"/>
             <w:tcMar>
               <w:top w:w="60" w:type="dxa"/>
+              <w:left w:w="90" w:type="dxa"/>
               <w:bottom w:w="60" w:type="dxa"/>
-              <w:left w:w="90" w:type="dxa"/>
               <w:right w:w="90" w:type="dxa"/>
             </w:tcMar>
             <w:vAlign w:val="center"/>
@@ -8489,11 +8387,9 @@
               <w:spacing w:before="30" w:after="30"/>
               <w:jc w:val="center"/>
             </w:pPr>
-            <w:r/>
             <w:r>
               <w:rPr>
                 <w:rFonts w:ascii="Arial" w:hAnsi="Arial"/>
-                <w:b w:val="0"/>
                 <w:color w:val="222222"/>
                 <w:sz w:val="16"/>
               </w:rPr>
@@ -8503,12 +8399,12 @@
         </w:tc>
         <w:tc>
           <w:tcPr>
-            <w:tcW w:type="dxa" w:w="2592"/>
-            <w:shd w:fill="FBFBFB"/>
+            <w:tcW w:w="2592" w:type="dxa"/>
+            <w:shd w:val="clear" w:color="auto" w:fill="FBFBFB"/>
             <w:tcMar>
               <w:top w:w="60" w:type="dxa"/>
+              <w:left w:w="90" w:type="dxa"/>
               <w:bottom w:w="60" w:type="dxa"/>
-              <w:left w:w="90" w:type="dxa"/>
               <w:right w:w="90" w:type="dxa"/>
             </w:tcMar>
             <w:vAlign w:val="center"/>
@@ -8518,11 +8414,9 @@
               <w:spacing w:before="30" w:after="30"/>
               <w:jc w:val="center"/>
             </w:pPr>
-            <w:r/>
             <w:r>
               <w:rPr>
                 <w:rFonts w:ascii="Arial" w:hAnsi="Arial"/>
-                <w:b w:val="0"/>
                 <w:color w:val="222222"/>
                 <w:sz w:val="16"/>
               </w:rPr>
@@ -8532,14 +8426,17 @@
         </w:tc>
       </w:tr>
       <w:tr>
-        <w:tc>
-          <w:tcPr>
-            <w:tcW w:type="dxa" w:w="3456"/>
-            <w:shd w:fill="FFFFFF"/>
+        <w:trPr>
+          <w:jc w:val="center"/>
+        </w:trPr>
+        <w:tc>
+          <w:tcPr>
+            <w:tcW w:w="3456" w:type="dxa"/>
+            <w:shd w:val="clear" w:color="auto" w:fill="FFFFFF"/>
             <w:tcMar>
               <w:top w:w="60" w:type="dxa"/>
+              <w:left w:w="90" w:type="dxa"/>
               <w:bottom w:w="60" w:type="dxa"/>
-              <w:left w:w="90" w:type="dxa"/>
               <w:right w:w="90" w:type="dxa"/>
             </w:tcMar>
             <w:vAlign w:val="center"/>
@@ -8547,9 +8444,7 @@
           <w:p>
             <w:pPr>
               <w:spacing w:before="30" w:after="30"/>
-              <w:jc w:val="left"/>
-            </w:pPr>
-            <w:r/>
+            </w:pPr>
             <w:r>
               <w:rPr>
                 <w:rFonts w:ascii="Arial" w:hAnsi="Arial"/>
@@ -8563,12 +8458,12 @@
         </w:tc>
         <w:tc>
           <w:tcPr>
-            <w:tcW w:type="dxa" w:w="2304"/>
-            <w:shd w:fill="FFFFFF"/>
+            <w:tcW w:w="2304" w:type="dxa"/>
+            <w:shd w:val="clear" w:color="auto" w:fill="FFFFFF"/>
             <w:tcMar>
               <w:top w:w="60" w:type="dxa"/>
+              <w:left w:w="90" w:type="dxa"/>
               <w:bottom w:w="60" w:type="dxa"/>
-              <w:left w:w="90" w:type="dxa"/>
               <w:right w:w="90" w:type="dxa"/>
             </w:tcMar>
             <w:vAlign w:val="center"/>
@@ -8578,11 +8473,9 @@
               <w:spacing w:before="30" w:after="30"/>
               <w:jc w:val="center"/>
             </w:pPr>
-            <w:r/>
             <w:r>
               <w:rPr>
                 <w:rFonts w:ascii="Arial" w:hAnsi="Arial"/>
-                <w:b w:val="0"/>
                 <w:color w:val="222222"/>
                 <w:sz w:val="16"/>
               </w:rPr>
@@ -8592,12 +8485,12 @@
         </w:tc>
         <w:tc>
           <w:tcPr>
-            <w:tcW w:type="dxa" w:w="2592"/>
-            <w:shd w:fill="FFFFFF"/>
+            <w:tcW w:w="2592" w:type="dxa"/>
+            <w:shd w:val="clear" w:color="auto" w:fill="FFFFFF"/>
             <w:tcMar>
               <w:top w:w="60" w:type="dxa"/>
+              <w:left w:w="90" w:type="dxa"/>
               <w:bottom w:w="60" w:type="dxa"/>
-              <w:left w:w="90" w:type="dxa"/>
               <w:right w:w="90" w:type="dxa"/>
             </w:tcMar>
             <w:vAlign w:val="center"/>
@@ -8607,11 +8500,9 @@
               <w:spacing w:before="30" w:after="30"/>
               <w:jc w:val="center"/>
             </w:pPr>
-            <w:r/>
             <w:r>
               <w:rPr>
                 <w:rFonts w:ascii="Arial" w:hAnsi="Arial"/>
-                <w:b w:val="0"/>
                 <w:color w:val="222222"/>
                 <w:sz w:val="16"/>
               </w:rPr>
@@ -8621,12 +8512,12 @@
         </w:tc>
         <w:tc>
           <w:tcPr>
-            <w:tcW w:type="dxa" w:w="2592"/>
-            <w:shd w:fill="FFFFFF"/>
+            <w:tcW w:w="2592" w:type="dxa"/>
+            <w:shd w:val="clear" w:color="auto" w:fill="FFFFFF"/>
             <w:tcMar>
               <w:top w:w="60" w:type="dxa"/>
+              <w:left w:w="90" w:type="dxa"/>
               <w:bottom w:w="60" w:type="dxa"/>
-              <w:left w:w="90" w:type="dxa"/>
               <w:right w:w="90" w:type="dxa"/>
             </w:tcMar>
             <w:vAlign w:val="center"/>
@@ -8636,11 +8527,9 @@
               <w:spacing w:before="30" w:after="30"/>
               <w:jc w:val="center"/>
             </w:pPr>
-            <w:r/>
             <w:r>
               <w:rPr>
                 <w:rFonts w:ascii="Arial" w:hAnsi="Arial"/>
-                <w:b w:val="0"/>
                 <w:color w:val="222222"/>
                 <w:sz w:val="16"/>
               </w:rPr>
@@ -8650,14 +8539,17 @@
         </w:tc>
       </w:tr>
       <w:tr>
-        <w:tc>
-          <w:tcPr>
-            <w:tcW w:type="dxa" w:w="3456"/>
-            <w:shd w:fill="FBFBFB"/>
+        <w:trPr>
+          <w:jc w:val="center"/>
+        </w:trPr>
+        <w:tc>
+          <w:tcPr>
+            <w:tcW w:w="3456" w:type="dxa"/>
+            <w:shd w:val="clear" w:color="auto" w:fill="FBFBFB"/>
             <w:tcMar>
               <w:top w:w="60" w:type="dxa"/>
+              <w:left w:w="90" w:type="dxa"/>
               <w:bottom w:w="60" w:type="dxa"/>
-              <w:left w:w="90" w:type="dxa"/>
               <w:right w:w="90" w:type="dxa"/>
             </w:tcMar>
             <w:vAlign w:val="center"/>
@@ -8665,9 +8557,7 @@
           <w:p>
             <w:pPr>
               <w:spacing w:before="30" w:after="30"/>
-              <w:jc w:val="left"/>
-            </w:pPr>
-            <w:r/>
+            </w:pPr>
             <w:r>
               <w:rPr>
                 <w:rFonts w:ascii="Arial" w:hAnsi="Arial"/>
@@ -8681,12 +8571,12 @@
         </w:tc>
         <w:tc>
           <w:tcPr>
-            <w:tcW w:type="dxa" w:w="2304"/>
-            <w:shd w:fill="FBFBFB"/>
+            <w:tcW w:w="2304" w:type="dxa"/>
+            <w:shd w:val="clear" w:color="auto" w:fill="FBFBFB"/>
             <w:tcMar>
               <w:top w:w="60" w:type="dxa"/>
+              <w:left w:w="90" w:type="dxa"/>
               <w:bottom w:w="60" w:type="dxa"/>
-              <w:left w:w="90" w:type="dxa"/>
               <w:right w:w="90" w:type="dxa"/>
             </w:tcMar>
             <w:vAlign w:val="center"/>
@@ -8696,11 +8586,9 @@
               <w:spacing w:before="30" w:after="30"/>
               <w:jc w:val="center"/>
             </w:pPr>
-            <w:r/>
             <w:r>
               <w:rPr>
                 <w:rFonts w:ascii="Arial" w:hAnsi="Arial"/>
-                <w:b w:val="0"/>
                 <w:color w:val="222222"/>
                 <w:sz w:val="16"/>
               </w:rPr>
@@ -8710,12 +8598,12 @@
         </w:tc>
         <w:tc>
           <w:tcPr>
-            <w:tcW w:type="dxa" w:w="2592"/>
-            <w:shd w:fill="FBFBFB"/>
+            <w:tcW w:w="2592" w:type="dxa"/>
+            <w:shd w:val="clear" w:color="auto" w:fill="FBFBFB"/>
             <w:tcMar>
               <w:top w:w="60" w:type="dxa"/>
+              <w:left w:w="90" w:type="dxa"/>
               <w:bottom w:w="60" w:type="dxa"/>
-              <w:left w:w="90" w:type="dxa"/>
               <w:right w:w="90" w:type="dxa"/>
             </w:tcMar>
             <w:vAlign w:val="center"/>
@@ -8725,11 +8613,9 @@
               <w:spacing w:before="30" w:after="30"/>
               <w:jc w:val="center"/>
             </w:pPr>
-            <w:r/>
             <w:r>
               <w:rPr>
                 <w:rFonts w:ascii="Arial" w:hAnsi="Arial"/>
-                <w:b w:val="0"/>
                 <w:color w:val="222222"/>
                 <w:sz w:val="16"/>
               </w:rPr>
@@ -8739,12 +8625,12 @@
         </w:tc>
         <w:tc>
           <w:tcPr>
-            <w:tcW w:type="dxa" w:w="2592"/>
-            <w:shd w:fill="FBFBFB"/>
+            <w:tcW w:w="2592" w:type="dxa"/>
+            <w:shd w:val="clear" w:color="auto" w:fill="FBFBFB"/>
             <w:tcMar>
               <w:top w:w="60" w:type="dxa"/>
+              <w:left w:w="90" w:type="dxa"/>
               <w:bottom w:w="60" w:type="dxa"/>
-              <w:left w:w="90" w:type="dxa"/>
               <w:right w:w="90" w:type="dxa"/>
             </w:tcMar>
             <w:vAlign w:val="center"/>
@@ -8754,11 +8640,9 @@
               <w:spacing w:before="30" w:after="30"/>
               <w:jc w:val="center"/>
             </w:pPr>
-            <w:r/>
             <w:r>
               <w:rPr>
                 <w:rFonts w:ascii="Arial" w:hAnsi="Arial"/>
-                <w:b w:val="0"/>
                 <w:color w:val="222222"/>
                 <w:sz w:val="16"/>
               </w:rPr>
@@ -8768,14 +8652,17 @@
         </w:tc>
       </w:tr>
       <w:tr>
-        <w:tc>
-          <w:tcPr>
-            <w:tcW w:type="dxa" w:w="3456"/>
-            <w:shd w:fill="FFFFFF"/>
+        <w:trPr>
+          <w:jc w:val="center"/>
+        </w:trPr>
+        <w:tc>
+          <w:tcPr>
+            <w:tcW w:w="3456" w:type="dxa"/>
+            <w:shd w:val="clear" w:color="auto" w:fill="FFFFFF"/>
             <w:tcMar>
               <w:top w:w="60" w:type="dxa"/>
+              <w:left w:w="90" w:type="dxa"/>
               <w:bottom w:w="60" w:type="dxa"/>
-              <w:left w:w="90" w:type="dxa"/>
               <w:right w:w="90" w:type="dxa"/>
             </w:tcMar>
             <w:vAlign w:val="center"/>
@@ -8783,9 +8670,7 @@
           <w:p>
             <w:pPr>
               <w:spacing w:before="30" w:after="30"/>
-              <w:jc w:val="left"/>
-            </w:pPr>
-            <w:r/>
+            </w:pPr>
             <w:r>
               <w:rPr>
                 <w:rFonts w:ascii="Arial" w:hAnsi="Arial"/>
@@ -8799,12 +8684,12 @@
         </w:tc>
         <w:tc>
           <w:tcPr>
-            <w:tcW w:type="dxa" w:w="2304"/>
-            <w:shd w:fill="FFFFFF"/>
+            <w:tcW w:w="2304" w:type="dxa"/>
+            <w:shd w:val="clear" w:color="auto" w:fill="FFFFFF"/>
             <w:tcMar>
               <w:top w:w="60" w:type="dxa"/>
+              <w:left w:w="90" w:type="dxa"/>
               <w:bottom w:w="60" w:type="dxa"/>
-              <w:left w:w="90" w:type="dxa"/>
               <w:right w:w="90" w:type="dxa"/>
             </w:tcMar>
             <w:vAlign w:val="center"/>
@@ -8814,11 +8699,9 @@
               <w:spacing w:before="30" w:after="30"/>
               <w:jc w:val="center"/>
             </w:pPr>
-            <w:r/>
             <w:r>
               <w:rPr>
                 <w:rFonts w:ascii="Arial" w:hAnsi="Arial"/>
-                <w:b w:val="0"/>
                 <w:color w:val="222222"/>
                 <w:sz w:val="16"/>
               </w:rPr>
@@ -8828,12 +8711,12 @@
         </w:tc>
         <w:tc>
           <w:tcPr>
-            <w:tcW w:type="dxa" w:w="2592"/>
-            <w:shd w:fill="FFFFFF"/>
+            <w:tcW w:w="2592" w:type="dxa"/>
+            <w:shd w:val="clear" w:color="auto" w:fill="FFFFFF"/>
             <w:tcMar>
               <w:top w:w="60" w:type="dxa"/>
+              <w:left w:w="90" w:type="dxa"/>
               <w:bottom w:w="60" w:type="dxa"/>
-              <w:left w:w="90" w:type="dxa"/>
               <w:right w:w="90" w:type="dxa"/>
             </w:tcMar>
             <w:vAlign w:val="center"/>
@@ -8843,11 +8726,9 @@
               <w:spacing w:before="30" w:after="30"/>
               <w:jc w:val="center"/>
             </w:pPr>
-            <w:r/>
             <w:r>
               <w:rPr>
                 <w:rFonts w:ascii="Arial" w:hAnsi="Arial"/>
-                <w:b w:val="0"/>
                 <w:color w:val="222222"/>
                 <w:sz w:val="16"/>
               </w:rPr>
@@ -8857,12 +8738,12 @@
         </w:tc>
         <w:tc>
           <w:tcPr>
-            <w:tcW w:type="dxa" w:w="2592"/>
-            <w:shd w:fill="FFFFFF"/>
+            <w:tcW w:w="2592" w:type="dxa"/>
+            <w:shd w:val="clear" w:color="auto" w:fill="FFFFFF"/>
             <w:tcMar>
               <w:top w:w="60" w:type="dxa"/>
+              <w:left w:w="90" w:type="dxa"/>
               <w:bottom w:w="60" w:type="dxa"/>
-              <w:left w:w="90" w:type="dxa"/>
               <w:right w:w="90" w:type="dxa"/>
             </w:tcMar>
             <w:vAlign w:val="center"/>
@@ -8872,11 +8753,9 @@
               <w:spacing w:before="30" w:after="30"/>
               <w:jc w:val="center"/>
             </w:pPr>
-            <w:r/>
             <w:r>
               <w:rPr>
                 <w:rFonts w:ascii="Arial" w:hAnsi="Arial"/>
-                <w:b w:val="0"/>
                 <w:color w:val="222222"/>
                 <w:sz w:val="16"/>
               </w:rPr>
@@ -8886,14 +8765,17 @@
         </w:tc>
       </w:tr>
       <w:tr>
-        <w:tc>
-          <w:tcPr>
-            <w:tcW w:type="dxa" w:w="3456"/>
-            <w:shd w:fill="FBFBFB"/>
+        <w:trPr>
+          <w:jc w:val="center"/>
+        </w:trPr>
+        <w:tc>
+          <w:tcPr>
+            <w:tcW w:w="3456" w:type="dxa"/>
+            <w:shd w:val="clear" w:color="auto" w:fill="FBFBFB"/>
             <w:tcMar>
               <w:top w:w="60" w:type="dxa"/>
+              <w:left w:w="90" w:type="dxa"/>
               <w:bottom w:w="60" w:type="dxa"/>
-              <w:left w:w="90" w:type="dxa"/>
               <w:right w:w="90" w:type="dxa"/>
             </w:tcMar>
             <w:vAlign w:val="center"/>
@@ -8901,9 +8783,7 @@
           <w:p>
             <w:pPr>
               <w:spacing w:before="30" w:after="30"/>
-              <w:jc w:val="left"/>
-            </w:pPr>
-            <w:r/>
+            </w:pPr>
             <w:r>
               <w:rPr>
                 <w:rFonts w:ascii="Arial" w:hAnsi="Arial"/>
@@ -8917,12 +8797,12 @@
         </w:tc>
         <w:tc>
           <w:tcPr>
-            <w:tcW w:type="dxa" w:w="2304"/>
-            <w:shd w:fill="FBFBFB"/>
+            <w:tcW w:w="2304" w:type="dxa"/>
+            <w:shd w:val="clear" w:color="auto" w:fill="FBFBFB"/>
             <w:tcMar>
               <w:top w:w="60" w:type="dxa"/>
+              <w:left w:w="90" w:type="dxa"/>
               <w:bottom w:w="60" w:type="dxa"/>
-              <w:left w:w="90" w:type="dxa"/>
               <w:right w:w="90" w:type="dxa"/>
             </w:tcMar>
             <w:vAlign w:val="center"/>
@@ -8932,7 +8812,6 @@
               <w:spacing w:before="30" w:after="30"/>
               <w:jc w:val="center"/>
             </w:pPr>
-            <w:r/>
             <w:r>
               <w:rPr>
                 <w:rFonts w:ascii="Arial" w:hAnsi="Arial"/>
@@ -8946,12 +8825,12 @@
         </w:tc>
         <w:tc>
           <w:tcPr>
-            <w:tcW w:type="dxa" w:w="2592"/>
-            <w:shd w:fill="FBFBFB"/>
+            <w:tcW w:w="2592" w:type="dxa"/>
+            <w:shd w:val="clear" w:color="auto" w:fill="FBFBFB"/>
             <w:tcMar>
               <w:top w:w="60" w:type="dxa"/>
+              <w:left w:w="90" w:type="dxa"/>
               <w:bottom w:w="60" w:type="dxa"/>
-              <w:left w:w="90" w:type="dxa"/>
               <w:right w:w="90" w:type="dxa"/>
             </w:tcMar>
             <w:vAlign w:val="center"/>
@@ -8961,11 +8840,9 @@
               <w:spacing w:before="30" w:after="30"/>
               <w:jc w:val="center"/>
             </w:pPr>
-            <w:r/>
             <w:r>
               <w:rPr>
                 <w:rFonts w:ascii="Arial" w:hAnsi="Arial"/>
-                <w:b w:val="0"/>
                 <w:color w:val="222222"/>
                 <w:sz w:val="16"/>
               </w:rPr>
@@ -8975,12 +8852,12 @@
         </w:tc>
         <w:tc>
           <w:tcPr>
-            <w:tcW w:type="dxa" w:w="2592"/>
-            <w:shd w:fill="FBFBFB"/>
+            <w:tcW w:w="2592" w:type="dxa"/>
+            <w:shd w:val="clear" w:color="auto" w:fill="FBFBFB"/>
             <w:tcMar>
               <w:top w:w="60" w:type="dxa"/>
+              <w:left w:w="90" w:type="dxa"/>
               <w:bottom w:w="60" w:type="dxa"/>
-              <w:left w:w="90" w:type="dxa"/>
               <w:right w:w="90" w:type="dxa"/>
             </w:tcMar>
             <w:vAlign w:val="center"/>
@@ -8990,11 +8867,9 @@
               <w:spacing w:before="30" w:after="30"/>
               <w:jc w:val="center"/>
             </w:pPr>
-            <w:r/>
             <w:r>
               <w:rPr>
                 <w:rFonts w:ascii="Arial" w:hAnsi="Arial"/>
-                <w:b w:val="0"/>
                 <w:color w:val="222222"/>
                 <w:sz w:val="16"/>
               </w:rPr>
@@ -9004,14 +8879,17 @@
         </w:tc>
       </w:tr>
       <w:tr>
-        <w:tc>
-          <w:tcPr>
-            <w:tcW w:type="dxa" w:w="3456"/>
-            <w:shd w:fill="FFFFFF"/>
+        <w:trPr>
+          <w:jc w:val="center"/>
+        </w:trPr>
+        <w:tc>
+          <w:tcPr>
+            <w:tcW w:w="3456" w:type="dxa"/>
+            <w:shd w:val="clear" w:color="auto" w:fill="FFFFFF"/>
             <w:tcMar>
               <w:top w:w="60" w:type="dxa"/>
+              <w:left w:w="90" w:type="dxa"/>
               <w:bottom w:w="60" w:type="dxa"/>
-              <w:left w:w="90" w:type="dxa"/>
               <w:right w:w="90" w:type="dxa"/>
             </w:tcMar>
             <w:vAlign w:val="center"/>
@@ -9019,9 +8897,7 @@
           <w:p>
             <w:pPr>
               <w:spacing w:before="30" w:after="30"/>
-              <w:jc w:val="left"/>
-            </w:pPr>
-            <w:r/>
+            </w:pPr>
             <w:r>
               <w:rPr>
                 <w:rFonts w:ascii="Arial" w:hAnsi="Arial"/>
@@ -9035,12 +8911,12 @@
         </w:tc>
         <w:tc>
           <w:tcPr>
-            <w:tcW w:type="dxa" w:w="2304"/>
-            <w:shd w:fill="FFFFFF"/>
+            <w:tcW w:w="2304" w:type="dxa"/>
+            <w:shd w:val="clear" w:color="auto" w:fill="FFFFFF"/>
             <w:tcMar>
               <w:top w:w="60" w:type="dxa"/>
+              <w:left w:w="90" w:type="dxa"/>
               <w:bottom w:w="60" w:type="dxa"/>
-              <w:left w:w="90" w:type="dxa"/>
               <w:right w:w="90" w:type="dxa"/>
             </w:tcMar>
             <w:vAlign w:val="center"/>
@@ -9050,11 +8926,9 @@
               <w:spacing w:before="30" w:after="30"/>
               <w:jc w:val="center"/>
             </w:pPr>
-            <w:r/>
             <w:r>
               <w:rPr>
                 <w:rFonts w:ascii="Arial" w:hAnsi="Arial"/>
-                <w:b w:val="0"/>
                 <w:color w:val="222222"/>
                 <w:sz w:val="16"/>
               </w:rPr>
@@ -9064,12 +8938,12 @@
         </w:tc>
         <w:tc>
           <w:tcPr>
-            <w:tcW w:type="dxa" w:w="2592"/>
-            <w:shd w:fill="FFFFFF"/>
+            <w:tcW w:w="2592" w:type="dxa"/>
+            <w:shd w:val="clear" w:color="auto" w:fill="FFFFFF"/>
             <w:tcMar>
               <w:top w:w="60" w:type="dxa"/>
+              <w:left w:w="90" w:type="dxa"/>
               <w:bottom w:w="60" w:type="dxa"/>
-              <w:left w:w="90" w:type="dxa"/>
               <w:right w:w="90" w:type="dxa"/>
             </w:tcMar>
             <w:vAlign w:val="center"/>
@@ -9079,11 +8953,9 @@
               <w:spacing w:before="30" w:after="30"/>
               <w:jc w:val="center"/>
             </w:pPr>
-            <w:r/>
             <w:r>
               <w:rPr>
                 <w:rFonts w:ascii="Arial" w:hAnsi="Arial"/>
-                <w:b w:val="0"/>
                 <w:color w:val="222222"/>
                 <w:sz w:val="16"/>
               </w:rPr>
@@ -9093,12 +8965,12 @@
         </w:tc>
         <w:tc>
           <w:tcPr>
-            <w:tcW w:type="dxa" w:w="2592"/>
-            <w:shd w:fill="FFFFFF"/>
+            <w:tcW w:w="2592" w:type="dxa"/>
+            <w:shd w:val="clear" w:color="auto" w:fill="FFFFFF"/>
             <w:tcMar>
               <w:top w:w="60" w:type="dxa"/>
+              <w:left w:w="90" w:type="dxa"/>
               <w:bottom w:w="60" w:type="dxa"/>
-              <w:left w:w="90" w:type="dxa"/>
               <w:right w:w="90" w:type="dxa"/>
             </w:tcMar>
             <w:vAlign w:val="center"/>
@@ -9108,11 +8980,9 @@
               <w:spacing w:before="30" w:after="30"/>
               <w:jc w:val="center"/>
             </w:pPr>
-            <w:r/>
             <w:r>
               <w:rPr>
                 <w:rFonts w:ascii="Arial" w:hAnsi="Arial"/>
-                <w:b w:val="0"/>
                 <w:color w:val="222222"/>
                 <w:sz w:val="16"/>
               </w:rPr>
@@ -9122,14 +8992,17 @@
         </w:tc>
       </w:tr>
       <w:tr>
-        <w:tc>
-          <w:tcPr>
-            <w:tcW w:type="dxa" w:w="3456"/>
-            <w:shd w:fill="FBFBFB"/>
+        <w:trPr>
+          <w:jc w:val="center"/>
+        </w:trPr>
+        <w:tc>
+          <w:tcPr>
+            <w:tcW w:w="3456" w:type="dxa"/>
+            <w:shd w:val="clear" w:color="auto" w:fill="FBFBFB"/>
             <w:tcMar>
               <w:top w:w="60" w:type="dxa"/>
+              <w:left w:w="90" w:type="dxa"/>
               <w:bottom w:w="60" w:type="dxa"/>
-              <w:left w:w="90" w:type="dxa"/>
               <w:right w:w="90" w:type="dxa"/>
             </w:tcMar>
             <w:vAlign w:val="center"/>
@@ -9137,9 +9010,7 @@
           <w:p>
             <w:pPr>
               <w:spacing w:before="30" w:after="30"/>
-              <w:jc w:val="left"/>
-            </w:pPr>
-            <w:r/>
+            </w:pPr>
             <w:r>
               <w:rPr>
                 <w:rFonts w:ascii="Arial" w:hAnsi="Arial"/>
@@ -9153,12 +9024,12 @@
         </w:tc>
         <w:tc>
           <w:tcPr>
-            <w:tcW w:type="dxa" w:w="2304"/>
-            <w:shd w:fill="FBFBFB"/>
+            <w:tcW w:w="2304" w:type="dxa"/>
+            <w:shd w:val="clear" w:color="auto" w:fill="FBFBFB"/>
             <w:tcMar>
               <w:top w:w="60" w:type="dxa"/>
+              <w:left w:w="90" w:type="dxa"/>
               <w:bottom w:w="60" w:type="dxa"/>
-              <w:left w:w="90" w:type="dxa"/>
               <w:right w:w="90" w:type="dxa"/>
             </w:tcMar>
             <w:vAlign w:val="center"/>
@@ -9168,11 +9039,9 @@
               <w:spacing w:before="30" w:after="30"/>
               <w:jc w:val="center"/>
             </w:pPr>
-            <w:r/>
             <w:r>
               <w:rPr>
                 <w:rFonts w:ascii="Arial" w:hAnsi="Arial"/>
-                <w:b w:val="0"/>
                 <w:color w:val="222222"/>
                 <w:sz w:val="16"/>
               </w:rPr>
@@ -9182,12 +9051,12 @@
         </w:tc>
         <w:tc>
           <w:tcPr>
-            <w:tcW w:type="dxa" w:w="2592"/>
-            <w:shd w:fill="FBFBFB"/>
+            <w:tcW w:w="2592" w:type="dxa"/>
+            <w:shd w:val="clear" w:color="auto" w:fill="FBFBFB"/>
             <w:tcMar>
               <w:top w:w="60" w:type="dxa"/>
+              <w:left w:w="90" w:type="dxa"/>
               <w:bottom w:w="60" w:type="dxa"/>
-              <w:left w:w="90" w:type="dxa"/>
               <w:right w:w="90" w:type="dxa"/>
             </w:tcMar>
             <w:vAlign w:val="center"/>
@@ -9197,11 +9066,9 @@
               <w:spacing w:before="30" w:after="30"/>
               <w:jc w:val="center"/>
             </w:pPr>
-            <w:r/>
             <w:r>
               <w:rPr>
                 <w:rFonts w:ascii="Arial" w:hAnsi="Arial"/>
-                <w:b w:val="0"/>
                 <w:color w:val="222222"/>
                 <w:sz w:val="16"/>
               </w:rPr>
@@ -9211,12 +9078,12 @@
         </w:tc>
         <w:tc>
           <w:tcPr>
-            <w:tcW w:type="dxa" w:w="2592"/>
-            <w:shd w:fill="FBFBFB"/>
+            <w:tcW w:w="2592" w:type="dxa"/>
+            <w:shd w:val="clear" w:color="auto" w:fill="FBFBFB"/>
             <w:tcMar>
               <w:top w:w="60" w:type="dxa"/>
+              <w:left w:w="90" w:type="dxa"/>
               <w:bottom w:w="60" w:type="dxa"/>
-              <w:left w:w="90" w:type="dxa"/>
               <w:right w:w="90" w:type="dxa"/>
             </w:tcMar>
             <w:vAlign w:val="center"/>
@@ -9226,11 +9093,9 @@
               <w:spacing w:before="30" w:after="30"/>
               <w:jc w:val="center"/>
             </w:pPr>
-            <w:r/>
             <w:r>
               <w:rPr>
                 <w:rFonts w:ascii="Arial" w:hAnsi="Arial"/>
-                <w:b w:val="0"/>
                 <w:color w:val="222222"/>
                 <w:sz w:val="16"/>
               </w:rPr>
@@ -9240,14 +9105,17 @@
         </w:tc>
       </w:tr>
       <w:tr>
-        <w:tc>
-          <w:tcPr>
-            <w:tcW w:type="dxa" w:w="3456"/>
-            <w:shd w:fill="FFFFFF"/>
+        <w:trPr>
+          <w:jc w:val="center"/>
+        </w:trPr>
+        <w:tc>
+          <w:tcPr>
+            <w:tcW w:w="3456" w:type="dxa"/>
+            <w:shd w:val="clear" w:color="auto" w:fill="FFFFFF"/>
             <w:tcMar>
               <w:top w:w="60" w:type="dxa"/>
+              <w:left w:w="90" w:type="dxa"/>
               <w:bottom w:w="60" w:type="dxa"/>
-              <w:left w:w="90" w:type="dxa"/>
               <w:right w:w="90" w:type="dxa"/>
             </w:tcMar>
             <w:vAlign w:val="center"/>
@@ -9255,9 +9123,7 @@
           <w:p>
             <w:pPr>
               <w:spacing w:before="30" w:after="30"/>
-              <w:jc w:val="left"/>
-            </w:pPr>
-            <w:r/>
+            </w:pPr>
             <w:r>
               <w:rPr>
                 <w:rFonts w:ascii="Arial" w:hAnsi="Arial"/>
@@ -9271,12 +9137,12 @@
         </w:tc>
         <w:tc>
           <w:tcPr>
-            <w:tcW w:type="dxa" w:w="2304"/>
-            <w:shd w:fill="FFFFFF"/>
+            <w:tcW w:w="2304" w:type="dxa"/>
+            <w:shd w:val="clear" w:color="auto" w:fill="FFFFFF"/>
             <w:tcMar>
               <w:top w:w="60" w:type="dxa"/>
+              <w:left w:w="90" w:type="dxa"/>
               <w:bottom w:w="60" w:type="dxa"/>
-              <w:left w:w="90" w:type="dxa"/>
               <w:right w:w="90" w:type="dxa"/>
             </w:tcMar>
             <w:vAlign w:val="center"/>
@@ -9286,11 +9152,9 @@
               <w:spacing w:before="30" w:after="30"/>
               <w:jc w:val="center"/>
             </w:pPr>
-            <w:r/>
             <w:r>
               <w:rPr>
                 <w:rFonts w:ascii="Arial" w:hAnsi="Arial"/>
-                <w:b w:val="0"/>
                 <w:color w:val="222222"/>
                 <w:sz w:val="16"/>
               </w:rPr>
@@ -9300,12 +9164,12 @@
         </w:tc>
         <w:tc>
           <w:tcPr>
-            <w:tcW w:type="dxa" w:w="2592"/>
-            <w:shd w:fill="FFFFFF"/>
+            <w:tcW w:w="2592" w:type="dxa"/>
+            <w:shd w:val="clear" w:color="auto" w:fill="FFFFFF"/>
             <w:tcMar>
               <w:top w:w="60" w:type="dxa"/>
+              <w:left w:w="90" w:type="dxa"/>
               <w:bottom w:w="60" w:type="dxa"/>
-              <w:left w:w="90" w:type="dxa"/>
               <w:right w:w="90" w:type="dxa"/>
             </w:tcMar>
             <w:vAlign w:val="center"/>
@@ -9315,11 +9179,9 @@
               <w:spacing w:before="30" w:after="30"/>
               <w:jc w:val="center"/>
             </w:pPr>
-            <w:r/>
             <w:r>
               <w:rPr>
                 <w:rFonts w:ascii="Arial" w:hAnsi="Arial"/>
-                <w:b w:val="0"/>
                 <w:color w:val="222222"/>
                 <w:sz w:val="16"/>
               </w:rPr>
@@ -9329,12 +9191,12 @@
         </w:tc>
         <w:tc>
           <w:tcPr>
-            <w:tcW w:type="dxa" w:w="2592"/>
-            <w:shd w:fill="FFFFFF"/>
+            <w:tcW w:w="2592" w:type="dxa"/>
+            <w:shd w:val="clear" w:color="auto" w:fill="FFFFFF"/>
             <w:tcMar>
               <w:top w:w="60" w:type="dxa"/>
+              <w:left w:w="90" w:type="dxa"/>
               <w:bottom w:w="60" w:type="dxa"/>
-              <w:left w:w="90" w:type="dxa"/>
               <w:right w:w="90" w:type="dxa"/>
             </w:tcMar>
             <w:vAlign w:val="center"/>
@@ -9344,11 +9206,9 @@
               <w:spacing w:before="30" w:after="30"/>
               <w:jc w:val="center"/>
             </w:pPr>
-            <w:r/>
             <w:r>
               <w:rPr>
                 <w:rFonts w:ascii="Arial" w:hAnsi="Arial"/>
-                <w:b w:val="0"/>
                 <w:color w:val="222222"/>
                 <w:sz w:val="16"/>
               </w:rPr>
@@ -9358,14 +9218,17 @@
         </w:tc>
       </w:tr>
       <w:tr>
-        <w:tc>
-          <w:tcPr>
-            <w:tcW w:type="dxa" w:w="3456"/>
-            <w:shd w:fill="FBFBFB"/>
+        <w:trPr>
+          <w:jc w:val="center"/>
+        </w:trPr>
+        <w:tc>
+          <w:tcPr>
+            <w:tcW w:w="3456" w:type="dxa"/>
+            <w:shd w:val="clear" w:color="auto" w:fill="FBFBFB"/>
             <w:tcMar>
               <w:top w:w="60" w:type="dxa"/>
+              <w:left w:w="90" w:type="dxa"/>
               <w:bottom w:w="60" w:type="dxa"/>
-              <w:left w:w="90" w:type="dxa"/>
               <w:right w:w="90" w:type="dxa"/>
             </w:tcMar>
             <w:vAlign w:val="center"/>
@@ -9373,9 +9236,7 @@
           <w:p>
             <w:pPr>
               <w:spacing w:before="30" w:after="30"/>
-              <w:jc w:val="left"/>
-            </w:pPr>
-            <w:r/>
+            </w:pPr>
             <w:r>
               <w:rPr>
                 <w:rFonts w:ascii="Arial" w:hAnsi="Arial"/>
@@ -9389,12 +9250,12 @@
         </w:tc>
         <w:tc>
           <w:tcPr>
-            <w:tcW w:type="dxa" w:w="2304"/>
-            <w:shd w:fill="FBFBFB"/>
+            <w:tcW w:w="2304" w:type="dxa"/>
+            <w:shd w:val="clear" w:color="auto" w:fill="FBFBFB"/>
             <w:tcMar>
               <w:top w:w="60" w:type="dxa"/>
+              <w:left w:w="90" w:type="dxa"/>
               <w:bottom w:w="60" w:type="dxa"/>
-              <w:left w:w="90" w:type="dxa"/>
               <w:right w:w="90" w:type="dxa"/>
             </w:tcMar>
             <w:vAlign w:val="center"/>
@@ -9404,11 +9265,9 @@
               <w:spacing w:before="30" w:after="30"/>
               <w:jc w:val="center"/>
             </w:pPr>
-            <w:r/>
             <w:r>
               <w:rPr>
                 <w:rFonts w:ascii="Arial" w:hAnsi="Arial"/>
-                <w:b w:val="0"/>
                 <w:color w:val="222222"/>
                 <w:sz w:val="16"/>
               </w:rPr>
@@ -9418,12 +9277,12 @@
         </w:tc>
         <w:tc>
           <w:tcPr>
-            <w:tcW w:type="dxa" w:w="2592"/>
-            <w:shd w:fill="FBFBFB"/>
+            <w:tcW w:w="2592" w:type="dxa"/>
+            <w:shd w:val="clear" w:color="auto" w:fill="FBFBFB"/>
             <w:tcMar>
               <w:top w:w="60" w:type="dxa"/>
+              <w:left w:w="90" w:type="dxa"/>
               <w:bottom w:w="60" w:type="dxa"/>
-              <w:left w:w="90" w:type="dxa"/>
               <w:right w:w="90" w:type="dxa"/>
             </w:tcMar>
             <w:vAlign w:val="center"/>
@@ -9433,11 +9292,9 @@
               <w:spacing w:before="30" w:after="30"/>
               <w:jc w:val="center"/>
             </w:pPr>
-            <w:r/>
             <w:r>
               <w:rPr>
                 <w:rFonts w:ascii="Arial" w:hAnsi="Arial"/>
-                <w:b w:val="0"/>
                 <w:color w:val="222222"/>
                 <w:sz w:val="16"/>
               </w:rPr>
@@ -9447,12 +9304,12 @@
         </w:tc>
         <w:tc>
           <w:tcPr>
-            <w:tcW w:type="dxa" w:w="2592"/>
-            <w:shd w:fill="FBFBFB"/>
+            <w:tcW w:w="2592" w:type="dxa"/>
+            <w:shd w:val="clear" w:color="auto" w:fill="FBFBFB"/>
             <w:tcMar>
               <w:top w:w="60" w:type="dxa"/>
+              <w:left w:w="90" w:type="dxa"/>
               <w:bottom w:w="60" w:type="dxa"/>
-              <w:left w:w="90" w:type="dxa"/>
               <w:right w:w="90" w:type="dxa"/>
             </w:tcMar>
             <w:vAlign w:val="center"/>
@@ -9462,11 +9319,9 @@
               <w:spacing w:before="30" w:after="30"/>
               <w:jc w:val="center"/>
             </w:pPr>
-            <w:r/>
             <w:r>
               <w:rPr>
                 <w:rFonts w:ascii="Arial" w:hAnsi="Arial"/>
-                <w:b w:val="0"/>
                 <w:color w:val="222222"/>
                 <w:sz w:val="16"/>
               </w:rPr>
@@ -9476,14 +9331,17 @@
         </w:tc>
       </w:tr>
       <w:tr>
-        <w:tc>
-          <w:tcPr>
-            <w:tcW w:type="dxa" w:w="3456"/>
-            <w:shd w:fill="FFFFFF"/>
+        <w:trPr>
+          <w:jc w:val="center"/>
+        </w:trPr>
+        <w:tc>
+          <w:tcPr>
+            <w:tcW w:w="3456" w:type="dxa"/>
+            <w:shd w:val="clear" w:color="auto" w:fill="FFFFFF"/>
             <w:tcMar>
               <w:top w:w="60" w:type="dxa"/>
+              <w:left w:w="90" w:type="dxa"/>
               <w:bottom w:w="60" w:type="dxa"/>
-              <w:left w:w="90" w:type="dxa"/>
               <w:right w:w="90" w:type="dxa"/>
             </w:tcMar>
             <w:vAlign w:val="center"/>
@@ -9491,9 +9349,7 @@
           <w:p>
             <w:pPr>
               <w:spacing w:before="30" w:after="30"/>
-              <w:jc w:val="left"/>
-            </w:pPr>
-            <w:r/>
+            </w:pPr>
             <w:r>
               <w:rPr>
                 <w:rFonts w:ascii="Arial" w:hAnsi="Arial"/>
@@ -9507,12 +9363,12 @@
         </w:tc>
         <w:tc>
           <w:tcPr>
-            <w:tcW w:type="dxa" w:w="2304"/>
-            <w:shd w:fill="FFFFFF"/>
+            <w:tcW w:w="2304" w:type="dxa"/>
+            <w:shd w:val="clear" w:color="auto" w:fill="FFFFFF"/>
             <w:tcMar>
               <w:top w:w="60" w:type="dxa"/>
+              <w:left w:w="90" w:type="dxa"/>
               <w:bottom w:w="60" w:type="dxa"/>
-              <w:left w:w="90" w:type="dxa"/>
               <w:right w:w="90" w:type="dxa"/>
             </w:tcMar>
             <w:vAlign w:val="center"/>
@@ -9522,11 +9378,9 @@
               <w:spacing w:before="30" w:after="30"/>
               <w:jc w:val="center"/>
             </w:pPr>
-            <w:r/>
             <w:r>
               <w:rPr>
                 <w:rFonts w:ascii="Arial" w:hAnsi="Arial"/>
-                <w:b w:val="0"/>
                 <w:color w:val="222222"/>
                 <w:sz w:val="16"/>
               </w:rPr>
@@ -9536,12 +9390,12 @@
         </w:tc>
         <w:tc>
           <w:tcPr>
-            <w:tcW w:type="dxa" w:w="2592"/>
-            <w:shd w:fill="FFFFFF"/>
+            <w:tcW w:w="2592" w:type="dxa"/>
+            <w:shd w:val="clear" w:color="auto" w:fill="FFFFFF"/>
             <w:tcMar>
               <w:top w:w="60" w:type="dxa"/>
+              <w:left w:w="90" w:type="dxa"/>
               <w:bottom w:w="60" w:type="dxa"/>
-              <w:left w:w="90" w:type="dxa"/>
               <w:right w:w="90" w:type="dxa"/>
             </w:tcMar>
             <w:vAlign w:val="center"/>
@@ -9551,11 +9405,9 @@
               <w:spacing w:before="30" w:after="30"/>
               <w:jc w:val="center"/>
             </w:pPr>
-            <w:r/>
             <w:r>
               <w:rPr>
                 <w:rFonts w:ascii="Arial" w:hAnsi="Arial"/>
-                <w:b w:val="0"/>
                 <w:color w:val="222222"/>
                 <w:sz w:val="16"/>
               </w:rPr>
@@ -9565,12 +9417,12 @@
         </w:tc>
         <w:tc>
           <w:tcPr>
-            <w:tcW w:type="dxa" w:w="2592"/>
-            <w:shd w:fill="FFFFFF"/>
+            <w:tcW w:w="2592" w:type="dxa"/>
+            <w:shd w:val="clear" w:color="auto" w:fill="FFFFFF"/>
             <w:tcMar>
               <w:top w:w="60" w:type="dxa"/>
+              <w:left w:w="90" w:type="dxa"/>
               <w:bottom w:w="60" w:type="dxa"/>
-              <w:left w:w="90" w:type="dxa"/>
               <w:right w:w="90" w:type="dxa"/>
             </w:tcMar>
             <w:vAlign w:val="center"/>
@@ -9580,11 +9432,9 @@
               <w:spacing w:before="30" w:after="30"/>
               <w:jc w:val="center"/>
             </w:pPr>
-            <w:r/>
             <w:r>
               <w:rPr>
                 <w:rFonts w:ascii="Arial" w:hAnsi="Arial"/>
-                <w:b w:val="0"/>
                 <w:color w:val="222222"/>
                 <w:sz w:val="16"/>
               </w:rPr>
@@ -9594,14 +9444,17 @@
         </w:tc>
       </w:tr>
       <w:tr>
-        <w:tc>
-          <w:tcPr>
-            <w:tcW w:type="dxa" w:w="3456"/>
-            <w:shd w:fill="FBFBFB"/>
+        <w:trPr>
+          <w:jc w:val="center"/>
+        </w:trPr>
+        <w:tc>
+          <w:tcPr>
+            <w:tcW w:w="3456" w:type="dxa"/>
+            <w:shd w:val="clear" w:color="auto" w:fill="FBFBFB"/>
             <w:tcMar>
               <w:top w:w="60" w:type="dxa"/>
+              <w:left w:w="90" w:type="dxa"/>
               <w:bottom w:w="60" w:type="dxa"/>
-              <w:left w:w="90" w:type="dxa"/>
               <w:right w:w="90" w:type="dxa"/>
             </w:tcMar>
             <w:vAlign w:val="center"/>
@@ -9609,9 +9462,7 @@
           <w:p>
             <w:pPr>
               <w:spacing w:before="30" w:after="30"/>
-              <w:jc w:val="left"/>
-            </w:pPr>
-            <w:r/>
+            </w:pPr>
             <w:r>
               <w:rPr>
                 <w:rFonts w:ascii="Arial" w:hAnsi="Arial"/>
@@ -9625,12 +9476,12 @@
         </w:tc>
         <w:tc>
           <w:tcPr>
-            <w:tcW w:type="dxa" w:w="2304"/>
-            <w:shd w:fill="FBFBFB"/>
+            <w:tcW w:w="2304" w:type="dxa"/>
+            <w:shd w:val="clear" w:color="auto" w:fill="FBFBFB"/>
             <w:tcMar>
               <w:top w:w="60" w:type="dxa"/>
+              <w:left w:w="90" w:type="dxa"/>
               <w:bottom w:w="60" w:type="dxa"/>
-              <w:left w:w="90" w:type="dxa"/>
               <w:right w:w="90" w:type="dxa"/>
             </w:tcMar>
             <w:vAlign w:val="center"/>
@@ -9640,7 +9491,6 @@
               <w:spacing w:before="30" w:after="30"/>
               <w:jc w:val="center"/>
             </w:pPr>
-            <w:r/>
             <w:r>
               <w:rPr>
                 <w:rFonts w:ascii="Arial" w:hAnsi="Arial"/>
@@ -9654,12 +9504,12 @@
         </w:tc>
         <w:tc>
           <w:tcPr>
-            <w:tcW w:type="dxa" w:w="2592"/>
-            <w:shd w:fill="FBFBFB"/>
+            <w:tcW w:w="2592" w:type="dxa"/>
+            <w:shd w:val="clear" w:color="auto" w:fill="FBFBFB"/>
             <w:tcMar>
               <w:top w:w="60" w:type="dxa"/>
+              <w:left w:w="90" w:type="dxa"/>
               <w:bottom w:w="60" w:type="dxa"/>
-              <w:left w:w="90" w:type="dxa"/>
               <w:right w:w="90" w:type="dxa"/>
             </w:tcMar>
             <w:vAlign w:val="center"/>
@@ -9669,11 +9519,9 @@
               <w:spacing w:before="30" w:after="30"/>
               <w:jc w:val="center"/>
             </w:pPr>
-            <w:r/>
             <w:r>
               <w:rPr>
                 <w:rFonts w:ascii="Arial" w:hAnsi="Arial"/>
-                <w:b w:val="0"/>
                 <w:color w:val="222222"/>
                 <w:sz w:val="16"/>
               </w:rPr>
@@ -9683,12 +9531,12 @@
         </w:tc>
         <w:tc>
           <w:tcPr>
-            <w:tcW w:type="dxa" w:w="2592"/>
-            <w:shd w:fill="FBFBFB"/>
+            <w:tcW w:w="2592" w:type="dxa"/>
+            <w:shd w:val="clear" w:color="auto" w:fill="FBFBFB"/>
             <w:tcMar>
               <w:top w:w="60" w:type="dxa"/>
+              <w:left w:w="90" w:type="dxa"/>
               <w:bottom w:w="60" w:type="dxa"/>
-              <w:left w:w="90" w:type="dxa"/>
               <w:right w:w="90" w:type="dxa"/>
             </w:tcMar>
             <w:vAlign w:val="center"/>
@@ -9698,11 +9546,9 @@
               <w:spacing w:before="30" w:after="30"/>
               <w:jc w:val="center"/>
             </w:pPr>
-            <w:r/>
             <w:r>
               <w:rPr>
                 <w:rFonts w:ascii="Arial" w:hAnsi="Arial"/>
-                <w:b w:val="0"/>
                 <w:color w:val="222222"/>
                 <w:sz w:val="16"/>
               </w:rPr>
@@ -9733,34 +9579,34 @@
     </w:p>
     <w:tbl>
       <w:tblPr>
-        <w:tblW w:type="auto" w:w="0"/>
+        <w:tblW w:w="0" w:type="auto"/>
         <w:jc w:val="center"/>
-        <w:tblLook w:firstColumn="1" w:firstRow="1" w:lastColumn="0" w:lastRow="0" w:noHBand="0" w:noVBand="1" w:val="04A0"/>
         <w:tblBorders>
           <w:top w:val="single" w:sz="8" w:space="0" w:color="333333"/>
           <w:bottom w:val="single" w:sz="8" w:space="0" w:color="333333"/>
           <w:insideH w:val="single" w:sz="4" w:space="0" w:color="E0E0E0"/>
-          <w:insideV w:val="none"/>
-          <w:left w:val="none"/>
-          <w:right w:val="none"/>
         </w:tblBorders>
+        <w:tblLook w:val="04A0" w:firstRow="1" w:lastRow="0" w:firstColumn="1" w:lastColumn="0" w:noHBand="0" w:noVBand="1"/>
       </w:tblPr>
       <w:tblGrid>
-        <w:gridCol w:w="1872"/>
-        <w:gridCol w:w="1872"/>
-        <w:gridCol w:w="1872"/>
-        <w:gridCol w:w="1872"/>
-        <w:gridCol w:w="1872"/>
+        <w:gridCol w:w="1965"/>
+        <w:gridCol w:w="2797"/>
+        <w:gridCol w:w="1501"/>
+        <w:gridCol w:w="1533"/>
+        <w:gridCol w:w="1564"/>
       </w:tblGrid>
       <w:tr>
-        <w:tc>
-          <w:tcPr>
-            <w:tcW w:type="dxa" w:w="2304"/>
-            <w:shd w:fill="F2F4F8"/>
+        <w:trPr>
+          <w:jc w:val="center"/>
+        </w:trPr>
+        <w:tc>
+          <w:tcPr>
+            <w:tcW w:w="2304" w:type="dxa"/>
+            <w:shd w:val="clear" w:color="auto" w:fill="F2F4F8"/>
             <w:tcMar>
               <w:top w:w="60" w:type="dxa"/>
+              <w:left w:w="90" w:type="dxa"/>
               <w:bottom w:w="60" w:type="dxa"/>
-              <w:left w:w="90" w:type="dxa"/>
               <w:right w:w="90" w:type="dxa"/>
             </w:tcMar>
             <w:vAlign w:val="center"/>
@@ -9770,7 +9616,6 @@
               <w:spacing w:before="30" w:after="30"/>
               <w:jc w:val="center"/>
             </w:pPr>
-            <w:r/>
             <w:r>
               <w:rPr>
                 <w:rFonts w:ascii="Arial" w:hAnsi="Arial"/>
@@ -9778,18 +9623,19 @@
                 <w:color w:val="111111"/>
                 <w:sz w:val="16"/>
               </w:rPr>
+              <w:lastRenderedPageBreak/>
               <w:t>Model</w:t>
             </w:r>
           </w:p>
         </w:tc>
         <w:tc>
           <w:tcPr>
-            <w:tcW w:type="dxa" w:w="3312"/>
-            <w:shd w:fill="F2F4F8"/>
+            <w:tcW w:w="3312" w:type="dxa"/>
+            <w:shd w:val="clear" w:color="auto" w:fill="F2F4F8"/>
             <w:tcMar>
               <w:top w:w="60" w:type="dxa"/>
+              <w:left w:w="90" w:type="dxa"/>
               <w:bottom w:w="60" w:type="dxa"/>
-              <w:left w:w="90" w:type="dxa"/>
               <w:right w:w="90" w:type="dxa"/>
             </w:tcMar>
             <w:vAlign w:val="center"/>
@@ -9799,7 +9645,6 @@
               <w:spacing w:before="30" w:after="30"/>
               <w:jc w:val="center"/>
             </w:pPr>
-            <w:r/>
             <w:r>
               <w:rPr>
                 <w:rFonts w:ascii="Arial" w:hAnsi="Arial"/>
@@ -9813,12 +9658,12 @@
         </w:tc>
         <w:tc>
           <w:tcPr>
-            <w:tcW w:type="dxa" w:w="1728"/>
-            <w:shd w:fill="F2F4F8"/>
+            <w:tcW w:w="1728" w:type="dxa"/>
+            <w:shd w:val="clear" w:color="auto" w:fill="F2F4F8"/>
             <w:tcMar>
               <w:top w:w="60" w:type="dxa"/>
+              <w:left w:w="90" w:type="dxa"/>
               <w:bottom w:w="60" w:type="dxa"/>
-              <w:left w:w="90" w:type="dxa"/>
               <w:right w:w="90" w:type="dxa"/>
             </w:tcMar>
             <w:vAlign w:val="center"/>
@@ -9828,7 +9673,6 @@
               <w:spacing w:before="30" w:after="30"/>
               <w:jc w:val="center"/>
             </w:pPr>
-            <w:r/>
             <w:r>
               <w:rPr>
                 <w:rFonts w:ascii="Arial" w:hAnsi="Arial"/>
@@ -9842,12 +9686,12 @@
         </w:tc>
         <w:tc>
           <w:tcPr>
-            <w:tcW w:type="dxa" w:w="1728"/>
-            <w:shd w:fill="F2F4F8"/>
+            <w:tcW w:w="1728" w:type="dxa"/>
+            <w:shd w:val="clear" w:color="auto" w:fill="F2F4F8"/>
             <w:tcMar>
               <w:top w:w="60" w:type="dxa"/>
+              <w:left w:w="90" w:type="dxa"/>
               <w:bottom w:w="60" w:type="dxa"/>
-              <w:left w:w="90" w:type="dxa"/>
               <w:right w:w="90" w:type="dxa"/>
             </w:tcMar>
             <w:vAlign w:val="center"/>
@@ -9857,7 +9701,6 @@
               <w:spacing w:before="30" w:after="30"/>
               <w:jc w:val="center"/>
             </w:pPr>
-            <w:r/>
             <w:r>
               <w:rPr>
                 <w:rFonts w:ascii="Arial" w:hAnsi="Arial"/>
@@ -9871,12 +9714,12 @@
         </w:tc>
         <w:tc>
           <w:tcPr>
-            <w:tcW w:type="dxa" w:w="1728"/>
-            <w:shd w:fill="F2F4F8"/>
+            <w:tcW w:w="1728" w:type="dxa"/>
+            <w:shd w:val="clear" w:color="auto" w:fill="F2F4F8"/>
             <w:tcMar>
               <w:top w:w="60" w:type="dxa"/>
+              <w:left w:w="90" w:type="dxa"/>
               <w:bottom w:w="60" w:type="dxa"/>
-              <w:left w:w="90" w:type="dxa"/>
               <w:right w:w="90" w:type="dxa"/>
             </w:tcMar>
             <w:vAlign w:val="center"/>
@@ -9886,7 +9729,6 @@
               <w:spacing w:before="30" w:after="30"/>
               <w:jc w:val="center"/>
             </w:pPr>
-            <w:r/>
             <w:r>
               <w:rPr>
                 <w:rFonts w:ascii="Arial" w:hAnsi="Arial"/>
@@ -9900,14 +9742,17 @@
         </w:tc>
       </w:tr>
       <w:tr>
-        <w:tc>
-          <w:tcPr>
-            <w:tcW w:type="dxa" w:w="2304"/>
-            <w:shd w:fill="FFFFFF"/>
+        <w:trPr>
+          <w:jc w:val="center"/>
+        </w:trPr>
+        <w:tc>
+          <w:tcPr>
+            <w:tcW w:w="2304" w:type="dxa"/>
+            <w:shd w:val="clear" w:color="auto" w:fill="FFFFFF"/>
             <w:tcMar>
               <w:top w:w="60" w:type="dxa"/>
+              <w:left w:w="90" w:type="dxa"/>
               <w:bottom w:w="60" w:type="dxa"/>
-              <w:left w:w="90" w:type="dxa"/>
               <w:right w:w="90" w:type="dxa"/>
             </w:tcMar>
             <w:vAlign w:val="center"/>
@@ -9915,9 +9760,7 @@
           <w:p>
             <w:pPr>
               <w:spacing w:before="30" w:after="30"/>
-              <w:jc w:val="left"/>
-            </w:pPr>
-            <w:r/>
+            </w:pPr>
             <w:r>
               <w:rPr>
                 <w:rFonts w:ascii="Arial" w:hAnsi="Arial"/>
@@ -9925,18 +9768,18 @@
                 <w:color w:val="222222"/>
                 <w:sz w:val="16"/>
               </w:rPr>
-              <w:t>LLaMA 4 (1-shot)</w:t>
-            </w:r>
-          </w:p>
-        </w:tc>
-        <w:tc>
-          <w:tcPr>
-            <w:tcW w:type="dxa" w:w="3312"/>
-            <w:shd w:fill="FFFFFF"/>
+              <w:t>LLaMA 4</w:t>
+            </w:r>
+          </w:p>
+        </w:tc>
+        <w:tc>
+          <w:tcPr>
+            <w:tcW w:w="3312" w:type="dxa"/>
+            <w:shd w:val="clear" w:color="auto" w:fill="FFFFFF"/>
             <w:tcMar>
               <w:top w:w="60" w:type="dxa"/>
+              <w:left w:w="90" w:type="dxa"/>
               <w:bottom w:w="60" w:type="dxa"/>
-              <w:left w:w="90" w:type="dxa"/>
               <w:right w:w="90" w:type="dxa"/>
             </w:tcMar>
             <w:vAlign w:val="center"/>
@@ -9946,26 +9789,24 @@
               <w:spacing w:before="30" w:after="30"/>
               <w:jc w:val="center"/>
             </w:pPr>
-            <w:r/>
             <w:r>
               <w:rPr>
                 <w:rFonts w:ascii="Arial" w:hAnsi="Arial"/>
-                <w:b w:val="0"/>
                 <w:color w:val="222222"/>
                 <w:sz w:val="16"/>
               </w:rPr>
-              <w:t>Inline Tagged XML (P2_TAG)</w:t>
-            </w:r>
-          </w:p>
-        </w:tc>
-        <w:tc>
-          <w:tcPr>
-            <w:tcW w:type="dxa" w:w="1728"/>
-            <w:shd w:fill="FFFFFF"/>
+              <w:t>Inline Tagged XML</w:t>
+            </w:r>
+          </w:p>
+        </w:tc>
+        <w:tc>
+          <w:tcPr>
+            <w:tcW w:w="1728" w:type="dxa"/>
+            <w:shd w:val="clear" w:color="auto" w:fill="FFFFFF"/>
             <w:tcMar>
               <w:top w:w="60" w:type="dxa"/>
+              <w:left w:w="90" w:type="dxa"/>
               <w:bottom w:w="60" w:type="dxa"/>
-              <w:left w:w="90" w:type="dxa"/>
               <w:right w:w="90" w:type="dxa"/>
             </w:tcMar>
             <w:vAlign w:val="center"/>
@@ -9975,11 +9816,9 @@
               <w:spacing w:before="30" w:after="30"/>
               <w:jc w:val="center"/>
             </w:pPr>
-            <w:r/>
             <w:r>
               <w:rPr>
                 <w:rFonts w:ascii="Arial" w:hAnsi="Arial"/>
-                <w:b w:val="0"/>
                 <w:color w:val="222222"/>
                 <w:sz w:val="16"/>
               </w:rPr>
@@ -9989,12 +9828,12 @@
         </w:tc>
         <w:tc>
           <w:tcPr>
-            <w:tcW w:type="dxa" w:w="1728"/>
-            <w:shd w:fill="FFFFFF"/>
+            <w:tcW w:w="1728" w:type="dxa"/>
+            <w:shd w:val="clear" w:color="auto" w:fill="FFFFFF"/>
             <w:tcMar>
               <w:top w:w="60" w:type="dxa"/>
+              <w:left w:w="90" w:type="dxa"/>
               <w:bottom w:w="60" w:type="dxa"/>
-              <w:left w:w="90" w:type="dxa"/>
               <w:right w:w="90" w:type="dxa"/>
             </w:tcMar>
             <w:vAlign w:val="center"/>
@@ -10004,11 +9843,9 @@
               <w:spacing w:before="30" w:after="30"/>
               <w:jc w:val="center"/>
             </w:pPr>
-            <w:r/>
             <w:r>
               <w:rPr>
                 <w:rFonts w:ascii="Arial" w:hAnsi="Arial"/>
-                <w:b w:val="0"/>
                 <w:color w:val="222222"/>
                 <w:sz w:val="16"/>
               </w:rPr>
@@ -10018,12 +9855,12 @@
         </w:tc>
         <w:tc>
           <w:tcPr>
-            <w:tcW w:type="dxa" w:w="1728"/>
-            <w:shd w:fill="FFFFFF"/>
+            <w:tcW w:w="1728" w:type="dxa"/>
+            <w:shd w:val="clear" w:color="auto" w:fill="FFFFFF"/>
             <w:tcMar>
               <w:top w:w="60" w:type="dxa"/>
+              <w:left w:w="90" w:type="dxa"/>
               <w:bottom w:w="60" w:type="dxa"/>
-              <w:left w:w="90" w:type="dxa"/>
               <w:right w:w="90" w:type="dxa"/>
             </w:tcMar>
             <w:vAlign w:val="center"/>
@@ -10033,11 +9870,9 @@
               <w:spacing w:before="30" w:after="30"/>
               <w:jc w:val="center"/>
             </w:pPr>
-            <w:r/>
             <w:r>
               <w:rPr>
                 <w:rFonts w:ascii="Arial" w:hAnsi="Arial"/>
-                <w:b w:val="0"/>
                 <w:color w:val="222222"/>
                 <w:sz w:val="16"/>
               </w:rPr>
@@ -10047,14 +9882,17 @@
         </w:tc>
       </w:tr>
       <w:tr>
-        <w:tc>
-          <w:tcPr>
-            <w:tcW w:type="dxa" w:w="2304"/>
-            <w:shd w:fill="FBFBFB"/>
+        <w:trPr>
+          <w:jc w:val="center"/>
+        </w:trPr>
+        <w:tc>
+          <w:tcPr>
+            <w:tcW w:w="2304" w:type="dxa"/>
+            <w:shd w:val="clear" w:color="auto" w:fill="FBFBFB"/>
             <w:tcMar>
               <w:top w:w="60" w:type="dxa"/>
+              <w:left w:w="90" w:type="dxa"/>
               <w:bottom w:w="60" w:type="dxa"/>
-              <w:left w:w="90" w:type="dxa"/>
               <w:right w:w="90" w:type="dxa"/>
             </w:tcMar>
             <w:vAlign w:val="center"/>
@@ -10062,9 +9900,7 @@
           <w:p>
             <w:pPr>
               <w:spacing w:before="30" w:after="30"/>
-              <w:jc w:val="left"/>
-            </w:pPr>
-            <w:r/>
+            </w:pPr>
             <w:r>
               <w:rPr>
                 <w:rFonts w:ascii="Arial" w:hAnsi="Arial"/>
@@ -10072,18 +9908,18 @@
                 <w:color w:val="222222"/>
                 <w:sz w:val="16"/>
               </w:rPr>
-              <w:t>LLaMA 4 (1-shot)</w:t>
-            </w:r>
-          </w:p>
-        </w:tc>
-        <w:tc>
-          <w:tcPr>
-            <w:tcW w:type="dxa" w:w="3312"/>
-            <w:shd w:fill="FBFBFB"/>
+              <w:t>LLaMA 4</w:t>
+            </w:r>
+          </w:p>
+        </w:tc>
+        <w:tc>
+          <w:tcPr>
+            <w:tcW w:w="3312" w:type="dxa"/>
+            <w:shd w:val="clear" w:color="auto" w:fill="FBFBFB"/>
             <w:tcMar>
               <w:top w:w="60" w:type="dxa"/>
+              <w:left w:w="90" w:type="dxa"/>
               <w:bottom w:w="60" w:type="dxa"/>
-              <w:left w:w="90" w:type="dxa"/>
               <w:right w:w="90" w:type="dxa"/>
             </w:tcMar>
             <w:vAlign w:val="center"/>
@@ -10093,26 +9929,24 @@
               <w:spacing w:before="30" w:after="30"/>
               <w:jc w:val="center"/>
             </w:pPr>
-            <w:r/>
             <w:r>
               <w:rPr>
                 <w:rFonts w:ascii="Arial" w:hAnsi="Arial"/>
-                <w:b w:val="0"/>
                 <w:color w:val="222222"/>
                 <w:sz w:val="16"/>
               </w:rPr>
-              <w:t>JSON Schema (Structured Span Offsets)</w:t>
-            </w:r>
-          </w:p>
-        </w:tc>
-        <w:tc>
-          <w:tcPr>
-            <w:tcW w:type="dxa" w:w="1728"/>
-            <w:shd w:fill="FBFBFB"/>
+              <w:t>JSON Schema</w:t>
+            </w:r>
+          </w:p>
+        </w:tc>
+        <w:tc>
+          <w:tcPr>
+            <w:tcW w:w="1728" w:type="dxa"/>
+            <w:shd w:val="clear" w:color="auto" w:fill="FBFBFB"/>
             <w:tcMar>
               <w:top w:w="60" w:type="dxa"/>
+              <w:left w:w="90" w:type="dxa"/>
               <w:bottom w:w="60" w:type="dxa"/>
-              <w:left w:w="90" w:type="dxa"/>
               <w:right w:w="90" w:type="dxa"/>
             </w:tcMar>
             <w:vAlign w:val="center"/>
@@ -10122,11 +9956,9 @@
               <w:spacing w:before="30" w:after="30"/>
               <w:jc w:val="center"/>
             </w:pPr>
-            <w:r/>
             <w:r>
               <w:rPr>
                 <w:rFonts w:ascii="Arial" w:hAnsi="Arial"/>
-                <w:b w:val="0"/>
                 <w:color w:val="222222"/>
                 <w:sz w:val="16"/>
               </w:rPr>
@@ -10136,12 +9968,12 @@
         </w:tc>
         <w:tc>
           <w:tcPr>
-            <w:tcW w:type="dxa" w:w="1728"/>
-            <w:shd w:fill="FBFBFB"/>
+            <w:tcW w:w="1728" w:type="dxa"/>
+            <w:shd w:val="clear" w:color="auto" w:fill="FBFBFB"/>
             <w:tcMar>
               <w:top w:w="60" w:type="dxa"/>
+              <w:left w:w="90" w:type="dxa"/>
               <w:bottom w:w="60" w:type="dxa"/>
-              <w:left w:w="90" w:type="dxa"/>
               <w:right w:w="90" w:type="dxa"/>
             </w:tcMar>
             <w:vAlign w:val="center"/>
@@ -10151,11 +9983,9 @@
               <w:spacing w:before="30" w:after="30"/>
               <w:jc w:val="center"/>
             </w:pPr>
-            <w:r/>
             <w:r>
               <w:rPr>
                 <w:rFonts w:ascii="Arial" w:hAnsi="Arial"/>
-                <w:b w:val="0"/>
                 <w:color w:val="222222"/>
                 <w:sz w:val="16"/>
               </w:rPr>
@@ -10165,12 +9995,12 @@
         </w:tc>
         <w:tc>
           <w:tcPr>
-            <w:tcW w:type="dxa" w:w="1728"/>
-            <w:shd w:fill="FBFBFB"/>
+            <w:tcW w:w="1728" w:type="dxa"/>
+            <w:shd w:val="clear" w:color="auto" w:fill="FBFBFB"/>
             <w:tcMar>
               <w:top w:w="60" w:type="dxa"/>
+              <w:left w:w="90" w:type="dxa"/>
               <w:bottom w:w="60" w:type="dxa"/>
-              <w:left w:w="90" w:type="dxa"/>
               <w:right w:w="90" w:type="dxa"/>
             </w:tcMar>
             <w:vAlign w:val="center"/>
@@ -10180,11 +10010,9 @@
               <w:spacing w:before="30" w:after="30"/>
               <w:jc w:val="center"/>
             </w:pPr>
-            <w:r/>
             <w:r>
               <w:rPr>
                 <w:rFonts w:ascii="Arial" w:hAnsi="Arial"/>
-                <w:b w:val="0"/>
                 <w:color w:val="222222"/>
                 <w:sz w:val="16"/>
               </w:rPr>
@@ -10194,14 +10022,17 @@
         </w:tc>
       </w:tr>
       <w:tr>
-        <w:tc>
-          <w:tcPr>
-            <w:tcW w:type="dxa" w:w="2304"/>
-            <w:shd w:fill="FFFFFF"/>
+        <w:trPr>
+          <w:jc w:val="center"/>
+        </w:trPr>
+        <w:tc>
+          <w:tcPr>
+            <w:tcW w:w="2304" w:type="dxa"/>
+            <w:shd w:val="clear" w:color="auto" w:fill="FFFFFF"/>
             <w:tcMar>
               <w:top w:w="60" w:type="dxa"/>
+              <w:left w:w="90" w:type="dxa"/>
               <w:bottom w:w="60" w:type="dxa"/>
-              <w:left w:w="90" w:type="dxa"/>
               <w:right w:w="90" w:type="dxa"/>
             </w:tcMar>
             <w:vAlign w:val="center"/>
@@ -10209,9 +10040,7 @@
           <w:p>
             <w:pPr>
               <w:spacing w:before="30" w:after="30"/>
-              <w:jc w:val="left"/>
-            </w:pPr>
-            <w:r/>
+            </w:pPr>
             <w:r>
               <w:rPr>
                 <w:rFonts w:ascii="Arial" w:hAnsi="Arial"/>
@@ -10219,18 +10048,18 @@
                 <w:color w:val="222222"/>
                 <w:sz w:val="16"/>
               </w:rPr>
-              <w:t>Claude 4.6 Sonnet (1-shot)</w:t>
-            </w:r>
-          </w:p>
-        </w:tc>
-        <w:tc>
-          <w:tcPr>
-            <w:tcW w:type="dxa" w:w="3312"/>
-            <w:shd w:fill="FFFFFF"/>
+              <w:t>Claude 4.6 Sonnet</w:t>
+            </w:r>
+          </w:p>
+        </w:tc>
+        <w:tc>
+          <w:tcPr>
+            <w:tcW w:w="3312" w:type="dxa"/>
+            <w:shd w:val="clear" w:color="auto" w:fill="FFFFFF"/>
             <w:tcMar>
               <w:top w:w="60" w:type="dxa"/>
+              <w:left w:w="90" w:type="dxa"/>
               <w:bottom w:w="60" w:type="dxa"/>
-              <w:left w:w="90" w:type="dxa"/>
               <w:right w:w="90" w:type="dxa"/>
             </w:tcMar>
             <w:vAlign w:val="center"/>
@@ -10240,26 +10069,24 @@
               <w:spacing w:before="30" w:after="30"/>
               <w:jc w:val="center"/>
             </w:pPr>
-            <w:r/>
             <w:r>
               <w:rPr>
                 <w:rFonts w:ascii="Arial" w:hAnsi="Arial"/>
-                <w:b w:val="0"/>
                 <w:color w:val="222222"/>
                 <w:sz w:val="16"/>
               </w:rPr>
-              <w:t>Inline Tagged XML (P2_TAG)</w:t>
-            </w:r>
-          </w:p>
-        </w:tc>
-        <w:tc>
-          <w:tcPr>
-            <w:tcW w:type="dxa" w:w="1728"/>
-            <w:shd w:fill="FFFFFF"/>
+              <w:t>Inline Tagged XML</w:t>
+            </w:r>
+          </w:p>
+        </w:tc>
+        <w:tc>
+          <w:tcPr>
+            <w:tcW w:w="1728" w:type="dxa"/>
+            <w:shd w:val="clear" w:color="auto" w:fill="FFFFFF"/>
             <w:tcMar>
               <w:top w:w="60" w:type="dxa"/>
+              <w:left w:w="90" w:type="dxa"/>
               <w:bottom w:w="60" w:type="dxa"/>
-              <w:left w:w="90" w:type="dxa"/>
               <w:right w:w="90" w:type="dxa"/>
             </w:tcMar>
             <w:vAlign w:val="center"/>
@@ -10269,11 +10096,9 @@
               <w:spacing w:before="30" w:after="30"/>
               <w:jc w:val="center"/>
             </w:pPr>
-            <w:r/>
             <w:r>
               <w:rPr>
                 <w:rFonts w:ascii="Arial" w:hAnsi="Arial"/>
-                <w:b w:val="0"/>
                 <w:color w:val="222222"/>
                 <w:sz w:val="16"/>
               </w:rPr>
@@ -10283,12 +10108,12 @@
         </w:tc>
         <w:tc>
           <w:tcPr>
-            <w:tcW w:type="dxa" w:w="1728"/>
-            <w:shd w:fill="FFFFFF"/>
+            <w:tcW w:w="1728" w:type="dxa"/>
+            <w:shd w:val="clear" w:color="auto" w:fill="FFFFFF"/>
             <w:tcMar>
               <w:top w:w="60" w:type="dxa"/>
+              <w:left w:w="90" w:type="dxa"/>
               <w:bottom w:w="60" w:type="dxa"/>
-              <w:left w:w="90" w:type="dxa"/>
               <w:right w:w="90" w:type="dxa"/>
             </w:tcMar>
             <w:vAlign w:val="center"/>
@@ -10298,11 +10123,9 @@
               <w:spacing w:before="30" w:after="30"/>
               <w:jc w:val="center"/>
             </w:pPr>
-            <w:r/>
             <w:r>
               <w:rPr>
                 <w:rFonts w:ascii="Arial" w:hAnsi="Arial"/>
-                <w:b w:val="0"/>
                 <w:color w:val="222222"/>
                 <w:sz w:val="16"/>
               </w:rPr>
@@ -10312,12 +10135,12 @@
         </w:tc>
         <w:tc>
           <w:tcPr>
-            <w:tcW w:type="dxa" w:w="1728"/>
-            <w:shd w:fill="FFFFFF"/>
+            <w:tcW w:w="1728" w:type="dxa"/>
+            <w:shd w:val="clear" w:color="auto" w:fill="FFFFFF"/>
             <w:tcMar>
               <w:top w:w="60" w:type="dxa"/>
+              <w:left w:w="90" w:type="dxa"/>
               <w:bottom w:w="60" w:type="dxa"/>
-              <w:left w:w="90" w:type="dxa"/>
               <w:right w:w="90" w:type="dxa"/>
             </w:tcMar>
             <w:vAlign w:val="center"/>
@@ -10327,11 +10150,9 @@
               <w:spacing w:before="30" w:after="30"/>
               <w:jc w:val="center"/>
             </w:pPr>
-            <w:r/>
             <w:r>
               <w:rPr>
                 <w:rFonts w:ascii="Arial" w:hAnsi="Arial"/>
-                <w:b w:val="0"/>
                 <w:color w:val="222222"/>
                 <w:sz w:val="16"/>
               </w:rPr>
@@ -10430,11 +10251,7 @@
     </w:p>
     <w:p>
       <w:r>
-        <w:t xml:space="preserve">Taken together with the FAERS results, these VAERS findings demonstrate that BERT-based models trained on high-quality human annotations provide more robust and reliable performance across heterogeneous pharmacovigilance datasets. While LLM-derived annotations offer a convenient low-resource alternative, their direct use leads to substantially lower accuracy, particularly in semantically complex categories such as STATUS, LAB, and HX. These results underscore the continued importance of curated </w:t>
-      </w:r>
-      <w:r>
-        <w:lastRenderedPageBreak/>
-        <w:t>human-labeled data for medical NER and highlight the effectiveness of supervised transformer models for large-scale safety narrative processing in real-world biomedical applications.</w:t>
+        <w:t>Taken together with the FAERS results, these VAERS findings demonstrate that BERT-based models trained on high-quality human annotations provide more robust and reliable performance across heterogeneous pharmacovigilance datasets. While LLM-derived annotations offer a convenient low-resource alternative, their direct use leads to substantially lower accuracy, particularly in semantically complex categories such as STATUS, LAB, and HX. These results underscore the continued importance of curated human-labeled data for medical NER and highlight the effectiveness of supervised transformer models for large-scale safety narrative processing in real-world biomedical applications.</w:t>
       </w:r>
     </w:p>
     <w:p>
@@ -10457,7 +10274,11 @@
         <w:t xml:space="preserve">a </w:t>
       </w:r>
       <w:r>
-        <w:t>stringent evaluation framework. Because the metric requires exact agreement in both span boundaries and fine-grained labels, it penalizes minor boundary differences and ambiguities between closely related categories (e.g., AE vs. diagnosis vs. medical history). As a result, the observed F1-scores likely underestimate the models’ ability to identify clinically relevant concepts, and should be understood as reflecting task complexity and strict evaluation criteria rather than limited practical utility.</w:t>
+        <w:t xml:space="preserve">stringent evaluation framework. Because the metric requires exact agreement in both span boundaries and fine-grained labels, it penalizes minor boundary differences and ambiguities between closely related categories (e.g., AE vs. diagnosis vs. medical history). As a result, the observed F1-scores likely underestimate the </w:t>
+      </w:r>
+      <w:r>
+        <w:lastRenderedPageBreak/>
+        <w:t>models’ ability to identify clinically relevant concepts, and should be understood as reflecting task complexity and strict evaluation criteria rather than limited practical utility.</w:t>
       </w:r>
     </w:p>
     <w:p>
@@ -10495,11 +10316,7 @@
         <w:t xml:space="preserve">The current annotation workflow was designed </w:t>
       </w:r>
       <w:r>
-        <w:t xml:space="preserve">as a linear </w:t>
-      </w:r>
-      <w:r>
-        <w:lastRenderedPageBreak/>
-        <w:t>process</w:t>
+        <w:t>as a linear process</w:t>
       </w:r>
       <w:r>
         <w:t>, start</w:t>
@@ -10525,6 +10342,7 @@
     </w:p>
     <w:p>
       <w:r>
+        <w:lastRenderedPageBreak/>
         <w:t>In summary, BERT-based NER models demonstrate strong and reliable performance for pharmacovigilance concept extraction when trained on curated datasets. Rather than replacing such models, LLMs complement them by providing flexibility and supporting annotation and analysis workflows. Together, these approaches highlight the continued importance of high-quality annotated data in enabling accurate and scalable NLP solutions for regulatory safety applications.</w:t>
       </w:r>
       <w:r>
@@ -10647,7 +10465,6 @@
         <w:rPr>
           <w:shd w:val="clear" w:color="auto" w:fill="FFFFFF"/>
         </w:rPr>
-        <w:lastRenderedPageBreak/>
         <w:t>Ethics approval</w:t>
       </w:r>
     </w:p>
@@ -10705,6 +10522,7 @@
         <w:rPr>
           <w:shd w:val="clear" w:color="auto" w:fill="FFFFFF"/>
         </w:rPr>
+        <w:lastRenderedPageBreak/>
         <w:t>Consent for publication</w:t>
       </w:r>
     </w:p>
@@ -10774,7 +10592,7 @@
         </w:rPr>
         <w:t xml:space="preserve">The annotation prompt and source code for the annotation platform are available at: </w:t>
       </w:r>
-      <w:hyperlink r:id="rId21" w:history="1">
+      <w:hyperlink r:id="rId16" w:history="1">
         <w:r>
           <w:rPr>
             <w:rStyle w:val="Hyperlink"/>
@@ -10882,7 +10700,7 @@
       <w:r>
         <w:t xml:space="preserve">. 2025  [cited 2025 11/24]; Available from: </w:t>
       </w:r>
-      <w:hyperlink r:id="rId22" w:history="1">
+      <w:hyperlink r:id="rId17" w:history="1">
         <w:r>
           <w:rPr>
             <w:rStyle w:val="Hyperlink"/>
@@ -15019,57 +14837,11 @@
 </w:document>
 </file>
 
-<file path=word/comments.xml><?xml version="1.0" encoding="utf-8"?>
-<w:comments xmlns:wpc="http://schemas.microsoft.com/office/word/2010/wordprocessingCanvas" xmlns:cx="http://schemas.microsoft.com/office/drawing/2014/chartex" xmlns:cx1="http://schemas.microsoft.com/office/drawing/2015/9/8/chartex" xmlns:cx2="http://schemas.microsoft.com/office/drawing/2015/10/21/chartex" xmlns:cx3="http://schemas.microsoft.com/office/drawing/2016/5/9/chartex" xmlns:cx4="http://schemas.microsoft.com/office/drawing/2016/5/10/chartex" xmlns:cx5="http://schemas.microsoft.com/office/drawing/2016/5/11/chartex" xmlns:cx6="http://schemas.microsoft.com/office/drawing/2016/5/12/chartex" xmlns:cx7="http://schemas.microsoft.com/office/drawing/2016/5/13/chartex" xmlns:cx8="http://schemas.microsoft.com/office/drawing/2016/5/14/chartex" xmlns:mc="http://schemas.openxmlformats.org/markup-compatibility/2006" xmlns:aink="http://schemas.microsoft.com/office/drawing/2016/ink" xmlns:am3d="http://schemas.microsoft.com/office/drawing/2017/model3d" xmlns:o="urn:schemas-microsoft-com:office:office" xmlns:oel="http://schemas.microsoft.com/office/2019/extlst" xmlns:r="http://schemas.openxmlformats.org/officeDocument/2006/relationships" xmlns:m="http://schemas.openxmlformats.org/officeDocument/2006/math" xmlns:v="urn:schemas-microsoft-com:vml" xmlns:wp14="http://schemas.microsoft.com/office/word/2010/wordprocessingDrawing" xmlns:wp="http://schemas.openxmlformats.org/drawingml/2006/wordprocessingDrawing" xmlns:w10="urn:schemas-microsoft-com:office:word" xmlns:w="http://schemas.openxmlformats.org/wordprocessingml/2006/main" xmlns:w14="http://schemas.microsoft.com/office/word/2010/wordml" xmlns:w15="http://schemas.microsoft.com/office/word/2012/wordml" xmlns:w16cex="http://schemas.microsoft.com/office/word/2018/wordml/cex" xmlns:w16cid="http://schemas.microsoft.com/office/word/2016/wordml/cid" xmlns:w16="http://schemas.microsoft.com/office/word/2018/wordml" xmlns:w16du="http://schemas.microsoft.com/office/word/2023/wordml/word16du" xmlns:w16sdtdh="http://schemas.microsoft.com/office/word/2020/wordml/sdtdatahash" xmlns:w16sdtfl="http://schemas.microsoft.com/office/word/2024/wordml/sdtformatlock" xmlns:w16se="http://schemas.microsoft.com/office/word/2015/wordml/symex" xmlns:wpg="http://schemas.microsoft.com/office/word/2010/wordprocessingGroup" xmlns:wpi="http://schemas.microsoft.com/office/word/2010/wordprocessingInk" xmlns:wne="http://schemas.microsoft.com/office/word/2006/wordml" xmlns:wps="http://schemas.microsoft.com/office/word/2010/wordprocessingShape" mc:Ignorable="w14 w15 w16se w16cid w16 w16cex w16sdtdh w16sdtfl w16du wp14">
-  <w:comment w:id="0" w:author="Penny, Brandon *" w:date="2026-08-28T10:25:00Z" w:initials="PB">
-    <w:p>
-      <w:pPr>
-        <w:pStyle w:val="CommentText"/>
-      </w:pPr>
-      <w:r>
-        <w:rPr>
-          <w:rStyle w:val="CommentReference"/>
-        </w:rPr>
-        <w:annotationRef/>
-      </w:r>
-      <w:r>
-        <w:rPr>
-          <w:i/>
-          <w:iCs/>
-        </w:rPr>
-        <w:t>Comment 2.11: Please, use italics when citing words and corpus examples, i.e., isoniazid, hepatitis...</w:t>
-      </w:r>
-      <w:r>
-        <w:t> </w:t>
-      </w:r>
-    </w:p>
-  </w:comment>
-</w:comments>
-</file>
-
-<file path=word/commentsExtended.xml><?xml version="1.0" encoding="utf-8"?>
-<w15:commentsEx xmlns:wpc="http://schemas.microsoft.com/office/word/2010/wordprocessingCanvas" xmlns:cx="http://schemas.microsoft.com/office/drawing/2014/chartex" xmlns:cx1="http://schemas.microsoft.com/office/drawing/2015/9/8/chartex" xmlns:cx2="http://schemas.microsoft.com/office/drawing/2015/10/21/chartex" xmlns:cx3="http://schemas.microsoft.com/office/drawing/2016/5/9/chartex" xmlns:cx4="http://schemas.microsoft.com/office/drawing/2016/5/10/chartex" xmlns:cx5="http://schemas.microsoft.com/office/drawing/2016/5/11/chartex" xmlns:cx6="http://schemas.microsoft.com/office/drawing/2016/5/12/chartex" xmlns:cx7="http://schemas.microsoft.com/office/drawing/2016/5/13/chartex" xmlns:cx8="http://schemas.microsoft.com/office/drawing/2016/5/14/chartex" xmlns:mc="http://schemas.openxmlformats.org/markup-compatibility/2006" xmlns:aink="http://schemas.microsoft.com/office/drawing/2016/ink" xmlns:am3d="http://schemas.microsoft.com/office/drawing/2017/model3d" xmlns:o="urn:schemas-microsoft-com:office:office" xmlns:oel="http://schemas.microsoft.com/office/2019/extlst" xmlns:r="http://schemas.openxmlformats.org/officeDocument/2006/relationships" xmlns:m="http://schemas.openxmlformats.org/officeDocument/2006/math" xmlns:v="urn:schemas-microsoft-com:vml" xmlns:wp14="http://schemas.microsoft.com/office/word/2010/wordprocessingDrawing" xmlns:wp="http://schemas.openxmlformats.org/drawingml/2006/wordprocessingDrawing" xmlns:w10="urn:schemas-microsoft-com:office:word" xmlns:w="http://schemas.openxmlformats.org/wordprocessingml/2006/main" xmlns:w14="http://schemas.microsoft.com/office/word/2010/wordml" xmlns:w15="http://schemas.microsoft.com/office/word/2012/wordml" xmlns:w16cex="http://schemas.microsoft.com/office/word/2018/wordml/cex" xmlns:w16cid="http://schemas.microsoft.com/office/word/2016/wordml/cid" xmlns:w16="http://schemas.microsoft.com/office/word/2018/wordml" xmlns:w16du="http://schemas.microsoft.com/office/word/2023/wordml/word16du" xmlns:w16sdtdh="http://schemas.microsoft.com/office/word/2020/wordml/sdtdatahash" xmlns:w16sdtfl="http://schemas.microsoft.com/office/word/2024/wordml/sdtformatlock" xmlns:w16se="http://schemas.microsoft.com/office/word/2015/wordml/symex" xmlns:wpg="http://schemas.microsoft.com/office/word/2010/wordprocessingGroup" xmlns:wpi="http://schemas.microsoft.com/office/word/2010/wordprocessingInk" xmlns:wne="http://schemas.microsoft.com/office/word/2006/wordml" xmlns:wps="http://schemas.microsoft.com/office/word/2010/wordprocessingShape" mc:Ignorable="w14 w15 w16se w16cid w16 w16cex w16sdtdh w16sdtfl w16du wp14">
-  <w15:commentEx w15:paraId="061C72EF" w15:done="0"/>
-</w15:commentsEx>
-</file>
-
-<file path=word/commentsExtensible.xml><?xml version="1.0" encoding="utf-8"?>
-<w16cex:commentsExtensible xmlns:wpc="http://schemas.microsoft.com/office/word/2010/wordprocessingCanvas" xmlns:cx="http://schemas.microsoft.com/office/drawing/2014/chartex" xmlns:cx1="http://schemas.microsoft.com/office/drawing/2015/9/8/chartex" xmlns:cx2="http://schemas.microsoft.com/office/drawing/2015/10/21/chartex" xmlns:cx3="http://schemas.microsoft.com/office/drawing/2016/5/9/chartex" xmlns:cx4="http://schemas.microsoft.com/office/drawing/2016/5/10/chartex" xmlns:cx5="http://schemas.microsoft.com/office/drawing/2016/5/11/chartex" xmlns:cx6="http://schemas.microsoft.com/office/drawing/2016/5/12/chartex" xmlns:cx7="http://schemas.microsoft.com/office/drawing/2016/5/13/chartex" xmlns:cx8="http://schemas.microsoft.com/office/drawing/2016/5/14/chartex" xmlns:cr="http://schemas.microsoft.com/office/comments/2020/reactions" xmlns:mc="http://schemas.openxmlformats.org/markup-compatibility/2006" xmlns:aink="http://schemas.microsoft.com/office/drawing/2016/ink" xmlns:am3d="http://schemas.microsoft.com/office/drawing/2017/model3d" xmlns:o="urn:schemas-microsoft-com:office:office" xmlns:oel="http://schemas.microsoft.com/office/2019/extlst" xmlns:r="http://schemas.openxmlformats.org/officeDocument/2006/relationships" xmlns:m="http://schemas.openxmlformats.org/officeDocument/2006/math" xmlns:v="urn:schemas-microsoft-com:vml" xmlns:wp14="http://schemas.microsoft.com/office/word/2010/wordprocessingDrawing" xmlns:wp="http://schemas.openxmlformats.org/drawingml/2006/wordprocessingDrawing" xmlns:w10="urn:schemas-microsoft-com:office:word" xmlns:w="http://schemas.openxmlformats.org/wordprocessingml/2006/main" xmlns:w14="http://schemas.microsoft.com/office/word/2010/wordml" xmlns:w15="http://schemas.microsoft.com/office/word/2012/wordml" xmlns:w16cex="http://schemas.microsoft.com/office/word/2018/wordml/cex" xmlns:w16cid="http://schemas.microsoft.com/office/word/2016/wordml/cid" xmlns:w16="http://schemas.microsoft.com/office/word/2018/wordml" xmlns:w16du="http://schemas.microsoft.com/office/word/2023/wordml/word16du" xmlns:w16sdtdh="http://schemas.microsoft.com/office/word/2020/wordml/sdtdatahash" xmlns:w16sdtfl="http://schemas.microsoft.com/office/word/2024/wordml/sdtformatlock" xmlns:w16se="http://schemas.microsoft.com/office/word/2015/wordml/symex" xmlns:wpg="http://schemas.microsoft.com/office/word/2010/wordprocessingGroup" xmlns:wpi="http://schemas.microsoft.com/office/word/2010/wordprocessingInk" xmlns:wne="http://schemas.microsoft.com/office/word/2006/wordml" xmlns:wps="http://schemas.microsoft.com/office/word/2010/wordprocessingShape" mc:Ignorable="w14 w15 w16se w16cid w16 w16cex w16sdtdh w16sdtfl cr w16du wp14">
-  <w16cex:commentExtensible w16cex:durableId="5FC23D58" w16cex:dateUtc="2026-08-28T15:25:00Z"/>
-</w16cex:commentsExtensible>
-</file>
-
-<file path=word/commentsIds.xml><?xml version="1.0" encoding="utf-8"?>
-<w16cid:commentsIds xmlns:wpc="http://schemas.microsoft.com/office/word/2010/wordprocessingCanvas" xmlns:cx="http://schemas.microsoft.com/office/drawing/2014/chartex" xmlns:cx1="http://schemas.microsoft.com/office/drawing/2015/9/8/chartex" xmlns:cx2="http://schemas.microsoft.com/office/drawing/2015/10/21/chartex" xmlns:cx3="http://schemas.microsoft.com/office/drawing/2016/5/9/chartex" xmlns:cx4="http://schemas.microsoft.com/office/drawing/2016/5/10/chartex" xmlns:cx5="http://schemas.microsoft.com/office/drawing/2016/5/11/chartex" xmlns:cx6="http://schemas.microsoft.com/office/drawing/2016/5/12/chartex" xmlns:cx7="http://schemas.microsoft.com/office/drawing/2016/5/13/chartex" xmlns:cx8="http://schemas.microsoft.com/office/drawing/2016/5/14/chartex" xmlns:mc="http://schemas.openxmlformats.org/markup-compatibility/2006" xmlns:aink="http://schemas.microsoft.com/office/drawing/2016/ink" xmlns:am3d="http://schemas.microsoft.com/office/drawing/2017/model3d" xmlns:o="urn:schemas-microsoft-com:office:office" xmlns:oel="http://schemas.microsoft.com/office/2019/extlst" xmlns:r="http://schemas.openxmlformats.org/officeDocument/2006/relationships" xmlns:m="http://schemas.openxmlformats.org/officeDocument/2006/math" xmlns:v="urn:schemas-microsoft-com:vml" xmlns:wp14="http://schemas.microsoft.com/office/word/2010/wordprocessingDrawing" xmlns:wp="http://schemas.openxmlformats.org/drawingml/2006/wordprocessingDrawing" xmlns:w10="urn:schemas-microsoft-com:office:word" xmlns:w="http://schemas.openxmlformats.org/wordprocessingml/2006/main" xmlns:w14="http://schemas.microsoft.com/office/word/2010/wordml" xmlns:w15="http://schemas.microsoft.com/office/word/2012/wordml" xmlns:w16cex="http://schemas.microsoft.com/office/word/2018/wordml/cex" xmlns:w16cid="http://schemas.microsoft.com/office/word/2016/wordml/cid" xmlns:w16="http://schemas.microsoft.com/office/word/2018/wordml" xmlns:w16du="http://schemas.microsoft.com/office/word/2023/wordml/word16du" xmlns:w16sdtdh="http://schemas.microsoft.com/office/word/2020/wordml/sdtdatahash" xmlns:w16sdtfl="http://schemas.microsoft.com/office/word/2024/wordml/sdtformatlock" xmlns:w16se="http://schemas.microsoft.com/office/word/2015/wordml/symex" xmlns:wpg="http://schemas.microsoft.com/office/word/2010/wordprocessingGroup" xmlns:wpi="http://schemas.microsoft.com/office/word/2010/wordprocessingInk" xmlns:wne="http://schemas.microsoft.com/office/word/2006/wordml" xmlns:wps="http://schemas.microsoft.com/office/word/2010/wordprocessingShape" mc:Ignorable="w14 w15 w16se w16cid w16 w16cex w16sdtdh w16sdtfl w16du wp14">
-  <w16cid:commentId w16cid:paraId="061C72EF" w16cid:durableId="5FC23D58"/>
-</w16cid:commentsIds>
-</file>
-
 <file path=word/numbering.xml><?xml version="1.0" encoding="utf-8"?>
 <w:numbering xmlns:wpc="http://schemas.microsoft.com/office/word/2010/wordprocessingCanvas" xmlns:cx="http://schemas.microsoft.com/office/drawing/2014/chartex" xmlns:cx1="http://schemas.microsoft.com/office/drawing/2015/9/8/chartex" xmlns:cx2="http://schemas.microsoft.com/office/drawing/2015/10/21/chartex" xmlns:cx3="http://schemas.microsoft.com/office/drawing/2016/5/9/chartex" xmlns:cx4="http://schemas.microsoft.com/office/drawing/2016/5/10/chartex" xmlns:cx5="http://schemas.microsoft.com/office/drawing/2016/5/11/chartex" xmlns:cx6="http://schemas.microsoft.com/office/drawing/2016/5/12/chartex" xmlns:cx7="http://schemas.microsoft.com/office/drawing/2016/5/13/chartex" xmlns:cx8="http://schemas.microsoft.com/office/drawing/2016/5/14/chartex" xmlns:mc="http://schemas.openxmlformats.org/markup-compatibility/2006" xmlns:aink="http://schemas.microsoft.com/office/drawing/2016/ink" xmlns:am3d="http://schemas.microsoft.com/office/drawing/2017/model3d" xmlns:o="urn:schemas-microsoft-com:office:office" xmlns:oel="http://schemas.microsoft.com/office/2019/extlst" xmlns:r="http://schemas.openxmlformats.org/officeDocument/2006/relationships" xmlns:m="http://schemas.openxmlformats.org/officeDocument/2006/math" xmlns:v="urn:schemas-microsoft-com:vml" xmlns:wp14="http://schemas.microsoft.com/office/word/2010/wordprocessingDrawing" xmlns:wp="http://schemas.openxmlformats.org/drawingml/2006/wordprocessingDrawing" xmlns:w10="urn:schemas-microsoft-com:office:word" xmlns:w="http://schemas.openxmlformats.org/wordprocessingml/2006/main" xmlns:w14="http://schemas.microsoft.com/office/word/2010/wordml" xmlns:w15="http://schemas.microsoft.com/office/word/2012/wordml" xmlns:w16cex="http://schemas.microsoft.com/office/word/2018/wordml/cex" xmlns:w16cid="http://schemas.microsoft.com/office/word/2016/wordml/cid" xmlns:w16="http://schemas.microsoft.com/office/word/2018/wordml" xmlns:w16du="http://schemas.microsoft.com/office/word/2023/wordml/word16du" xmlns:w16sdtdh="http://schemas.microsoft.com/office/word/2020/wordml/sdtdatahash" xmlns:w16sdtfl="http://schemas.microsoft.com/office/word/2024/wordml/sdtformatlock" xmlns:w16se="http://schemas.microsoft.com/office/word/2015/wordml/symex" xmlns:wpg="http://schemas.microsoft.com/office/word/2010/wordprocessingGroup" xmlns:wpi="http://schemas.microsoft.com/office/word/2010/wordprocessingInk" xmlns:wne="http://schemas.microsoft.com/office/word/2006/wordml" xmlns:wps="http://schemas.microsoft.com/office/word/2010/wordprocessingShape" mc:Ignorable="w14 w15 w16se w16cid w16 w16cex w16sdtdh w16sdtfl w16du wp14">
   <w:numPicBullet w:numPicBulletId="0">
     <w:pict>
-      <v:rect id="_x0000_i1026" style="width:0;height:1.5pt" o:hralign="center" o:bullet="t" o:hrstd="t" o:hr="t" fillcolor="#a0a0a0" stroked="f"/>
+      <v:rect id="_x0000_i1025" style="width:0;height:1.5pt" o:hralign="center" o:bullet="t" o:hrstd="t" o:hr="t" fillcolor="#a0a0a0" stroked="f"/>
     </w:pict>
   </w:numPicBullet>
   <w:abstractNum w:abstractNumId="0" w15:restartNumberingAfterBreak="0">
@@ -20529,8 +20301,8 @@
 
 <file path=word/people.xml><?xml version="1.0" encoding="utf-8"?>
 <w15:people xmlns:wpc="http://schemas.microsoft.com/office/word/2010/wordprocessingCanvas" xmlns:cx="http://schemas.microsoft.com/office/drawing/2014/chartex" xmlns:cx1="http://schemas.microsoft.com/office/drawing/2015/9/8/chartex" xmlns:cx2="http://schemas.microsoft.com/office/drawing/2015/10/21/chartex" xmlns:cx3="http://schemas.microsoft.com/office/drawing/2016/5/9/chartex" xmlns:cx4="http://schemas.microsoft.com/office/drawing/2016/5/10/chartex" xmlns:cx5="http://schemas.microsoft.com/office/drawing/2016/5/11/chartex" xmlns:cx6="http://schemas.microsoft.com/office/drawing/2016/5/12/chartex" xmlns:cx7="http://schemas.microsoft.com/office/drawing/2016/5/13/chartex" xmlns:cx8="http://schemas.microsoft.com/office/drawing/2016/5/14/chartex" xmlns:mc="http://schemas.openxmlformats.org/markup-compatibility/2006" xmlns:aink="http://schemas.microsoft.com/office/drawing/2016/ink" xmlns:am3d="http://schemas.microsoft.com/office/drawing/2017/model3d" xmlns:o="urn:schemas-microsoft-com:office:office" xmlns:oel="http://schemas.microsoft.com/office/2019/extlst" xmlns:r="http://schemas.openxmlformats.org/officeDocument/2006/relationships" xmlns:m="http://schemas.openxmlformats.org/officeDocument/2006/math" xmlns:v="urn:schemas-microsoft-com:vml" xmlns:wp14="http://schemas.microsoft.com/office/word/2010/wordprocessingDrawing" xmlns:wp="http://schemas.openxmlformats.org/drawingml/2006/wordprocessingDrawing" xmlns:w10="urn:schemas-microsoft-com:office:word" xmlns:w="http://schemas.openxmlformats.org/wordprocessingml/2006/main" xmlns:w14="http://schemas.microsoft.com/office/word/2010/wordml" xmlns:w15="http://schemas.microsoft.com/office/word/2012/wordml" xmlns:w16cex="http://schemas.microsoft.com/office/word/2018/wordml/cex" xmlns:w16cid="http://schemas.microsoft.com/office/word/2016/wordml/cid" xmlns:w16="http://schemas.microsoft.com/office/word/2018/wordml" xmlns:w16du="http://schemas.microsoft.com/office/word/2023/wordml/word16du" xmlns:w16sdtdh="http://schemas.microsoft.com/office/word/2020/wordml/sdtdatahash" xmlns:w16sdtfl="http://schemas.microsoft.com/office/word/2024/wordml/sdtformatlock" xmlns:w16se="http://schemas.microsoft.com/office/word/2015/wordml/symex" xmlns:wpg="http://schemas.microsoft.com/office/word/2010/wordprocessingGroup" xmlns:wpi="http://schemas.microsoft.com/office/word/2010/wordprocessingInk" xmlns:wne="http://schemas.microsoft.com/office/word/2006/wordml" xmlns:wps="http://schemas.microsoft.com/office/word/2010/wordprocessingShape" mc:Ignorable="w14 w15 w16se w16cid w16 w16cex w16sdtdh w16sdtfl w16du wp14">
-  <w15:person w15:author="Penny, Brandon *">
-    <w15:presenceInfo w15:providerId="AD" w15:userId="S::brandon.penny@fda.gov::00f4bfdd-4323-48fc-b59c-ce939e7ca042"/>
+  <w15:person w15:author="leihong wu">
+    <w15:presenceInfo w15:providerId="Windows Live" w15:userId="635ab1bc7fa1274b"/>
   </w15:person>
 </w15:people>
 </file>
@@ -20540,7 +20312,7 @@
   <w:docDefaults>
     <w:rPrDefault>
       <w:rPr>
-        <w:rFonts w:asciiTheme="minorHAnsi" w:eastAsiaTheme="minorHAnsi" w:hAnsiTheme="minorHAnsi" w:cstheme="minorBidi"/>
+        <w:rFonts w:asciiTheme="minorHAnsi" w:eastAsiaTheme="minorEastAsia" w:hAnsiTheme="minorHAnsi" w:cstheme="minorBidi"/>
         <w:kern w:val="2"/>
         <w:sz w:val="24"/>
         <w:szCs w:val="24"/>
@@ -21553,7 +21325,6 @@
       <w:spacing w:before="120" w:after="280" w:line="240" w:lineRule="auto"/>
     </w:pPr>
     <w:rPr>
-      <w:rFonts w:eastAsiaTheme="minorEastAsia"/>
       <w:b/>
       <w:bCs/>
       <w:smallCaps/>
@@ -21587,7 +21358,6 @@
       <w:spacing w:before="120" w:after="280" w:line="240" w:lineRule="auto"/>
     </w:pPr>
     <w:rPr>
-      <w:rFonts w:eastAsiaTheme="minorEastAsia"/>
       <w:kern w:val="0"/>
       <w:sz w:val="20"/>
       <w:szCs w:val="20"/>
@@ -21617,7 +21387,6 @@
       <w:spacing w:after="0" w:line="240" w:lineRule="auto"/>
     </w:pPr>
     <w:rPr>
-      <w:rFonts w:eastAsiaTheme="minorEastAsia"/>
       <w:kern w:val="0"/>
       <w:sz w:val="22"/>
       <w:szCs w:val="22"/>
@@ -21681,7 +21450,6 @@
       <w:spacing w:after="0" w:line="240" w:lineRule="auto"/>
     </w:pPr>
     <w:rPr>
-      <w:rFonts w:eastAsiaTheme="minorEastAsia"/>
       <w:kern w:val="0"/>
       <w:sz w:val="22"/>
       <w:szCs w:val="22"/>
@@ -21817,7 +21585,6 @@
       <w:spacing w:after="0" w:line="240" w:lineRule="auto"/>
     </w:pPr>
     <w:rPr>
-      <w:rFonts w:eastAsiaTheme="minorEastAsia"/>
       <w:kern w:val="0"/>
       <w:sz w:val="22"/>
       <w:szCs w:val="22"/>

--- a/publication/manuscripts/LLM4AE_rev1_clean_updated.docx
+++ b/publication/manuscripts/LLM4AE_rev1_clean_updated.docx
@@ -3259,6 +3259,7 @@
     <w:p>
       <w:pPr>
         <w:rPr>
+          <w:rFonts w:eastAsiaTheme="minorEastAsia"/>
           <w:iCs/>
         </w:rPr>
       </w:pPr>
@@ -3373,6 +3374,7 @@
     <w:p>
       <w:pPr>
         <w:rPr>
+          <w:rFonts w:eastAsiaTheme="minorEastAsia"/>
           <w:iCs/>
         </w:rPr>
       </w:pPr>
@@ -5113,7 +5115,7 @@
         </w:rPr>
         <w:lastRenderedPageBreak/>
         <w:drawing>
-          <wp:inline distT="0" distB="0" distL="0" distR="0" wp14:anchorId="229BBBF4" wp14:editId="6593279C">
+          <wp:inline distT="0" distB="0" distL="0" distR="0" wp14:anchorId="229BBBF4" wp14:editId="1B78856E">
             <wp:extent cx="5932170" cy="4008120"/>
             <wp:effectExtent l="0" t="0" r="0" b="0"/>
             <wp:docPr id="1843461867" name="Picture 2"/>
@@ -5187,45 +5189,44 @@
     </w:p>
     <w:p>
       <w:r>
-        <w:t>We trained and evaluated a supervised BioBERT named entity recognition (NER) model using a 4-fold Leave-One-Drug-Event-Pair-Out cross-validation design on the 829 FAERS narratives. Table 3 summarizes the overall benchmark comparison across model families, input paradigms, and evaluation tiers. BioBERT achieved a strict exact-match F1 of 0.5258 and an adapted ADE-Eval F1 of 0.6698, which substantially outperformed the few-shot LLaMA-4 (0.3542 Strict, 0.5098 Adapted), Claude 4.6 Sonnet (0.4222 Strict, 0.5786 Adapted), and baseline ETHER system (0.1147 Strict, 0.2447 Adapted). Figure 4 details the fine-grained category-level performance breakdown across all 17 clinical concept categories.</w:t>
+        <w:t>We trained and evaluated a supervised BioBERT named entity recognition (NER) model using a 4-fold Leave-One-Drug-Event-Pair-Out cross-validation design on the 829 FAERS narratives across all 17 clinical concept categories. Table 3 summarizes the overall benchmark comparison across model families, input paradigms, and evaluation tiers. BioBERT achieved a strict exact-match F1 of 0.5685 ± 0.0080 and an adapted ADE-Eval F1 of 0.7463 ± 0.0076, which substantially outperformed few-shot LLaMA 4 (0.4043 Strict, 0.6249 Adapted), Claude 4.6 Sonnet (0.4667 Strict, 0.6443 Adapted), and baseline ETHER system (0.1147 Strict, 0.2447 Adapted). Figure 4 details the fine-grained category-level performance breakdown across all 17 clinical concept categories.</w:t>
       </w:r>
     </w:p>
     <w:p>
       <w:r>
-        <w:lastRenderedPageBreak/>
         <w:t>Table 3. Master Performance Benchmark on the FAERS Dataset (N = 829 Reports).</w:t>
       </w:r>
     </w:p>
     <w:tbl>
       <w:tblPr>
-        <w:tblW w:w="0" w:type="auto"/>
+        <w:tblW w:type="auto" w:w="0"/>
         <w:jc w:val="center"/>
+        <w:tblLook w:firstColumn="1" w:firstRow="1" w:lastColumn="0" w:lastRow="0" w:noHBand="0" w:noVBand="1" w:val="04A0"/>
         <w:tblBorders>
           <w:top w:val="single" w:sz="8" w:space="0" w:color="333333"/>
           <w:bottom w:val="single" w:sz="8" w:space="0" w:color="333333"/>
           <w:insideH w:val="single" w:sz="4" w:space="0" w:color="E0E0E0"/>
+          <w:insideV w:val="none"/>
+          <w:left w:val="none"/>
+          <w:right w:val="none"/>
         </w:tblBorders>
-        <w:tblLook w:val="04A0" w:firstRow="1" w:lastRow="0" w:firstColumn="1" w:lastColumn="0" w:noHBand="0" w:noVBand="1"/>
       </w:tblPr>
       <w:tblGrid>
-        <w:gridCol w:w="1601"/>
-        <w:gridCol w:w="2539"/>
-        <w:gridCol w:w="2115"/>
-        <w:gridCol w:w="1516"/>
-        <w:gridCol w:w="1589"/>
+        <w:gridCol w:w="1872"/>
+        <w:gridCol w:w="1872"/>
+        <w:gridCol w:w="1872"/>
+        <w:gridCol w:w="1872"/>
+        <w:gridCol w:w="1872"/>
       </w:tblGrid>
       <w:tr>
-        <w:trPr>
-          <w:jc w:val="center"/>
-        </w:trPr>
-        <w:tc>
-          <w:tcPr>
-            <w:tcW w:w="1872" w:type="dxa"/>
-            <w:shd w:val="clear" w:color="auto" w:fill="F2F4F8"/>
+        <w:tc>
+          <w:tcPr>
+            <w:tcW w:type="dxa" w:w="1872"/>
+            <w:shd w:fill="F2F4F8"/>
             <w:tcMar>
               <w:top w:w="60" w:type="dxa"/>
+              <w:bottom w:w="60" w:type="dxa"/>
               <w:left w:w="90" w:type="dxa"/>
-              <w:bottom w:w="60" w:type="dxa"/>
               <w:right w:w="90" w:type="dxa"/>
             </w:tcMar>
             <w:vAlign w:val="center"/>
@@ -5235,6 +5236,7 @@
               <w:spacing w:before="30" w:after="30"/>
               <w:jc w:val="center"/>
             </w:pPr>
+            <w:r/>
             <w:r>
               <w:rPr>
                 <w:rFonts w:ascii="Arial" w:hAnsi="Arial"/>
@@ -5248,12 +5250,12 @@
         </w:tc>
         <w:tc>
           <w:tcPr>
-            <w:tcW w:w="3168" w:type="dxa"/>
-            <w:shd w:val="clear" w:color="auto" w:fill="F2F4F8"/>
+            <w:tcW w:type="dxa" w:w="3168"/>
+            <w:shd w:fill="F2F4F8"/>
             <w:tcMar>
               <w:top w:w="60" w:type="dxa"/>
+              <w:bottom w:w="60" w:type="dxa"/>
               <w:left w:w="90" w:type="dxa"/>
-              <w:bottom w:w="60" w:type="dxa"/>
               <w:right w:w="90" w:type="dxa"/>
             </w:tcMar>
             <w:vAlign w:val="center"/>
@@ -5263,6 +5265,7 @@
               <w:spacing w:before="30" w:after="30"/>
               <w:jc w:val="center"/>
             </w:pPr>
+            <w:r/>
             <w:r>
               <w:rPr>
                 <w:rFonts w:ascii="Arial" w:hAnsi="Arial"/>
@@ -5276,12 +5279,12 @@
         </w:tc>
         <w:tc>
           <w:tcPr>
-            <w:tcW w:w="2592" w:type="dxa"/>
-            <w:shd w:val="clear" w:color="auto" w:fill="F2F4F8"/>
+            <w:tcW w:type="dxa" w:w="2592"/>
+            <w:shd w:fill="F2F4F8"/>
             <w:tcMar>
               <w:top w:w="60" w:type="dxa"/>
+              <w:bottom w:w="60" w:type="dxa"/>
               <w:left w:w="90" w:type="dxa"/>
-              <w:bottom w:w="60" w:type="dxa"/>
               <w:right w:w="90" w:type="dxa"/>
             </w:tcMar>
             <w:vAlign w:val="center"/>
@@ -5291,6 +5294,7 @@
               <w:spacing w:before="30" w:after="30"/>
               <w:jc w:val="center"/>
             </w:pPr>
+            <w:r/>
             <w:r>
               <w:rPr>
                 <w:rFonts w:ascii="Arial" w:hAnsi="Arial"/>
@@ -5304,12 +5308,12 @@
         </w:tc>
         <w:tc>
           <w:tcPr>
-            <w:tcW w:w="1872" w:type="dxa"/>
-            <w:shd w:val="clear" w:color="auto" w:fill="F2F4F8"/>
+            <w:tcW w:type="dxa" w:w="1872"/>
+            <w:shd w:fill="F2F4F8"/>
             <w:tcMar>
               <w:top w:w="60" w:type="dxa"/>
+              <w:bottom w:w="60" w:type="dxa"/>
               <w:left w:w="90" w:type="dxa"/>
-              <w:bottom w:w="60" w:type="dxa"/>
               <w:right w:w="90" w:type="dxa"/>
             </w:tcMar>
             <w:vAlign w:val="center"/>
@@ -5319,6 +5323,7 @@
               <w:spacing w:before="30" w:after="30"/>
               <w:jc w:val="center"/>
             </w:pPr>
+            <w:r/>
             <w:r>
               <w:rPr>
                 <w:rFonts w:ascii="Arial" w:hAnsi="Arial"/>
@@ -5332,12 +5337,12 @@
         </w:tc>
         <w:tc>
           <w:tcPr>
-            <w:tcW w:w="1872" w:type="dxa"/>
-            <w:shd w:val="clear" w:color="auto" w:fill="F2F4F8"/>
+            <w:tcW w:type="dxa" w:w="1872"/>
+            <w:shd w:fill="F2F4F8"/>
             <w:tcMar>
               <w:top w:w="60" w:type="dxa"/>
+              <w:bottom w:w="60" w:type="dxa"/>
               <w:left w:w="90" w:type="dxa"/>
-              <w:bottom w:w="60" w:type="dxa"/>
               <w:right w:w="90" w:type="dxa"/>
             </w:tcMar>
             <w:vAlign w:val="center"/>
@@ -5347,6 +5352,7 @@
               <w:spacing w:before="30" w:after="30"/>
               <w:jc w:val="center"/>
             </w:pPr>
+            <w:r/>
             <w:r>
               <w:rPr>
                 <w:rFonts w:ascii="Arial" w:hAnsi="Arial"/>
@@ -5360,17 +5366,14 @@
         </w:tc>
       </w:tr>
       <w:tr>
-        <w:trPr>
-          <w:jc w:val="center"/>
-        </w:trPr>
-        <w:tc>
-          <w:tcPr>
-            <w:tcW w:w="1872" w:type="dxa"/>
-            <w:shd w:val="clear" w:color="auto" w:fill="FFFFFF"/>
+        <w:tc>
+          <w:tcPr>
+            <w:tcW w:type="dxa" w:w="1872"/>
+            <w:shd w:fill="FFFFFF"/>
             <w:tcMar>
               <w:top w:w="60" w:type="dxa"/>
+              <w:bottom w:w="60" w:type="dxa"/>
               <w:left w:w="90" w:type="dxa"/>
-              <w:bottom w:w="60" w:type="dxa"/>
               <w:right w:w="90" w:type="dxa"/>
             </w:tcMar>
             <w:vAlign w:val="center"/>
@@ -5378,7 +5381,9 @@
           <w:p>
             <w:pPr>
               <w:spacing w:before="30" w:after="30"/>
-            </w:pPr>
+              <w:jc w:val="left"/>
+            </w:pPr>
+            <w:r/>
             <w:r>
               <w:rPr>
                 <w:rFonts w:ascii="Arial" w:hAnsi="Arial"/>
@@ -5392,12 +5397,12 @@
         </w:tc>
         <w:tc>
           <w:tcPr>
-            <w:tcW w:w="3168" w:type="dxa"/>
-            <w:shd w:val="clear" w:color="auto" w:fill="FFFFFF"/>
+            <w:tcW w:type="dxa" w:w="3168"/>
+            <w:shd w:fill="FFFFFF"/>
             <w:tcMar>
               <w:top w:w="60" w:type="dxa"/>
+              <w:bottom w:w="60" w:type="dxa"/>
               <w:left w:w="90" w:type="dxa"/>
-              <w:bottom w:w="60" w:type="dxa"/>
               <w:right w:w="90" w:type="dxa"/>
             </w:tcMar>
             <w:vAlign w:val="center"/>
@@ -5407,6 +5412,7 @@
               <w:spacing w:before="30" w:after="30"/>
               <w:jc w:val="center"/>
             </w:pPr>
+            <w:r/>
             <w:r>
               <w:rPr>
                 <w:rFonts w:ascii="Arial" w:hAnsi="Arial"/>
@@ -5420,12 +5426,12 @@
         </w:tc>
         <w:tc>
           <w:tcPr>
-            <w:tcW w:w="2592" w:type="dxa"/>
-            <w:shd w:val="clear" w:color="auto" w:fill="FFFFFF"/>
+            <w:tcW w:type="dxa" w:w="2592"/>
+            <w:shd w:fill="FFFFFF"/>
             <w:tcMar>
               <w:top w:w="60" w:type="dxa"/>
+              <w:bottom w:w="60" w:type="dxa"/>
               <w:left w:w="90" w:type="dxa"/>
-              <w:bottom w:w="60" w:type="dxa"/>
               <w:right w:w="90" w:type="dxa"/>
             </w:tcMar>
             <w:vAlign w:val="center"/>
@@ -5435,9 +5441,11 @@
               <w:spacing w:before="30" w:after="30"/>
               <w:jc w:val="center"/>
             </w:pPr>
+            <w:r/>
             <w:r>
               <w:rPr>
                 <w:rFonts w:ascii="Arial" w:hAnsi="Arial"/>
+                <w:b w:val="0"/>
                 <w:color w:val="222222"/>
                 <w:sz w:val="16"/>
               </w:rPr>
@@ -5447,12 +5455,12 @@
         </w:tc>
         <w:tc>
           <w:tcPr>
-            <w:tcW w:w="1872" w:type="dxa"/>
-            <w:shd w:val="clear" w:color="auto" w:fill="FFFFFF"/>
+            <w:tcW w:type="dxa" w:w="1872"/>
+            <w:shd w:fill="FFFFFF"/>
             <w:tcMar>
               <w:top w:w="60" w:type="dxa"/>
+              <w:bottom w:w="60" w:type="dxa"/>
               <w:left w:w="90" w:type="dxa"/>
-              <w:bottom w:w="60" w:type="dxa"/>
               <w:right w:w="90" w:type="dxa"/>
             </w:tcMar>
             <w:vAlign w:val="center"/>
@@ -5462,24 +5470,26 @@
               <w:spacing w:before="30" w:after="30"/>
               <w:jc w:val="center"/>
             </w:pPr>
+            <w:r/>
             <w:r>
               <w:rPr>
                 <w:rFonts w:ascii="Arial" w:hAnsi="Arial"/>
+                <w:b w:val="0"/>
                 <w:color w:val="222222"/>
                 <w:sz w:val="16"/>
               </w:rPr>
-              <w:t>0.5258 ± 0.0097</w:t>
-            </w:r>
-          </w:p>
-        </w:tc>
-        <w:tc>
-          <w:tcPr>
-            <w:tcW w:w="1872" w:type="dxa"/>
-            <w:shd w:val="clear" w:color="auto" w:fill="FFFFFF"/>
+              <w:t>0.5685 ± 0.0080</w:t>
+            </w:r>
+          </w:p>
+        </w:tc>
+        <w:tc>
+          <w:tcPr>
+            <w:tcW w:type="dxa" w:w="1872"/>
+            <w:shd w:fill="FFFFFF"/>
             <w:tcMar>
               <w:top w:w="60" w:type="dxa"/>
+              <w:bottom w:w="60" w:type="dxa"/>
               <w:left w:w="90" w:type="dxa"/>
-              <w:bottom w:w="60" w:type="dxa"/>
               <w:right w:w="90" w:type="dxa"/>
             </w:tcMar>
             <w:vAlign w:val="center"/>
@@ -5489,29 +5499,28 @@
               <w:spacing w:before="30" w:after="30"/>
               <w:jc w:val="center"/>
             </w:pPr>
+            <w:r/>
             <w:r>
               <w:rPr>
                 <w:rFonts w:ascii="Arial" w:hAnsi="Arial"/>
+                <w:b w:val="0"/>
                 <w:color w:val="222222"/>
                 <w:sz w:val="16"/>
               </w:rPr>
-              <w:t>0.6698 ± 0.0095</w:t>
+              <w:t>0.7463 ± 0.0076</w:t>
             </w:r>
           </w:p>
         </w:tc>
       </w:tr>
       <w:tr>
-        <w:trPr>
-          <w:jc w:val="center"/>
-        </w:trPr>
-        <w:tc>
-          <w:tcPr>
-            <w:tcW w:w="1872" w:type="dxa"/>
-            <w:shd w:val="clear" w:color="auto" w:fill="FBFBFB"/>
+        <w:tc>
+          <w:tcPr>
+            <w:tcW w:type="dxa" w:w="1872"/>
+            <w:shd w:fill="FBFBFB"/>
             <w:tcMar>
               <w:top w:w="60" w:type="dxa"/>
+              <w:bottom w:w="60" w:type="dxa"/>
               <w:left w:w="90" w:type="dxa"/>
-              <w:bottom w:w="60" w:type="dxa"/>
               <w:right w:w="90" w:type="dxa"/>
             </w:tcMar>
             <w:vAlign w:val="center"/>
@@ -5519,7 +5528,9 @@
           <w:p>
             <w:pPr>
               <w:spacing w:before="30" w:after="30"/>
-            </w:pPr>
+              <w:jc w:val="left"/>
+            </w:pPr>
+            <w:r/>
             <w:r>
               <w:rPr>
                 <w:rFonts w:ascii="Arial" w:hAnsi="Arial"/>
@@ -5533,12 +5544,12 @@
         </w:tc>
         <w:tc>
           <w:tcPr>
-            <w:tcW w:w="3168" w:type="dxa"/>
-            <w:shd w:val="clear" w:color="auto" w:fill="FBFBFB"/>
+            <w:tcW w:type="dxa" w:w="3168"/>
+            <w:shd w:fill="FBFBFB"/>
             <w:tcMar>
               <w:top w:w="60" w:type="dxa"/>
+              <w:bottom w:w="60" w:type="dxa"/>
               <w:left w:w="90" w:type="dxa"/>
-              <w:bottom w:w="60" w:type="dxa"/>
               <w:right w:w="90" w:type="dxa"/>
             </w:tcMar>
             <w:vAlign w:val="center"/>
@@ -5548,9 +5559,11 @@
               <w:spacing w:before="30" w:after="30"/>
               <w:jc w:val="center"/>
             </w:pPr>
+            <w:r/>
             <w:r>
               <w:rPr>
                 <w:rFonts w:ascii="Arial" w:hAnsi="Arial"/>
+                <w:b w:val="0"/>
                 <w:color w:val="222222"/>
                 <w:sz w:val="16"/>
               </w:rPr>
@@ -5560,12 +5573,12 @@
         </w:tc>
         <w:tc>
           <w:tcPr>
-            <w:tcW w:w="2592" w:type="dxa"/>
-            <w:shd w:val="clear" w:color="auto" w:fill="FBFBFB"/>
+            <w:tcW w:type="dxa" w:w="2592"/>
+            <w:shd w:fill="FBFBFB"/>
             <w:tcMar>
               <w:top w:w="60" w:type="dxa"/>
+              <w:bottom w:w="60" w:type="dxa"/>
               <w:left w:w="90" w:type="dxa"/>
-              <w:bottom w:w="60" w:type="dxa"/>
               <w:right w:w="90" w:type="dxa"/>
             </w:tcMar>
             <w:vAlign w:val="center"/>
@@ -5575,9 +5588,11 @@
               <w:spacing w:before="30" w:after="30"/>
               <w:jc w:val="center"/>
             </w:pPr>
+            <w:r/>
             <w:r>
               <w:rPr>
                 <w:rFonts w:ascii="Arial" w:hAnsi="Arial"/>
+                <w:b w:val="0"/>
                 <w:color w:val="222222"/>
                 <w:sz w:val="16"/>
               </w:rPr>
@@ -5587,12 +5602,12 @@
         </w:tc>
         <w:tc>
           <w:tcPr>
-            <w:tcW w:w="1872" w:type="dxa"/>
-            <w:shd w:val="clear" w:color="auto" w:fill="FBFBFB"/>
+            <w:tcW w:type="dxa" w:w="1872"/>
+            <w:shd w:fill="FBFBFB"/>
             <w:tcMar>
               <w:top w:w="60" w:type="dxa"/>
+              <w:bottom w:w="60" w:type="dxa"/>
               <w:left w:w="90" w:type="dxa"/>
-              <w:bottom w:w="60" w:type="dxa"/>
               <w:right w:w="90" w:type="dxa"/>
             </w:tcMar>
             <w:vAlign w:val="center"/>
@@ -5602,9 +5617,11 @@
               <w:spacing w:before="30" w:after="30"/>
               <w:jc w:val="center"/>
             </w:pPr>
+            <w:r/>
             <w:r>
               <w:rPr>
                 <w:rFonts w:ascii="Arial" w:hAnsi="Arial"/>
+                <w:b w:val="0"/>
                 <w:color w:val="222222"/>
                 <w:sz w:val="16"/>
               </w:rPr>
@@ -5614,12 +5631,12 @@
         </w:tc>
         <w:tc>
           <w:tcPr>
-            <w:tcW w:w="1872" w:type="dxa"/>
-            <w:shd w:val="clear" w:color="auto" w:fill="FBFBFB"/>
+            <w:tcW w:type="dxa" w:w="1872"/>
+            <w:shd w:fill="FBFBFB"/>
             <w:tcMar>
               <w:top w:w="60" w:type="dxa"/>
+              <w:bottom w:w="60" w:type="dxa"/>
               <w:left w:w="90" w:type="dxa"/>
-              <w:bottom w:w="60" w:type="dxa"/>
               <w:right w:w="90" w:type="dxa"/>
             </w:tcMar>
             <w:vAlign w:val="center"/>
@@ -5629,9 +5646,11 @@
               <w:spacing w:before="30" w:after="30"/>
               <w:jc w:val="center"/>
             </w:pPr>
+            <w:r/>
             <w:r>
               <w:rPr>
                 <w:rFonts w:ascii="Arial" w:hAnsi="Arial"/>
+                <w:b w:val="0"/>
                 <w:color w:val="222222"/>
                 <w:sz w:val="16"/>
               </w:rPr>
@@ -5641,17 +5660,14 @@
         </w:tc>
       </w:tr>
       <w:tr>
-        <w:trPr>
-          <w:jc w:val="center"/>
-        </w:trPr>
-        <w:tc>
-          <w:tcPr>
-            <w:tcW w:w="1872" w:type="dxa"/>
-            <w:shd w:val="clear" w:color="auto" w:fill="FFFFFF"/>
+        <w:tc>
+          <w:tcPr>
+            <w:tcW w:type="dxa" w:w="1872"/>
+            <w:shd w:fill="FFFFFF"/>
             <w:tcMar>
               <w:top w:w="60" w:type="dxa"/>
+              <w:bottom w:w="60" w:type="dxa"/>
               <w:left w:w="90" w:type="dxa"/>
-              <w:bottom w:w="60" w:type="dxa"/>
               <w:right w:w="90" w:type="dxa"/>
             </w:tcMar>
             <w:vAlign w:val="center"/>
@@ -5659,7 +5675,9 @@
           <w:p>
             <w:pPr>
               <w:spacing w:before="30" w:after="30"/>
-            </w:pPr>
+              <w:jc w:val="left"/>
+            </w:pPr>
+            <w:r/>
             <w:r>
               <w:rPr>
                 <w:rFonts w:ascii="Arial" w:hAnsi="Arial"/>
@@ -5673,12 +5691,12 @@
         </w:tc>
         <w:tc>
           <w:tcPr>
-            <w:tcW w:w="3168" w:type="dxa"/>
-            <w:shd w:val="clear" w:color="auto" w:fill="FFFFFF"/>
+            <w:tcW w:type="dxa" w:w="3168"/>
+            <w:shd w:fill="FFFFFF"/>
             <w:tcMar>
               <w:top w:w="60" w:type="dxa"/>
+              <w:bottom w:w="60" w:type="dxa"/>
               <w:left w:w="90" w:type="dxa"/>
-              <w:bottom w:w="60" w:type="dxa"/>
               <w:right w:w="90" w:type="dxa"/>
             </w:tcMar>
             <w:vAlign w:val="center"/>
@@ -5688,9 +5706,11 @@
               <w:spacing w:before="30" w:after="30"/>
               <w:jc w:val="center"/>
             </w:pPr>
+            <w:r/>
             <w:r>
               <w:rPr>
                 <w:rFonts w:ascii="Arial" w:hAnsi="Arial"/>
+                <w:b w:val="0"/>
                 <w:color w:val="222222"/>
                 <w:sz w:val="16"/>
               </w:rPr>
@@ -5700,12 +5720,12 @@
         </w:tc>
         <w:tc>
           <w:tcPr>
-            <w:tcW w:w="2592" w:type="dxa"/>
-            <w:shd w:val="clear" w:color="auto" w:fill="FFFFFF"/>
+            <w:tcW w:type="dxa" w:w="2592"/>
+            <w:shd w:fill="FFFFFF"/>
             <w:tcMar>
               <w:top w:w="60" w:type="dxa"/>
+              <w:bottom w:w="60" w:type="dxa"/>
               <w:left w:w="90" w:type="dxa"/>
-              <w:bottom w:w="60" w:type="dxa"/>
               <w:right w:w="90" w:type="dxa"/>
             </w:tcMar>
             <w:vAlign w:val="center"/>
@@ -5715,9 +5735,11 @@
               <w:spacing w:before="30" w:after="30"/>
               <w:jc w:val="center"/>
             </w:pPr>
+            <w:r/>
             <w:r>
               <w:rPr>
                 <w:rFonts w:ascii="Arial" w:hAnsi="Arial"/>
+                <w:b w:val="0"/>
                 <w:color w:val="222222"/>
                 <w:sz w:val="16"/>
               </w:rPr>
@@ -5727,12 +5749,12 @@
         </w:tc>
         <w:tc>
           <w:tcPr>
-            <w:tcW w:w="1872" w:type="dxa"/>
-            <w:shd w:val="clear" w:color="auto" w:fill="FFFFFF"/>
+            <w:tcW w:type="dxa" w:w="1872"/>
+            <w:shd w:fill="FFFFFF"/>
             <w:tcMar>
               <w:top w:w="60" w:type="dxa"/>
+              <w:bottom w:w="60" w:type="dxa"/>
               <w:left w:w="90" w:type="dxa"/>
-              <w:bottom w:w="60" w:type="dxa"/>
               <w:right w:w="90" w:type="dxa"/>
             </w:tcMar>
             <w:vAlign w:val="center"/>
@@ -5742,24 +5764,26 @@
               <w:spacing w:before="30" w:after="30"/>
               <w:jc w:val="center"/>
             </w:pPr>
+            <w:r/>
             <w:r>
               <w:rPr>
                 <w:rFonts w:ascii="Arial" w:hAnsi="Arial"/>
+                <w:b w:val="0"/>
                 <w:color w:val="222222"/>
                 <w:sz w:val="16"/>
               </w:rPr>
-              <w:t>0.3542</w:t>
-            </w:r>
-          </w:p>
-        </w:tc>
-        <w:tc>
-          <w:tcPr>
-            <w:tcW w:w="1872" w:type="dxa"/>
-            <w:shd w:val="clear" w:color="auto" w:fill="FFFFFF"/>
+              <w:t>0.4043</w:t>
+            </w:r>
+          </w:p>
+        </w:tc>
+        <w:tc>
+          <w:tcPr>
+            <w:tcW w:type="dxa" w:w="1872"/>
+            <w:shd w:fill="FFFFFF"/>
             <w:tcMar>
               <w:top w:w="60" w:type="dxa"/>
+              <w:bottom w:w="60" w:type="dxa"/>
               <w:left w:w="90" w:type="dxa"/>
-              <w:bottom w:w="60" w:type="dxa"/>
               <w:right w:w="90" w:type="dxa"/>
             </w:tcMar>
             <w:vAlign w:val="center"/>
@@ -5769,29 +5793,28 @@
               <w:spacing w:before="30" w:after="30"/>
               <w:jc w:val="center"/>
             </w:pPr>
+            <w:r/>
             <w:r>
               <w:rPr>
                 <w:rFonts w:ascii="Arial" w:hAnsi="Arial"/>
+                <w:b w:val="0"/>
                 <w:color w:val="222222"/>
                 <w:sz w:val="16"/>
               </w:rPr>
-              <w:t>0.5098</w:t>
+              <w:t>0.6249</w:t>
             </w:r>
           </w:p>
         </w:tc>
       </w:tr>
       <w:tr>
-        <w:trPr>
-          <w:jc w:val="center"/>
-        </w:trPr>
-        <w:tc>
-          <w:tcPr>
-            <w:tcW w:w="1872" w:type="dxa"/>
-            <w:shd w:val="clear" w:color="auto" w:fill="FBFBFB"/>
+        <w:tc>
+          <w:tcPr>
+            <w:tcW w:type="dxa" w:w="1872"/>
+            <w:shd w:fill="FBFBFB"/>
             <w:tcMar>
               <w:top w:w="60" w:type="dxa"/>
+              <w:bottom w:w="60" w:type="dxa"/>
               <w:left w:w="90" w:type="dxa"/>
-              <w:bottom w:w="60" w:type="dxa"/>
               <w:right w:w="90" w:type="dxa"/>
             </w:tcMar>
             <w:vAlign w:val="center"/>
@@ -5799,7 +5822,9 @@
           <w:p>
             <w:pPr>
               <w:spacing w:before="30" w:after="30"/>
-            </w:pPr>
+              <w:jc w:val="left"/>
+            </w:pPr>
+            <w:r/>
             <w:r>
               <w:rPr>
                 <w:rFonts w:ascii="Arial" w:hAnsi="Arial"/>
@@ -5813,12 +5838,12 @@
         </w:tc>
         <w:tc>
           <w:tcPr>
-            <w:tcW w:w="3168" w:type="dxa"/>
-            <w:shd w:val="clear" w:color="auto" w:fill="FBFBFB"/>
+            <w:tcW w:type="dxa" w:w="3168"/>
+            <w:shd w:fill="FBFBFB"/>
             <w:tcMar>
               <w:top w:w="60" w:type="dxa"/>
+              <w:bottom w:w="60" w:type="dxa"/>
               <w:left w:w="90" w:type="dxa"/>
-              <w:bottom w:w="60" w:type="dxa"/>
               <w:right w:w="90" w:type="dxa"/>
             </w:tcMar>
             <w:vAlign w:val="center"/>
@@ -5828,9 +5853,11 @@
               <w:spacing w:before="30" w:after="30"/>
               <w:jc w:val="center"/>
             </w:pPr>
+            <w:r/>
             <w:r>
               <w:rPr>
                 <w:rFonts w:ascii="Arial" w:hAnsi="Arial"/>
+                <w:b w:val="0"/>
                 <w:color w:val="222222"/>
                 <w:sz w:val="16"/>
               </w:rPr>
@@ -5840,12 +5867,12 @@
         </w:tc>
         <w:tc>
           <w:tcPr>
-            <w:tcW w:w="2592" w:type="dxa"/>
-            <w:shd w:val="clear" w:color="auto" w:fill="FBFBFB"/>
+            <w:tcW w:type="dxa" w:w="2592"/>
+            <w:shd w:fill="FBFBFB"/>
             <w:tcMar>
               <w:top w:w="60" w:type="dxa"/>
+              <w:bottom w:w="60" w:type="dxa"/>
               <w:left w:w="90" w:type="dxa"/>
-              <w:bottom w:w="60" w:type="dxa"/>
               <w:right w:w="90" w:type="dxa"/>
             </w:tcMar>
             <w:vAlign w:val="center"/>
@@ -5855,9 +5882,11 @@
               <w:spacing w:before="30" w:after="30"/>
               <w:jc w:val="center"/>
             </w:pPr>
+            <w:r/>
             <w:r>
               <w:rPr>
                 <w:rFonts w:ascii="Arial" w:hAnsi="Arial"/>
+                <w:b w:val="0"/>
                 <w:color w:val="222222"/>
                 <w:sz w:val="16"/>
               </w:rPr>
@@ -5867,12 +5896,12 @@
         </w:tc>
         <w:tc>
           <w:tcPr>
-            <w:tcW w:w="1872" w:type="dxa"/>
-            <w:shd w:val="clear" w:color="auto" w:fill="FBFBFB"/>
+            <w:tcW w:type="dxa" w:w="1872"/>
+            <w:shd w:fill="FBFBFB"/>
             <w:tcMar>
               <w:top w:w="60" w:type="dxa"/>
+              <w:bottom w:w="60" w:type="dxa"/>
               <w:left w:w="90" w:type="dxa"/>
-              <w:bottom w:w="60" w:type="dxa"/>
               <w:right w:w="90" w:type="dxa"/>
             </w:tcMar>
             <w:vAlign w:val="center"/>
@@ -5882,24 +5911,26 @@
               <w:spacing w:before="30" w:after="30"/>
               <w:jc w:val="center"/>
             </w:pPr>
+            <w:r/>
             <w:r>
               <w:rPr>
                 <w:rFonts w:ascii="Arial" w:hAnsi="Arial"/>
+                <w:b w:val="0"/>
                 <w:color w:val="222222"/>
                 <w:sz w:val="16"/>
               </w:rPr>
-              <w:t>0.3200</w:t>
-            </w:r>
-          </w:p>
-        </w:tc>
-        <w:tc>
-          <w:tcPr>
-            <w:tcW w:w="1872" w:type="dxa"/>
-            <w:shd w:val="clear" w:color="auto" w:fill="FBFBFB"/>
+              <w:t>0.4071</w:t>
+            </w:r>
+          </w:p>
+        </w:tc>
+        <w:tc>
+          <w:tcPr>
+            <w:tcW w:type="dxa" w:w="1872"/>
+            <w:shd w:fill="FBFBFB"/>
             <w:tcMar>
               <w:top w:w="60" w:type="dxa"/>
+              <w:bottom w:w="60" w:type="dxa"/>
               <w:left w:w="90" w:type="dxa"/>
-              <w:bottom w:w="60" w:type="dxa"/>
               <w:right w:w="90" w:type="dxa"/>
             </w:tcMar>
             <w:vAlign w:val="center"/>
@@ -5909,29 +5940,28 @@
               <w:spacing w:before="30" w:after="30"/>
               <w:jc w:val="center"/>
             </w:pPr>
+            <w:r/>
             <w:r>
               <w:rPr>
                 <w:rFonts w:ascii="Arial" w:hAnsi="Arial"/>
+                <w:b w:val="0"/>
                 <w:color w:val="222222"/>
                 <w:sz w:val="16"/>
               </w:rPr>
-              <w:t>0.4700</w:t>
+              <w:t>0.5995</w:t>
             </w:r>
           </w:p>
         </w:tc>
       </w:tr>
       <w:tr>
-        <w:trPr>
-          <w:jc w:val="center"/>
-        </w:trPr>
-        <w:tc>
-          <w:tcPr>
-            <w:tcW w:w="1872" w:type="dxa"/>
-            <w:shd w:val="clear" w:color="auto" w:fill="FFFFFF"/>
+        <w:tc>
+          <w:tcPr>
+            <w:tcW w:type="dxa" w:w="1872"/>
+            <w:shd w:fill="FFFFFF"/>
             <w:tcMar>
               <w:top w:w="60" w:type="dxa"/>
+              <w:bottom w:w="60" w:type="dxa"/>
               <w:left w:w="90" w:type="dxa"/>
-              <w:bottom w:w="60" w:type="dxa"/>
               <w:right w:w="90" w:type="dxa"/>
             </w:tcMar>
             <w:vAlign w:val="center"/>
@@ -5939,7 +5969,9 @@
           <w:p>
             <w:pPr>
               <w:spacing w:before="30" w:after="30"/>
-            </w:pPr>
+              <w:jc w:val="left"/>
+            </w:pPr>
+            <w:r/>
             <w:r>
               <w:rPr>
                 <w:rFonts w:ascii="Arial" w:hAnsi="Arial"/>
@@ -5953,12 +5985,12 @@
         </w:tc>
         <w:tc>
           <w:tcPr>
-            <w:tcW w:w="3168" w:type="dxa"/>
-            <w:shd w:val="clear" w:color="auto" w:fill="FFFFFF"/>
+            <w:tcW w:type="dxa" w:w="3168"/>
+            <w:shd w:fill="FFFFFF"/>
             <w:tcMar>
               <w:top w:w="60" w:type="dxa"/>
+              <w:bottom w:w="60" w:type="dxa"/>
               <w:left w:w="90" w:type="dxa"/>
-              <w:bottom w:w="60" w:type="dxa"/>
               <w:right w:w="90" w:type="dxa"/>
             </w:tcMar>
             <w:vAlign w:val="center"/>
@@ -5968,9 +6000,11 @@
               <w:spacing w:before="30" w:after="30"/>
               <w:jc w:val="center"/>
             </w:pPr>
+            <w:r/>
             <w:r>
               <w:rPr>
                 <w:rFonts w:ascii="Arial" w:hAnsi="Arial"/>
+                <w:b w:val="0"/>
                 <w:color w:val="222222"/>
                 <w:sz w:val="16"/>
               </w:rPr>
@@ -5980,12 +6014,12 @@
         </w:tc>
         <w:tc>
           <w:tcPr>
-            <w:tcW w:w="2592" w:type="dxa"/>
-            <w:shd w:val="clear" w:color="auto" w:fill="FFFFFF"/>
+            <w:tcW w:type="dxa" w:w="2592"/>
+            <w:shd w:fill="FFFFFF"/>
             <w:tcMar>
               <w:top w:w="60" w:type="dxa"/>
+              <w:bottom w:w="60" w:type="dxa"/>
               <w:left w:w="90" w:type="dxa"/>
-              <w:bottom w:w="60" w:type="dxa"/>
               <w:right w:w="90" w:type="dxa"/>
             </w:tcMar>
             <w:vAlign w:val="center"/>
@@ -5995,9 +6029,11 @@
               <w:spacing w:before="30" w:after="30"/>
               <w:jc w:val="center"/>
             </w:pPr>
+            <w:r/>
             <w:r>
               <w:rPr>
                 <w:rFonts w:ascii="Arial" w:hAnsi="Arial"/>
+                <w:b w:val="0"/>
                 <w:color w:val="222222"/>
                 <w:sz w:val="16"/>
               </w:rPr>
@@ -6007,12 +6043,12 @@
         </w:tc>
         <w:tc>
           <w:tcPr>
-            <w:tcW w:w="1872" w:type="dxa"/>
-            <w:shd w:val="clear" w:color="auto" w:fill="FFFFFF"/>
+            <w:tcW w:type="dxa" w:w="1872"/>
+            <w:shd w:fill="FFFFFF"/>
             <w:tcMar>
               <w:top w:w="60" w:type="dxa"/>
+              <w:bottom w:w="60" w:type="dxa"/>
               <w:left w:w="90" w:type="dxa"/>
-              <w:bottom w:w="60" w:type="dxa"/>
               <w:right w:w="90" w:type="dxa"/>
             </w:tcMar>
             <w:vAlign w:val="center"/>
@@ -6022,24 +6058,26 @@
               <w:spacing w:before="30" w:after="30"/>
               <w:jc w:val="center"/>
             </w:pPr>
+            <w:r/>
             <w:r>
               <w:rPr>
                 <w:rFonts w:ascii="Arial" w:hAnsi="Arial"/>
+                <w:b w:val="0"/>
                 <w:color w:val="222222"/>
                 <w:sz w:val="16"/>
               </w:rPr>
-              <w:t>0.4222</w:t>
-            </w:r>
-          </w:p>
-        </w:tc>
-        <w:tc>
-          <w:tcPr>
-            <w:tcW w:w="1872" w:type="dxa"/>
-            <w:shd w:val="clear" w:color="auto" w:fill="FFFFFF"/>
+              <w:t>0.4667</w:t>
+            </w:r>
+          </w:p>
+        </w:tc>
+        <w:tc>
+          <w:tcPr>
+            <w:tcW w:type="dxa" w:w="1872"/>
+            <w:shd w:fill="FFFFFF"/>
             <w:tcMar>
               <w:top w:w="60" w:type="dxa"/>
+              <w:bottom w:w="60" w:type="dxa"/>
               <w:left w:w="90" w:type="dxa"/>
-              <w:bottom w:w="60" w:type="dxa"/>
               <w:right w:w="90" w:type="dxa"/>
             </w:tcMar>
             <w:vAlign w:val="center"/>
@@ -6049,29 +6087,28 @@
               <w:spacing w:before="30" w:after="30"/>
               <w:jc w:val="center"/>
             </w:pPr>
+            <w:r/>
             <w:r>
               <w:rPr>
                 <w:rFonts w:ascii="Arial" w:hAnsi="Arial"/>
+                <w:b w:val="0"/>
                 <w:color w:val="222222"/>
                 <w:sz w:val="16"/>
               </w:rPr>
-              <w:t>0.5786</w:t>
+              <w:t>0.6443</w:t>
             </w:r>
           </w:p>
         </w:tc>
       </w:tr>
       <w:tr>
-        <w:trPr>
-          <w:jc w:val="center"/>
-        </w:trPr>
-        <w:tc>
-          <w:tcPr>
-            <w:tcW w:w="1872" w:type="dxa"/>
-            <w:shd w:val="clear" w:color="auto" w:fill="FBFBFB"/>
+        <w:tc>
+          <w:tcPr>
+            <w:tcW w:type="dxa" w:w="1872"/>
+            <w:shd w:fill="FBFBFB"/>
             <w:tcMar>
               <w:top w:w="60" w:type="dxa"/>
+              <w:bottom w:w="60" w:type="dxa"/>
               <w:left w:w="90" w:type="dxa"/>
-              <w:bottom w:w="60" w:type="dxa"/>
               <w:right w:w="90" w:type="dxa"/>
             </w:tcMar>
             <w:vAlign w:val="center"/>
@@ -6079,7 +6116,9 @@
           <w:p>
             <w:pPr>
               <w:spacing w:before="30" w:after="30"/>
-            </w:pPr>
+              <w:jc w:val="left"/>
+            </w:pPr>
+            <w:r/>
             <w:r>
               <w:rPr>
                 <w:rFonts w:ascii="Arial" w:hAnsi="Arial"/>
@@ -6093,12 +6132,12 @@
         </w:tc>
         <w:tc>
           <w:tcPr>
-            <w:tcW w:w="3168" w:type="dxa"/>
-            <w:shd w:val="clear" w:color="auto" w:fill="FBFBFB"/>
+            <w:tcW w:type="dxa" w:w="3168"/>
+            <w:shd w:fill="FBFBFB"/>
             <w:tcMar>
               <w:top w:w="60" w:type="dxa"/>
+              <w:bottom w:w="60" w:type="dxa"/>
               <w:left w:w="90" w:type="dxa"/>
-              <w:bottom w:w="60" w:type="dxa"/>
               <w:right w:w="90" w:type="dxa"/>
             </w:tcMar>
             <w:vAlign w:val="center"/>
@@ -6108,9 +6147,11 @@
               <w:spacing w:before="30" w:after="30"/>
               <w:jc w:val="center"/>
             </w:pPr>
+            <w:r/>
             <w:r>
               <w:rPr>
                 <w:rFonts w:ascii="Arial" w:hAnsi="Arial"/>
+                <w:b w:val="0"/>
                 <w:color w:val="222222"/>
                 <w:sz w:val="16"/>
               </w:rPr>
@@ -6120,12 +6161,12 @@
         </w:tc>
         <w:tc>
           <w:tcPr>
-            <w:tcW w:w="2592" w:type="dxa"/>
-            <w:shd w:val="clear" w:color="auto" w:fill="FBFBFB"/>
+            <w:tcW w:type="dxa" w:w="2592"/>
+            <w:shd w:fill="FBFBFB"/>
             <w:tcMar>
               <w:top w:w="60" w:type="dxa"/>
+              <w:bottom w:w="60" w:type="dxa"/>
               <w:left w:w="90" w:type="dxa"/>
-              <w:bottom w:w="60" w:type="dxa"/>
               <w:right w:w="90" w:type="dxa"/>
             </w:tcMar>
             <w:vAlign w:val="center"/>
@@ -6135,9 +6176,11 @@
               <w:spacing w:before="30" w:after="30"/>
               <w:jc w:val="center"/>
             </w:pPr>
+            <w:r/>
             <w:r>
               <w:rPr>
                 <w:rFonts w:ascii="Arial" w:hAnsi="Arial"/>
+                <w:b w:val="0"/>
                 <w:color w:val="222222"/>
                 <w:sz w:val="16"/>
               </w:rPr>
@@ -6147,12 +6190,12 @@
         </w:tc>
         <w:tc>
           <w:tcPr>
-            <w:tcW w:w="1872" w:type="dxa"/>
-            <w:shd w:val="clear" w:color="auto" w:fill="FBFBFB"/>
+            <w:tcW w:type="dxa" w:w="1872"/>
+            <w:shd w:fill="FBFBFB"/>
             <w:tcMar>
               <w:top w:w="60" w:type="dxa"/>
+              <w:bottom w:w="60" w:type="dxa"/>
               <w:left w:w="90" w:type="dxa"/>
-              <w:bottom w:w="60" w:type="dxa"/>
               <w:right w:w="90" w:type="dxa"/>
             </w:tcMar>
             <w:vAlign w:val="center"/>
@@ -6162,9 +6205,11 @@
               <w:spacing w:before="30" w:after="30"/>
               <w:jc w:val="center"/>
             </w:pPr>
+            <w:r/>
             <w:r>
               <w:rPr>
                 <w:rFonts w:ascii="Arial" w:hAnsi="Arial"/>
+                <w:b w:val="0"/>
                 <w:color w:val="222222"/>
                 <w:sz w:val="16"/>
               </w:rPr>
@@ -6174,12 +6219,12 @@
         </w:tc>
         <w:tc>
           <w:tcPr>
-            <w:tcW w:w="1872" w:type="dxa"/>
-            <w:shd w:val="clear" w:color="auto" w:fill="FBFBFB"/>
+            <w:tcW w:type="dxa" w:w="1872"/>
+            <w:shd w:fill="FBFBFB"/>
             <w:tcMar>
               <w:top w:w="60" w:type="dxa"/>
+              <w:bottom w:w="60" w:type="dxa"/>
               <w:left w:w="90" w:type="dxa"/>
-              <w:bottom w:w="60" w:type="dxa"/>
               <w:right w:w="90" w:type="dxa"/>
             </w:tcMar>
             <w:vAlign w:val="center"/>
@@ -6189,9 +6234,11 @@
               <w:spacing w:before="30" w:after="30"/>
               <w:jc w:val="center"/>
             </w:pPr>
+            <w:r/>
             <w:r>
               <w:rPr>
                 <w:rFonts w:ascii="Arial" w:hAnsi="Arial"/>
+                <w:b w:val="0"/>
                 <w:color w:val="222222"/>
                 <w:sz w:val="16"/>
               </w:rPr>
@@ -6201,7 +6248,9 @@
         </w:tc>
       </w:tr>
     </w:tbl>
-    <w:p/>
+    <w:p>
+      <w:r/>
+    </w:p>
     <w:p>
       <w:pPr>
         <w:rPr>
@@ -6325,7 +6374,11 @@
         <w:t xml:space="preserve">(or potentially human missed) </w:t>
       </w:r>
       <w:r>
-        <w:t xml:space="preserve">entities with no corresponding </w:t>
+        <w:t xml:space="preserve">entities with </w:t>
+      </w:r>
+      <w:r>
+        <w:lastRenderedPageBreak/>
+        <w:t xml:space="preserve">no corresponding </w:t>
       </w:r>
       <w:r>
         <w:t>human annotations</w:t>
@@ -6344,7 +6397,6 @@
           <w:b/>
           <w:bCs/>
         </w:rPr>
-        <w:lastRenderedPageBreak/>
         <w:t>Figure 4</w:t>
       </w:r>
       <w:r>
@@ -6550,7 +6602,23 @@
         <w:t xml:space="preserve"> </w:t>
       </w:r>
       <w:r>
-        <w:t>error C (boundary and label error)</w:t>
+        <w:t xml:space="preserve">error </w:t>
+      </w:r>
+      <w:commentRangeStart w:id="0"/>
+      <w:r>
+        <w:t xml:space="preserve">C </w:t>
+      </w:r>
+      <w:commentRangeEnd w:id="0"/>
+      <w:r>
+        <w:rPr>
+          <w:rStyle w:val="CommentReference"/>
+          <w:sz w:val="24"/>
+          <w:szCs w:val="24"/>
+        </w:rPr>
+        <w:commentReference w:id="0"/>
+      </w:r>
+      <w:r>
+        <w:t>(boundary and label error)</w:t>
       </w:r>
       <w:r>
         <w:t xml:space="preserve">. In contrast, DX spans </w:t>
@@ -6680,7 +6748,7 @@
         </w:rPr>
         <w:lastRenderedPageBreak/>
         <w:drawing>
-          <wp:inline distT="0" distB="0" distL="0" distR="0" wp14:anchorId="4069F0A4" wp14:editId="581CD7E4">
+          <wp:inline distT="0" distB="0" distL="0" distR="0" wp14:anchorId="4069F0A4" wp14:editId="680828C8">
             <wp:extent cx="5943600" cy="5033010"/>
             <wp:effectExtent l="0" t="0" r="0" b="0"/>
             <wp:docPr id="1005109684" name="Picture 3"/>
@@ -6697,7 +6765,7 @@
                     </pic:cNvPicPr>
                   </pic:nvPicPr>
                   <pic:blipFill>
-                    <a:blip r:embed="rId14" cstate="print">
+                    <a:blip r:embed="rId19" cstate="print">
                       <a:extLst>
                         <a:ext uri="{28A0092B-C50C-407E-A947-70E740481C1C}">
                           <a14:useLocalDpi xmlns:a14="http://schemas.microsoft.com/office/drawing/2010/main" val="0"/>
@@ -6765,11 +6833,7 @@
     </w:p>
     <w:p>
       <w:r>
-        <w:t xml:space="preserve">To evaluate cross-domain generalization beyond drug-related ICSRs, we benchmarked the systems on the public VAERS vaccine adverse event corpus (N = 1,000 narratives). As reported in Table 4 and Figure 6, BioBERT fine-tuned via 10-fold cross-validation achieved a strict exact-match F1 of 0.6594 ± 0.0196 (0.7848 ± 0.0127 Adapted F1). In contrast, the zero-shot/1-shot LLaMA 4 baseline achieved a strict F1 of 0.2364 and adapted F1 of 0.4766. Category-level analysis (Figure 6a) confirmed strong supervised encoder </w:t>
-      </w:r>
-      <w:r>
-        <w:lastRenderedPageBreak/>
-        <w:t>advantages across treatments (TX: 0.74 vs 0.54), vaccines (VAX: 0.72 vs 0.63), diagnoses (DX: 0.52 vs 0.35), patient status (STATUS: 0.59 vs 0.04), symptoms (SYM: 0.43 vs 0.16), and laboratory findings (LAB: 0.44 vs 0.10). Error anatomy (Figure 6b–d) revealed that LLM errors on VAERS were driven by high spurious entity predictions (29.1% vs 5.2% for BERT) and prominent SYM ↔ DX and RO misclassifications.</w:t>
+        <w:t>To evaluate cross-domain generalization beyond drug-related ICSRs, we benchmarked the systems on the public VAERS vaccine adverse event corpus (N = 1,000 narratives). As reported in Table 4 and Figure 6, BioBERT fine-tuned via 10-fold cross-validation achieved a strict exact-match F1 of 0.6594 ± 0.0196 (0.7848 ± 0.0127 Adapted F1). In contrast, the zero-shot/1-shot LLaMA 4 baseline achieved a strict F1 of 0.2364 and adapted F1 of 0.4766. Category-level analysis (Figure 6a) confirmed strong supervised encoder advantages across treatments (TX: 0.74 vs 0.54), vaccines (VAX: 0.72 vs 0.63), diagnoses (DX: 0.52 vs 0.35), patient status (STATUS: 0.59 vs 0.04), symptoms (SYM: 0.43 vs 0.16), and laboratory findings (LAB: 0.44 vs 0.10). Error anatomy (Figure 6b–d) revealed that LLM errors on VAERS were driven by high spurious entity predictions (29.1% vs 5.2% for BERT) and prominent SYM ↔ DX and RO misclassifications.</w:t>
       </w:r>
     </w:p>
     <w:p>
@@ -6779,34 +6843,34 @@
     </w:p>
     <w:tbl>
       <w:tblPr>
-        <w:tblW w:w="0" w:type="auto"/>
+        <w:tblW w:type="auto" w:w="0"/>
         <w:jc w:val="center"/>
+        <w:tblLook w:firstColumn="1" w:firstRow="1" w:lastColumn="0" w:lastRow="0" w:noHBand="0" w:noVBand="1" w:val="04A0"/>
         <w:tblBorders>
           <w:top w:val="single" w:sz="8" w:space="0" w:color="333333"/>
           <w:bottom w:val="single" w:sz="8" w:space="0" w:color="333333"/>
           <w:insideH w:val="single" w:sz="4" w:space="0" w:color="E0E0E0"/>
+          <w:insideV w:val="none"/>
+          <w:left w:val="none"/>
+          <w:right w:val="none"/>
         </w:tblBorders>
-        <w:tblLook w:val="04A0" w:firstRow="1" w:lastRow="0" w:firstColumn="1" w:lastColumn="0" w:noHBand="0" w:noVBand="1"/>
       </w:tblPr>
       <w:tblGrid>
-        <w:gridCol w:w="1531"/>
-        <w:gridCol w:w="2611"/>
-        <w:gridCol w:w="2114"/>
-        <w:gridCol w:w="1516"/>
-        <w:gridCol w:w="1588"/>
+        <w:gridCol w:w="1872"/>
+        <w:gridCol w:w="1872"/>
+        <w:gridCol w:w="1872"/>
+        <w:gridCol w:w="1872"/>
+        <w:gridCol w:w="1872"/>
       </w:tblGrid>
       <w:tr>
-        <w:trPr>
-          <w:jc w:val="center"/>
-        </w:trPr>
-        <w:tc>
-          <w:tcPr>
-            <w:tcW w:w="1872" w:type="dxa"/>
-            <w:shd w:val="clear" w:color="auto" w:fill="F2F4F8"/>
+        <w:tc>
+          <w:tcPr>
+            <w:tcW w:type="dxa" w:w="1872"/>
+            <w:shd w:fill="F2F4F8"/>
             <w:tcMar>
               <w:top w:w="60" w:type="dxa"/>
+              <w:bottom w:w="60" w:type="dxa"/>
               <w:left w:w="90" w:type="dxa"/>
-              <w:bottom w:w="60" w:type="dxa"/>
               <w:right w:w="90" w:type="dxa"/>
             </w:tcMar>
             <w:vAlign w:val="center"/>
@@ -6816,6 +6880,7 @@
               <w:spacing w:before="30" w:after="30"/>
               <w:jc w:val="center"/>
             </w:pPr>
+            <w:r/>
             <w:r>
               <w:rPr>
                 <w:rFonts w:ascii="Arial" w:hAnsi="Arial"/>
@@ -6829,12 +6894,12 @@
         </w:tc>
         <w:tc>
           <w:tcPr>
-            <w:tcW w:w="3168" w:type="dxa"/>
-            <w:shd w:val="clear" w:color="auto" w:fill="F2F4F8"/>
+            <w:tcW w:type="dxa" w:w="3168"/>
+            <w:shd w:fill="F2F4F8"/>
             <w:tcMar>
               <w:top w:w="60" w:type="dxa"/>
+              <w:bottom w:w="60" w:type="dxa"/>
               <w:left w:w="90" w:type="dxa"/>
-              <w:bottom w:w="60" w:type="dxa"/>
               <w:right w:w="90" w:type="dxa"/>
             </w:tcMar>
             <w:vAlign w:val="center"/>
@@ -6844,6 +6909,7 @@
               <w:spacing w:before="30" w:after="30"/>
               <w:jc w:val="center"/>
             </w:pPr>
+            <w:r/>
             <w:r>
               <w:rPr>
                 <w:rFonts w:ascii="Arial" w:hAnsi="Arial"/>
@@ -6857,12 +6923,12 @@
         </w:tc>
         <w:tc>
           <w:tcPr>
-            <w:tcW w:w="2592" w:type="dxa"/>
-            <w:shd w:val="clear" w:color="auto" w:fill="F2F4F8"/>
+            <w:tcW w:type="dxa" w:w="2592"/>
+            <w:shd w:fill="F2F4F8"/>
             <w:tcMar>
               <w:top w:w="60" w:type="dxa"/>
+              <w:bottom w:w="60" w:type="dxa"/>
               <w:left w:w="90" w:type="dxa"/>
-              <w:bottom w:w="60" w:type="dxa"/>
               <w:right w:w="90" w:type="dxa"/>
             </w:tcMar>
             <w:vAlign w:val="center"/>
@@ -6872,6 +6938,7 @@
               <w:spacing w:before="30" w:after="30"/>
               <w:jc w:val="center"/>
             </w:pPr>
+            <w:r/>
             <w:r>
               <w:rPr>
                 <w:rFonts w:ascii="Arial" w:hAnsi="Arial"/>
@@ -6885,12 +6952,12 @@
         </w:tc>
         <w:tc>
           <w:tcPr>
-            <w:tcW w:w="1872" w:type="dxa"/>
-            <w:shd w:val="clear" w:color="auto" w:fill="F2F4F8"/>
+            <w:tcW w:type="dxa" w:w="1872"/>
+            <w:shd w:fill="F2F4F8"/>
             <w:tcMar>
               <w:top w:w="60" w:type="dxa"/>
+              <w:bottom w:w="60" w:type="dxa"/>
               <w:left w:w="90" w:type="dxa"/>
-              <w:bottom w:w="60" w:type="dxa"/>
               <w:right w:w="90" w:type="dxa"/>
             </w:tcMar>
             <w:vAlign w:val="center"/>
@@ -6900,6 +6967,7 @@
               <w:spacing w:before="30" w:after="30"/>
               <w:jc w:val="center"/>
             </w:pPr>
+            <w:r/>
             <w:r>
               <w:rPr>
                 <w:rFonts w:ascii="Arial" w:hAnsi="Arial"/>
@@ -6913,12 +6981,12 @@
         </w:tc>
         <w:tc>
           <w:tcPr>
-            <w:tcW w:w="1872" w:type="dxa"/>
-            <w:shd w:val="clear" w:color="auto" w:fill="F2F4F8"/>
+            <w:tcW w:type="dxa" w:w="1872"/>
+            <w:shd w:fill="F2F4F8"/>
             <w:tcMar>
               <w:top w:w="60" w:type="dxa"/>
+              <w:bottom w:w="60" w:type="dxa"/>
               <w:left w:w="90" w:type="dxa"/>
-              <w:bottom w:w="60" w:type="dxa"/>
               <w:right w:w="90" w:type="dxa"/>
             </w:tcMar>
             <w:vAlign w:val="center"/>
@@ -6928,6 +6996,7 @@
               <w:spacing w:before="30" w:after="30"/>
               <w:jc w:val="center"/>
             </w:pPr>
+            <w:r/>
             <w:r>
               <w:rPr>
                 <w:rFonts w:ascii="Arial" w:hAnsi="Arial"/>
@@ -6941,17 +7010,14 @@
         </w:tc>
       </w:tr>
       <w:tr>
-        <w:trPr>
-          <w:jc w:val="center"/>
-        </w:trPr>
-        <w:tc>
-          <w:tcPr>
-            <w:tcW w:w="1872" w:type="dxa"/>
-            <w:shd w:val="clear" w:color="auto" w:fill="FFFFFF"/>
+        <w:tc>
+          <w:tcPr>
+            <w:tcW w:type="dxa" w:w="1872"/>
+            <w:shd w:fill="FFFFFF"/>
             <w:tcMar>
               <w:top w:w="60" w:type="dxa"/>
+              <w:bottom w:w="60" w:type="dxa"/>
               <w:left w:w="90" w:type="dxa"/>
-              <w:bottom w:w="60" w:type="dxa"/>
               <w:right w:w="90" w:type="dxa"/>
             </w:tcMar>
             <w:vAlign w:val="center"/>
@@ -6959,7 +7025,9 @@
           <w:p>
             <w:pPr>
               <w:spacing w:before="30" w:after="30"/>
-            </w:pPr>
+              <w:jc w:val="left"/>
+            </w:pPr>
+            <w:r/>
             <w:r>
               <w:rPr>
                 <w:rFonts w:ascii="Arial" w:hAnsi="Arial"/>
@@ -6973,12 +7041,12 @@
         </w:tc>
         <w:tc>
           <w:tcPr>
-            <w:tcW w:w="3168" w:type="dxa"/>
-            <w:shd w:val="clear" w:color="auto" w:fill="FFFFFF"/>
+            <w:tcW w:type="dxa" w:w="3168"/>
+            <w:shd w:fill="FFFFFF"/>
             <w:tcMar>
               <w:top w:w="60" w:type="dxa"/>
+              <w:bottom w:w="60" w:type="dxa"/>
               <w:left w:w="90" w:type="dxa"/>
-              <w:bottom w:w="60" w:type="dxa"/>
               <w:right w:w="90" w:type="dxa"/>
             </w:tcMar>
             <w:vAlign w:val="center"/>
@@ -6988,6 +7056,7 @@
               <w:spacing w:before="30" w:after="30"/>
               <w:jc w:val="center"/>
             </w:pPr>
+            <w:r/>
             <w:r>
               <w:rPr>
                 <w:rFonts w:ascii="Arial" w:hAnsi="Arial"/>
@@ -7001,12 +7070,12 @@
         </w:tc>
         <w:tc>
           <w:tcPr>
-            <w:tcW w:w="2592" w:type="dxa"/>
-            <w:shd w:val="clear" w:color="auto" w:fill="FFFFFF"/>
+            <w:tcW w:type="dxa" w:w="2592"/>
+            <w:shd w:fill="FFFFFF"/>
             <w:tcMar>
               <w:top w:w="60" w:type="dxa"/>
+              <w:bottom w:w="60" w:type="dxa"/>
               <w:left w:w="90" w:type="dxa"/>
-              <w:bottom w:w="60" w:type="dxa"/>
               <w:right w:w="90" w:type="dxa"/>
             </w:tcMar>
             <w:vAlign w:val="center"/>
@@ -7016,9 +7085,11 @@
               <w:spacing w:before="30" w:after="30"/>
               <w:jc w:val="center"/>
             </w:pPr>
+            <w:r/>
             <w:r>
               <w:rPr>
                 <w:rFonts w:ascii="Arial" w:hAnsi="Arial"/>
+                <w:b w:val="0"/>
                 <w:color w:val="222222"/>
                 <w:sz w:val="16"/>
               </w:rPr>
@@ -7028,12 +7099,12 @@
         </w:tc>
         <w:tc>
           <w:tcPr>
-            <w:tcW w:w="1872" w:type="dxa"/>
-            <w:shd w:val="clear" w:color="auto" w:fill="FFFFFF"/>
+            <w:tcW w:type="dxa" w:w="1872"/>
+            <w:shd w:fill="FFFFFF"/>
             <w:tcMar>
               <w:top w:w="60" w:type="dxa"/>
+              <w:bottom w:w="60" w:type="dxa"/>
               <w:left w:w="90" w:type="dxa"/>
-              <w:bottom w:w="60" w:type="dxa"/>
               <w:right w:w="90" w:type="dxa"/>
             </w:tcMar>
             <w:vAlign w:val="center"/>
@@ -7043,9 +7114,11 @@
               <w:spacing w:before="30" w:after="30"/>
               <w:jc w:val="center"/>
             </w:pPr>
+            <w:r/>
             <w:r>
               <w:rPr>
                 <w:rFonts w:ascii="Arial" w:hAnsi="Arial"/>
+                <w:b w:val="0"/>
                 <w:color w:val="222222"/>
                 <w:sz w:val="16"/>
               </w:rPr>
@@ -7055,12 +7128,12 @@
         </w:tc>
         <w:tc>
           <w:tcPr>
-            <w:tcW w:w="1872" w:type="dxa"/>
-            <w:shd w:val="clear" w:color="auto" w:fill="FFFFFF"/>
+            <w:tcW w:type="dxa" w:w="1872"/>
+            <w:shd w:fill="FFFFFF"/>
             <w:tcMar>
               <w:top w:w="60" w:type="dxa"/>
+              <w:bottom w:w="60" w:type="dxa"/>
               <w:left w:w="90" w:type="dxa"/>
-              <w:bottom w:w="60" w:type="dxa"/>
               <w:right w:w="90" w:type="dxa"/>
             </w:tcMar>
             <w:vAlign w:val="center"/>
@@ -7070,9 +7143,11 @@
               <w:spacing w:before="30" w:after="30"/>
               <w:jc w:val="center"/>
             </w:pPr>
+            <w:r/>
             <w:r>
               <w:rPr>
                 <w:rFonts w:ascii="Arial" w:hAnsi="Arial"/>
+                <w:b w:val="0"/>
                 <w:color w:val="222222"/>
                 <w:sz w:val="16"/>
               </w:rPr>
@@ -7082,17 +7157,14 @@
         </w:tc>
       </w:tr>
       <w:tr>
-        <w:trPr>
-          <w:jc w:val="center"/>
-        </w:trPr>
-        <w:tc>
-          <w:tcPr>
-            <w:tcW w:w="1872" w:type="dxa"/>
-            <w:shd w:val="clear" w:color="auto" w:fill="FBFBFB"/>
+        <w:tc>
+          <w:tcPr>
+            <w:tcW w:type="dxa" w:w="1872"/>
+            <w:shd w:fill="FBFBFB"/>
             <w:tcMar>
               <w:top w:w="60" w:type="dxa"/>
+              <w:bottom w:w="60" w:type="dxa"/>
               <w:left w:w="90" w:type="dxa"/>
-              <w:bottom w:w="60" w:type="dxa"/>
               <w:right w:w="90" w:type="dxa"/>
             </w:tcMar>
             <w:vAlign w:val="center"/>
@@ -7100,7 +7172,9 @@
           <w:p>
             <w:pPr>
               <w:spacing w:before="30" w:after="30"/>
-            </w:pPr>
+              <w:jc w:val="left"/>
+            </w:pPr>
+            <w:r/>
             <w:r>
               <w:rPr>
                 <w:rFonts w:ascii="Arial" w:hAnsi="Arial"/>
@@ -7114,12 +7188,12 @@
         </w:tc>
         <w:tc>
           <w:tcPr>
-            <w:tcW w:w="3168" w:type="dxa"/>
-            <w:shd w:val="clear" w:color="auto" w:fill="FBFBFB"/>
+            <w:tcW w:type="dxa" w:w="3168"/>
+            <w:shd w:fill="FBFBFB"/>
             <w:tcMar>
               <w:top w:w="60" w:type="dxa"/>
+              <w:bottom w:w="60" w:type="dxa"/>
               <w:left w:w="90" w:type="dxa"/>
-              <w:bottom w:w="60" w:type="dxa"/>
               <w:right w:w="90" w:type="dxa"/>
             </w:tcMar>
             <w:vAlign w:val="center"/>
@@ -7129,9 +7203,11 @@
               <w:spacing w:before="30" w:after="30"/>
               <w:jc w:val="center"/>
             </w:pPr>
+            <w:r/>
             <w:r>
               <w:rPr>
                 <w:rFonts w:ascii="Arial" w:hAnsi="Arial"/>
+                <w:b w:val="0"/>
                 <w:color w:val="222222"/>
                 <w:sz w:val="16"/>
               </w:rPr>
@@ -7141,12 +7217,12 @@
         </w:tc>
         <w:tc>
           <w:tcPr>
-            <w:tcW w:w="2592" w:type="dxa"/>
-            <w:shd w:val="clear" w:color="auto" w:fill="FBFBFB"/>
+            <w:tcW w:type="dxa" w:w="2592"/>
+            <w:shd w:fill="FBFBFB"/>
             <w:tcMar>
               <w:top w:w="60" w:type="dxa"/>
+              <w:bottom w:w="60" w:type="dxa"/>
               <w:left w:w="90" w:type="dxa"/>
-              <w:bottom w:w="60" w:type="dxa"/>
               <w:right w:w="90" w:type="dxa"/>
             </w:tcMar>
             <w:vAlign w:val="center"/>
@@ -7156,9 +7232,11 @@
               <w:spacing w:before="30" w:after="30"/>
               <w:jc w:val="center"/>
             </w:pPr>
+            <w:r/>
             <w:r>
               <w:rPr>
                 <w:rFonts w:ascii="Arial" w:hAnsi="Arial"/>
+                <w:b w:val="0"/>
                 <w:color w:val="222222"/>
                 <w:sz w:val="16"/>
               </w:rPr>
@@ -7168,12 +7246,12 @@
         </w:tc>
         <w:tc>
           <w:tcPr>
-            <w:tcW w:w="1872" w:type="dxa"/>
-            <w:shd w:val="clear" w:color="auto" w:fill="FBFBFB"/>
+            <w:tcW w:type="dxa" w:w="1872"/>
+            <w:shd w:fill="FBFBFB"/>
             <w:tcMar>
               <w:top w:w="60" w:type="dxa"/>
+              <w:bottom w:w="60" w:type="dxa"/>
               <w:left w:w="90" w:type="dxa"/>
-              <w:bottom w:w="60" w:type="dxa"/>
               <w:right w:w="90" w:type="dxa"/>
             </w:tcMar>
             <w:vAlign w:val="center"/>
@@ -7183,9 +7261,11 @@
               <w:spacing w:before="30" w:after="30"/>
               <w:jc w:val="center"/>
             </w:pPr>
+            <w:r/>
             <w:r>
               <w:rPr>
                 <w:rFonts w:ascii="Arial" w:hAnsi="Arial"/>
+                <w:b w:val="0"/>
                 <w:color w:val="222222"/>
                 <w:sz w:val="16"/>
               </w:rPr>
@@ -7195,12 +7275,12 @@
         </w:tc>
         <w:tc>
           <w:tcPr>
-            <w:tcW w:w="1872" w:type="dxa"/>
-            <w:shd w:val="clear" w:color="auto" w:fill="FBFBFB"/>
+            <w:tcW w:type="dxa" w:w="1872"/>
+            <w:shd w:fill="FBFBFB"/>
             <w:tcMar>
               <w:top w:w="60" w:type="dxa"/>
+              <w:bottom w:w="60" w:type="dxa"/>
               <w:left w:w="90" w:type="dxa"/>
-              <w:bottom w:w="60" w:type="dxa"/>
               <w:right w:w="90" w:type="dxa"/>
             </w:tcMar>
             <w:vAlign w:val="center"/>
@@ -7210,9 +7290,11 @@
               <w:spacing w:before="30" w:after="30"/>
               <w:jc w:val="center"/>
             </w:pPr>
+            <w:r/>
             <w:r>
               <w:rPr>
                 <w:rFonts w:ascii="Arial" w:hAnsi="Arial"/>
+                <w:b w:val="0"/>
                 <w:color w:val="222222"/>
                 <w:sz w:val="16"/>
               </w:rPr>
@@ -7223,19 +7305,12 @@
       </w:tr>
     </w:tbl>
     <w:p>
-      <w:pPr>
-        <w:rPr>
-          <w:ins w:id="0" w:author="leihong wu" w:date="2026-08-31T14:36:00Z" w16du:dateUtc="2026-08-31T19:36:00Z"/>
-        </w:rPr>
-      </w:pPr>
-    </w:p>
-    <w:p>
       <w:r>
         <w:rPr>
           <w:noProof/>
         </w:rPr>
         <w:drawing>
-          <wp:inline distT="0" distB="0" distL="0" distR="0" wp14:anchorId="7F29C378" wp14:editId="4745B425">
+          <wp:inline distT="0" distB="0" distL="0" distR="0" wp14:anchorId="7F29C378" wp14:editId="49FC1D98">
             <wp:extent cx="5932170" cy="4251960"/>
             <wp:effectExtent l="0" t="0" r="0" b="0"/>
             <wp:docPr id="33667654" name="Picture 4"/>
@@ -7252,7 +7327,7 @@
                     </pic:cNvPicPr>
                   </pic:nvPicPr>
                   <pic:blipFill>
-                    <a:blip r:embed="rId15" cstate="print">
+                    <a:blip r:embed="rId20" cstate="print">
                       <a:extLst>
                         <a:ext uri="{28A0092B-C50C-407E-A947-70E740481C1C}">
                           <a14:useLocalDpi xmlns:a14="http://schemas.microsoft.com/office/drawing/2010/main" val="0"/>
@@ -7292,11 +7367,7 @@
         </w:rPr>
       </w:pPr>
       <w:r>
-        <w:t xml:space="preserve">Figure 6. Cross-Domain Annotation Benchmark and Error Anatomy on the VAERS Vaccine Dataset. (a) Per-category performance across all 8 VAERS entity classes and overall micro-average for BERT (Blue) vs. LLM (Pink-Coral), showing F1 bars and precision/recall trajectories. (b) M/C/S/N error distribution for BERT vs. LLM on VAERS test narratives. (c) </w:t>
-      </w:r>
-      <w:r>
-        <w:lastRenderedPageBreak/>
-        <w:t>BERT top label misclassifications (X-axis: 0–660). (d) LLM top label misclassifications (X-axis: 0–660, aligned with panel c).</w:t>
+        <w:t>Figure 6. Cross-Domain Annotation Benchmark and Error Anatomy on the VAERS Vaccine Dataset. (a) Per-category performance across all 8 VAERS entity classes and overall micro-average for BERT (Blue) vs. LLM (Pink-Coral), showing F1 bars and precision/recall trajectories. (b) M/C/S/N error distribution for BERT vs. LLM on VAERS test narratives. (c) BERT top label misclassifications (X-axis: 0–660). (d) LLM top label misclassifications (X-axis: 0–660, aligned with panel c).</w:t>
       </w:r>
     </w:p>
     <w:p/>
@@ -7324,7 +7395,7 @@
     </w:p>
     <w:p>
       <w:r>
-        <w:t>We applied a repeated Leave-One-Drug-Event-Pair-Out cross-validation protocol on the FAERS corpus to evaluate model generalization across distinct therapeutic contexts. For each of the 4 curated drug-event cohorts, the model was trained on the remaining 3 case series and evaluated on the held-out series. As shown in Table 5, strict exact-match F1 was 0.6280 ± 0.0097 for azacitidine–QT prolongation (N = 200), 0.6563 ± 0.0178 for baricitinib–hypersensitivity (N = 200), 0.5602 ± 0.0091 for tramadol–hypoglycemia (N = 229), and 0.5274 ± 0.0105 for erenumab–stroke (N = 200), yielding a macro-average F1 of 0.5930 ± 0.0118 across folds (0.7173 ± 0.0103 Adapted F1). The between-series performance variance exceeded within-fold variation, demonstrating that narrative complexity and therapeutic vocabulary differences contribute more variation than stochastic model initialization.</w:t>
+        <w:t>We applied a repeated Leave-One-Drug-Event-Pair-Out cross-validation protocol on the FAERS corpus to evaluate model generalization across distinct therapeutic contexts on all 17 clinical concept categories. For each of the 4 curated drug-event cohorts, the model was trained on the remaining 3 case series and evaluated on the held-out series. As shown in Table 5, strict exact-match F1 was 0.6002 ± 0.0114 for azacitidine–QT prolongation (N = 200), 0.6367 ± 0.0201 for baricitinib–hypersensitivity (N = 200), 0.5289 ± 0.0093 for tramadol–hypoglycemia (N = 229), and 0.5084 ± 0.0122 for erenumab–stroke (N = 200), yielding a macro-average F1 of 0.5685 ± 0.0080 across folds (0.7463 ± 0.0076 Adapted F1). The between-series performance variance exceeded within-fold variation, demonstrating that narrative complexity and therapeutic vocabulary differences contribute more variation than stochastic model initialization.</w:t>
       </w:r>
     </w:p>
     <w:p>
@@ -7334,33 +7405,33 @@
     </w:p>
     <w:tbl>
       <w:tblPr>
-        <w:tblW w:w="0" w:type="auto"/>
+        <w:tblW w:type="auto" w:w="0"/>
         <w:jc w:val="center"/>
+        <w:tblLook w:firstColumn="1" w:firstRow="1" w:lastColumn="0" w:lastRow="0" w:noHBand="0" w:noVBand="1" w:val="04A0"/>
         <w:tblBorders>
           <w:top w:val="single" w:sz="8" w:space="0" w:color="333333"/>
           <w:bottom w:val="single" w:sz="8" w:space="0" w:color="333333"/>
           <w:insideH w:val="single" w:sz="4" w:space="0" w:color="E0E0E0"/>
+          <w:insideV w:val="none"/>
+          <w:left w:val="none"/>
+          <w:right w:val="none"/>
         </w:tblBorders>
-        <w:tblLook w:val="04A0" w:firstRow="1" w:lastRow="0" w:firstColumn="1" w:lastColumn="0" w:noHBand="0" w:noVBand="1"/>
       </w:tblPr>
       <w:tblGrid>
-        <w:gridCol w:w="3167"/>
-        <w:gridCol w:w="1987"/>
-        <w:gridCol w:w="2087"/>
-        <w:gridCol w:w="2119"/>
+        <w:gridCol w:w="2340"/>
+        <w:gridCol w:w="2340"/>
+        <w:gridCol w:w="2340"/>
+        <w:gridCol w:w="2340"/>
       </w:tblGrid>
       <w:tr>
-        <w:trPr>
-          <w:jc w:val="center"/>
-        </w:trPr>
-        <w:tc>
-          <w:tcPr>
-            <w:tcW w:w="3456" w:type="dxa"/>
-            <w:shd w:val="clear" w:color="auto" w:fill="F2F4F8"/>
+        <w:tc>
+          <w:tcPr>
+            <w:tcW w:type="dxa" w:w="3456"/>
+            <w:shd w:fill="F2F4F8"/>
             <w:tcMar>
               <w:top w:w="60" w:type="dxa"/>
+              <w:bottom w:w="60" w:type="dxa"/>
               <w:left w:w="90" w:type="dxa"/>
-              <w:bottom w:w="60" w:type="dxa"/>
               <w:right w:w="90" w:type="dxa"/>
             </w:tcMar>
             <w:vAlign w:val="center"/>
@@ -7370,6 +7441,7 @@
               <w:spacing w:before="30" w:after="30"/>
               <w:jc w:val="center"/>
             </w:pPr>
+            <w:r/>
             <w:r>
               <w:rPr>
                 <w:rFonts w:ascii="Arial" w:hAnsi="Arial"/>
@@ -7383,12 +7455,12 @@
         </w:tc>
         <w:tc>
           <w:tcPr>
-            <w:tcW w:w="2160" w:type="dxa"/>
-            <w:shd w:val="clear" w:color="auto" w:fill="F2F4F8"/>
+            <w:tcW w:type="dxa" w:w="2160"/>
+            <w:shd w:fill="F2F4F8"/>
             <w:tcMar>
               <w:top w:w="60" w:type="dxa"/>
+              <w:bottom w:w="60" w:type="dxa"/>
               <w:left w:w="90" w:type="dxa"/>
-              <w:bottom w:w="60" w:type="dxa"/>
               <w:right w:w="90" w:type="dxa"/>
             </w:tcMar>
             <w:vAlign w:val="center"/>
@@ -7398,6 +7470,7 @@
               <w:spacing w:before="30" w:after="30"/>
               <w:jc w:val="center"/>
             </w:pPr>
+            <w:r/>
             <w:r>
               <w:rPr>
                 <w:rFonts w:ascii="Arial" w:hAnsi="Arial"/>
@@ -7411,12 +7484,12 @@
         </w:tc>
         <w:tc>
           <w:tcPr>
-            <w:tcW w:w="2304" w:type="dxa"/>
-            <w:shd w:val="clear" w:color="auto" w:fill="F2F4F8"/>
+            <w:tcW w:type="dxa" w:w="2304"/>
+            <w:shd w:fill="F2F4F8"/>
             <w:tcMar>
               <w:top w:w="60" w:type="dxa"/>
+              <w:bottom w:w="60" w:type="dxa"/>
               <w:left w:w="90" w:type="dxa"/>
-              <w:bottom w:w="60" w:type="dxa"/>
               <w:right w:w="90" w:type="dxa"/>
             </w:tcMar>
             <w:vAlign w:val="center"/>
@@ -7426,6 +7499,7 @@
               <w:spacing w:before="30" w:after="30"/>
               <w:jc w:val="center"/>
             </w:pPr>
+            <w:r/>
             <w:r>
               <w:rPr>
                 <w:rFonts w:ascii="Arial" w:hAnsi="Arial"/>
@@ -7439,12 +7513,12 @@
         </w:tc>
         <w:tc>
           <w:tcPr>
-            <w:tcW w:w="2304" w:type="dxa"/>
-            <w:shd w:val="clear" w:color="auto" w:fill="F2F4F8"/>
+            <w:tcW w:type="dxa" w:w="2304"/>
+            <w:shd w:fill="F2F4F8"/>
             <w:tcMar>
               <w:top w:w="60" w:type="dxa"/>
+              <w:bottom w:w="60" w:type="dxa"/>
               <w:left w:w="90" w:type="dxa"/>
-              <w:bottom w:w="60" w:type="dxa"/>
               <w:right w:w="90" w:type="dxa"/>
             </w:tcMar>
             <w:vAlign w:val="center"/>
@@ -7454,6 +7528,7 @@
               <w:spacing w:before="30" w:after="30"/>
               <w:jc w:val="center"/>
             </w:pPr>
+            <w:r/>
             <w:r>
               <w:rPr>
                 <w:rFonts w:ascii="Arial" w:hAnsi="Arial"/>
@@ -7467,17 +7542,14 @@
         </w:tc>
       </w:tr>
       <w:tr>
-        <w:trPr>
-          <w:jc w:val="center"/>
-        </w:trPr>
-        <w:tc>
-          <w:tcPr>
-            <w:tcW w:w="3456" w:type="dxa"/>
-            <w:shd w:val="clear" w:color="auto" w:fill="FFFFFF"/>
+        <w:tc>
+          <w:tcPr>
+            <w:tcW w:type="dxa" w:w="3456"/>
+            <w:shd w:fill="FFFFFF"/>
             <w:tcMar>
               <w:top w:w="60" w:type="dxa"/>
+              <w:bottom w:w="60" w:type="dxa"/>
               <w:left w:w="90" w:type="dxa"/>
-              <w:bottom w:w="60" w:type="dxa"/>
               <w:right w:w="90" w:type="dxa"/>
             </w:tcMar>
             <w:vAlign w:val="center"/>
@@ -7485,7 +7557,9 @@
           <w:p>
             <w:pPr>
               <w:spacing w:before="30" w:after="30"/>
-            </w:pPr>
+              <w:jc w:val="left"/>
+            </w:pPr>
+            <w:r/>
             <w:r>
               <w:rPr>
                 <w:rFonts w:ascii="Arial" w:hAnsi="Arial"/>
@@ -7499,12 +7573,12 @@
         </w:tc>
         <w:tc>
           <w:tcPr>
-            <w:tcW w:w="2160" w:type="dxa"/>
-            <w:shd w:val="clear" w:color="auto" w:fill="FFFFFF"/>
+            <w:tcW w:type="dxa" w:w="2160"/>
+            <w:shd w:fill="FFFFFF"/>
             <w:tcMar>
               <w:top w:w="60" w:type="dxa"/>
+              <w:bottom w:w="60" w:type="dxa"/>
               <w:left w:w="90" w:type="dxa"/>
-              <w:bottom w:w="60" w:type="dxa"/>
               <w:right w:w="90" w:type="dxa"/>
             </w:tcMar>
             <w:vAlign w:val="center"/>
@@ -7514,9 +7588,11 @@
               <w:spacing w:before="30" w:after="30"/>
               <w:jc w:val="center"/>
             </w:pPr>
+            <w:r/>
             <w:r>
               <w:rPr>
                 <w:rFonts w:ascii="Arial" w:hAnsi="Arial"/>
+                <w:b w:val="0"/>
                 <w:color w:val="222222"/>
                 <w:sz w:val="16"/>
               </w:rPr>
@@ -7526,12 +7602,12 @@
         </w:tc>
         <w:tc>
           <w:tcPr>
-            <w:tcW w:w="2304" w:type="dxa"/>
-            <w:shd w:val="clear" w:color="auto" w:fill="FFFFFF"/>
+            <w:tcW w:type="dxa" w:w="2304"/>
+            <w:shd w:fill="FFFFFF"/>
             <w:tcMar>
               <w:top w:w="60" w:type="dxa"/>
+              <w:bottom w:w="60" w:type="dxa"/>
               <w:left w:w="90" w:type="dxa"/>
-              <w:bottom w:w="60" w:type="dxa"/>
               <w:right w:w="90" w:type="dxa"/>
             </w:tcMar>
             <w:vAlign w:val="center"/>
@@ -7541,24 +7617,26 @@
               <w:spacing w:before="30" w:after="30"/>
               <w:jc w:val="center"/>
             </w:pPr>
+            <w:r/>
             <w:r>
               <w:rPr>
                 <w:rFonts w:ascii="Arial" w:hAnsi="Arial"/>
+                <w:b w:val="0"/>
                 <w:color w:val="222222"/>
                 <w:sz w:val="16"/>
               </w:rPr>
-              <w:t>0.6280 ± 0.0097</w:t>
-            </w:r>
-          </w:p>
-        </w:tc>
-        <w:tc>
-          <w:tcPr>
-            <w:tcW w:w="2304" w:type="dxa"/>
-            <w:shd w:val="clear" w:color="auto" w:fill="FFFFFF"/>
+              <w:t>0.6002 ± 0.0114</w:t>
+            </w:r>
+          </w:p>
+        </w:tc>
+        <w:tc>
+          <w:tcPr>
+            <w:tcW w:type="dxa" w:w="2304"/>
+            <w:shd w:fill="FFFFFF"/>
             <w:tcMar>
               <w:top w:w="60" w:type="dxa"/>
+              <w:bottom w:w="60" w:type="dxa"/>
               <w:left w:w="90" w:type="dxa"/>
-              <w:bottom w:w="60" w:type="dxa"/>
               <w:right w:w="90" w:type="dxa"/>
             </w:tcMar>
             <w:vAlign w:val="center"/>
@@ -7568,29 +7646,28 @@
               <w:spacing w:before="30" w:after="30"/>
               <w:jc w:val="center"/>
             </w:pPr>
+            <w:r/>
             <w:r>
               <w:rPr>
                 <w:rFonts w:ascii="Arial" w:hAnsi="Arial"/>
+                <w:b w:val="0"/>
                 <w:color w:val="222222"/>
                 <w:sz w:val="16"/>
               </w:rPr>
-              <w:t>0.7412 ± 0.0085</w:t>
+              <w:t>0.7733 ± 0.0092</w:t>
             </w:r>
           </w:p>
         </w:tc>
       </w:tr>
       <w:tr>
-        <w:trPr>
-          <w:jc w:val="center"/>
-        </w:trPr>
-        <w:tc>
-          <w:tcPr>
-            <w:tcW w:w="3456" w:type="dxa"/>
-            <w:shd w:val="clear" w:color="auto" w:fill="FBFBFB"/>
+        <w:tc>
+          <w:tcPr>
+            <w:tcW w:type="dxa" w:w="3456"/>
+            <w:shd w:fill="FBFBFB"/>
             <w:tcMar>
               <w:top w:w="60" w:type="dxa"/>
+              <w:bottom w:w="60" w:type="dxa"/>
               <w:left w:w="90" w:type="dxa"/>
-              <w:bottom w:w="60" w:type="dxa"/>
               <w:right w:w="90" w:type="dxa"/>
             </w:tcMar>
             <w:vAlign w:val="center"/>
@@ -7598,7 +7675,9 @@
           <w:p>
             <w:pPr>
               <w:spacing w:before="30" w:after="30"/>
-            </w:pPr>
+              <w:jc w:val="left"/>
+            </w:pPr>
+            <w:r/>
             <w:r>
               <w:rPr>
                 <w:rFonts w:ascii="Arial" w:hAnsi="Arial"/>
@@ -7612,12 +7691,12 @@
         </w:tc>
         <w:tc>
           <w:tcPr>
-            <w:tcW w:w="2160" w:type="dxa"/>
-            <w:shd w:val="clear" w:color="auto" w:fill="FBFBFB"/>
+            <w:tcW w:type="dxa" w:w="2160"/>
+            <w:shd w:fill="FBFBFB"/>
             <w:tcMar>
               <w:top w:w="60" w:type="dxa"/>
+              <w:bottom w:w="60" w:type="dxa"/>
               <w:left w:w="90" w:type="dxa"/>
-              <w:bottom w:w="60" w:type="dxa"/>
               <w:right w:w="90" w:type="dxa"/>
             </w:tcMar>
             <w:vAlign w:val="center"/>
@@ -7627,9 +7706,11 @@
               <w:spacing w:before="30" w:after="30"/>
               <w:jc w:val="center"/>
             </w:pPr>
+            <w:r/>
             <w:r>
               <w:rPr>
                 <w:rFonts w:ascii="Arial" w:hAnsi="Arial"/>
+                <w:b w:val="0"/>
                 <w:color w:val="222222"/>
                 <w:sz w:val="16"/>
               </w:rPr>
@@ -7639,12 +7720,12 @@
         </w:tc>
         <w:tc>
           <w:tcPr>
-            <w:tcW w:w="2304" w:type="dxa"/>
-            <w:shd w:val="clear" w:color="auto" w:fill="FBFBFB"/>
+            <w:tcW w:type="dxa" w:w="2304"/>
+            <w:shd w:fill="FBFBFB"/>
             <w:tcMar>
               <w:top w:w="60" w:type="dxa"/>
+              <w:bottom w:w="60" w:type="dxa"/>
               <w:left w:w="90" w:type="dxa"/>
-              <w:bottom w:w="60" w:type="dxa"/>
               <w:right w:w="90" w:type="dxa"/>
             </w:tcMar>
             <w:vAlign w:val="center"/>
@@ -7654,24 +7735,26 @@
               <w:spacing w:before="30" w:after="30"/>
               <w:jc w:val="center"/>
             </w:pPr>
+            <w:r/>
             <w:r>
               <w:rPr>
                 <w:rFonts w:ascii="Arial" w:hAnsi="Arial"/>
+                <w:b w:val="0"/>
                 <w:color w:val="222222"/>
                 <w:sz w:val="16"/>
               </w:rPr>
-              <w:t>0.6563 ± 0.0178</w:t>
-            </w:r>
-          </w:p>
-        </w:tc>
-        <w:tc>
-          <w:tcPr>
-            <w:tcW w:w="2304" w:type="dxa"/>
-            <w:shd w:val="clear" w:color="auto" w:fill="FBFBFB"/>
+              <w:t>0.6367 ± 0.0201</w:t>
+            </w:r>
+          </w:p>
+        </w:tc>
+        <w:tc>
+          <w:tcPr>
+            <w:tcW w:type="dxa" w:w="2304"/>
+            <w:shd w:fill="FBFBFB"/>
             <w:tcMar>
               <w:top w:w="60" w:type="dxa"/>
+              <w:bottom w:w="60" w:type="dxa"/>
               <w:left w:w="90" w:type="dxa"/>
-              <w:bottom w:w="60" w:type="dxa"/>
               <w:right w:w="90" w:type="dxa"/>
             </w:tcMar>
             <w:vAlign w:val="center"/>
@@ -7681,29 +7764,28 @@
               <w:spacing w:before="30" w:after="30"/>
               <w:jc w:val="center"/>
             </w:pPr>
+            <w:r/>
             <w:r>
               <w:rPr>
                 <w:rFonts w:ascii="Arial" w:hAnsi="Arial"/>
+                <w:b w:val="0"/>
                 <w:color w:val="222222"/>
                 <w:sz w:val="16"/>
               </w:rPr>
-              <w:t>0.7850 ± 0.0142</w:t>
+              <w:t>0.7751 ± 0.0128</w:t>
             </w:r>
           </w:p>
         </w:tc>
       </w:tr>
       <w:tr>
-        <w:trPr>
-          <w:jc w:val="center"/>
-        </w:trPr>
-        <w:tc>
-          <w:tcPr>
-            <w:tcW w:w="3456" w:type="dxa"/>
-            <w:shd w:val="clear" w:color="auto" w:fill="FFFFFF"/>
+        <w:tc>
+          <w:tcPr>
+            <w:tcW w:type="dxa" w:w="3456"/>
+            <w:shd w:fill="FFFFFF"/>
             <w:tcMar>
               <w:top w:w="60" w:type="dxa"/>
+              <w:bottom w:w="60" w:type="dxa"/>
               <w:left w:w="90" w:type="dxa"/>
-              <w:bottom w:w="60" w:type="dxa"/>
               <w:right w:w="90" w:type="dxa"/>
             </w:tcMar>
             <w:vAlign w:val="center"/>
@@ -7711,7 +7793,9 @@
           <w:p>
             <w:pPr>
               <w:spacing w:before="30" w:after="30"/>
-            </w:pPr>
+              <w:jc w:val="left"/>
+            </w:pPr>
+            <w:r/>
             <w:r>
               <w:rPr>
                 <w:rFonts w:ascii="Arial" w:hAnsi="Arial"/>
@@ -7725,12 +7809,12 @@
         </w:tc>
         <w:tc>
           <w:tcPr>
-            <w:tcW w:w="2160" w:type="dxa"/>
-            <w:shd w:val="clear" w:color="auto" w:fill="FFFFFF"/>
+            <w:tcW w:type="dxa" w:w="2160"/>
+            <w:shd w:fill="FFFFFF"/>
             <w:tcMar>
               <w:top w:w="60" w:type="dxa"/>
+              <w:bottom w:w="60" w:type="dxa"/>
               <w:left w:w="90" w:type="dxa"/>
-              <w:bottom w:w="60" w:type="dxa"/>
               <w:right w:w="90" w:type="dxa"/>
             </w:tcMar>
             <w:vAlign w:val="center"/>
@@ -7740,9 +7824,11 @@
               <w:spacing w:before="30" w:after="30"/>
               <w:jc w:val="center"/>
             </w:pPr>
+            <w:r/>
             <w:r>
               <w:rPr>
                 <w:rFonts w:ascii="Arial" w:hAnsi="Arial"/>
+                <w:b w:val="0"/>
                 <w:color w:val="222222"/>
                 <w:sz w:val="16"/>
               </w:rPr>
@@ -7752,12 +7838,12 @@
         </w:tc>
         <w:tc>
           <w:tcPr>
-            <w:tcW w:w="2304" w:type="dxa"/>
-            <w:shd w:val="clear" w:color="auto" w:fill="FFFFFF"/>
+            <w:tcW w:type="dxa" w:w="2304"/>
+            <w:shd w:fill="FFFFFF"/>
             <w:tcMar>
               <w:top w:w="60" w:type="dxa"/>
+              <w:bottom w:w="60" w:type="dxa"/>
               <w:left w:w="90" w:type="dxa"/>
-              <w:bottom w:w="60" w:type="dxa"/>
               <w:right w:w="90" w:type="dxa"/>
             </w:tcMar>
             <w:vAlign w:val="center"/>
@@ -7767,24 +7853,26 @@
               <w:spacing w:before="30" w:after="30"/>
               <w:jc w:val="center"/>
             </w:pPr>
+            <w:r/>
             <w:r>
               <w:rPr>
                 <w:rFonts w:ascii="Arial" w:hAnsi="Arial"/>
+                <w:b w:val="0"/>
                 <w:color w:val="222222"/>
                 <w:sz w:val="16"/>
               </w:rPr>
-              <w:t>0.5602 ± 0.0091</w:t>
-            </w:r>
-          </w:p>
-        </w:tc>
-        <w:tc>
-          <w:tcPr>
-            <w:tcW w:w="2304" w:type="dxa"/>
-            <w:shd w:val="clear" w:color="auto" w:fill="FFFFFF"/>
+              <w:t>0.5289 ± 0.0093</w:t>
+            </w:r>
+          </w:p>
+        </w:tc>
+        <w:tc>
+          <w:tcPr>
+            <w:tcW w:type="dxa" w:w="2304"/>
+            <w:shd w:fill="FFFFFF"/>
             <w:tcMar>
               <w:top w:w="60" w:type="dxa"/>
+              <w:bottom w:w="60" w:type="dxa"/>
               <w:left w:w="90" w:type="dxa"/>
-              <w:bottom w:w="60" w:type="dxa"/>
               <w:right w:w="90" w:type="dxa"/>
             </w:tcMar>
             <w:vAlign w:val="center"/>
@@ -7794,29 +7882,28 @@
               <w:spacing w:before="30" w:after="30"/>
               <w:jc w:val="center"/>
             </w:pPr>
+            <w:r/>
             <w:r>
               <w:rPr>
                 <w:rFonts w:ascii="Arial" w:hAnsi="Arial"/>
+                <w:b w:val="0"/>
                 <w:color w:val="222222"/>
                 <w:sz w:val="16"/>
               </w:rPr>
-              <w:t>0.6920 ± 0.0088</w:t>
+              <w:t>0.7242 ± 0.0036</w:t>
             </w:r>
           </w:p>
         </w:tc>
       </w:tr>
       <w:tr>
-        <w:trPr>
-          <w:jc w:val="center"/>
-        </w:trPr>
-        <w:tc>
-          <w:tcPr>
-            <w:tcW w:w="3456" w:type="dxa"/>
-            <w:shd w:val="clear" w:color="auto" w:fill="FBFBFB"/>
+        <w:tc>
+          <w:tcPr>
+            <w:tcW w:type="dxa" w:w="3456"/>
+            <w:shd w:fill="FBFBFB"/>
             <w:tcMar>
               <w:top w:w="60" w:type="dxa"/>
+              <w:bottom w:w="60" w:type="dxa"/>
               <w:left w:w="90" w:type="dxa"/>
-              <w:bottom w:w="60" w:type="dxa"/>
               <w:right w:w="90" w:type="dxa"/>
             </w:tcMar>
             <w:vAlign w:val="center"/>
@@ -7824,7 +7911,9 @@
           <w:p>
             <w:pPr>
               <w:spacing w:before="30" w:after="30"/>
-            </w:pPr>
+              <w:jc w:val="left"/>
+            </w:pPr>
+            <w:r/>
             <w:r>
               <w:rPr>
                 <w:rFonts w:ascii="Arial" w:hAnsi="Arial"/>
@@ -7838,12 +7927,12 @@
         </w:tc>
         <w:tc>
           <w:tcPr>
-            <w:tcW w:w="2160" w:type="dxa"/>
-            <w:shd w:val="clear" w:color="auto" w:fill="FBFBFB"/>
+            <w:tcW w:type="dxa" w:w="2160"/>
+            <w:shd w:fill="FBFBFB"/>
             <w:tcMar>
               <w:top w:w="60" w:type="dxa"/>
+              <w:bottom w:w="60" w:type="dxa"/>
               <w:left w:w="90" w:type="dxa"/>
-              <w:bottom w:w="60" w:type="dxa"/>
               <w:right w:w="90" w:type="dxa"/>
             </w:tcMar>
             <w:vAlign w:val="center"/>
@@ -7853,9 +7942,11 @@
               <w:spacing w:before="30" w:after="30"/>
               <w:jc w:val="center"/>
             </w:pPr>
+            <w:r/>
             <w:r>
               <w:rPr>
                 <w:rFonts w:ascii="Arial" w:hAnsi="Arial"/>
+                <w:b w:val="0"/>
                 <w:color w:val="222222"/>
                 <w:sz w:val="16"/>
               </w:rPr>
@@ -7865,12 +7956,12 @@
         </w:tc>
         <w:tc>
           <w:tcPr>
-            <w:tcW w:w="2304" w:type="dxa"/>
-            <w:shd w:val="clear" w:color="auto" w:fill="FBFBFB"/>
+            <w:tcW w:type="dxa" w:w="2304"/>
+            <w:shd w:fill="FBFBFB"/>
             <w:tcMar>
               <w:top w:w="60" w:type="dxa"/>
+              <w:bottom w:w="60" w:type="dxa"/>
               <w:left w:w="90" w:type="dxa"/>
-              <w:bottom w:w="60" w:type="dxa"/>
               <w:right w:w="90" w:type="dxa"/>
             </w:tcMar>
             <w:vAlign w:val="center"/>
@@ -7880,24 +7971,26 @@
               <w:spacing w:before="30" w:after="30"/>
               <w:jc w:val="center"/>
             </w:pPr>
+            <w:r/>
             <w:r>
               <w:rPr>
                 <w:rFonts w:ascii="Arial" w:hAnsi="Arial"/>
+                <w:b w:val="0"/>
                 <w:color w:val="222222"/>
                 <w:sz w:val="16"/>
               </w:rPr>
-              <w:t>0.5274 ± 0.0105</w:t>
-            </w:r>
-          </w:p>
-        </w:tc>
-        <w:tc>
-          <w:tcPr>
-            <w:tcW w:w="2304" w:type="dxa"/>
-            <w:shd w:val="clear" w:color="auto" w:fill="FBFBFB"/>
+              <w:t>0.5084 ± 0.0122</w:t>
+            </w:r>
+          </w:p>
+        </w:tc>
+        <w:tc>
+          <w:tcPr>
+            <w:tcW w:type="dxa" w:w="2304"/>
+            <w:shd w:fill="FBFBFB"/>
             <w:tcMar>
               <w:top w:w="60" w:type="dxa"/>
+              <w:bottom w:w="60" w:type="dxa"/>
               <w:left w:w="90" w:type="dxa"/>
-              <w:bottom w:w="60" w:type="dxa"/>
               <w:right w:w="90" w:type="dxa"/>
             </w:tcMar>
             <w:vAlign w:val="center"/>
@@ -7907,29 +8000,28 @@
               <w:spacing w:before="30" w:after="30"/>
               <w:jc w:val="center"/>
             </w:pPr>
+            <w:r/>
             <w:r>
               <w:rPr>
                 <w:rFonts w:ascii="Arial" w:hAnsi="Arial"/>
+                <w:b w:val="0"/>
                 <w:color w:val="222222"/>
                 <w:sz w:val="16"/>
               </w:rPr>
-              <w:t>0.6510 ± 0.0098</w:t>
+              <w:t>0.7126 ± 0.0077</w:t>
             </w:r>
           </w:p>
         </w:tc>
       </w:tr>
       <w:tr>
-        <w:trPr>
-          <w:jc w:val="center"/>
-        </w:trPr>
-        <w:tc>
-          <w:tcPr>
-            <w:tcW w:w="3456" w:type="dxa"/>
-            <w:shd w:val="clear" w:color="auto" w:fill="FFFFFF"/>
+        <w:tc>
+          <w:tcPr>
+            <w:tcW w:type="dxa" w:w="3456"/>
+            <w:shd w:fill="FFFFFF"/>
             <w:tcMar>
               <w:top w:w="60" w:type="dxa"/>
+              <w:bottom w:w="60" w:type="dxa"/>
               <w:left w:w="90" w:type="dxa"/>
-              <w:bottom w:w="60" w:type="dxa"/>
               <w:right w:w="90" w:type="dxa"/>
             </w:tcMar>
             <w:vAlign w:val="center"/>
@@ -7937,7 +8029,9 @@
           <w:p>
             <w:pPr>
               <w:spacing w:before="30" w:after="30"/>
-            </w:pPr>
+              <w:jc w:val="left"/>
+            </w:pPr>
+            <w:r/>
             <w:r>
               <w:rPr>
                 <w:rFonts w:ascii="Arial" w:hAnsi="Arial"/>
@@ -7951,12 +8045,12 @@
         </w:tc>
         <w:tc>
           <w:tcPr>
-            <w:tcW w:w="2160" w:type="dxa"/>
-            <w:shd w:val="clear" w:color="auto" w:fill="FFFFFF"/>
+            <w:tcW w:type="dxa" w:w="2160"/>
+            <w:shd w:fill="FFFFFF"/>
             <w:tcMar>
               <w:top w:w="60" w:type="dxa"/>
+              <w:bottom w:w="60" w:type="dxa"/>
               <w:left w:w="90" w:type="dxa"/>
-              <w:bottom w:w="60" w:type="dxa"/>
               <w:right w:w="90" w:type="dxa"/>
             </w:tcMar>
             <w:vAlign w:val="center"/>
@@ -7966,9 +8060,11 @@
               <w:spacing w:before="30" w:after="30"/>
               <w:jc w:val="center"/>
             </w:pPr>
+            <w:r/>
             <w:r>
               <w:rPr>
                 <w:rFonts w:ascii="Arial" w:hAnsi="Arial"/>
+                <w:b w:val="0"/>
                 <w:color w:val="222222"/>
                 <w:sz w:val="16"/>
               </w:rPr>
@@ -7978,12 +8074,12 @@
         </w:tc>
         <w:tc>
           <w:tcPr>
-            <w:tcW w:w="2304" w:type="dxa"/>
-            <w:shd w:val="clear" w:color="auto" w:fill="FFFFFF"/>
+            <w:tcW w:type="dxa" w:w="2304"/>
+            <w:shd w:fill="FFFFFF"/>
             <w:tcMar>
               <w:top w:w="60" w:type="dxa"/>
+              <w:bottom w:w="60" w:type="dxa"/>
               <w:left w:w="90" w:type="dxa"/>
-              <w:bottom w:w="60" w:type="dxa"/>
               <w:right w:w="90" w:type="dxa"/>
             </w:tcMar>
             <w:vAlign w:val="center"/>
@@ -7993,24 +8089,26 @@
               <w:spacing w:before="30" w:after="30"/>
               <w:jc w:val="center"/>
             </w:pPr>
+            <w:r/>
             <w:r>
               <w:rPr>
                 <w:rFonts w:ascii="Arial" w:hAnsi="Arial"/>
+                <w:b w:val="0"/>
                 <w:color w:val="222222"/>
                 <w:sz w:val="16"/>
               </w:rPr>
-              <w:t>0.5930 ± 0.0118</w:t>
-            </w:r>
-          </w:p>
-        </w:tc>
-        <w:tc>
-          <w:tcPr>
-            <w:tcW w:w="2304" w:type="dxa"/>
-            <w:shd w:val="clear" w:color="auto" w:fill="FFFFFF"/>
+              <w:t>0.5685 ± 0.0080</w:t>
+            </w:r>
+          </w:p>
+        </w:tc>
+        <w:tc>
+          <w:tcPr>
+            <w:tcW w:type="dxa" w:w="2304"/>
+            <w:shd w:fill="FFFFFF"/>
             <w:tcMar>
               <w:top w:w="60" w:type="dxa"/>
+              <w:bottom w:w="60" w:type="dxa"/>
               <w:left w:w="90" w:type="dxa"/>
-              <w:bottom w:w="60" w:type="dxa"/>
               <w:right w:w="90" w:type="dxa"/>
             </w:tcMar>
             <w:vAlign w:val="center"/>
@@ -8020,13 +8118,15 @@
               <w:spacing w:before="30" w:after="30"/>
               <w:jc w:val="center"/>
             </w:pPr>
+            <w:r/>
             <w:r>
               <w:rPr>
                 <w:rFonts w:ascii="Arial" w:hAnsi="Arial"/>
+                <w:b w:val="0"/>
                 <w:color w:val="222222"/>
                 <w:sz w:val="16"/>
               </w:rPr>
-              <w:t>0.7173 ± 0.0103</w:t>
+              <w:t>0.7463 ± 0.0076</w:t>
             </w:r>
           </w:p>
         </w:tc>
@@ -8046,54 +8146,46 @@
     </w:p>
     <w:p>
       <w:r>
-        <w:t xml:space="preserve">To rigorously verify neural network optimization stability, we conducted 5 independent training runs using random initialization seeds (42, 123, 456, 789, 1011) across both FAERS 4-fold LOO (20 total model runs) and VAERS 10-fold CV (50 total model runs). As summarized in Table 6, cross-seed variance was exceptionally low across both datasets. On FAERS, strict F1 averaged 0.5685 ± 0.0080 (0.7463 ± 0.0076 Adapted F1) across the 5 seeds. On VAERS, strict F1 averaged 0.6595 ± 0.0015 (0.7882 ± 0.0022 Adapted F1) across </w:t>
-      </w:r>
-      <w:r>
-        <w:lastRenderedPageBreak/>
-        <w:t>the 5 seeds. These findings confirm that supervised BioBERT convergence is remarkably robust to stochastic weight initialization, with between-series clinical diversity accounting for substantially greater performance variance than random initialization.</w:t>
+        <w:t>To rigorously verify neural network optimization stability, we conducted 5 independent training runs using random initialization seeds (42, 123, 456, 789, 1011) across both FAERS 4-fold LOO (20 total model runs, 17 categories) and VAERS 10-fold CV (50 total model runs, 14 categories). As summarized in Table 6, cross-seed variance was exceptionally low across both datasets. On FAERS, strict F1 averaged 0.5685 ± 0.0080 (0.7463 ± 0.0076 Adapted F1) across the 5 seeds. On VAERS, strict F1 averaged 0.6595 ± 0.0015 (0.7882 ± 0.0022 Adapted F1) across the 5 seeds. These findings confirm that supervised BioBERT convergence is remarkably robust to stochastic weight initialization, with between-series clinical diversity accounting for substantially greater performance variance than random initialization.</w:t>
       </w:r>
     </w:p>
     <w:p>
-      <w:r>
-        <w:rPr>
-          <w:b/>
-          <w:bCs/>
-        </w:rPr>
-        <w:t>Table 6.</w:t>
-      </w:r>
-      <w:r>
-        <w:t xml:space="preserve"> BioBERT Optimization Stability and Performance Invariance Across Five Independent Random Initialization Seeds on FAERS (4-Fold LOO) and VAERS (10-Fold CV).</w:t>
+      <w:pPr>
+        <w:pStyle w:val="Heading3"/>
+      </w:pPr>
+      <w:r>
+        <w:t>Table 6. BioBERT Optimization Stability and Performance Invariance Across Five Independent Random Initialization Seeds on FAERS (4-Fold LOO) and VAERS (10-Fold CV).</w:t>
       </w:r>
     </w:p>
     <w:tbl>
       <w:tblPr>
-        <w:tblW w:w="0" w:type="auto"/>
+        <w:tblW w:type="auto" w:w="0"/>
         <w:jc w:val="center"/>
+        <w:tblLook w:firstColumn="1" w:firstRow="1" w:lastColumn="0" w:lastRow="0" w:noHBand="0" w:noVBand="1" w:val="04A0"/>
         <w:tblBorders>
           <w:top w:val="single" w:sz="8" w:space="0" w:color="333333"/>
           <w:bottom w:val="single" w:sz="8" w:space="0" w:color="333333"/>
           <w:insideH w:val="single" w:sz="4" w:space="0" w:color="E0E0E0"/>
+          <w:insideV w:val="none"/>
+          <w:left w:val="none"/>
+          <w:right w:val="none"/>
         </w:tblBorders>
-        <w:tblLook w:val="04A0" w:firstRow="1" w:lastRow="0" w:firstColumn="1" w:lastColumn="0" w:noHBand="0" w:noVBand="1"/>
       </w:tblPr>
       <w:tblGrid>
-        <w:gridCol w:w="2925"/>
-        <w:gridCol w:w="1985"/>
-        <w:gridCol w:w="2201"/>
-        <w:gridCol w:w="2249"/>
+        <w:gridCol w:w="2340"/>
+        <w:gridCol w:w="2340"/>
+        <w:gridCol w:w="2340"/>
+        <w:gridCol w:w="2340"/>
       </w:tblGrid>
       <w:tr>
-        <w:trPr>
-          <w:jc w:val="center"/>
-        </w:trPr>
-        <w:tc>
-          <w:tcPr>
-            <w:tcW w:w="3456" w:type="dxa"/>
-            <w:shd w:val="clear" w:color="auto" w:fill="F2F4F8"/>
+        <w:tc>
+          <w:tcPr>
+            <w:tcW w:type="dxa" w:w="3456"/>
+            <w:shd w:fill="F2F4F8"/>
             <w:tcMar>
               <w:top w:w="60" w:type="dxa"/>
+              <w:bottom w:w="60" w:type="dxa"/>
               <w:left w:w="90" w:type="dxa"/>
-              <w:bottom w:w="60" w:type="dxa"/>
               <w:right w:w="90" w:type="dxa"/>
             </w:tcMar>
             <w:vAlign w:val="center"/>
@@ -8103,6 +8195,7 @@
               <w:spacing w:before="30" w:after="30"/>
               <w:jc w:val="center"/>
             </w:pPr>
+            <w:r/>
             <w:r>
               <w:rPr>
                 <w:rFonts w:ascii="Arial" w:hAnsi="Arial"/>
@@ -8116,12 +8209,12 @@
         </w:tc>
         <w:tc>
           <w:tcPr>
-            <w:tcW w:w="2304" w:type="dxa"/>
-            <w:shd w:val="clear" w:color="auto" w:fill="F2F4F8"/>
+            <w:tcW w:type="dxa" w:w="2304"/>
+            <w:shd w:fill="F2F4F8"/>
             <w:tcMar>
               <w:top w:w="60" w:type="dxa"/>
+              <w:bottom w:w="60" w:type="dxa"/>
               <w:left w:w="90" w:type="dxa"/>
-              <w:bottom w:w="60" w:type="dxa"/>
               <w:right w:w="90" w:type="dxa"/>
             </w:tcMar>
             <w:vAlign w:val="center"/>
@@ -8131,6 +8224,7 @@
               <w:spacing w:before="30" w:after="30"/>
               <w:jc w:val="center"/>
             </w:pPr>
+            <w:r/>
             <w:r>
               <w:rPr>
                 <w:rFonts w:ascii="Arial" w:hAnsi="Arial"/>
@@ -8144,12 +8238,12 @@
         </w:tc>
         <w:tc>
           <w:tcPr>
-            <w:tcW w:w="2592" w:type="dxa"/>
-            <w:shd w:val="clear" w:color="auto" w:fill="F2F4F8"/>
+            <w:tcW w:type="dxa" w:w="2592"/>
+            <w:shd w:fill="F2F4F8"/>
             <w:tcMar>
               <w:top w:w="60" w:type="dxa"/>
+              <w:bottom w:w="60" w:type="dxa"/>
               <w:left w:w="90" w:type="dxa"/>
-              <w:bottom w:w="60" w:type="dxa"/>
               <w:right w:w="90" w:type="dxa"/>
             </w:tcMar>
             <w:vAlign w:val="center"/>
@@ -8159,6 +8253,7 @@
               <w:spacing w:before="30" w:after="30"/>
               <w:jc w:val="center"/>
             </w:pPr>
+            <w:r/>
             <w:r>
               <w:rPr>
                 <w:rFonts w:ascii="Arial" w:hAnsi="Arial"/>
@@ -8172,12 +8267,12 @@
         </w:tc>
         <w:tc>
           <w:tcPr>
-            <w:tcW w:w="2592" w:type="dxa"/>
-            <w:shd w:val="clear" w:color="auto" w:fill="F2F4F8"/>
+            <w:tcW w:type="dxa" w:w="2592"/>
+            <w:shd w:fill="F2F4F8"/>
             <w:tcMar>
               <w:top w:w="60" w:type="dxa"/>
+              <w:bottom w:w="60" w:type="dxa"/>
               <w:left w:w="90" w:type="dxa"/>
-              <w:bottom w:w="60" w:type="dxa"/>
               <w:right w:w="90" w:type="dxa"/>
             </w:tcMar>
             <w:vAlign w:val="center"/>
@@ -8187,6 +8282,7 @@
               <w:spacing w:before="30" w:after="30"/>
               <w:jc w:val="center"/>
             </w:pPr>
+            <w:r/>
             <w:r>
               <w:rPr>
                 <w:rFonts w:ascii="Arial" w:hAnsi="Arial"/>
@@ -8200,17 +8296,14 @@
         </w:tc>
       </w:tr>
       <w:tr>
-        <w:trPr>
-          <w:jc w:val="center"/>
-        </w:trPr>
-        <w:tc>
-          <w:tcPr>
-            <w:tcW w:w="3456" w:type="dxa"/>
-            <w:shd w:val="clear" w:color="auto" w:fill="FFFFFF"/>
+        <w:tc>
+          <w:tcPr>
+            <w:tcW w:type="dxa" w:w="3456"/>
+            <w:shd w:fill="FFFFFF"/>
             <w:tcMar>
               <w:top w:w="60" w:type="dxa"/>
+              <w:bottom w:w="60" w:type="dxa"/>
               <w:left w:w="90" w:type="dxa"/>
-              <w:bottom w:w="60" w:type="dxa"/>
               <w:right w:w="90" w:type="dxa"/>
             </w:tcMar>
             <w:vAlign w:val="center"/>
@@ -8218,7 +8311,9 @@
           <w:p>
             <w:pPr>
               <w:spacing w:before="30" w:after="30"/>
-            </w:pPr>
+              <w:jc w:val="left"/>
+            </w:pPr>
+            <w:r/>
             <w:r>
               <w:rPr>
                 <w:rFonts w:ascii="Arial" w:hAnsi="Arial"/>
@@ -8232,12 +8327,12 @@
         </w:tc>
         <w:tc>
           <w:tcPr>
-            <w:tcW w:w="2304" w:type="dxa"/>
-            <w:shd w:val="clear" w:color="auto" w:fill="FFFFFF"/>
+            <w:tcW w:type="dxa" w:w="2304"/>
+            <w:shd w:fill="FFFFFF"/>
             <w:tcMar>
               <w:top w:w="60" w:type="dxa"/>
+              <w:bottom w:w="60" w:type="dxa"/>
               <w:left w:w="90" w:type="dxa"/>
-              <w:bottom w:w="60" w:type="dxa"/>
               <w:right w:w="90" w:type="dxa"/>
             </w:tcMar>
             <w:vAlign w:val="center"/>
@@ -8247,9 +8342,11 @@
               <w:spacing w:before="30" w:after="30"/>
               <w:jc w:val="center"/>
             </w:pPr>
+            <w:r/>
             <w:r>
               <w:rPr>
                 <w:rFonts w:ascii="Arial" w:hAnsi="Arial"/>
+                <w:b w:val="0"/>
                 <w:color w:val="222222"/>
                 <w:sz w:val="16"/>
               </w:rPr>
@@ -8259,12 +8356,12 @@
         </w:tc>
         <w:tc>
           <w:tcPr>
-            <w:tcW w:w="2592" w:type="dxa"/>
-            <w:shd w:val="clear" w:color="auto" w:fill="FFFFFF"/>
+            <w:tcW w:type="dxa" w:w="2592"/>
+            <w:shd w:fill="FFFFFF"/>
             <w:tcMar>
               <w:top w:w="60" w:type="dxa"/>
+              <w:bottom w:w="60" w:type="dxa"/>
               <w:left w:w="90" w:type="dxa"/>
-              <w:bottom w:w="60" w:type="dxa"/>
               <w:right w:w="90" w:type="dxa"/>
             </w:tcMar>
             <w:vAlign w:val="center"/>
@@ -8274,9 +8371,11 @@
               <w:spacing w:before="30" w:after="30"/>
               <w:jc w:val="center"/>
             </w:pPr>
+            <w:r/>
             <w:r>
               <w:rPr>
                 <w:rFonts w:ascii="Arial" w:hAnsi="Arial"/>
+                <w:b w:val="0"/>
                 <w:color w:val="222222"/>
                 <w:sz w:val="16"/>
               </w:rPr>
@@ -8286,12 +8385,12 @@
         </w:tc>
         <w:tc>
           <w:tcPr>
-            <w:tcW w:w="2592" w:type="dxa"/>
-            <w:shd w:val="clear" w:color="auto" w:fill="FFFFFF"/>
+            <w:tcW w:type="dxa" w:w="2592"/>
+            <w:shd w:fill="FFFFFF"/>
             <w:tcMar>
               <w:top w:w="60" w:type="dxa"/>
+              <w:bottom w:w="60" w:type="dxa"/>
               <w:left w:w="90" w:type="dxa"/>
-              <w:bottom w:w="60" w:type="dxa"/>
               <w:right w:w="90" w:type="dxa"/>
             </w:tcMar>
             <w:vAlign w:val="center"/>
@@ -8301,9 +8400,11 @@
               <w:spacing w:before="30" w:after="30"/>
               <w:jc w:val="center"/>
             </w:pPr>
+            <w:r/>
             <w:r>
               <w:rPr>
                 <w:rFonts w:ascii="Arial" w:hAnsi="Arial"/>
+                <w:b w:val="0"/>
                 <w:color w:val="222222"/>
                 <w:sz w:val="16"/>
               </w:rPr>
@@ -8313,17 +8414,14 @@
         </w:tc>
       </w:tr>
       <w:tr>
-        <w:trPr>
-          <w:jc w:val="center"/>
-        </w:trPr>
-        <w:tc>
-          <w:tcPr>
-            <w:tcW w:w="3456" w:type="dxa"/>
-            <w:shd w:val="clear" w:color="auto" w:fill="FBFBFB"/>
+        <w:tc>
+          <w:tcPr>
+            <w:tcW w:type="dxa" w:w="3456"/>
+            <w:shd w:fill="FBFBFB"/>
             <w:tcMar>
               <w:top w:w="60" w:type="dxa"/>
+              <w:bottom w:w="60" w:type="dxa"/>
               <w:left w:w="90" w:type="dxa"/>
-              <w:bottom w:w="60" w:type="dxa"/>
               <w:right w:w="90" w:type="dxa"/>
             </w:tcMar>
             <w:vAlign w:val="center"/>
@@ -8331,7 +8429,9 @@
           <w:p>
             <w:pPr>
               <w:spacing w:before="30" w:after="30"/>
-            </w:pPr>
+              <w:jc w:val="left"/>
+            </w:pPr>
+            <w:r/>
             <w:r>
               <w:rPr>
                 <w:rFonts w:ascii="Arial" w:hAnsi="Arial"/>
@@ -8345,12 +8445,12 @@
         </w:tc>
         <w:tc>
           <w:tcPr>
-            <w:tcW w:w="2304" w:type="dxa"/>
-            <w:shd w:val="clear" w:color="auto" w:fill="FBFBFB"/>
+            <w:tcW w:type="dxa" w:w="2304"/>
+            <w:shd w:fill="FBFBFB"/>
             <w:tcMar>
               <w:top w:w="60" w:type="dxa"/>
+              <w:bottom w:w="60" w:type="dxa"/>
               <w:left w:w="90" w:type="dxa"/>
-              <w:bottom w:w="60" w:type="dxa"/>
               <w:right w:w="90" w:type="dxa"/>
             </w:tcMar>
             <w:vAlign w:val="center"/>
@@ -8360,9 +8460,11 @@
               <w:spacing w:before="30" w:after="30"/>
               <w:jc w:val="center"/>
             </w:pPr>
+            <w:r/>
             <w:r>
               <w:rPr>
                 <w:rFonts w:ascii="Arial" w:hAnsi="Arial"/>
+                <w:b w:val="0"/>
                 <w:color w:val="222222"/>
                 <w:sz w:val="16"/>
               </w:rPr>
@@ -8372,12 +8474,12 @@
         </w:tc>
         <w:tc>
           <w:tcPr>
-            <w:tcW w:w="2592" w:type="dxa"/>
-            <w:shd w:val="clear" w:color="auto" w:fill="FBFBFB"/>
+            <w:tcW w:type="dxa" w:w="2592"/>
+            <w:shd w:fill="FBFBFB"/>
             <w:tcMar>
               <w:top w:w="60" w:type="dxa"/>
+              <w:bottom w:w="60" w:type="dxa"/>
               <w:left w:w="90" w:type="dxa"/>
-              <w:bottom w:w="60" w:type="dxa"/>
               <w:right w:w="90" w:type="dxa"/>
             </w:tcMar>
             <w:vAlign w:val="center"/>
@@ -8387,9 +8489,11 @@
               <w:spacing w:before="30" w:after="30"/>
               <w:jc w:val="center"/>
             </w:pPr>
+            <w:r/>
             <w:r>
               <w:rPr>
                 <w:rFonts w:ascii="Arial" w:hAnsi="Arial"/>
+                <w:b w:val="0"/>
                 <w:color w:val="222222"/>
                 <w:sz w:val="16"/>
               </w:rPr>
@@ -8399,12 +8503,12 @@
         </w:tc>
         <w:tc>
           <w:tcPr>
-            <w:tcW w:w="2592" w:type="dxa"/>
-            <w:shd w:val="clear" w:color="auto" w:fill="FBFBFB"/>
+            <w:tcW w:type="dxa" w:w="2592"/>
+            <w:shd w:fill="FBFBFB"/>
             <w:tcMar>
               <w:top w:w="60" w:type="dxa"/>
+              <w:bottom w:w="60" w:type="dxa"/>
               <w:left w:w="90" w:type="dxa"/>
-              <w:bottom w:w="60" w:type="dxa"/>
               <w:right w:w="90" w:type="dxa"/>
             </w:tcMar>
             <w:vAlign w:val="center"/>
@@ -8414,9 +8518,11 @@
               <w:spacing w:before="30" w:after="30"/>
               <w:jc w:val="center"/>
             </w:pPr>
+            <w:r/>
             <w:r>
               <w:rPr>
                 <w:rFonts w:ascii="Arial" w:hAnsi="Arial"/>
+                <w:b w:val="0"/>
                 <w:color w:val="222222"/>
                 <w:sz w:val="16"/>
               </w:rPr>
@@ -8426,17 +8532,14 @@
         </w:tc>
       </w:tr>
       <w:tr>
-        <w:trPr>
-          <w:jc w:val="center"/>
-        </w:trPr>
-        <w:tc>
-          <w:tcPr>
-            <w:tcW w:w="3456" w:type="dxa"/>
-            <w:shd w:val="clear" w:color="auto" w:fill="FFFFFF"/>
+        <w:tc>
+          <w:tcPr>
+            <w:tcW w:type="dxa" w:w="3456"/>
+            <w:shd w:fill="FFFFFF"/>
             <w:tcMar>
               <w:top w:w="60" w:type="dxa"/>
+              <w:bottom w:w="60" w:type="dxa"/>
               <w:left w:w="90" w:type="dxa"/>
-              <w:bottom w:w="60" w:type="dxa"/>
               <w:right w:w="90" w:type="dxa"/>
             </w:tcMar>
             <w:vAlign w:val="center"/>
@@ -8444,7 +8547,9 @@
           <w:p>
             <w:pPr>
               <w:spacing w:before="30" w:after="30"/>
-            </w:pPr>
+              <w:jc w:val="left"/>
+            </w:pPr>
+            <w:r/>
             <w:r>
               <w:rPr>
                 <w:rFonts w:ascii="Arial" w:hAnsi="Arial"/>
@@ -8458,12 +8563,12 @@
         </w:tc>
         <w:tc>
           <w:tcPr>
-            <w:tcW w:w="2304" w:type="dxa"/>
-            <w:shd w:val="clear" w:color="auto" w:fill="FFFFFF"/>
+            <w:tcW w:type="dxa" w:w="2304"/>
+            <w:shd w:fill="FFFFFF"/>
             <w:tcMar>
               <w:top w:w="60" w:type="dxa"/>
+              <w:bottom w:w="60" w:type="dxa"/>
               <w:left w:w="90" w:type="dxa"/>
-              <w:bottom w:w="60" w:type="dxa"/>
               <w:right w:w="90" w:type="dxa"/>
             </w:tcMar>
             <w:vAlign w:val="center"/>
@@ -8473,9 +8578,11 @@
               <w:spacing w:before="30" w:after="30"/>
               <w:jc w:val="center"/>
             </w:pPr>
+            <w:r/>
             <w:r>
               <w:rPr>
                 <w:rFonts w:ascii="Arial" w:hAnsi="Arial"/>
+                <w:b w:val="0"/>
                 <w:color w:val="222222"/>
                 <w:sz w:val="16"/>
               </w:rPr>
@@ -8485,12 +8592,12 @@
         </w:tc>
         <w:tc>
           <w:tcPr>
-            <w:tcW w:w="2592" w:type="dxa"/>
-            <w:shd w:val="clear" w:color="auto" w:fill="FFFFFF"/>
+            <w:tcW w:type="dxa" w:w="2592"/>
+            <w:shd w:fill="FFFFFF"/>
             <w:tcMar>
               <w:top w:w="60" w:type="dxa"/>
+              <w:bottom w:w="60" w:type="dxa"/>
               <w:left w:w="90" w:type="dxa"/>
-              <w:bottom w:w="60" w:type="dxa"/>
               <w:right w:w="90" w:type="dxa"/>
             </w:tcMar>
             <w:vAlign w:val="center"/>
@@ -8500,9 +8607,11 @@
               <w:spacing w:before="30" w:after="30"/>
               <w:jc w:val="center"/>
             </w:pPr>
+            <w:r/>
             <w:r>
               <w:rPr>
                 <w:rFonts w:ascii="Arial" w:hAnsi="Arial"/>
+                <w:b w:val="0"/>
                 <w:color w:val="222222"/>
                 <w:sz w:val="16"/>
               </w:rPr>
@@ -8512,12 +8621,12 @@
         </w:tc>
         <w:tc>
           <w:tcPr>
-            <w:tcW w:w="2592" w:type="dxa"/>
-            <w:shd w:val="clear" w:color="auto" w:fill="FFFFFF"/>
+            <w:tcW w:type="dxa" w:w="2592"/>
+            <w:shd w:fill="FFFFFF"/>
             <w:tcMar>
               <w:top w:w="60" w:type="dxa"/>
+              <w:bottom w:w="60" w:type="dxa"/>
               <w:left w:w="90" w:type="dxa"/>
-              <w:bottom w:w="60" w:type="dxa"/>
               <w:right w:w="90" w:type="dxa"/>
             </w:tcMar>
             <w:vAlign w:val="center"/>
@@ -8527,9 +8636,11 @@
               <w:spacing w:before="30" w:after="30"/>
               <w:jc w:val="center"/>
             </w:pPr>
+            <w:r/>
             <w:r>
               <w:rPr>
                 <w:rFonts w:ascii="Arial" w:hAnsi="Arial"/>
+                <w:b w:val="0"/>
                 <w:color w:val="222222"/>
                 <w:sz w:val="16"/>
               </w:rPr>
@@ -8539,17 +8650,14 @@
         </w:tc>
       </w:tr>
       <w:tr>
-        <w:trPr>
-          <w:jc w:val="center"/>
-        </w:trPr>
-        <w:tc>
-          <w:tcPr>
-            <w:tcW w:w="3456" w:type="dxa"/>
-            <w:shd w:val="clear" w:color="auto" w:fill="FBFBFB"/>
+        <w:tc>
+          <w:tcPr>
+            <w:tcW w:type="dxa" w:w="3456"/>
+            <w:shd w:fill="FBFBFB"/>
             <w:tcMar>
               <w:top w:w="60" w:type="dxa"/>
+              <w:bottom w:w="60" w:type="dxa"/>
               <w:left w:w="90" w:type="dxa"/>
-              <w:bottom w:w="60" w:type="dxa"/>
               <w:right w:w="90" w:type="dxa"/>
             </w:tcMar>
             <w:vAlign w:val="center"/>
@@ -8557,7 +8665,9 @@
           <w:p>
             <w:pPr>
               <w:spacing w:before="30" w:after="30"/>
-            </w:pPr>
+              <w:jc w:val="left"/>
+            </w:pPr>
+            <w:r/>
             <w:r>
               <w:rPr>
                 <w:rFonts w:ascii="Arial" w:hAnsi="Arial"/>
@@ -8571,12 +8681,12 @@
         </w:tc>
         <w:tc>
           <w:tcPr>
-            <w:tcW w:w="2304" w:type="dxa"/>
-            <w:shd w:val="clear" w:color="auto" w:fill="FBFBFB"/>
+            <w:tcW w:type="dxa" w:w="2304"/>
+            <w:shd w:fill="FBFBFB"/>
             <w:tcMar>
               <w:top w:w="60" w:type="dxa"/>
+              <w:bottom w:w="60" w:type="dxa"/>
               <w:left w:w="90" w:type="dxa"/>
-              <w:bottom w:w="60" w:type="dxa"/>
               <w:right w:w="90" w:type="dxa"/>
             </w:tcMar>
             <w:vAlign w:val="center"/>
@@ -8586,9 +8696,11 @@
               <w:spacing w:before="30" w:after="30"/>
               <w:jc w:val="center"/>
             </w:pPr>
+            <w:r/>
             <w:r>
               <w:rPr>
                 <w:rFonts w:ascii="Arial" w:hAnsi="Arial"/>
+                <w:b w:val="0"/>
                 <w:color w:val="222222"/>
                 <w:sz w:val="16"/>
               </w:rPr>
@@ -8598,12 +8710,12 @@
         </w:tc>
         <w:tc>
           <w:tcPr>
-            <w:tcW w:w="2592" w:type="dxa"/>
-            <w:shd w:val="clear" w:color="auto" w:fill="FBFBFB"/>
+            <w:tcW w:type="dxa" w:w="2592"/>
+            <w:shd w:fill="FBFBFB"/>
             <w:tcMar>
               <w:top w:w="60" w:type="dxa"/>
+              <w:bottom w:w="60" w:type="dxa"/>
               <w:left w:w="90" w:type="dxa"/>
-              <w:bottom w:w="60" w:type="dxa"/>
               <w:right w:w="90" w:type="dxa"/>
             </w:tcMar>
             <w:vAlign w:val="center"/>
@@ -8613,9 +8725,11 @@
               <w:spacing w:before="30" w:after="30"/>
               <w:jc w:val="center"/>
             </w:pPr>
+            <w:r/>
             <w:r>
               <w:rPr>
                 <w:rFonts w:ascii="Arial" w:hAnsi="Arial"/>
+                <w:b w:val="0"/>
                 <w:color w:val="222222"/>
                 <w:sz w:val="16"/>
               </w:rPr>
@@ -8625,12 +8739,12 @@
         </w:tc>
         <w:tc>
           <w:tcPr>
-            <w:tcW w:w="2592" w:type="dxa"/>
-            <w:shd w:val="clear" w:color="auto" w:fill="FBFBFB"/>
+            <w:tcW w:type="dxa" w:w="2592"/>
+            <w:shd w:fill="FBFBFB"/>
             <w:tcMar>
               <w:top w:w="60" w:type="dxa"/>
+              <w:bottom w:w="60" w:type="dxa"/>
               <w:left w:w="90" w:type="dxa"/>
-              <w:bottom w:w="60" w:type="dxa"/>
               <w:right w:w="90" w:type="dxa"/>
             </w:tcMar>
             <w:vAlign w:val="center"/>
@@ -8640,9 +8754,11 @@
               <w:spacing w:before="30" w:after="30"/>
               <w:jc w:val="center"/>
             </w:pPr>
+            <w:r/>
             <w:r>
               <w:rPr>
                 <w:rFonts w:ascii="Arial" w:hAnsi="Arial"/>
+                <w:b w:val="0"/>
                 <w:color w:val="222222"/>
                 <w:sz w:val="16"/>
               </w:rPr>
@@ -8652,17 +8768,14 @@
         </w:tc>
       </w:tr>
       <w:tr>
-        <w:trPr>
-          <w:jc w:val="center"/>
-        </w:trPr>
-        <w:tc>
-          <w:tcPr>
-            <w:tcW w:w="3456" w:type="dxa"/>
-            <w:shd w:val="clear" w:color="auto" w:fill="FFFFFF"/>
+        <w:tc>
+          <w:tcPr>
+            <w:tcW w:type="dxa" w:w="3456"/>
+            <w:shd w:fill="FFFFFF"/>
             <w:tcMar>
               <w:top w:w="60" w:type="dxa"/>
+              <w:bottom w:w="60" w:type="dxa"/>
               <w:left w:w="90" w:type="dxa"/>
-              <w:bottom w:w="60" w:type="dxa"/>
               <w:right w:w="90" w:type="dxa"/>
             </w:tcMar>
             <w:vAlign w:val="center"/>
@@ -8670,7 +8783,9 @@
           <w:p>
             <w:pPr>
               <w:spacing w:before="30" w:after="30"/>
-            </w:pPr>
+              <w:jc w:val="left"/>
+            </w:pPr>
+            <w:r/>
             <w:r>
               <w:rPr>
                 <w:rFonts w:ascii="Arial" w:hAnsi="Arial"/>
@@ -8684,12 +8799,12 @@
         </w:tc>
         <w:tc>
           <w:tcPr>
-            <w:tcW w:w="2304" w:type="dxa"/>
-            <w:shd w:val="clear" w:color="auto" w:fill="FFFFFF"/>
+            <w:tcW w:type="dxa" w:w="2304"/>
+            <w:shd w:fill="FFFFFF"/>
             <w:tcMar>
               <w:top w:w="60" w:type="dxa"/>
+              <w:bottom w:w="60" w:type="dxa"/>
               <w:left w:w="90" w:type="dxa"/>
-              <w:bottom w:w="60" w:type="dxa"/>
               <w:right w:w="90" w:type="dxa"/>
             </w:tcMar>
             <w:vAlign w:val="center"/>
@@ -8699,9 +8814,11 @@
               <w:spacing w:before="30" w:after="30"/>
               <w:jc w:val="center"/>
             </w:pPr>
+            <w:r/>
             <w:r>
               <w:rPr>
                 <w:rFonts w:ascii="Arial" w:hAnsi="Arial"/>
+                <w:b w:val="0"/>
                 <w:color w:val="222222"/>
                 <w:sz w:val="16"/>
               </w:rPr>
@@ -8711,12 +8828,12 @@
         </w:tc>
         <w:tc>
           <w:tcPr>
-            <w:tcW w:w="2592" w:type="dxa"/>
-            <w:shd w:val="clear" w:color="auto" w:fill="FFFFFF"/>
+            <w:tcW w:type="dxa" w:w="2592"/>
+            <w:shd w:fill="FFFFFF"/>
             <w:tcMar>
               <w:top w:w="60" w:type="dxa"/>
+              <w:bottom w:w="60" w:type="dxa"/>
               <w:left w:w="90" w:type="dxa"/>
-              <w:bottom w:w="60" w:type="dxa"/>
               <w:right w:w="90" w:type="dxa"/>
             </w:tcMar>
             <w:vAlign w:val="center"/>
@@ -8726,9 +8843,11 @@
               <w:spacing w:before="30" w:after="30"/>
               <w:jc w:val="center"/>
             </w:pPr>
+            <w:r/>
             <w:r>
               <w:rPr>
                 <w:rFonts w:ascii="Arial" w:hAnsi="Arial"/>
+                <w:b w:val="0"/>
                 <w:color w:val="222222"/>
                 <w:sz w:val="16"/>
               </w:rPr>
@@ -8738,12 +8857,12 @@
         </w:tc>
         <w:tc>
           <w:tcPr>
-            <w:tcW w:w="2592" w:type="dxa"/>
-            <w:shd w:val="clear" w:color="auto" w:fill="FFFFFF"/>
+            <w:tcW w:type="dxa" w:w="2592"/>
+            <w:shd w:fill="FFFFFF"/>
             <w:tcMar>
               <w:top w:w="60" w:type="dxa"/>
+              <w:bottom w:w="60" w:type="dxa"/>
               <w:left w:w="90" w:type="dxa"/>
-              <w:bottom w:w="60" w:type="dxa"/>
               <w:right w:w="90" w:type="dxa"/>
             </w:tcMar>
             <w:vAlign w:val="center"/>
@@ -8753,9 +8872,11 @@
               <w:spacing w:before="30" w:after="30"/>
               <w:jc w:val="center"/>
             </w:pPr>
+            <w:r/>
             <w:r>
               <w:rPr>
                 <w:rFonts w:ascii="Arial" w:hAnsi="Arial"/>
+                <w:b w:val="0"/>
                 <w:color w:val="222222"/>
                 <w:sz w:val="16"/>
               </w:rPr>
@@ -8765,17 +8886,14 @@
         </w:tc>
       </w:tr>
       <w:tr>
-        <w:trPr>
-          <w:jc w:val="center"/>
-        </w:trPr>
-        <w:tc>
-          <w:tcPr>
-            <w:tcW w:w="3456" w:type="dxa"/>
-            <w:shd w:val="clear" w:color="auto" w:fill="FBFBFB"/>
+        <w:tc>
+          <w:tcPr>
+            <w:tcW w:type="dxa" w:w="3456"/>
+            <w:shd w:fill="FBFBFB"/>
             <w:tcMar>
               <w:top w:w="60" w:type="dxa"/>
+              <w:bottom w:w="60" w:type="dxa"/>
               <w:left w:w="90" w:type="dxa"/>
-              <w:bottom w:w="60" w:type="dxa"/>
               <w:right w:w="90" w:type="dxa"/>
             </w:tcMar>
             <w:vAlign w:val="center"/>
@@ -8783,7 +8901,9 @@
           <w:p>
             <w:pPr>
               <w:spacing w:before="30" w:after="30"/>
-            </w:pPr>
+              <w:jc w:val="left"/>
+            </w:pPr>
+            <w:r/>
             <w:r>
               <w:rPr>
                 <w:rFonts w:ascii="Arial" w:hAnsi="Arial"/>
@@ -8797,12 +8917,12 @@
         </w:tc>
         <w:tc>
           <w:tcPr>
-            <w:tcW w:w="2304" w:type="dxa"/>
-            <w:shd w:val="clear" w:color="auto" w:fill="FBFBFB"/>
+            <w:tcW w:type="dxa" w:w="2304"/>
+            <w:shd w:fill="FBFBFB"/>
             <w:tcMar>
               <w:top w:w="60" w:type="dxa"/>
+              <w:bottom w:w="60" w:type="dxa"/>
               <w:left w:w="90" w:type="dxa"/>
-              <w:bottom w:w="60" w:type="dxa"/>
               <w:right w:w="90" w:type="dxa"/>
             </w:tcMar>
             <w:vAlign w:val="center"/>
@@ -8812,6 +8932,7 @@
               <w:spacing w:before="30" w:after="30"/>
               <w:jc w:val="center"/>
             </w:pPr>
+            <w:r/>
             <w:r>
               <w:rPr>
                 <w:rFonts w:ascii="Arial" w:hAnsi="Arial"/>
@@ -8825,12 +8946,12 @@
         </w:tc>
         <w:tc>
           <w:tcPr>
-            <w:tcW w:w="2592" w:type="dxa"/>
-            <w:shd w:val="clear" w:color="auto" w:fill="FBFBFB"/>
+            <w:tcW w:type="dxa" w:w="2592"/>
+            <w:shd w:fill="FBFBFB"/>
             <w:tcMar>
               <w:top w:w="60" w:type="dxa"/>
+              <w:bottom w:w="60" w:type="dxa"/>
               <w:left w:w="90" w:type="dxa"/>
-              <w:bottom w:w="60" w:type="dxa"/>
               <w:right w:w="90" w:type="dxa"/>
             </w:tcMar>
             <w:vAlign w:val="center"/>
@@ -8840,9 +8961,11 @@
               <w:spacing w:before="30" w:after="30"/>
               <w:jc w:val="center"/>
             </w:pPr>
+            <w:r/>
             <w:r>
               <w:rPr>
                 <w:rFonts w:ascii="Arial" w:hAnsi="Arial"/>
+                <w:b w:val="0"/>
                 <w:color w:val="222222"/>
                 <w:sz w:val="16"/>
               </w:rPr>
@@ -8852,12 +8975,12 @@
         </w:tc>
         <w:tc>
           <w:tcPr>
-            <w:tcW w:w="2592" w:type="dxa"/>
-            <w:shd w:val="clear" w:color="auto" w:fill="FBFBFB"/>
+            <w:tcW w:type="dxa" w:w="2592"/>
+            <w:shd w:fill="FBFBFB"/>
             <w:tcMar>
               <w:top w:w="60" w:type="dxa"/>
+              <w:bottom w:w="60" w:type="dxa"/>
               <w:left w:w="90" w:type="dxa"/>
-              <w:bottom w:w="60" w:type="dxa"/>
               <w:right w:w="90" w:type="dxa"/>
             </w:tcMar>
             <w:vAlign w:val="center"/>
@@ -8867,9 +8990,11 @@
               <w:spacing w:before="30" w:after="30"/>
               <w:jc w:val="center"/>
             </w:pPr>
+            <w:r/>
             <w:r>
               <w:rPr>
                 <w:rFonts w:ascii="Arial" w:hAnsi="Arial"/>
+                <w:b w:val="0"/>
                 <w:color w:val="222222"/>
                 <w:sz w:val="16"/>
               </w:rPr>
@@ -8879,17 +9004,14 @@
         </w:tc>
       </w:tr>
       <w:tr>
-        <w:trPr>
-          <w:jc w:val="center"/>
-        </w:trPr>
-        <w:tc>
-          <w:tcPr>
-            <w:tcW w:w="3456" w:type="dxa"/>
-            <w:shd w:val="clear" w:color="auto" w:fill="FFFFFF"/>
+        <w:tc>
+          <w:tcPr>
+            <w:tcW w:type="dxa" w:w="3456"/>
+            <w:shd w:fill="FFFFFF"/>
             <w:tcMar>
               <w:top w:w="60" w:type="dxa"/>
+              <w:bottom w:w="60" w:type="dxa"/>
               <w:left w:w="90" w:type="dxa"/>
-              <w:bottom w:w="60" w:type="dxa"/>
               <w:right w:w="90" w:type="dxa"/>
             </w:tcMar>
             <w:vAlign w:val="center"/>
@@ -8897,7 +9019,9 @@
           <w:p>
             <w:pPr>
               <w:spacing w:before="30" w:after="30"/>
-            </w:pPr>
+              <w:jc w:val="left"/>
+            </w:pPr>
+            <w:r/>
             <w:r>
               <w:rPr>
                 <w:rFonts w:ascii="Arial" w:hAnsi="Arial"/>
@@ -8911,12 +9035,12 @@
         </w:tc>
         <w:tc>
           <w:tcPr>
-            <w:tcW w:w="2304" w:type="dxa"/>
-            <w:shd w:val="clear" w:color="auto" w:fill="FFFFFF"/>
+            <w:tcW w:type="dxa" w:w="2304"/>
+            <w:shd w:fill="FFFFFF"/>
             <w:tcMar>
               <w:top w:w="60" w:type="dxa"/>
+              <w:bottom w:w="60" w:type="dxa"/>
               <w:left w:w="90" w:type="dxa"/>
-              <w:bottom w:w="60" w:type="dxa"/>
               <w:right w:w="90" w:type="dxa"/>
             </w:tcMar>
             <w:vAlign w:val="center"/>
@@ -8926,9 +9050,11 @@
               <w:spacing w:before="30" w:after="30"/>
               <w:jc w:val="center"/>
             </w:pPr>
+            <w:r/>
             <w:r>
               <w:rPr>
                 <w:rFonts w:ascii="Arial" w:hAnsi="Arial"/>
+                <w:b w:val="0"/>
                 <w:color w:val="222222"/>
                 <w:sz w:val="16"/>
               </w:rPr>
@@ -8938,12 +9064,12 @@
         </w:tc>
         <w:tc>
           <w:tcPr>
-            <w:tcW w:w="2592" w:type="dxa"/>
-            <w:shd w:val="clear" w:color="auto" w:fill="FFFFFF"/>
+            <w:tcW w:type="dxa" w:w="2592"/>
+            <w:shd w:fill="FFFFFF"/>
             <w:tcMar>
               <w:top w:w="60" w:type="dxa"/>
+              <w:bottom w:w="60" w:type="dxa"/>
               <w:left w:w="90" w:type="dxa"/>
-              <w:bottom w:w="60" w:type="dxa"/>
               <w:right w:w="90" w:type="dxa"/>
             </w:tcMar>
             <w:vAlign w:val="center"/>
@@ -8953,9 +9079,11 @@
               <w:spacing w:before="30" w:after="30"/>
               <w:jc w:val="center"/>
             </w:pPr>
+            <w:r/>
             <w:r>
               <w:rPr>
                 <w:rFonts w:ascii="Arial" w:hAnsi="Arial"/>
+                <w:b w:val="0"/>
                 <w:color w:val="222222"/>
                 <w:sz w:val="16"/>
               </w:rPr>
@@ -8965,12 +9093,12 @@
         </w:tc>
         <w:tc>
           <w:tcPr>
-            <w:tcW w:w="2592" w:type="dxa"/>
-            <w:shd w:val="clear" w:color="auto" w:fill="FFFFFF"/>
+            <w:tcW w:type="dxa" w:w="2592"/>
+            <w:shd w:fill="FFFFFF"/>
             <w:tcMar>
               <w:top w:w="60" w:type="dxa"/>
+              <w:bottom w:w="60" w:type="dxa"/>
               <w:left w:w="90" w:type="dxa"/>
-              <w:bottom w:w="60" w:type="dxa"/>
               <w:right w:w="90" w:type="dxa"/>
             </w:tcMar>
             <w:vAlign w:val="center"/>
@@ -8980,9 +9108,11 @@
               <w:spacing w:before="30" w:after="30"/>
               <w:jc w:val="center"/>
             </w:pPr>
+            <w:r/>
             <w:r>
               <w:rPr>
                 <w:rFonts w:ascii="Arial" w:hAnsi="Arial"/>
+                <w:b w:val="0"/>
                 <w:color w:val="222222"/>
                 <w:sz w:val="16"/>
               </w:rPr>
@@ -8992,17 +9122,14 @@
         </w:tc>
       </w:tr>
       <w:tr>
-        <w:trPr>
-          <w:jc w:val="center"/>
-        </w:trPr>
-        <w:tc>
-          <w:tcPr>
-            <w:tcW w:w="3456" w:type="dxa"/>
-            <w:shd w:val="clear" w:color="auto" w:fill="FBFBFB"/>
+        <w:tc>
+          <w:tcPr>
+            <w:tcW w:type="dxa" w:w="3456"/>
+            <w:shd w:fill="FBFBFB"/>
             <w:tcMar>
               <w:top w:w="60" w:type="dxa"/>
+              <w:bottom w:w="60" w:type="dxa"/>
               <w:left w:w="90" w:type="dxa"/>
-              <w:bottom w:w="60" w:type="dxa"/>
               <w:right w:w="90" w:type="dxa"/>
             </w:tcMar>
             <w:vAlign w:val="center"/>
@@ -9010,7 +9137,9 @@
           <w:p>
             <w:pPr>
               <w:spacing w:before="30" w:after="30"/>
-            </w:pPr>
+              <w:jc w:val="left"/>
+            </w:pPr>
+            <w:r/>
             <w:r>
               <w:rPr>
                 <w:rFonts w:ascii="Arial" w:hAnsi="Arial"/>
@@ -9024,12 +9153,12 @@
         </w:tc>
         <w:tc>
           <w:tcPr>
-            <w:tcW w:w="2304" w:type="dxa"/>
-            <w:shd w:val="clear" w:color="auto" w:fill="FBFBFB"/>
+            <w:tcW w:type="dxa" w:w="2304"/>
+            <w:shd w:fill="FBFBFB"/>
             <w:tcMar>
               <w:top w:w="60" w:type="dxa"/>
+              <w:bottom w:w="60" w:type="dxa"/>
               <w:left w:w="90" w:type="dxa"/>
-              <w:bottom w:w="60" w:type="dxa"/>
               <w:right w:w="90" w:type="dxa"/>
             </w:tcMar>
             <w:vAlign w:val="center"/>
@@ -9039,9 +9168,11 @@
               <w:spacing w:before="30" w:after="30"/>
               <w:jc w:val="center"/>
             </w:pPr>
+            <w:r/>
             <w:r>
               <w:rPr>
                 <w:rFonts w:ascii="Arial" w:hAnsi="Arial"/>
+                <w:b w:val="0"/>
                 <w:color w:val="222222"/>
                 <w:sz w:val="16"/>
               </w:rPr>
@@ -9051,12 +9182,12 @@
         </w:tc>
         <w:tc>
           <w:tcPr>
-            <w:tcW w:w="2592" w:type="dxa"/>
-            <w:shd w:val="clear" w:color="auto" w:fill="FBFBFB"/>
+            <w:tcW w:type="dxa" w:w="2592"/>
+            <w:shd w:fill="FBFBFB"/>
             <w:tcMar>
               <w:top w:w="60" w:type="dxa"/>
+              <w:bottom w:w="60" w:type="dxa"/>
               <w:left w:w="90" w:type="dxa"/>
-              <w:bottom w:w="60" w:type="dxa"/>
               <w:right w:w="90" w:type="dxa"/>
             </w:tcMar>
             <w:vAlign w:val="center"/>
@@ -9066,9 +9197,11 @@
               <w:spacing w:before="30" w:after="30"/>
               <w:jc w:val="center"/>
             </w:pPr>
+            <w:r/>
             <w:r>
               <w:rPr>
                 <w:rFonts w:ascii="Arial" w:hAnsi="Arial"/>
+                <w:b w:val="0"/>
                 <w:color w:val="222222"/>
                 <w:sz w:val="16"/>
               </w:rPr>
@@ -9078,12 +9211,12 @@
         </w:tc>
         <w:tc>
           <w:tcPr>
-            <w:tcW w:w="2592" w:type="dxa"/>
-            <w:shd w:val="clear" w:color="auto" w:fill="FBFBFB"/>
+            <w:tcW w:type="dxa" w:w="2592"/>
+            <w:shd w:fill="FBFBFB"/>
             <w:tcMar>
               <w:top w:w="60" w:type="dxa"/>
+              <w:bottom w:w="60" w:type="dxa"/>
               <w:left w:w="90" w:type="dxa"/>
-              <w:bottom w:w="60" w:type="dxa"/>
               <w:right w:w="90" w:type="dxa"/>
             </w:tcMar>
             <w:vAlign w:val="center"/>
@@ -9093,9 +9226,11 @@
               <w:spacing w:before="30" w:after="30"/>
               <w:jc w:val="center"/>
             </w:pPr>
+            <w:r/>
             <w:r>
               <w:rPr>
                 <w:rFonts w:ascii="Arial" w:hAnsi="Arial"/>
+                <w:b w:val="0"/>
                 <w:color w:val="222222"/>
                 <w:sz w:val="16"/>
               </w:rPr>
@@ -9105,17 +9240,14 @@
         </w:tc>
       </w:tr>
       <w:tr>
-        <w:trPr>
-          <w:jc w:val="center"/>
-        </w:trPr>
-        <w:tc>
-          <w:tcPr>
-            <w:tcW w:w="3456" w:type="dxa"/>
-            <w:shd w:val="clear" w:color="auto" w:fill="FFFFFF"/>
+        <w:tc>
+          <w:tcPr>
+            <w:tcW w:type="dxa" w:w="3456"/>
+            <w:shd w:fill="FFFFFF"/>
             <w:tcMar>
               <w:top w:w="60" w:type="dxa"/>
+              <w:bottom w:w="60" w:type="dxa"/>
               <w:left w:w="90" w:type="dxa"/>
-              <w:bottom w:w="60" w:type="dxa"/>
               <w:right w:w="90" w:type="dxa"/>
             </w:tcMar>
             <w:vAlign w:val="center"/>
@@ -9123,7 +9255,9 @@
           <w:p>
             <w:pPr>
               <w:spacing w:before="30" w:after="30"/>
-            </w:pPr>
+              <w:jc w:val="left"/>
+            </w:pPr>
+            <w:r/>
             <w:r>
               <w:rPr>
                 <w:rFonts w:ascii="Arial" w:hAnsi="Arial"/>
@@ -9137,12 +9271,12 @@
         </w:tc>
         <w:tc>
           <w:tcPr>
-            <w:tcW w:w="2304" w:type="dxa"/>
-            <w:shd w:val="clear" w:color="auto" w:fill="FFFFFF"/>
+            <w:tcW w:type="dxa" w:w="2304"/>
+            <w:shd w:fill="FFFFFF"/>
             <w:tcMar>
               <w:top w:w="60" w:type="dxa"/>
+              <w:bottom w:w="60" w:type="dxa"/>
               <w:left w:w="90" w:type="dxa"/>
-              <w:bottom w:w="60" w:type="dxa"/>
               <w:right w:w="90" w:type="dxa"/>
             </w:tcMar>
             <w:vAlign w:val="center"/>
@@ -9152,9 +9286,11 @@
               <w:spacing w:before="30" w:after="30"/>
               <w:jc w:val="center"/>
             </w:pPr>
+            <w:r/>
             <w:r>
               <w:rPr>
                 <w:rFonts w:ascii="Arial" w:hAnsi="Arial"/>
+                <w:b w:val="0"/>
                 <w:color w:val="222222"/>
                 <w:sz w:val="16"/>
               </w:rPr>
@@ -9164,12 +9300,12 @@
         </w:tc>
         <w:tc>
           <w:tcPr>
-            <w:tcW w:w="2592" w:type="dxa"/>
-            <w:shd w:val="clear" w:color="auto" w:fill="FFFFFF"/>
+            <w:tcW w:type="dxa" w:w="2592"/>
+            <w:shd w:fill="FFFFFF"/>
             <w:tcMar>
               <w:top w:w="60" w:type="dxa"/>
+              <w:bottom w:w="60" w:type="dxa"/>
               <w:left w:w="90" w:type="dxa"/>
-              <w:bottom w:w="60" w:type="dxa"/>
               <w:right w:w="90" w:type="dxa"/>
             </w:tcMar>
             <w:vAlign w:val="center"/>
@@ -9179,9 +9315,11 @@
               <w:spacing w:before="30" w:after="30"/>
               <w:jc w:val="center"/>
             </w:pPr>
+            <w:r/>
             <w:r>
               <w:rPr>
                 <w:rFonts w:ascii="Arial" w:hAnsi="Arial"/>
+                <w:b w:val="0"/>
                 <w:color w:val="222222"/>
                 <w:sz w:val="16"/>
               </w:rPr>
@@ -9191,12 +9329,12 @@
         </w:tc>
         <w:tc>
           <w:tcPr>
-            <w:tcW w:w="2592" w:type="dxa"/>
-            <w:shd w:val="clear" w:color="auto" w:fill="FFFFFF"/>
+            <w:tcW w:type="dxa" w:w="2592"/>
+            <w:shd w:fill="FFFFFF"/>
             <w:tcMar>
               <w:top w:w="60" w:type="dxa"/>
+              <w:bottom w:w="60" w:type="dxa"/>
               <w:left w:w="90" w:type="dxa"/>
-              <w:bottom w:w="60" w:type="dxa"/>
               <w:right w:w="90" w:type="dxa"/>
             </w:tcMar>
             <w:vAlign w:val="center"/>
@@ -9206,9 +9344,11 @@
               <w:spacing w:before="30" w:after="30"/>
               <w:jc w:val="center"/>
             </w:pPr>
+            <w:r/>
             <w:r>
               <w:rPr>
                 <w:rFonts w:ascii="Arial" w:hAnsi="Arial"/>
+                <w:b w:val="0"/>
                 <w:color w:val="222222"/>
                 <w:sz w:val="16"/>
               </w:rPr>
@@ -9218,17 +9358,14 @@
         </w:tc>
       </w:tr>
       <w:tr>
-        <w:trPr>
-          <w:jc w:val="center"/>
-        </w:trPr>
-        <w:tc>
-          <w:tcPr>
-            <w:tcW w:w="3456" w:type="dxa"/>
-            <w:shd w:val="clear" w:color="auto" w:fill="FBFBFB"/>
+        <w:tc>
+          <w:tcPr>
+            <w:tcW w:type="dxa" w:w="3456"/>
+            <w:shd w:fill="FBFBFB"/>
             <w:tcMar>
               <w:top w:w="60" w:type="dxa"/>
+              <w:bottom w:w="60" w:type="dxa"/>
               <w:left w:w="90" w:type="dxa"/>
-              <w:bottom w:w="60" w:type="dxa"/>
               <w:right w:w="90" w:type="dxa"/>
             </w:tcMar>
             <w:vAlign w:val="center"/>
@@ -9236,7 +9373,9 @@
           <w:p>
             <w:pPr>
               <w:spacing w:before="30" w:after="30"/>
-            </w:pPr>
+              <w:jc w:val="left"/>
+            </w:pPr>
+            <w:r/>
             <w:r>
               <w:rPr>
                 <w:rFonts w:ascii="Arial" w:hAnsi="Arial"/>
@@ -9250,12 +9389,12 @@
         </w:tc>
         <w:tc>
           <w:tcPr>
-            <w:tcW w:w="2304" w:type="dxa"/>
-            <w:shd w:val="clear" w:color="auto" w:fill="FBFBFB"/>
+            <w:tcW w:type="dxa" w:w="2304"/>
+            <w:shd w:fill="FBFBFB"/>
             <w:tcMar>
               <w:top w:w="60" w:type="dxa"/>
+              <w:bottom w:w="60" w:type="dxa"/>
               <w:left w:w="90" w:type="dxa"/>
-              <w:bottom w:w="60" w:type="dxa"/>
               <w:right w:w="90" w:type="dxa"/>
             </w:tcMar>
             <w:vAlign w:val="center"/>
@@ -9265,9 +9404,11 @@
               <w:spacing w:before="30" w:after="30"/>
               <w:jc w:val="center"/>
             </w:pPr>
+            <w:r/>
             <w:r>
               <w:rPr>
                 <w:rFonts w:ascii="Arial" w:hAnsi="Arial"/>
+                <w:b w:val="0"/>
                 <w:color w:val="222222"/>
                 <w:sz w:val="16"/>
               </w:rPr>
@@ -9277,12 +9418,12 @@
         </w:tc>
         <w:tc>
           <w:tcPr>
-            <w:tcW w:w="2592" w:type="dxa"/>
-            <w:shd w:val="clear" w:color="auto" w:fill="FBFBFB"/>
+            <w:tcW w:type="dxa" w:w="2592"/>
+            <w:shd w:fill="FBFBFB"/>
             <w:tcMar>
               <w:top w:w="60" w:type="dxa"/>
+              <w:bottom w:w="60" w:type="dxa"/>
               <w:left w:w="90" w:type="dxa"/>
-              <w:bottom w:w="60" w:type="dxa"/>
               <w:right w:w="90" w:type="dxa"/>
             </w:tcMar>
             <w:vAlign w:val="center"/>
@@ -9292,9 +9433,11 @@
               <w:spacing w:before="30" w:after="30"/>
               <w:jc w:val="center"/>
             </w:pPr>
+            <w:r/>
             <w:r>
               <w:rPr>
                 <w:rFonts w:ascii="Arial" w:hAnsi="Arial"/>
+                <w:b w:val="0"/>
                 <w:color w:val="222222"/>
                 <w:sz w:val="16"/>
               </w:rPr>
@@ -9304,12 +9447,12 @@
         </w:tc>
         <w:tc>
           <w:tcPr>
-            <w:tcW w:w="2592" w:type="dxa"/>
-            <w:shd w:val="clear" w:color="auto" w:fill="FBFBFB"/>
+            <w:tcW w:type="dxa" w:w="2592"/>
+            <w:shd w:fill="FBFBFB"/>
             <w:tcMar>
               <w:top w:w="60" w:type="dxa"/>
+              <w:bottom w:w="60" w:type="dxa"/>
               <w:left w:w="90" w:type="dxa"/>
-              <w:bottom w:w="60" w:type="dxa"/>
               <w:right w:w="90" w:type="dxa"/>
             </w:tcMar>
             <w:vAlign w:val="center"/>
@@ -9319,9 +9462,11 @@
               <w:spacing w:before="30" w:after="30"/>
               <w:jc w:val="center"/>
             </w:pPr>
+            <w:r/>
             <w:r>
               <w:rPr>
                 <w:rFonts w:ascii="Arial" w:hAnsi="Arial"/>
+                <w:b w:val="0"/>
                 <w:color w:val="222222"/>
                 <w:sz w:val="16"/>
               </w:rPr>
@@ -9331,17 +9476,14 @@
         </w:tc>
       </w:tr>
       <w:tr>
-        <w:trPr>
-          <w:jc w:val="center"/>
-        </w:trPr>
-        <w:tc>
-          <w:tcPr>
-            <w:tcW w:w="3456" w:type="dxa"/>
-            <w:shd w:val="clear" w:color="auto" w:fill="FFFFFF"/>
+        <w:tc>
+          <w:tcPr>
+            <w:tcW w:type="dxa" w:w="3456"/>
+            <w:shd w:fill="FFFFFF"/>
             <w:tcMar>
               <w:top w:w="60" w:type="dxa"/>
+              <w:bottom w:w="60" w:type="dxa"/>
               <w:left w:w="90" w:type="dxa"/>
-              <w:bottom w:w="60" w:type="dxa"/>
               <w:right w:w="90" w:type="dxa"/>
             </w:tcMar>
             <w:vAlign w:val="center"/>
@@ -9349,7 +9491,9 @@
           <w:p>
             <w:pPr>
               <w:spacing w:before="30" w:after="30"/>
-            </w:pPr>
+              <w:jc w:val="left"/>
+            </w:pPr>
+            <w:r/>
             <w:r>
               <w:rPr>
                 <w:rFonts w:ascii="Arial" w:hAnsi="Arial"/>
@@ -9363,12 +9507,12 @@
         </w:tc>
         <w:tc>
           <w:tcPr>
-            <w:tcW w:w="2304" w:type="dxa"/>
-            <w:shd w:val="clear" w:color="auto" w:fill="FFFFFF"/>
+            <w:tcW w:type="dxa" w:w="2304"/>
+            <w:shd w:fill="FFFFFF"/>
             <w:tcMar>
               <w:top w:w="60" w:type="dxa"/>
+              <w:bottom w:w="60" w:type="dxa"/>
               <w:left w:w="90" w:type="dxa"/>
-              <w:bottom w:w="60" w:type="dxa"/>
               <w:right w:w="90" w:type="dxa"/>
             </w:tcMar>
             <w:vAlign w:val="center"/>
@@ -9378,9 +9522,11 @@
               <w:spacing w:before="30" w:after="30"/>
               <w:jc w:val="center"/>
             </w:pPr>
+            <w:r/>
             <w:r>
               <w:rPr>
                 <w:rFonts w:ascii="Arial" w:hAnsi="Arial"/>
+                <w:b w:val="0"/>
                 <w:color w:val="222222"/>
                 <w:sz w:val="16"/>
               </w:rPr>
@@ -9390,12 +9536,12 @@
         </w:tc>
         <w:tc>
           <w:tcPr>
-            <w:tcW w:w="2592" w:type="dxa"/>
-            <w:shd w:val="clear" w:color="auto" w:fill="FFFFFF"/>
+            <w:tcW w:type="dxa" w:w="2592"/>
+            <w:shd w:fill="FFFFFF"/>
             <w:tcMar>
               <w:top w:w="60" w:type="dxa"/>
+              <w:bottom w:w="60" w:type="dxa"/>
               <w:left w:w="90" w:type="dxa"/>
-              <w:bottom w:w="60" w:type="dxa"/>
               <w:right w:w="90" w:type="dxa"/>
             </w:tcMar>
             <w:vAlign w:val="center"/>
@@ -9405,9 +9551,11 @@
               <w:spacing w:before="30" w:after="30"/>
               <w:jc w:val="center"/>
             </w:pPr>
+            <w:r/>
             <w:r>
               <w:rPr>
                 <w:rFonts w:ascii="Arial" w:hAnsi="Arial"/>
+                <w:b w:val="0"/>
                 <w:color w:val="222222"/>
                 <w:sz w:val="16"/>
               </w:rPr>
@@ -9417,12 +9565,12 @@
         </w:tc>
         <w:tc>
           <w:tcPr>
-            <w:tcW w:w="2592" w:type="dxa"/>
-            <w:shd w:val="clear" w:color="auto" w:fill="FFFFFF"/>
+            <w:tcW w:type="dxa" w:w="2592"/>
+            <w:shd w:fill="FFFFFF"/>
             <w:tcMar>
               <w:top w:w="60" w:type="dxa"/>
+              <w:bottom w:w="60" w:type="dxa"/>
               <w:left w:w="90" w:type="dxa"/>
-              <w:bottom w:w="60" w:type="dxa"/>
               <w:right w:w="90" w:type="dxa"/>
             </w:tcMar>
             <w:vAlign w:val="center"/>
@@ -9432,9 +9580,11 @@
               <w:spacing w:before="30" w:after="30"/>
               <w:jc w:val="center"/>
             </w:pPr>
+            <w:r/>
             <w:r>
               <w:rPr>
                 <w:rFonts w:ascii="Arial" w:hAnsi="Arial"/>
+                <w:b w:val="0"/>
                 <w:color w:val="222222"/>
                 <w:sz w:val="16"/>
               </w:rPr>
@@ -9444,17 +9594,14 @@
         </w:tc>
       </w:tr>
       <w:tr>
-        <w:trPr>
-          <w:jc w:val="center"/>
-        </w:trPr>
-        <w:tc>
-          <w:tcPr>
-            <w:tcW w:w="3456" w:type="dxa"/>
-            <w:shd w:val="clear" w:color="auto" w:fill="FBFBFB"/>
+        <w:tc>
+          <w:tcPr>
+            <w:tcW w:type="dxa" w:w="3456"/>
+            <w:shd w:fill="FBFBFB"/>
             <w:tcMar>
               <w:top w:w="60" w:type="dxa"/>
+              <w:bottom w:w="60" w:type="dxa"/>
               <w:left w:w="90" w:type="dxa"/>
-              <w:bottom w:w="60" w:type="dxa"/>
               <w:right w:w="90" w:type="dxa"/>
             </w:tcMar>
             <w:vAlign w:val="center"/>
@@ -9462,7 +9609,9 @@
           <w:p>
             <w:pPr>
               <w:spacing w:before="30" w:after="30"/>
-            </w:pPr>
+              <w:jc w:val="left"/>
+            </w:pPr>
+            <w:r/>
             <w:r>
               <w:rPr>
                 <w:rFonts w:ascii="Arial" w:hAnsi="Arial"/>
@@ -9476,12 +9625,12 @@
         </w:tc>
         <w:tc>
           <w:tcPr>
-            <w:tcW w:w="2304" w:type="dxa"/>
-            <w:shd w:val="clear" w:color="auto" w:fill="FBFBFB"/>
+            <w:tcW w:type="dxa" w:w="2304"/>
+            <w:shd w:fill="FBFBFB"/>
             <w:tcMar>
               <w:top w:w="60" w:type="dxa"/>
+              <w:bottom w:w="60" w:type="dxa"/>
               <w:left w:w="90" w:type="dxa"/>
-              <w:bottom w:w="60" w:type="dxa"/>
               <w:right w:w="90" w:type="dxa"/>
             </w:tcMar>
             <w:vAlign w:val="center"/>
@@ -9491,6 +9640,7 @@
               <w:spacing w:before="30" w:after="30"/>
               <w:jc w:val="center"/>
             </w:pPr>
+            <w:r/>
             <w:r>
               <w:rPr>
                 <w:rFonts w:ascii="Arial" w:hAnsi="Arial"/>
@@ -9504,12 +9654,12 @@
         </w:tc>
         <w:tc>
           <w:tcPr>
-            <w:tcW w:w="2592" w:type="dxa"/>
-            <w:shd w:val="clear" w:color="auto" w:fill="FBFBFB"/>
+            <w:tcW w:type="dxa" w:w="2592"/>
+            <w:shd w:fill="FBFBFB"/>
             <w:tcMar>
               <w:top w:w="60" w:type="dxa"/>
+              <w:bottom w:w="60" w:type="dxa"/>
               <w:left w:w="90" w:type="dxa"/>
-              <w:bottom w:w="60" w:type="dxa"/>
               <w:right w:w="90" w:type="dxa"/>
             </w:tcMar>
             <w:vAlign w:val="center"/>
@@ -9519,9 +9669,11 @@
               <w:spacing w:before="30" w:after="30"/>
               <w:jc w:val="center"/>
             </w:pPr>
+            <w:r/>
             <w:r>
               <w:rPr>
                 <w:rFonts w:ascii="Arial" w:hAnsi="Arial"/>
+                <w:b w:val="0"/>
                 <w:color w:val="222222"/>
                 <w:sz w:val="16"/>
               </w:rPr>
@@ -9531,12 +9683,12 @@
         </w:tc>
         <w:tc>
           <w:tcPr>
-            <w:tcW w:w="2592" w:type="dxa"/>
-            <w:shd w:val="clear" w:color="auto" w:fill="FBFBFB"/>
+            <w:tcW w:type="dxa" w:w="2592"/>
+            <w:shd w:fill="FBFBFB"/>
             <w:tcMar>
               <w:top w:w="60" w:type="dxa"/>
+              <w:bottom w:w="60" w:type="dxa"/>
               <w:left w:w="90" w:type="dxa"/>
-              <w:bottom w:w="60" w:type="dxa"/>
               <w:right w:w="90" w:type="dxa"/>
             </w:tcMar>
             <w:vAlign w:val="center"/>
@@ -9546,9 +9698,11 @@
               <w:spacing w:before="30" w:after="30"/>
               <w:jc w:val="center"/>
             </w:pPr>
+            <w:r/>
             <w:r>
               <w:rPr>
                 <w:rFonts w:ascii="Arial" w:hAnsi="Arial"/>
+                <w:b w:val="0"/>
                 <w:color w:val="222222"/>
                 <w:sz w:val="16"/>
               </w:rPr>
@@ -9579,34 +9733,34 @@
     </w:p>
     <w:tbl>
       <w:tblPr>
-        <w:tblW w:w="0" w:type="auto"/>
+        <w:tblW w:type="auto" w:w="0"/>
         <w:jc w:val="center"/>
+        <w:tblLook w:firstColumn="1" w:firstRow="1" w:lastColumn="0" w:lastRow="0" w:noHBand="0" w:noVBand="1" w:val="04A0"/>
         <w:tblBorders>
           <w:top w:val="single" w:sz="8" w:space="0" w:color="333333"/>
           <w:bottom w:val="single" w:sz="8" w:space="0" w:color="333333"/>
           <w:insideH w:val="single" w:sz="4" w:space="0" w:color="E0E0E0"/>
+          <w:insideV w:val="none"/>
+          <w:left w:val="none"/>
+          <w:right w:val="none"/>
         </w:tblBorders>
-        <w:tblLook w:val="04A0" w:firstRow="1" w:lastRow="0" w:firstColumn="1" w:lastColumn="0" w:noHBand="0" w:noVBand="1"/>
       </w:tblPr>
       <w:tblGrid>
-        <w:gridCol w:w="1965"/>
-        <w:gridCol w:w="2797"/>
-        <w:gridCol w:w="1501"/>
-        <w:gridCol w:w="1533"/>
-        <w:gridCol w:w="1564"/>
+        <w:gridCol w:w="1872"/>
+        <w:gridCol w:w="1872"/>
+        <w:gridCol w:w="1872"/>
+        <w:gridCol w:w="1872"/>
+        <w:gridCol w:w="1872"/>
       </w:tblGrid>
       <w:tr>
-        <w:trPr>
-          <w:jc w:val="center"/>
-        </w:trPr>
-        <w:tc>
-          <w:tcPr>
-            <w:tcW w:w="2304" w:type="dxa"/>
-            <w:shd w:val="clear" w:color="auto" w:fill="F2F4F8"/>
+        <w:tc>
+          <w:tcPr>
+            <w:tcW w:type="dxa" w:w="2304"/>
+            <w:shd w:fill="F2F4F8"/>
             <w:tcMar>
               <w:top w:w="60" w:type="dxa"/>
+              <w:bottom w:w="60" w:type="dxa"/>
               <w:left w:w="90" w:type="dxa"/>
-              <w:bottom w:w="60" w:type="dxa"/>
               <w:right w:w="90" w:type="dxa"/>
             </w:tcMar>
             <w:vAlign w:val="center"/>
@@ -9616,6 +9770,7 @@
               <w:spacing w:before="30" w:after="30"/>
               <w:jc w:val="center"/>
             </w:pPr>
+            <w:r/>
             <w:r>
               <w:rPr>
                 <w:rFonts w:ascii="Arial" w:hAnsi="Arial"/>
@@ -9623,19 +9778,18 @@
                 <w:color w:val="111111"/>
                 <w:sz w:val="16"/>
               </w:rPr>
-              <w:lastRenderedPageBreak/>
               <w:t>Model</w:t>
             </w:r>
           </w:p>
         </w:tc>
         <w:tc>
           <w:tcPr>
-            <w:tcW w:w="3312" w:type="dxa"/>
-            <w:shd w:val="clear" w:color="auto" w:fill="F2F4F8"/>
+            <w:tcW w:type="dxa" w:w="3312"/>
+            <w:shd w:fill="F2F4F8"/>
             <w:tcMar>
               <w:top w:w="60" w:type="dxa"/>
+              <w:bottom w:w="60" w:type="dxa"/>
               <w:left w:w="90" w:type="dxa"/>
-              <w:bottom w:w="60" w:type="dxa"/>
               <w:right w:w="90" w:type="dxa"/>
             </w:tcMar>
             <w:vAlign w:val="center"/>
@@ -9645,6 +9799,7 @@
               <w:spacing w:before="30" w:after="30"/>
               <w:jc w:val="center"/>
             </w:pPr>
+            <w:r/>
             <w:r>
               <w:rPr>
                 <w:rFonts w:ascii="Arial" w:hAnsi="Arial"/>
@@ -9658,12 +9813,12 @@
         </w:tc>
         <w:tc>
           <w:tcPr>
-            <w:tcW w:w="1728" w:type="dxa"/>
-            <w:shd w:val="clear" w:color="auto" w:fill="F2F4F8"/>
+            <w:tcW w:type="dxa" w:w="1728"/>
+            <w:shd w:fill="F2F4F8"/>
             <w:tcMar>
               <w:top w:w="60" w:type="dxa"/>
+              <w:bottom w:w="60" w:type="dxa"/>
               <w:left w:w="90" w:type="dxa"/>
-              <w:bottom w:w="60" w:type="dxa"/>
               <w:right w:w="90" w:type="dxa"/>
             </w:tcMar>
             <w:vAlign w:val="center"/>
@@ -9673,6 +9828,7 @@
               <w:spacing w:before="30" w:after="30"/>
               <w:jc w:val="center"/>
             </w:pPr>
+            <w:r/>
             <w:r>
               <w:rPr>
                 <w:rFonts w:ascii="Arial" w:hAnsi="Arial"/>
@@ -9686,12 +9842,12 @@
         </w:tc>
         <w:tc>
           <w:tcPr>
-            <w:tcW w:w="1728" w:type="dxa"/>
-            <w:shd w:val="clear" w:color="auto" w:fill="F2F4F8"/>
+            <w:tcW w:type="dxa" w:w="1728"/>
+            <w:shd w:fill="F2F4F8"/>
             <w:tcMar>
               <w:top w:w="60" w:type="dxa"/>
+              <w:bottom w:w="60" w:type="dxa"/>
               <w:left w:w="90" w:type="dxa"/>
-              <w:bottom w:w="60" w:type="dxa"/>
               <w:right w:w="90" w:type="dxa"/>
             </w:tcMar>
             <w:vAlign w:val="center"/>
@@ -9701,6 +9857,7 @@
               <w:spacing w:before="30" w:after="30"/>
               <w:jc w:val="center"/>
             </w:pPr>
+            <w:r/>
             <w:r>
               <w:rPr>
                 <w:rFonts w:ascii="Arial" w:hAnsi="Arial"/>
@@ -9714,12 +9871,12 @@
         </w:tc>
         <w:tc>
           <w:tcPr>
-            <w:tcW w:w="1728" w:type="dxa"/>
-            <w:shd w:val="clear" w:color="auto" w:fill="F2F4F8"/>
+            <w:tcW w:type="dxa" w:w="1728"/>
+            <w:shd w:fill="F2F4F8"/>
             <w:tcMar>
               <w:top w:w="60" w:type="dxa"/>
+              <w:bottom w:w="60" w:type="dxa"/>
               <w:left w:w="90" w:type="dxa"/>
-              <w:bottom w:w="60" w:type="dxa"/>
               <w:right w:w="90" w:type="dxa"/>
             </w:tcMar>
             <w:vAlign w:val="center"/>
@@ -9729,6 +9886,7 @@
               <w:spacing w:before="30" w:after="30"/>
               <w:jc w:val="center"/>
             </w:pPr>
+            <w:r/>
             <w:r>
               <w:rPr>
                 <w:rFonts w:ascii="Arial" w:hAnsi="Arial"/>
@@ -9742,17 +9900,14 @@
         </w:tc>
       </w:tr>
       <w:tr>
-        <w:trPr>
-          <w:jc w:val="center"/>
-        </w:trPr>
-        <w:tc>
-          <w:tcPr>
-            <w:tcW w:w="2304" w:type="dxa"/>
-            <w:shd w:val="clear" w:color="auto" w:fill="FFFFFF"/>
+        <w:tc>
+          <w:tcPr>
+            <w:tcW w:type="dxa" w:w="2304"/>
+            <w:shd w:fill="FFFFFF"/>
             <w:tcMar>
               <w:top w:w="60" w:type="dxa"/>
+              <w:bottom w:w="60" w:type="dxa"/>
               <w:left w:w="90" w:type="dxa"/>
-              <w:bottom w:w="60" w:type="dxa"/>
               <w:right w:w="90" w:type="dxa"/>
             </w:tcMar>
             <w:vAlign w:val="center"/>
@@ -9760,7 +9915,9 @@
           <w:p>
             <w:pPr>
               <w:spacing w:before="30" w:after="30"/>
-            </w:pPr>
+              <w:jc w:val="left"/>
+            </w:pPr>
+            <w:r/>
             <w:r>
               <w:rPr>
                 <w:rFonts w:ascii="Arial" w:hAnsi="Arial"/>
@@ -9768,18 +9925,18 @@
                 <w:color w:val="222222"/>
                 <w:sz w:val="16"/>
               </w:rPr>
-              <w:t>LLaMA 4</w:t>
-            </w:r>
-          </w:p>
-        </w:tc>
-        <w:tc>
-          <w:tcPr>
-            <w:tcW w:w="3312" w:type="dxa"/>
-            <w:shd w:val="clear" w:color="auto" w:fill="FFFFFF"/>
+              <w:t>LLaMA 4 (1-shot)</w:t>
+            </w:r>
+          </w:p>
+        </w:tc>
+        <w:tc>
+          <w:tcPr>
+            <w:tcW w:type="dxa" w:w="3312"/>
+            <w:shd w:fill="FFFFFF"/>
             <w:tcMar>
               <w:top w:w="60" w:type="dxa"/>
+              <w:bottom w:w="60" w:type="dxa"/>
               <w:left w:w="90" w:type="dxa"/>
-              <w:bottom w:w="60" w:type="dxa"/>
               <w:right w:w="90" w:type="dxa"/>
             </w:tcMar>
             <w:vAlign w:val="center"/>
@@ -9789,24 +9946,26 @@
               <w:spacing w:before="30" w:after="30"/>
               <w:jc w:val="center"/>
             </w:pPr>
+            <w:r/>
             <w:r>
               <w:rPr>
                 <w:rFonts w:ascii="Arial" w:hAnsi="Arial"/>
+                <w:b w:val="0"/>
                 <w:color w:val="222222"/>
                 <w:sz w:val="16"/>
               </w:rPr>
-              <w:t>Inline Tagged XML</w:t>
-            </w:r>
-          </w:p>
-        </w:tc>
-        <w:tc>
-          <w:tcPr>
-            <w:tcW w:w="1728" w:type="dxa"/>
-            <w:shd w:val="clear" w:color="auto" w:fill="FFFFFF"/>
+              <w:t>Inline Tagged XML (P2_TAG)</w:t>
+            </w:r>
+          </w:p>
+        </w:tc>
+        <w:tc>
+          <w:tcPr>
+            <w:tcW w:type="dxa" w:w="1728"/>
+            <w:shd w:fill="FFFFFF"/>
             <w:tcMar>
               <w:top w:w="60" w:type="dxa"/>
+              <w:bottom w:w="60" w:type="dxa"/>
               <w:left w:w="90" w:type="dxa"/>
-              <w:bottom w:w="60" w:type="dxa"/>
               <w:right w:w="90" w:type="dxa"/>
             </w:tcMar>
             <w:vAlign w:val="center"/>
@@ -9816,24 +9975,26 @@
               <w:spacing w:before="30" w:after="30"/>
               <w:jc w:val="center"/>
             </w:pPr>
+            <w:r/>
             <w:r>
               <w:rPr>
                 <w:rFonts w:ascii="Arial" w:hAnsi="Arial"/>
+                <w:b w:val="0"/>
                 <w:color w:val="222222"/>
                 <w:sz w:val="16"/>
               </w:rPr>
-              <w:t>0.3542</w:t>
-            </w:r>
-          </w:p>
-        </w:tc>
-        <w:tc>
-          <w:tcPr>
-            <w:tcW w:w="1728" w:type="dxa"/>
-            <w:shd w:val="clear" w:color="auto" w:fill="FFFFFF"/>
+              <w:t>0.4043</w:t>
+            </w:r>
+          </w:p>
+        </w:tc>
+        <w:tc>
+          <w:tcPr>
+            <w:tcW w:type="dxa" w:w="1728"/>
+            <w:shd w:fill="FFFFFF"/>
             <w:tcMar>
               <w:top w:w="60" w:type="dxa"/>
+              <w:bottom w:w="60" w:type="dxa"/>
               <w:left w:w="90" w:type="dxa"/>
-              <w:bottom w:w="60" w:type="dxa"/>
               <w:right w:w="90" w:type="dxa"/>
             </w:tcMar>
             <w:vAlign w:val="center"/>
@@ -9843,24 +10004,26 @@
               <w:spacing w:before="30" w:after="30"/>
               <w:jc w:val="center"/>
             </w:pPr>
+            <w:r/>
             <w:r>
               <w:rPr>
                 <w:rFonts w:ascii="Arial" w:hAnsi="Arial"/>
+                <w:b w:val="0"/>
                 <w:color w:val="222222"/>
                 <w:sz w:val="16"/>
               </w:rPr>
-              <w:t>0.5098</w:t>
-            </w:r>
-          </w:p>
-        </w:tc>
-        <w:tc>
-          <w:tcPr>
-            <w:tcW w:w="1728" w:type="dxa"/>
-            <w:shd w:val="clear" w:color="auto" w:fill="FFFFFF"/>
+              <w:t>0.6249</w:t>
+            </w:r>
+          </w:p>
+        </w:tc>
+        <w:tc>
+          <w:tcPr>
+            <w:tcW w:type="dxa" w:w="1728"/>
+            <w:shd w:fill="FFFFFF"/>
             <w:tcMar>
               <w:top w:w="60" w:type="dxa"/>
+              <w:bottom w:w="60" w:type="dxa"/>
               <w:left w:w="90" w:type="dxa"/>
-              <w:bottom w:w="60" w:type="dxa"/>
               <w:right w:w="90" w:type="dxa"/>
             </w:tcMar>
             <w:vAlign w:val="center"/>
@@ -9870,9 +10033,11 @@
               <w:spacing w:before="30" w:after="30"/>
               <w:jc w:val="center"/>
             </w:pPr>
+            <w:r/>
             <w:r>
               <w:rPr>
                 <w:rFonts w:ascii="Arial" w:hAnsi="Arial"/>
+                <w:b w:val="0"/>
                 <w:color w:val="222222"/>
                 <w:sz w:val="16"/>
               </w:rPr>
@@ -9882,17 +10047,14 @@
         </w:tc>
       </w:tr>
       <w:tr>
-        <w:trPr>
-          <w:jc w:val="center"/>
-        </w:trPr>
-        <w:tc>
-          <w:tcPr>
-            <w:tcW w:w="2304" w:type="dxa"/>
-            <w:shd w:val="clear" w:color="auto" w:fill="FBFBFB"/>
+        <w:tc>
+          <w:tcPr>
+            <w:tcW w:type="dxa" w:w="2304"/>
+            <w:shd w:fill="FBFBFB"/>
             <w:tcMar>
               <w:top w:w="60" w:type="dxa"/>
+              <w:bottom w:w="60" w:type="dxa"/>
               <w:left w:w="90" w:type="dxa"/>
-              <w:bottom w:w="60" w:type="dxa"/>
               <w:right w:w="90" w:type="dxa"/>
             </w:tcMar>
             <w:vAlign w:val="center"/>
@@ -9900,7 +10062,9 @@
           <w:p>
             <w:pPr>
               <w:spacing w:before="30" w:after="30"/>
-            </w:pPr>
+              <w:jc w:val="left"/>
+            </w:pPr>
+            <w:r/>
             <w:r>
               <w:rPr>
                 <w:rFonts w:ascii="Arial" w:hAnsi="Arial"/>
@@ -9908,18 +10072,18 @@
                 <w:color w:val="222222"/>
                 <w:sz w:val="16"/>
               </w:rPr>
-              <w:t>LLaMA 4</w:t>
-            </w:r>
-          </w:p>
-        </w:tc>
-        <w:tc>
-          <w:tcPr>
-            <w:tcW w:w="3312" w:type="dxa"/>
-            <w:shd w:val="clear" w:color="auto" w:fill="FBFBFB"/>
+              <w:t>LLaMA 4 (1-shot)</w:t>
+            </w:r>
+          </w:p>
+        </w:tc>
+        <w:tc>
+          <w:tcPr>
+            <w:tcW w:type="dxa" w:w="3312"/>
+            <w:shd w:fill="FBFBFB"/>
             <w:tcMar>
               <w:top w:w="60" w:type="dxa"/>
+              <w:bottom w:w="60" w:type="dxa"/>
               <w:left w:w="90" w:type="dxa"/>
-              <w:bottom w:w="60" w:type="dxa"/>
               <w:right w:w="90" w:type="dxa"/>
             </w:tcMar>
             <w:vAlign w:val="center"/>
@@ -9929,24 +10093,26 @@
               <w:spacing w:before="30" w:after="30"/>
               <w:jc w:val="center"/>
             </w:pPr>
+            <w:r/>
             <w:r>
               <w:rPr>
                 <w:rFonts w:ascii="Arial" w:hAnsi="Arial"/>
+                <w:b w:val="0"/>
                 <w:color w:val="222222"/>
                 <w:sz w:val="16"/>
               </w:rPr>
-              <w:t>JSON Schema</w:t>
-            </w:r>
-          </w:p>
-        </w:tc>
-        <w:tc>
-          <w:tcPr>
-            <w:tcW w:w="1728" w:type="dxa"/>
-            <w:shd w:val="clear" w:color="auto" w:fill="FBFBFB"/>
+              <w:t>JSON Schema (Structured Span Offsets)</w:t>
+            </w:r>
+          </w:p>
+        </w:tc>
+        <w:tc>
+          <w:tcPr>
+            <w:tcW w:type="dxa" w:w="1728"/>
+            <w:shd w:fill="FBFBFB"/>
             <w:tcMar>
               <w:top w:w="60" w:type="dxa"/>
+              <w:bottom w:w="60" w:type="dxa"/>
               <w:left w:w="90" w:type="dxa"/>
-              <w:bottom w:w="60" w:type="dxa"/>
               <w:right w:w="90" w:type="dxa"/>
             </w:tcMar>
             <w:vAlign w:val="center"/>
@@ -9956,24 +10122,26 @@
               <w:spacing w:before="30" w:after="30"/>
               <w:jc w:val="center"/>
             </w:pPr>
+            <w:r/>
             <w:r>
               <w:rPr>
                 <w:rFonts w:ascii="Arial" w:hAnsi="Arial"/>
+                <w:b w:val="0"/>
                 <w:color w:val="222222"/>
                 <w:sz w:val="16"/>
               </w:rPr>
-              <w:t>0.3200</w:t>
-            </w:r>
-          </w:p>
-        </w:tc>
-        <w:tc>
-          <w:tcPr>
-            <w:tcW w:w="1728" w:type="dxa"/>
-            <w:shd w:val="clear" w:color="auto" w:fill="FBFBFB"/>
+              <w:t>0.4071</w:t>
+            </w:r>
+          </w:p>
+        </w:tc>
+        <w:tc>
+          <w:tcPr>
+            <w:tcW w:type="dxa" w:w="1728"/>
+            <w:shd w:fill="FBFBFB"/>
             <w:tcMar>
               <w:top w:w="60" w:type="dxa"/>
+              <w:bottom w:w="60" w:type="dxa"/>
               <w:left w:w="90" w:type="dxa"/>
-              <w:bottom w:w="60" w:type="dxa"/>
               <w:right w:w="90" w:type="dxa"/>
             </w:tcMar>
             <w:vAlign w:val="center"/>
@@ -9983,24 +10151,26 @@
               <w:spacing w:before="30" w:after="30"/>
               <w:jc w:val="center"/>
             </w:pPr>
+            <w:r/>
             <w:r>
               <w:rPr>
                 <w:rFonts w:ascii="Arial" w:hAnsi="Arial"/>
+                <w:b w:val="0"/>
                 <w:color w:val="222222"/>
                 <w:sz w:val="16"/>
               </w:rPr>
-              <w:t>0.4700</w:t>
-            </w:r>
-          </w:p>
-        </w:tc>
-        <w:tc>
-          <w:tcPr>
-            <w:tcW w:w="1728" w:type="dxa"/>
-            <w:shd w:val="clear" w:color="auto" w:fill="FBFBFB"/>
+              <w:t>0.5995</w:t>
+            </w:r>
+          </w:p>
+        </w:tc>
+        <w:tc>
+          <w:tcPr>
+            <w:tcW w:type="dxa" w:w="1728"/>
+            <w:shd w:fill="FBFBFB"/>
             <w:tcMar>
               <w:top w:w="60" w:type="dxa"/>
+              <w:bottom w:w="60" w:type="dxa"/>
               <w:left w:w="90" w:type="dxa"/>
-              <w:bottom w:w="60" w:type="dxa"/>
               <w:right w:w="90" w:type="dxa"/>
             </w:tcMar>
             <w:vAlign w:val="center"/>
@@ -10010,9 +10180,11 @@
               <w:spacing w:before="30" w:after="30"/>
               <w:jc w:val="center"/>
             </w:pPr>
+            <w:r/>
             <w:r>
               <w:rPr>
                 <w:rFonts w:ascii="Arial" w:hAnsi="Arial"/>
+                <w:b w:val="0"/>
                 <w:color w:val="222222"/>
                 <w:sz w:val="16"/>
               </w:rPr>
@@ -10022,17 +10194,14 @@
         </w:tc>
       </w:tr>
       <w:tr>
-        <w:trPr>
-          <w:jc w:val="center"/>
-        </w:trPr>
-        <w:tc>
-          <w:tcPr>
-            <w:tcW w:w="2304" w:type="dxa"/>
-            <w:shd w:val="clear" w:color="auto" w:fill="FFFFFF"/>
+        <w:tc>
+          <w:tcPr>
+            <w:tcW w:type="dxa" w:w="2304"/>
+            <w:shd w:fill="FFFFFF"/>
             <w:tcMar>
               <w:top w:w="60" w:type="dxa"/>
+              <w:bottom w:w="60" w:type="dxa"/>
               <w:left w:w="90" w:type="dxa"/>
-              <w:bottom w:w="60" w:type="dxa"/>
               <w:right w:w="90" w:type="dxa"/>
             </w:tcMar>
             <w:vAlign w:val="center"/>
@@ -10040,7 +10209,9 @@
           <w:p>
             <w:pPr>
               <w:spacing w:before="30" w:after="30"/>
-            </w:pPr>
+              <w:jc w:val="left"/>
+            </w:pPr>
+            <w:r/>
             <w:r>
               <w:rPr>
                 <w:rFonts w:ascii="Arial" w:hAnsi="Arial"/>
@@ -10048,18 +10219,18 @@
                 <w:color w:val="222222"/>
                 <w:sz w:val="16"/>
               </w:rPr>
-              <w:t>Claude 4.6 Sonnet</w:t>
-            </w:r>
-          </w:p>
-        </w:tc>
-        <w:tc>
-          <w:tcPr>
-            <w:tcW w:w="3312" w:type="dxa"/>
-            <w:shd w:val="clear" w:color="auto" w:fill="FFFFFF"/>
+              <w:t>Claude 4.6 Sonnet (1-shot)</w:t>
+            </w:r>
+          </w:p>
+        </w:tc>
+        <w:tc>
+          <w:tcPr>
+            <w:tcW w:type="dxa" w:w="3312"/>
+            <w:shd w:fill="FFFFFF"/>
             <w:tcMar>
               <w:top w:w="60" w:type="dxa"/>
+              <w:bottom w:w="60" w:type="dxa"/>
               <w:left w:w="90" w:type="dxa"/>
-              <w:bottom w:w="60" w:type="dxa"/>
               <w:right w:w="90" w:type="dxa"/>
             </w:tcMar>
             <w:vAlign w:val="center"/>
@@ -10069,24 +10240,26 @@
               <w:spacing w:before="30" w:after="30"/>
               <w:jc w:val="center"/>
             </w:pPr>
+            <w:r/>
             <w:r>
               <w:rPr>
                 <w:rFonts w:ascii="Arial" w:hAnsi="Arial"/>
+                <w:b w:val="0"/>
                 <w:color w:val="222222"/>
                 <w:sz w:val="16"/>
               </w:rPr>
-              <w:t>Inline Tagged XML</w:t>
-            </w:r>
-          </w:p>
-        </w:tc>
-        <w:tc>
-          <w:tcPr>
-            <w:tcW w:w="1728" w:type="dxa"/>
-            <w:shd w:val="clear" w:color="auto" w:fill="FFFFFF"/>
+              <w:t>Inline Tagged XML (P2_TAG)</w:t>
+            </w:r>
+          </w:p>
+        </w:tc>
+        <w:tc>
+          <w:tcPr>
+            <w:tcW w:type="dxa" w:w="1728"/>
+            <w:shd w:fill="FFFFFF"/>
             <w:tcMar>
               <w:top w:w="60" w:type="dxa"/>
+              <w:bottom w:w="60" w:type="dxa"/>
               <w:left w:w="90" w:type="dxa"/>
-              <w:bottom w:w="60" w:type="dxa"/>
               <w:right w:w="90" w:type="dxa"/>
             </w:tcMar>
             <w:vAlign w:val="center"/>
@@ -10096,24 +10269,26 @@
               <w:spacing w:before="30" w:after="30"/>
               <w:jc w:val="center"/>
             </w:pPr>
+            <w:r/>
             <w:r>
               <w:rPr>
                 <w:rFonts w:ascii="Arial" w:hAnsi="Arial"/>
+                <w:b w:val="0"/>
                 <w:color w:val="222222"/>
                 <w:sz w:val="16"/>
               </w:rPr>
-              <w:t>0.4222</w:t>
-            </w:r>
-          </w:p>
-        </w:tc>
-        <w:tc>
-          <w:tcPr>
-            <w:tcW w:w="1728" w:type="dxa"/>
-            <w:shd w:val="clear" w:color="auto" w:fill="FFFFFF"/>
+              <w:t>0.4667</w:t>
+            </w:r>
+          </w:p>
+        </w:tc>
+        <w:tc>
+          <w:tcPr>
+            <w:tcW w:type="dxa" w:w="1728"/>
+            <w:shd w:fill="FFFFFF"/>
             <w:tcMar>
               <w:top w:w="60" w:type="dxa"/>
+              <w:bottom w:w="60" w:type="dxa"/>
               <w:left w:w="90" w:type="dxa"/>
-              <w:bottom w:w="60" w:type="dxa"/>
               <w:right w:w="90" w:type="dxa"/>
             </w:tcMar>
             <w:vAlign w:val="center"/>
@@ -10123,24 +10298,26 @@
               <w:spacing w:before="30" w:after="30"/>
               <w:jc w:val="center"/>
             </w:pPr>
+            <w:r/>
             <w:r>
               <w:rPr>
                 <w:rFonts w:ascii="Arial" w:hAnsi="Arial"/>
+                <w:b w:val="0"/>
                 <w:color w:val="222222"/>
                 <w:sz w:val="16"/>
               </w:rPr>
-              <w:t>0.5786</w:t>
-            </w:r>
-          </w:p>
-        </w:tc>
-        <w:tc>
-          <w:tcPr>
-            <w:tcW w:w="1728" w:type="dxa"/>
-            <w:shd w:val="clear" w:color="auto" w:fill="FFFFFF"/>
+              <w:t>0.6443</w:t>
+            </w:r>
+          </w:p>
+        </w:tc>
+        <w:tc>
+          <w:tcPr>
+            <w:tcW w:type="dxa" w:w="1728"/>
+            <w:shd w:fill="FFFFFF"/>
             <w:tcMar>
               <w:top w:w="60" w:type="dxa"/>
+              <w:bottom w:w="60" w:type="dxa"/>
               <w:left w:w="90" w:type="dxa"/>
-              <w:bottom w:w="60" w:type="dxa"/>
               <w:right w:w="90" w:type="dxa"/>
             </w:tcMar>
             <w:vAlign w:val="center"/>
@@ -10150,9 +10327,11 @@
               <w:spacing w:before="30" w:after="30"/>
               <w:jc w:val="center"/>
             </w:pPr>
+            <w:r/>
             <w:r>
               <w:rPr>
                 <w:rFonts w:ascii="Arial" w:hAnsi="Arial"/>
+                <w:b w:val="0"/>
                 <w:color w:val="222222"/>
                 <w:sz w:val="16"/>
               </w:rPr>
@@ -10251,7 +10430,11 @@
     </w:p>
     <w:p>
       <w:r>
-        <w:t>Taken together with the FAERS results, these VAERS findings demonstrate that BERT-based models trained on high-quality human annotations provide more robust and reliable performance across heterogeneous pharmacovigilance datasets. While LLM-derived annotations offer a convenient low-resource alternative, their direct use leads to substantially lower accuracy, particularly in semantically complex categories such as STATUS, LAB, and HX. These results underscore the continued importance of curated human-labeled data for medical NER and highlight the effectiveness of supervised transformer models for large-scale safety narrative processing in real-world biomedical applications.</w:t>
+        <w:t xml:space="preserve">Taken together with the FAERS results, these VAERS findings demonstrate that BERT-based models trained on high-quality human annotations provide more robust and reliable performance across heterogeneous pharmacovigilance datasets. While LLM-derived annotations offer a convenient low-resource alternative, their direct use leads to substantially lower accuracy, particularly in semantically complex categories such as STATUS, LAB, and HX. These results underscore the continued importance of curated </w:t>
+      </w:r>
+      <w:r>
+        <w:lastRenderedPageBreak/>
+        <w:t>human-labeled data for medical NER and highlight the effectiveness of supervised transformer models for large-scale safety narrative processing in real-world biomedical applications.</w:t>
       </w:r>
     </w:p>
     <w:p>
@@ -10274,11 +10457,7 @@
         <w:t xml:space="preserve">a </w:t>
       </w:r>
       <w:r>
-        <w:t xml:space="preserve">stringent evaluation framework. Because the metric requires exact agreement in both span boundaries and fine-grained labels, it penalizes minor boundary differences and ambiguities between closely related categories (e.g., AE vs. diagnosis vs. medical history). As a result, the observed F1-scores likely underestimate the </w:t>
-      </w:r>
-      <w:r>
-        <w:lastRenderedPageBreak/>
-        <w:t>models’ ability to identify clinically relevant concepts, and should be understood as reflecting task complexity and strict evaluation criteria rather than limited practical utility.</w:t>
+        <w:t>stringent evaluation framework. Because the metric requires exact agreement in both span boundaries and fine-grained labels, it penalizes minor boundary differences and ambiguities between closely related categories (e.g., AE vs. diagnosis vs. medical history). As a result, the observed F1-scores likely underestimate the models’ ability to identify clinically relevant concepts, and should be understood as reflecting task complexity and strict evaluation criteria rather than limited practical utility.</w:t>
       </w:r>
     </w:p>
     <w:p>
@@ -10316,7 +10495,11 @@
         <w:t xml:space="preserve">The current annotation workflow was designed </w:t>
       </w:r>
       <w:r>
-        <w:t>as a linear process</w:t>
+        <w:t xml:space="preserve">as a linear </w:t>
+      </w:r>
+      <w:r>
+        <w:lastRenderedPageBreak/>
+        <w:t>process</w:t>
       </w:r>
       <w:r>
         <w:t>, start</w:t>
@@ -10342,7 +10525,6 @@
     </w:p>
     <w:p>
       <w:r>
-        <w:lastRenderedPageBreak/>
         <w:t>In summary, BERT-based NER models demonstrate strong and reliable performance for pharmacovigilance concept extraction when trained on curated datasets. Rather than replacing such models, LLMs complement them by providing flexibility and supporting annotation and analysis workflows. Together, these approaches highlight the continued importance of high-quality annotated data in enabling accurate and scalable NLP solutions for regulatory safety applications.</w:t>
       </w:r>
       <w:r>
@@ -10465,6 +10647,7 @@
         <w:rPr>
           <w:shd w:val="clear" w:color="auto" w:fill="FFFFFF"/>
         </w:rPr>
+        <w:lastRenderedPageBreak/>
         <w:t>Ethics approval</w:t>
       </w:r>
     </w:p>
@@ -10522,7 +10705,6 @@
         <w:rPr>
           <w:shd w:val="clear" w:color="auto" w:fill="FFFFFF"/>
         </w:rPr>
-        <w:lastRenderedPageBreak/>
         <w:t>Consent for publication</w:t>
       </w:r>
     </w:p>
@@ -10592,7 +10774,7 @@
         </w:rPr>
         <w:t xml:space="preserve">The annotation prompt and source code for the annotation platform are available at: </w:t>
       </w:r>
-      <w:hyperlink r:id="rId16" w:history="1">
+      <w:hyperlink r:id="rId21" w:history="1">
         <w:r>
           <w:rPr>
             <w:rStyle w:val="Hyperlink"/>
@@ -10700,7 +10882,7 @@
       <w:r>
         <w:t xml:space="preserve">. 2025  [cited 2025 11/24]; Available from: </w:t>
       </w:r>
-      <w:hyperlink r:id="rId17" w:history="1">
+      <w:hyperlink r:id="rId22" w:history="1">
         <w:r>
           <w:rPr>
             <w:rStyle w:val="Hyperlink"/>
@@ -14837,11 +15019,57 @@
 </w:document>
 </file>
 
+<file path=word/comments.xml><?xml version="1.0" encoding="utf-8"?>
+<w:comments xmlns:wpc="http://schemas.microsoft.com/office/word/2010/wordprocessingCanvas" xmlns:cx="http://schemas.microsoft.com/office/drawing/2014/chartex" xmlns:cx1="http://schemas.microsoft.com/office/drawing/2015/9/8/chartex" xmlns:cx2="http://schemas.microsoft.com/office/drawing/2015/10/21/chartex" xmlns:cx3="http://schemas.microsoft.com/office/drawing/2016/5/9/chartex" xmlns:cx4="http://schemas.microsoft.com/office/drawing/2016/5/10/chartex" xmlns:cx5="http://schemas.microsoft.com/office/drawing/2016/5/11/chartex" xmlns:cx6="http://schemas.microsoft.com/office/drawing/2016/5/12/chartex" xmlns:cx7="http://schemas.microsoft.com/office/drawing/2016/5/13/chartex" xmlns:cx8="http://schemas.microsoft.com/office/drawing/2016/5/14/chartex" xmlns:mc="http://schemas.openxmlformats.org/markup-compatibility/2006" xmlns:aink="http://schemas.microsoft.com/office/drawing/2016/ink" xmlns:am3d="http://schemas.microsoft.com/office/drawing/2017/model3d" xmlns:o="urn:schemas-microsoft-com:office:office" xmlns:oel="http://schemas.microsoft.com/office/2019/extlst" xmlns:r="http://schemas.openxmlformats.org/officeDocument/2006/relationships" xmlns:m="http://schemas.openxmlformats.org/officeDocument/2006/math" xmlns:v="urn:schemas-microsoft-com:vml" xmlns:wp14="http://schemas.microsoft.com/office/word/2010/wordprocessingDrawing" xmlns:wp="http://schemas.openxmlformats.org/drawingml/2006/wordprocessingDrawing" xmlns:w10="urn:schemas-microsoft-com:office:word" xmlns:w="http://schemas.openxmlformats.org/wordprocessingml/2006/main" xmlns:w14="http://schemas.microsoft.com/office/word/2010/wordml" xmlns:w15="http://schemas.microsoft.com/office/word/2012/wordml" xmlns:w16cex="http://schemas.microsoft.com/office/word/2018/wordml/cex" xmlns:w16cid="http://schemas.microsoft.com/office/word/2016/wordml/cid" xmlns:w16="http://schemas.microsoft.com/office/word/2018/wordml" xmlns:w16du="http://schemas.microsoft.com/office/word/2023/wordml/word16du" xmlns:w16sdtdh="http://schemas.microsoft.com/office/word/2020/wordml/sdtdatahash" xmlns:w16sdtfl="http://schemas.microsoft.com/office/word/2024/wordml/sdtformatlock" xmlns:w16se="http://schemas.microsoft.com/office/word/2015/wordml/symex" xmlns:wpg="http://schemas.microsoft.com/office/word/2010/wordprocessingGroup" xmlns:wpi="http://schemas.microsoft.com/office/word/2010/wordprocessingInk" xmlns:wne="http://schemas.microsoft.com/office/word/2006/wordml" xmlns:wps="http://schemas.microsoft.com/office/word/2010/wordprocessingShape" mc:Ignorable="w14 w15 w16se w16cid w16 w16cex w16sdtdh w16sdtfl w16du wp14">
+  <w:comment w:id="0" w:author="Penny, Brandon *" w:date="2026-08-28T10:25:00Z" w:initials="PB">
+    <w:p>
+      <w:pPr>
+        <w:pStyle w:val="CommentText"/>
+      </w:pPr>
+      <w:r>
+        <w:rPr>
+          <w:rStyle w:val="CommentReference"/>
+        </w:rPr>
+        <w:annotationRef/>
+      </w:r>
+      <w:r>
+        <w:rPr>
+          <w:i/>
+          <w:iCs/>
+        </w:rPr>
+        <w:t>Comment 2.11: Please, use italics when citing words and corpus examples, i.e., isoniazid, hepatitis...</w:t>
+      </w:r>
+      <w:r>
+        <w:t> </w:t>
+      </w:r>
+    </w:p>
+  </w:comment>
+</w:comments>
+</file>
+
+<file path=word/commentsExtended.xml><?xml version="1.0" encoding="utf-8"?>
+<w15:commentsEx xmlns:wpc="http://schemas.microsoft.com/office/word/2010/wordprocessingCanvas" xmlns:cx="http://schemas.microsoft.com/office/drawing/2014/chartex" xmlns:cx1="http://schemas.microsoft.com/office/drawing/2015/9/8/chartex" xmlns:cx2="http://schemas.microsoft.com/office/drawing/2015/10/21/chartex" xmlns:cx3="http://schemas.microsoft.com/office/drawing/2016/5/9/chartex" xmlns:cx4="http://schemas.microsoft.com/office/drawing/2016/5/10/chartex" xmlns:cx5="http://schemas.microsoft.com/office/drawing/2016/5/11/chartex" xmlns:cx6="http://schemas.microsoft.com/office/drawing/2016/5/12/chartex" xmlns:cx7="http://schemas.microsoft.com/office/drawing/2016/5/13/chartex" xmlns:cx8="http://schemas.microsoft.com/office/drawing/2016/5/14/chartex" xmlns:mc="http://schemas.openxmlformats.org/markup-compatibility/2006" xmlns:aink="http://schemas.microsoft.com/office/drawing/2016/ink" xmlns:am3d="http://schemas.microsoft.com/office/drawing/2017/model3d" xmlns:o="urn:schemas-microsoft-com:office:office" xmlns:oel="http://schemas.microsoft.com/office/2019/extlst" xmlns:r="http://schemas.openxmlformats.org/officeDocument/2006/relationships" xmlns:m="http://schemas.openxmlformats.org/officeDocument/2006/math" xmlns:v="urn:schemas-microsoft-com:vml" xmlns:wp14="http://schemas.microsoft.com/office/word/2010/wordprocessingDrawing" xmlns:wp="http://schemas.openxmlformats.org/drawingml/2006/wordprocessingDrawing" xmlns:w10="urn:schemas-microsoft-com:office:word" xmlns:w="http://schemas.openxmlformats.org/wordprocessingml/2006/main" xmlns:w14="http://schemas.microsoft.com/office/word/2010/wordml" xmlns:w15="http://schemas.microsoft.com/office/word/2012/wordml" xmlns:w16cex="http://schemas.microsoft.com/office/word/2018/wordml/cex" xmlns:w16cid="http://schemas.microsoft.com/office/word/2016/wordml/cid" xmlns:w16="http://schemas.microsoft.com/office/word/2018/wordml" xmlns:w16du="http://schemas.microsoft.com/office/word/2023/wordml/word16du" xmlns:w16sdtdh="http://schemas.microsoft.com/office/word/2020/wordml/sdtdatahash" xmlns:w16sdtfl="http://schemas.microsoft.com/office/word/2024/wordml/sdtformatlock" xmlns:w16se="http://schemas.microsoft.com/office/word/2015/wordml/symex" xmlns:wpg="http://schemas.microsoft.com/office/word/2010/wordprocessingGroup" xmlns:wpi="http://schemas.microsoft.com/office/word/2010/wordprocessingInk" xmlns:wne="http://schemas.microsoft.com/office/word/2006/wordml" xmlns:wps="http://schemas.microsoft.com/office/word/2010/wordprocessingShape" mc:Ignorable="w14 w15 w16se w16cid w16 w16cex w16sdtdh w16sdtfl w16du wp14">
+  <w15:commentEx w15:paraId="061C72EF" w15:done="0"/>
+</w15:commentsEx>
+</file>
+
+<file path=word/commentsExtensible.xml><?xml version="1.0" encoding="utf-8"?>
+<w16cex:commentsExtensible xmlns:wpc="http://schemas.microsoft.com/office/word/2010/wordprocessingCanvas" xmlns:cx="http://schemas.microsoft.com/office/drawing/2014/chartex" xmlns:cx1="http://schemas.microsoft.com/office/drawing/2015/9/8/chartex" xmlns:cx2="http://schemas.microsoft.com/office/drawing/2015/10/21/chartex" xmlns:cx3="http://schemas.microsoft.com/office/drawing/2016/5/9/chartex" xmlns:cx4="http://schemas.microsoft.com/office/drawing/2016/5/10/chartex" xmlns:cx5="http://schemas.microsoft.com/office/drawing/2016/5/11/chartex" xmlns:cx6="http://schemas.microsoft.com/office/drawing/2016/5/12/chartex" xmlns:cx7="http://schemas.microsoft.com/office/drawing/2016/5/13/chartex" xmlns:cx8="http://schemas.microsoft.com/office/drawing/2016/5/14/chartex" xmlns:cr="http://schemas.microsoft.com/office/comments/2020/reactions" xmlns:mc="http://schemas.openxmlformats.org/markup-compatibility/2006" xmlns:aink="http://schemas.microsoft.com/office/drawing/2016/ink" xmlns:am3d="http://schemas.microsoft.com/office/drawing/2017/model3d" xmlns:o="urn:schemas-microsoft-com:office:office" xmlns:oel="http://schemas.microsoft.com/office/2019/extlst" xmlns:r="http://schemas.openxmlformats.org/officeDocument/2006/relationships" xmlns:m="http://schemas.openxmlformats.org/officeDocument/2006/math" xmlns:v="urn:schemas-microsoft-com:vml" xmlns:wp14="http://schemas.microsoft.com/office/word/2010/wordprocessingDrawing" xmlns:wp="http://schemas.openxmlformats.org/drawingml/2006/wordprocessingDrawing" xmlns:w10="urn:schemas-microsoft-com:office:word" xmlns:w="http://schemas.openxmlformats.org/wordprocessingml/2006/main" xmlns:w14="http://schemas.microsoft.com/office/word/2010/wordml" xmlns:w15="http://schemas.microsoft.com/office/word/2012/wordml" xmlns:w16cex="http://schemas.microsoft.com/office/word/2018/wordml/cex" xmlns:w16cid="http://schemas.microsoft.com/office/word/2016/wordml/cid" xmlns:w16="http://schemas.microsoft.com/office/word/2018/wordml" xmlns:w16du="http://schemas.microsoft.com/office/word/2023/wordml/word16du" xmlns:w16sdtdh="http://schemas.microsoft.com/office/word/2020/wordml/sdtdatahash" xmlns:w16sdtfl="http://schemas.microsoft.com/office/word/2024/wordml/sdtformatlock" xmlns:w16se="http://schemas.microsoft.com/office/word/2015/wordml/symex" xmlns:wpg="http://schemas.microsoft.com/office/word/2010/wordprocessingGroup" xmlns:wpi="http://schemas.microsoft.com/office/word/2010/wordprocessingInk" xmlns:wne="http://schemas.microsoft.com/office/word/2006/wordml" xmlns:wps="http://schemas.microsoft.com/office/word/2010/wordprocessingShape" mc:Ignorable="w14 w15 w16se w16cid w16 w16cex w16sdtdh w16sdtfl cr w16du wp14">
+  <w16cex:commentExtensible w16cex:durableId="5FC23D58" w16cex:dateUtc="2026-08-28T15:25:00Z"/>
+</w16cex:commentsExtensible>
+</file>
+
+<file path=word/commentsIds.xml><?xml version="1.0" encoding="utf-8"?>
+<w16cid:commentsIds xmlns:wpc="http://schemas.microsoft.com/office/word/2010/wordprocessingCanvas" xmlns:cx="http://schemas.microsoft.com/office/drawing/2014/chartex" xmlns:cx1="http://schemas.microsoft.com/office/drawing/2015/9/8/chartex" xmlns:cx2="http://schemas.microsoft.com/office/drawing/2015/10/21/chartex" xmlns:cx3="http://schemas.microsoft.com/office/drawing/2016/5/9/chartex" xmlns:cx4="http://schemas.microsoft.com/office/drawing/2016/5/10/chartex" xmlns:cx5="http://schemas.microsoft.com/office/drawing/2016/5/11/chartex" xmlns:cx6="http://schemas.microsoft.com/office/drawing/2016/5/12/chartex" xmlns:cx7="http://schemas.microsoft.com/office/drawing/2016/5/13/chartex" xmlns:cx8="http://schemas.microsoft.com/office/drawing/2016/5/14/chartex" xmlns:mc="http://schemas.openxmlformats.org/markup-compatibility/2006" xmlns:aink="http://schemas.microsoft.com/office/drawing/2016/ink" xmlns:am3d="http://schemas.microsoft.com/office/drawing/2017/model3d" xmlns:o="urn:schemas-microsoft-com:office:office" xmlns:oel="http://schemas.microsoft.com/office/2019/extlst" xmlns:r="http://schemas.openxmlformats.org/officeDocument/2006/relationships" xmlns:m="http://schemas.openxmlformats.org/officeDocument/2006/math" xmlns:v="urn:schemas-microsoft-com:vml" xmlns:wp14="http://schemas.microsoft.com/office/word/2010/wordprocessingDrawing" xmlns:wp="http://schemas.openxmlformats.org/drawingml/2006/wordprocessingDrawing" xmlns:w10="urn:schemas-microsoft-com:office:word" xmlns:w="http://schemas.openxmlformats.org/wordprocessingml/2006/main" xmlns:w14="http://schemas.microsoft.com/office/word/2010/wordml" xmlns:w15="http://schemas.microsoft.com/office/word/2012/wordml" xmlns:w16cex="http://schemas.microsoft.com/office/word/2018/wordml/cex" xmlns:w16cid="http://schemas.microsoft.com/office/word/2016/wordml/cid" xmlns:w16="http://schemas.microsoft.com/office/word/2018/wordml" xmlns:w16du="http://schemas.microsoft.com/office/word/2023/wordml/word16du" xmlns:w16sdtdh="http://schemas.microsoft.com/office/word/2020/wordml/sdtdatahash" xmlns:w16sdtfl="http://schemas.microsoft.com/office/word/2024/wordml/sdtformatlock" xmlns:w16se="http://schemas.microsoft.com/office/word/2015/wordml/symex" xmlns:wpg="http://schemas.microsoft.com/office/word/2010/wordprocessingGroup" xmlns:wpi="http://schemas.microsoft.com/office/word/2010/wordprocessingInk" xmlns:wne="http://schemas.microsoft.com/office/word/2006/wordml" xmlns:wps="http://schemas.microsoft.com/office/word/2010/wordprocessingShape" mc:Ignorable="w14 w15 w16se w16cid w16 w16cex w16sdtdh w16sdtfl w16du wp14">
+  <w16cid:commentId w16cid:paraId="061C72EF" w16cid:durableId="5FC23D58"/>
+</w16cid:commentsIds>
+</file>
+
 <file path=word/numbering.xml><?xml version="1.0" encoding="utf-8"?>
 <w:numbering xmlns:wpc="http://schemas.microsoft.com/office/word/2010/wordprocessingCanvas" xmlns:cx="http://schemas.microsoft.com/office/drawing/2014/chartex" xmlns:cx1="http://schemas.microsoft.com/office/drawing/2015/9/8/chartex" xmlns:cx2="http://schemas.microsoft.com/office/drawing/2015/10/21/chartex" xmlns:cx3="http://schemas.microsoft.com/office/drawing/2016/5/9/chartex" xmlns:cx4="http://schemas.microsoft.com/office/drawing/2016/5/10/chartex" xmlns:cx5="http://schemas.microsoft.com/office/drawing/2016/5/11/chartex" xmlns:cx6="http://schemas.microsoft.com/office/drawing/2016/5/12/chartex" xmlns:cx7="http://schemas.microsoft.com/office/drawing/2016/5/13/chartex" xmlns:cx8="http://schemas.microsoft.com/office/drawing/2016/5/14/chartex" xmlns:mc="http://schemas.openxmlformats.org/markup-compatibility/2006" xmlns:aink="http://schemas.microsoft.com/office/drawing/2016/ink" xmlns:am3d="http://schemas.microsoft.com/office/drawing/2017/model3d" xmlns:o="urn:schemas-microsoft-com:office:office" xmlns:oel="http://schemas.microsoft.com/office/2019/extlst" xmlns:r="http://schemas.openxmlformats.org/officeDocument/2006/relationships" xmlns:m="http://schemas.openxmlformats.org/officeDocument/2006/math" xmlns:v="urn:schemas-microsoft-com:vml" xmlns:wp14="http://schemas.microsoft.com/office/word/2010/wordprocessingDrawing" xmlns:wp="http://schemas.openxmlformats.org/drawingml/2006/wordprocessingDrawing" xmlns:w10="urn:schemas-microsoft-com:office:word" xmlns:w="http://schemas.openxmlformats.org/wordprocessingml/2006/main" xmlns:w14="http://schemas.microsoft.com/office/word/2010/wordml" xmlns:w15="http://schemas.microsoft.com/office/word/2012/wordml" xmlns:w16cex="http://schemas.microsoft.com/office/word/2018/wordml/cex" xmlns:w16cid="http://schemas.microsoft.com/office/word/2016/wordml/cid" xmlns:w16="http://schemas.microsoft.com/office/word/2018/wordml" xmlns:w16du="http://schemas.microsoft.com/office/word/2023/wordml/word16du" xmlns:w16sdtdh="http://schemas.microsoft.com/office/word/2020/wordml/sdtdatahash" xmlns:w16sdtfl="http://schemas.microsoft.com/office/word/2024/wordml/sdtformatlock" xmlns:w16se="http://schemas.microsoft.com/office/word/2015/wordml/symex" xmlns:wpg="http://schemas.microsoft.com/office/word/2010/wordprocessingGroup" xmlns:wpi="http://schemas.microsoft.com/office/word/2010/wordprocessingInk" xmlns:wne="http://schemas.microsoft.com/office/word/2006/wordml" xmlns:wps="http://schemas.microsoft.com/office/word/2010/wordprocessingShape" mc:Ignorable="w14 w15 w16se w16cid w16 w16cex w16sdtdh w16sdtfl w16du wp14">
   <w:numPicBullet w:numPicBulletId="0">
     <w:pict>
-      <v:rect id="_x0000_i1025" style="width:0;height:1.5pt" o:hralign="center" o:bullet="t" o:hrstd="t" o:hr="t" fillcolor="#a0a0a0" stroked="f"/>
+      <v:rect id="_x0000_i1026" style="width:0;height:1.5pt" o:hralign="center" o:bullet="t" o:hrstd="t" o:hr="t" fillcolor="#a0a0a0" stroked="f"/>
     </w:pict>
   </w:numPicBullet>
   <w:abstractNum w:abstractNumId="0" w15:restartNumberingAfterBreak="0">
@@ -20301,8 +20529,8 @@
 
 <file path=word/people.xml><?xml version="1.0" encoding="utf-8"?>
 <w15:people xmlns:wpc="http://schemas.microsoft.com/office/word/2010/wordprocessingCanvas" xmlns:cx="http://schemas.microsoft.com/office/drawing/2014/chartex" xmlns:cx1="http://schemas.microsoft.com/office/drawing/2015/9/8/chartex" xmlns:cx2="http://schemas.microsoft.com/office/drawing/2015/10/21/chartex" xmlns:cx3="http://schemas.microsoft.com/office/drawing/2016/5/9/chartex" xmlns:cx4="http://schemas.microsoft.com/office/drawing/2016/5/10/chartex" xmlns:cx5="http://schemas.microsoft.com/office/drawing/2016/5/11/chartex" xmlns:cx6="http://schemas.microsoft.com/office/drawing/2016/5/12/chartex" xmlns:cx7="http://schemas.microsoft.com/office/drawing/2016/5/13/chartex" xmlns:cx8="http://schemas.microsoft.com/office/drawing/2016/5/14/chartex" xmlns:mc="http://schemas.openxmlformats.org/markup-compatibility/2006" xmlns:aink="http://schemas.microsoft.com/office/drawing/2016/ink" xmlns:am3d="http://schemas.microsoft.com/office/drawing/2017/model3d" xmlns:o="urn:schemas-microsoft-com:office:office" xmlns:oel="http://schemas.microsoft.com/office/2019/extlst" xmlns:r="http://schemas.openxmlformats.org/officeDocument/2006/relationships" xmlns:m="http://schemas.openxmlformats.org/officeDocument/2006/math" xmlns:v="urn:schemas-microsoft-com:vml" xmlns:wp14="http://schemas.microsoft.com/office/word/2010/wordprocessingDrawing" xmlns:wp="http://schemas.openxmlformats.org/drawingml/2006/wordprocessingDrawing" xmlns:w10="urn:schemas-microsoft-com:office:word" xmlns:w="http://schemas.openxmlformats.org/wordprocessingml/2006/main" xmlns:w14="http://schemas.microsoft.com/office/word/2010/wordml" xmlns:w15="http://schemas.microsoft.com/office/word/2012/wordml" xmlns:w16cex="http://schemas.microsoft.com/office/word/2018/wordml/cex" xmlns:w16cid="http://schemas.microsoft.com/office/word/2016/wordml/cid" xmlns:w16="http://schemas.microsoft.com/office/word/2018/wordml" xmlns:w16du="http://schemas.microsoft.com/office/word/2023/wordml/word16du" xmlns:w16sdtdh="http://schemas.microsoft.com/office/word/2020/wordml/sdtdatahash" xmlns:w16sdtfl="http://schemas.microsoft.com/office/word/2024/wordml/sdtformatlock" xmlns:w16se="http://schemas.microsoft.com/office/word/2015/wordml/symex" xmlns:wpg="http://schemas.microsoft.com/office/word/2010/wordprocessingGroup" xmlns:wpi="http://schemas.microsoft.com/office/word/2010/wordprocessingInk" xmlns:wne="http://schemas.microsoft.com/office/word/2006/wordml" xmlns:wps="http://schemas.microsoft.com/office/word/2010/wordprocessingShape" mc:Ignorable="w14 w15 w16se w16cid w16 w16cex w16sdtdh w16sdtfl w16du wp14">
-  <w15:person w15:author="leihong wu">
-    <w15:presenceInfo w15:providerId="Windows Live" w15:userId="635ab1bc7fa1274b"/>
+  <w15:person w15:author="Penny, Brandon *">
+    <w15:presenceInfo w15:providerId="AD" w15:userId="S::brandon.penny@fda.gov::00f4bfdd-4323-48fc-b59c-ce939e7ca042"/>
   </w15:person>
 </w15:people>
 </file>
@@ -20312,7 +20540,7 @@
   <w:docDefaults>
     <w:rPrDefault>
       <w:rPr>
-        <w:rFonts w:asciiTheme="minorHAnsi" w:eastAsiaTheme="minorEastAsia" w:hAnsiTheme="minorHAnsi" w:cstheme="minorBidi"/>
+        <w:rFonts w:asciiTheme="minorHAnsi" w:eastAsiaTheme="minorHAnsi" w:hAnsiTheme="minorHAnsi" w:cstheme="minorBidi"/>
         <w:kern w:val="2"/>
         <w:sz w:val="24"/>
         <w:szCs w:val="24"/>
@@ -21325,6 +21553,7 @@
       <w:spacing w:before="120" w:after="280" w:line="240" w:lineRule="auto"/>
     </w:pPr>
     <w:rPr>
+      <w:rFonts w:eastAsiaTheme="minorEastAsia"/>
       <w:b/>
       <w:bCs/>
       <w:smallCaps/>
@@ -21358,6 +21587,7 @@
       <w:spacing w:before="120" w:after="280" w:line="240" w:lineRule="auto"/>
     </w:pPr>
     <w:rPr>
+      <w:rFonts w:eastAsiaTheme="minorEastAsia"/>
       <w:kern w:val="0"/>
       <w:sz w:val="20"/>
       <w:szCs w:val="20"/>
@@ -21387,6 +21617,7 @@
       <w:spacing w:after="0" w:line="240" w:lineRule="auto"/>
     </w:pPr>
     <w:rPr>
+      <w:rFonts w:eastAsiaTheme="minorEastAsia"/>
       <w:kern w:val="0"/>
       <w:sz w:val="22"/>
       <w:szCs w:val="22"/>
@@ -21450,6 +21681,7 @@
       <w:spacing w:after="0" w:line="240" w:lineRule="auto"/>
     </w:pPr>
     <w:rPr>
+      <w:rFonts w:eastAsiaTheme="minorEastAsia"/>
       <w:kern w:val="0"/>
       <w:sz w:val="22"/>
       <w:szCs w:val="22"/>
@@ -21585,6 +21817,7 @@
       <w:spacing w:after="0" w:line="240" w:lineRule="auto"/>
     </w:pPr>
     <w:rPr>
+      <w:rFonts w:eastAsiaTheme="minorEastAsia"/>
       <w:kern w:val="0"/>
       <w:sz w:val="22"/>
       <w:szCs w:val="22"/>

--- a/publication/manuscripts/LLM4AE_rev1_clean_updated.docx
+++ b/publication/manuscripts/LLM4AE_rev1_clean_updated.docx
@@ -5625,7 +5625,7 @@
     </w:p>
     <w:p>
       <w:r>
-        <w:t xml:space="preserve">We trained and evaluated a supervised BioBERT named entity recognition (NER) model using a 4-fold Leave-One-Drug-Event-Pair-Out cross-validation design on the 829 FAERS narratives. Table 3 summarizes the overall benchmark comparison across model families, input paradigms, and evaluation tiers. BioBERT achieved a strict exact-match F1 of 0.5258 and an adapted ADE-Eval F1 of 0.6698, which substantially outperformed the few-shot LLaMA-4 (0.3542 Strict, 0.5098 Adapted), Claude 4.6 Sonnet (0.4222 Strict, 0.5786 Adapted), and baseline ETHER system (0.1147 Strict, 0.2447 Adapted). </w:t>
+        <w:t>We trained and evaluated a supervised BioBERT named entity recognition (NER) model using a 4-fold Leave-One-Drug-Event-Pair-Out cross-validation design on the 829 FAERS narratives across all 17 clinical concept categories. Table 3 summarizes the overall benchmark comparison across model families, input paradigms, and evaluation tiers. BioBERT achieved a strict exact-match F1 of 0.5685 ± 0.0080 and an adapted ADE-Eval F1 of 0.7463 ± 0.0076, which substantially outperformed few-shot LLaMA 4 (0.4043 Strict, 0.6249 Adapted), Claude 4.6 Sonnet (0.4667 Strict, 0.6443 Adapted), and baseline ETHER system (0.1147 Strict, 0.2447 Adapted).</w:t>
       </w:r>
     </w:p>
     <w:p/>
@@ -5658,28 +5658,32 @@
     </w:p>
     <w:tbl>
       <w:tblPr>
-        <w:tblW w:w="0" w:type="auto"/>
+        <w:tblW w:type="auto" w:w="0"/>
+        <w:jc w:val="center"/>
+        <w:tblLook w:firstColumn="1" w:firstRow="1" w:lastColumn="0" w:lastRow="0" w:noHBand="0" w:noVBand="1" w:val="04A0"/>
         <w:tblBorders>
           <w:top w:val="single" w:sz="8" w:space="0" w:color="333333"/>
           <w:bottom w:val="single" w:sz="8" w:space="0" w:color="333333"/>
           <w:insideH w:val="single" w:sz="4" w:space="0" w:color="E0E0E0"/>
+          <w:insideV w:val="none"/>
+          <w:left w:val="none"/>
+          <w:right w:val="none"/>
         </w:tblBorders>
-        <w:tblLook w:val="04A0" w:firstRow="1" w:lastRow="0" w:firstColumn="1" w:lastColumn="0" w:noHBand="0" w:noVBand="1"/>
       </w:tblPr>
       <w:tblGrid>
-        <w:gridCol w:w="2539"/>
-        <w:gridCol w:w="1516"/>
-        <w:gridCol w:w="1589"/>
+        <w:gridCol w:w="3120"/>
+        <w:gridCol w:w="3120"/>
+        <w:gridCol w:w="3120"/>
       </w:tblGrid>
       <w:tr>
         <w:tc>
           <w:tcPr>
-            <w:tcW w:w="2539" w:type="dxa"/>
-            <w:shd w:val="clear" w:color="auto" w:fill="F2F4F8"/>
+            <w:tcW w:type="dxa" w:w="4032"/>
+            <w:shd w:fill="F2F4F8"/>
             <w:tcMar>
               <w:top w:w="60" w:type="dxa"/>
+              <w:bottom w:w="60" w:type="dxa"/>
               <w:left w:w="90" w:type="dxa"/>
-              <w:bottom w:w="60" w:type="dxa"/>
               <w:right w:w="90" w:type="dxa"/>
             </w:tcMar>
             <w:vAlign w:val="center"/>
@@ -5689,6 +5693,7 @@
               <w:spacing w:before="30" w:after="30"/>
               <w:jc w:val="center"/>
             </w:pPr>
+            <w:r/>
             <w:r>
               <w:rPr>
                 <w:rFonts w:ascii="Arial" w:hAnsi="Arial"/>
@@ -5702,12 +5707,12 @@
         </w:tc>
         <w:tc>
           <w:tcPr>
-            <w:tcW w:w="1516" w:type="dxa"/>
-            <w:shd w:val="clear" w:color="auto" w:fill="F2F4F8"/>
+            <w:tcW w:type="dxa" w:w="2592"/>
+            <w:shd w:fill="F2F4F8"/>
             <w:tcMar>
               <w:top w:w="60" w:type="dxa"/>
+              <w:bottom w:w="60" w:type="dxa"/>
               <w:left w:w="90" w:type="dxa"/>
-              <w:bottom w:w="60" w:type="dxa"/>
               <w:right w:w="90" w:type="dxa"/>
             </w:tcMar>
             <w:vAlign w:val="center"/>
@@ -5717,6 +5722,7 @@
               <w:spacing w:before="30" w:after="30"/>
               <w:jc w:val="center"/>
             </w:pPr>
+            <w:r/>
             <w:r>
               <w:rPr>
                 <w:rFonts w:ascii="Arial" w:hAnsi="Arial"/>
@@ -5730,12 +5736,12 @@
         </w:tc>
         <w:tc>
           <w:tcPr>
-            <w:tcW w:w="1589" w:type="dxa"/>
-            <w:shd w:val="clear" w:color="auto" w:fill="F2F4F8"/>
+            <w:tcW w:type="dxa" w:w="2592"/>
+            <w:shd w:fill="F2F4F8"/>
             <w:tcMar>
               <w:top w:w="60" w:type="dxa"/>
+              <w:bottom w:w="60" w:type="dxa"/>
               <w:left w:w="90" w:type="dxa"/>
-              <w:bottom w:w="60" w:type="dxa"/>
               <w:right w:w="90" w:type="dxa"/>
             </w:tcMar>
             <w:vAlign w:val="center"/>
@@ -5745,6 +5751,7 @@
               <w:spacing w:before="30" w:after="30"/>
               <w:jc w:val="center"/>
             </w:pPr>
+            <w:r/>
             <w:r>
               <w:rPr>
                 <w:rFonts w:ascii="Arial" w:hAnsi="Arial"/>
@@ -5760,12 +5767,12 @@
       <w:tr>
         <w:tc>
           <w:tcPr>
-            <w:tcW w:w="2539" w:type="dxa"/>
-            <w:shd w:val="clear" w:color="auto" w:fill="FFFFFF"/>
+            <w:tcW w:type="dxa" w:w="4032"/>
+            <w:shd w:fill="FFFFFF"/>
             <w:tcMar>
               <w:top w:w="60" w:type="dxa"/>
+              <w:bottom w:w="60" w:type="dxa"/>
               <w:left w:w="90" w:type="dxa"/>
-              <w:bottom w:w="60" w:type="dxa"/>
               <w:right w:w="90" w:type="dxa"/>
             </w:tcMar>
             <w:vAlign w:val="center"/>
@@ -5773,30 +5780,28 @@
           <w:p>
             <w:pPr>
               <w:spacing w:before="30" w:after="30"/>
-              <w:jc w:val="center"/>
-              <w:rPr>
-                <w:bCs/>
-              </w:rPr>
-            </w:pPr>
+              <w:jc w:val="left"/>
+            </w:pPr>
+            <w:r/>
             <w:r>
               <w:rPr>
                 <w:rFonts w:ascii="Arial" w:hAnsi="Arial"/>
-                <w:bCs/>
+                <w:b/>
                 <w:color w:val="222222"/>
                 <w:sz w:val="16"/>
               </w:rPr>
-              <w:t>BioBERT</w:t>
-            </w:r>
-          </w:p>
-        </w:tc>
-        <w:tc>
-          <w:tcPr>
-            <w:tcW w:w="1516" w:type="dxa"/>
-            <w:shd w:val="clear" w:color="auto" w:fill="FFFFFF"/>
+              <w:t>BioBERT (4-Fold LOO)</w:t>
+            </w:r>
+          </w:p>
+        </w:tc>
+        <w:tc>
+          <w:tcPr>
+            <w:tcW w:type="dxa" w:w="2592"/>
+            <w:shd w:fill="FFFFFF"/>
             <w:tcMar>
               <w:top w:w="60" w:type="dxa"/>
+              <w:bottom w:w="60" w:type="dxa"/>
               <w:left w:w="90" w:type="dxa"/>
-              <w:bottom w:w="60" w:type="dxa"/>
               <w:right w:w="90" w:type="dxa"/>
             </w:tcMar>
             <w:vAlign w:val="center"/>
@@ -5806,24 +5811,26 @@
               <w:spacing w:before="30" w:after="30"/>
               <w:jc w:val="center"/>
             </w:pPr>
+            <w:r/>
             <w:r>
               <w:rPr>
                 <w:rFonts w:ascii="Arial" w:hAnsi="Arial"/>
+                <w:b w:val="0"/>
                 <w:color w:val="222222"/>
                 <w:sz w:val="16"/>
               </w:rPr>
-              <w:t>0.5258 ± 0.0097</w:t>
-            </w:r>
-          </w:p>
-        </w:tc>
-        <w:tc>
-          <w:tcPr>
-            <w:tcW w:w="1589" w:type="dxa"/>
-            <w:shd w:val="clear" w:color="auto" w:fill="FFFFFF"/>
+              <w:t>0.5685 ± 0.0080</w:t>
+            </w:r>
+          </w:p>
+        </w:tc>
+        <w:tc>
+          <w:tcPr>
+            <w:tcW w:type="dxa" w:w="2592"/>
+            <w:shd w:fill="FFFFFF"/>
             <w:tcMar>
               <w:top w:w="60" w:type="dxa"/>
+              <w:bottom w:w="60" w:type="dxa"/>
               <w:left w:w="90" w:type="dxa"/>
-              <w:bottom w:w="60" w:type="dxa"/>
               <w:right w:w="90" w:type="dxa"/>
             </w:tcMar>
             <w:vAlign w:val="center"/>
@@ -5833,13 +5840,15 @@
               <w:spacing w:before="30" w:after="30"/>
               <w:jc w:val="center"/>
             </w:pPr>
+            <w:r/>
             <w:r>
               <w:rPr>
                 <w:rFonts w:ascii="Arial" w:hAnsi="Arial"/>
+                <w:b w:val="0"/>
                 <w:color w:val="222222"/>
                 <w:sz w:val="16"/>
               </w:rPr>
-              <w:t>0.6698 ± 0.0095</w:t>
+              <w:t>0.7463 ± 0.0076</w:t>
             </w:r>
           </w:p>
         </w:tc>
@@ -5847,12 +5856,12 @@
       <w:tr>
         <w:tc>
           <w:tcPr>
-            <w:tcW w:w="2539" w:type="dxa"/>
-            <w:shd w:val="clear" w:color="auto" w:fill="FFFFFF"/>
+            <w:tcW w:type="dxa" w:w="4032"/>
+            <w:shd w:fill="FBFBFB"/>
             <w:tcMar>
               <w:top w:w="60" w:type="dxa"/>
+              <w:bottom w:w="60" w:type="dxa"/>
               <w:left w:w="90" w:type="dxa"/>
-              <w:bottom w:w="60" w:type="dxa"/>
               <w:right w:w="90" w:type="dxa"/>
             </w:tcMar>
             <w:vAlign w:val="center"/>
@@ -5860,26 +5869,28 @@
           <w:p>
             <w:pPr>
               <w:spacing w:before="30" w:after="30"/>
-              <w:jc w:val="center"/>
-            </w:pPr>
+              <w:jc w:val="left"/>
+            </w:pPr>
+            <w:r/>
             <w:r>
               <w:rPr>
                 <w:rFonts w:ascii="Arial" w:hAnsi="Arial"/>
+                <w:b/>
                 <w:color w:val="222222"/>
                 <w:sz w:val="16"/>
               </w:rPr>
-              <w:t>LLaMA 4</w:t>
-            </w:r>
-          </w:p>
-        </w:tc>
-        <w:tc>
-          <w:tcPr>
-            <w:tcW w:w="1516" w:type="dxa"/>
-            <w:shd w:val="clear" w:color="auto" w:fill="FFFFFF"/>
+              <w:t>LLaMA 4 (1-shot, Tagged P2_TAG)</w:t>
+            </w:r>
+          </w:p>
+        </w:tc>
+        <w:tc>
+          <w:tcPr>
+            <w:tcW w:type="dxa" w:w="2592"/>
+            <w:shd w:fill="FBFBFB"/>
             <w:tcMar>
               <w:top w:w="60" w:type="dxa"/>
+              <w:bottom w:w="60" w:type="dxa"/>
               <w:left w:w="90" w:type="dxa"/>
-              <w:bottom w:w="60" w:type="dxa"/>
               <w:right w:w="90" w:type="dxa"/>
             </w:tcMar>
             <w:vAlign w:val="center"/>
@@ -5889,24 +5900,26 @@
               <w:spacing w:before="30" w:after="30"/>
               <w:jc w:val="center"/>
             </w:pPr>
+            <w:r/>
             <w:r>
               <w:rPr>
                 <w:rFonts w:ascii="Arial" w:hAnsi="Arial"/>
+                <w:b w:val="0"/>
                 <w:color w:val="222222"/>
                 <w:sz w:val="16"/>
               </w:rPr>
-              <w:t>0.3542</w:t>
-            </w:r>
-          </w:p>
-        </w:tc>
-        <w:tc>
-          <w:tcPr>
-            <w:tcW w:w="1589" w:type="dxa"/>
-            <w:shd w:val="clear" w:color="auto" w:fill="FFFFFF"/>
+              <w:t>0.4043</w:t>
+            </w:r>
+          </w:p>
+        </w:tc>
+        <w:tc>
+          <w:tcPr>
+            <w:tcW w:type="dxa" w:w="2592"/>
+            <w:shd w:fill="FBFBFB"/>
             <w:tcMar>
               <w:top w:w="60" w:type="dxa"/>
+              <w:bottom w:w="60" w:type="dxa"/>
               <w:left w:w="90" w:type="dxa"/>
-              <w:bottom w:w="60" w:type="dxa"/>
               <w:right w:w="90" w:type="dxa"/>
             </w:tcMar>
             <w:vAlign w:val="center"/>
@@ -5916,13 +5929,15 @@
               <w:spacing w:before="30" w:after="30"/>
               <w:jc w:val="center"/>
             </w:pPr>
+            <w:r/>
             <w:r>
               <w:rPr>
                 <w:rFonts w:ascii="Arial" w:hAnsi="Arial"/>
+                <w:b w:val="0"/>
                 <w:color w:val="222222"/>
                 <w:sz w:val="16"/>
               </w:rPr>
-              <w:t>0.5098</w:t>
+              <w:t>0.6249</w:t>
             </w:r>
           </w:p>
         </w:tc>
@@ -5930,12 +5945,12 @@
       <w:tr>
         <w:tc>
           <w:tcPr>
-            <w:tcW w:w="2539" w:type="dxa"/>
-            <w:shd w:val="clear" w:color="auto" w:fill="FFFFFF"/>
+            <w:tcW w:type="dxa" w:w="4032"/>
+            <w:shd w:fill="FFFFFF"/>
             <w:tcMar>
               <w:top w:w="60" w:type="dxa"/>
+              <w:bottom w:w="60" w:type="dxa"/>
               <w:left w:w="90" w:type="dxa"/>
-              <w:bottom w:w="60" w:type="dxa"/>
               <w:right w:w="90" w:type="dxa"/>
             </w:tcMar>
             <w:vAlign w:val="center"/>
@@ -5943,26 +5958,28 @@
           <w:p>
             <w:pPr>
               <w:spacing w:before="30" w:after="30"/>
-              <w:jc w:val="center"/>
-            </w:pPr>
+              <w:jc w:val="left"/>
+            </w:pPr>
+            <w:r/>
             <w:r>
               <w:rPr>
                 <w:rFonts w:ascii="Arial" w:hAnsi="Arial"/>
+                <w:b/>
                 <w:color w:val="222222"/>
                 <w:sz w:val="16"/>
               </w:rPr>
-              <w:t xml:space="preserve">Claude 4.6 Sonnet </w:t>
-            </w:r>
-          </w:p>
-        </w:tc>
-        <w:tc>
-          <w:tcPr>
-            <w:tcW w:w="1516" w:type="dxa"/>
-            <w:shd w:val="clear" w:color="auto" w:fill="FFFFFF"/>
+              <w:t>Claude 4.6 Sonnet (1-shot, Tagged)</w:t>
+            </w:r>
+          </w:p>
+        </w:tc>
+        <w:tc>
+          <w:tcPr>
+            <w:tcW w:type="dxa" w:w="2592"/>
+            <w:shd w:fill="FFFFFF"/>
             <w:tcMar>
               <w:top w:w="60" w:type="dxa"/>
+              <w:bottom w:w="60" w:type="dxa"/>
               <w:left w:w="90" w:type="dxa"/>
-              <w:bottom w:w="60" w:type="dxa"/>
               <w:right w:w="90" w:type="dxa"/>
             </w:tcMar>
             <w:vAlign w:val="center"/>
@@ -5972,24 +5989,26 @@
               <w:spacing w:before="30" w:after="30"/>
               <w:jc w:val="center"/>
             </w:pPr>
+            <w:r/>
             <w:r>
               <w:rPr>
                 <w:rFonts w:ascii="Arial" w:hAnsi="Arial"/>
+                <w:b w:val="0"/>
                 <w:color w:val="222222"/>
                 <w:sz w:val="16"/>
               </w:rPr>
-              <w:t>0.4222</w:t>
-            </w:r>
-          </w:p>
-        </w:tc>
-        <w:tc>
-          <w:tcPr>
-            <w:tcW w:w="1589" w:type="dxa"/>
-            <w:shd w:val="clear" w:color="auto" w:fill="FFFFFF"/>
+              <w:t>0.4667</w:t>
+            </w:r>
+          </w:p>
+        </w:tc>
+        <w:tc>
+          <w:tcPr>
+            <w:tcW w:type="dxa" w:w="2592"/>
+            <w:shd w:fill="FFFFFF"/>
             <w:tcMar>
               <w:top w:w="60" w:type="dxa"/>
+              <w:bottom w:w="60" w:type="dxa"/>
               <w:left w:w="90" w:type="dxa"/>
-              <w:bottom w:w="60" w:type="dxa"/>
               <w:right w:w="90" w:type="dxa"/>
             </w:tcMar>
             <w:vAlign w:val="center"/>
@@ -5999,13 +6018,15 @@
               <w:spacing w:before="30" w:after="30"/>
               <w:jc w:val="center"/>
             </w:pPr>
+            <w:r/>
             <w:r>
               <w:rPr>
                 <w:rFonts w:ascii="Arial" w:hAnsi="Arial"/>
+                <w:b w:val="0"/>
                 <w:color w:val="222222"/>
                 <w:sz w:val="16"/>
               </w:rPr>
-              <w:t>0.5786</w:t>
+              <w:t>0.6443</w:t>
             </w:r>
           </w:p>
         </w:tc>
@@ -6013,12 +6034,12 @@
       <w:tr>
         <w:tc>
           <w:tcPr>
-            <w:tcW w:w="2539" w:type="dxa"/>
-            <w:shd w:val="clear" w:color="auto" w:fill="FBFBFB"/>
+            <w:tcW w:type="dxa" w:w="4032"/>
+            <w:shd w:fill="FBFBFB"/>
             <w:tcMar>
               <w:top w:w="60" w:type="dxa"/>
+              <w:bottom w:w="60" w:type="dxa"/>
               <w:left w:w="90" w:type="dxa"/>
-              <w:bottom w:w="60" w:type="dxa"/>
               <w:right w:w="90" w:type="dxa"/>
             </w:tcMar>
             <w:vAlign w:val="center"/>
@@ -6026,26 +6047,28 @@
           <w:p>
             <w:pPr>
               <w:spacing w:before="30" w:after="30"/>
-              <w:jc w:val="center"/>
-            </w:pPr>
+              <w:jc w:val="left"/>
+            </w:pPr>
+            <w:r/>
             <w:r>
               <w:rPr>
                 <w:rFonts w:ascii="Arial" w:hAnsi="Arial"/>
+                <w:b/>
                 <w:color w:val="222222"/>
                 <w:sz w:val="16"/>
               </w:rPr>
-              <w:t>ETHER</w:t>
-            </w:r>
-          </w:p>
-        </w:tc>
-        <w:tc>
-          <w:tcPr>
-            <w:tcW w:w="1516" w:type="dxa"/>
-            <w:shd w:val="clear" w:color="auto" w:fill="FBFBFB"/>
+              <w:t>ETHER (Baseline, used=Yes)</w:t>
+            </w:r>
+          </w:p>
+        </w:tc>
+        <w:tc>
+          <w:tcPr>
+            <w:tcW w:type="dxa" w:w="2592"/>
+            <w:shd w:fill="FBFBFB"/>
             <w:tcMar>
               <w:top w:w="60" w:type="dxa"/>
+              <w:bottom w:w="60" w:type="dxa"/>
               <w:left w:w="90" w:type="dxa"/>
-              <w:bottom w:w="60" w:type="dxa"/>
               <w:right w:w="90" w:type="dxa"/>
             </w:tcMar>
             <w:vAlign w:val="center"/>
@@ -6055,9 +6078,11 @@
               <w:spacing w:before="30" w:after="30"/>
               <w:jc w:val="center"/>
             </w:pPr>
+            <w:r/>
             <w:r>
               <w:rPr>
                 <w:rFonts w:ascii="Arial" w:hAnsi="Arial"/>
+                <w:b w:val="0"/>
                 <w:color w:val="222222"/>
                 <w:sz w:val="16"/>
               </w:rPr>
@@ -6067,12 +6092,12 @@
         </w:tc>
         <w:tc>
           <w:tcPr>
-            <w:tcW w:w="1589" w:type="dxa"/>
-            <w:shd w:val="clear" w:color="auto" w:fill="FBFBFB"/>
+            <w:tcW w:type="dxa" w:w="2592"/>
+            <w:shd w:fill="FBFBFB"/>
             <w:tcMar>
               <w:top w:w="60" w:type="dxa"/>
+              <w:bottom w:w="60" w:type="dxa"/>
               <w:left w:w="90" w:type="dxa"/>
-              <w:bottom w:w="60" w:type="dxa"/>
               <w:right w:w="90" w:type="dxa"/>
             </w:tcMar>
             <w:vAlign w:val="center"/>
@@ -6082,9 +6107,11 @@
               <w:spacing w:before="30" w:after="30"/>
               <w:jc w:val="center"/>
             </w:pPr>
+            <w:r/>
             <w:r>
               <w:rPr>
                 <w:rFonts w:ascii="Arial" w:hAnsi="Arial"/>
+                <w:b w:val="0"/>
                 <w:color w:val="222222"/>
                 <w:sz w:val="16"/>
               </w:rPr>
@@ -6276,34 +6303,7 @@
         </w:rPr>
       </w:pPr>
       <w:r>
-        <w:rPr>
-          <w:b/>
-          <w:bCs/>
-          <w:sz w:val="20"/>
-          <w:szCs w:val="20"/>
-        </w:rPr>
-        <w:t>Figure 4.</w:t>
-      </w:r>
-      <w:r>
-        <w:rPr>
-          <w:sz w:val="20"/>
-          <w:szCs w:val="20"/>
-        </w:rPr>
-        <w:t xml:space="preserve"> Comparative Concept Extraction Performance Across All 17 Clinical Concept Categories on the FAERS Benchmark Corpus (N = 829 Reports) for Fine-Tuned BioBERT (Blu</w:t>
-      </w:r>
-      <w:r>
-        <w:rPr>
-          <w:sz w:val="20"/>
-          <w:szCs w:val="20"/>
-        </w:rPr>
-        <w:t>e</w:t>
-      </w:r>
-      <w:r>
-        <w:rPr>
-          <w:sz w:val="20"/>
-          <w:szCs w:val="20"/>
-        </w:rPr>
-        <w:t>), Claude 4.6 Sonnet (Red), and LLaMA 4 (Pink).</w:t>
+        <w:t>Figure 4. Comparative Concept Extraction Performance Across All 17 Clinical Concept Categories on the FAERS Benchmark Corpus (N = 829 Reports) for Fine-Tuned BioBERT (Blue Diamond / Bar), Claude 4.6 Sonnet (Red Circle / Bar), and LLaMA 4 (Pink Square / Bar).</w:t>
       </w:r>
     </w:p>
     <w:p>
@@ -6906,13 +6906,7 @@
     </w:p>
     <w:p>
       <w:r>
-        <w:t xml:space="preserve">To evaluate cross-domain generalization beyond drug-related ICSRs, we benchmarked the systems on the public VAERS vaccine adverse event corpus (N = 1,000 narratives). As reported in Table 4 and Figure 6, BioBERT fine-tuned via 10-fold cross-validation achieved a strict exact-match F1 of 0.6594 ± 0.0196 (0.7848 ± 0.0127 Adapted F1). In contrast, the LLaMA 4 </w:t>
-      </w:r>
-      <w:r>
-        <w:t>model</w:t>
-      </w:r>
-      <w:r>
-        <w:t xml:space="preserve"> achieved a strict F1 of 0.2364 and adapted F1 of 0.4766. </w:t>
+        <w:t>To evaluate cross-domain generalization beyond drug-related ICSRs, we benchmarked the systems on the public VAERS vaccine adverse event corpus (N = 1,000 narratives). As reported in Table 4 and Figure 6, BioBERT fine-tuned via 10-fold cross-validation achieved a strict exact-match F1 of 0.6594 ± 0.0196 (0.7848 ± 0.0127 Adapted F1). In contrast, the zero-shot/1-shot LLaMA 4 baseline achieved a strict F1 of 0.2364 and adapted F1 of 0.4766. Category-level analysis (Figure 6a) confirmed strong supervised encoder advantages across treatments (TX: 0.74 vs 0.54), vaccines (VAX: 0.72 vs 0.63), diagnoses (DX: 0.52 vs 0.35), patient status (STATUS: 0.59 vs 0.04), symptoms (SYM: 0.43 vs 0.16), and laboratory findings (LAB: 0.44 vs 0.10). Error anatomy (Figure 6b–d) revealed that LLM errors on VAERS were driven by high spurious entity predictions (29.1% vs 5.2% for BERT) and prominent SYM ↔ DX and RO misclassifications.</w:t>
       </w:r>
     </w:p>
     <w:p/>
@@ -6924,46 +6918,37 @@
         </w:rPr>
       </w:pPr>
       <w:r>
-        <w:rPr>
-          <w:b/>
-          <w:bCs/>
-          <w:sz w:val="20"/>
-          <w:szCs w:val="20"/>
-        </w:rPr>
-        <w:t>Table 4.</w:t>
-      </w:r>
-      <w:r>
-        <w:rPr>
-          <w:sz w:val="20"/>
-          <w:szCs w:val="20"/>
-        </w:rPr>
-        <w:t xml:space="preserve"> Performance Benchmark on the VAERS Dataset (N = 1,000 Reports).</w:t>
+        <w:t>Table 4. Master Performance Benchmark on the VAERS Dataset (N = 1,000 Reports).</w:t>
       </w:r>
     </w:p>
     <w:tbl>
       <w:tblPr>
-        <w:tblW w:w="0" w:type="auto"/>
+        <w:tblW w:type="auto" w:w="0"/>
+        <w:jc w:val="center"/>
+        <w:tblLook w:firstColumn="1" w:firstRow="1" w:lastColumn="0" w:lastRow="0" w:noHBand="0" w:noVBand="1" w:val="04A0"/>
         <w:tblBorders>
           <w:top w:val="single" w:sz="8" w:space="0" w:color="333333"/>
           <w:bottom w:val="single" w:sz="8" w:space="0" w:color="333333"/>
           <w:insideH w:val="single" w:sz="4" w:space="0" w:color="E0E0E0"/>
+          <w:insideV w:val="none"/>
+          <w:left w:val="none"/>
+          <w:right w:val="none"/>
         </w:tblBorders>
-        <w:tblLook w:val="04A0" w:firstRow="1" w:lastRow="0" w:firstColumn="1" w:lastColumn="0" w:noHBand="0" w:noVBand="1"/>
       </w:tblPr>
       <w:tblGrid>
-        <w:gridCol w:w="2611"/>
-        <w:gridCol w:w="1516"/>
-        <w:gridCol w:w="1975"/>
+        <w:gridCol w:w="3120"/>
+        <w:gridCol w:w="3120"/>
+        <w:gridCol w:w="3120"/>
       </w:tblGrid>
       <w:tr>
         <w:tc>
           <w:tcPr>
-            <w:tcW w:w="2611" w:type="dxa"/>
-            <w:shd w:val="clear" w:color="auto" w:fill="F2F4F8"/>
+            <w:tcW w:type="dxa" w:w="4032"/>
+            <w:shd w:fill="F2F4F8"/>
             <w:tcMar>
               <w:top w:w="60" w:type="dxa"/>
+              <w:bottom w:w="60" w:type="dxa"/>
               <w:left w:w="90" w:type="dxa"/>
-              <w:bottom w:w="60" w:type="dxa"/>
               <w:right w:w="90" w:type="dxa"/>
             </w:tcMar>
             <w:vAlign w:val="center"/>
@@ -6973,6 +6958,7 @@
               <w:spacing w:before="30" w:after="30"/>
               <w:jc w:val="center"/>
             </w:pPr>
+            <w:r/>
             <w:r>
               <w:rPr>
                 <w:rFonts w:ascii="Arial" w:hAnsi="Arial"/>
@@ -6986,12 +6972,12 @@
         </w:tc>
         <w:tc>
           <w:tcPr>
-            <w:tcW w:w="1516" w:type="dxa"/>
-            <w:shd w:val="clear" w:color="auto" w:fill="F2F4F8"/>
+            <w:tcW w:type="dxa" w:w="2592"/>
+            <w:shd w:fill="F2F4F8"/>
             <w:tcMar>
               <w:top w:w="60" w:type="dxa"/>
+              <w:bottom w:w="60" w:type="dxa"/>
               <w:left w:w="90" w:type="dxa"/>
-              <w:bottom w:w="60" w:type="dxa"/>
               <w:right w:w="90" w:type="dxa"/>
             </w:tcMar>
             <w:vAlign w:val="center"/>
@@ -7001,6 +6987,7 @@
               <w:spacing w:before="30" w:after="30"/>
               <w:jc w:val="center"/>
             </w:pPr>
+            <w:r/>
             <w:r>
               <w:rPr>
                 <w:rFonts w:ascii="Arial" w:hAnsi="Arial"/>
@@ -7008,18 +6995,18 @@
                 <w:color w:val="111111"/>
                 <w:sz w:val="16"/>
               </w:rPr>
-              <w:t>Strict Exact F1</w:t>
-            </w:r>
-          </w:p>
-        </w:tc>
-        <w:tc>
-          <w:tcPr>
-            <w:tcW w:w="1975" w:type="dxa"/>
-            <w:shd w:val="clear" w:color="auto" w:fill="F2F4F8"/>
+              <w:t>Primary Tier: Strict Exact F1</w:t>
+            </w:r>
+          </w:p>
+        </w:tc>
+        <w:tc>
+          <w:tcPr>
+            <w:tcW w:type="dxa" w:w="2592"/>
+            <w:shd w:fill="F2F4F8"/>
             <w:tcMar>
               <w:top w:w="60" w:type="dxa"/>
+              <w:bottom w:w="60" w:type="dxa"/>
               <w:left w:w="90" w:type="dxa"/>
-              <w:bottom w:w="60" w:type="dxa"/>
               <w:right w:w="90" w:type="dxa"/>
             </w:tcMar>
             <w:vAlign w:val="center"/>
@@ -7029,6 +7016,7 @@
               <w:spacing w:before="30" w:after="30"/>
               <w:jc w:val="center"/>
             </w:pPr>
+            <w:r/>
             <w:r>
               <w:rPr>
                 <w:rFonts w:ascii="Arial" w:hAnsi="Arial"/>
@@ -7036,54 +7024,34 @@
                 <w:color w:val="111111"/>
                 <w:sz w:val="16"/>
               </w:rPr>
-              <w:t>Adapted ADE</w:t>
-            </w:r>
+              <w:t>Secondary Tier: Adapted ADE F1</w:t>
+            </w:r>
+          </w:p>
+        </w:tc>
+      </w:tr>
+      <w:tr>
+        <w:tc>
+          <w:tcPr>
+            <w:tcW w:type="dxa" w:w="4032"/>
+            <w:shd w:fill="FFFFFF"/>
+            <w:tcMar>
+              <w:top w:w="60" w:type="dxa"/>
+              <w:bottom w:w="60" w:type="dxa"/>
+              <w:left w:w="90" w:type="dxa"/>
+              <w:right w:w="90" w:type="dxa"/>
+            </w:tcMar>
+            <w:vAlign w:val="center"/>
+          </w:tcPr>
+          <w:p>
+            <w:pPr>
+              <w:spacing w:before="30" w:after="30"/>
+              <w:jc w:val="left"/>
+            </w:pPr>
+            <w:r/>
             <w:r>
               <w:rPr>
                 <w:rFonts w:ascii="Arial" w:hAnsi="Arial"/>
                 <w:b/>
-                <w:color w:val="111111"/>
-                <w:sz w:val="16"/>
-              </w:rPr>
-              <w:t>-Eval</w:t>
-            </w:r>
-            <w:r>
-              <w:rPr>
-                <w:rFonts w:ascii="Arial" w:hAnsi="Arial"/>
-                <w:b/>
-                <w:color w:val="111111"/>
-                <w:sz w:val="16"/>
-              </w:rPr>
-              <w:t xml:space="preserve"> F1</w:t>
-            </w:r>
-          </w:p>
-        </w:tc>
-      </w:tr>
-      <w:tr>
-        <w:tc>
-          <w:tcPr>
-            <w:tcW w:w="2611" w:type="dxa"/>
-            <w:shd w:val="clear" w:color="auto" w:fill="FFFFFF"/>
-            <w:tcMar>
-              <w:top w:w="60" w:type="dxa"/>
-              <w:left w:w="90" w:type="dxa"/>
-              <w:bottom w:w="60" w:type="dxa"/>
-              <w:right w:w="90" w:type="dxa"/>
-            </w:tcMar>
-            <w:vAlign w:val="center"/>
-          </w:tcPr>
-          <w:p>
-            <w:pPr>
-              <w:spacing w:before="30" w:after="30"/>
-              <w:jc w:val="center"/>
-              <w:rPr>
-                <w:bCs/>
-              </w:rPr>
-            </w:pPr>
-            <w:r>
-              <w:rPr>
-                <w:rFonts w:ascii="Arial" w:hAnsi="Arial"/>
-                <w:bCs/>
                 <w:color w:val="222222"/>
                 <w:sz w:val="16"/>
               </w:rPr>
@@ -7093,12 +7061,12 @@
         </w:tc>
         <w:tc>
           <w:tcPr>
-            <w:tcW w:w="1516" w:type="dxa"/>
-            <w:shd w:val="clear" w:color="auto" w:fill="FFFFFF"/>
+            <w:tcW w:type="dxa" w:w="2592"/>
+            <w:shd w:fill="FFFFFF"/>
             <w:tcMar>
               <w:top w:w="60" w:type="dxa"/>
+              <w:bottom w:w="60" w:type="dxa"/>
               <w:left w:w="90" w:type="dxa"/>
-              <w:bottom w:w="60" w:type="dxa"/>
               <w:right w:w="90" w:type="dxa"/>
             </w:tcMar>
             <w:vAlign w:val="center"/>
@@ -7108,9 +7076,11 @@
               <w:spacing w:before="30" w:after="30"/>
               <w:jc w:val="center"/>
             </w:pPr>
+            <w:r/>
             <w:r>
               <w:rPr>
                 <w:rFonts w:ascii="Arial" w:hAnsi="Arial"/>
+                <w:b w:val="0"/>
                 <w:color w:val="222222"/>
                 <w:sz w:val="16"/>
               </w:rPr>
@@ -7120,12 +7090,12 @@
         </w:tc>
         <w:tc>
           <w:tcPr>
-            <w:tcW w:w="1975" w:type="dxa"/>
-            <w:shd w:val="clear" w:color="auto" w:fill="FFFFFF"/>
+            <w:tcW w:type="dxa" w:w="2592"/>
+            <w:shd w:fill="FFFFFF"/>
             <w:tcMar>
               <w:top w:w="60" w:type="dxa"/>
+              <w:bottom w:w="60" w:type="dxa"/>
               <w:left w:w="90" w:type="dxa"/>
-              <w:bottom w:w="60" w:type="dxa"/>
               <w:right w:w="90" w:type="dxa"/>
             </w:tcMar>
             <w:vAlign w:val="center"/>
@@ -7135,9 +7105,11 @@
               <w:spacing w:before="30" w:after="30"/>
               <w:jc w:val="center"/>
             </w:pPr>
+            <w:r/>
             <w:r>
               <w:rPr>
                 <w:rFonts w:ascii="Arial" w:hAnsi="Arial"/>
+                <w:b w:val="0"/>
                 <w:color w:val="222222"/>
                 <w:sz w:val="16"/>
               </w:rPr>
@@ -7149,12 +7121,12 @@
       <w:tr>
         <w:tc>
           <w:tcPr>
-            <w:tcW w:w="2611" w:type="dxa"/>
-            <w:shd w:val="clear" w:color="auto" w:fill="FBFBFB"/>
+            <w:tcW w:type="dxa" w:w="4032"/>
+            <w:shd w:fill="FBFBFB"/>
             <w:tcMar>
               <w:top w:w="60" w:type="dxa"/>
+              <w:bottom w:w="60" w:type="dxa"/>
               <w:left w:w="90" w:type="dxa"/>
-              <w:bottom w:w="60" w:type="dxa"/>
               <w:right w:w="90" w:type="dxa"/>
             </w:tcMar>
             <w:vAlign w:val="center"/>
@@ -7162,26 +7134,28 @@
           <w:p>
             <w:pPr>
               <w:spacing w:before="30" w:after="30"/>
-              <w:jc w:val="center"/>
-            </w:pPr>
+              <w:jc w:val="left"/>
+            </w:pPr>
+            <w:r/>
             <w:r>
               <w:rPr>
                 <w:rFonts w:ascii="Arial" w:hAnsi="Arial"/>
+                <w:b/>
                 <w:color w:val="222222"/>
                 <w:sz w:val="16"/>
               </w:rPr>
-              <w:t>LLaMA 4</w:t>
-            </w:r>
-          </w:p>
-        </w:tc>
-        <w:tc>
-          <w:tcPr>
-            <w:tcW w:w="1516" w:type="dxa"/>
-            <w:shd w:val="clear" w:color="auto" w:fill="FBFBFB"/>
+              <w:t>LLaMA 4 (1-shot, Tagged P2_TAG_VAERS)</w:t>
+            </w:r>
+          </w:p>
+        </w:tc>
+        <w:tc>
+          <w:tcPr>
+            <w:tcW w:type="dxa" w:w="2592"/>
+            <w:shd w:fill="FBFBFB"/>
             <w:tcMar>
               <w:top w:w="60" w:type="dxa"/>
+              <w:bottom w:w="60" w:type="dxa"/>
               <w:left w:w="90" w:type="dxa"/>
-              <w:bottom w:w="60" w:type="dxa"/>
               <w:right w:w="90" w:type="dxa"/>
             </w:tcMar>
             <w:vAlign w:val="center"/>
@@ -7191,9 +7165,11 @@
               <w:spacing w:before="30" w:after="30"/>
               <w:jc w:val="center"/>
             </w:pPr>
+            <w:r/>
             <w:r>
               <w:rPr>
                 <w:rFonts w:ascii="Arial" w:hAnsi="Arial"/>
+                <w:b w:val="0"/>
                 <w:color w:val="222222"/>
                 <w:sz w:val="16"/>
               </w:rPr>
@@ -7203,12 +7179,12 @@
         </w:tc>
         <w:tc>
           <w:tcPr>
-            <w:tcW w:w="1975" w:type="dxa"/>
-            <w:shd w:val="clear" w:color="auto" w:fill="FBFBFB"/>
+            <w:tcW w:type="dxa" w:w="2592"/>
+            <w:shd w:fill="FBFBFB"/>
             <w:tcMar>
               <w:top w:w="60" w:type="dxa"/>
+              <w:bottom w:w="60" w:type="dxa"/>
               <w:left w:w="90" w:type="dxa"/>
-              <w:bottom w:w="60" w:type="dxa"/>
               <w:right w:w="90" w:type="dxa"/>
             </w:tcMar>
             <w:vAlign w:val="center"/>
@@ -7218,9 +7194,11 @@
               <w:spacing w:before="30" w:after="30"/>
               <w:jc w:val="center"/>
             </w:pPr>
+            <w:r/>
             <w:r>
               <w:rPr>
                 <w:rFonts w:ascii="Arial" w:hAnsi="Arial"/>
+                <w:b w:val="0"/>
                 <w:color w:val="222222"/>
                 <w:sz w:val="16"/>
               </w:rPr>
@@ -7349,55 +7327,7 @@
     </w:p>
     <w:p>
       <w:r>
-        <w:t>We applied a repeated Leave-One-Drug-Event-Pair-Out cross-validation protocol on the FAERS corpus to evaluate model generalization across distinct therapeutic contexts. For each of the 4 curated drug-event cohorts, the model was trained on the remaining 3 case series and evaluated on the held-out series. As shown in Table 5, strict exact-match F1 was 0.</w:t>
-      </w:r>
-      <w:r>
-        <w:t>6002</w:t>
-      </w:r>
-      <w:r>
-        <w:t xml:space="preserve"> for azacitidine–QT prolongation (N = 200), 0.</w:t>
-      </w:r>
-      <w:r>
-        <w:t>6367</w:t>
-      </w:r>
-      <w:r>
-        <w:t xml:space="preserve"> for baricitinib–hypersensitivity (N = 200), 0</w:t>
-      </w:r>
-      <w:r>
-        <w:t xml:space="preserve">.5289 </w:t>
-      </w:r>
-      <w:r>
-        <w:t>for tramadol–hypoglycemia (N = 229), and 0</w:t>
-      </w:r>
-      <w:r>
-        <w:t>.5084</w:t>
-      </w:r>
-      <w:r>
-        <w:t xml:space="preserve"> for </w:t>
-      </w:r>
-      <w:proofErr w:type="spellStart"/>
-      <w:r>
-        <w:t>erenumab</w:t>
-      </w:r>
-      <w:proofErr w:type="spellEnd"/>
-      <w:r>
-        <w:t xml:space="preserve">–stroke (N = </w:t>
-      </w:r>
-      <w:r>
-        <w:lastRenderedPageBreak/>
-        <w:t>200), yielding a macro-average F1 of 0.5</w:t>
-      </w:r>
-      <w:r>
-        <w:t>685</w:t>
-      </w:r>
-      <w:r>
-        <w:t xml:space="preserve"> across folds (0.7</w:t>
-      </w:r>
-      <w:r>
-        <w:t>46</w:t>
-      </w:r>
-      <w:r>
-        <w:t>3 Adapted F1). The between-series performance variance exceeded within-fold variation, demonstrating that narrative complexity and therapeutic vocabulary differences contribute more variation than stochastic model initialization.</w:t>
+        <w:t>We applied a repeated Leave-One-Drug-Event-Pair-Out cross-validation protocol on the FAERS corpus to evaluate model generalization across distinct therapeutic contexts on all 17 clinical concept categories. For each of the 4 curated drug-event cohorts, the model was trained on the remaining 3 case series and evaluated on the held-out series. As shown in Table 5, strict exact-match F1 was 0.6002 ± 0.0114 for azacitidine–QT prolongation (N = 200), 0.6367 ± 0.0201 for baricitinib–hypersensitivity (N = 200), 0.5289 ± 0.0093 for tramadol–hypoglycemia (N = 229), and 0.5084 ± 0.0122 for erenumab–stroke (N = 200), yielding a macro-average F1 of 0.5685 ± 0.0080 across folds (0.7463 ± 0.0076 Adapted F1). The between-series performance variance exceeded within-fold variation, demonstrating that narrative complexity and therapeutic vocabulary differences contribute more variation than stochastic model initialization.</w:t>
       </w:r>
     </w:p>
     <w:p>
@@ -7407,33 +7337,33 @@
     </w:p>
     <w:tbl>
       <w:tblPr>
-        <w:tblW w:w="0" w:type="auto"/>
+        <w:tblW w:type="auto" w:w="0"/>
         <w:jc w:val="center"/>
+        <w:tblLook w:firstColumn="1" w:firstRow="1" w:lastColumn="0" w:lastRow="0" w:noHBand="0" w:noVBand="1" w:val="04A0"/>
         <w:tblBorders>
           <w:top w:val="single" w:sz="8" w:space="0" w:color="333333"/>
           <w:bottom w:val="single" w:sz="8" w:space="0" w:color="333333"/>
           <w:insideH w:val="single" w:sz="4" w:space="0" w:color="E0E0E0"/>
+          <w:insideV w:val="none"/>
+          <w:left w:val="none"/>
+          <w:right w:val="none"/>
         </w:tblBorders>
-        <w:tblLook w:val="04A0" w:firstRow="1" w:lastRow="0" w:firstColumn="1" w:lastColumn="0" w:noHBand="0" w:noVBand="1"/>
       </w:tblPr>
       <w:tblGrid>
-        <w:gridCol w:w="3167"/>
-        <w:gridCol w:w="1987"/>
-        <w:gridCol w:w="2087"/>
-        <w:gridCol w:w="2119"/>
+        <w:gridCol w:w="2340"/>
+        <w:gridCol w:w="2340"/>
+        <w:gridCol w:w="2340"/>
+        <w:gridCol w:w="2340"/>
       </w:tblGrid>
       <w:tr>
-        <w:trPr>
-          <w:jc w:val="center"/>
-        </w:trPr>
-        <w:tc>
-          <w:tcPr>
-            <w:tcW w:w="3167" w:type="dxa"/>
-            <w:shd w:val="clear" w:color="auto" w:fill="F2F4F8"/>
+        <w:tc>
+          <w:tcPr>
+            <w:tcW w:type="dxa" w:w="3456"/>
+            <w:shd w:fill="F2F4F8"/>
             <w:tcMar>
               <w:top w:w="60" w:type="dxa"/>
+              <w:bottom w:w="60" w:type="dxa"/>
               <w:left w:w="90" w:type="dxa"/>
-              <w:bottom w:w="60" w:type="dxa"/>
               <w:right w:w="90" w:type="dxa"/>
             </w:tcMar>
             <w:vAlign w:val="center"/>
@@ -7443,6 +7373,7 @@
               <w:spacing w:before="30" w:after="30"/>
               <w:jc w:val="center"/>
             </w:pPr>
+            <w:r/>
             <w:r>
               <w:rPr>
                 <w:rFonts w:ascii="Arial" w:hAnsi="Arial"/>
@@ -7456,12 +7387,12 @@
         </w:tc>
         <w:tc>
           <w:tcPr>
-            <w:tcW w:w="1987" w:type="dxa"/>
-            <w:shd w:val="clear" w:color="auto" w:fill="F2F4F8"/>
+            <w:tcW w:type="dxa" w:w="2160"/>
+            <w:shd w:fill="F2F4F8"/>
             <w:tcMar>
               <w:top w:w="60" w:type="dxa"/>
+              <w:bottom w:w="60" w:type="dxa"/>
               <w:left w:w="90" w:type="dxa"/>
-              <w:bottom w:w="60" w:type="dxa"/>
               <w:right w:w="90" w:type="dxa"/>
             </w:tcMar>
             <w:vAlign w:val="center"/>
@@ -7471,6 +7402,7 @@
               <w:spacing w:before="30" w:after="30"/>
               <w:jc w:val="center"/>
             </w:pPr>
+            <w:r/>
             <w:r>
               <w:rPr>
                 <w:rFonts w:ascii="Arial" w:hAnsi="Arial"/>
@@ -7484,12 +7416,12 @@
         </w:tc>
         <w:tc>
           <w:tcPr>
-            <w:tcW w:w="2087" w:type="dxa"/>
-            <w:shd w:val="clear" w:color="auto" w:fill="F2F4F8"/>
+            <w:tcW w:type="dxa" w:w="2304"/>
+            <w:shd w:fill="F2F4F8"/>
             <w:tcMar>
               <w:top w:w="60" w:type="dxa"/>
+              <w:bottom w:w="60" w:type="dxa"/>
               <w:left w:w="90" w:type="dxa"/>
-              <w:bottom w:w="60" w:type="dxa"/>
               <w:right w:w="90" w:type="dxa"/>
             </w:tcMar>
             <w:vAlign w:val="center"/>
@@ -7499,6 +7431,7 @@
               <w:spacing w:before="30" w:after="30"/>
               <w:jc w:val="center"/>
             </w:pPr>
+            <w:r/>
             <w:r>
               <w:rPr>
                 <w:rFonts w:ascii="Arial" w:hAnsi="Arial"/>
@@ -7512,12 +7445,12 @@
         </w:tc>
         <w:tc>
           <w:tcPr>
-            <w:tcW w:w="2119" w:type="dxa"/>
-            <w:shd w:val="clear" w:color="auto" w:fill="F2F4F8"/>
+            <w:tcW w:type="dxa" w:w="2304"/>
+            <w:shd w:fill="F2F4F8"/>
             <w:tcMar>
               <w:top w:w="60" w:type="dxa"/>
+              <w:bottom w:w="60" w:type="dxa"/>
               <w:left w:w="90" w:type="dxa"/>
-              <w:bottom w:w="60" w:type="dxa"/>
               <w:right w:w="90" w:type="dxa"/>
             </w:tcMar>
             <w:vAlign w:val="center"/>
@@ -7527,6 +7460,7 @@
               <w:spacing w:before="30" w:after="30"/>
               <w:jc w:val="center"/>
             </w:pPr>
+            <w:r/>
             <w:r>
               <w:rPr>
                 <w:rFonts w:ascii="Arial" w:hAnsi="Arial"/>
@@ -7540,17 +7474,14 @@
         </w:tc>
       </w:tr>
       <w:tr>
-        <w:trPr>
-          <w:jc w:val="center"/>
-        </w:trPr>
-        <w:tc>
-          <w:tcPr>
-            <w:tcW w:w="3167" w:type="dxa"/>
-            <w:shd w:val="clear" w:color="auto" w:fill="FFFFFF"/>
+        <w:tc>
+          <w:tcPr>
+            <w:tcW w:type="dxa" w:w="3456"/>
+            <w:shd w:fill="FFFFFF"/>
             <w:tcMar>
               <w:top w:w="60" w:type="dxa"/>
+              <w:bottom w:w="60" w:type="dxa"/>
               <w:left w:w="90" w:type="dxa"/>
-              <w:bottom w:w="60" w:type="dxa"/>
               <w:right w:w="90" w:type="dxa"/>
             </w:tcMar>
             <w:vAlign w:val="center"/>
@@ -7558,26 +7489,28 @@
           <w:p>
             <w:pPr>
               <w:spacing w:before="30" w:after="30"/>
-            </w:pPr>
+              <w:jc w:val="left"/>
+            </w:pPr>
+            <w:r/>
             <w:r>
               <w:rPr>
-                <w:rFonts w:ascii="Arial" w:hAnsi="Arial" w:cs="Arial"/>
-                <w:color w:val="000000"/>
-                <w:sz w:val="17"/>
-                <w:szCs w:val="17"/>
+                <w:rFonts w:ascii="Arial" w:hAnsi="Arial"/>
+                <w:b/>
+                <w:color w:val="222222"/>
+                <w:sz w:val="16"/>
               </w:rPr>
-              <w:t>Azacitidine - QT Prolongation</w:t>
-            </w:r>
-          </w:p>
-        </w:tc>
-        <w:tc>
-          <w:tcPr>
-            <w:tcW w:w="1987" w:type="dxa"/>
-            <w:shd w:val="clear" w:color="auto" w:fill="FFFFFF"/>
+              <w:t>Azacitidine – QT Prolongation</w:t>
+            </w:r>
+          </w:p>
+        </w:tc>
+        <w:tc>
+          <w:tcPr>
+            <w:tcW w:type="dxa" w:w="2160"/>
+            <w:shd w:fill="FFFFFF"/>
             <w:tcMar>
               <w:top w:w="60" w:type="dxa"/>
+              <w:bottom w:w="60" w:type="dxa"/>
               <w:left w:w="90" w:type="dxa"/>
-              <w:bottom w:w="60" w:type="dxa"/>
               <w:right w:w="90" w:type="dxa"/>
             </w:tcMar>
             <w:vAlign w:val="center"/>
@@ -7587,12 +7520,13 @@
               <w:spacing w:before="30" w:after="30"/>
               <w:jc w:val="center"/>
             </w:pPr>
+            <w:r/>
             <w:r>
               <w:rPr>
-                <w:rFonts w:ascii="Arial" w:hAnsi="Arial" w:cs="Arial"/>
-                <w:color w:val="000000"/>
-                <w:sz w:val="17"/>
-                <w:szCs w:val="17"/>
+                <w:rFonts w:ascii="Arial" w:hAnsi="Arial"/>
+                <w:b w:val="0"/>
+                <w:color w:val="222222"/>
+                <w:sz w:val="16"/>
               </w:rPr>
               <w:t>N = 200 reports</w:t>
             </w:r>
@@ -7600,12 +7534,12 @@
         </w:tc>
         <w:tc>
           <w:tcPr>
-            <w:tcW w:w="2087" w:type="dxa"/>
-            <w:shd w:val="clear" w:color="auto" w:fill="FFFFFF"/>
+            <w:tcW w:type="dxa" w:w="2304"/>
+            <w:shd w:fill="FFFFFF"/>
             <w:tcMar>
               <w:top w:w="60" w:type="dxa"/>
+              <w:bottom w:w="60" w:type="dxa"/>
               <w:left w:w="90" w:type="dxa"/>
-              <w:bottom w:w="60" w:type="dxa"/>
               <w:right w:w="90" w:type="dxa"/>
             </w:tcMar>
             <w:vAlign w:val="center"/>
@@ -7615,12 +7549,13 @@
               <w:spacing w:before="30" w:after="30"/>
               <w:jc w:val="center"/>
             </w:pPr>
+            <w:r/>
             <w:r>
               <w:rPr>
-                <w:rFonts w:ascii="Arial" w:hAnsi="Arial" w:cs="Arial"/>
-                <w:color w:val="000000"/>
-                <w:sz w:val="17"/>
-                <w:szCs w:val="17"/>
+                <w:rFonts w:ascii="Arial" w:hAnsi="Arial"/>
+                <w:b w:val="0"/>
+                <w:color w:val="222222"/>
+                <w:sz w:val="16"/>
               </w:rPr>
               <w:t>0.6002 ± 0.0114</w:t>
             </w:r>
@@ -7628,12 +7563,12 @@
         </w:tc>
         <w:tc>
           <w:tcPr>
-            <w:tcW w:w="2119" w:type="dxa"/>
-            <w:shd w:val="clear" w:color="auto" w:fill="FFFFFF"/>
+            <w:tcW w:type="dxa" w:w="2304"/>
+            <w:shd w:fill="FFFFFF"/>
             <w:tcMar>
               <w:top w:w="60" w:type="dxa"/>
+              <w:bottom w:w="60" w:type="dxa"/>
               <w:left w:w="90" w:type="dxa"/>
-              <w:bottom w:w="60" w:type="dxa"/>
               <w:right w:w="90" w:type="dxa"/>
             </w:tcMar>
             <w:vAlign w:val="center"/>
@@ -7643,12 +7578,13 @@
               <w:spacing w:before="30" w:after="30"/>
               <w:jc w:val="center"/>
             </w:pPr>
+            <w:r/>
             <w:r>
               <w:rPr>
-                <w:rFonts w:ascii="Arial" w:hAnsi="Arial" w:cs="Arial"/>
-                <w:color w:val="000000"/>
-                <w:sz w:val="17"/>
-                <w:szCs w:val="17"/>
+                <w:rFonts w:ascii="Arial" w:hAnsi="Arial"/>
+                <w:b w:val="0"/>
+                <w:color w:val="222222"/>
+                <w:sz w:val="16"/>
               </w:rPr>
               <w:t>0.7733 ± 0.0092</w:t>
             </w:r>
@@ -7656,17 +7592,14 @@
         </w:tc>
       </w:tr>
       <w:tr>
-        <w:trPr>
-          <w:jc w:val="center"/>
-        </w:trPr>
-        <w:tc>
-          <w:tcPr>
-            <w:tcW w:w="3167" w:type="dxa"/>
-            <w:shd w:val="clear" w:color="auto" w:fill="FBFBFB"/>
+        <w:tc>
+          <w:tcPr>
+            <w:tcW w:type="dxa" w:w="3456"/>
+            <w:shd w:fill="FBFBFB"/>
             <w:tcMar>
               <w:top w:w="60" w:type="dxa"/>
+              <w:bottom w:w="60" w:type="dxa"/>
               <w:left w:w="90" w:type="dxa"/>
-              <w:bottom w:w="60" w:type="dxa"/>
               <w:right w:w="90" w:type="dxa"/>
             </w:tcMar>
             <w:vAlign w:val="center"/>
@@ -7674,26 +7607,28 @@
           <w:p>
             <w:pPr>
               <w:spacing w:before="30" w:after="30"/>
-            </w:pPr>
+              <w:jc w:val="left"/>
+            </w:pPr>
+            <w:r/>
             <w:r>
               <w:rPr>
-                <w:rFonts w:ascii="Arial" w:hAnsi="Arial" w:cs="Arial"/>
-                <w:color w:val="000000"/>
-                <w:sz w:val="17"/>
-                <w:szCs w:val="17"/>
+                <w:rFonts w:ascii="Arial" w:hAnsi="Arial"/>
+                <w:b/>
+                <w:color w:val="222222"/>
+                <w:sz w:val="16"/>
               </w:rPr>
-              <w:t>Baricitinib - Hypersensitivity</w:t>
-            </w:r>
-          </w:p>
-        </w:tc>
-        <w:tc>
-          <w:tcPr>
-            <w:tcW w:w="1987" w:type="dxa"/>
-            <w:shd w:val="clear" w:color="auto" w:fill="FBFBFB"/>
+              <w:t>Baricitinib – Hypersensitivity</w:t>
+            </w:r>
+          </w:p>
+        </w:tc>
+        <w:tc>
+          <w:tcPr>
+            <w:tcW w:type="dxa" w:w="2160"/>
+            <w:shd w:fill="FBFBFB"/>
             <w:tcMar>
               <w:top w:w="60" w:type="dxa"/>
+              <w:bottom w:w="60" w:type="dxa"/>
               <w:left w:w="90" w:type="dxa"/>
-              <w:bottom w:w="60" w:type="dxa"/>
               <w:right w:w="90" w:type="dxa"/>
             </w:tcMar>
             <w:vAlign w:val="center"/>
@@ -7703,12 +7638,13 @@
               <w:spacing w:before="30" w:after="30"/>
               <w:jc w:val="center"/>
             </w:pPr>
+            <w:r/>
             <w:r>
               <w:rPr>
-                <w:rFonts w:ascii="Arial" w:hAnsi="Arial" w:cs="Arial"/>
-                <w:color w:val="000000"/>
-                <w:sz w:val="17"/>
-                <w:szCs w:val="17"/>
+                <w:rFonts w:ascii="Arial" w:hAnsi="Arial"/>
+                <w:b w:val="0"/>
+                <w:color w:val="222222"/>
+                <w:sz w:val="16"/>
               </w:rPr>
               <w:t>N = 200 reports</w:t>
             </w:r>
@@ -7716,12 +7652,12 @@
         </w:tc>
         <w:tc>
           <w:tcPr>
-            <w:tcW w:w="2087" w:type="dxa"/>
-            <w:shd w:val="clear" w:color="auto" w:fill="FBFBFB"/>
+            <w:tcW w:type="dxa" w:w="2304"/>
+            <w:shd w:fill="FBFBFB"/>
             <w:tcMar>
               <w:top w:w="60" w:type="dxa"/>
+              <w:bottom w:w="60" w:type="dxa"/>
               <w:left w:w="90" w:type="dxa"/>
-              <w:bottom w:w="60" w:type="dxa"/>
               <w:right w:w="90" w:type="dxa"/>
             </w:tcMar>
             <w:vAlign w:val="center"/>
@@ -7731,12 +7667,13 @@
               <w:spacing w:before="30" w:after="30"/>
               <w:jc w:val="center"/>
             </w:pPr>
+            <w:r/>
             <w:r>
               <w:rPr>
-                <w:rFonts w:ascii="Arial" w:hAnsi="Arial" w:cs="Arial"/>
-                <w:color w:val="000000"/>
-                <w:sz w:val="17"/>
-                <w:szCs w:val="17"/>
+                <w:rFonts w:ascii="Arial" w:hAnsi="Arial"/>
+                <w:b w:val="0"/>
+                <w:color w:val="222222"/>
+                <w:sz w:val="16"/>
               </w:rPr>
               <w:t>0.6367 ± 0.0201</w:t>
             </w:r>
@@ -7744,12 +7681,12 @@
         </w:tc>
         <w:tc>
           <w:tcPr>
-            <w:tcW w:w="2119" w:type="dxa"/>
-            <w:shd w:val="clear" w:color="auto" w:fill="FBFBFB"/>
+            <w:tcW w:type="dxa" w:w="2304"/>
+            <w:shd w:fill="FBFBFB"/>
             <w:tcMar>
               <w:top w:w="60" w:type="dxa"/>
+              <w:bottom w:w="60" w:type="dxa"/>
               <w:left w:w="90" w:type="dxa"/>
-              <w:bottom w:w="60" w:type="dxa"/>
               <w:right w:w="90" w:type="dxa"/>
             </w:tcMar>
             <w:vAlign w:val="center"/>
@@ -7759,12 +7696,13 @@
               <w:spacing w:before="30" w:after="30"/>
               <w:jc w:val="center"/>
             </w:pPr>
+            <w:r/>
             <w:r>
               <w:rPr>
-                <w:rFonts w:ascii="Arial" w:hAnsi="Arial" w:cs="Arial"/>
-                <w:color w:val="000000"/>
-                <w:sz w:val="17"/>
-                <w:szCs w:val="17"/>
+                <w:rFonts w:ascii="Arial" w:hAnsi="Arial"/>
+                <w:b w:val="0"/>
+                <w:color w:val="222222"/>
+                <w:sz w:val="16"/>
               </w:rPr>
               <w:t>0.7751 ± 0.0128</w:t>
             </w:r>
@@ -7772,17 +7710,14 @@
         </w:tc>
       </w:tr>
       <w:tr>
-        <w:trPr>
-          <w:jc w:val="center"/>
-        </w:trPr>
-        <w:tc>
-          <w:tcPr>
-            <w:tcW w:w="3167" w:type="dxa"/>
-            <w:shd w:val="clear" w:color="auto" w:fill="FFFFFF"/>
+        <w:tc>
+          <w:tcPr>
+            <w:tcW w:type="dxa" w:w="3456"/>
+            <w:shd w:fill="FFFFFF"/>
             <w:tcMar>
               <w:top w:w="60" w:type="dxa"/>
+              <w:bottom w:w="60" w:type="dxa"/>
               <w:left w:w="90" w:type="dxa"/>
-              <w:bottom w:w="60" w:type="dxa"/>
               <w:right w:w="90" w:type="dxa"/>
             </w:tcMar>
             <w:vAlign w:val="center"/>
@@ -7790,26 +7725,28 @@
           <w:p>
             <w:pPr>
               <w:spacing w:before="30" w:after="30"/>
-            </w:pPr>
+              <w:jc w:val="left"/>
+            </w:pPr>
+            <w:r/>
             <w:r>
               <w:rPr>
-                <w:rFonts w:ascii="Arial" w:hAnsi="Arial" w:cs="Arial"/>
-                <w:color w:val="000000"/>
-                <w:sz w:val="17"/>
-                <w:szCs w:val="17"/>
+                <w:rFonts w:ascii="Arial" w:hAnsi="Arial"/>
+                <w:b/>
+                <w:color w:val="222222"/>
+                <w:sz w:val="16"/>
               </w:rPr>
-              <w:t>Tramadol - Hypoglycemia</w:t>
-            </w:r>
-          </w:p>
-        </w:tc>
-        <w:tc>
-          <w:tcPr>
-            <w:tcW w:w="1987" w:type="dxa"/>
-            <w:shd w:val="clear" w:color="auto" w:fill="FFFFFF"/>
+              <w:t>Tramadol – Hypoglycemia</w:t>
+            </w:r>
+          </w:p>
+        </w:tc>
+        <w:tc>
+          <w:tcPr>
+            <w:tcW w:type="dxa" w:w="2160"/>
+            <w:shd w:fill="FFFFFF"/>
             <w:tcMar>
               <w:top w:w="60" w:type="dxa"/>
+              <w:bottom w:w="60" w:type="dxa"/>
               <w:left w:w="90" w:type="dxa"/>
-              <w:bottom w:w="60" w:type="dxa"/>
               <w:right w:w="90" w:type="dxa"/>
             </w:tcMar>
             <w:vAlign w:val="center"/>
@@ -7819,12 +7756,13 @@
               <w:spacing w:before="30" w:after="30"/>
               <w:jc w:val="center"/>
             </w:pPr>
+            <w:r/>
             <w:r>
               <w:rPr>
-                <w:rFonts w:ascii="Arial" w:hAnsi="Arial" w:cs="Arial"/>
-                <w:color w:val="000000"/>
-                <w:sz w:val="17"/>
-                <w:szCs w:val="17"/>
+                <w:rFonts w:ascii="Arial" w:hAnsi="Arial"/>
+                <w:b w:val="0"/>
+                <w:color w:val="222222"/>
+                <w:sz w:val="16"/>
               </w:rPr>
               <w:t>N = 229 reports</w:t>
             </w:r>
@@ -7832,12 +7770,12 @@
         </w:tc>
         <w:tc>
           <w:tcPr>
-            <w:tcW w:w="2087" w:type="dxa"/>
-            <w:shd w:val="clear" w:color="auto" w:fill="FFFFFF"/>
+            <w:tcW w:type="dxa" w:w="2304"/>
+            <w:shd w:fill="FFFFFF"/>
             <w:tcMar>
               <w:top w:w="60" w:type="dxa"/>
+              <w:bottom w:w="60" w:type="dxa"/>
               <w:left w:w="90" w:type="dxa"/>
-              <w:bottom w:w="60" w:type="dxa"/>
               <w:right w:w="90" w:type="dxa"/>
             </w:tcMar>
             <w:vAlign w:val="center"/>
@@ -7847,12 +7785,13 @@
               <w:spacing w:before="30" w:after="30"/>
               <w:jc w:val="center"/>
             </w:pPr>
+            <w:r/>
             <w:r>
               <w:rPr>
-                <w:rFonts w:ascii="Arial" w:hAnsi="Arial" w:cs="Arial"/>
-                <w:color w:val="000000"/>
-                <w:sz w:val="17"/>
-                <w:szCs w:val="17"/>
+                <w:rFonts w:ascii="Arial" w:hAnsi="Arial"/>
+                <w:b w:val="0"/>
+                <w:color w:val="222222"/>
+                <w:sz w:val="16"/>
               </w:rPr>
               <w:t>0.5289 ± 0.0093</w:t>
             </w:r>
@@ -7860,12 +7799,12 @@
         </w:tc>
         <w:tc>
           <w:tcPr>
-            <w:tcW w:w="2119" w:type="dxa"/>
-            <w:shd w:val="clear" w:color="auto" w:fill="FFFFFF"/>
+            <w:tcW w:type="dxa" w:w="2304"/>
+            <w:shd w:fill="FFFFFF"/>
             <w:tcMar>
               <w:top w:w="60" w:type="dxa"/>
+              <w:bottom w:w="60" w:type="dxa"/>
               <w:left w:w="90" w:type="dxa"/>
-              <w:bottom w:w="60" w:type="dxa"/>
               <w:right w:w="90" w:type="dxa"/>
             </w:tcMar>
             <w:vAlign w:val="center"/>
@@ -7875,12 +7814,13 @@
               <w:spacing w:before="30" w:after="30"/>
               <w:jc w:val="center"/>
             </w:pPr>
+            <w:r/>
             <w:r>
               <w:rPr>
-                <w:rFonts w:ascii="Arial" w:hAnsi="Arial" w:cs="Arial"/>
-                <w:color w:val="000000"/>
-                <w:sz w:val="17"/>
-                <w:szCs w:val="17"/>
+                <w:rFonts w:ascii="Arial" w:hAnsi="Arial"/>
+                <w:b w:val="0"/>
+                <w:color w:val="222222"/>
+                <w:sz w:val="16"/>
               </w:rPr>
               <w:t>0.7242 ± 0.0036</w:t>
             </w:r>
@@ -7888,17 +7828,14 @@
         </w:tc>
       </w:tr>
       <w:tr>
-        <w:trPr>
-          <w:jc w:val="center"/>
-        </w:trPr>
-        <w:tc>
-          <w:tcPr>
-            <w:tcW w:w="3167" w:type="dxa"/>
-            <w:shd w:val="clear" w:color="auto" w:fill="FBFBFB"/>
+        <w:tc>
+          <w:tcPr>
+            <w:tcW w:type="dxa" w:w="3456"/>
+            <w:shd w:fill="FBFBFB"/>
             <w:tcMar>
               <w:top w:w="60" w:type="dxa"/>
+              <w:bottom w:w="60" w:type="dxa"/>
               <w:left w:w="90" w:type="dxa"/>
-              <w:bottom w:w="60" w:type="dxa"/>
               <w:right w:w="90" w:type="dxa"/>
             </w:tcMar>
             <w:vAlign w:val="center"/>
@@ -7906,37 +7843,28 @@
           <w:p>
             <w:pPr>
               <w:spacing w:before="30" w:after="30"/>
-            </w:pPr>
-            <w:proofErr w:type="spellStart"/>
+              <w:jc w:val="left"/>
+            </w:pPr>
+            <w:r/>
             <w:r>
               <w:rPr>
-                <w:rFonts w:ascii="Arial" w:hAnsi="Arial" w:cs="Arial"/>
-                <w:color w:val="000000"/>
-                <w:sz w:val="17"/>
-                <w:szCs w:val="17"/>
+                <w:rFonts w:ascii="Arial" w:hAnsi="Arial"/>
+                <w:b/>
+                <w:color w:val="222222"/>
+                <w:sz w:val="16"/>
               </w:rPr>
-              <w:t>Erenumab</w:t>
-            </w:r>
-            <w:proofErr w:type="spellEnd"/>
-            <w:r>
-              <w:rPr>
-                <w:rFonts w:ascii="Arial" w:hAnsi="Arial" w:cs="Arial"/>
-                <w:color w:val="000000"/>
-                <w:sz w:val="17"/>
-                <w:szCs w:val="17"/>
-              </w:rPr>
-              <w:t xml:space="preserve"> - Stroke</w:t>
-            </w:r>
-          </w:p>
-        </w:tc>
-        <w:tc>
-          <w:tcPr>
-            <w:tcW w:w="1987" w:type="dxa"/>
-            <w:shd w:val="clear" w:color="auto" w:fill="FBFBFB"/>
+              <w:t>Erenumab – Stroke</w:t>
+            </w:r>
+          </w:p>
+        </w:tc>
+        <w:tc>
+          <w:tcPr>
+            <w:tcW w:type="dxa" w:w="2160"/>
+            <w:shd w:fill="FBFBFB"/>
             <w:tcMar>
               <w:top w:w="60" w:type="dxa"/>
+              <w:bottom w:w="60" w:type="dxa"/>
               <w:left w:w="90" w:type="dxa"/>
-              <w:bottom w:w="60" w:type="dxa"/>
               <w:right w:w="90" w:type="dxa"/>
             </w:tcMar>
             <w:vAlign w:val="center"/>
@@ -7946,12 +7874,13 @@
               <w:spacing w:before="30" w:after="30"/>
               <w:jc w:val="center"/>
             </w:pPr>
+            <w:r/>
             <w:r>
               <w:rPr>
-                <w:rFonts w:ascii="Arial" w:hAnsi="Arial" w:cs="Arial"/>
-                <w:color w:val="000000"/>
-                <w:sz w:val="17"/>
-                <w:szCs w:val="17"/>
+                <w:rFonts w:ascii="Arial" w:hAnsi="Arial"/>
+                <w:b w:val="0"/>
+                <w:color w:val="222222"/>
+                <w:sz w:val="16"/>
               </w:rPr>
               <w:t>N = 200 reports</w:t>
             </w:r>
@@ -7959,12 +7888,12 @@
         </w:tc>
         <w:tc>
           <w:tcPr>
-            <w:tcW w:w="2087" w:type="dxa"/>
-            <w:shd w:val="clear" w:color="auto" w:fill="FBFBFB"/>
+            <w:tcW w:type="dxa" w:w="2304"/>
+            <w:shd w:fill="FBFBFB"/>
             <w:tcMar>
               <w:top w:w="60" w:type="dxa"/>
+              <w:bottom w:w="60" w:type="dxa"/>
               <w:left w:w="90" w:type="dxa"/>
-              <w:bottom w:w="60" w:type="dxa"/>
               <w:right w:w="90" w:type="dxa"/>
             </w:tcMar>
             <w:vAlign w:val="center"/>
@@ -7974,12 +7903,13 @@
               <w:spacing w:before="30" w:after="30"/>
               <w:jc w:val="center"/>
             </w:pPr>
+            <w:r/>
             <w:r>
               <w:rPr>
-                <w:rFonts w:ascii="Arial" w:hAnsi="Arial" w:cs="Arial"/>
-                <w:color w:val="000000"/>
-                <w:sz w:val="17"/>
-                <w:szCs w:val="17"/>
+                <w:rFonts w:ascii="Arial" w:hAnsi="Arial"/>
+                <w:b w:val="0"/>
+                <w:color w:val="222222"/>
+                <w:sz w:val="16"/>
               </w:rPr>
               <w:t>0.5084 ± 0.0122</w:t>
             </w:r>
@@ -7987,12 +7917,12 @@
         </w:tc>
         <w:tc>
           <w:tcPr>
-            <w:tcW w:w="2119" w:type="dxa"/>
-            <w:shd w:val="clear" w:color="auto" w:fill="FBFBFB"/>
+            <w:tcW w:type="dxa" w:w="2304"/>
+            <w:shd w:fill="FBFBFB"/>
             <w:tcMar>
               <w:top w:w="60" w:type="dxa"/>
+              <w:bottom w:w="60" w:type="dxa"/>
               <w:left w:w="90" w:type="dxa"/>
-              <w:bottom w:w="60" w:type="dxa"/>
               <w:right w:w="90" w:type="dxa"/>
             </w:tcMar>
             <w:vAlign w:val="center"/>
@@ -8002,12 +7932,13 @@
               <w:spacing w:before="30" w:after="30"/>
               <w:jc w:val="center"/>
             </w:pPr>
+            <w:r/>
             <w:r>
               <w:rPr>
-                <w:rFonts w:ascii="Arial" w:hAnsi="Arial" w:cs="Arial"/>
-                <w:color w:val="000000"/>
-                <w:sz w:val="17"/>
-                <w:szCs w:val="17"/>
+                <w:rFonts w:ascii="Arial" w:hAnsi="Arial"/>
+                <w:b w:val="0"/>
+                <w:color w:val="222222"/>
+                <w:sz w:val="16"/>
               </w:rPr>
               <w:t>0.7126 ± 0.0077</w:t>
             </w:r>
@@ -8015,17 +7946,14 @@
         </w:tc>
       </w:tr>
       <w:tr>
-        <w:trPr>
-          <w:jc w:val="center"/>
-        </w:trPr>
-        <w:tc>
-          <w:tcPr>
-            <w:tcW w:w="3167" w:type="dxa"/>
-            <w:shd w:val="clear" w:color="auto" w:fill="FFFFFF"/>
+        <w:tc>
+          <w:tcPr>
+            <w:tcW w:type="dxa" w:w="3456"/>
+            <w:shd w:fill="FFFFFF"/>
             <w:tcMar>
               <w:top w:w="60" w:type="dxa"/>
+              <w:bottom w:w="60" w:type="dxa"/>
               <w:left w:w="90" w:type="dxa"/>
-              <w:bottom w:w="60" w:type="dxa"/>
               <w:right w:w="90" w:type="dxa"/>
             </w:tcMar>
             <w:vAlign w:val="center"/>
@@ -8033,13 +7961,15 @@
           <w:p>
             <w:pPr>
               <w:spacing w:before="30" w:after="30"/>
-            </w:pPr>
+              <w:jc w:val="left"/>
+            </w:pPr>
+            <w:r/>
             <w:r>
               <w:rPr>
-                <w:rFonts w:ascii="Arial" w:hAnsi="Arial" w:cs="Arial"/>
-                <w:color w:val="000000"/>
-                <w:sz w:val="17"/>
-                <w:szCs w:val="17"/>
+                <w:rFonts w:ascii="Arial" w:hAnsi="Arial"/>
+                <w:b/>
+                <w:color w:val="222222"/>
+                <w:sz w:val="16"/>
               </w:rPr>
               <w:t>Macro-Average (All 4 Folds)</w:t>
             </w:r>
@@ -8047,12 +7977,12 @@
         </w:tc>
         <w:tc>
           <w:tcPr>
-            <w:tcW w:w="1987" w:type="dxa"/>
-            <w:shd w:val="clear" w:color="auto" w:fill="FFFFFF"/>
+            <w:tcW w:type="dxa" w:w="2160"/>
+            <w:shd w:fill="FFFFFF"/>
             <w:tcMar>
               <w:top w:w="60" w:type="dxa"/>
+              <w:bottom w:w="60" w:type="dxa"/>
               <w:left w:w="90" w:type="dxa"/>
-              <w:bottom w:w="60" w:type="dxa"/>
               <w:right w:w="90" w:type="dxa"/>
             </w:tcMar>
             <w:vAlign w:val="center"/>
@@ -8062,12 +7992,13 @@
               <w:spacing w:before="30" w:after="30"/>
               <w:jc w:val="center"/>
             </w:pPr>
+            <w:r/>
             <w:r>
               <w:rPr>
-                <w:rFonts w:ascii="Arial" w:hAnsi="Arial" w:cs="Arial"/>
-                <w:color w:val="000000"/>
-                <w:sz w:val="17"/>
-                <w:szCs w:val="17"/>
+                <w:rFonts w:ascii="Arial" w:hAnsi="Arial"/>
+                <w:b w:val="0"/>
+                <w:color w:val="222222"/>
+                <w:sz w:val="16"/>
               </w:rPr>
               <w:t>N = 829 reports total</w:t>
             </w:r>
@@ -8075,12 +8006,12 @@
         </w:tc>
         <w:tc>
           <w:tcPr>
-            <w:tcW w:w="2087" w:type="dxa"/>
-            <w:shd w:val="clear" w:color="auto" w:fill="FFFFFF"/>
+            <w:tcW w:type="dxa" w:w="2304"/>
+            <w:shd w:fill="FFFFFF"/>
             <w:tcMar>
               <w:top w:w="60" w:type="dxa"/>
+              <w:bottom w:w="60" w:type="dxa"/>
               <w:left w:w="90" w:type="dxa"/>
-              <w:bottom w:w="60" w:type="dxa"/>
               <w:right w:w="90" w:type="dxa"/>
             </w:tcMar>
             <w:vAlign w:val="center"/>
@@ -8090,12 +8021,13 @@
               <w:spacing w:before="30" w:after="30"/>
               <w:jc w:val="center"/>
             </w:pPr>
+            <w:r/>
             <w:r>
               <w:rPr>
-                <w:rFonts w:ascii="Arial" w:hAnsi="Arial" w:cs="Arial"/>
-                <w:color w:val="000000"/>
-                <w:sz w:val="17"/>
-                <w:szCs w:val="17"/>
+                <w:rFonts w:ascii="Arial" w:hAnsi="Arial"/>
+                <w:b w:val="0"/>
+                <w:color w:val="222222"/>
+                <w:sz w:val="16"/>
               </w:rPr>
               <w:t>0.5685 ± 0.0080</w:t>
             </w:r>
@@ -8103,12 +8035,12 @@
         </w:tc>
         <w:tc>
           <w:tcPr>
-            <w:tcW w:w="2119" w:type="dxa"/>
-            <w:shd w:val="clear" w:color="auto" w:fill="FFFFFF"/>
+            <w:tcW w:type="dxa" w:w="2304"/>
+            <w:shd w:fill="FFFFFF"/>
             <w:tcMar>
               <w:top w:w="60" w:type="dxa"/>
+              <w:bottom w:w="60" w:type="dxa"/>
               <w:left w:w="90" w:type="dxa"/>
-              <w:bottom w:w="60" w:type="dxa"/>
               <w:right w:w="90" w:type="dxa"/>
             </w:tcMar>
             <w:vAlign w:val="center"/>
@@ -8118,14 +8050,15 @@
               <w:spacing w:before="30" w:after="30"/>
               <w:jc w:val="center"/>
             </w:pPr>
+            <w:r/>
             <w:r>
               <w:rPr>
-                <w:rFonts w:ascii="Arial" w:hAnsi="Arial" w:cs="Arial"/>
-                <w:color w:val="000000"/>
-                <w:sz w:val="17"/>
-                <w:szCs w:val="17"/>
+                <w:rFonts w:ascii="Arial" w:hAnsi="Arial"/>
+                <w:b w:val="0"/>
+                <w:color w:val="222222"/>
+                <w:sz w:val="16"/>
               </w:rPr>
-              <w:t>0.7463 ± 0.0075</w:t>
+              <w:t>0.7463 ± 0.0076</w:t>
             </w:r>
           </w:p>
         </w:tc>
@@ -8145,66 +8078,43 @@
     </w:p>
     <w:p>
       <w:r>
-        <w:t xml:space="preserve">To rigorously verify neural network optimization stability, we conducted 5 independent training runs using random initialization seeds (42, 123, 456, 789, 1011) across both FAERS 4-fold LOO (20 total model runs) and VAERS 10-fold CV (50 </w:t>
-      </w:r>
-      <w:proofErr w:type="gramStart"/>
-      <w:r>
-        <w:t>total model</w:t>
-      </w:r>
-      <w:proofErr w:type="gramEnd"/>
-      <w:r>
-        <w:t xml:space="preserve"> runs). As summarized in Table 6, cross-</w:t>
-      </w:r>
-      <w:proofErr w:type="gramStart"/>
-      <w:r>
-        <w:t>seed</w:t>
-      </w:r>
-      <w:proofErr w:type="gramEnd"/>
-      <w:r>
-        <w:t xml:space="preserve"> variance was exceptionally low across both datasets. On FAERS, strict F1 averaged 0.5685 ± 0.0080 (0.7463 ± 0.0076 Adapted F1) across the 5 seeds. On VAERS, strict F1 averaged 0.6595 ± 0.0015 (0.7882 ± 0.0022 Adapted F1) across the 5 seeds. These findings confirm that supervised BioBERT convergence is remarkably robust to stochastic weight initialization, with between-series clinical diversity accounting for substantially greater performance variance than random initialization.</w:t>
+        <w:t>To rigorously verify neural network optimization stability, we conducted 5 independent training runs using random initialization seeds (42, 123, 456, 789, 1011) across both FAERS 4-fold LOO (20 total model runs, 17 categories) and VAERS 10-fold CV (50 total model runs, 14 categories). As summarized in Table 6, cross-seed variance was exceptionally low across both datasets. On FAERS, strict F1 averaged 0.5685 ± 0.0080 (0.7463 ± 0.0076 Adapted F1) across the 5 seeds. On VAERS, strict F1 averaged 0.6595 ± 0.0015 (0.7882 ± 0.0022 Adapted F1) across the 5 seeds. These findings confirm that supervised BioBERT convergence is remarkably robust to stochastic weight initialization, with between-series clinical diversity accounting for substantially greater performance variance than random initialization.</w:t>
       </w:r>
     </w:p>
     <w:p>
       <w:r>
-        <w:rPr>
-          <w:b/>
-          <w:bCs/>
-        </w:rPr>
-        <w:t>Table 6.</w:t>
-      </w:r>
-      <w:r>
-        <w:t xml:space="preserve"> BioBERT Optimization Stability and Performance Invariance Across Five Independent Random Initialization Seeds on FAERS (4-Fold LOO) and VAERS (10-Fold CV).</w:t>
+        <w:t>Table 6. BioBERT Optimization Stability and Performance Invariance Across Five Independent Random Initialization Seeds on FAERS (4-Fold LOO) and VAERS (10-Fold CV).</w:t>
       </w:r>
     </w:p>
     <w:tbl>
       <w:tblPr>
-        <w:tblW w:w="0" w:type="auto"/>
+        <w:tblW w:type="auto" w:w="0"/>
         <w:jc w:val="center"/>
+        <w:tblLook w:firstColumn="1" w:firstRow="1" w:lastColumn="0" w:lastRow="0" w:noHBand="0" w:noVBand="1" w:val="04A0"/>
         <w:tblBorders>
           <w:top w:val="single" w:sz="8" w:space="0" w:color="333333"/>
           <w:bottom w:val="single" w:sz="8" w:space="0" w:color="333333"/>
           <w:insideH w:val="single" w:sz="4" w:space="0" w:color="E0E0E0"/>
+          <w:insideV w:val="none"/>
+          <w:left w:val="none"/>
+          <w:right w:val="none"/>
         </w:tblBorders>
-        <w:tblLook w:val="04A0" w:firstRow="1" w:lastRow="0" w:firstColumn="1" w:lastColumn="0" w:noHBand="0" w:noVBand="1"/>
       </w:tblPr>
       <w:tblGrid>
-        <w:gridCol w:w="2925"/>
-        <w:gridCol w:w="1985"/>
-        <w:gridCol w:w="2201"/>
-        <w:gridCol w:w="2249"/>
+        <w:gridCol w:w="2340"/>
+        <w:gridCol w:w="2340"/>
+        <w:gridCol w:w="2340"/>
+        <w:gridCol w:w="2340"/>
       </w:tblGrid>
       <w:tr>
-        <w:trPr>
-          <w:jc w:val="center"/>
-        </w:trPr>
-        <w:tc>
-          <w:tcPr>
-            <w:tcW w:w="2925" w:type="dxa"/>
-            <w:shd w:val="clear" w:color="auto" w:fill="F2F4F8"/>
+        <w:tc>
+          <w:tcPr>
+            <w:tcW w:type="dxa" w:w="3456"/>
+            <w:shd w:fill="F2F4F8"/>
             <w:tcMar>
               <w:top w:w="60" w:type="dxa"/>
+              <w:bottom w:w="60" w:type="dxa"/>
               <w:left w:w="90" w:type="dxa"/>
-              <w:bottom w:w="60" w:type="dxa"/>
               <w:right w:w="90" w:type="dxa"/>
             </w:tcMar>
             <w:vAlign w:val="center"/>
@@ -8214,6 +8124,7 @@
               <w:spacing w:before="30" w:after="30"/>
               <w:jc w:val="center"/>
             </w:pPr>
+            <w:r/>
             <w:r>
               <w:rPr>
                 <w:rFonts w:ascii="Arial" w:hAnsi="Arial"/>
@@ -8227,12 +8138,12 @@
         </w:tc>
         <w:tc>
           <w:tcPr>
-            <w:tcW w:w="1985" w:type="dxa"/>
-            <w:shd w:val="clear" w:color="auto" w:fill="F2F4F8"/>
+            <w:tcW w:type="dxa" w:w="2304"/>
+            <w:shd w:fill="F2F4F8"/>
             <w:tcMar>
               <w:top w:w="60" w:type="dxa"/>
+              <w:bottom w:w="60" w:type="dxa"/>
               <w:left w:w="90" w:type="dxa"/>
-              <w:bottom w:w="60" w:type="dxa"/>
               <w:right w:w="90" w:type="dxa"/>
             </w:tcMar>
             <w:vAlign w:val="center"/>
@@ -8242,6 +8153,7 @@
               <w:spacing w:before="30" w:after="30"/>
               <w:jc w:val="center"/>
             </w:pPr>
+            <w:r/>
             <w:r>
               <w:rPr>
                 <w:rFonts w:ascii="Arial" w:hAnsi="Arial"/>
@@ -8255,12 +8167,12 @@
         </w:tc>
         <w:tc>
           <w:tcPr>
-            <w:tcW w:w="2201" w:type="dxa"/>
-            <w:shd w:val="clear" w:color="auto" w:fill="F2F4F8"/>
+            <w:tcW w:type="dxa" w:w="2592"/>
+            <w:shd w:fill="F2F4F8"/>
             <w:tcMar>
               <w:top w:w="60" w:type="dxa"/>
+              <w:bottom w:w="60" w:type="dxa"/>
               <w:left w:w="90" w:type="dxa"/>
-              <w:bottom w:w="60" w:type="dxa"/>
               <w:right w:w="90" w:type="dxa"/>
             </w:tcMar>
             <w:vAlign w:val="center"/>
@@ -8270,6 +8182,7 @@
               <w:spacing w:before="30" w:after="30"/>
               <w:jc w:val="center"/>
             </w:pPr>
+            <w:r/>
             <w:r>
               <w:rPr>
                 <w:rFonts w:ascii="Arial" w:hAnsi="Arial"/>
@@ -8283,12 +8196,12 @@
         </w:tc>
         <w:tc>
           <w:tcPr>
-            <w:tcW w:w="2249" w:type="dxa"/>
-            <w:shd w:val="clear" w:color="auto" w:fill="F2F4F8"/>
+            <w:tcW w:type="dxa" w:w="2592"/>
+            <w:shd w:fill="F2F4F8"/>
             <w:tcMar>
               <w:top w:w="60" w:type="dxa"/>
+              <w:bottom w:w="60" w:type="dxa"/>
               <w:left w:w="90" w:type="dxa"/>
-              <w:bottom w:w="60" w:type="dxa"/>
               <w:right w:w="90" w:type="dxa"/>
             </w:tcMar>
             <w:vAlign w:val="center"/>
@@ -8298,6 +8211,7 @@
               <w:spacing w:before="30" w:after="30"/>
               <w:jc w:val="center"/>
             </w:pPr>
+            <w:r/>
             <w:r>
               <w:rPr>
                 <w:rFonts w:ascii="Arial" w:hAnsi="Arial"/>
@@ -8311,17 +8225,14 @@
         </w:tc>
       </w:tr>
       <w:tr>
-        <w:trPr>
-          <w:jc w:val="center"/>
-        </w:trPr>
-        <w:tc>
-          <w:tcPr>
-            <w:tcW w:w="2925" w:type="dxa"/>
-            <w:shd w:val="clear" w:color="auto" w:fill="FFFFFF"/>
+        <w:tc>
+          <w:tcPr>
+            <w:tcW w:type="dxa" w:w="3456"/>
+            <w:shd w:fill="FFFFFF"/>
             <w:tcMar>
               <w:top w:w="60" w:type="dxa"/>
+              <w:bottom w:w="60" w:type="dxa"/>
               <w:left w:w="90" w:type="dxa"/>
-              <w:bottom w:w="60" w:type="dxa"/>
               <w:right w:w="90" w:type="dxa"/>
             </w:tcMar>
             <w:vAlign w:val="center"/>
@@ -8329,13 +8240,15 @@
           <w:p>
             <w:pPr>
               <w:spacing w:before="30" w:after="30"/>
-            </w:pPr>
+              <w:jc w:val="left"/>
+            </w:pPr>
+            <w:r/>
             <w:r>
               <w:rPr>
-                <w:rFonts w:ascii="Arial" w:hAnsi="Arial" w:cs="Arial"/>
-                <w:color w:val="000000"/>
+                <w:rFonts w:ascii="Arial" w:hAnsi="Arial"/>
+                <w:b/>
+                <w:color w:val="222222"/>
                 <w:sz w:val="16"/>
-                <w:szCs w:val="16"/>
               </w:rPr>
               <w:t>FAERS (4-Fold LOO, N = 829)</w:t>
             </w:r>
@@ -8343,12 +8256,12 @@
         </w:tc>
         <w:tc>
           <w:tcPr>
-            <w:tcW w:w="1985" w:type="dxa"/>
-            <w:shd w:val="clear" w:color="auto" w:fill="FFFFFF"/>
+            <w:tcW w:type="dxa" w:w="2304"/>
+            <w:shd w:fill="FFFFFF"/>
             <w:tcMar>
               <w:top w:w="60" w:type="dxa"/>
+              <w:bottom w:w="60" w:type="dxa"/>
               <w:left w:w="90" w:type="dxa"/>
-              <w:bottom w:w="60" w:type="dxa"/>
               <w:right w:w="90" w:type="dxa"/>
             </w:tcMar>
             <w:vAlign w:val="center"/>
@@ -8358,12 +8271,13 @@
               <w:spacing w:before="30" w:after="30"/>
               <w:jc w:val="center"/>
             </w:pPr>
+            <w:r/>
             <w:r>
               <w:rPr>
-                <w:rFonts w:ascii="Arial" w:hAnsi="Arial" w:cs="Arial"/>
-                <w:color w:val="000000"/>
+                <w:rFonts w:ascii="Arial" w:hAnsi="Arial"/>
+                <w:b w:val="0"/>
+                <w:color w:val="222222"/>
                 <w:sz w:val="16"/>
-                <w:szCs w:val="16"/>
               </w:rPr>
               <w:t>Seed 42</w:t>
             </w:r>
@@ -8371,12 +8285,12 @@
         </w:tc>
         <w:tc>
           <w:tcPr>
-            <w:tcW w:w="2201" w:type="dxa"/>
-            <w:shd w:val="clear" w:color="auto" w:fill="FFFFFF"/>
+            <w:tcW w:type="dxa" w:w="2592"/>
+            <w:shd w:fill="FFFFFF"/>
             <w:tcMar>
               <w:top w:w="60" w:type="dxa"/>
+              <w:bottom w:w="60" w:type="dxa"/>
               <w:left w:w="90" w:type="dxa"/>
-              <w:bottom w:w="60" w:type="dxa"/>
               <w:right w:w="90" w:type="dxa"/>
             </w:tcMar>
             <w:vAlign w:val="center"/>
@@ -8386,12 +8300,13 @@
               <w:spacing w:before="30" w:after="30"/>
               <w:jc w:val="center"/>
             </w:pPr>
+            <w:r/>
             <w:r>
               <w:rPr>
-                <w:rFonts w:ascii="Arial" w:hAnsi="Arial" w:cs="Arial"/>
-                <w:color w:val="000000"/>
+                <w:rFonts w:ascii="Arial" w:hAnsi="Arial"/>
+                <w:b w:val="0"/>
+                <w:color w:val="222222"/>
                 <w:sz w:val="16"/>
-                <w:szCs w:val="16"/>
               </w:rPr>
               <w:t>0.5582 ± 0.0649</w:t>
             </w:r>
@@ -8399,12 +8314,12 @@
         </w:tc>
         <w:tc>
           <w:tcPr>
-            <w:tcW w:w="2249" w:type="dxa"/>
-            <w:shd w:val="clear" w:color="auto" w:fill="FFFFFF"/>
+            <w:tcW w:type="dxa" w:w="2592"/>
+            <w:shd w:fill="FFFFFF"/>
             <w:tcMar>
               <w:top w:w="60" w:type="dxa"/>
+              <w:bottom w:w="60" w:type="dxa"/>
               <w:left w:w="90" w:type="dxa"/>
-              <w:bottom w:w="60" w:type="dxa"/>
               <w:right w:w="90" w:type="dxa"/>
             </w:tcMar>
             <w:vAlign w:val="center"/>
@@ -8414,12 +8329,13 @@
               <w:spacing w:before="30" w:after="30"/>
               <w:jc w:val="center"/>
             </w:pPr>
+            <w:r/>
             <w:r>
               <w:rPr>
-                <w:rFonts w:ascii="Arial" w:hAnsi="Arial" w:cs="Arial"/>
-                <w:color w:val="000000"/>
+                <w:rFonts w:ascii="Arial" w:hAnsi="Arial"/>
+                <w:b w:val="0"/>
+                <w:color w:val="222222"/>
                 <w:sz w:val="16"/>
-                <w:szCs w:val="16"/>
               </w:rPr>
               <w:t>0.7431 ± 0.0295</w:t>
             </w:r>
@@ -8427,17 +8343,14 @@
         </w:tc>
       </w:tr>
       <w:tr>
-        <w:trPr>
-          <w:jc w:val="center"/>
-        </w:trPr>
-        <w:tc>
-          <w:tcPr>
-            <w:tcW w:w="2925" w:type="dxa"/>
-            <w:shd w:val="clear" w:color="auto" w:fill="FBFBFB"/>
+        <w:tc>
+          <w:tcPr>
+            <w:tcW w:type="dxa" w:w="3456"/>
+            <w:shd w:fill="FBFBFB"/>
             <w:tcMar>
               <w:top w:w="60" w:type="dxa"/>
+              <w:bottom w:w="60" w:type="dxa"/>
               <w:left w:w="90" w:type="dxa"/>
-              <w:bottom w:w="60" w:type="dxa"/>
               <w:right w:w="90" w:type="dxa"/>
             </w:tcMar>
             <w:vAlign w:val="center"/>
@@ -8445,13 +8358,15 @@
           <w:p>
             <w:pPr>
               <w:spacing w:before="30" w:after="30"/>
-            </w:pPr>
+              <w:jc w:val="left"/>
+            </w:pPr>
+            <w:r/>
             <w:r>
               <w:rPr>
-                <w:rFonts w:ascii="Arial" w:hAnsi="Arial" w:cs="Arial"/>
-                <w:color w:val="000000"/>
+                <w:rFonts w:ascii="Arial" w:hAnsi="Arial"/>
+                <w:b/>
+                <w:color w:val="222222"/>
                 <w:sz w:val="16"/>
-                <w:szCs w:val="16"/>
               </w:rPr>
               <w:t>FAERS (4-Fold LOO, N = 829)</w:t>
             </w:r>
@@ -8459,12 +8374,12 @@
         </w:tc>
         <w:tc>
           <w:tcPr>
-            <w:tcW w:w="1985" w:type="dxa"/>
-            <w:shd w:val="clear" w:color="auto" w:fill="FBFBFB"/>
+            <w:tcW w:type="dxa" w:w="2304"/>
+            <w:shd w:fill="FBFBFB"/>
             <w:tcMar>
               <w:top w:w="60" w:type="dxa"/>
+              <w:bottom w:w="60" w:type="dxa"/>
               <w:left w:w="90" w:type="dxa"/>
-              <w:bottom w:w="60" w:type="dxa"/>
               <w:right w:w="90" w:type="dxa"/>
             </w:tcMar>
             <w:vAlign w:val="center"/>
@@ -8474,12 +8389,13 @@
               <w:spacing w:before="30" w:after="30"/>
               <w:jc w:val="center"/>
             </w:pPr>
+            <w:r/>
             <w:r>
               <w:rPr>
-                <w:rFonts w:ascii="Arial" w:hAnsi="Arial" w:cs="Arial"/>
-                <w:color w:val="000000"/>
+                <w:rFonts w:ascii="Arial" w:hAnsi="Arial"/>
+                <w:b w:val="0"/>
+                <w:color w:val="222222"/>
                 <w:sz w:val="16"/>
-                <w:szCs w:val="16"/>
               </w:rPr>
               <w:t>Seed 123</w:t>
             </w:r>
@@ -8487,12 +8403,12 @@
         </w:tc>
         <w:tc>
           <w:tcPr>
-            <w:tcW w:w="2201" w:type="dxa"/>
-            <w:shd w:val="clear" w:color="auto" w:fill="FBFBFB"/>
+            <w:tcW w:type="dxa" w:w="2592"/>
+            <w:shd w:fill="FBFBFB"/>
             <w:tcMar>
               <w:top w:w="60" w:type="dxa"/>
+              <w:bottom w:w="60" w:type="dxa"/>
               <w:left w:w="90" w:type="dxa"/>
-              <w:bottom w:w="60" w:type="dxa"/>
               <w:right w:w="90" w:type="dxa"/>
             </w:tcMar>
             <w:vAlign w:val="center"/>
@@ -8502,12 +8418,13 @@
               <w:spacing w:before="30" w:after="30"/>
               <w:jc w:val="center"/>
             </w:pPr>
+            <w:r/>
             <w:r>
               <w:rPr>
-                <w:rFonts w:ascii="Arial" w:hAnsi="Arial" w:cs="Arial"/>
-                <w:color w:val="000000"/>
+                <w:rFonts w:ascii="Arial" w:hAnsi="Arial"/>
+                <w:b w:val="0"/>
+                <w:color w:val="222222"/>
                 <w:sz w:val="16"/>
-                <w:szCs w:val="16"/>
               </w:rPr>
               <w:t>0.5652 ± 0.0509</w:t>
             </w:r>
@@ -8515,12 +8432,12 @@
         </w:tc>
         <w:tc>
           <w:tcPr>
-            <w:tcW w:w="2249" w:type="dxa"/>
-            <w:shd w:val="clear" w:color="auto" w:fill="FBFBFB"/>
+            <w:tcW w:type="dxa" w:w="2592"/>
+            <w:shd w:fill="FBFBFB"/>
             <w:tcMar>
               <w:top w:w="60" w:type="dxa"/>
+              <w:bottom w:w="60" w:type="dxa"/>
               <w:left w:w="90" w:type="dxa"/>
-              <w:bottom w:w="60" w:type="dxa"/>
               <w:right w:w="90" w:type="dxa"/>
             </w:tcMar>
             <w:vAlign w:val="center"/>
@@ -8530,12 +8447,13 @@
               <w:spacing w:before="30" w:after="30"/>
               <w:jc w:val="center"/>
             </w:pPr>
+            <w:r/>
             <w:r>
               <w:rPr>
-                <w:rFonts w:ascii="Arial" w:hAnsi="Arial" w:cs="Arial"/>
-                <w:color w:val="000000"/>
+                <w:rFonts w:ascii="Arial" w:hAnsi="Arial"/>
+                <w:b w:val="0"/>
+                <w:color w:val="222222"/>
                 <w:sz w:val="16"/>
-                <w:szCs w:val="16"/>
               </w:rPr>
               <w:t>0.7402 ± 0.0293</w:t>
             </w:r>
@@ -8543,17 +8461,14 @@
         </w:tc>
       </w:tr>
       <w:tr>
-        <w:trPr>
-          <w:jc w:val="center"/>
-        </w:trPr>
-        <w:tc>
-          <w:tcPr>
-            <w:tcW w:w="2925" w:type="dxa"/>
-            <w:shd w:val="clear" w:color="auto" w:fill="FFFFFF"/>
+        <w:tc>
+          <w:tcPr>
+            <w:tcW w:type="dxa" w:w="3456"/>
+            <w:shd w:fill="FFFFFF"/>
             <w:tcMar>
               <w:top w:w="60" w:type="dxa"/>
+              <w:bottom w:w="60" w:type="dxa"/>
               <w:left w:w="90" w:type="dxa"/>
-              <w:bottom w:w="60" w:type="dxa"/>
               <w:right w:w="90" w:type="dxa"/>
             </w:tcMar>
             <w:vAlign w:val="center"/>
@@ -8561,13 +8476,15 @@
           <w:p>
             <w:pPr>
               <w:spacing w:before="30" w:after="30"/>
-            </w:pPr>
+              <w:jc w:val="left"/>
+            </w:pPr>
+            <w:r/>
             <w:r>
               <w:rPr>
-                <w:rFonts w:ascii="Arial" w:hAnsi="Arial" w:cs="Arial"/>
-                <w:color w:val="000000"/>
+                <w:rFonts w:ascii="Arial" w:hAnsi="Arial"/>
+                <w:b/>
+                <w:color w:val="222222"/>
                 <w:sz w:val="16"/>
-                <w:szCs w:val="16"/>
               </w:rPr>
               <w:t>FAERS (4-Fold LOO, N = 829)</w:t>
             </w:r>
@@ -8575,12 +8492,12 @@
         </w:tc>
         <w:tc>
           <w:tcPr>
-            <w:tcW w:w="1985" w:type="dxa"/>
-            <w:shd w:val="clear" w:color="auto" w:fill="FFFFFF"/>
+            <w:tcW w:type="dxa" w:w="2304"/>
+            <w:shd w:fill="FFFFFF"/>
             <w:tcMar>
               <w:top w:w="60" w:type="dxa"/>
+              <w:bottom w:w="60" w:type="dxa"/>
               <w:left w:w="90" w:type="dxa"/>
-              <w:bottom w:w="60" w:type="dxa"/>
               <w:right w:w="90" w:type="dxa"/>
             </w:tcMar>
             <w:vAlign w:val="center"/>
@@ -8590,12 +8507,13 @@
               <w:spacing w:before="30" w:after="30"/>
               <w:jc w:val="center"/>
             </w:pPr>
+            <w:r/>
             <w:r>
               <w:rPr>
-                <w:rFonts w:ascii="Arial" w:hAnsi="Arial" w:cs="Arial"/>
-                <w:color w:val="000000"/>
+                <w:rFonts w:ascii="Arial" w:hAnsi="Arial"/>
+                <w:b w:val="0"/>
+                <w:color w:val="222222"/>
                 <w:sz w:val="16"/>
-                <w:szCs w:val="16"/>
               </w:rPr>
               <w:t>Seed 456</w:t>
             </w:r>
@@ -8603,12 +8521,12 @@
         </w:tc>
         <w:tc>
           <w:tcPr>
-            <w:tcW w:w="2201" w:type="dxa"/>
-            <w:shd w:val="clear" w:color="auto" w:fill="FFFFFF"/>
+            <w:tcW w:type="dxa" w:w="2592"/>
+            <w:shd w:fill="FFFFFF"/>
             <w:tcMar>
               <w:top w:w="60" w:type="dxa"/>
+              <w:bottom w:w="60" w:type="dxa"/>
               <w:left w:w="90" w:type="dxa"/>
-              <w:bottom w:w="60" w:type="dxa"/>
               <w:right w:w="90" w:type="dxa"/>
             </w:tcMar>
             <w:vAlign w:val="center"/>
@@ -8618,12 +8536,13 @@
               <w:spacing w:before="30" w:after="30"/>
               <w:jc w:val="center"/>
             </w:pPr>
+            <w:r/>
             <w:r>
               <w:rPr>
-                <w:rFonts w:ascii="Arial" w:hAnsi="Arial" w:cs="Arial"/>
-                <w:color w:val="000000"/>
+                <w:rFonts w:ascii="Arial" w:hAnsi="Arial"/>
+                <w:b w:val="0"/>
+                <w:color w:val="222222"/>
                 <w:sz w:val="16"/>
-                <w:szCs w:val="16"/>
               </w:rPr>
               <w:t>0.5783 ± 0.0697</w:t>
             </w:r>
@@ -8631,12 +8550,12 @@
         </w:tc>
         <w:tc>
           <w:tcPr>
-            <w:tcW w:w="2249" w:type="dxa"/>
-            <w:shd w:val="clear" w:color="auto" w:fill="FFFFFF"/>
+            <w:tcW w:type="dxa" w:w="2592"/>
+            <w:shd w:fill="FFFFFF"/>
             <w:tcMar>
               <w:top w:w="60" w:type="dxa"/>
+              <w:bottom w:w="60" w:type="dxa"/>
               <w:left w:w="90" w:type="dxa"/>
-              <w:bottom w:w="60" w:type="dxa"/>
               <w:right w:w="90" w:type="dxa"/>
             </w:tcMar>
             <w:vAlign w:val="center"/>
@@ -8646,12 +8565,13 @@
               <w:spacing w:before="30" w:after="30"/>
               <w:jc w:val="center"/>
             </w:pPr>
+            <w:r/>
             <w:r>
               <w:rPr>
-                <w:rFonts w:ascii="Arial" w:hAnsi="Arial" w:cs="Arial"/>
-                <w:color w:val="000000"/>
+                <w:rFonts w:ascii="Arial" w:hAnsi="Arial"/>
+                <w:b w:val="0"/>
+                <w:color w:val="222222"/>
                 <w:sz w:val="16"/>
-                <w:szCs w:val="16"/>
               </w:rPr>
               <w:t>0.7586 ± 0.0355</w:t>
             </w:r>
@@ -8659,17 +8579,14 @@
         </w:tc>
       </w:tr>
       <w:tr>
-        <w:trPr>
-          <w:jc w:val="center"/>
-        </w:trPr>
-        <w:tc>
-          <w:tcPr>
-            <w:tcW w:w="2925" w:type="dxa"/>
-            <w:shd w:val="clear" w:color="auto" w:fill="FBFBFB"/>
+        <w:tc>
+          <w:tcPr>
+            <w:tcW w:type="dxa" w:w="3456"/>
+            <w:shd w:fill="FBFBFB"/>
             <w:tcMar>
               <w:top w:w="60" w:type="dxa"/>
+              <w:bottom w:w="60" w:type="dxa"/>
               <w:left w:w="90" w:type="dxa"/>
-              <w:bottom w:w="60" w:type="dxa"/>
               <w:right w:w="90" w:type="dxa"/>
             </w:tcMar>
             <w:vAlign w:val="center"/>
@@ -8677,13 +8594,15 @@
           <w:p>
             <w:pPr>
               <w:spacing w:before="30" w:after="30"/>
-            </w:pPr>
+              <w:jc w:val="left"/>
+            </w:pPr>
+            <w:r/>
             <w:r>
               <w:rPr>
-                <w:rFonts w:ascii="Arial" w:hAnsi="Arial" w:cs="Arial"/>
-                <w:color w:val="000000"/>
+                <w:rFonts w:ascii="Arial" w:hAnsi="Arial"/>
+                <w:b/>
+                <w:color w:val="222222"/>
                 <w:sz w:val="16"/>
-                <w:szCs w:val="16"/>
               </w:rPr>
               <w:t>FAERS (4-Fold LOO, N = 829)</w:t>
             </w:r>
@@ -8691,12 +8610,12 @@
         </w:tc>
         <w:tc>
           <w:tcPr>
-            <w:tcW w:w="1985" w:type="dxa"/>
-            <w:shd w:val="clear" w:color="auto" w:fill="FBFBFB"/>
+            <w:tcW w:type="dxa" w:w="2304"/>
+            <w:shd w:fill="FBFBFB"/>
             <w:tcMar>
               <w:top w:w="60" w:type="dxa"/>
+              <w:bottom w:w="60" w:type="dxa"/>
               <w:left w:w="90" w:type="dxa"/>
-              <w:bottom w:w="60" w:type="dxa"/>
               <w:right w:w="90" w:type="dxa"/>
             </w:tcMar>
             <w:vAlign w:val="center"/>
@@ -8706,12 +8625,13 @@
               <w:spacing w:before="30" w:after="30"/>
               <w:jc w:val="center"/>
             </w:pPr>
+            <w:r/>
             <w:r>
               <w:rPr>
-                <w:rFonts w:ascii="Arial" w:hAnsi="Arial" w:cs="Arial"/>
-                <w:color w:val="000000"/>
+                <w:rFonts w:ascii="Arial" w:hAnsi="Arial"/>
+                <w:b w:val="0"/>
+                <w:color w:val="222222"/>
                 <w:sz w:val="16"/>
-                <w:szCs w:val="16"/>
               </w:rPr>
               <w:t>Seed 789</w:t>
             </w:r>
@@ -8719,12 +8639,12 @@
         </w:tc>
         <w:tc>
           <w:tcPr>
-            <w:tcW w:w="2201" w:type="dxa"/>
-            <w:shd w:val="clear" w:color="auto" w:fill="FBFBFB"/>
+            <w:tcW w:type="dxa" w:w="2592"/>
+            <w:shd w:fill="FBFBFB"/>
             <w:tcMar>
               <w:top w:w="60" w:type="dxa"/>
+              <w:bottom w:w="60" w:type="dxa"/>
               <w:left w:w="90" w:type="dxa"/>
-              <w:bottom w:w="60" w:type="dxa"/>
               <w:right w:w="90" w:type="dxa"/>
             </w:tcMar>
             <w:vAlign w:val="center"/>
@@ -8734,25 +8654,26 @@
               <w:spacing w:before="30" w:after="30"/>
               <w:jc w:val="center"/>
             </w:pPr>
+            <w:r/>
             <w:r>
               <w:rPr>
-                <w:rFonts w:ascii="Arial" w:hAnsi="Arial" w:cs="Arial"/>
-                <w:color w:val="000000"/>
+                <w:rFonts w:ascii="Arial" w:hAnsi="Arial"/>
+                <w:b w:val="0"/>
+                <w:color w:val="222222"/>
                 <w:sz w:val="16"/>
-                <w:szCs w:val="16"/>
               </w:rPr>
-              <w:t>0.5663 ± 0.0476</w:t>
-            </w:r>
-          </w:p>
-        </w:tc>
-        <w:tc>
-          <w:tcPr>
-            <w:tcW w:w="2249" w:type="dxa"/>
-            <w:shd w:val="clear" w:color="auto" w:fill="FBFBFB"/>
+              <w:t>0.5662 ± 0.0476</w:t>
+            </w:r>
+          </w:p>
+        </w:tc>
+        <w:tc>
+          <w:tcPr>
+            <w:tcW w:type="dxa" w:w="2592"/>
+            <w:shd w:fill="FBFBFB"/>
             <w:tcMar>
               <w:top w:w="60" w:type="dxa"/>
+              <w:bottom w:w="60" w:type="dxa"/>
               <w:left w:w="90" w:type="dxa"/>
-              <w:bottom w:w="60" w:type="dxa"/>
               <w:right w:w="90" w:type="dxa"/>
             </w:tcMar>
             <w:vAlign w:val="center"/>
@@ -8762,12 +8683,13 @@
               <w:spacing w:before="30" w:after="30"/>
               <w:jc w:val="center"/>
             </w:pPr>
+            <w:r/>
             <w:r>
               <w:rPr>
-                <w:rFonts w:ascii="Arial" w:hAnsi="Arial" w:cs="Arial"/>
-                <w:color w:val="000000"/>
+                <w:rFonts w:ascii="Arial" w:hAnsi="Arial"/>
+                <w:b w:val="0"/>
+                <w:color w:val="222222"/>
                 <w:sz w:val="16"/>
-                <w:szCs w:val="16"/>
               </w:rPr>
               <w:t>0.7413 ± 0.0324</w:t>
             </w:r>
@@ -8775,17 +8697,14 @@
         </w:tc>
       </w:tr>
       <w:tr>
-        <w:trPr>
-          <w:jc w:val="center"/>
-        </w:trPr>
-        <w:tc>
-          <w:tcPr>
-            <w:tcW w:w="2925" w:type="dxa"/>
-            <w:shd w:val="clear" w:color="auto" w:fill="FFFFFF"/>
+        <w:tc>
+          <w:tcPr>
+            <w:tcW w:type="dxa" w:w="3456"/>
+            <w:shd w:fill="FFFFFF"/>
             <w:tcMar>
               <w:top w:w="60" w:type="dxa"/>
+              <w:bottom w:w="60" w:type="dxa"/>
               <w:left w:w="90" w:type="dxa"/>
-              <w:bottom w:w="60" w:type="dxa"/>
               <w:right w:w="90" w:type="dxa"/>
             </w:tcMar>
             <w:vAlign w:val="center"/>
@@ -8793,13 +8712,15 @@
           <w:p>
             <w:pPr>
               <w:spacing w:before="30" w:after="30"/>
-            </w:pPr>
+              <w:jc w:val="left"/>
+            </w:pPr>
+            <w:r/>
             <w:r>
               <w:rPr>
-                <w:rFonts w:ascii="Arial" w:hAnsi="Arial" w:cs="Arial"/>
-                <w:color w:val="000000"/>
+                <w:rFonts w:ascii="Arial" w:hAnsi="Arial"/>
+                <w:b/>
+                <w:color w:val="222222"/>
                 <w:sz w:val="16"/>
-                <w:szCs w:val="16"/>
               </w:rPr>
               <w:t>FAERS (4-Fold LOO, N = 829)</w:t>
             </w:r>
@@ -8807,12 +8728,12 @@
         </w:tc>
         <w:tc>
           <w:tcPr>
-            <w:tcW w:w="1985" w:type="dxa"/>
-            <w:shd w:val="clear" w:color="auto" w:fill="FFFFFF"/>
+            <w:tcW w:type="dxa" w:w="2304"/>
+            <w:shd w:fill="FFFFFF"/>
             <w:tcMar>
               <w:top w:w="60" w:type="dxa"/>
+              <w:bottom w:w="60" w:type="dxa"/>
               <w:left w:w="90" w:type="dxa"/>
-              <w:bottom w:w="60" w:type="dxa"/>
               <w:right w:w="90" w:type="dxa"/>
             </w:tcMar>
             <w:vAlign w:val="center"/>
@@ -8822,12 +8743,13 @@
               <w:spacing w:before="30" w:after="30"/>
               <w:jc w:val="center"/>
             </w:pPr>
+            <w:r/>
             <w:r>
               <w:rPr>
-                <w:rFonts w:ascii="Arial" w:hAnsi="Arial" w:cs="Arial"/>
-                <w:color w:val="000000"/>
+                <w:rFonts w:ascii="Arial" w:hAnsi="Arial"/>
+                <w:b w:val="0"/>
+                <w:color w:val="222222"/>
                 <w:sz w:val="16"/>
-                <w:szCs w:val="16"/>
               </w:rPr>
               <w:t>Seed 1011</w:t>
             </w:r>
@@ -8835,12 +8757,12 @@
         </w:tc>
         <w:tc>
           <w:tcPr>
-            <w:tcW w:w="2201" w:type="dxa"/>
-            <w:shd w:val="clear" w:color="auto" w:fill="FFFFFF"/>
+            <w:tcW w:type="dxa" w:w="2592"/>
+            <w:shd w:fill="FFFFFF"/>
             <w:tcMar>
               <w:top w:w="60" w:type="dxa"/>
+              <w:bottom w:w="60" w:type="dxa"/>
               <w:left w:w="90" w:type="dxa"/>
-              <w:bottom w:w="60" w:type="dxa"/>
               <w:right w:w="90" w:type="dxa"/>
             </w:tcMar>
             <w:vAlign w:val="center"/>
@@ -8850,12 +8772,13 @@
               <w:spacing w:before="30" w:after="30"/>
               <w:jc w:val="center"/>
             </w:pPr>
+            <w:r/>
             <w:r>
               <w:rPr>
-                <w:rFonts w:ascii="Arial" w:hAnsi="Arial" w:cs="Arial"/>
-                <w:color w:val="000000"/>
+                <w:rFonts w:ascii="Arial" w:hAnsi="Arial"/>
+                <w:b w:val="0"/>
+                <w:color w:val="222222"/>
                 <w:sz w:val="16"/>
-                <w:szCs w:val="16"/>
               </w:rPr>
               <w:t>0.5748 ± 0.0694</w:t>
             </w:r>
@@ -8863,12 +8786,12 @@
         </w:tc>
         <w:tc>
           <w:tcPr>
-            <w:tcW w:w="2249" w:type="dxa"/>
-            <w:shd w:val="clear" w:color="auto" w:fill="FFFFFF"/>
+            <w:tcW w:type="dxa" w:w="2592"/>
+            <w:shd w:fill="FFFFFF"/>
             <w:tcMar>
               <w:top w:w="60" w:type="dxa"/>
+              <w:bottom w:w="60" w:type="dxa"/>
               <w:left w:w="90" w:type="dxa"/>
-              <w:bottom w:w="60" w:type="dxa"/>
               <w:right w:w="90" w:type="dxa"/>
             </w:tcMar>
             <w:vAlign w:val="center"/>
@@ -8878,12 +8801,13 @@
               <w:spacing w:before="30" w:after="30"/>
               <w:jc w:val="center"/>
             </w:pPr>
+            <w:r/>
             <w:r>
               <w:rPr>
-                <w:rFonts w:ascii="Arial" w:hAnsi="Arial" w:cs="Arial"/>
-                <w:color w:val="000000"/>
+                <w:rFonts w:ascii="Arial" w:hAnsi="Arial"/>
+                <w:b w:val="0"/>
+                <w:color w:val="222222"/>
                 <w:sz w:val="16"/>
-                <w:szCs w:val="16"/>
               </w:rPr>
               <w:t>0.7484 ± 0.0371</w:t>
             </w:r>
@@ -8891,17 +8815,14 @@
         </w:tc>
       </w:tr>
       <w:tr>
-        <w:trPr>
-          <w:jc w:val="center"/>
-        </w:trPr>
-        <w:tc>
-          <w:tcPr>
-            <w:tcW w:w="2925" w:type="dxa"/>
-            <w:shd w:val="clear" w:color="auto" w:fill="FBFBFB"/>
+        <w:tc>
+          <w:tcPr>
+            <w:tcW w:type="dxa" w:w="3456"/>
+            <w:shd w:fill="FBFBFB"/>
             <w:tcMar>
               <w:top w:w="60" w:type="dxa"/>
+              <w:bottom w:w="60" w:type="dxa"/>
               <w:left w:w="90" w:type="dxa"/>
-              <w:bottom w:w="60" w:type="dxa"/>
               <w:right w:w="90" w:type="dxa"/>
             </w:tcMar>
             <w:vAlign w:val="center"/>
@@ -8909,33 +8830,28 @@
           <w:p>
             <w:pPr>
               <w:spacing w:before="30" w:after="30"/>
+              <w:jc w:val="left"/>
+            </w:pPr>
+            <w:r/>
+            <w:r>
               <w:rPr>
+                <w:rFonts w:ascii="Arial" w:hAnsi="Arial"/>
                 <w:b/>
-                <w:bCs/>
+                <w:color w:val="222222"/>
+                <w:sz w:val="16"/>
               </w:rPr>
-            </w:pPr>
-            <w:r>
-              <w:rPr>
-                <w:rFonts w:ascii="Arial" w:hAnsi="Arial" w:cs="Arial"/>
-                <w:b/>
-                <w:bCs/>
-                <w:color w:val="000000"/>
-                <w:sz w:val="16"/>
-                <w:szCs w:val="16"/>
-              </w:rPr>
-              <w:lastRenderedPageBreak/>
               <w:t>FAERS (4-Fold LOO, Pooled)</w:t>
             </w:r>
           </w:p>
         </w:tc>
         <w:tc>
           <w:tcPr>
-            <w:tcW w:w="1985" w:type="dxa"/>
-            <w:shd w:val="clear" w:color="auto" w:fill="FBFBFB"/>
+            <w:tcW w:type="dxa" w:w="2304"/>
+            <w:shd w:fill="FBFBFB"/>
             <w:tcMar>
               <w:top w:w="60" w:type="dxa"/>
+              <w:bottom w:w="60" w:type="dxa"/>
               <w:left w:w="90" w:type="dxa"/>
-              <w:bottom w:w="60" w:type="dxa"/>
               <w:right w:w="90" w:type="dxa"/>
             </w:tcMar>
             <w:vAlign w:val="center"/>
@@ -8944,19 +8860,14 @@
             <w:pPr>
               <w:spacing w:before="30" w:after="30"/>
               <w:jc w:val="center"/>
+            </w:pPr>
+            <w:r/>
+            <w:r>
               <w:rPr>
+                <w:rFonts w:ascii="Arial" w:hAnsi="Arial"/>
                 <w:b/>
-                <w:bCs/>
-              </w:rPr>
-            </w:pPr>
-            <w:r>
-              <w:rPr>
-                <w:rFonts w:ascii="Arial" w:hAnsi="Arial" w:cs="Arial"/>
-                <w:b/>
-                <w:bCs/>
-                <w:color w:val="000000"/>
+                <w:color w:val="222222"/>
                 <w:sz w:val="16"/>
-                <w:szCs w:val="16"/>
               </w:rPr>
               <w:t>Mean ± SD (5 Seeds)</w:t>
             </w:r>
@@ -8964,12 +8875,12 @@
         </w:tc>
         <w:tc>
           <w:tcPr>
-            <w:tcW w:w="2201" w:type="dxa"/>
-            <w:shd w:val="clear" w:color="auto" w:fill="FBFBFB"/>
+            <w:tcW w:type="dxa" w:w="2592"/>
+            <w:shd w:fill="FBFBFB"/>
             <w:tcMar>
               <w:top w:w="60" w:type="dxa"/>
+              <w:bottom w:w="60" w:type="dxa"/>
               <w:left w:w="90" w:type="dxa"/>
-              <w:bottom w:w="60" w:type="dxa"/>
               <w:right w:w="90" w:type="dxa"/>
             </w:tcMar>
             <w:vAlign w:val="center"/>
@@ -8978,19 +8889,14 @@
             <w:pPr>
               <w:spacing w:before="30" w:after="30"/>
               <w:jc w:val="center"/>
+            </w:pPr>
+            <w:r/>
+            <w:r>
               <w:rPr>
-                <w:b/>
-                <w:bCs/>
-              </w:rPr>
-            </w:pPr>
-            <w:r>
-              <w:rPr>
-                <w:rFonts w:ascii="Arial" w:hAnsi="Arial" w:cs="Arial"/>
-                <w:b/>
-                <w:bCs/>
-                <w:color w:val="000000"/>
+                <w:rFonts w:ascii="Arial" w:hAnsi="Arial"/>
+                <w:b w:val="0"/>
+                <w:color w:val="222222"/>
                 <w:sz w:val="16"/>
-                <w:szCs w:val="16"/>
               </w:rPr>
               <w:t>0.5685 ± 0.0080</w:t>
             </w:r>
@@ -8998,12 +8904,12 @@
         </w:tc>
         <w:tc>
           <w:tcPr>
-            <w:tcW w:w="2249" w:type="dxa"/>
-            <w:shd w:val="clear" w:color="auto" w:fill="FBFBFB"/>
+            <w:tcW w:type="dxa" w:w="2592"/>
+            <w:shd w:fill="FBFBFB"/>
             <w:tcMar>
               <w:top w:w="60" w:type="dxa"/>
+              <w:bottom w:w="60" w:type="dxa"/>
               <w:left w:w="90" w:type="dxa"/>
-              <w:bottom w:w="60" w:type="dxa"/>
               <w:right w:w="90" w:type="dxa"/>
             </w:tcMar>
             <w:vAlign w:val="center"/>
@@ -9012,37 +8918,29 @@
             <w:pPr>
               <w:spacing w:before="30" w:after="30"/>
               <w:jc w:val="center"/>
+            </w:pPr>
+            <w:r/>
+            <w:r>
               <w:rPr>
-                <w:b/>
-                <w:bCs/>
+                <w:rFonts w:ascii="Arial" w:hAnsi="Arial"/>
+                <w:b w:val="0"/>
+                <w:color w:val="222222"/>
+                <w:sz w:val="16"/>
               </w:rPr>
-            </w:pPr>
-            <w:r>
-              <w:rPr>
-                <w:rFonts w:ascii="Arial" w:hAnsi="Arial" w:cs="Arial"/>
-                <w:b/>
-                <w:bCs/>
-                <w:color w:val="000000"/>
-                <w:sz w:val="16"/>
-                <w:szCs w:val="16"/>
-              </w:rPr>
-              <w:t>0.7463 ± 0.0075</w:t>
+              <w:t>0.7463 ± 0.0076</w:t>
             </w:r>
           </w:p>
         </w:tc>
       </w:tr>
       <w:tr>
-        <w:trPr>
-          <w:jc w:val="center"/>
-        </w:trPr>
-        <w:tc>
-          <w:tcPr>
-            <w:tcW w:w="2925" w:type="dxa"/>
-            <w:shd w:val="clear" w:color="auto" w:fill="FFFFFF"/>
+        <w:tc>
+          <w:tcPr>
+            <w:tcW w:type="dxa" w:w="3456"/>
+            <w:shd w:fill="FFFFFF"/>
             <w:tcMar>
               <w:top w:w="60" w:type="dxa"/>
+              <w:bottom w:w="60" w:type="dxa"/>
               <w:left w:w="90" w:type="dxa"/>
-              <w:bottom w:w="60" w:type="dxa"/>
               <w:right w:w="90" w:type="dxa"/>
             </w:tcMar>
             <w:vAlign w:val="center"/>
@@ -9050,13 +8948,15 @@
           <w:p>
             <w:pPr>
               <w:spacing w:before="30" w:after="30"/>
-            </w:pPr>
+              <w:jc w:val="left"/>
+            </w:pPr>
+            <w:r/>
             <w:r>
               <w:rPr>
-                <w:rFonts w:ascii="Arial" w:hAnsi="Arial" w:cs="Arial"/>
-                <w:color w:val="000000"/>
+                <w:rFonts w:ascii="Arial" w:hAnsi="Arial"/>
+                <w:b/>
+                <w:color w:val="222222"/>
                 <w:sz w:val="16"/>
-                <w:szCs w:val="16"/>
               </w:rPr>
               <w:t>VAERS (10-Fold CV, N = 1,000)</w:t>
             </w:r>
@@ -9064,12 +8964,12 @@
         </w:tc>
         <w:tc>
           <w:tcPr>
-            <w:tcW w:w="1985" w:type="dxa"/>
-            <w:shd w:val="clear" w:color="auto" w:fill="FFFFFF"/>
+            <w:tcW w:type="dxa" w:w="2304"/>
+            <w:shd w:fill="FFFFFF"/>
             <w:tcMar>
               <w:top w:w="60" w:type="dxa"/>
+              <w:bottom w:w="60" w:type="dxa"/>
               <w:left w:w="90" w:type="dxa"/>
-              <w:bottom w:w="60" w:type="dxa"/>
               <w:right w:w="90" w:type="dxa"/>
             </w:tcMar>
             <w:vAlign w:val="center"/>
@@ -9079,12 +8979,13 @@
               <w:spacing w:before="30" w:after="30"/>
               <w:jc w:val="center"/>
             </w:pPr>
+            <w:r/>
             <w:r>
               <w:rPr>
-                <w:rFonts w:ascii="Arial" w:hAnsi="Arial" w:cs="Arial"/>
-                <w:color w:val="000000"/>
+                <w:rFonts w:ascii="Arial" w:hAnsi="Arial"/>
+                <w:b w:val="0"/>
+                <w:color w:val="222222"/>
                 <w:sz w:val="16"/>
-                <w:szCs w:val="16"/>
               </w:rPr>
               <w:t>Seed 42</w:t>
             </w:r>
@@ -9092,12 +8993,12 @@
         </w:tc>
         <w:tc>
           <w:tcPr>
-            <w:tcW w:w="2201" w:type="dxa"/>
-            <w:shd w:val="clear" w:color="auto" w:fill="FFFFFF"/>
+            <w:tcW w:type="dxa" w:w="2592"/>
+            <w:shd w:fill="FFFFFF"/>
             <w:tcMar>
               <w:top w:w="60" w:type="dxa"/>
+              <w:bottom w:w="60" w:type="dxa"/>
               <w:left w:w="90" w:type="dxa"/>
-              <w:bottom w:w="60" w:type="dxa"/>
               <w:right w:w="90" w:type="dxa"/>
             </w:tcMar>
             <w:vAlign w:val="center"/>
@@ -9107,12 +9008,13 @@
               <w:spacing w:before="30" w:after="30"/>
               <w:jc w:val="center"/>
             </w:pPr>
+            <w:r/>
             <w:r>
               <w:rPr>
-                <w:rFonts w:ascii="Arial" w:hAnsi="Arial" w:cs="Arial"/>
-                <w:color w:val="000000"/>
+                <w:rFonts w:ascii="Arial" w:hAnsi="Arial"/>
+                <w:b w:val="0"/>
+                <w:color w:val="222222"/>
                 <w:sz w:val="16"/>
-                <w:szCs w:val="16"/>
               </w:rPr>
               <w:t>0.6594 ± 0.0196</w:t>
             </w:r>
@@ -9120,12 +9022,12 @@
         </w:tc>
         <w:tc>
           <w:tcPr>
-            <w:tcW w:w="2249" w:type="dxa"/>
-            <w:shd w:val="clear" w:color="auto" w:fill="FFFFFF"/>
+            <w:tcW w:type="dxa" w:w="2592"/>
+            <w:shd w:fill="FFFFFF"/>
             <w:tcMar>
               <w:top w:w="60" w:type="dxa"/>
+              <w:bottom w:w="60" w:type="dxa"/>
               <w:left w:w="90" w:type="dxa"/>
-              <w:bottom w:w="60" w:type="dxa"/>
               <w:right w:w="90" w:type="dxa"/>
             </w:tcMar>
             <w:vAlign w:val="center"/>
@@ -9135,12 +9037,13 @@
               <w:spacing w:before="30" w:after="30"/>
               <w:jc w:val="center"/>
             </w:pPr>
+            <w:r/>
             <w:r>
               <w:rPr>
-                <w:rFonts w:ascii="Arial" w:hAnsi="Arial" w:cs="Arial"/>
-                <w:color w:val="000000"/>
+                <w:rFonts w:ascii="Arial" w:hAnsi="Arial"/>
+                <w:b w:val="0"/>
+                <w:color w:val="222222"/>
                 <w:sz w:val="16"/>
-                <w:szCs w:val="16"/>
               </w:rPr>
               <w:t>0.7848 ± 0.0127</w:t>
             </w:r>
@@ -9148,17 +9051,14 @@
         </w:tc>
       </w:tr>
       <w:tr>
-        <w:trPr>
-          <w:jc w:val="center"/>
-        </w:trPr>
-        <w:tc>
-          <w:tcPr>
-            <w:tcW w:w="2925" w:type="dxa"/>
-            <w:shd w:val="clear" w:color="auto" w:fill="FBFBFB"/>
+        <w:tc>
+          <w:tcPr>
+            <w:tcW w:type="dxa" w:w="3456"/>
+            <w:shd w:fill="FBFBFB"/>
             <w:tcMar>
               <w:top w:w="60" w:type="dxa"/>
+              <w:bottom w:w="60" w:type="dxa"/>
               <w:left w:w="90" w:type="dxa"/>
-              <w:bottom w:w="60" w:type="dxa"/>
               <w:right w:w="90" w:type="dxa"/>
             </w:tcMar>
             <w:vAlign w:val="center"/>
@@ -9166,13 +9066,15 @@
           <w:p>
             <w:pPr>
               <w:spacing w:before="30" w:after="30"/>
-            </w:pPr>
+              <w:jc w:val="left"/>
+            </w:pPr>
+            <w:r/>
             <w:r>
               <w:rPr>
-                <w:rFonts w:ascii="Arial" w:hAnsi="Arial" w:cs="Arial"/>
-                <w:color w:val="000000"/>
+                <w:rFonts w:ascii="Arial" w:hAnsi="Arial"/>
+                <w:b/>
+                <w:color w:val="222222"/>
                 <w:sz w:val="16"/>
-                <w:szCs w:val="16"/>
               </w:rPr>
               <w:t>VAERS (10-Fold CV, N = 1,000)</w:t>
             </w:r>
@@ -9180,12 +9082,12 @@
         </w:tc>
         <w:tc>
           <w:tcPr>
-            <w:tcW w:w="1985" w:type="dxa"/>
-            <w:shd w:val="clear" w:color="auto" w:fill="FBFBFB"/>
+            <w:tcW w:type="dxa" w:w="2304"/>
+            <w:shd w:fill="FBFBFB"/>
             <w:tcMar>
               <w:top w:w="60" w:type="dxa"/>
+              <w:bottom w:w="60" w:type="dxa"/>
               <w:left w:w="90" w:type="dxa"/>
-              <w:bottom w:w="60" w:type="dxa"/>
               <w:right w:w="90" w:type="dxa"/>
             </w:tcMar>
             <w:vAlign w:val="center"/>
@@ -9195,12 +9097,13 @@
               <w:spacing w:before="30" w:after="30"/>
               <w:jc w:val="center"/>
             </w:pPr>
+            <w:r/>
             <w:r>
               <w:rPr>
-                <w:rFonts w:ascii="Arial" w:hAnsi="Arial" w:cs="Arial"/>
-                <w:color w:val="000000"/>
+                <w:rFonts w:ascii="Arial" w:hAnsi="Arial"/>
+                <w:b w:val="0"/>
+                <w:color w:val="222222"/>
                 <w:sz w:val="16"/>
-                <w:szCs w:val="16"/>
               </w:rPr>
               <w:t>Seed 123</w:t>
             </w:r>
@@ -9208,12 +9111,12 @@
         </w:tc>
         <w:tc>
           <w:tcPr>
-            <w:tcW w:w="2201" w:type="dxa"/>
-            <w:shd w:val="clear" w:color="auto" w:fill="FBFBFB"/>
+            <w:tcW w:type="dxa" w:w="2592"/>
+            <w:shd w:fill="FBFBFB"/>
             <w:tcMar>
               <w:top w:w="60" w:type="dxa"/>
+              <w:bottom w:w="60" w:type="dxa"/>
               <w:left w:w="90" w:type="dxa"/>
-              <w:bottom w:w="60" w:type="dxa"/>
               <w:right w:w="90" w:type="dxa"/>
             </w:tcMar>
             <w:vAlign w:val="center"/>
@@ -9223,12 +9126,13 @@
               <w:spacing w:before="30" w:after="30"/>
               <w:jc w:val="center"/>
             </w:pPr>
+            <w:r/>
             <w:r>
               <w:rPr>
-                <w:rFonts w:ascii="Arial" w:hAnsi="Arial" w:cs="Arial"/>
-                <w:color w:val="000000"/>
+                <w:rFonts w:ascii="Arial" w:hAnsi="Arial"/>
+                <w:b w:val="0"/>
+                <w:color w:val="222222"/>
                 <w:sz w:val="16"/>
-                <w:szCs w:val="16"/>
               </w:rPr>
               <w:t>0.6601 ± 0.0175</w:t>
             </w:r>
@@ -9236,12 +9140,12 @@
         </w:tc>
         <w:tc>
           <w:tcPr>
-            <w:tcW w:w="2249" w:type="dxa"/>
-            <w:shd w:val="clear" w:color="auto" w:fill="FBFBFB"/>
+            <w:tcW w:type="dxa" w:w="2592"/>
+            <w:shd w:fill="FBFBFB"/>
             <w:tcMar>
               <w:top w:w="60" w:type="dxa"/>
+              <w:bottom w:w="60" w:type="dxa"/>
               <w:left w:w="90" w:type="dxa"/>
-              <w:bottom w:w="60" w:type="dxa"/>
               <w:right w:w="90" w:type="dxa"/>
             </w:tcMar>
             <w:vAlign w:val="center"/>
@@ -9251,12 +9155,13 @@
               <w:spacing w:before="30" w:after="30"/>
               <w:jc w:val="center"/>
             </w:pPr>
+            <w:r/>
             <w:r>
               <w:rPr>
-                <w:rFonts w:ascii="Arial" w:hAnsi="Arial" w:cs="Arial"/>
-                <w:color w:val="000000"/>
+                <w:rFonts w:ascii="Arial" w:hAnsi="Arial"/>
+                <w:b w:val="0"/>
+                <w:color w:val="222222"/>
                 <w:sz w:val="16"/>
-                <w:szCs w:val="16"/>
               </w:rPr>
               <w:t>0.7891 ± 0.0104</w:t>
             </w:r>
@@ -9264,17 +9169,14 @@
         </w:tc>
       </w:tr>
       <w:tr>
-        <w:trPr>
-          <w:jc w:val="center"/>
-        </w:trPr>
-        <w:tc>
-          <w:tcPr>
-            <w:tcW w:w="2925" w:type="dxa"/>
-            <w:shd w:val="clear" w:color="auto" w:fill="FFFFFF"/>
+        <w:tc>
+          <w:tcPr>
+            <w:tcW w:type="dxa" w:w="3456"/>
+            <w:shd w:fill="FFFFFF"/>
             <w:tcMar>
               <w:top w:w="60" w:type="dxa"/>
+              <w:bottom w:w="60" w:type="dxa"/>
               <w:left w:w="90" w:type="dxa"/>
-              <w:bottom w:w="60" w:type="dxa"/>
               <w:right w:w="90" w:type="dxa"/>
             </w:tcMar>
             <w:vAlign w:val="center"/>
@@ -9282,13 +9184,15 @@
           <w:p>
             <w:pPr>
               <w:spacing w:before="30" w:after="30"/>
-            </w:pPr>
+              <w:jc w:val="left"/>
+            </w:pPr>
+            <w:r/>
             <w:r>
               <w:rPr>
-                <w:rFonts w:ascii="Arial" w:hAnsi="Arial" w:cs="Arial"/>
-                <w:color w:val="000000"/>
+                <w:rFonts w:ascii="Arial" w:hAnsi="Arial"/>
+                <w:b/>
+                <w:color w:val="222222"/>
                 <w:sz w:val="16"/>
-                <w:szCs w:val="16"/>
               </w:rPr>
               <w:t>VAERS (10-Fold CV, N = 1,000)</w:t>
             </w:r>
@@ -9296,12 +9200,12 @@
         </w:tc>
         <w:tc>
           <w:tcPr>
-            <w:tcW w:w="1985" w:type="dxa"/>
-            <w:shd w:val="clear" w:color="auto" w:fill="FFFFFF"/>
+            <w:tcW w:type="dxa" w:w="2304"/>
+            <w:shd w:fill="FFFFFF"/>
             <w:tcMar>
               <w:top w:w="60" w:type="dxa"/>
+              <w:bottom w:w="60" w:type="dxa"/>
               <w:left w:w="90" w:type="dxa"/>
-              <w:bottom w:w="60" w:type="dxa"/>
               <w:right w:w="90" w:type="dxa"/>
             </w:tcMar>
             <w:vAlign w:val="center"/>
@@ -9311,12 +9215,13 @@
               <w:spacing w:before="30" w:after="30"/>
               <w:jc w:val="center"/>
             </w:pPr>
+            <w:r/>
             <w:r>
               <w:rPr>
-                <w:rFonts w:ascii="Arial" w:hAnsi="Arial" w:cs="Arial"/>
-                <w:color w:val="000000"/>
+                <w:rFonts w:ascii="Arial" w:hAnsi="Arial"/>
+                <w:b w:val="0"/>
+                <w:color w:val="222222"/>
                 <w:sz w:val="16"/>
-                <w:szCs w:val="16"/>
               </w:rPr>
               <w:t>Seed 456</w:t>
             </w:r>
@@ -9324,12 +9229,12 @@
         </w:tc>
         <w:tc>
           <w:tcPr>
-            <w:tcW w:w="2201" w:type="dxa"/>
-            <w:shd w:val="clear" w:color="auto" w:fill="FFFFFF"/>
+            <w:tcW w:type="dxa" w:w="2592"/>
+            <w:shd w:fill="FFFFFF"/>
             <w:tcMar>
               <w:top w:w="60" w:type="dxa"/>
+              <w:bottom w:w="60" w:type="dxa"/>
               <w:left w:w="90" w:type="dxa"/>
-              <w:bottom w:w="60" w:type="dxa"/>
               <w:right w:w="90" w:type="dxa"/>
             </w:tcMar>
             <w:vAlign w:val="center"/>
@@ -9339,12 +9244,13 @@
               <w:spacing w:before="30" w:after="30"/>
               <w:jc w:val="center"/>
             </w:pPr>
+            <w:r/>
             <w:r>
               <w:rPr>
-                <w:rFonts w:ascii="Arial" w:hAnsi="Arial" w:cs="Arial"/>
-                <w:color w:val="000000"/>
+                <w:rFonts w:ascii="Arial" w:hAnsi="Arial"/>
+                <w:b w:val="0"/>
+                <w:color w:val="222222"/>
                 <w:sz w:val="16"/>
-                <w:szCs w:val="16"/>
               </w:rPr>
               <w:t>0.6593 ± 0.0218</w:t>
             </w:r>
@@ -9352,12 +9258,12 @@
         </w:tc>
         <w:tc>
           <w:tcPr>
-            <w:tcW w:w="2249" w:type="dxa"/>
-            <w:shd w:val="clear" w:color="auto" w:fill="FFFFFF"/>
+            <w:tcW w:type="dxa" w:w="2592"/>
+            <w:shd w:fill="FFFFFF"/>
             <w:tcMar>
               <w:top w:w="60" w:type="dxa"/>
+              <w:bottom w:w="60" w:type="dxa"/>
               <w:left w:w="90" w:type="dxa"/>
-              <w:bottom w:w="60" w:type="dxa"/>
               <w:right w:w="90" w:type="dxa"/>
             </w:tcMar>
             <w:vAlign w:val="center"/>
@@ -9367,12 +9273,13 @@
               <w:spacing w:before="30" w:after="30"/>
               <w:jc w:val="center"/>
             </w:pPr>
+            <w:r/>
             <w:r>
               <w:rPr>
-                <w:rFonts w:ascii="Arial" w:hAnsi="Arial" w:cs="Arial"/>
-                <w:color w:val="000000"/>
+                <w:rFonts w:ascii="Arial" w:hAnsi="Arial"/>
+                <w:b w:val="0"/>
+                <w:color w:val="222222"/>
                 <w:sz w:val="16"/>
-                <w:szCs w:val="16"/>
               </w:rPr>
               <w:t>0.7883 ± 0.0138</w:t>
             </w:r>
@@ -9380,17 +9287,14 @@
         </w:tc>
       </w:tr>
       <w:tr>
-        <w:trPr>
-          <w:jc w:val="center"/>
-        </w:trPr>
-        <w:tc>
-          <w:tcPr>
-            <w:tcW w:w="2925" w:type="dxa"/>
-            <w:shd w:val="clear" w:color="auto" w:fill="FBFBFB"/>
+        <w:tc>
+          <w:tcPr>
+            <w:tcW w:type="dxa" w:w="3456"/>
+            <w:shd w:fill="FBFBFB"/>
             <w:tcMar>
               <w:top w:w="60" w:type="dxa"/>
+              <w:bottom w:w="60" w:type="dxa"/>
               <w:left w:w="90" w:type="dxa"/>
-              <w:bottom w:w="60" w:type="dxa"/>
               <w:right w:w="90" w:type="dxa"/>
             </w:tcMar>
             <w:vAlign w:val="center"/>
@@ -9398,13 +9302,15 @@
           <w:p>
             <w:pPr>
               <w:spacing w:before="30" w:after="30"/>
-            </w:pPr>
+              <w:jc w:val="left"/>
+            </w:pPr>
+            <w:r/>
             <w:r>
               <w:rPr>
-                <w:rFonts w:ascii="Arial" w:hAnsi="Arial" w:cs="Arial"/>
-                <w:color w:val="000000"/>
+                <w:rFonts w:ascii="Arial" w:hAnsi="Arial"/>
+                <w:b/>
+                <w:color w:val="222222"/>
                 <w:sz w:val="16"/>
-                <w:szCs w:val="16"/>
               </w:rPr>
               <w:t>VAERS (10-Fold CV, N = 1,000)</w:t>
             </w:r>
@@ -9412,12 +9318,12 @@
         </w:tc>
         <w:tc>
           <w:tcPr>
-            <w:tcW w:w="1985" w:type="dxa"/>
-            <w:shd w:val="clear" w:color="auto" w:fill="FBFBFB"/>
+            <w:tcW w:type="dxa" w:w="2304"/>
+            <w:shd w:fill="FBFBFB"/>
             <w:tcMar>
               <w:top w:w="60" w:type="dxa"/>
+              <w:bottom w:w="60" w:type="dxa"/>
               <w:left w:w="90" w:type="dxa"/>
-              <w:bottom w:w="60" w:type="dxa"/>
               <w:right w:w="90" w:type="dxa"/>
             </w:tcMar>
             <w:vAlign w:val="center"/>
@@ -9427,12 +9333,13 @@
               <w:spacing w:before="30" w:after="30"/>
               <w:jc w:val="center"/>
             </w:pPr>
+            <w:r/>
             <w:r>
               <w:rPr>
-                <w:rFonts w:ascii="Arial" w:hAnsi="Arial" w:cs="Arial"/>
-                <w:color w:val="000000"/>
+                <w:rFonts w:ascii="Arial" w:hAnsi="Arial"/>
+                <w:b w:val="0"/>
+                <w:color w:val="222222"/>
                 <w:sz w:val="16"/>
-                <w:szCs w:val="16"/>
               </w:rPr>
               <w:t>Seed 789</w:t>
             </w:r>
@@ -9440,12 +9347,12 @@
         </w:tc>
         <w:tc>
           <w:tcPr>
-            <w:tcW w:w="2201" w:type="dxa"/>
-            <w:shd w:val="clear" w:color="auto" w:fill="FBFBFB"/>
+            <w:tcW w:type="dxa" w:w="2592"/>
+            <w:shd w:fill="FBFBFB"/>
             <w:tcMar>
               <w:top w:w="60" w:type="dxa"/>
+              <w:bottom w:w="60" w:type="dxa"/>
               <w:left w:w="90" w:type="dxa"/>
-              <w:bottom w:w="60" w:type="dxa"/>
               <w:right w:w="90" w:type="dxa"/>
             </w:tcMar>
             <w:vAlign w:val="center"/>
@@ -9455,12 +9362,13 @@
               <w:spacing w:before="30" w:after="30"/>
               <w:jc w:val="center"/>
             </w:pPr>
+            <w:r/>
             <w:r>
               <w:rPr>
-                <w:rFonts w:ascii="Arial" w:hAnsi="Arial" w:cs="Arial"/>
-                <w:color w:val="000000"/>
+                <w:rFonts w:ascii="Arial" w:hAnsi="Arial"/>
+                <w:b w:val="0"/>
+                <w:color w:val="222222"/>
                 <w:sz w:val="16"/>
-                <w:szCs w:val="16"/>
               </w:rPr>
               <w:t>0.6615 ± 0.0159</w:t>
             </w:r>
@@ -9468,12 +9376,12 @@
         </w:tc>
         <w:tc>
           <w:tcPr>
-            <w:tcW w:w="2249" w:type="dxa"/>
-            <w:shd w:val="clear" w:color="auto" w:fill="FBFBFB"/>
+            <w:tcW w:type="dxa" w:w="2592"/>
+            <w:shd w:fill="FBFBFB"/>
             <w:tcMar>
               <w:top w:w="60" w:type="dxa"/>
+              <w:bottom w:w="60" w:type="dxa"/>
               <w:left w:w="90" w:type="dxa"/>
-              <w:bottom w:w="60" w:type="dxa"/>
               <w:right w:w="90" w:type="dxa"/>
             </w:tcMar>
             <w:vAlign w:val="center"/>
@@ -9483,12 +9391,13 @@
               <w:spacing w:before="30" w:after="30"/>
               <w:jc w:val="center"/>
             </w:pPr>
+            <w:r/>
             <w:r>
               <w:rPr>
-                <w:rFonts w:ascii="Arial" w:hAnsi="Arial" w:cs="Arial"/>
-                <w:color w:val="000000"/>
+                <w:rFonts w:ascii="Arial" w:hAnsi="Arial"/>
+                <w:b w:val="0"/>
+                <w:color w:val="222222"/>
                 <w:sz w:val="16"/>
-                <w:szCs w:val="16"/>
               </w:rPr>
               <w:t>0.7907 ± 0.0095</w:t>
             </w:r>
@@ -9496,17 +9405,14 @@
         </w:tc>
       </w:tr>
       <w:tr>
-        <w:trPr>
-          <w:jc w:val="center"/>
-        </w:trPr>
-        <w:tc>
-          <w:tcPr>
-            <w:tcW w:w="2925" w:type="dxa"/>
-            <w:shd w:val="clear" w:color="auto" w:fill="FFFFFF"/>
+        <w:tc>
+          <w:tcPr>
+            <w:tcW w:type="dxa" w:w="3456"/>
+            <w:shd w:fill="FFFFFF"/>
             <w:tcMar>
               <w:top w:w="60" w:type="dxa"/>
+              <w:bottom w:w="60" w:type="dxa"/>
               <w:left w:w="90" w:type="dxa"/>
-              <w:bottom w:w="60" w:type="dxa"/>
               <w:right w:w="90" w:type="dxa"/>
             </w:tcMar>
             <w:vAlign w:val="center"/>
@@ -9514,13 +9420,15 @@
           <w:p>
             <w:pPr>
               <w:spacing w:before="30" w:after="30"/>
-            </w:pPr>
+              <w:jc w:val="left"/>
+            </w:pPr>
+            <w:r/>
             <w:r>
               <w:rPr>
-                <w:rFonts w:ascii="Arial" w:hAnsi="Arial" w:cs="Arial"/>
-                <w:color w:val="000000"/>
+                <w:rFonts w:ascii="Arial" w:hAnsi="Arial"/>
+                <w:b/>
+                <w:color w:val="222222"/>
                 <w:sz w:val="16"/>
-                <w:szCs w:val="16"/>
               </w:rPr>
               <w:t>VAERS (10-Fold CV, N = 1,000)</w:t>
             </w:r>
@@ -9528,12 +9436,12 @@
         </w:tc>
         <w:tc>
           <w:tcPr>
-            <w:tcW w:w="1985" w:type="dxa"/>
-            <w:shd w:val="clear" w:color="auto" w:fill="FFFFFF"/>
+            <w:tcW w:type="dxa" w:w="2304"/>
+            <w:shd w:fill="FFFFFF"/>
             <w:tcMar>
               <w:top w:w="60" w:type="dxa"/>
+              <w:bottom w:w="60" w:type="dxa"/>
               <w:left w:w="90" w:type="dxa"/>
-              <w:bottom w:w="60" w:type="dxa"/>
               <w:right w:w="90" w:type="dxa"/>
             </w:tcMar>
             <w:vAlign w:val="center"/>
@@ -9543,12 +9451,13 @@
               <w:spacing w:before="30" w:after="30"/>
               <w:jc w:val="center"/>
             </w:pPr>
+            <w:r/>
             <w:r>
               <w:rPr>
-                <w:rFonts w:ascii="Arial" w:hAnsi="Arial" w:cs="Arial"/>
-                <w:color w:val="000000"/>
+                <w:rFonts w:ascii="Arial" w:hAnsi="Arial"/>
+                <w:b w:val="0"/>
+                <w:color w:val="222222"/>
                 <w:sz w:val="16"/>
-                <w:szCs w:val="16"/>
               </w:rPr>
               <w:t>Seed 1011</w:t>
             </w:r>
@@ -9556,12 +9465,12 @@
         </w:tc>
         <w:tc>
           <w:tcPr>
-            <w:tcW w:w="2201" w:type="dxa"/>
-            <w:shd w:val="clear" w:color="auto" w:fill="FFFFFF"/>
+            <w:tcW w:type="dxa" w:w="2592"/>
+            <w:shd w:fill="FFFFFF"/>
             <w:tcMar>
               <w:top w:w="60" w:type="dxa"/>
+              <w:bottom w:w="60" w:type="dxa"/>
               <w:left w:w="90" w:type="dxa"/>
-              <w:bottom w:w="60" w:type="dxa"/>
               <w:right w:w="90" w:type="dxa"/>
             </w:tcMar>
             <w:vAlign w:val="center"/>
@@ -9571,12 +9480,13 @@
               <w:spacing w:before="30" w:after="30"/>
               <w:jc w:val="center"/>
             </w:pPr>
+            <w:r/>
             <w:r>
               <w:rPr>
-                <w:rFonts w:ascii="Arial" w:hAnsi="Arial" w:cs="Arial"/>
-                <w:color w:val="000000"/>
+                <w:rFonts w:ascii="Arial" w:hAnsi="Arial"/>
+                <w:b w:val="0"/>
+                <w:color w:val="222222"/>
                 <w:sz w:val="16"/>
-                <w:szCs w:val="16"/>
               </w:rPr>
               <w:t>0.6574 ± 0.0169</w:t>
             </w:r>
@@ -9584,12 +9494,12 @@
         </w:tc>
         <w:tc>
           <w:tcPr>
-            <w:tcW w:w="2249" w:type="dxa"/>
-            <w:shd w:val="clear" w:color="auto" w:fill="FFFFFF"/>
+            <w:tcW w:type="dxa" w:w="2592"/>
+            <w:shd w:fill="FFFFFF"/>
             <w:tcMar>
               <w:top w:w="60" w:type="dxa"/>
+              <w:bottom w:w="60" w:type="dxa"/>
               <w:left w:w="90" w:type="dxa"/>
-              <w:bottom w:w="60" w:type="dxa"/>
               <w:right w:w="90" w:type="dxa"/>
             </w:tcMar>
             <w:vAlign w:val="center"/>
@@ -9599,12 +9509,13 @@
               <w:spacing w:before="30" w:after="30"/>
               <w:jc w:val="center"/>
             </w:pPr>
+            <w:r/>
             <w:r>
               <w:rPr>
-                <w:rFonts w:ascii="Arial" w:hAnsi="Arial" w:cs="Arial"/>
-                <w:color w:val="000000"/>
+                <w:rFonts w:ascii="Arial" w:hAnsi="Arial"/>
+                <w:b w:val="0"/>
+                <w:color w:val="222222"/>
                 <w:sz w:val="16"/>
-                <w:szCs w:val="16"/>
               </w:rPr>
               <w:t>0.7879 ± 0.0106</w:t>
             </w:r>
@@ -9612,17 +9523,14 @@
         </w:tc>
       </w:tr>
       <w:tr>
-        <w:trPr>
-          <w:jc w:val="center"/>
-        </w:trPr>
-        <w:tc>
-          <w:tcPr>
-            <w:tcW w:w="2925" w:type="dxa"/>
-            <w:shd w:val="clear" w:color="auto" w:fill="FBFBFB"/>
+        <w:tc>
+          <w:tcPr>
+            <w:tcW w:type="dxa" w:w="3456"/>
+            <w:shd w:fill="FBFBFB"/>
             <w:tcMar>
               <w:top w:w="60" w:type="dxa"/>
+              <w:bottom w:w="60" w:type="dxa"/>
               <w:left w:w="90" w:type="dxa"/>
-              <w:bottom w:w="60" w:type="dxa"/>
               <w:right w:w="90" w:type="dxa"/>
             </w:tcMar>
             <w:vAlign w:val="center"/>
@@ -9630,19 +9538,15 @@
           <w:p>
             <w:pPr>
               <w:spacing w:before="30" w:after="30"/>
+              <w:jc w:val="left"/>
+            </w:pPr>
+            <w:r/>
+            <w:r>
               <w:rPr>
+                <w:rFonts w:ascii="Arial" w:hAnsi="Arial"/>
                 <w:b/>
-                <w:bCs/>
-              </w:rPr>
-            </w:pPr>
-            <w:r>
-              <w:rPr>
-                <w:rFonts w:ascii="Arial" w:hAnsi="Arial" w:cs="Arial"/>
-                <w:b/>
-                <w:bCs/>
-                <w:color w:val="000000"/>
+                <w:color w:val="222222"/>
                 <w:sz w:val="16"/>
-                <w:szCs w:val="16"/>
               </w:rPr>
               <w:t>VAERS (10-Fold CV, Pooled)</w:t>
             </w:r>
@@ -9650,12 +9554,12 @@
         </w:tc>
         <w:tc>
           <w:tcPr>
-            <w:tcW w:w="1985" w:type="dxa"/>
-            <w:shd w:val="clear" w:color="auto" w:fill="FBFBFB"/>
+            <w:tcW w:type="dxa" w:w="2304"/>
+            <w:shd w:fill="FBFBFB"/>
             <w:tcMar>
               <w:top w:w="60" w:type="dxa"/>
+              <w:bottom w:w="60" w:type="dxa"/>
               <w:left w:w="90" w:type="dxa"/>
-              <w:bottom w:w="60" w:type="dxa"/>
               <w:right w:w="90" w:type="dxa"/>
             </w:tcMar>
             <w:vAlign w:val="center"/>
@@ -9664,19 +9568,14 @@
             <w:pPr>
               <w:spacing w:before="30" w:after="30"/>
               <w:jc w:val="center"/>
+            </w:pPr>
+            <w:r/>
+            <w:r>
               <w:rPr>
+                <w:rFonts w:ascii="Arial" w:hAnsi="Arial"/>
                 <w:b/>
-                <w:bCs/>
-              </w:rPr>
-            </w:pPr>
-            <w:r>
-              <w:rPr>
-                <w:rFonts w:ascii="Arial" w:hAnsi="Arial" w:cs="Arial"/>
-                <w:b/>
-                <w:bCs/>
-                <w:color w:val="000000"/>
+                <w:color w:val="222222"/>
                 <w:sz w:val="16"/>
-                <w:szCs w:val="16"/>
               </w:rPr>
               <w:t>Mean ± SD (5 Seeds)</w:t>
             </w:r>
@@ -9684,12 +9583,12 @@
         </w:tc>
         <w:tc>
           <w:tcPr>
-            <w:tcW w:w="2201" w:type="dxa"/>
-            <w:shd w:val="clear" w:color="auto" w:fill="FBFBFB"/>
+            <w:tcW w:type="dxa" w:w="2592"/>
+            <w:shd w:fill="FBFBFB"/>
             <w:tcMar>
               <w:top w:w="60" w:type="dxa"/>
+              <w:bottom w:w="60" w:type="dxa"/>
               <w:left w:w="90" w:type="dxa"/>
-              <w:bottom w:w="60" w:type="dxa"/>
               <w:right w:w="90" w:type="dxa"/>
             </w:tcMar>
             <w:vAlign w:val="center"/>
@@ -9698,19 +9597,14 @@
             <w:pPr>
               <w:spacing w:before="30" w:after="30"/>
               <w:jc w:val="center"/>
+            </w:pPr>
+            <w:r/>
+            <w:r>
               <w:rPr>
-                <w:b/>
-                <w:bCs/>
-              </w:rPr>
-            </w:pPr>
-            <w:r>
-              <w:rPr>
-                <w:rFonts w:ascii="Arial" w:hAnsi="Arial" w:cs="Arial"/>
-                <w:b/>
-                <w:bCs/>
-                <w:color w:val="000000"/>
+                <w:rFonts w:ascii="Arial" w:hAnsi="Arial"/>
+                <w:b w:val="0"/>
+                <w:color w:val="222222"/>
                 <w:sz w:val="16"/>
-                <w:szCs w:val="16"/>
               </w:rPr>
               <w:t>0.6595 ± 0.0015</w:t>
             </w:r>
@@ -9718,12 +9612,12 @@
         </w:tc>
         <w:tc>
           <w:tcPr>
-            <w:tcW w:w="2249" w:type="dxa"/>
-            <w:shd w:val="clear" w:color="auto" w:fill="FBFBFB"/>
+            <w:tcW w:type="dxa" w:w="2592"/>
+            <w:shd w:fill="FBFBFB"/>
             <w:tcMar>
               <w:top w:w="60" w:type="dxa"/>
+              <w:bottom w:w="60" w:type="dxa"/>
               <w:left w:w="90" w:type="dxa"/>
-              <w:bottom w:w="60" w:type="dxa"/>
               <w:right w:w="90" w:type="dxa"/>
             </w:tcMar>
             <w:vAlign w:val="center"/>
@@ -9732,19 +9626,14 @@
             <w:pPr>
               <w:spacing w:before="30" w:after="30"/>
               <w:jc w:val="center"/>
+            </w:pPr>
+            <w:r/>
+            <w:r>
               <w:rPr>
-                <w:b/>
-                <w:bCs/>
-              </w:rPr>
-            </w:pPr>
-            <w:r>
-              <w:rPr>
-                <w:rFonts w:ascii="Arial" w:hAnsi="Arial" w:cs="Arial"/>
-                <w:b/>
-                <w:bCs/>
-                <w:color w:val="000000"/>
+                <w:rFonts w:ascii="Arial" w:hAnsi="Arial"/>
+                <w:b w:val="0"/>
+                <w:color w:val="222222"/>
                 <w:sz w:val="16"/>
-                <w:szCs w:val="16"/>
               </w:rPr>
               <w:t>0.7882 ± 0.0022</w:t>
             </w:r>
@@ -9763,37 +9652,7 @@
     </w:p>
     <w:p>
       <w:r>
-        <w:t xml:space="preserve">We investigated whether the output representation paradigm impacts generative LLM extraction fidelity. We benchmarked two structured output paradigms on FAERS (Table 7): (1) Inline Tagged XML (P2_TAG), where the LLM embeds XML tags directly into the narrative text, versus (2) JSON Schema, where the LLM produces a structured JSON array of extracted entity spans and character offsets. The inline XML tagging approach achieved </w:t>
-      </w:r>
-      <w:r>
-        <w:t>similar</w:t>
-      </w:r>
-      <w:r>
-        <w:t xml:space="preserve"> strict F1 (0.</w:t>
-      </w:r>
-      <w:r>
-        <w:t>4043</w:t>
-      </w:r>
-      <w:r>
-        <w:t xml:space="preserve"> vs. 0.</w:t>
-      </w:r>
-      <w:r>
-        <w:t>4071</w:t>
-      </w:r>
-      <w:r>
-        <w:t>) and adapted F1 (0.</w:t>
-      </w:r>
-      <w:r>
-        <w:t xml:space="preserve">6249 </w:t>
-      </w:r>
-      <w:r>
-        <w:t>vs. 0.</w:t>
-      </w:r>
-      <w:r>
-        <w:t>5995</w:t>
-      </w:r>
-      <w:r>
-        <w:t>) with a 100.0% boundary alignment reconstruction rate, whereas JSON generation suffered from a 6.6% failure rate due to character offset hallucination and coordinate drift over long narratives.</w:t>
+        <w:t>We investigated whether the output representation paradigm impacts generative LLM extraction fidelity. We benchmarked two structured output paradigms on FAERS (Table 7): (1) Inline Tagged XML (P2_TAG), where the LLM embeds XML tags directly into the narrative text, versus (2) JSON Schema, where the LLM produces a structured JSON array of extracted entity spans and character offsets across the 17 clinical concept categories. The inline XML tagging approach achieved higher adapted ADE F1 (0.6249 vs. 0.5995) and higher recall (0.5796 vs. 0.5232) with a 100.0% boundary alignment reconstruction rate, whereas JSON generation suppressed non-overlapping spurious entities by 25.9% (yielding higher strict precision, 0.3785 vs. 0.3470) but suffered from a 6.6% misalignment rate due to character offset hallucination and coordinate drift over long narratives.</w:t>
       </w:r>
     </w:p>
     <w:p>
@@ -9804,52 +9663,39 @@
         </w:rPr>
       </w:pPr>
       <w:r>
-        <w:rPr>
-          <w:b/>
-          <w:bCs/>
-          <w:sz w:val="20"/>
-          <w:szCs w:val="20"/>
-        </w:rPr>
-        <w:t>Table 7.</w:t>
-      </w:r>
-      <w:r>
-        <w:rPr>
-          <w:sz w:val="20"/>
-          <w:szCs w:val="20"/>
-        </w:rPr>
-        <w:t xml:space="preserve"> Impact of LLM Output Format Paradigm (Inline Tagged XML vs. Structured JSON Schema Offsets) on Entity Extraction and Offset Alignment.</w:t>
+        <w:t>Table 7. Impact of LLM Output Format Paradigm (Inline Tagged XML vs. Structured JSON Schema Offsets) on Entity Extraction and Offset Alignment.</w:t>
       </w:r>
     </w:p>
     <w:tbl>
       <w:tblPr>
-        <w:tblW w:w="0" w:type="auto"/>
+        <w:tblW w:type="auto" w:w="0"/>
         <w:jc w:val="center"/>
+        <w:tblLook w:firstColumn="1" w:firstRow="1" w:lastColumn="0" w:lastRow="0" w:noHBand="0" w:noVBand="1" w:val="04A0"/>
         <w:tblBorders>
           <w:top w:val="single" w:sz="8" w:space="0" w:color="333333"/>
           <w:bottom w:val="single" w:sz="8" w:space="0" w:color="333333"/>
           <w:insideH w:val="single" w:sz="4" w:space="0" w:color="E0E0E0"/>
+          <w:insideV w:val="none"/>
+          <w:left w:val="none"/>
+          <w:right w:val="none"/>
         </w:tblBorders>
-        <w:tblLook w:val="04A0" w:firstRow="1" w:lastRow="0" w:firstColumn="1" w:lastColumn="0" w:noHBand="0" w:noVBand="1"/>
       </w:tblPr>
       <w:tblGrid>
-        <w:gridCol w:w="1965"/>
-        <w:gridCol w:w="2797"/>
-        <w:gridCol w:w="1501"/>
-        <w:gridCol w:w="1533"/>
-        <w:gridCol w:w="1564"/>
+        <w:gridCol w:w="1872"/>
+        <w:gridCol w:w="1872"/>
+        <w:gridCol w:w="1872"/>
+        <w:gridCol w:w="1872"/>
+        <w:gridCol w:w="1872"/>
       </w:tblGrid>
       <w:tr>
-        <w:trPr>
-          <w:jc w:val="center"/>
-        </w:trPr>
-        <w:tc>
-          <w:tcPr>
-            <w:tcW w:w="1965" w:type="dxa"/>
-            <w:shd w:val="clear" w:color="auto" w:fill="F2F4F8"/>
+        <w:tc>
+          <w:tcPr>
+            <w:tcW w:type="dxa" w:w="2304"/>
+            <w:shd w:fill="F2F4F8"/>
             <w:tcMar>
               <w:top w:w="60" w:type="dxa"/>
+              <w:bottom w:w="60" w:type="dxa"/>
               <w:left w:w="90" w:type="dxa"/>
-              <w:bottom w:w="60" w:type="dxa"/>
               <w:right w:w="90" w:type="dxa"/>
             </w:tcMar>
             <w:vAlign w:val="center"/>
@@ -9857,8 +9703,9 @@
           <w:p>
             <w:pPr>
               <w:spacing w:before="30" w:after="30"/>
-              <w:jc w:val="right"/>
-            </w:pPr>
+              <w:jc w:val="center"/>
+            </w:pPr>
+            <w:r/>
             <w:r>
               <w:rPr>
                 <w:rFonts w:ascii="Arial" w:hAnsi="Arial"/>
@@ -9872,12 +9719,12 @@
         </w:tc>
         <w:tc>
           <w:tcPr>
-            <w:tcW w:w="2797" w:type="dxa"/>
-            <w:shd w:val="clear" w:color="auto" w:fill="F2F4F8"/>
+            <w:tcW w:type="dxa" w:w="3312"/>
+            <w:shd w:fill="F2F4F8"/>
             <w:tcMar>
               <w:top w:w="60" w:type="dxa"/>
+              <w:bottom w:w="60" w:type="dxa"/>
               <w:left w:w="90" w:type="dxa"/>
-              <w:bottom w:w="60" w:type="dxa"/>
               <w:right w:w="90" w:type="dxa"/>
             </w:tcMar>
             <w:vAlign w:val="center"/>
@@ -9887,6 +9734,7 @@
               <w:spacing w:before="30" w:after="30"/>
               <w:jc w:val="center"/>
             </w:pPr>
+            <w:r/>
             <w:r>
               <w:rPr>
                 <w:rFonts w:ascii="Arial" w:hAnsi="Arial"/>
@@ -9900,12 +9748,12 @@
         </w:tc>
         <w:tc>
           <w:tcPr>
-            <w:tcW w:w="1501" w:type="dxa"/>
-            <w:shd w:val="clear" w:color="auto" w:fill="F2F4F8"/>
+            <w:tcW w:type="dxa" w:w="1728"/>
+            <w:shd w:fill="F2F4F8"/>
             <w:tcMar>
               <w:top w:w="60" w:type="dxa"/>
+              <w:bottom w:w="60" w:type="dxa"/>
               <w:left w:w="90" w:type="dxa"/>
-              <w:bottom w:w="60" w:type="dxa"/>
               <w:right w:w="90" w:type="dxa"/>
             </w:tcMar>
             <w:vAlign w:val="center"/>
@@ -9915,6 +9763,7 @@
               <w:spacing w:before="30" w:after="30"/>
               <w:jc w:val="center"/>
             </w:pPr>
+            <w:r/>
             <w:r>
               <w:rPr>
                 <w:rFonts w:ascii="Arial" w:hAnsi="Arial"/>
@@ -9928,12 +9777,12 @@
         </w:tc>
         <w:tc>
           <w:tcPr>
-            <w:tcW w:w="1533" w:type="dxa"/>
-            <w:shd w:val="clear" w:color="auto" w:fill="F2F4F8"/>
+            <w:tcW w:type="dxa" w:w="1728"/>
+            <w:shd w:fill="F2F4F8"/>
             <w:tcMar>
               <w:top w:w="60" w:type="dxa"/>
+              <w:bottom w:w="60" w:type="dxa"/>
               <w:left w:w="90" w:type="dxa"/>
-              <w:bottom w:w="60" w:type="dxa"/>
               <w:right w:w="90" w:type="dxa"/>
             </w:tcMar>
             <w:vAlign w:val="center"/>
@@ -9943,6 +9792,7 @@
               <w:spacing w:before="30" w:after="30"/>
               <w:jc w:val="center"/>
             </w:pPr>
+            <w:r/>
             <w:r>
               <w:rPr>
                 <w:rFonts w:ascii="Arial" w:hAnsi="Arial"/>
@@ -9956,12 +9806,12 @@
         </w:tc>
         <w:tc>
           <w:tcPr>
-            <w:tcW w:w="1564" w:type="dxa"/>
-            <w:shd w:val="clear" w:color="auto" w:fill="F2F4F8"/>
+            <w:tcW w:type="dxa" w:w="1728"/>
+            <w:shd w:fill="F2F4F8"/>
             <w:tcMar>
               <w:top w:w="60" w:type="dxa"/>
+              <w:bottom w:w="60" w:type="dxa"/>
               <w:left w:w="90" w:type="dxa"/>
-              <w:bottom w:w="60" w:type="dxa"/>
               <w:right w:w="90" w:type="dxa"/>
             </w:tcMar>
             <w:vAlign w:val="center"/>
@@ -9971,6 +9821,7 @@
               <w:spacing w:before="30" w:after="30"/>
               <w:jc w:val="center"/>
             </w:pPr>
+            <w:r/>
             <w:r>
               <w:rPr>
                 <w:rFonts w:ascii="Arial" w:hAnsi="Arial"/>
@@ -9984,17 +9835,14 @@
         </w:tc>
       </w:tr>
       <w:tr>
-        <w:trPr>
-          <w:jc w:val="center"/>
-        </w:trPr>
-        <w:tc>
-          <w:tcPr>
-            <w:tcW w:w="1965" w:type="dxa"/>
-            <w:shd w:val="clear" w:color="auto" w:fill="FFFFFF"/>
+        <w:tc>
+          <w:tcPr>
+            <w:tcW w:type="dxa" w:w="2304"/>
+            <w:shd w:fill="FFFFFF"/>
             <w:tcMar>
               <w:top w:w="60" w:type="dxa"/>
+              <w:bottom w:w="60" w:type="dxa"/>
               <w:left w:w="90" w:type="dxa"/>
-              <w:bottom w:w="60" w:type="dxa"/>
               <w:right w:w="90" w:type="dxa"/>
             </w:tcMar>
             <w:vAlign w:val="center"/>
@@ -10002,29 +9850,28 @@
           <w:p>
             <w:pPr>
               <w:spacing w:before="30" w:after="30"/>
-              <w:jc w:val="right"/>
-            </w:pPr>
+              <w:jc w:val="left"/>
+            </w:pPr>
+            <w:r/>
             <w:r>
               <w:rPr>
-                <w:rFonts w:ascii="Arial" w:hAnsi="Arial" w:cs="Arial"/>
+                <w:rFonts w:ascii="Arial" w:hAnsi="Arial"/>
                 <w:b/>
-                <w:bCs/>
-                <w:color w:val="000000"/>
-                <w:sz w:val="17"/>
-                <w:szCs w:val="17"/>
+                <w:color w:val="222222"/>
+                <w:sz w:val="16"/>
               </w:rPr>
-              <w:t xml:space="preserve">LLaMA 4 </w:t>
-            </w:r>
-          </w:p>
-        </w:tc>
-        <w:tc>
-          <w:tcPr>
-            <w:tcW w:w="2797" w:type="dxa"/>
-            <w:shd w:val="clear" w:color="auto" w:fill="FFFFFF"/>
+              <w:t>LLaMA 4 (1-shot)</w:t>
+            </w:r>
+          </w:p>
+        </w:tc>
+        <w:tc>
+          <w:tcPr>
+            <w:tcW w:type="dxa" w:w="3312"/>
+            <w:shd w:fill="FFFFFF"/>
             <w:tcMar>
               <w:top w:w="60" w:type="dxa"/>
+              <w:bottom w:w="60" w:type="dxa"/>
               <w:left w:w="90" w:type="dxa"/>
-              <w:bottom w:w="60" w:type="dxa"/>
               <w:right w:w="90" w:type="dxa"/>
             </w:tcMar>
             <w:vAlign w:val="center"/>
@@ -10034,25 +9881,26 @@
               <w:spacing w:before="30" w:after="30"/>
               <w:jc w:val="center"/>
             </w:pPr>
+            <w:r/>
             <w:r>
               <w:rPr>
-                <w:rFonts w:ascii="Arial" w:hAnsi="Arial" w:cs="Arial"/>
-                <w:color w:val="000000"/>
-                <w:sz w:val="17"/>
-                <w:szCs w:val="17"/>
+                <w:rFonts w:ascii="Arial" w:hAnsi="Arial"/>
+                <w:b w:val="0"/>
+                <w:color w:val="222222"/>
+                <w:sz w:val="16"/>
               </w:rPr>
-              <w:t>In-text Tagged</w:t>
-            </w:r>
-          </w:p>
-        </w:tc>
-        <w:tc>
-          <w:tcPr>
-            <w:tcW w:w="1501" w:type="dxa"/>
-            <w:shd w:val="clear" w:color="auto" w:fill="FFFFFF"/>
+              <w:t>Inline Tagged XML (P2_TAG)</w:t>
+            </w:r>
+          </w:p>
+        </w:tc>
+        <w:tc>
+          <w:tcPr>
+            <w:tcW w:type="dxa" w:w="1728"/>
+            <w:shd w:fill="FFFFFF"/>
             <w:tcMar>
               <w:top w:w="60" w:type="dxa"/>
+              <w:bottom w:w="60" w:type="dxa"/>
               <w:left w:w="90" w:type="dxa"/>
-              <w:bottom w:w="60" w:type="dxa"/>
               <w:right w:w="90" w:type="dxa"/>
             </w:tcMar>
             <w:vAlign w:val="center"/>
@@ -10062,12 +9910,13 @@
               <w:spacing w:before="30" w:after="30"/>
               <w:jc w:val="center"/>
             </w:pPr>
+            <w:r/>
             <w:r>
               <w:rPr>
-                <w:rFonts w:ascii="Arial" w:hAnsi="Arial" w:cs="Arial"/>
-                <w:color w:val="000000"/>
-                <w:sz w:val="17"/>
-                <w:szCs w:val="17"/>
+                <w:rFonts w:ascii="Arial" w:hAnsi="Arial"/>
+                <w:b w:val="0"/>
+                <w:color w:val="222222"/>
+                <w:sz w:val="16"/>
               </w:rPr>
               <w:t>0.4043</w:t>
             </w:r>
@@ -10075,12 +9924,12 @@
         </w:tc>
         <w:tc>
           <w:tcPr>
-            <w:tcW w:w="1533" w:type="dxa"/>
-            <w:shd w:val="clear" w:color="auto" w:fill="FFFFFF"/>
+            <w:tcW w:type="dxa" w:w="1728"/>
+            <w:shd w:fill="FFFFFF"/>
             <w:tcMar>
               <w:top w:w="60" w:type="dxa"/>
+              <w:bottom w:w="60" w:type="dxa"/>
               <w:left w:w="90" w:type="dxa"/>
-              <w:bottom w:w="60" w:type="dxa"/>
               <w:right w:w="90" w:type="dxa"/>
             </w:tcMar>
             <w:vAlign w:val="center"/>
@@ -10090,12 +9939,13 @@
               <w:spacing w:before="30" w:after="30"/>
               <w:jc w:val="center"/>
             </w:pPr>
+            <w:r/>
             <w:r>
               <w:rPr>
-                <w:rFonts w:ascii="Arial" w:hAnsi="Arial" w:cs="Arial"/>
-                <w:color w:val="000000"/>
-                <w:sz w:val="17"/>
-                <w:szCs w:val="17"/>
+                <w:rFonts w:ascii="Arial" w:hAnsi="Arial"/>
+                <w:b w:val="0"/>
+                <w:color w:val="222222"/>
+                <w:sz w:val="16"/>
               </w:rPr>
               <w:t>0.6249</w:t>
             </w:r>
@@ -10103,12 +9953,12 @@
         </w:tc>
         <w:tc>
           <w:tcPr>
-            <w:tcW w:w="1564" w:type="dxa"/>
-            <w:shd w:val="clear" w:color="auto" w:fill="FFFFFF"/>
+            <w:tcW w:type="dxa" w:w="1728"/>
+            <w:shd w:fill="FFFFFF"/>
             <w:tcMar>
               <w:top w:w="60" w:type="dxa"/>
+              <w:bottom w:w="60" w:type="dxa"/>
               <w:left w:w="90" w:type="dxa"/>
-              <w:bottom w:w="60" w:type="dxa"/>
               <w:right w:w="90" w:type="dxa"/>
             </w:tcMar>
             <w:vAlign w:val="center"/>
@@ -10118,12 +9968,13 @@
               <w:spacing w:before="30" w:after="30"/>
               <w:jc w:val="center"/>
             </w:pPr>
+            <w:r/>
             <w:r>
               <w:rPr>
-                <w:rFonts w:ascii="Arial" w:hAnsi="Arial" w:cs="Arial"/>
-                <w:color w:val="000000"/>
-                <w:sz w:val="17"/>
-                <w:szCs w:val="17"/>
+                <w:rFonts w:ascii="Arial" w:hAnsi="Arial"/>
+                <w:b w:val="0"/>
+                <w:color w:val="222222"/>
+                <w:sz w:val="16"/>
               </w:rPr>
               <w:t>100.0%</w:t>
             </w:r>
@@ -10131,17 +9982,14 @@
         </w:tc>
       </w:tr>
       <w:tr>
-        <w:trPr>
-          <w:jc w:val="center"/>
-        </w:trPr>
-        <w:tc>
-          <w:tcPr>
-            <w:tcW w:w="1965" w:type="dxa"/>
-            <w:shd w:val="clear" w:color="auto" w:fill="FBFBFB"/>
+        <w:tc>
+          <w:tcPr>
+            <w:tcW w:type="dxa" w:w="2304"/>
+            <w:shd w:fill="FBFBFB"/>
             <w:tcMar>
               <w:top w:w="60" w:type="dxa"/>
+              <w:bottom w:w="60" w:type="dxa"/>
               <w:left w:w="90" w:type="dxa"/>
-              <w:bottom w:w="60" w:type="dxa"/>
               <w:right w:w="90" w:type="dxa"/>
             </w:tcMar>
             <w:vAlign w:val="center"/>
@@ -10149,29 +9997,28 @@
           <w:p>
             <w:pPr>
               <w:spacing w:before="30" w:after="30"/>
-              <w:jc w:val="right"/>
-            </w:pPr>
+              <w:jc w:val="left"/>
+            </w:pPr>
+            <w:r/>
             <w:r>
               <w:rPr>
-                <w:rFonts w:ascii="Arial" w:hAnsi="Arial" w:cs="Arial"/>
+                <w:rFonts w:ascii="Arial" w:hAnsi="Arial"/>
                 <w:b/>
-                <w:bCs/>
-                <w:color w:val="000000"/>
-                <w:sz w:val="17"/>
-                <w:szCs w:val="17"/>
+                <w:color w:val="222222"/>
+                <w:sz w:val="16"/>
               </w:rPr>
-              <w:t xml:space="preserve">LLaMA 4 </w:t>
-            </w:r>
-          </w:p>
-        </w:tc>
-        <w:tc>
-          <w:tcPr>
-            <w:tcW w:w="2797" w:type="dxa"/>
-            <w:shd w:val="clear" w:color="auto" w:fill="FBFBFB"/>
+              <w:t>LLaMA 4 (1-shot)</w:t>
+            </w:r>
+          </w:p>
+        </w:tc>
+        <w:tc>
+          <w:tcPr>
+            <w:tcW w:type="dxa" w:w="3312"/>
+            <w:shd w:fill="FBFBFB"/>
             <w:tcMar>
               <w:top w:w="60" w:type="dxa"/>
+              <w:bottom w:w="60" w:type="dxa"/>
               <w:left w:w="90" w:type="dxa"/>
-              <w:bottom w:w="60" w:type="dxa"/>
               <w:right w:w="90" w:type="dxa"/>
             </w:tcMar>
             <w:vAlign w:val="center"/>
@@ -10181,25 +10028,26 @@
               <w:spacing w:before="30" w:after="30"/>
               <w:jc w:val="center"/>
             </w:pPr>
+            <w:r/>
             <w:r>
               <w:rPr>
-                <w:rFonts w:ascii="Arial" w:hAnsi="Arial" w:cs="Arial"/>
-                <w:color w:val="000000"/>
-                <w:sz w:val="17"/>
-                <w:szCs w:val="17"/>
+                <w:rFonts w:ascii="Arial" w:hAnsi="Arial"/>
+                <w:b w:val="0"/>
+                <w:color w:val="222222"/>
+                <w:sz w:val="16"/>
               </w:rPr>
-              <w:t xml:space="preserve">JSON </w:t>
-            </w:r>
-          </w:p>
-        </w:tc>
-        <w:tc>
-          <w:tcPr>
-            <w:tcW w:w="1501" w:type="dxa"/>
-            <w:shd w:val="clear" w:color="auto" w:fill="FBFBFB"/>
+              <w:t>JSON Schema (Structured Span Offsets)</w:t>
+            </w:r>
+          </w:p>
+        </w:tc>
+        <w:tc>
+          <w:tcPr>
+            <w:tcW w:type="dxa" w:w="1728"/>
+            <w:shd w:fill="FBFBFB"/>
             <w:tcMar>
               <w:top w:w="60" w:type="dxa"/>
+              <w:bottom w:w="60" w:type="dxa"/>
               <w:left w:w="90" w:type="dxa"/>
-              <w:bottom w:w="60" w:type="dxa"/>
               <w:right w:w="90" w:type="dxa"/>
             </w:tcMar>
             <w:vAlign w:val="center"/>
@@ -10209,12 +10057,13 @@
               <w:spacing w:before="30" w:after="30"/>
               <w:jc w:val="center"/>
             </w:pPr>
+            <w:r/>
             <w:r>
               <w:rPr>
-                <w:rFonts w:ascii="Arial" w:hAnsi="Arial" w:cs="Arial"/>
-                <w:color w:val="000000"/>
-                <w:sz w:val="17"/>
-                <w:szCs w:val="17"/>
+                <w:rFonts w:ascii="Arial" w:hAnsi="Arial"/>
+                <w:b w:val="0"/>
+                <w:color w:val="222222"/>
+                <w:sz w:val="16"/>
               </w:rPr>
               <w:t>0.4071</w:t>
             </w:r>
@@ -10222,12 +10071,12 @@
         </w:tc>
         <w:tc>
           <w:tcPr>
-            <w:tcW w:w="1533" w:type="dxa"/>
-            <w:shd w:val="clear" w:color="auto" w:fill="FBFBFB"/>
+            <w:tcW w:type="dxa" w:w="1728"/>
+            <w:shd w:fill="FBFBFB"/>
             <w:tcMar>
               <w:top w:w="60" w:type="dxa"/>
+              <w:bottom w:w="60" w:type="dxa"/>
               <w:left w:w="90" w:type="dxa"/>
-              <w:bottom w:w="60" w:type="dxa"/>
               <w:right w:w="90" w:type="dxa"/>
             </w:tcMar>
             <w:vAlign w:val="center"/>
@@ -10237,12 +10086,13 @@
               <w:spacing w:before="30" w:after="30"/>
               <w:jc w:val="center"/>
             </w:pPr>
+            <w:r/>
             <w:r>
               <w:rPr>
-                <w:rFonts w:ascii="Arial" w:hAnsi="Arial" w:cs="Arial"/>
-                <w:color w:val="000000"/>
-                <w:sz w:val="17"/>
-                <w:szCs w:val="17"/>
+                <w:rFonts w:ascii="Arial" w:hAnsi="Arial"/>
+                <w:b w:val="0"/>
+                <w:color w:val="222222"/>
+                <w:sz w:val="16"/>
               </w:rPr>
               <w:t>0.5995</w:t>
             </w:r>
@@ -10250,12 +10100,12 @@
         </w:tc>
         <w:tc>
           <w:tcPr>
-            <w:tcW w:w="1564" w:type="dxa"/>
-            <w:shd w:val="clear" w:color="auto" w:fill="FBFBFB"/>
+            <w:tcW w:type="dxa" w:w="1728"/>
+            <w:shd w:fill="FBFBFB"/>
             <w:tcMar>
               <w:top w:w="60" w:type="dxa"/>
+              <w:bottom w:w="60" w:type="dxa"/>
               <w:left w:w="90" w:type="dxa"/>
-              <w:bottom w:w="60" w:type="dxa"/>
               <w:right w:w="90" w:type="dxa"/>
             </w:tcMar>
             <w:vAlign w:val="center"/>
@@ -10265,12 +10115,13 @@
               <w:spacing w:before="30" w:after="30"/>
               <w:jc w:val="center"/>
             </w:pPr>
+            <w:r/>
             <w:r>
               <w:rPr>
-                <w:rFonts w:ascii="Arial" w:hAnsi="Arial" w:cs="Arial"/>
-                <w:color w:val="000000"/>
-                <w:sz w:val="17"/>
-                <w:szCs w:val="17"/>
+                <w:rFonts w:ascii="Arial" w:hAnsi="Arial"/>
+                <w:b w:val="0"/>
+                <w:color w:val="222222"/>
+                <w:sz w:val="16"/>
               </w:rPr>
               <w:t>93.4%</w:t>
             </w:r>
@@ -10278,17 +10129,14 @@
         </w:tc>
       </w:tr>
       <w:tr>
-        <w:trPr>
-          <w:jc w:val="center"/>
-        </w:trPr>
-        <w:tc>
-          <w:tcPr>
-            <w:tcW w:w="1965" w:type="dxa"/>
-            <w:shd w:val="clear" w:color="auto" w:fill="FFFFFF"/>
+        <w:tc>
+          <w:tcPr>
+            <w:tcW w:type="dxa" w:w="2304"/>
+            <w:shd w:fill="FFFFFF"/>
             <w:tcMar>
               <w:top w:w="60" w:type="dxa"/>
+              <w:bottom w:w="60" w:type="dxa"/>
               <w:left w:w="90" w:type="dxa"/>
-              <w:bottom w:w="60" w:type="dxa"/>
               <w:right w:w="90" w:type="dxa"/>
             </w:tcMar>
             <w:vAlign w:val="center"/>
@@ -10296,29 +10144,28 @@
           <w:p>
             <w:pPr>
               <w:spacing w:before="30" w:after="30"/>
-              <w:jc w:val="right"/>
-            </w:pPr>
+              <w:jc w:val="left"/>
+            </w:pPr>
+            <w:r/>
             <w:r>
               <w:rPr>
-                <w:rFonts w:ascii="Arial" w:hAnsi="Arial" w:cs="Arial"/>
+                <w:rFonts w:ascii="Arial" w:hAnsi="Arial"/>
                 <w:b/>
-                <w:bCs/>
-                <w:color w:val="000000"/>
-                <w:sz w:val="17"/>
-                <w:szCs w:val="17"/>
+                <w:color w:val="222222"/>
+                <w:sz w:val="16"/>
               </w:rPr>
-              <w:t xml:space="preserve">Claude 4.6 Sonnet </w:t>
-            </w:r>
-          </w:p>
-        </w:tc>
-        <w:tc>
-          <w:tcPr>
-            <w:tcW w:w="2797" w:type="dxa"/>
-            <w:shd w:val="clear" w:color="auto" w:fill="FFFFFF"/>
+              <w:t>Claude 4.6 Sonnet (1-shot)</w:t>
+            </w:r>
+          </w:p>
+        </w:tc>
+        <w:tc>
+          <w:tcPr>
+            <w:tcW w:type="dxa" w:w="3312"/>
+            <w:shd w:fill="FFFFFF"/>
             <w:tcMar>
               <w:top w:w="60" w:type="dxa"/>
+              <w:bottom w:w="60" w:type="dxa"/>
               <w:left w:w="90" w:type="dxa"/>
-              <w:bottom w:w="60" w:type="dxa"/>
               <w:right w:w="90" w:type="dxa"/>
             </w:tcMar>
             <w:vAlign w:val="center"/>
@@ -10328,25 +10175,26 @@
               <w:spacing w:before="30" w:after="30"/>
               <w:jc w:val="center"/>
             </w:pPr>
+            <w:r/>
             <w:r>
               <w:rPr>
-                <w:rFonts w:ascii="Arial" w:hAnsi="Arial" w:cs="Arial"/>
-                <w:color w:val="000000"/>
-                <w:sz w:val="17"/>
-                <w:szCs w:val="17"/>
+                <w:rFonts w:ascii="Arial" w:hAnsi="Arial"/>
+                <w:b w:val="0"/>
+                <w:color w:val="222222"/>
+                <w:sz w:val="16"/>
               </w:rPr>
-              <w:t>In-text Tagged</w:t>
-            </w:r>
-          </w:p>
-        </w:tc>
-        <w:tc>
-          <w:tcPr>
-            <w:tcW w:w="1501" w:type="dxa"/>
-            <w:shd w:val="clear" w:color="auto" w:fill="FFFFFF"/>
+              <w:t>Inline Tagged XML (P2_TAG)</w:t>
+            </w:r>
+          </w:p>
+        </w:tc>
+        <w:tc>
+          <w:tcPr>
+            <w:tcW w:type="dxa" w:w="1728"/>
+            <w:shd w:fill="FFFFFF"/>
             <w:tcMar>
               <w:top w:w="60" w:type="dxa"/>
+              <w:bottom w:w="60" w:type="dxa"/>
               <w:left w:w="90" w:type="dxa"/>
-              <w:bottom w:w="60" w:type="dxa"/>
               <w:right w:w="90" w:type="dxa"/>
             </w:tcMar>
             <w:vAlign w:val="center"/>
@@ -10356,12 +10204,13 @@
               <w:spacing w:before="30" w:after="30"/>
               <w:jc w:val="center"/>
             </w:pPr>
+            <w:r/>
             <w:r>
               <w:rPr>
-                <w:rFonts w:ascii="Arial" w:hAnsi="Arial" w:cs="Arial"/>
-                <w:color w:val="000000"/>
-                <w:sz w:val="17"/>
-                <w:szCs w:val="17"/>
+                <w:rFonts w:ascii="Arial" w:hAnsi="Arial"/>
+                <w:b w:val="0"/>
+                <w:color w:val="222222"/>
+                <w:sz w:val="16"/>
               </w:rPr>
               <w:t>0.4667</w:t>
             </w:r>
@@ -10369,12 +10218,12 @@
         </w:tc>
         <w:tc>
           <w:tcPr>
-            <w:tcW w:w="1533" w:type="dxa"/>
-            <w:shd w:val="clear" w:color="auto" w:fill="FFFFFF"/>
+            <w:tcW w:type="dxa" w:w="1728"/>
+            <w:shd w:fill="FFFFFF"/>
             <w:tcMar>
               <w:top w:w="60" w:type="dxa"/>
+              <w:bottom w:w="60" w:type="dxa"/>
               <w:left w:w="90" w:type="dxa"/>
-              <w:bottom w:w="60" w:type="dxa"/>
               <w:right w:w="90" w:type="dxa"/>
             </w:tcMar>
             <w:vAlign w:val="center"/>
@@ -10384,12 +10233,13 @@
               <w:spacing w:before="30" w:after="30"/>
               <w:jc w:val="center"/>
             </w:pPr>
+            <w:r/>
             <w:r>
               <w:rPr>
-                <w:rFonts w:ascii="Arial" w:hAnsi="Arial" w:cs="Arial"/>
-                <w:color w:val="000000"/>
-                <w:sz w:val="17"/>
-                <w:szCs w:val="17"/>
+                <w:rFonts w:ascii="Arial" w:hAnsi="Arial"/>
+                <w:b w:val="0"/>
+                <w:color w:val="222222"/>
+                <w:sz w:val="16"/>
               </w:rPr>
               <w:t>0.6443</w:t>
             </w:r>
@@ -10397,12 +10247,12 @@
         </w:tc>
         <w:tc>
           <w:tcPr>
-            <w:tcW w:w="1564" w:type="dxa"/>
-            <w:shd w:val="clear" w:color="auto" w:fill="FFFFFF"/>
+            <w:tcW w:type="dxa" w:w="1728"/>
+            <w:shd w:fill="FFFFFF"/>
             <w:tcMar>
               <w:top w:w="60" w:type="dxa"/>
+              <w:bottom w:w="60" w:type="dxa"/>
               <w:left w:w="90" w:type="dxa"/>
-              <w:bottom w:w="60" w:type="dxa"/>
               <w:right w:w="90" w:type="dxa"/>
             </w:tcMar>
             <w:vAlign w:val="center"/>
@@ -10412,12 +10262,13 @@
               <w:spacing w:before="30" w:after="30"/>
               <w:jc w:val="center"/>
             </w:pPr>
+            <w:r/>
             <w:r>
               <w:rPr>
-                <w:rFonts w:ascii="Arial" w:hAnsi="Arial" w:cs="Arial"/>
-                <w:color w:val="000000"/>
-                <w:sz w:val="17"/>
-                <w:szCs w:val="17"/>
+                <w:rFonts w:ascii="Arial" w:hAnsi="Arial"/>
+                <w:b w:val="0"/>
+                <w:color w:val="222222"/>
+                <w:sz w:val="16"/>
               </w:rPr>
               <w:t>100.0%</w:t>
             </w:r>
@@ -10445,134 +10296,7 @@
         </w:rPr>
       </w:pPr>
       <w:r>
-        <w:t>To investigate the impact of underlying pretraining corpora on pharmacovigilance concept extraction, we conducted an ablation study comparing four transformer encoder architectures</w:t>
-      </w:r>
-      <w:r>
-        <w:rPr>
-          <w:rFonts w:hint="eastAsia"/>
-          <w:lang w:eastAsia="zh-CN"/>
-        </w:rPr>
-        <w:t xml:space="preserve"> (</w:t>
-      </w:r>
-      <w:r>
-        <w:t>BERT-Base, BioBERT, Bio_ClinicalBERT, and ClinicalBERT</w:t>
-      </w:r>
-      <w:r>
-        <w:rPr>
-          <w:rFonts w:hint="eastAsia"/>
-          <w:lang w:eastAsia="zh-CN"/>
-        </w:rPr>
-        <w:t xml:space="preserve">) </w:t>
-      </w:r>
-      <w:r>
-        <w:t xml:space="preserve">on the VAERS dataset across 5 independent random </w:t>
-      </w:r>
-      <w:r>
-        <w:rPr>
-          <w:rFonts w:hint="eastAsia"/>
-          <w:lang w:eastAsia="zh-CN"/>
-        </w:rPr>
-        <w:t xml:space="preserve">runs. As the result shown in </w:t>
-      </w:r>
-      <w:r>
-        <w:rPr>
-          <w:b/>
-          <w:bCs/>
-        </w:rPr>
-        <w:t>Table 8</w:t>
-      </w:r>
-      <w:r>
-        <w:rPr>
-          <w:rFonts w:hint="eastAsia"/>
-          <w:b/>
-          <w:bCs/>
-          <w:lang w:eastAsia="zh-CN"/>
-        </w:rPr>
-        <w:t xml:space="preserve">, </w:t>
-      </w:r>
-      <w:r>
-        <w:t xml:space="preserve">BioBERT achieved the highest validation F1 (0.8471, Precision = 0.8666, Recall = 0.8285), </w:t>
-      </w:r>
-      <w:r>
-        <w:rPr>
-          <w:rFonts w:hint="eastAsia"/>
-          <w:lang w:eastAsia="zh-CN"/>
-        </w:rPr>
-        <w:t xml:space="preserve">which has </w:t>
-      </w:r>
-      <w:proofErr w:type="gramStart"/>
-      <w:r>
-        <w:rPr>
-          <w:rFonts w:hint="eastAsia"/>
-          <w:lang w:eastAsia="zh-CN"/>
-        </w:rPr>
-        <w:t>be</w:t>
-      </w:r>
-      <w:proofErr w:type="gramEnd"/>
-      <w:r>
-        <w:rPr>
-          <w:rFonts w:hint="eastAsia"/>
-          <w:lang w:eastAsia="zh-CN"/>
-        </w:rPr>
-        <w:t xml:space="preserve"> determined as the BERT model used in FAERS analysis</w:t>
-      </w:r>
-      <w:r>
-        <w:t xml:space="preserve">. </w:t>
-      </w:r>
-      <w:r>
-        <w:rPr>
-          <w:rFonts w:hint="eastAsia"/>
-          <w:lang w:eastAsia="zh-CN"/>
-        </w:rPr>
-        <w:t>Although a</w:t>
-      </w:r>
-      <w:r>
-        <w:t xml:space="preserve">ll four </w:t>
-      </w:r>
-      <w:r>
-        <w:rPr>
-          <w:rFonts w:hint="eastAsia"/>
-          <w:lang w:eastAsia="zh-CN"/>
-        </w:rPr>
-        <w:t xml:space="preserve">models </w:t>
-      </w:r>
-      <w:r>
-        <w:rPr>
-          <w:rFonts w:hint="eastAsia"/>
-          <w:lang w:eastAsia="zh-CN"/>
-        </w:rPr>
-        <w:lastRenderedPageBreak/>
-        <w:t>showed close performance and the performance</w:t>
-      </w:r>
-      <w:r>
-        <w:t xml:space="preserve"> variants</w:t>
-      </w:r>
-      <w:r>
-        <w:rPr>
-          <w:rFonts w:hint="eastAsia"/>
-          <w:lang w:eastAsia="zh-CN"/>
-        </w:rPr>
-        <w:t xml:space="preserve"> is small a</w:t>
-      </w:r>
-      <w:r>
-        <w:t>cros</w:t>
-      </w:r>
-      <w:r>
-        <w:rPr>
-          <w:rFonts w:hint="eastAsia"/>
-          <w:lang w:eastAsia="zh-CN"/>
-        </w:rPr>
-        <w:t>s repeats</w:t>
-      </w:r>
-      <w:r>
-        <w:t xml:space="preserve"> (SD &lt; 0.009)</w:t>
-      </w:r>
-      <w:r>
-        <w:rPr>
-          <w:rFonts w:hint="eastAsia"/>
-          <w:lang w:eastAsia="zh-CN"/>
-        </w:rPr>
-        <w:t>.</w:t>
+        <w:t>To investigate the impact of underlying pretraining corpora on pharmacovigilance concept extraction, we conducted an ablation study comparing four transformer encoder architectures (BERT-Base, BioBERT, Bio_ClinicalBERT, and ClinicalBERT) on the VAERS dataset across 5 independent random initialization seeds (Table 8). BioBERT achieved the highest validation F1 (0.8471 ± 0.0058, Precision = 0.8666, Recall = 0.8285), confirming its selection as the primary encoder architecture. All four models demonstrated close performance with minimal variance across seeds (SD &lt; 0.009).</w:t>
       </w:r>
     </w:p>
     <w:p>
@@ -10580,48 +10304,39 @@
         <w:spacing w:before="120" w:after="60"/>
       </w:pPr>
       <w:r>
-        <w:rPr>
-          <w:rFonts w:ascii="Arial" w:hAnsi="Arial"/>
-          <w:b/>
-          <w:sz w:val="19"/>
-        </w:rPr>
-        <w:t xml:space="preserve">Table 8. </w:t>
-      </w:r>
-      <w:r>
-        <w:rPr>
-          <w:rFonts w:ascii="Arial" w:hAnsi="Arial"/>
-          <w:bCs/>
-          <w:sz w:val="19"/>
-        </w:rPr>
-        <w:t>Pretrained Transformer Encoder Architecture Ablation on the VAERS Dataset Across Five Independent Random Initialization Seeds (N = 1,000 Reports).</w:t>
+        <w:t>Table 8. Pretrained Transformer Encoder Architecture Ablation on the VAERS Dataset Across Five Independent Random Initialization Seeds (N = 1,000 Reports).</w:t>
       </w:r>
     </w:p>
     <w:tbl>
       <w:tblPr>
-        <w:tblW w:w="0" w:type="auto"/>
+        <w:tblW w:type="auto" w:w="0"/>
+        <w:jc w:val="center"/>
+        <w:tblLook w:firstColumn="1" w:firstRow="1" w:lastColumn="0" w:lastRow="0" w:noHBand="0" w:noVBand="1" w:val="04A0"/>
         <w:tblBorders>
           <w:top w:val="single" w:sz="8" w:space="0" w:color="333333"/>
           <w:bottom w:val="single" w:sz="8" w:space="0" w:color="333333"/>
           <w:insideH w:val="single" w:sz="4" w:space="0" w:color="E0E0E0"/>
+          <w:insideV w:val="none"/>
+          <w:left w:val="none"/>
+          <w:right w:val="none"/>
         </w:tblBorders>
-        <w:tblLook w:val="04A0" w:firstRow="1" w:lastRow="0" w:firstColumn="1" w:lastColumn="0" w:noHBand="0" w:noVBand="1"/>
       </w:tblPr>
       <w:tblGrid>
-        <w:gridCol w:w="1624"/>
-        <w:gridCol w:w="2126"/>
-        <w:gridCol w:w="1701"/>
-        <w:gridCol w:w="1452"/>
-        <w:gridCol w:w="1336"/>
+        <w:gridCol w:w="1872"/>
+        <w:gridCol w:w="1872"/>
+        <w:gridCol w:w="1872"/>
+        <w:gridCol w:w="1872"/>
+        <w:gridCol w:w="1872"/>
       </w:tblGrid>
       <w:tr>
         <w:tc>
           <w:tcPr>
-            <w:tcW w:w="0" w:type="auto"/>
-            <w:shd w:val="clear" w:color="auto" w:fill="F2F4F8"/>
+            <w:tcW w:type="dxa" w:w="2592"/>
+            <w:shd w:fill="F2F4F8"/>
             <w:tcMar>
               <w:top w:w="60" w:type="dxa"/>
+              <w:bottom w:w="60" w:type="dxa"/>
               <w:left w:w="90" w:type="dxa"/>
-              <w:bottom w:w="60" w:type="dxa"/>
               <w:right w:w="90" w:type="dxa"/>
             </w:tcMar>
             <w:vAlign w:val="center"/>
@@ -10631,6 +10346,7 @@
               <w:spacing w:before="30" w:after="30"/>
               <w:jc w:val="center"/>
             </w:pPr>
+            <w:r/>
             <w:r>
               <w:rPr>
                 <w:rFonts w:ascii="Arial" w:hAnsi="Arial"/>
@@ -10644,12 +10360,12 @@
         </w:tc>
         <w:tc>
           <w:tcPr>
-            <w:tcW w:w="0" w:type="auto"/>
-            <w:shd w:val="clear" w:color="auto" w:fill="F2F4F8"/>
+            <w:tcW w:type="dxa" w:w="2016"/>
+            <w:shd w:fill="F2F4F8"/>
             <w:tcMar>
               <w:top w:w="60" w:type="dxa"/>
+              <w:bottom w:w="60" w:type="dxa"/>
               <w:left w:w="90" w:type="dxa"/>
-              <w:bottom w:w="60" w:type="dxa"/>
               <w:right w:w="90" w:type="dxa"/>
             </w:tcMar>
             <w:vAlign w:val="center"/>
@@ -10659,6 +10375,7 @@
               <w:spacing w:before="30" w:after="30"/>
               <w:jc w:val="center"/>
             </w:pPr>
+            <w:r/>
             <w:r>
               <w:rPr>
                 <w:rFonts w:ascii="Arial" w:hAnsi="Arial"/>
@@ -10672,12 +10389,12 @@
         </w:tc>
         <w:tc>
           <w:tcPr>
-            <w:tcW w:w="0" w:type="auto"/>
-            <w:shd w:val="clear" w:color="auto" w:fill="F2F4F8"/>
+            <w:tcW w:type="dxa" w:w="2016"/>
+            <w:shd w:fill="F2F4F8"/>
             <w:tcMar>
               <w:top w:w="60" w:type="dxa"/>
+              <w:bottom w:w="60" w:type="dxa"/>
               <w:left w:w="90" w:type="dxa"/>
-              <w:bottom w:w="60" w:type="dxa"/>
               <w:right w:w="90" w:type="dxa"/>
             </w:tcMar>
             <w:vAlign w:val="center"/>
@@ -10687,6 +10404,7 @@
               <w:spacing w:before="30" w:after="30"/>
               <w:jc w:val="center"/>
             </w:pPr>
+            <w:r/>
             <w:r>
               <w:rPr>
                 <w:rFonts w:ascii="Arial" w:hAnsi="Arial"/>
@@ -10700,12 +10418,12 @@
         </w:tc>
         <w:tc>
           <w:tcPr>
-            <w:tcW w:w="0" w:type="auto"/>
-            <w:shd w:val="clear" w:color="auto" w:fill="F2F4F8"/>
+            <w:tcW w:type="dxa" w:w="2016"/>
+            <w:shd w:fill="F2F4F8"/>
             <w:tcMar>
               <w:top w:w="60" w:type="dxa"/>
+              <w:bottom w:w="60" w:type="dxa"/>
               <w:left w:w="90" w:type="dxa"/>
-              <w:bottom w:w="60" w:type="dxa"/>
               <w:right w:w="90" w:type="dxa"/>
             </w:tcMar>
             <w:vAlign w:val="center"/>
@@ -10715,6 +10433,7 @@
               <w:spacing w:before="30" w:after="30"/>
               <w:jc w:val="center"/>
             </w:pPr>
+            <w:r/>
             <w:r>
               <w:rPr>
                 <w:rFonts w:ascii="Arial" w:hAnsi="Arial"/>
@@ -10728,12 +10447,12 @@
         </w:tc>
         <w:tc>
           <w:tcPr>
-            <w:tcW w:w="0" w:type="auto"/>
-            <w:shd w:val="clear" w:color="auto" w:fill="F2F4F8"/>
+            <w:tcW w:type="dxa" w:w="1728"/>
+            <w:shd w:fill="F2F4F8"/>
             <w:tcMar>
               <w:top w:w="60" w:type="dxa"/>
+              <w:bottom w:w="60" w:type="dxa"/>
               <w:left w:w="90" w:type="dxa"/>
-              <w:bottom w:w="60" w:type="dxa"/>
               <w:right w:w="90" w:type="dxa"/>
             </w:tcMar>
             <w:vAlign w:val="center"/>
@@ -10743,6 +10462,7 @@
               <w:spacing w:before="30" w:after="30"/>
               <w:jc w:val="center"/>
             </w:pPr>
+            <w:r/>
             <w:r>
               <w:rPr>
                 <w:rFonts w:ascii="Arial" w:hAnsi="Arial"/>
@@ -10758,12 +10478,12 @@
       <w:tr>
         <w:tc>
           <w:tcPr>
-            <w:tcW w:w="0" w:type="auto"/>
-            <w:shd w:val="clear" w:color="auto" w:fill="FFFFFF"/>
+            <w:tcW w:type="dxa" w:w="2592"/>
+            <w:shd w:fill="FFFFFF"/>
             <w:tcMar>
               <w:top w:w="60" w:type="dxa"/>
+              <w:bottom w:w="60" w:type="dxa"/>
               <w:left w:w="90" w:type="dxa"/>
-              <w:bottom w:w="60" w:type="dxa"/>
               <w:right w:w="90" w:type="dxa"/>
             </w:tcMar>
             <w:vAlign w:val="center"/>
@@ -10771,13 +10491,303 @@
           <w:p>
             <w:pPr>
               <w:spacing w:before="30" w:after="30"/>
+              <w:jc w:val="left"/>
+            </w:pPr>
+            <w:r/>
+            <w:r>
               <w:rPr>
                 <w:rFonts w:ascii="Arial" w:hAnsi="Arial"/>
                 <w:b/>
                 <w:color w:val="222222"/>
                 <w:sz w:val="16"/>
               </w:rPr>
-            </w:pPr>
+              <w:t>BioBERT v1.1</w:t>
+            </w:r>
+          </w:p>
+        </w:tc>
+        <w:tc>
+          <w:tcPr>
+            <w:tcW w:type="dxa" w:w="2016"/>
+            <w:shd w:fill="FFFFFF"/>
+            <w:tcMar>
+              <w:top w:w="60" w:type="dxa"/>
+              <w:bottom w:w="60" w:type="dxa"/>
+              <w:left w:w="90" w:type="dxa"/>
+              <w:right w:w="90" w:type="dxa"/>
+            </w:tcMar>
+            <w:vAlign w:val="center"/>
+          </w:tcPr>
+          <w:p>
+            <w:pPr>
+              <w:spacing w:before="30" w:after="30"/>
+              <w:jc w:val="center"/>
+            </w:pPr>
+            <w:r/>
+            <w:r>
+              <w:rPr>
+                <w:rFonts w:ascii="Arial" w:hAnsi="Arial"/>
+                <w:b w:val="0"/>
+                <w:color w:val="222222"/>
+                <w:sz w:val="16"/>
+              </w:rPr>
+              <w:t>0.8471 ± 0.0058</w:t>
+            </w:r>
+          </w:p>
+        </w:tc>
+        <w:tc>
+          <w:tcPr>
+            <w:tcW w:type="dxa" w:w="2016"/>
+            <w:shd w:fill="FFFFFF"/>
+            <w:tcMar>
+              <w:top w:w="60" w:type="dxa"/>
+              <w:bottom w:w="60" w:type="dxa"/>
+              <w:left w:w="90" w:type="dxa"/>
+              <w:right w:w="90" w:type="dxa"/>
+            </w:tcMar>
+            <w:vAlign w:val="center"/>
+          </w:tcPr>
+          <w:p>
+            <w:pPr>
+              <w:spacing w:before="30" w:after="30"/>
+              <w:jc w:val="center"/>
+            </w:pPr>
+            <w:r/>
+            <w:r>
+              <w:rPr>
+                <w:rFonts w:ascii="Arial" w:hAnsi="Arial"/>
+                <w:b w:val="0"/>
+                <w:color w:val="222222"/>
+                <w:sz w:val="16"/>
+              </w:rPr>
+              <w:t>0.8666 ± 0.0048</w:t>
+            </w:r>
+          </w:p>
+        </w:tc>
+        <w:tc>
+          <w:tcPr>
+            <w:tcW w:type="dxa" w:w="2016"/>
+            <w:shd w:fill="FFFFFF"/>
+            <w:tcMar>
+              <w:top w:w="60" w:type="dxa"/>
+              <w:bottom w:w="60" w:type="dxa"/>
+              <w:left w:w="90" w:type="dxa"/>
+              <w:right w:w="90" w:type="dxa"/>
+            </w:tcMar>
+            <w:vAlign w:val="center"/>
+          </w:tcPr>
+          <w:p>
+            <w:pPr>
+              <w:spacing w:before="30" w:after="30"/>
+              <w:jc w:val="center"/>
+            </w:pPr>
+            <w:r/>
+            <w:r>
+              <w:rPr>
+                <w:rFonts w:ascii="Arial" w:hAnsi="Arial"/>
+                <w:b w:val="0"/>
+                <w:color w:val="222222"/>
+                <w:sz w:val="16"/>
+              </w:rPr>
+              <w:t>0.8285 ± 0.0089</w:t>
+            </w:r>
+          </w:p>
+        </w:tc>
+        <w:tc>
+          <w:tcPr>
+            <w:tcW w:type="dxa" w:w="1728"/>
+            <w:shd w:fill="FFFFFF"/>
+            <w:tcMar>
+              <w:top w:w="60" w:type="dxa"/>
+              <w:bottom w:w="60" w:type="dxa"/>
+              <w:left w:w="90" w:type="dxa"/>
+              <w:right w:w="90" w:type="dxa"/>
+            </w:tcMar>
+            <w:vAlign w:val="center"/>
+          </w:tcPr>
+          <w:p>
+            <w:pPr>
+              <w:spacing w:before="30" w:after="30"/>
+              <w:jc w:val="center"/>
+            </w:pPr>
+            <w:r/>
+            <w:r>
+              <w:rPr>
+                <w:rFonts w:ascii="Arial" w:hAnsi="Arial"/>
+                <w:b w:val="0"/>
+                <w:color w:val="222222"/>
+                <w:sz w:val="16"/>
+              </w:rPr>
+              <w:t>0.8500 ± 0.0071</w:t>
+            </w:r>
+          </w:p>
+        </w:tc>
+      </w:tr>
+      <w:tr>
+        <w:tc>
+          <w:tcPr>
+            <w:tcW w:type="dxa" w:w="2592"/>
+            <w:shd w:fill="FBFBFB"/>
+            <w:tcMar>
+              <w:top w:w="60" w:type="dxa"/>
+              <w:bottom w:w="60" w:type="dxa"/>
+              <w:left w:w="90" w:type="dxa"/>
+              <w:right w:w="90" w:type="dxa"/>
+            </w:tcMar>
+            <w:vAlign w:val="center"/>
+          </w:tcPr>
+          <w:p>
+            <w:pPr>
+              <w:spacing w:before="30" w:after="30"/>
+              <w:jc w:val="left"/>
+            </w:pPr>
+            <w:r/>
+            <w:r>
+              <w:rPr>
+                <w:rFonts w:ascii="Arial" w:hAnsi="Arial"/>
+                <w:b/>
+                <w:color w:val="222222"/>
+                <w:sz w:val="16"/>
+              </w:rPr>
+              <w:t>Bio_ClinicalBERT</w:t>
+            </w:r>
+          </w:p>
+        </w:tc>
+        <w:tc>
+          <w:tcPr>
+            <w:tcW w:type="dxa" w:w="2016"/>
+            <w:shd w:fill="FBFBFB"/>
+            <w:tcMar>
+              <w:top w:w="60" w:type="dxa"/>
+              <w:bottom w:w="60" w:type="dxa"/>
+              <w:left w:w="90" w:type="dxa"/>
+              <w:right w:w="90" w:type="dxa"/>
+            </w:tcMar>
+            <w:vAlign w:val="center"/>
+          </w:tcPr>
+          <w:p>
+            <w:pPr>
+              <w:spacing w:before="30" w:after="30"/>
+              <w:jc w:val="center"/>
+            </w:pPr>
+            <w:r/>
+            <w:r>
+              <w:rPr>
+                <w:rFonts w:ascii="Arial" w:hAnsi="Arial"/>
+                <w:b w:val="0"/>
+                <w:color w:val="222222"/>
+                <w:sz w:val="16"/>
+              </w:rPr>
+              <w:t>0.8433 ± 0.0070</w:t>
+            </w:r>
+          </w:p>
+        </w:tc>
+        <w:tc>
+          <w:tcPr>
+            <w:tcW w:type="dxa" w:w="2016"/>
+            <w:shd w:fill="FBFBFB"/>
+            <w:tcMar>
+              <w:top w:w="60" w:type="dxa"/>
+              <w:bottom w:w="60" w:type="dxa"/>
+              <w:left w:w="90" w:type="dxa"/>
+              <w:right w:w="90" w:type="dxa"/>
+            </w:tcMar>
+            <w:vAlign w:val="center"/>
+          </w:tcPr>
+          <w:p>
+            <w:pPr>
+              <w:spacing w:before="30" w:after="30"/>
+              <w:jc w:val="center"/>
+            </w:pPr>
+            <w:r/>
+            <w:r>
+              <w:rPr>
+                <w:rFonts w:ascii="Arial" w:hAnsi="Arial"/>
+                <w:b w:val="0"/>
+                <w:color w:val="222222"/>
+                <w:sz w:val="16"/>
+              </w:rPr>
+              <w:t>0.8610 ± 0.0078</w:t>
+            </w:r>
+          </w:p>
+        </w:tc>
+        <w:tc>
+          <w:tcPr>
+            <w:tcW w:type="dxa" w:w="2016"/>
+            <w:shd w:fill="FBFBFB"/>
+            <w:tcMar>
+              <w:top w:w="60" w:type="dxa"/>
+              <w:bottom w:w="60" w:type="dxa"/>
+              <w:left w:w="90" w:type="dxa"/>
+              <w:right w:w="90" w:type="dxa"/>
+            </w:tcMar>
+            <w:vAlign w:val="center"/>
+          </w:tcPr>
+          <w:p>
+            <w:pPr>
+              <w:spacing w:before="30" w:after="30"/>
+              <w:jc w:val="center"/>
+            </w:pPr>
+            <w:r/>
+            <w:r>
+              <w:rPr>
+                <w:rFonts w:ascii="Arial" w:hAnsi="Arial"/>
+                <w:b w:val="0"/>
+                <w:color w:val="222222"/>
+                <w:sz w:val="16"/>
+              </w:rPr>
+              <w:t>0.8264 ± 0.0104</w:t>
+            </w:r>
+          </w:p>
+        </w:tc>
+        <w:tc>
+          <w:tcPr>
+            <w:tcW w:type="dxa" w:w="1728"/>
+            <w:shd w:fill="FBFBFB"/>
+            <w:tcMar>
+              <w:top w:w="60" w:type="dxa"/>
+              <w:bottom w:w="60" w:type="dxa"/>
+              <w:left w:w="90" w:type="dxa"/>
+              <w:right w:w="90" w:type="dxa"/>
+            </w:tcMar>
+            <w:vAlign w:val="center"/>
+          </w:tcPr>
+          <w:p>
+            <w:pPr>
+              <w:spacing w:before="30" w:after="30"/>
+              <w:jc w:val="center"/>
+            </w:pPr>
+            <w:r/>
+            <w:r>
+              <w:rPr>
+                <w:rFonts w:ascii="Arial" w:hAnsi="Arial"/>
+                <w:b w:val="0"/>
+                <w:color w:val="222222"/>
+                <w:sz w:val="16"/>
+              </w:rPr>
+              <w:t>0.8440 ± 0.0055</w:t>
+            </w:r>
+          </w:p>
+        </w:tc>
+      </w:tr>
+      <w:tr>
+        <w:tc>
+          <w:tcPr>
+            <w:tcW w:type="dxa" w:w="2592"/>
+            <w:shd w:fill="FFFFFF"/>
+            <w:tcMar>
+              <w:top w:w="60" w:type="dxa"/>
+              <w:bottom w:w="60" w:type="dxa"/>
+              <w:left w:w="90" w:type="dxa"/>
+              <w:right w:w="90" w:type="dxa"/>
+            </w:tcMar>
+            <w:vAlign w:val="center"/>
+          </w:tcPr>
+          <w:p>
+            <w:pPr>
+              <w:spacing w:before="30" w:after="30"/>
+              <w:jc w:val="left"/>
+            </w:pPr>
+            <w:r/>
             <w:r>
               <w:rPr>
                 <w:rFonts w:ascii="Arial" w:hAnsi="Arial"/>
@@ -10791,12 +10801,12 @@
         </w:tc>
         <w:tc>
           <w:tcPr>
-            <w:tcW w:w="0" w:type="auto"/>
-            <w:shd w:val="clear" w:color="auto" w:fill="FFFFFF"/>
+            <w:tcW w:type="dxa" w:w="2016"/>
+            <w:shd w:fill="FFFFFF"/>
             <w:tcMar>
               <w:top w:w="60" w:type="dxa"/>
+              <w:bottom w:w="60" w:type="dxa"/>
               <w:left w:w="90" w:type="dxa"/>
-              <w:bottom w:w="60" w:type="dxa"/>
               <w:right w:w="90" w:type="dxa"/>
             </w:tcMar>
             <w:vAlign w:val="center"/>
@@ -10805,15 +10815,12 @@
             <w:pPr>
               <w:spacing w:before="30" w:after="30"/>
               <w:jc w:val="center"/>
+            </w:pPr>
+            <w:r/>
+            <w:r>
               <w:rPr>
                 <w:rFonts w:ascii="Arial" w:hAnsi="Arial"/>
-                <w:color w:val="222222"/>
-                <w:sz w:val="16"/>
-              </w:rPr>
-            </w:pPr>
-            <w:r>
-              <w:rPr>
-                <w:rFonts w:ascii="Arial" w:hAnsi="Arial"/>
+                <w:b w:val="0"/>
                 <w:color w:val="222222"/>
                 <w:sz w:val="16"/>
               </w:rPr>
@@ -10823,12 +10830,12 @@
         </w:tc>
         <w:tc>
           <w:tcPr>
-            <w:tcW w:w="0" w:type="auto"/>
-            <w:shd w:val="clear" w:color="auto" w:fill="FFFFFF"/>
+            <w:tcW w:type="dxa" w:w="2016"/>
+            <w:shd w:fill="FFFFFF"/>
             <w:tcMar>
               <w:top w:w="60" w:type="dxa"/>
+              <w:bottom w:w="60" w:type="dxa"/>
               <w:left w:w="90" w:type="dxa"/>
-              <w:bottom w:w="60" w:type="dxa"/>
               <w:right w:w="90" w:type="dxa"/>
             </w:tcMar>
             <w:vAlign w:val="center"/>
@@ -10837,15 +10844,12 @@
             <w:pPr>
               <w:spacing w:before="30" w:after="30"/>
               <w:jc w:val="center"/>
+            </w:pPr>
+            <w:r/>
+            <w:r>
               <w:rPr>
                 <w:rFonts w:ascii="Arial" w:hAnsi="Arial"/>
-                <w:color w:val="222222"/>
-                <w:sz w:val="16"/>
-              </w:rPr>
-            </w:pPr>
-            <w:r>
-              <w:rPr>
-                <w:rFonts w:ascii="Arial" w:hAnsi="Arial"/>
+                <w:b w:val="0"/>
                 <w:color w:val="222222"/>
                 <w:sz w:val="16"/>
               </w:rPr>
@@ -10855,12 +10859,12 @@
         </w:tc>
         <w:tc>
           <w:tcPr>
-            <w:tcW w:w="0" w:type="auto"/>
-            <w:shd w:val="clear" w:color="auto" w:fill="FFFFFF"/>
+            <w:tcW w:type="dxa" w:w="2016"/>
+            <w:shd w:fill="FFFFFF"/>
             <w:tcMar>
               <w:top w:w="60" w:type="dxa"/>
+              <w:bottom w:w="60" w:type="dxa"/>
               <w:left w:w="90" w:type="dxa"/>
-              <w:bottom w:w="60" w:type="dxa"/>
               <w:right w:w="90" w:type="dxa"/>
             </w:tcMar>
             <w:vAlign w:val="center"/>
@@ -10869,15 +10873,12 @@
             <w:pPr>
               <w:spacing w:before="30" w:after="30"/>
               <w:jc w:val="center"/>
+            </w:pPr>
+            <w:r/>
+            <w:r>
               <w:rPr>
                 <w:rFonts w:ascii="Arial" w:hAnsi="Arial"/>
-                <w:color w:val="222222"/>
-                <w:sz w:val="16"/>
-              </w:rPr>
-            </w:pPr>
-            <w:r>
-              <w:rPr>
-                <w:rFonts w:ascii="Arial" w:hAnsi="Arial"/>
+                <w:b w:val="0"/>
                 <w:color w:val="222222"/>
                 <w:sz w:val="16"/>
               </w:rPr>
@@ -10887,12 +10888,12 @@
         </w:tc>
         <w:tc>
           <w:tcPr>
-            <w:tcW w:w="0" w:type="auto"/>
-            <w:shd w:val="clear" w:color="auto" w:fill="FFFFFF"/>
+            <w:tcW w:type="dxa" w:w="1728"/>
+            <w:shd w:fill="FFFFFF"/>
             <w:tcMar>
               <w:top w:w="60" w:type="dxa"/>
+              <w:bottom w:w="60" w:type="dxa"/>
               <w:left w:w="90" w:type="dxa"/>
-              <w:bottom w:w="60" w:type="dxa"/>
               <w:right w:w="90" w:type="dxa"/>
             </w:tcMar>
             <w:vAlign w:val="center"/>
@@ -10901,15 +10902,12 @@
             <w:pPr>
               <w:spacing w:before="30" w:after="30"/>
               <w:jc w:val="center"/>
+            </w:pPr>
+            <w:r/>
+            <w:r>
               <w:rPr>
                 <w:rFonts w:ascii="Arial" w:hAnsi="Arial"/>
-                <w:color w:val="222222"/>
-                <w:sz w:val="16"/>
-              </w:rPr>
-            </w:pPr>
-            <w:r>
-              <w:rPr>
-                <w:rFonts w:ascii="Arial" w:hAnsi="Arial"/>
+                <w:b w:val="0"/>
                 <w:color w:val="222222"/>
                 <w:sz w:val="16"/>
               </w:rPr>
@@ -10921,12 +10919,12 @@
       <w:tr>
         <w:tc>
           <w:tcPr>
-            <w:tcW w:w="0" w:type="auto"/>
-            <w:shd w:val="clear" w:color="auto" w:fill="FFFFFF"/>
+            <w:tcW w:type="dxa" w:w="2592"/>
+            <w:shd w:fill="FBFBFB"/>
             <w:tcMar>
               <w:top w:w="60" w:type="dxa"/>
+              <w:bottom w:w="60" w:type="dxa"/>
               <w:left w:w="90" w:type="dxa"/>
-              <w:bottom w:w="60" w:type="dxa"/>
               <w:right w:w="90" w:type="dxa"/>
             </w:tcMar>
             <w:vAlign w:val="center"/>
@@ -10934,305 +10932,9 @@
           <w:p>
             <w:pPr>
               <w:spacing w:before="30" w:after="30"/>
-            </w:pPr>
-            <w:r>
-              <w:rPr>
-                <w:rFonts w:ascii="Arial" w:hAnsi="Arial"/>
-                <w:b/>
-                <w:color w:val="222222"/>
-                <w:sz w:val="16"/>
-              </w:rPr>
-              <w:t>BioBERT v1.1</w:t>
-            </w:r>
-          </w:p>
-        </w:tc>
-        <w:tc>
-          <w:tcPr>
-            <w:tcW w:w="0" w:type="auto"/>
-            <w:shd w:val="clear" w:color="auto" w:fill="FFFFFF"/>
-            <w:tcMar>
-              <w:top w:w="60" w:type="dxa"/>
-              <w:left w:w="90" w:type="dxa"/>
-              <w:bottom w:w="60" w:type="dxa"/>
-              <w:right w:w="90" w:type="dxa"/>
-            </w:tcMar>
-            <w:vAlign w:val="center"/>
-          </w:tcPr>
-          <w:p>
-            <w:pPr>
-              <w:spacing w:before="30" w:after="30"/>
-              <w:jc w:val="center"/>
-              <w:rPr>
-                <w:b/>
-                <w:bCs/>
-              </w:rPr>
-            </w:pPr>
-            <w:r>
-              <w:rPr>
-                <w:rFonts w:ascii="Arial" w:hAnsi="Arial"/>
-                <w:b/>
-                <w:bCs/>
-                <w:color w:val="222222"/>
-                <w:sz w:val="16"/>
-              </w:rPr>
-              <w:t>0.8471 ± 0.0058</w:t>
-            </w:r>
-          </w:p>
-        </w:tc>
-        <w:tc>
-          <w:tcPr>
-            <w:tcW w:w="0" w:type="auto"/>
-            <w:shd w:val="clear" w:color="auto" w:fill="FFFFFF"/>
-            <w:tcMar>
-              <w:top w:w="60" w:type="dxa"/>
-              <w:left w:w="90" w:type="dxa"/>
-              <w:bottom w:w="60" w:type="dxa"/>
-              <w:right w:w="90" w:type="dxa"/>
-            </w:tcMar>
-            <w:vAlign w:val="center"/>
-          </w:tcPr>
-          <w:p>
-            <w:pPr>
-              <w:spacing w:before="30" w:after="30"/>
-              <w:jc w:val="center"/>
-              <w:rPr>
-                <w:b/>
-                <w:bCs/>
-              </w:rPr>
-            </w:pPr>
-            <w:r>
-              <w:rPr>
-                <w:rFonts w:ascii="Arial" w:hAnsi="Arial"/>
-                <w:b/>
-                <w:bCs/>
-                <w:color w:val="222222"/>
-                <w:sz w:val="16"/>
-              </w:rPr>
-              <w:t>0.8666 ± 0.0048</w:t>
-            </w:r>
-          </w:p>
-        </w:tc>
-        <w:tc>
-          <w:tcPr>
-            <w:tcW w:w="0" w:type="auto"/>
-            <w:shd w:val="clear" w:color="auto" w:fill="FFFFFF"/>
-            <w:tcMar>
-              <w:top w:w="60" w:type="dxa"/>
-              <w:left w:w="90" w:type="dxa"/>
-              <w:bottom w:w="60" w:type="dxa"/>
-              <w:right w:w="90" w:type="dxa"/>
-            </w:tcMar>
-            <w:vAlign w:val="center"/>
-          </w:tcPr>
-          <w:p>
-            <w:pPr>
-              <w:spacing w:before="30" w:after="30"/>
-              <w:jc w:val="center"/>
-              <w:rPr>
-                <w:b/>
-                <w:bCs/>
-              </w:rPr>
-            </w:pPr>
-            <w:r>
-              <w:rPr>
-                <w:rFonts w:ascii="Arial" w:hAnsi="Arial"/>
-                <w:b/>
-                <w:bCs/>
-                <w:color w:val="222222"/>
-                <w:sz w:val="16"/>
-              </w:rPr>
-              <w:t>0.8285 ± 0.0089</w:t>
-            </w:r>
-          </w:p>
-        </w:tc>
-        <w:tc>
-          <w:tcPr>
-            <w:tcW w:w="0" w:type="auto"/>
-            <w:shd w:val="clear" w:color="auto" w:fill="FFFFFF"/>
-            <w:tcMar>
-              <w:top w:w="60" w:type="dxa"/>
-              <w:left w:w="90" w:type="dxa"/>
-              <w:bottom w:w="60" w:type="dxa"/>
-              <w:right w:w="90" w:type="dxa"/>
-            </w:tcMar>
-            <w:vAlign w:val="center"/>
-          </w:tcPr>
-          <w:p>
-            <w:pPr>
-              <w:spacing w:before="30" w:after="30"/>
-              <w:jc w:val="center"/>
-              <w:rPr>
-                <w:b/>
-                <w:bCs/>
-              </w:rPr>
-            </w:pPr>
-            <w:r>
-              <w:rPr>
-                <w:rFonts w:ascii="Arial" w:hAnsi="Arial"/>
-                <w:b/>
-                <w:bCs/>
-                <w:color w:val="222222"/>
-                <w:sz w:val="16"/>
-              </w:rPr>
-              <w:t>0.8500 ± 0.0071</w:t>
-            </w:r>
-          </w:p>
-        </w:tc>
-      </w:tr>
-      <w:tr>
-        <w:tc>
-          <w:tcPr>
-            <w:tcW w:w="0" w:type="auto"/>
-            <w:shd w:val="clear" w:color="auto" w:fill="FBFBFB"/>
-            <w:tcMar>
-              <w:top w:w="60" w:type="dxa"/>
-              <w:left w:w="90" w:type="dxa"/>
-              <w:bottom w:w="60" w:type="dxa"/>
-              <w:right w:w="90" w:type="dxa"/>
-            </w:tcMar>
-            <w:vAlign w:val="center"/>
-          </w:tcPr>
-          <w:p>
-            <w:pPr>
-              <w:spacing w:before="30" w:after="30"/>
-            </w:pPr>
-            <w:r>
-              <w:rPr>
-                <w:rFonts w:ascii="Arial" w:hAnsi="Arial"/>
-                <w:b/>
-                <w:color w:val="222222"/>
-                <w:sz w:val="16"/>
-              </w:rPr>
-              <w:t>Bio_ClinicalBERT</w:t>
-            </w:r>
-          </w:p>
-        </w:tc>
-        <w:tc>
-          <w:tcPr>
-            <w:tcW w:w="0" w:type="auto"/>
-            <w:shd w:val="clear" w:color="auto" w:fill="FBFBFB"/>
-            <w:tcMar>
-              <w:top w:w="60" w:type="dxa"/>
-              <w:left w:w="90" w:type="dxa"/>
-              <w:bottom w:w="60" w:type="dxa"/>
-              <w:right w:w="90" w:type="dxa"/>
-            </w:tcMar>
-            <w:vAlign w:val="center"/>
-          </w:tcPr>
-          <w:p>
-            <w:pPr>
-              <w:spacing w:before="30" w:after="30"/>
-              <w:jc w:val="center"/>
-            </w:pPr>
-            <w:r>
-              <w:rPr>
-                <w:rFonts w:ascii="Arial" w:hAnsi="Arial"/>
-                <w:color w:val="222222"/>
-                <w:sz w:val="16"/>
-              </w:rPr>
-              <w:t>0.8433 ± 0.0070</w:t>
-            </w:r>
-          </w:p>
-        </w:tc>
-        <w:tc>
-          <w:tcPr>
-            <w:tcW w:w="0" w:type="auto"/>
-            <w:shd w:val="clear" w:color="auto" w:fill="FBFBFB"/>
-            <w:tcMar>
-              <w:top w:w="60" w:type="dxa"/>
-              <w:left w:w="90" w:type="dxa"/>
-              <w:bottom w:w="60" w:type="dxa"/>
-              <w:right w:w="90" w:type="dxa"/>
-            </w:tcMar>
-            <w:vAlign w:val="center"/>
-          </w:tcPr>
-          <w:p>
-            <w:pPr>
-              <w:spacing w:before="30" w:after="30"/>
-              <w:jc w:val="center"/>
-            </w:pPr>
-            <w:r>
-              <w:rPr>
-                <w:rFonts w:ascii="Arial" w:hAnsi="Arial"/>
-                <w:color w:val="222222"/>
-                <w:sz w:val="16"/>
-              </w:rPr>
-              <w:t>0.8610 ± 0.0078</w:t>
-            </w:r>
-          </w:p>
-        </w:tc>
-        <w:tc>
-          <w:tcPr>
-            <w:tcW w:w="0" w:type="auto"/>
-            <w:shd w:val="clear" w:color="auto" w:fill="FBFBFB"/>
-            <w:tcMar>
-              <w:top w:w="60" w:type="dxa"/>
-              <w:left w:w="90" w:type="dxa"/>
-              <w:bottom w:w="60" w:type="dxa"/>
-              <w:right w:w="90" w:type="dxa"/>
-            </w:tcMar>
-            <w:vAlign w:val="center"/>
-          </w:tcPr>
-          <w:p>
-            <w:pPr>
-              <w:spacing w:before="30" w:after="30"/>
-              <w:jc w:val="center"/>
-            </w:pPr>
-            <w:r>
-              <w:rPr>
-                <w:rFonts w:ascii="Arial" w:hAnsi="Arial"/>
-                <w:color w:val="222222"/>
-                <w:sz w:val="16"/>
-              </w:rPr>
-              <w:t>0.8264 ± 0.0104</w:t>
-            </w:r>
-          </w:p>
-        </w:tc>
-        <w:tc>
-          <w:tcPr>
-            <w:tcW w:w="0" w:type="auto"/>
-            <w:shd w:val="clear" w:color="auto" w:fill="FBFBFB"/>
-            <w:tcMar>
-              <w:top w:w="60" w:type="dxa"/>
-              <w:left w:w="90" w:type="dxa"/>
-              <w:bottom w:w="60" w:type="dxa"/>
-              <w:right w:w="90" w:type="dxa"/>
-            </w:tcMar>
-            <w:vAlign w:val="center"/>
-          </w:tcPr>
-          <w:p>
-            <w:pPr>
-              <w:spacing w:before="30" w:after="30"/>
-              <w:jc w:val="center"/>
-            </w:pPr>
-            <w:r>
-              <w:rPr>
-                <w:rFonts w:ascii="Arial" w:hAnsi="Arial"/>
-                <w:color w:val="222222"/>
-                <w:sz w:val="16"/>
-              </w:rPr>
-              <w:t>0.8440 ± 0.0055</w:t>
-            </w:r>
-          </w:p>
-        </w:tc>
-      </w:tr>
-      <w:tr>
-        <w:tc>
-          <w:tcPr>
-            <w:tcW w:w="0" w:type="auto"/>
-            <w:shd w:val="clear" w:color="auto" w:fill="FBFBFB"/>
-            <w:tcMar>
-              <w:top w:w="60" w:type="dxa"/>
-              <w:left w:w="90" w:type="dxa"/>
-              <w:bottom w:w="60" w:type="dxa"/>
-              <w:right w:w="90" w:type="dxa"/>
-            </w:tcMar>
-            <w:vAlign w:val="center"/>
-          </w:tcPr>
-          <w:p>
-            <w:pPr>
-              <w:spacing w:before="30" w:after="30"/>
-            </w:pPr>
+              <w:jc w:val="left"/>
+            </w:pPr>
+            <w:r/>
             <w:r>
               <w:rPr>
                 <w:rFonts w:ascii="Arial" w:hAnsi="Arial"/>
@@ -11246,12 +10948,12 @@
         </w:tc>
         <w:tc>
           <w:tcPr>
-            <w:tcW w:w="0" w:type="auto"/>
-            <w:shd w:val="clear" w:color="auto" w:fill="FBFBFB"/>
+            <w:tcW w:type="dxa" w:w="2016"/>
+            <w:shd w:fill="FBFBFB"/>
             <w:tcMar>
               <w:top w:w="60" w:type="dxa"/>
+              <w:bottom w:w="60" w:type="dxa"/>
               <w:left w:w="90" w:type="dxa"/>
-              <w:bottom w:w="60" w:type="dxa"/>
               <w:right w:w="90" w:type="dxa"/>
             </w:tcMar>
             <w:vAlign w:val="center"/>
@@ -11261,9 +10963,11 @@
               <w:spacing w:before="30" w:after="30"/>
               <w:jc w:val="center"/>
             </w:pPr>
+            <w:r/>
             <w:r>
               <w:rPr>
                 <w:rFonts w:ascii="Arial" w:hAnsi="Arial"/>
+                <w:b w:val="0"/>
                 <w:color w:val="222222"/>
                 <w:sz w:val="16"/>
               </w:rPr>
@@ -11273,12 +10977,12 @@
         </w:tc>
         <w:tc>
           <w:tcPr>
-            <w:tcW w:w="0" w:type="auto"/>
-            <w:shd w:val="clear" w:color="auto" w:fill="FBFBFB"/>
+            <w:tcW w:type="dxa" w:w="2016"/>
+            <w:shd w:fill="FBFBFB"/>
             <w:tcMar>
               <w:top w:w="60" w:type="dxa"/>
+              <w:bottom w:w="60" w:type="dxa"/>
               <w:left w:w="90" w:type="dxa"/>
-              <w:bottom w:w="60" w:type="dxa"/>
               <w:right w:w="90" w:type="dxa"/>
             </w:tcMar>
             <w:vAlign w:val="center"/>
@@ -11288,9 +10992,11 @@
               <w:spacing w:before="30" w:after="30"/>
               <w:jc w:val="center"/>
             </w:pPr>
+            <w:r/>
             <w:r>
               <w:rPr>
                 <w:rFonts w:ascii="Arial" w:hAnsi="Arial"/>
+                <w:b w:val="0"/>
                 <w:color w:val="222222"/>
                 <w:sz w:val="16"/>
               </w:rPr>
@@ -11300,12 +11006,12 @@
         </w:tc>
         <w:tc>
           <w:tcPr>
-            <w:tcW w:w="0" w:type="auto"/>
-            <w:shd w:val="clear" w:color="auto" w:fill="FBFBFB"/>
+            <w:tcW w:type="dxa" w:w="2016"/>
+            <w:shd w:fill="FBFBFB"/>
             <w:tcMar>
               <w:top w:w="60" w:type="dxa"/>
+              <w:bottom w:w="60" w:type="dxa"/>
               <w:left w:w="90" w:type="dxa"/>
-              <w:bottom w:w="60" w:type="dxa"/>
               <w:right w:w="90" w:type="dxa"/>
             </w:tcMar>
             <w:vAlign w:val="center"/>
@@ -11315,9 +11021,11 @@
               <w:spacing w:before="30" w:after="30"/>
               <w:jc w:val="center"/>
             </w:pPr>
+            <w:r/>
             <w:r>
               <w:rPr>
                 <w:rFonts w:ascii="Arial" w:hAnsi="Arial"/>
+                <w:b w:val="0"/>
                 <w:color w:val="222222"/>
                 <w:sz w:val="16"/>
               </w:rPr>
@@ -11327,12 +11035,12 @@
         </w:tc>
         <w:tc>
           <w:tcPr>
-            <w:tcW w:w="0" w:type="auto"/>
-            <w:shd w:val="clear" w:color="auto" w:fill="FBFBFB"/>
+            <w:tcW w:type="dxa" w:w="1728"/>
+            <w:shd w:fill="FBFBFB"/>
             <w:tcMar>
               <w:top w:w="60" w:type="dxa"/>
+              <w:bottom w:w="60" w:type="dxa"/>
               <w:left w:w="90" w:type="dxa"/>
-              <w:bottom w:w="60" w:type="dxa"/>
               <w:right w:w="90" w:type="dxa"/>
             </w:tcMar>
             <w:vAlign w:val="center"/>
@@ -11342,9 +11050,11 @@
               <w:spacing w:before="30" w:after="30"/>
               <w:jc w:val="center"/>
             </w:pPr>
+            <w:r/>
             <w:r>
               <w:rPr>
                 <w:rFonts w:ascii="Arial" w:hAnsi="Arial"/>
+                <w:b w:val="0"/>
                 <w:color w:val="222222"/>
                 <w:sz w:val="16"/>
               </w:rPr>

--- a/publication/manuscripts/LLM4AE_rev1_clean_updated.docx
+++ b/publication/manuscripts/LLM4AE_rev1_clean_updated.docx
@@ -622,15 +622,7 @@
         <w:t>he LLM substantially outperformed ETHER and provided broader concept covera</w:t>
       </w:r>
       <w:r>
-        <w:t xml:space="preserve">ge. On FAERS narratives, BERT achieved higher overall F1 than </w:t>
-      </w:r>
-      <w:proofErr w:type="gramStart"/>
-      <w:r>
-        <w:t>the LLM</w:t>
-      </w:r>
-      <w:proofErr w:type="gramEnd"/>
-      <w:r>
-        <w:t xml:space="preserve">. </w:t>
+        <w:t xml:space="preserve">ge. On FAERS narratives, BERT achieved higher overall F1 than the LLM. </w:t>
       </w:r>
       <w:r>
         <w:t xml:space="preserve">The </w:t>
@@ -2604,27 +2596,41 @@
         <w:t xml:space="preserve">. </w:t>
       </w:r>
       <w:r>
-        <w:t xml:space="preserve">In this study, two LLMs were applied with the same prompts. Llama 4 </w:t>
-      </w:r>
-      <w:r>
-        <w:t>(Llama-4-Maverick-17B-128E-Instruct-FP8</w:t>
-      </w:r>
-      <w:r>
-        <w:t xml:space="preserve">, </w:t>
-      </w:r>
-      <w:hyperlink r:id="rId10">
-        <w:r>
-          <w:rPr>
-            <w:rStyle w:val="Hyperlink"/>
-          </w:rPr>
-          <w:t>https://huggingface.co/collections/meta-llama/llama-4</w:t>
-        </w:r>
-      </w:hyperlink>
-      <w:r>
-        <w:t xml:space="preserve">) </w:t>
-      </w:r>
-      <w:r>
-        <w:t xml:space="preserve">and Claude 4.6 Sonnet (via FDA Elsa API). </w:t>
+        <w:t xml:space="preserve">In this study, two LLMs were applied with the same prompts. </w:t>
+      </w:r>
+      <w:r>
+        <w:rPr>
+          <w:lang w:val="it-IT"/>
+        </w:rPr>
+        <w:t xml:space="preserve">Llama 4 (Llama-4-Maverick-17B-128E-Instruct-FP8, </w:t>
+      </w:r>
+      <w:r>
+        <w:fldChar w:fldCharType="begin"/>
+      </w:r>
+      <w:r>
+        <w:rPr>
+          <w:lang w:val="it-IT"/>
+        </w:rPr>
+        <w:instrText>HYPERLINK "https://huggingface.co/collections/meta-llama/llama-4" \h</w:instrText>
+      </w:r>
+      <w:r>
+        <w:fldChar w:fldCharType="separate"/>
+      </w:r>
+      <w:r>
+        <w:rPr>
+          <w:rStyle w:val="Hyperlink"/>
+          <w:lang w:val="it-IT"/>
+        </w:rPr>
+        <w:t>https://huggingface.co/collections/meta-llama/llama-4</w:t>
+      </w:r>
+      <w:r>
+        <w:fldChar w:fldCharType="end"/>
+      </w:r>
+      <w:r>
+        <w:rPr>
+          <w:lang w:val="it-IT"/>
+        </w:rPr>
+        <w:t xml:space="preserve">) and Claude 4.6 Sonnet (via FDA Elsa API). </w:t>
       </w:r>
       <w:r>
         <w:t xml:space="preserve">The </w:t>
@@ -2700,7 +2706,7 @@
       <w:r>
         <w:t>(</w:t>
       </w:r>
-      <w:hyperlink r:id="rId11">
+      <w:hyperlink r:id="rId10">
         <w:r>
           <w:rPr>
             <w:rStyle w:val="Hyperlink"/>
@@ -2842,7 +2848,7 @@
                     </pic:cNvPicPr>
                   </pic:nvPicPr>
                   <pic:blipFill>
-                    <a:blip r:embed="rId12"/>
+                    <a:blip r:embed="rId11"/>
                     <a:stretch>
                       <a:fillRect/>
                     </a:stretch>
@@ -4858,11 +4864,9 @@
               <w:contextualSpacing/>
               <w:jc w:val="center"/>
             </w:pPr>
-            <w:proofErr w:type="spellStart"/>
             <w:r>
               <w:t>MHx</w:t>
             </w:r>
-            <w:proofErr w:type="spellEnd"/>
           </w:p>
         </w:tc>
         <w:tc>
@@ -5460,7 +5464,7 @@
         </w:rPr>
         <w:lastRenderedPageBreak/>
         <w:drawing>
-          <wp:inline distT="0" distB="0" distL="0" distR="0" wp14:anchorId="229BBBF4" wp14:editId="6593279C">
+          <wp:inline distT="0" distB="0" distL="0" distR="0" wp14:anchorId="229BBBF4" wp14:editId="3827B76F">
             <wp:extent cx="5932170" cy="4008120"/>
             <wp:effectExtent l="0" t="0" r="0" b="0"/>
             <wp:docPr id="1843461867" name="Picture 2"/>
@@ -5477,7 +5481,7 @@
                     </pic:cNvPicPr>
                   </pic:nvPicPr>
                   <pic:blipFill>
-                    <a:blip r:embed="rId13" cstate="print">
+                    <a:blip r:embed="rId12" cstate="print">
                       <a:extLst>
                         <a:ext uri="{28A0092B-C50C-407E-A947-70E740481C1C}">
                           <a14:useLocalDpi xmlns:a14="http://schemas.microsoft.com/office/drawing/2010/main" val="0"/>
@@ -5645,7 +5649,6 @@
           <w:sz w:val="20"/>
           <w:szCs w:val="20"/>
         </w:rPr>
-        <w:lastRenderedPageBreak/>
         <w:t xml:space="preserve">Table 3. </w:t>
       </w:r>
       <w:r>
@@ -6144,8 +6147,13 @@
       <w:r>
         <w:t xml:space="preserve">, </w:t>
       </w:r>
-      <w:r>
-        <w:t xml:space="preserve">mAE, </w:t>
+      <w:proofErr w:type="spellStart"/>
+      <w:r>
+        <w:t>mAE</w:t>
+      </w:r>
+      <w:proofErr w:type="spellEnd"/>
+      <w:r>
+        <w:t xml:space="preserve">, </w:t>
       </w:r>
       <w:r>
         <w:t xml:space="preserve">Dx, R/O, </w:t>
@@ -6156,15 +6164,7 @@
       </w:r>
       <w:proofErr w:type="spellEnd"/>
       <w:r>
-        <w:t xml:space="preserve">) </w:t>
-      </w:r>
-      <w:proofErr w:type="gramStart"/>
-      <w:r>
-        <w:t>has</w:t>
-      </w:r>
-      <w:proofErr w:type="gramEnd"/>
-      <w:r>
-        <w:t xml:space="preserve"> close-to-zero </w:t>
+        <w:t xml:space="preserve">) has close-to-zero </w:t>
       </w:r>
       <w:r>
         <w:t xml:space="preserve">strict F1 across all LLMs and BERT models, implying </w:t>
@@ -6197,15 +6197,7 @@
         <w:t>However, BERT kept</w:t>
       </w:r>
       <w:r>
-        <w:t xml:space="preserve"> </w:t>
-      </w:r>
-      <w:proofErr w:type="gramStart"/>
-      <w:r>
-        <w:t>the nearly</w:t>
-      </w:r>
-      <w:proofErr w:type="gramEnd"/>
-      <w:r>
-        <w:t xml:space="preserve">-zero performance for </w:t>
+        <w:t xml:space="preserve"> the nearly-zero performance for </w:t>
       </w:r>
       <w:r>
         <w:t>4 of 5</w:t>
@@ -6222,7 +6214,15 @@
       </w:r>
       <w:proofErr w:type="spellEnd"/>
       <w:r>
-        <w:t xml:space="preserve">, mAE, R/O, </w:t>
+        <w:t xml:space="preserve">, </w:t>
+      </w:r>
+      <w:proofErr w:type="spellStart"/>
+      <w:r>
+        <w:t>mAE</w:t>
+      </w:r>
+      <w:proofErr w:type="spellEnd"/>
+      <w:r>
+        <w:t xml:space="preserve">, R/O, </w:t>
       </w:r>
       <w:proofErr w:type="spellStart"/>
       <w:r>
@@ -6245,7 +6245,7 @@
           <w:noProof/>
         </w:rPr>
         <w:drawing>
-          <wp:inline distT="0" distB="0" distL="0" distR="0" wp14:anchorId="2A31942A" wp14:editId="711D0D85">
+          <wp:inline distT="0" distB="0" distL="0" distR="0" wp14:anchorId="2A31942A" wp14:editId="436FEEC4">
             <wp:extent cx="5937885" cy="2573020"/>
             <wp:effectExtent l="0" t="0" r="5715" b="0"/>
             <wp:docPr id="1721116522" name="Picture 2"/>
@@ -6262,7 +6262,7 @@
                     </pic:cNvPicPr>
                   </pic:nvPicPr>
                   <pic:blipFill>
-                    <a:blip r:embed="rId14" cstate="print">
+                    <a:blip r:embed="rId13" cstate="print">
                       <a:extLst>
                         <a:ext uri="{28A0092B-C50C-407E-A947-70E740481C1C}">
                           <a14:useLocalDpi xmlns:a14="http://schemas.microsoft.com/office/drawing/2010/main" val="0"/>
@@ -6298,503 +6298,58 @@
       <w:pPr>
         <w:spacing w:line="240" w:lineRule="auto"/>
         <w:rPr>
+          <w:sz w:val="16"/>
+          <w:szCs w:val="16"/>
+        </w:rPr>
+      </w:pPr>
+      <w:r>
+        <w:t>Figure 4. Comparative Concept Extraction Performance Across All 17 Clinical Concept Categories on the FAERS Benchmark Corpus (N = 829 Reports) for Fine-Tuned BioBERT (Blue Diamond / Bar), Claude 4.6 Sonnet (Red Circle / Bar), and LLaMA 4 (Pink Square / Bar).</w:t>
+      </w:r>
+    </w:p>
+    <w:p>
+      <w:pPr>
+        <w:spacing w:line="240" w:lineRule="auto"/>
+        <w:rPr>
           <w:sz w:val="20"/>
           <w:szCs w:val="20"/>
         </w:rPr>
       </w:pPr>
-      <w:r>
-        <w:t>Figure 4. Comparative Concept Extraction Performance Across All 17 Clinical Concept Categories on the FAERS Benchmark Corpus (N = 829 Reports) for Fine-Tuned BioBERT (Blue Diamond / Bar), Claude 4.6 Sonnet (Red Circle / Bar), and LLaMA 4 (Pink Square / Bar).</w:t>
-      </w:r>
     </w:p>
     <w:p>
       <w:pPr>
-        <w:spacing w:line="240" w:lineRule="auto"/>
-        <w:rPr>
-          <w:sz w:val="20"/>
-          <w:szCs w:val="20"/>
-        </w:rPr>
-      </w:pPr>
+        <w:pStyle w:val="Heading2"/>
+      </w:pPr>
+      <w:r>
+        <w:lastRenderedPageBreak/>
+        <w:t xml:space="preserve">3.4 </w:t>
+      </w:r>
+      <w:r>
+        <w:t>Error analysis</w:t>
+      </w:r>
     </w:p>
     <w:p>
-      <w:pPr>
-        <w:pStyle w:val="Heading2"/>
-      </w:pPr>
-      <w:r>
-        <w:lastRenderedPageBreak/>
-        <w:t xml:space="preserve">3.4 </w:t>
-      </w:r>
-      <w:r>
-        <w:t>Error analysis</w:t>
+      <w:r>
+        <w:t>Next, we conducted a detailed error analysis on the complete FAERS benchmark corpus (N = 829 reports) to characterize how the supervised BERT model and the few-shot LLM differ in their failure modes. Using character-level span alignment between model predictions and curated reference annotations across all 17 clinical concept categories, each predicted entity was categorized as an exact match (M), coverage error (C, overlapping a reference span but with mismatched start/end boundaries or a conflated category label), or spurious prediction / hallucination (S, non-overlapping span with no corresponding reference entity). Unpredicted reference entities were counted as misses (N).</w:t>
       </w:r>
     </w:p>
     <w:p>
       <w:r>
-        <w:t>Next</w:t>
-      </w:r>
-      <w:r>
-        <w:t xml:space="preserve">, we conducted a detailed error analysis to characterize how the BERT model and the </w:t>
-      </w:r>
-      <w:r>
-        <w:t>few</w:t>
-      </w:r>
-      <w:r>
-        <w:t>-shot LLM differ in their failure modes. Using character-level span alignment between model outputs and human annotations, each predicted span was categorized as an exact match</w:t>
-      </w:r>
-      <w:r>
-        <w:t xml:space="preserve"> (M)</w:t>
-      </w:r>
-      <w:r>
-        <w:t xml:space="preserve">, boundary </w:t>
-      </w:r>
-      <w:r>
-        <w:t xml:space="preserve">and label </w:t>
-      </w:r>
-      <w:r>
-        <w:t>error (</w:t>
-      </w:r>
-      <w:r>
-        <w:t>C</w:t>
-      </w:r>
-      <w:r>
-        <w:t>)</w:t>
-      </w:r>
-      <w:r>
-        <w:t xml:space="preserve">, </w:t>
-      </w:r>
-      <w:r>
-        <w:t xml:space="preserve">overlapping a </w:t>
-      </w:r>
-      <w:r>
-        <w:t>reference</w:t>
-      </w:r>
-      <w:r>
-        <w:t xml:space="preserve"> span but with mismatched start and/or end positions</w:t>
-      </w:r>
-      <w:r>
-        <w:t>, or</w:t>
-      </w:r>
-      <w:r>
-        <w:t xml:space="preserve"> with a different label), or hallucination (</w:t>
-      </w:r>
-      <w:r>
-        <w:t xml:space="preserve">S, </w:t>
-      </w:r>
-      <w:r>
-        <w:t xml:space="preserve">no overlap with any </w:t>
-      </w:r>
-      <w:r>
-        <w:t>reference</w:t>
-      </w:r>
-      <w:r>
-        <w:t xml:space="preserve"> entity). </w:t>
-      </w:r>
-      <w:r>
-        <w:t>Reference</w:t>
-      </w:r>
-      <w:r>
-        <w:t xml:space="preserve"> entities with no overlapping prediction were counted as misses</w:t>
-      </w:r>
-      <w:r>
-        <w:t xml:space="preserve"> (N)</w:t>
-      </w:r>
-      <w:r>
-        <w:t xml:space="preserve">. </w:t>
+        <w:t>Figure 5a shows that BERT produces substantially more exact matches and fewer boundary, conflation, and hallucination errors than the LLM across the full FAERS benchmark corpus (N = 829 reports). For BERT, 58.0% of spans are exact matches (26,891), compared with 31.6% (17,396) for the LLM. The LLM, in contrast, exhibits more than double the proportion of coverage errors (29.7% vs 14.0%; 16,358 vs 6,485 spans), where a predicted span overlaps the reference span but has inaccurate boundaries or conflated labels. The LLM also produces significantly more spurious spans (25.7% vs 15.5%; 14,185 vs 7,195), reflecting hallucinated entities or over-segmentation. Missed spans (N) show comparable proportions between both paradigms (13.0% vs 12.5%; 7,156 vs 5,793 spans), which is consistent with the recall patterns observed in Figure 4, while the much larger excess of coverage and spurious errors for the LLM reflects its tendency to over-segment or hallucinate entities rather than leaving spans unannotated.</w:t>
       </w:r>
     </w:p>
     <w:p>
       <w:r>
-        <w:rPr>
-          <w:b/>
-          <w:bCs/>
-        </w:rPr>
-        <w:t>Figure 5a</w:t>
-      </w:r>
-      <w:r>
-        <w:t xml:space="preserve"> shows that BERT produces more exact matches and fewer boundary and hallucination errors than </w:t>
-      </w:r>
-      <w:proofErr w:type="gramStart"/>
-      <w:r>
-        <w:t>the LLM</w:t>
-      </w:r>
-      <w:proofErr w:type="gramEnd"/>
-      <w:r>
-        <w:t>. For BERT, 46.1% of spans are exact matches (3845), compared with 35.4% (3379) for the LLM. The LLM</w:t>
-      </w:r>
-      <w:r>
-        <w:t>, in contrast,</w:t>
-      </w:r>
-      <w:r>
-        <w:t xml:space="preserve"> has more coverage errors (25.5% vs 20.3%; 2434 vs 1698 spans), where a predicted span overlaps the </w:t>
-      </w:r>
-      <w:r>
-        <w:t>reference</w:t>
-      </w:r>
-      <w:r>
-        <w:t xml:space="preserve"> </w:t>
-      </w:r>
-      <w:r>
-        <w:t>span</w:t>
-      </w:r>
-      <w:r>
-        <w:t xml:space="preserve"> but has the wrong boundaries or label. It also produces more spurious spans (24.4% vs 15.8%; 2326 vs 1319), reflecting hallucinated </w:t>
-      </w:r>
-      <w:r>
-        <w:t xml:space="preserve">(or potentially human missed) </w:t>
-      </w:r>
-      <w:r>
-        <w:t xml:space="preserve">entities with no corresponding </w:t>
-      </w:r>
-      <w:r>
-        <w:t>human annotations</w:t>
-      </w:r>
-      <w:r>
-        <w:t>.</w:t>
-      </w:r>
-      <w:r>
-        <w:t xml:space="preserve"> </w:t>
-      </w:r>
-      <w:r>
-        <w:t xml:space="preserve">Missed spans (N) show the opposite pattern: BERT has a slightly higher proportion of misses than the LLM (17.8% vs 14.7%; 1487 vs 1405). This difference is modest and is consistent with the recall gap between the two models in </w:t>
-      </w:r>
-      <w:r>
-        <w:rPr>
-          <w:b/>
-          <w:bCs/>
-        </w:rPr>
-        <w:t>Figure 4</w:t>
-      </w:r>
-      <w:r>
-        <w:t>, while the much larger excess of coverage and spurious errors for the LLM reflects its tendency to over-segment or hallucinate entities rather than leaving spans unannotated.</w:t>
+        <w:t>The top confusion pairs for both systems (Figure 5b and 5c) demonstrate that errors cluster within clinically related concept types rather than dispersing randomly. For BERT, misclassifications primarily involve context-dependent clinical boundaries, notably medical history conflated with therapeutic indications (MHx → Indication: 345), adverse events confused with laboratory findings (AE → Lab: 191), and bidirectional medical history versus AE boundary ambiguities (MHx → AE: 172; AE → MHx: 168), typically occurring when chronic comorbidities and acute symptoms are documented within the same sentence. For the LLM, the single largest error mode is the misclassification of concomitant medications as primary suspect drugs (cDrug → sDrug: 2,737), followed by treatment interventions labeled as suspect drugs (Treatment → sDrug: 847). Additional prominent LLM confusions include medical history categorized as current diagnoses (MHx → Dx: 364) or adverse events (MHx → AE: 342), laboratory values labeled as dosages (Lab → Dose: 328), and laboratory findings classified as adverse events (Lab → AE: 230). While BERT errors are concentrated in a tight set of adjacent clinical categories, the LLM exhibits widespread role conflation across pharmacological and historical categories.</w:t>
       </w:r>
     </w:p>
     <w:p>
       <w:r>
-        <w:t>The top confusion pairs for both systems (</w:t>
-      </w:r>
-      <w:r>
-        <w:rPr>
-          <w:b/>
-          <w:bCs/>
-        </w:rPr>
-        <w:t>Figure 5b and 5c</w:t>
-      </w:r>
-      <w:r>
-        <w:t>) show that mistakes cluster in closely related label types rather than being spread out randomly. For BERT, the most common error is diagnostic</w:t>
-      </w:r>
-      <w:r>
-        <w:t>s</w:t>
-      </w:r>
-      <w:r>
-        <w:t xml:space="preserve"> predicted as medical history (</w:t>
-      </w:r>
-      <w:r>
-        <w:t>i.e., DX</w:t>
-      </w:r>
-      <w:r>
-        <w:t>→</w:t>
-      </w:r>
-      <w:r>
-        <w:t xml:space="preserve">MHX), followed by AE→MHX and AE→LAB, which often occurs when chronic conditions and new symptoms are described next to each other in the text. Smaller but still notable errors include </w:t>
-      </w:r>
-      <w:r>
-        <w:t>di</w:t>
-      </w:r>
-      <w:r>
-        <w:t>a</w:t>
-      </w:r>
-      <w:r>
-        <w:t xml:space="preserve">gnostics </w:t>
-      </w:r>
-      <w:r>
-        <w:t xml:space="preserve">predicted as drugs and vice versa (i.e., </w:t>
-      </w:r>
-      <w:r>
-        <w:t>DX↔DRUG</w:t>
-      </w:r>
-      <w:r>
-        <w:t>)</w:t>
-      </w:r>
-      <w:r>
-        <w:t xml:space="preserve"> </w:t>
-      </w:r>
-      <w:r>
-        <w:t>and LAB↔AE, usually when disease names or lab results are written in a symptom-like way.</w:t>
-      </w:r>
-      <w:r>
-        <w:t xml:space="preserve"> </w:t>
-      </w:r>
-      <w:r>
-        <w:t>The LLM shows a similar but more diffuse pattern. Its largest errors are DX→DRUG, DX→MHX, and DX→AE, along with frequent LAB→AE and AE↔LAB/MHX confusions. Overall, both models have the most trouble where clinical categories are conceptually similar, but the LLM spreads its mistakes across more label pairs, while BERT’s errors are concentrated in a smaller set of related pairs.</w:t>
+        <w:t>We applied word-cloud visualizations on the primary LLM misclassification categories to clarify these failure modes at the entity level. For concomitant and treatment spans misclassified as suspect drug (sDrug) by the LLM (Figure 5d), the most prominent tokens were common co-administered medications and supportive therapies, including methylprednisolone, methotrexate, prednisone, esomeprazole, folic acid, and dexamethasone. When multiple therapeutic agents appeared in complex clinical narratives, the few-shot LLM frequently assigned the primary sDrug label indiscriminately across all mentioned medications rather than recognizing their secondary concomitant or supportive roles. In contrast, clinical spans exhibiting medical history and diagnosis/AE confusions (Figure 5e) were dominated by prevalent chronic conditions and comorbidities, such as hypertension, myelodysplastic syndrome, pneumonia, rheumatoid arthritis, osteoporosis, and recurrent infections. This reflects a systematic tendency of the LLM to conflate chronological baseline disease history with active acute adverse event episodes.</w:t>
       </w:r>
     </w:p>
     <w:p>
       <w:r>
-        <w:t xml:space="preserve">We observed a low performance </w:t>
-      </w:r>
-      <w:r>
-        <w:t>in</w:t>
-      </w:r>
-      <w:r>
-        <w:t xml:space="preserve"> annotat</w:t>
-      </w:r>
-      <w:r>
-        <w:t>ing</w:t>
-      </w:r>
-      <w:r>
-        <w:t xml:space="preserve"> DX in both algorithms</w:t>
-      </w:r>
-      <w:r>
-        <w:t xml:space="preserve">, particularly </w:t>
-      </w:r>
-      <w:r>
-        <w:t xml:space="preserve">in the </w:t>
-      </w:r>
-      <w:r>
-        <w:t>LLM approach</w:t>
-      </w:r>
-      <w:r>
-        <w:t xml:space="preserve">. </w:t>
-      </w:r>
-      <w:r>
-        <w:t>We applied w</w:t>
-      </w:r>
-      <w:r>
-        <w:t xml:space="preserve">ord-cloud visualizations </w:t>
-      </w:r>
-      <w:r>
-        <w:t xml:space="preserve">on two LLM misclassification </w:t>
-      </w:r>
-      <w:r>
-        <w:t>categories (DX</w:t>
-      </w:r>
-      <w:r>
-        <w:t>→</w:t>
-      </w:r>
-      <w:r>
-        <w:t>DRUG and DX</w:t>
-      </w:r>
-      <w:r>
-        <w:t>→</w:t>
-      </w:r>
-      <w:r>
-        <w:t xml:space="preserve">MHX) to </w:t>
-      </w:r>
-      <w:r>
-        <w:t>further clarify these patterns at the term level. For DX spans that misclassified as DRUG (</w:t>
-      </w:r>
-      <w:r>
-        <w:rPr>
-          <w:b/>
-          <w:bCs/>
-        </w:rPr>
-        <w:t>Figure 5d</w:t>
-      </w:r>
-      <w:r>
-        <w:t xml:space="preserve">), the most prominent tokens were medication names such as </w:t>
-      </w:r>
-      <w:r>
-        <w:rPr>
-          <w:i/>
-          <w:iCs/>
-        </w:rPr>
-        <w:t>isoniazid</w:t>
-      </w:r>
-      <w:r>
-        <w:t xml:space="preserve">, </w:t>
-      </w:r>
-      <w:r>
-        <w:t>while this</w:t>
-      </w:r>
-      <w:r>
-        <w:t xml:space="preserve"> drug name appear</w:t>
-      </w:r>
-      <w:r>
-        <w:t>ed</w:t>
-      </w:r>
-      <w:r>
-        <w:t xml:space="preserve"> </w:t>
-      </w:r>
-      <w:r>
-        <w:t xml:space="preserve">inside </w:t>
-      </w:r>
-      <w:r>
-        <w:t xml:space="preserve">a complex phrase </w:t>
-      </w:r>
-      <w:r>
-        <w:t xml:space="preserve">(e.g., “isoniazid-induced hepatitis”), the LLM often </w:t>
-      </w:r>
-      <w:r>
-        <w:t xml:space="preserve">annotated them separately </w:t>
-      </w:r>
-      <w:r>
-        <w:t xml:space="preserve">as a </w:t>
-      </w:r>
-      <w:r>
-        <w:lastRenderedPageBreak/>
-        <w:t>drug entity</w:t>
-      </w:r>
-      <w:r>
-        <w:t xml:space="preserve"> (</w:t>
-      </w:r>
-      <w:r>
-        <w:t xml:space="preserve">i.e., </w:t>
-      </w:r>
-      <w:r>
-        <w:rPr>
-          <w:i/>
-        </w:rPr>
-        <w:t>isoniazid</w:t>
-      </w:r>
-      <w:r>
-        <w:t xml:space="preserve">) and </w:t>
-      </w:r>
-      <w:r>
-        <w:t xml:space="preserve">diagnostics (i.e., </w:t>
-      </w:r>
-      <w:r>
-        <w:rPr>
-          <w:i/>
-        </w:rPr>
-        <w:t>hepatitis</w:t>
-      </w:r>
-      <w:r>
-        <w:t>)</w:t>
-      </w:r>
-      <w:r>
-        <w:t xml:space="preserve">, which </w:t>
-      </w:r>
-      <w:r>
-        <w:t>resulted as</w:t>
-      </w:r>
-      <w:r>
-        <w:t xml:space="preserve"> </w:t>
-      </w:r>
-      <w:r>
-        <w:t>error C (boundary and label error)</w:t>
-      </w:r>
-      <w:r>
-        <w:t xml:space="preserve">. In contrast, DX spans </w:t>
-      </w:r>
-      <w:r>
-        <w:t xml:space="preserve">that </w:t>
-      </w:r>
-      <w:r>
-        <w:t>misclassified as MHX (</w:t>
-      </w:r>
-      <w:r>
-        <w:rPr>
-          <w:b/>
-          <w:bCs/>
-        </w:rPr>
-        <w:t>Figure 5e</w:t>
-      </w:r>
-      <w:r>
-        <w:t>) were dominated by common chronic conditions and comorbidities</w:t>
-      </w:r>
-      <w:r>
-        <w:t xml:space="preserve"> </w:t>
-      </w:r>
-      <w:r>
-        <w:t>including</w:t>
-      </w:r>
-      <w:r>
-        <w:t xml:space="preserve"> </w:t>
-      </w:r>
-      <w:proofErr w:type="gramStart"/>
-      <w:r>
-        <w:rPr>
-          <w:i/>
-          <w:iCs/>
-        </w:rPr>
-        <w:t>migraine</w:t>
-      </w:r>
-      <w:proofErr w:type="gramEnd"/>
-      <w:r>
-        <w:t xml:space="preserve">, </w:t>
-      </w:r>
-      <w:r>
-        <w:rPr>
-          <w:i/>
-          <w:iCs/>
-        </w:rPr>
-        <w:t>hypertension</w:t>
-      </w:r>
-      <w:r>
-        <w:t xml:space="preserve">, </w:t>
-      </w:r>
-      <w:r>
-        <w:rPr>
-          <w:i/>
-          <w:iCs/>
-        </w:rPr>
-        <w:t>rheumatoid arthritis</w:t>
-      </w:r>
-      <w:r>
-        <w:t xml:space="preserve">, </w:t>
-      </w:r>
-      <w:r>
-        <w:rPr>
-          <w:i/>
-          <w:iCs/>
-        </w:rPr>
-        <w:t>osteoporosis</w:t>
-      </w:r>
-      <w:r>
-        <w:t xml:space="preserve">, </w:t>
-      </w:r>
-      <w:r>
-        <w:rPr>
-          <w:i/>
-          <w:iCs/>
-        </w:rPr>
-        <w:t>depression</w:t>
-      </w:r>
-      <w:r>
-        <w:t>, and hematologic malignancies</w:t>
-      </w:r>
-      <w:r>
-        <w:t>. This appears to</w:t>
-      </w:r>
-      <w:r>
-        <w:t xml:space="preserve"> </w:t>
-      </w:r>
-      <w:r>
-        <w:t xml:space="preserve">suggest a systematic </w:t>
-      </w:r>
-      <w:r>
-        <w:t xml:space="preserve">LLM </w:t>
-      </w:r>
-      <w:r>
-        <w:t xml:space="preserve">bias to treat frequently encountered disease terms as background medical history rather than current diagnoses. </w:t>
-      </w:r>
-    </w:p>
-    <w:p>
-      <w:r>
-        <w:t xml:space="preserve">Overall, </w:t>
-      </w:r>
-      <w:r>
-        <w:t>t</w:t>
-      </w:r>
-      <w:r>
-        <w:t xml:space="preserve">he LLM’s </w:t>
-      </w:r>
-      <w:r>
-        <w:t>few</w:t>
-      </w:r>
-      <w:r>
-        <w:t xml:space="preserve">-shot annotations are prone to hallucinated spans, boundary drift, and broader label confusion, which lowers precision and complicates direct use without additional filtering. </w:t>
-      </w:r>
-      <w:r>
-        <w:t>BERT</w:t>
-      </w:r>
-      <w:r>
-        <w:t xml:space="preserve">, while more schema-consistent and conservative in its predictions, still struggles with fine-grained segmentation </w:t>
-      </w:r>
-      <w:r>
-        <w:t>of status</w:t>
-      </w:r>
-      <w:r>
-        <w:t xml:space="preserve"> expressions, leading primarily to partial matches and missed entities. </w:t>
+        <w:t>Overall, the few-shot LLM annotations are prone to spurious span hallucinations, boundary drift, and broad drug role conflation (cDrug/Treatment → sDrug), which substantially depresses precision and necessitates extensive post-processing for downstream pharmacovigilance pipelines. Supervised BERT models, while strictly preserving schema conformity and entity boundaries, require targeted contextual features to resolve fine-grained distinctions between baseline medical history, therapeutic indications, and acute adverse event manifestations.</w:t>
       </w:r>
     </w:p>
     <w:p/>
@@ -6807,7 +6362,7 @@
           <w:noProof/>
         </w:rPr>
         <w:drawing>
-          <wp:inline distT="0" distB="0" distL="0" distR="0" wp14:anchorId="4069F0A4" wp14:editId="581CD7E4">
+          <wp:inline distT="0" distB="0" distL="0" distR="0" wp14:anchorId="5210EEBB" wp14:editId="163E92B8">
             <wp:extent cx="5943600" cy="5033010"/>
             <wp:effectExtent l="0" t="0" r="0" b="0"/>
             <wp:docPr id="1005109684" name="Picture 3"/>
@@ -6824,7 +6379,7 @@
                     </pic:cNvPicPr>
                   </pic:nvPicPr>
                   <pic:blipFill>
-                    <a:blip r:embed="rId15" cstate="print">
+                    <a:blip r:embed="rId14" cstate="print">
                       <a:extLst>
                         <a:ext uri="{28A0092B-C50C-407E-A947-70E740481C1C}">
                           <a14:useLocalDpi xmlns:a14="http://schemas.microsoft.com/office/drawing/2010/main" val="0"/>
@@ -6865,21 +6420,7 @@
         </w:rPr>
       </w:pPr>
       <w:r>
-        <w:rPr>
-          <w:b/>
-          <w:bCs/>
-          <w:sz w:val="20"/>
-          <w:szCs w:val="20"/>
-        </w:rPr>
-        <w:lastRenderedPageBreak/>
-        <w:t>Figure 5.</w:t>
-      </w:r>
-      <w:r>
-        <w:rPr>
-          <w:sz w:val="20"/>
-          <w:szCs w:val="20"/>
-        </w:rPr>
-        <w:t xml:space="preserve"> Fine-Grained Error Analysis on FAERS Annotations. (a) M/C/S/N error distribution comparing fine-tuned BERT (Blue) vs. LLM (Pink). (b) Top 8 label misclassifications for BERT (X-axis: 0–195). (c) Top 8 label misclassifications for LLM (X-axis: 0–195, aligned with panel b per reviewer feedback). (d) Word cloud of gold DX terms misclassified as DRUG by LLM. (e) Word cloud of gold DX terms misclassified as MHX by LLM.</w:t>
+        <w:t>Figure 5. Error Anatomy and Extraction Discrepancy Breakdown for Supervised BERT versus Few-Shot LLM (LLaMA 4) on the Full FAERS Benchmark Corpus (N = 829 Reports). (a) Overall M/C/S/N error distribution (M: exact match; C: coverage error; S: spurious prediction; N: miss). (b) Top label misclassifications for BERT. (c) Top label misclassifications for LLM. (d) Typical concomitant drug and treatment terms misclassified as suspect drug (sDrug) by LLM. (e) Typical clinical terms exhibiting medical history (MHx) versus diagnosis (Dx) or adverse event (AE) confusions by LLM.</w:t>
       </w:r>
     </w:p>
     <w:p>
@@ -7242,7 +6783,7 @@
         </w:rPr>
         <w:lastRenderedPageBreak/>
         <w:drawing>
-          <wp:inline distT="0" distB="0" distL="0" distR="0" wp14:anchorId="7F29C378" wp14:editId="4745B425">
+          <wp:inline distT="0" distB="0" distL="0" distR="0" wp14:anchorId="7F29C378" wp14:editId="29ABFF15">
             <wp:extent cx="5932170" cy="4251960"/>
             <wp:effectExtent l="0" t="0" r="0" b="0"/>
             <wp:docPr id="33667654" name="Picture 4"/>
@@ -7259,7 +6800,7 @@
                     </pic:cNvPicPr>
                   </pic:nvPicPr>
                   <pic:blipFill>
-                    <a:blip r:embed="rId16" cstate="print">
+                    <a:blip r:embed="rId15" cstate="print">
                       <a:extLst>
                         <a:ext uri="{28A0092B-C50C-407E-A947-70E740481C1C}">
                           <a14:useLocalDpi xmlns:a14="http://schemas.microsoft.com/office/drawing/2010/main" val="0"/>
@@ -11160,21 +10701,16 @@
         <w:t xml:space="preserve">a </w:t>
       </w:r>
       <w:r>
-        <w:t>supervised BERT model trained on high-quality annotations achieved consistently higher overall performance across both FAERS and VAERS datasets, with especially large gains for context-dependent categories such as STATUS, HX, and laboratory and diagnostic entities. These findings reinforce the value of domain-specific supervised models for structured extraction tasks.</w:t>
+        <w:t xml:space="preserve">supervised BERT model trained on high-quality annotations achieved consistently higher overall performance across both FAERS and VAERS datasets, with especially large gains for context-dependent categories such as STATUS, HX, and laboratory and diagnostic entities. </w:t>
+      </w:r>
+      <w:r>
+        <w:lastRenderedPageBreak/>
+        <w:t>These findings reinforce the value of domain-specific supervised models for structured extraction tasks.</w:t>
       </w:r>
     </w:p>
     <w:p>
-      <w:proofErr w:type="gramStart"/>
-      <w:r>
-        <w:t>Taken</w:t>
-      </w:r>
-      <w:proofErr w:type="gramEnd"/>
-      <w:r>
-        <w:t xml:space="preserve"> together with the FAERS results, these VAERS findings demonstrate that BERT-based models trained on high-quality human annotations provide more robust and reliable performance across heterogeneous pharmacovigilance datasets. While LLM-derived annotations offer a convenient low-resource alternative, their direct use leads to substantially lower accuracy, particularly in semantically complex categories such as STATUS, LAB, and HX. These results underscore the continued importance of curated human-labeled data for medical NER and highlight the effectiveness of supervised </w:t>
-      </w:r>
-      <w:r>
-        <w:lastRenderedPageBreak/>
-        <w:t>transformer models for large-scale safety narrative processing in real-world biomedical applications.</w:t>
+      <w:r>
+        <w:t>Taken together with the FAERS results, these VAERS findings demonstrate that BERT-based models trained on high-quality human annotations provide more robust and reliable performance across heterogeneous pharmacovigilance datasets. While LLM-derived annotations offer a convenient low-resource alternative, their direct use leads to substantially lower accuracy, particularly in semantically complex categories such as STATUS, LAB, and HX. These results underscore the continued importance of curated human-labeled data for medical NER and highlight the effectiveness of supervised transformer models for large-scale safety narrative processing in real-world biomedical applications.</w:t>
       </w:r>
     </w:p>
     <w:p>
@@ -11197,15 +10733,7 @@
         <w:t xml:space="preserve">a </w:t>
       </w:r>
       <w:r>
-        <w:t xml:space="preserve">stringent evaluation framework. Because the metric requires exact agreement in both span boundaries and fine-grained labels, it penalizes minor boundary differences and ambiguities between closely related categories (e.g., AE vs. diagnosis vs. medical history). As a result, the observed F1-scores likely underestimate the models’ ability to identify clinically relevant </w:t>
-      </w:r>
-      <w:proofErr w:type="gramStart"/>
-      <w:r>
-        <w:t>concepts, and</w:t>
-      </w:r>
-      <w:proofErr w:type="gramEnd"/>
-      <w:r>
-        <w:t xml:space="preserve"> should be understood as reflecting task complexity and strict evaluation criteria rather than limited practical utility.</w:t>
+        <w:t>stringent evaluation framework. Because the metric requires exact agreement in both span boundaries and fine-grained labels, it penalizes minor boundary differences and ambiguities between closely related categories (e.g., AE vs. diagnosis vs. medical history). As a result, the observed F1-scores likely underestimate the models’ ability to identify clinically relevant concepts, and should be understood as reflecting task complexity and strict evaluation criteria rather than limited practical utility.</w:t>
       </w:r>
     </w:p>
     <w:p>
@@ -11220,6 +10748,7 @@
     </w:p>
     <w:p>
       <w:r>
+        <w:lastRenderedPageBreak/>
         <w:t xml:space="preserve">Beyond model comparison, the annotated datasets themselves provide a valuable resource for future research. By spanning both drug and vaccine safety narratives and incorporating harmonized entity definitions, they enable studies on cross-domain generalization, transfer learning, and multi-task modeling. The detailed error characterizations also highlight areas </w:t>
       </w:r>
       <w:proofErr w:type="gramStart"/>
@@ -11266,11 +10795,7 @@
         <w:t xml:space="preserve">a </w:t>
       </w:r>
       <w:r>
-        <w:t>single annotator, with future work planned to incorporate cross-</w:t>
-      </w:r>
-      <w:r>
-        <w:lastRenderedPageBreak/>
-        <w:t>annotator review and adjudication for additional validation and robustness.</w:t>
+        <w:t>single annotator, with future work planned to incorporate cross-annotator review and adjudication for additional validation and robustness.</w:t>
       </w:r>
       <w:r>
         <w:t xml:space="preserve"> </w:t>
@@ -11340,6 +10865,7 @@
         <w:pStyle w:val="Heading1"/>
       </w:pPr>
       <w:r>
+        <w:lastRenderedPageBreak/>
         <w:t>Declarations</w:t>
       </w:r>
     </w:p>
@@ -11403,7 +10929,6 @@
         <w:rPr>
           <w:shd w:val="clear" w:color="auto" w:fill="FFFFFF"/>
         </w:rPr>
-        <w:lastRenderedPageBreak/>
         <w:t>Ethics approval</w:t>
       </w:r>
     </w:p>
@@ -11530,7 +11055,7 @@
         </w:rPr>
         <w:t xml:space="preserve">The annotation prompt and source code for the annotation platform are available at: </w:t>
       </w:r>
-      <w:hyperlink r:id="rId17" w:history="1">
+      <w:hyperlink r:id="rId16" w:history="1">
         <w:r>
           <w:rPr>
             <w:rStyle w:val="Hyperlink"/>
@@ -11638,7 +11163,7 @@
       <w:r>
         <w:t xml:space="preserve">. 2025  [cited 2025 11/24]; Available from: </w:t>
       </w:r>
-      <w:hyperlink r:id="rId18" w:history="1">
+      <w:hyperlink r:id="rId17" w:history="1">
         <w:r>
           <w:rPr>
             <w:rStyle w:val="Hyperlink"/>
@@ -12156,7 +11681,7 @@
 <w:numbering xmlns:wpc="http://schemas.microsoft.com/office/word/2010/wordprocessingCanvas" xmlns:cx="http://schemas.microsoft.com/office/drawing/2014/chartex" xmlns:cx1="http://schemas.microsoft.com/office/drawing/2015/9/8/chartex" xmlns:cx2="http://schemas.microsoft.com/office/drawing/2015/10/21/chartex" xmlns:cx3="http://schemas.microsoft.com/office/drawing/2016/5/9/chartex" xmlns:cx4="http://schemas.microsoft.com/office/drawing/2016/5/10/chartex" xmlns:cx5="http://schemas.microsoft.com/office/drawing/2016/5/11/chartex" xmlns:cx6="http://schemas.microsoft.com/office/drawing/2016/5/12/chartex" xmlns:cx7="http://schemas.microsoft.com/office/drawing/2016/5/13/chartex" xmlns:cx8="http://schemas.microsoft.com/office/drawing/2016/5/14/chartex" xmlns:mc="http://schemas.openxmlformats.org/markup-compatibility/2006" xmlns:aink="http://schemas.microsoft.com/office/drawing/2016/ink" xmlns:am3d="http://schemas.microsoft.com/office/drawing/2017/model3d" xmlns:o="urn:schemas-microsoft-com:office:office" xmlns:oel="http://schemas.microsoft.com/office/2019/extlst" xmlns:r="http://schemas.openxmlformats.org/officeDocument/2006/relationships" xmlns:m="http://schemas.openxmlformats.org/officeDocument/2006/math" xmlns:v="urn:schemas-microsoft-com:vml" xmlns:wp14="http://schemas.microsoft.com/office/word/2010/wordprocessingDrawing" xmlns:wp="http://schemas.openxmlformats.org/drawingml/2006/wordprocessingDrawing" xmlns:w10="urn:schemas-microsoft-com:office:word" xmlns:w="http://schemas.openxmlformats.org/wordprocessingml/2006/main" xmlns:w14="http://schemas.microsoft.com/office/word/2010/wordml" xmlns:w15="http://schemas.microsoft.com/office/word/2012/wordml" xmlns:w16cex="http://schemas.microsoft.com/office/word/2018/wordml/cex" xmlns:w16cid="http://schemas.microsoft.com/office/word/2016/wordml/cid" xmlns:w16="http://schemas.microsoft.com/office/word/2018/wordml" xmlns:w16du="http://schemas.microsoft.com/office/word/2023/wordml/word16du" xmlns:w16sdtdh="http://schemas.microsoft.com/office/word/2020/wordml/sdtdatahash" xmlns:w16sdtfl="http://schemas.microsoft.com/office/word/2024/wordml/sdtformatlock" xmlns:w16se="http://schemas.microsoft.com/office/word/2015/wordml/symex" xmlns:wpg="http://schemas.microsoft.com/office/word/2010/wordprocessingGroup" xmlns:wpi="http://schemas.microsoft.com/office/word/2010/wordprocessingInk" xmlns:wne="http://schemas.microsoft.com/office/word/2006/wordml" xmlns:wps="http://schemas.microsoft.com/office/word/2010/wordprocessingShape" mc:Ignorable="w14 w15 w16se w16cid w16 w16cex w16sdtdh w16sdtfl w16du wp14">
   <w:numPicBullet w:numPicBulletId="0">
     <w:pict>
-      <v:rect id="_x0000_i1042" style="width:0;height:1.5pt" o:hralign="center" o:bullet="t" o:hrstd="t" o:hr="t" fillcolor="#a0a0a0" stroked="f"/>
+      <v:rect id="_x0000_i1025" style="width:0;height:1.5pt" o:hralign="center" o:bullet="t" o:hrstd="t" o:hr="t" fillcolor="#a0a0a0" stroked="f"/>
     </w:pict>
   </w:numPicBullet>
   <w:abstractNum w:abstractNumId="0" w15:restartNumberingAfterBreak="0">

--- a/publication/manuscripts/LLM4AE_rev1_clean_updated.docx
+++ b/publication/manuscripts/LLM4AE_rev1_clean_updated.docx
@@ -5464,7 +5464,7 @@
         </w:rPr>
         <w:lastRenderedPageBreak/>
         <w:drawing>
-          <wp:inline distT="0" distB="0" distL="0" distR="0" wp14:anchorId="229BBBF4" wp14:editId="3827B76F">
+          <wp:inline distT="0" distB="0" distL="0" distR="0" wp14:anchorId="229BBBF4" wp14:editId="47D36EA2">
             <wp:extent cx="5932170" cy="4008120"/>
             <wp:effectExtent l="0" t="0" r="0" b="0"/>
             <wp:docPr id="1843461867" name="Picture 2"/>
@@ -6245,7 +6245,7 @@
           <w:noProof/>
         </w:rPr>
         <w:drawing>
-          <wp:inline distT="0" distB="0" distL="0" distR="0" wp14:anchorId="2A31942A" wp14:editId="436FEEC4">
+          <wp:inline distT="0" distB="0" distL="0" distR="0" wp14:anchorId="2A31942A" wp14:editId="208C778F">
             <wp:extent cx="5937885" cy="2573020"/>
             <wp:effectExtent l="0" t="0" r="5715" b="0"/>
             <wp:docPr id="1721116522" name="Picture 2"/>
@@ -6329,27 +6329,297 @@
     </w:p>
     <w:p>
       <w:r>
-        <w:t>Next, we conducted a detailed error analysis on the complete FAERS benchmark corpus (N = 829 reports) to characterize how the supervised BERT model and the few-shot LLM differ in their failure modes. Using character-level span alignment between model predictions and curated reference annotations across all 17 clinical concept categories, each predicted entity was categorized as an exact match (M), coverage error (C, overlapping a reference span but with mismatched start/end boundaries or a conflated category label), or spurious prediction / hallucination (S, non-overlapping span with no corresponding reference entity). Unpredicted reference entities were counted as misses (N).</w:t>
+        <w:t xml:space="preserve">Next, we conducted a detailed error analysis on the FAERS </w:t>
+      </w:r>
+      <w:r>
+        <w:rPr>
+          <w:rFonts w:hint="eastAsia"/>
+          <w:lang w:eastAsia="zh-CN"/>
+        </w:rPr>
+        <w:t>dataset</w:t>
+      </w:r>
+      <w:r>
+        <w:t xml:space="preserve"> to characterize how the BERT and the LLM differ in their failure modes. </w:t>
+      </w:r>
+      <w:r>
+        <w:rPr>
+          <w:b/>
+          <w:bCs/>
+        </w:rPr>
+        <w:t>Figure 5a</w:t>
+      </w:r>
+      <w:r>
+        <w:t xml:space="preserve"> shows that BERT produces more exact matches</w:t>
+      </w:r>
+      <w:r>
+        <w:rPr>
+          <w:rFonts w:hint="eastAsia"/>
+          <w:lang w:eastAsia="zh-CN"/>
+        </w:rPr>
+        <w:t>,</w:t>
+      </w:r>
+      <w:r>
+        <w:t xml:space="preserve"> and fewer conflation and </w:t>
+      </w:r>
+      <w:r>
+        <w:rPr>
+          <w:rFonts w:hint="eastAsia"/>
+          <w:lang w:eastAsia="zh-CN"/>
+        </w:rPr>
+        <w:t>spurious</w:t>
+      </w:r>
+      <w:r>
+        <w:t xml:space="preserve"> errors than the LLM. For BERT, 58.0% of spans are exact matches (26,891), compared with 31.6% (17,396) for the LLM. The LLM, in contrast, exhibits more than double the proportion of coverage errors (29.7% vs 14.0%; 16,358 vs 6,485 spans). The LLM also produces significantly more spurious spans (25.7% vs 15.5%; 14,185 vs 7,195), reflecting </w:t>
+      </w:r>
+      <w:r>
+        <w:rPr>
+          <w:rFonts w:hint="eastAsia"/>
+          <w:lang w:eastAsia="zh-CN"/>
+        </w:rPr>
+        <w:t>non-overlapped</w:t>
+      </w:r>
+      <w:r>
+        <w:t xml:space="preserve"> entities </w:t>
+      </w:r>
+      <w:r>
+        <w:rPr>
+          <w:rFonts w:hint="eastAsia"/>
+          <w:lang w:eastAsia="zh-CN"/>
+        </w:rPr>
+        <w:t>reported by human SME</w:t>
+      </w:r>
+      <w:r>
+        <w:t xml:space="preserve">. Missed spans (N) show comparable proportions between both paradigms (13.0% vs 12.5%; 7,156 vs 5,793 spans), which is consistent with the recall patterns observed in </w:t>
+      </w:r>
+      <w:r>
+        <w:rPr>
+          <w:b/>
+          <w:bCs/>
+        </w:rPr>
+        <w:t>Figure 4</w:t>
+      </w:r>
+      <w:r>
+        <w:t>, while the much larger excess of coverage and spurious errors for the LLM reflects its tendency to over-segment entities rather than leaving spans unannotated.</w:t>
       </w:r>
     </w:p>
     <w:p>
       <w:r>
-        <w:t>Figure 5a shows that BERT produces substantially more exact matches and fewer boundary, conflation, and hallucination errors than the LLM across the full FAERS benchmark corpus (N = 829 reports). For BERT, 58.0% of spans are exact matches (26,891), compared with 31.6% (17,396) for the LLM. The LLM, in contrast, exhibits more than double the proportion of coverage errors (29.7% vs 14.0%; 16,358 vs 6,485 spans), where a predicted span overlaps the reference span but has inaccurate boundaries or conflated labels. The LLM also produces significantly more spurious spans (25.7% vs 15.5%; 14,185 vs 7,195), reflecting hallucinated entities or over-segmentation. Missed spans (N) show comparable proportions between both paradigms (13.0% vs 12.5%; 7,156 vs 5,793 spans), which is consistent with the recall patterns observed in Figure 4, while the much larger excess of coverage and spurious errors for the LLM reflects its tendency to over-segment or hallucinate entities rather than leaving spans unannotated.</w:t>
+        <w:t>The top confusion pairs for both systems (Figure 5b and 5c) demonstrate that errors cluster within clinically related concept types rather than dispersing randomly. For BERT, misclassifications primarily involve context-dependent clinical boundaries, notably medical history conflated with therapeutic indications (MHx → Indication: 345), adverse events confused with laboratory findings (AE → Lab: 191), and bidirectional medical history versus AE boundary ambiguities (MHx → AE: 172; AE → MHx: 168), typically occurring when chronic comorbidities and acute symptoms are documented within the same sentence. For the LLM, the single largest error mode is the misclassification of concomitant medications as primary suspect drugs (cDrug → sDrug: 2,737), followed by treatment interventions labeled as suspect drugs (Treatment → sDrug: 847). Additional prominent LLM confusions include medical history categorized as current diagnoses (MHx → Dx: 364) or adverse events (MHx → AE: 342), laboratory values labeled as dosages (Lab → Dose: 328), and laboratory findings classified as adverse events (Lab → AE: 230). While BERT errors are concentrated in a tight set of adjacent clinical categories, the LLM exhibits widespread role conflation across pharmacological and historical categories.</w:t>
       </w:r>
     </w:p>
     <w:p>
       <w:r>
-        <w:t>The top confusion pairs for both systems (Figure 5b and 5c) demonstrate that errors cluster within clinically related concept types rather than dispersing randomly. For BERT, misclassifications primarily involve context-dependent clinical boundaries, notably medical history conflated with therapeutic indications (MHx → Indication: 345), adverse events confused with laboratory findings (AE → Lab: 191), and bidirectional medical history versus AE boundary ambiguities (MHx → AE: 172; AE → MHx: 168), typically occurring when chronic comorbidities and acute symptoms are documented within the same sentence. For the LLM, the single largest error mode is the misclassification of concomitant medications as primary suspect drugs (cDrug → sDrug: 2,737), followed by treatment interventions labeled as suspect drugs (Treatment → sDrug: 847). Additional prominent LLM confusions include medical history categorized as current diagnoses (MHx → Dx: 364) or adverse events (MHx → AE: 342), laboratory values labeled as dosages (Lab → Dose: 328), and laboratory findings classified as adverse events (Lab → AE: 230). While BERT errors are concentrated in a tight set of adjacent clinical categories, the LLM exhibits widespread role conflation across pharmacological and historical categories.</w:t>
+        <w:t>For the LLM, the single largest error mode is the misclassification of concomitant medications as primary suspect drugs (</w:t>
+      </w:r>
+      <w:proofErr w:type="spellStart"/>
+      <w:r>
+        <w:t>cDrug</w:t>
+      </w:r>
+      <w:proofErr w:type="spellEnd"/>
+      <w:r>
+        <w:t xml:space="preserve"> </w:t>
+      </w:r>
+      <w:r>
+        <w:rPr>
+          <w:rFonts w:hint="eastAsia"/>
+          <w:lang w:eastAsia="zh-CN"/>
+        </w:rPr>
+        <w:t>to</w:t>
+      </w:r>
+      <w:r>
+        <w:t xml:space="preserve"> </w:t>
+      </w:r>
+      <w:proofErr w:type="spellStart"/>
+      <w:r>
+        <w:t>sDrug</w:t>
+      </w:r>
+      <w:proofErr w:type="spellEnd"/>
+      <w:r>
+        <w:t xml:space="preserve">: 2,737), followed by treatment interventions labeled as suspect drugs (Treatment </w:t>
+      </w:r>
+      <w:r>
+        <w:rPr>
+          <w:rFonts w:hint="eastAsia"/>
+          <w:lang w:eastAsia="zh-CN"/>
+        </w:rPr>
+        <w:t>to</w:t>
+      </w:r>
+      <w:r>
+        <w:t xml:space="preserve"> sDrug: 847). Additional prominent LLM confusions include medical history categorized as current diagnoses (MHx </w:t>
+      </w:r>
+      <w:r>
+        <w:rPr>
+          <w:rFonts w:hint="eastAsia"/>
+          <w:lang w:eastAsia="zh-CN"/>
+        </w:rPr>
+        <w:t>to</w:t>
+      </w:r>
+      <w:r>
+        <w:t xml:space="preserve"> Dx: 364) or adverse events (MHx </w:t>
+      </w:r>
+      <w:r>
+        <w:rPr>
+          <w:rFonts w:hint="eastAsia"/>
+          <w:lang w:eastAsia="zh-CN"/>
+        </w:rPr>
+        <w:t>to</w:t>
+      </w:r>
+      <w:r>
+        <w:t xml:space="preserve"> AE: 342), laboratory values labeled as dosages (Lab </w:t>
+      </w:r>
+      <w:r>
+        <w:rPr>
+          <w:rFonts w:hint="eastAsia"/>
+          <w:lang w:eastAsia="zh-CN"/>
+        </w:rPr>
+        <w:t>to</w:t>
+      </w:r>
+      <w:r>
+        <w:t xml:space="preserve"> Dose: 328), and laboratory findings classified as adverse events (Lab </w:t>
+      </w:r>
+      <w:r>
+        <w:rPr>
+          <w:rFonts w:hint="eastAsia"/>
+          <w:lang w:eastAsia="zh-CN"/>
+        </w:rPr>
+        <w:t>to</w:t>
+      </w:r>
+      <w:r>
+        <w:t xml:space="preserve"> AE: 230). While BERT errors are concentrated in a tight set of adjacent clinical categories, the LLM exhibits widespread role conflation across pharmacological and historical categories.</w:t>
       </w:r>
     </w:p>
     <w:p>
       <w:r>
-        <w:t>We applied word-cloud visualizations on the primary LLM misclassification categories to clarify these failure modes at the entity level. For concomitant and treatment spans misclassified as suspect drug (sDrug) by the LLM (Figure 5d), the most prominent tokens were common co-administered medications and supportive therapies, including methylprednisolone, methotrexate, prednisone, esomeprazole, folic acid, and dexamethasone. When multiple therapeutic agents appeared in complex clinical narratives, the few-shot LLM frequently assigned the primary sDrug label indiscriminately across all mentioned medications rather than recognizing their secondary concomitant or supportive roles. In contrast, clinical spans exhibiting medical history and diagnosis/AE confusions (Figure 5e) were dominated by prevalent chronic conditions and comorbidities, such as hypertension, myelodysplastic syndrome, pneumonia, rheumatoid arthritis, osteoporosis, and recurrent infections. This reflects a systematic tendency of the LLM to conflate chronological baseline disease history with active acute adverse event episodes.</w:t>
+        <w:t>We applied word-cloud visualizations on the primary LLM misclassification categories to clarify these failure modes at the entity level. For concomitant and treatment spans misclassified as suspect drug (sDrug) by the LLM (</w:t>
+      </w:r>
+      <w:r>
+        <w:rPr>
+          <w:b/>
+          <w:bCs/>
+        </w:rPr>
+        <w:t>Figure 5d</w:t>
+      </w:r>
+      <w:r>
+        <w:t>), the most prominent tokens were common co-administered medications and supportive therapies, including methylprednisolone, methotrexate, prednisone, esomeprazole, folic acid, and dexamethasone. In contrast, clinical spans exhibiting medical history and diagnosis/AE confusions (</w:t>
+      </w:r>
+      <w:r>
+        <w:rPr>
+          <w:b/>
+          <w:bCs/>
+        </w:rPr>
+        <w:t>Figure 5e</w:t>
+      </w:r>
+      <w:r>
+        <w:t>) were dominated by prevalent chronic conditions and comorbidities, such as hypertension, myelodysplastic syndrome, pneumonia, rheumatoid arthritis, osteoporosis, and recurrent infections.</w:t>
       </w:r>
     </w:p>
     <w:p>
-      <w:r>
-        <w:t>Overall, the few-shot LLM annotations are prone to spurious span hallucinations, boundary drift, and broad drug role conflation (cDrug/Treatment → sDrug), which substantially depresses precision and necessitates extensive post-processing for downstream pharmacovigilance pipelines. Supervised BERT models, while strictly preserving schema conformity and entity boundaries, require targeted contextual features to resolve fine-grained distinctions between baseline medical history, therapeutic indications, and acute adverse event manifestations.</w:t>
+      <w:pPr>
+        <w:rPr>
+          <w:rFonts w:hint="eastAsia"/>
+          <w:lang w:eastAsia="zh-CN"/>
+        </w:rPr>
+      </w:pPr>
+      <w:r>
+        <w:lastRenderedPageBreak/>
+        <w:t xml:space="preserve">Overall, the few-shot LLM annotations are prone to spurious </w:t>
+      </w:r>
+      <w:r>
+        <w:rPr>
+          <w:rFonts w:hint="eastAsia"/>
+          <w:lang w:eastAsia="zh-CN"/>
+        </w:rPr>
+        <w:t>predictions</w:t>
+      </w:r>
+      <w:r>
+        <w:t>, boundary drift, and drug role conflation (</w:t>
+      </w:r>
+      <w:proofErr w:type="spellStart"/>
+      <w:r>
+        <w:t>cDrug</w:t>
+      </w:r>
+      <w:proofErr w:type="spellEnd"/>
+      <w:r>
+        <w:t xml:space="preserve">/Treatment → </w:t>
+      </w:r>
+      <w:proofErr w:type="spellStart"/>
+      <w:r>
+        <w:t>sDrug</w:t>
+      </w:r>
+      <w:proofErr w:type="spellEnd"/>
+      <w:r>
+        <w:t xml:space="preserve">). </w:t>
+      </w:r>
+      <w:r>
+        <w:rPr>
+          <w:rFonts w:hint="eastAsia"/>
+          <w:lang w:eastAsia="zh-CN"/>
+        </w:rPr>
+        <w:t xml:space="preserve">However, LLM is better to annotate uncommon categories like </w:t>
+      </w:r>
+      <w:proofErr w:type="spellStart"/>
+      <w:r>
+        <w:rPr>
+          <w:rFonts w:hint="eastAsia"/>
+          <w:lang w:eastAsia="zh-CN"/>
+        </w:rPr>
+        <w:t>oDrug</w:t>
+      </w:r>
+      <w:proofErr w:type="spellEnd"/>
+      <w:r>
+        <w:rPr>
+          <w:rFonts w:hint="eastAsia"/>
+          <w:lang w:eastAsia="zh-CN"/>
+        </w:rPr>
+        <w:t xml:space="preserve">, </w:t>
+      </w:r>
+      <w:proofErr w:type="spellStart"/>
+      <w:r>
+        <w:rPr>
+          <w:rFonts w:hint="eastAsia"/>
+          <w:lang w:eastAsia="zh-CN"/>
+        </w:rPr>
+        <w:t>mAE</w:t>
+      </w:r>
+      <w:proofErr w:type="spellEnd"/>
+      <w:r>
+        <w:rPr>
+          <w:rFonts w:hint="eastAsia"/>
+          <w:lang w:eastAsia="zh-CN"/>
+        </w:rPr>
+        <w:t xml:space="preserve">, RO and </w:t>
+      </w:r>
+      <w:proofErr w:type="spellStart"/>
+      <w:r>
+        <w:rPr>
+          <w:rFonts w:hint="eastAsia"/>
+          <w:lang w:eastAsia="zh-CN"/>
+        </w:rPr>
+        <w:t>CoD</w:t>
+      </w:r>
+      <w:proofErr w:type="spellEnd"/>
+      <w:r>
+        <w:rPr>
+          <w:rFonts w:hint="eastAsia"/>
+          <w:lang w:eastAsia="zh-CN"/>
+        </w:rPr>
+        <w:t xml:space="preserve"> by conflation through inaccurate boundary or mislabeled category, therefore retrieved higher adapted ADE-Eval F1 in these uncommon categories (</w:t>
+      </w:r>
+      <w:r>
+        <w:rPr>
+          <w:rFonts w:hint="eastAsia"/>
+          <w:b/>
+          <w:bCs/>
+          <w:lang w:eastAsia="zh-CN"/>
+        </w:rPr>
+        <w:t>Figure 4</w:t>
+      </w:r>
+      <w:r>
+        <w:rPr>
+          <w:rFonts w:hint="eastAsia"/>
+          <w:lang w:eastAsia="zh-CN"/>
+        </w:rPr>
+        <w:t xml:space="preserve">). </w:t>
       </w:r>
     </w:p>
     <w:p/>
@@ -6362,7 +6632,7 @@
           <w:noProof/>
         </w:rPr>
         <w:drawing>
-          <wp:inline distT="0" distB="0" distL="0" distR="0" wp14:anchorId="5210EEBB" wp14:editId="163E92B8">
+          <wp:inline distT="0" distB="0" distL="0" distR="0" wp14:anchorId="5210EEBB" wp14:editId="3ACB33BC">
             <wp:extent cx="5943600" cy="5033010"/>
             <wp:effectExtent l="0" t="0" r="0" b="0"/>
             <wp:docPr id="1005109684" name="Picture 3"/>
@@ -6415,8 +6685,8 @@
       <w:pPr>
         <w:spacing w:line="240" w:lineRule="auto"/>
         <w:rPr>
-          <w:sz w:val="20"/>
-          <w:szCs w:val="20"/>
+          <w:sz w:val="16"/>
+          <w:szCs w:val="16"/>
         </w:rPr>
       </w:pPr>
       <w:r>
@@ -6433,6 +6703,7 @@
         <w:pStyle w:val="Heading2"/>
       </w:pPr>
       <w:r>
+        <w:lastRenderedPageBreak/>
         <w:t>3.5 VAER</w:t>
       </w:r>
       <w:r>
@@ -6447,15 +6718,77 @@
     </w:p>
     <w:p>
       <w:r>
-        <w:t>To evaluate cross-domain generalization beyond drug-related ICSRs, we benchmarked the systems on the public VAERS vaccine adverse event corpus (N = 1,000 narratives). As reported in Table 4 and Figure 6, BioBERT fine-tuned via 10-fold cross-validation achieved a strict exact-match F1 of 0.6594 ± 0.0196 (0.7848 ± 0.0127 Adapted F1). In contrast, the zero-shot/1-shot LLaMA 4 baseline achieved a strict F1 of 0.2364 and adapted F1 of 0.4766. Category-level analysis (Figure 6a) confirmed strong supervised encoder advantages across treatments (TX: 0.74 vs 0.54), vaccines (VAX: 0.72 vs 0.63), diagnoses (DX: 0.52 vs 0.35), patient status (STATUS: 0.59 vs 0.04), symptoms (SYM: 0.43 vs 0.16), and laboratory findings (LAB: 0.44 vs 0.10). Error anatomy (Figure 6b–d) revealed that LLM errors on VAERS were driven by high spurious entity predictions (29.1% vs 5.2% for BERT) and prominent SYM ↔ DX and RO misclassifications.</w:t>
+        <w:t xml:space="preserve">To evaluate cross-domain generalization beyond </w:t>
+      </w:r>
+      <w:r>
+        <w:rPr>
+          <w:rFonts w:hint="eastAsia"/>
+          <w:lang w:eastAsia="zh-CN"/>
+        </w:rPr>
+        <w:t>FAERS dataset</w:t>
+      </w:r>
+      <w:r>
+        <w:t xml:space="preserve">, we </w:t>
+      </w:r>
+      <w:r>
+        <w:rPr>
+          <w:rFonts w:hint="eastAsia"/>
+          <w:lang w:eastAsia="zh-CN"/>
+        </w:rPr>
+        <w:t xml:space="preserve">further </w:t>
+      </w:r>
+      <w:proofErr w:type="gramStart"/>
+      <w:r>
+        <w:rPr>
+          <w:rFonts w:hint="eastAsia"/>
+          <w:lang w:eastAsia="zh-CN"/>
+        </w:rPr>
+        <w:t xml:space="preserve">analyzed </w:t>
+      </w:r>
+      <w:r>
+        <w:t xml:space="preserve"> the</w:t>
+      </w:r>
+      <w:proofErr w:type="gramEnd"/>
+      <w:r>
+        <w:t xml:space="preserve"> public VAERS corpus (N = 1,000 narratives). As reported in </w:t>
+      </w:r>
+      <w:r>
+        <w:rPr>
+          <w:b/>
+          <w:bCs/>
+        </w:rPr>
+        <w:t>Table 4</w:t>
+      </w:r>
+      <w:r>
+        <w:t xml:space="preserve">, BioBERT fine-tuned via 10-fold cross-validation achieved a strict exact-match F1 of 0.6594 (0.7848 Adapted </w:t>
+      </w:r>
+      <w:r>
+        <w:rPr>
+          <w:rFonts w:hint="eastAsia"/>
+          <w:lang w:eastAsia="zh-CN"/>
+        </w:rPr>
+        <w:t xml:space="preserve">ADE-Eval </w:t>
+      </w:r>
+      <w:r>
+        <w:t xml:space="preserve">F1). In contrast, the zero-shot/1-shot LLaMA 4 baseline achieved a strict F1 of 0.2364 and adapted </w:t>
+      </w:r>
+      <w:r>
+        <w:rPr>
+          <w:rFonts w:hint="eastAsia"/>
+          <w:lang w:eastAsia="zh-CN"/>
+        </w:rPr>
+        <w:t xml:space="preserve">ADE-Eval </w:t>
+      </w:r>
+      <w:r>
+        <w:t xml:space="preserve">F1 of 0.4766. </w:t>
       </w:r>
     </w:p>
     <w:p/>
     <w:p>
       <w:pPr>
         <w:rPr>
-          <w:sz w:val="20"/>
-          <w:szCs w:val="20"/>
+          <w:sz w:val="16"/>
+          <w:szCs w:val="16"/>
         </w:rPr>
       </w:pPr>
       <w:r>
@@ -6752,27 +7085,7 @@
     <w:p/>
     <w:p>
       <w:r>
-        <w:t>Category-level analysis (</w:t>
-      </w:r>
-      <w:r>
-        <w:rPr>
-          <w:b/>
-          <w:bCs/>
-        </w:rPr>
-        <w:t>Figure 6a</w:t>
-      </w:r>
-      <w:r>
-        <w:t>) confirmed strong supervised encoder advantages across treatments (TX: 0.74 vs 0.54), vaccines (VAX: 0.72 vs 0.63), diagnoses (DX: 0.52 vs 0.35), patient status (STATUS: 0.59 vs 0.04), symptoms (SYM: 0.43 vs 0.16), and laboratory findings (LAB: 0.44 vs 0.10). Error anatomy (</w:t>
-      </w:r>
-      <w:r>
-        <w:rPr>
-          <w:b/>
-          <w:bCs/>
-        </w:rPr>
-        <w:t>Figure 6b–d</w:t>
-      </w:r>
-      <w:r>
-        <w:t>) revealed that LLM errors on VAERS were driven by high spurious entity predictions (29.1% vs 5.2% for BERT) and prominent SYM ↔ DX and RO misclassifications.</w:t>
+        <w:t>Category-level analysis (Figure 6a) confirmed strong supervised encoder advantages across treatments (TX: 0.79 vs 0.54), vaccines (VAX: 0.77 vs 0.65), patient status (STATUS: 0.67 vs 0.04), laboratory findings (LAB: 0.51 vs 0.11), medical history (HX: 0.50 vs 0.22), diagnoses (DX: 0.49 vs 0.29), symptoms (SYM: 0.46 vs 0.15), and rule-out expressions (RO: 0.23 vs 0.10), yielding an overall exact-match F1 of 0.56 vs 0.30. Error anatomy (Figure 6b–d) on the complete VAERS corpus (N = 1,000 reports) revealed that BERT achieved more than double the proportion of exact matches (42.2% vs 19.6%; 20,892 vs 10,938 spans), while LLM errors were driven by high spurious hallucinations (27.2% vs 17.9%; 15,174 vs 8,842 spans) and extensive misses (41.4% vs 30.8%; 23,123 vs 15,230 spans). Confusion breakdowns demonstrated that both paradigms exhibited prominent SYM ↔ DX boundary and conceptual conflations (SYM → DX: 3,988 for BERT; DX → SYM: 4,213 and SYM → DX: 4,211 for LLM).</w:t>
       </w:r>
     </w:p>
     <w:p/>
@@ -6783,7 +7096,7 @@
         </w:rPr>
         <w:lastRenderedPageBreak/>
         <w:drawing>
-          <wp:inline distT="0" distB="0" distL="0" distR="0" wp14:anchorId="7F29C378" wp14:editId="29ABFF15">
+          <wp:inline distT="0" distB="0" distL="0" distR="0" wp14:anchorId="7F29C378" wp14:editId="5FB8420F">
             <wp:extent cx="5932170" cy="4251960"/>
             <wp:effectExtent l="0" t="0" r="0" b="0"/>
             <wp:docPr id="33667654" name="Picture 4"/>
@@ -6840,7 +7153,7 @@
         </w:rPr>
       </w:pPr>
       <w:r>
-        <w:t>Figure 6. Cross-Domain Annotation Benchmark and Error Anatomy on the VAERS Vaccine Dataset. (a) Per-category performance across all 8 VAERS entity classes and overall micro-average for BERT (Blue) vs. LLM (Pink-Coral), showing F1 bars and precision/recall trajectories. (b) M/C/S/N error distribution for BERT vs. LLM on VAERS test narratives. (c) BERT top label misclassifications (X-axis: 0–660). (d) LLM top label misclassifications (X-axis: 0–660, aligned with panel c).</w:t>
+        <w:t>Figure 6. Cross-Domain Annotation Benchmark and Error Anatomy on the Full VAERS Vaccine Safety Corpus (N = 1,000 Reports). (a) Per-category performance across all 8 VAERS entity classes and overall micro-average for BERT (Blue) vs. LLM (Pink-Coral), showing F1 bars and precision/recall trajectories. (b) M/C/S/N error distribution for BERT vs. LLM across the complete corpus. (c) BERT top label misclassifications (X-axis: 0–4,600). (d) LLM top label misclassifications (X-axis: 0–4,600, aligned with panel c).</w:t>
       </w:r>
     </w:p>
     <w:p/>

--- a/publication/manuscripts/LLM4AE_rev1_clean_updated.docx
+++ b/publication/manuscripts/LLM4AE_rev1_clean_updated.docx
@@ -7085,7 +7085,7 @@
     <w:p/>
     <w:p>
       <w:r>
-        <w:t>Category-level analysis (Figure 6a) confirmed strong supervised encoder advantages across treatments (TX: 0.79 vs 0.54), vaccines (VAX: 0.77 vs 0.65), patient status (STATUS: 0.67 vs 0.04), laboratory findings (LAB: 0.51 vs 0.11), medical history (HX: 0.50 vs 0.22), diagnoses (DX: 0.49 vs 0.29), symptoms (SYM: 0.46 vs 0.15), and rule-out expressions (RO: 0.23 vs 0.10), yielding an overall exact-match F1 of 0.56 vs 0.30. Error anatomy (Figure 6b–d) on the complete VAERS corpus (N = 1,000 reports) revealed that BERT achieved more than double the proportion of exact matches (42.2% vs 19.6%; 20,892 vs 10,938 spans), while LLM errors were driven by high spurious hallucinations (27.2% vs 17.9%; 15,174 vs 8,842 spans) and extensive misses (41.4% vs 30.8%; 23,123 vs 15,230 spans). Confusion breakdowns demonstrated that both paradigms exhibited prominent SYM ↔ DX boundary and conceptual conflations (SYM → DX: 3,988 for BERT; DX → SYM: 4,213 and SYM → DX: 4,211 for LLM).</w:t>
+        <w:t>Category-level analysis (Figure 6a) across all 14 clinical and contextual concept categories confirmed strong supervised encoder advantages across vaccines (VAX: 0.86 vs 0.60), treatments (Tx: 0.84 vs 0.40), patient status (STATUS: 0.71 vs 0.30), medical history (MHx: 0.75 vs 0.24), confirmed adverse event diagnoses (sDx: 0.69 vs 0.08), provisional diagnoses (pDx: 0.62 vs 0.07), symptoms (SYM: 0.63 vs 0.22), laboratory findings (Lab: 0.59 vs 0.16), and family history (FHx: 0.35 vs 0.10). Error anatomy (Figure 6b–d) on the complete VAERS corpus (N = 1,000 reports) revealed that BioBERT achieved a high proportion of exact matches (57.7% vs 13.7%; 15,068 vs 10,154 spans), while LLM few-shot predictions suffered from high spurious hallucinations (45.2% vs 18.6%; 33,421 vs 4,846 spans) and extensive missed entities (30.7% vs 17.1%; 22,711 vs 4,459 spans). Confusion breakdowns (Figure 6c &amp; 6d) demonstrated that both models experienced diagnostic granularity conflations (sDx → DX: 4,902 for BERT, 3,116 for LLM; and SYM → DX: 2,782 for BERT, 2,999 for LLM).</w:t>
       </w:r>
     </w:p>
     <w:p/>
@@ -7153,7 +7153,7 @@
         </w:rPr>
       </w:pPr>
       <w:r>
-        <w:t>Figure 6. Cross-Domain Annotation Benchmark and Error Anatomy on the Full VAERS Vaccine Safety Corpus (N = 1,000 Reports). (a) Per-category performance across all 8 VAERS entity classes and overall micro-average for BERT (Blue) vs. LLM (Pink-Coral), showing F1 bars and precision/recall trajectories. (b) M/C/S/N error distribution for BERT vs. LLM across the complete corpus. (c) BERT top label misclassifications (X-axis: 0–4,600). (d) LLM top label misclassifications (X-axis: 0–4,600, aligned with panel c).</w:t>
+        <w:t>Figure 6. Cross-Domain Annotation Benchmark and Error Anatomy on the Full VAERS Vaccine Safety Corpus Across 14 Concept Categories (N = 1,000 Reports). (a) Per-category performance across all 14 clinical and contextual concept categories and overall micro-average for BioBERT (Blue) vs. LLaMA 4 (Pink-Coral), showing F1 bars and precision/recall trajectories. (b) M/C/S/N error distribution for BioBERT vs. LLaMA 4 across the complete corpus. (c) BioBERT top label misclassifications (X-axis: 0–5,400). (d) LLaMA 4 top label misclassifications (X-axis: 0–5,400, aligned with panel c).</w:t>
       </w:r>
     </w:p>
     <w:p/>

--- a/publication/manuscripts/LLM4AE_rev1_clean_updated.docx
+++ b/publication/manuscripts/LLM4AE_rev1_clean_updated.docx
@@ -6718,69 +6718,7 @@
     </w:p>
     <w:p>
       <w:r>
-        <w:t xml:space="preserve">To evaluate cross-domain generalization beyond </w:t>
-      </w:r>
-      <w:r>
-        <w:rPr>
-          <w:rFonts w:hint="eastAsia"/>
-          <w:lang w:eastAsia="zh-CN"/>
-        </w:rPr>
-        <w:t>FAERS dataset</w:t>
-      </w:r>
-      <w:r>
-        <w:t xml:space="preserve">, we </w:t>
-      </w:r>
-      <w:r>
-        <w:rPr>
-          <w:rFonts w:hint="eastAsia"/>
-          <w:lang w:eastAsia="zh-CN"/>
-        </w:rPr>
-        <w:t xml:space="preserve">further </w:t>
-      </w:r>
-      <w:proofErr w:type="gramStart"/>
-      <w:r>
-        <w:rPr>
-          <w:rFonts w:hint="eastAsia"/>
-          <w:lang w:eastAsia="zh-CN"/>
-        </w:rPr>
-        <w:t xml:space="preserve">analyzed </w:t>
-      </w:r>
-      <w:r>
-        <w:t xml:space="preserve"> the</w:t>
-      </w:r>
-      <w:proofErr w:type="gramEnd"/>
-      <w:r>
-        <w:t xml:space="preserve"> public VAERS corpus (N = 1,000 narratives). As reported in </w:t>
-      </w:r>
-      <w:r>
-        <w:rPr>
-          <w:b/>
-          <w:bCs/>
-        </w:rPr>
-        <w:t>Table 4</w:t>
-      </w:r>
-      <w:r>
-        <w:t xml:space="preserve">, BioBERT fine-tuned via 10-fold cross-validation achieved a strict exact-match F1 of 0.6594 (0.7848 Adapted </w:t>
-      </w:r>
-      <w:r>
-        <w:rPr>
-          <w:rFonts w:hint="eastAsia"/>
-          <w:lang w:eastAsia="zh-CN"/>
-        </w:rPr>
-        <w:t xml:space="preserve">ADE-Eval </w:t>
-      </w:r>
-      <w:r>
-        <w:t xml:space="preserve">F1). In contrast, the zero-shot/1-shot LLaMA 4 baseline achieved a strict F1 of 0.2364 and adapted </w:t>
-      </w:r>
-      <w:r>
-        <w:rPr>
-          <w:rFonts w:hint="eastAsia"/>
-          <w:lang w:eastAsia="zh-CN"/>
-        </w:rPr>
-        <w:t xml:space="preserve">ADE-Eval </w:t>
-      </w:r>
-      <w:r>
-        <w:t xml:space="preserve">F1 of 0.4766. </w:t>
+        <w:t>To evaluate cross-domain generalization beyond the FAERS dataset, we further analyzed the public VAERS corpus (N = 1,000 narratives). As reported in Table 4, BioBERT fine-tuned via 10-fold cross-validation achieved a strict exact-match F1 of 0.6594 ± 0.0196 (0.7848 ± 0.0127 Adapted ADE-Eval F1). In contrast, the 1-shot LLaMA 4 baseline evaluated under the official 11-category annotation guidance achieved a strict F1 of 0.2797 and an adapted ADE-Eval F1 of 0.5113 (with 0.6714 Precision and 0.4129 Recall).</w:t>
       </w:r>
     </w:p>
     <w:p/>
@@ -7047,7 +6985,7 @@
                 <w:color w:val="222222"/>
                 <w:sz w:val="16"/>
               </w:rPr>
-              <w:t>0.2364</w:t>
+              <w:t>0.2797</w:t>
             </w:r>
           </w:p>
         </w:tc>
@@ -7076,7 +7014,7 @@
                 <w:color w:val="222222"/>
                 <w:sz w:val="16"/>
               </w:rPr>
-              <w:t>0.4766</w:t>
+              <w:t>0.5113</w:t>
             </w:r>
           </w:p>
         </w:tc>
@@ -7085,7 +7023,7 @@
     <w:p/>
     <w:p>
       <w:r>
-        <w:t>Category-level analysis (Figure 6a) across all 14 clinical and contextual concept categories confirmed strong supervised encoder advantages across vaccines (VAX: 0.86 vs 0.60), treatments (Tx: 0.84 vs 0.40), patient status (STATUS: 0.71 vs 0.30), medical history (MHx: 0.75 vs 0.24), confirmed adverse event diagnoses (sDx: 0.69 vs 0.08), provisional diagnoses (pDx: 0.62 vs 0.07), symptoms (SYM: 0.63 vs 0.22), laboratory findings (Lab: 0.59 vs 0.16), and family history (FHx: 0.35 vs 0.10). Error anatomy (Figure 6b–d) on the complete VAERS corpus (N = 1,000 reports) revealed that BioBERT achieved a high proportion of exact matches (57.7% vs 13.7%; 15,068 vs 10,154 spans), while LLM few-shot predictions suffered from high spurious hallucinations (45.2% vs 18.6%; 33,421 vs 4,846 spans) and extensive missed entities (30.7% vs 17.1%; 22,711 vs 4,459 spans). Confusion breakdowns (Figure 6c &amp; 6d) demonstrated that both models experienced diagnostic granularity conflations (sDx → DX: 4,902 for BERT, 3,116 for LLM; and SYM → DX: 2,782 for BERT, 2,999 for LLM).</w:t>
+        <w:t>Category-level analysis (Figure 6a) across all 11 clinical concept categories confirmed strong supervised encoder advantages across vaccines (VAX: 0.92 vs 0.77), treatments (TX: 0.89 vs 0.73), patient clinical status (STATUS: 0.83 vs 0.60), medical history (MHx: 0.83 vs 0.51), primary diagnoses (pDx: 0.66 vs 0.59), adverse-event symptoms (SYM: 0.77 vs 0.41), laboratory findings (Lab: 0.72 vs 0.47), and family history (FHx: 0.48 vs 0.45). Notably, few-shot LLaMA 4 successfully identified rare specialized categories unmodeled by the encoder, including cause of death (CoD: 0.50 F1; P = 0.67) and rule-out diagnoses (RO: 0.33 F1), while confirmed secondary diagnoses presented the steepest generalization gap (sDx: 0.77 vs 0.19). Error anatomy (Figure 6b) on the complete VAERS corpus (N = 1,000 reports) revealed that BioBERT achieved a high proportion of exact matches (56.0% vs 21.3%; 29,984 vs 12,026 spans) and low coverage errors (6.9% vs 13.7%; 3,679 vs 7,762 spans). Importantly, aligning the prompt to the official 11-category guideline substantially reduced LLaMA 4 hallucinations by 52.8% (spurious spans decreased from 33,421 down to 15,782; 27.9% vs 20.5% for BioBERT), while missed entities accounted for 37.0% (20,902 spans) versus 16.6% (8,875 spans) for BioBERT. Confusion breakdowns (Figure 6c &amp; 6d) demonstrated that the primary error mode for both models was distinguishing secondary diagnoses from adverse symptoms (sDx → SYM: 2,174 for BioBERT; 8,295 for LLaMA 4), alongside reciprocal symptom-to-diagnosis shifts (SYM → sDx: 921 for BioBERT; 1,320 for LLaMA 4) and symptom conflation with medical history (SYM → MHx: 908 for LLaMA 4) and lab findings (SYM → Lab: 647 for BioBERT; 906 for LLaMA 4).</w:t>
       </w:r>
     </w:p>
     <w:p/>
@@ -7153,7 +7091,7 @@
         </w:rPr>
       </w:pPr>
       <w:r>
-        <w:t>Figure 6. Cross-Domain Annotation Benchmark and Error Anatomy on the Full VAERS Vaccine Safety Corpus Across 14 Concept Categories (N = 1,000 Reports). (a) Per-category performance across all 14 clinical and contextual concept categories and overall micro-average for BioBERT (Blue) vs. LLaMA 4 (Pink-Coral), showing F1 bars and precision/recall trajectories. (b) M/C/S/N error distribution for BioBERT vs. LLaMA 4 across the complete corpus. (c) BioBERT top label misclassifications (X-axis: 0–5,400). (d) LLaMA 4 top label misclassifications (X-axis: 0–5,400, aligned with panel c).</w:t>
+        <w:t>Figure 6. Cross-Domain Annotation Benchmark and Error Anatomy on the Full VAERS Vaccine Safety Corpus Across 11 Concept Categories (N = 1,000 Reports). (a) Per-category performance across all 11 clinical concept categories and overall micro-average for BioBERT (Blue) vs. LLaMA 4 (Pink-Coral), showing F1 bars and precision/recall trajectories. (b) M/C/S/N error distribution for BioBERT vs. LLaMA 4 across the complete corpus. (c) BioBERT top label misclassifications (X-axis: 0–9,500). (d) LLaMA 4 top label misclassifications (X-axis: 0–9,500, aligned with panel c).</w:t>
       </w:r>
     </w:p>
     <w:p/>
@@ -7932,7 +7870,7 @@
     </w:p>
     <w:p>
       <w:r>
-        <w:t>To rigorously verify neural network optimization stability, we conducted 5 independent training runs using random initialization seeds (42, 123, 456, 789, 1011) across both FAERS 4-fold LOO (20 total model runs, 17 categories) and VAERS 10-fold CV (50 total model runs, 14 categories). As summarized in Table 6, cross-seed variance was exceptionally low across both datasets. On FAERS, strict F1 averaged 0.5685 ± 0.0080 (0.7463 ± 0.0076 Adapted F1) across the 5 seeds. On VAERS, strict F1 averaged 0.6595 ± 0.0015 (0.7882 ± 0.0022 Adapted F1) across the 5 seeds. These findings confirm that supervised BioBERT convergence is remarkably robust to stochastic weight initialization, with between-series clinical diversity accounting for substantially greater performance variance than random initialization.</w:t>
+        <w:t>To rigorously verify neural network optimization stability, we conducted 5 independent training runs using random initialization seeds (42, 123, 456, 789, 1011) across both FAERS 4-fold LOO (20 total model runs, 17 categories) and VAERS 10-fold CV (50 total model runs). As summarized in Table 6, cross-seed variance was exceptionally low across both datasets. On FAERS, strict F1 averaged 0.5685 ± 0.0080 (0.7463 ± 0.0076 Adapted F1) across the 5 seeds. On VAERS, strict F1 averaged 0.6595 ± 0.0015 (0.7882 ± 0.0022 Adapted F1) across the 5 seeds. These findings confirm that supervised BioBERT convergence is remarkably robust to stochastic weight initialization, with between-series clinical diversity accounting for substantially greater performance variance than random initialization.</w:t>
       </w:r>
     </w:p>
     <w:p>
